--- a/TP Org y Gestión de las organizaciones - Becerra y Jeremías.docx
+++ b/TP Org y Gestión de las organizaciones - Becerra y Jeremías.docx
@@ -520,14 +520,7 @@
           <w:sz w:val="24"/>
           <w:szCs w:val="24"/>
         </w:rPr>
-        <w:t>La empres</w:t>
-      </w:r>
-      <w:r>
-        <w:rPr>
-          <w:sz w:val="24"/>
-          <w:szCs w:val="24"/>
-        </w:rPr>
-        <w:t xml:space="preserve">a propone un modelo de negocio basado en la producción de libros utilizando materiales reciclados y en el financiamiento de parte de esa producción mediante </w:t>
+        <w:t xml:space="preserve">La empresa propone un modelo de negocio basado en la producción de libros utilizando materiales reciclados y en el financiamiento de parte de esa producción mediante </w:t>
       </w:r>
       <w:r>
         <w:rPr>
@@ -535,15 +528,7 @@
           <w:sz w:val="24"/>
           <w:szCs w:val="24"/>
         </w:rPr>
-        <w:t>auspicios publicitarios de empresas</w:t>
-      </w:r>
-      <w:r>
-        <w:rPr>
-          <w:bCs/>
-          <w:sz w:val="24"/>
-          <w:szCs w:val="24"/>
-        </w:rPr>
-        <w:t>.</w:t>
+        <w:t>auspicios publicitarios de empresas.</w:t>
       </w:r>
       <w:r>
         <w:rPr>
@@ -568,28 +553,7 @@
           <w:sz w:val="24"/>
           <w:szCs w:val="24"/>
         </w:rPr>
-        <w:t>El objetivo a largo plazo de Free Know es utilizar este siste</w:t>
-      </w:r>
-      <w:r>
-        <w:rPr>
-          <w:sz w:val="24"/>
-          <w:szCs w:val="24"/>
-        </w:rPr>
-        <w:t xml:space="preserve">ma para producir y donar libros a </w:t>
-      </w:r>
-      <w:r>
-        <w:rPr>
-          <w:sz w:val="24"/>
-          <w:szCs w:val="24"/>
-        </w:rPr>
-        <w:t>escuelas, bibliotecas y otras instituciones educativas o culturales</w:t>
-      </w:r>
-      <w:r>
-        <w:rPr>
-          <w:sz w:val="24"/>
-          <w:szCs w:val="24"/>
-        </w:rPr>
-        <w:t xml:space="preserve"> que los necesiten. Al mismo tiempo, una parte de los libros podrá ser comercializada directamente a personas interesadas en adquirirlos. </w:t>
+        <w:t xml:space="preserve">El objetivo a largo plazo de Free Know es utilizar este sistema para producir y donar libros a escuelas, bibliotecas y otras instituciones educativas o culturales que los necesiten. Al mismo tiempo, una parte de los libros podrá ser comercializada directamente a personas interesadas en adquirirlos. </w:t>
       </w:r>
     </w:p>
     <w:p>
@@ -605,14 +569,7 @@
           <w:sz w:val="24"/>
           <w:szCs w:val="24"/>
         </w:rPr>
-        <w:t xml:space="preserve">De esta manera, </w:t>
-      </w:r>
-      <w:r>
-        <w:rPr>
-          <w:sz w:val="24"/>
-          <w:szCs w:val="24"/>
-        </w:rPr>
-        <w:t xml:space="preserve">Free Know busca combinar tres objetivos: </w:t>
+        <w:t xml:space="preserve">De esta manera, Free Know busca combinar tres objetivos: </w:t>
       </w:r>
     </w:p>
     <w:p>
@@ -690,14 +647,7 @@
           <w:sz w:val="24"/>
           <w:szCs w:val="24"/>
         </w:rPr>
-        <w:t>La idea del modelo de auspicios está in</w:t>
-      </w:r>
-      <w:r>
-        <w:rPr>
-          <w:sz w:val="24"/>
-          <w:szCs w:val="24"/>
-        </w:rPr>
-        <w:t xml:space="preserve">spirada en sistemas similares utilizados por empresas como </w:t>
+        <w:t xml:space="preserve">La idea del modelo de auspicios está inspirada en sistemas similares utilizados por empresas como </w:t>
       </w:r>
       <w:r>
         <w:rPr>
@@ -767,14 +717,7 @@
           <w:sz w:val="24"/>
           <w:szCs w:val="24"/>
         </w:rPr>
-        <w:t xml:space="preserve"> </w:t>
-      </w:r>
-      <w:r>
-        <w:rPr>
-          <w:sz w:val="24"/>
-          <w:szCs w:val="24"/>
-        </w:rPr>
-        <w:t xml:space="preserve">Prestación de servicios publicitarios B2B (empresa a empresa) y comercialización/distribución de bienes tangibles (libros). </w:t>
+        <w:t xml:space="preserve"> Prestación de servicios publicitarios B2B (empresa a empresa) y comercialización/distribución de bienes tangibles (libros). </w:t>
       </w:r>
     </w:p>
     <w:p>
@@ -792,31 +735,7 @@
           <w:sz w:val="24"/>
           <w:szCs w:val="24"/>
         </w:rPr>
-        <w:t>Sector económico:</w:t>
-      </w:r>
-      <w:r>
-        <w:rPr>
-          <w:bCs/>
-          <w:sz w:val="24"/>
-          <w:szCs w:val="24"/>
-        </w:rPr>
-        <w:t xml:space="preserve"> Pertenece principalmente al </w:t>
-      </w:r>
-      <w:r>
-        <w:rPr>
-          <w:bCs/>
-          <w:sz w:val="24"/>
-          <w:szCs w:val="24"/>
-        </w:rPr>
-        <w:t>sector terciario</w:t>
-      </w:r>
-      <w:r>
-        <w:rPr>
-          <w:bCs/>
-          <w:sz w:val="24"/>
-          <w:szCs w:val="24"/>
-        </w:rPr>
-        <w:t xml:space="preserve"> (servicios de publicidad y comercio de libros</w:t>
+        <w:t>Sector económico: Pertenece principalmente al sector terciario (servicios de publicidad y comercio de libros</w:t>
       </w:r>
       <w:r>
         <w:rPr>
@@ -855,66 +774,41 @@
           <w:sz w:val="28"/>
           <w:szCs w:val="28"/>
         </w:rPr>
-        <w:t>2. ¿Cómo se finan</w:t>
-      </w:r>
-      <w:r>
-        <w:rPr>
-          <w:b/>
+        <w:t xml:space="preserve">2. ¿Cómo se financia la donación de libros? </w:t>
+      </w:r>
+    </w:p>
+    <w:p>
+      <w:pPr>
+        <w:ind w:left="565"/>
+        <w:rPr>
+          <w:sz w:val="24"/>
+          <w:szCs w:val="24"/>
+        </w:rPr>
+      </w:pPr>
+      <w:r>
+        <w:rPr>
+          <w:sz w:val="24"/>
+          <w:szCs w:val="24"/>
+        </w:rPr>
+        <w:t xml:space="preserve">Uno de los principales desafíos del proyecto es determinar cómo financiar la producción de libros que posteriormente serán donados. </w:t>
+      </w:r>
+    </w:p>
+    <w:p>
+      <w:pPr>
+        <w:ind w:left="565"/>
+        <w:rPr>
           <w:bCs/>
-          <w:sz w:val="28"/>
-          <w:szCs w:val="28"/>
-        </w:rPr>
-        <w:t xml:space="preserve">cia la donación de libros? </w:t>
-      </w:r>
-    </w:p>
-    <w:p>
-      <w:pPr>
-        <w:ind w:left="565"/>
-        <w:rPr>
-          <w:sz w:val="24"/>
-          <w:szCs w:val="24"/>
-        </w:rPr>
-      </w:pPr>
-      <w:r>
-        <w:rPr>
-          <w:sz w:val="24"/>
-          <w:szCs w:val="24"/>
-        </w:rPr>
-        <w:t xml:space="preserve">Uno de los principales desafíos del proyecto es determinar cómo financiar la producción de libros que posteriormente serán donados. </w:t>
-      </w:r>
-    </w:p>
-    <w:p>
-      <w:pPr>
-        <w:ind w:left="565"/>
+          <w:sz w:val="24"/>
+          <w:szCs w:val="24"/>
+        </w:rPr>
+      </w:pPr>
+      <w:r>
         <w:rPr>
           <w:bCs/>
           <w:sz w:val="24"/>
           <w:szCs w:val="24"/>
         </w:rPr>
-      </w:pPr>
-      <w:r>
-        <w:rPr>
-          <w:bCs/>
-          <w:sz w:val="24"/>
-          <w:szCs w:val="24"/>
-        </w:rPr>
-        <w:t xml:space="preserve">Para solucionar este problema, Free Know propone incorporar </w:t>
-      </w:r>
-      <w:r>
-        <w:rPr>
-          <w:bCs/>
-          <w:sz w:val="24"/>
-          <w:szCs w:val="24"/>
-        </w:rPr>
-        <w:t>empresas patrocinadoras</w:t>
-      </w:r>
-      <w:r>
-        <w:rPr>
-          <w:bCs/>
-          <w:sz w:val="24"/>
-          <w:szCs w:val="24"/>
-        </w:rPr>
-        <w:t xml:space="preserve">. </w:t>
+        <w:t xml:space="preserve">Para solucionar este problema, Free Know propone incorporar empresas patrocinadoras. </w:t>
       </w:r>
     </w:p>
     <w:p>
@@ -934,31 +828,7 @@
           <w:sz w:val="24"/>
           <w:szCs w:val="24"/>
         </w:rPr>
-        <w:t>Las empre</w:t>
-      </w:r>
-      <w:r>
-        <w:rPr>
-          <w:bCs/>
-          <w:sz w:val="24"/>
-          <w:szCs w:val="24"/>
-        </w:rPr>
-        <w:t xml:space="preserve">sas podrán pagar por espacios publicitarios dentro o sobre los libros. En ellos podrán aparecer, por ejemplo, el </w:t>
-      </w:r>
-      <w:r>
-        <w:rPr>
-          <w:bCs/>
-          <w:sz w:val="24"/>
-          <w:szCs w:val="24"/>
-        </w:rPr>
-        <w:t>logo, nombre o eslogan de la empresa patrocinadora</w:t>
-      </w:r>
-      <w:r>
-        <w:rPr>
-          <w:bCs/>
-          <w:sz w:val="24"/>
-          <w:szCs w:val="24"/>
-        </w:rPr>
-        <w:t xml:space="preserve">. </w:t>
+        <w:t xml:space="preserve">Las empresas podrán pagar por espacios publicitarios dentro o sobre los libros. En ellos podrán aparecer, por ejemplo, el logo, nombre o eslogan de la empresa patrocinadora. </w:t>
       </w:r>
     </w:p>
     <w:p>
@@ -976,15 +846,15 @@
           <w:sz w:val="24"/>
           <w:szCs w:val="24"/>
         </w:rPr>
+        <w:t xml:space="preserve">El dinero obtenido mediante estos auspicios será utilizado para financiar la producción de los libros. De esta manera, una parte de la producción podrá ser </w:t>
+      </w:r>
+      <w:r>
+        <w:rPr>
+          <w:sz w:val="24"/>
+          <w:szCs w:val="24"/>
+        </w:rPr>
         <w:lastRenderedPageBreak/>
-        <w:t>El dinero obtenido mediante estos auspicios será utilizado para financiar la producción de</w:t>
-      </w:r>
-      <w:r>
-        <w:rPr>
-          <w:sz w:val="24"/>
-          <w:szCs w:val="24"/>
-        </w:rPr>
-        <w:t xml:space="preserve"> los libros. De esta manera, una parte de la producción podrá ser destinada a la donación sin que Free Know tenga que asumir por sí sola todos los costos de fabricación. </w:t>
+        <w:t xml:space="preserve">destinada a la donación sin que Free Know tenga que asumir por sí sola todos los costos de fabricación. </w:t>
       </w:r>
     </w:p>
     <w:p>
@@ -1002,14 +872,7 @@
           <w:sz w:val="24"/>
           <w:szCs w:val="24"/>
         </w:rPr>
-        <w:t>Además, la empresa podrá obtener un margen de ganancia mediante la venta de una parte</w:t>
-      </w:r>
-      <w:r>
-        <w:rPr>
-          <w:sz w:val="24"/>
-          <w:szCs w:val="24"/>
-        </w:rPr>
-        <w:t xml:space="preserve"> de los libros y mediante la gestión de los auspicios. Esto permitirá cubrir otros gastos, mantener el funcionamiento de la empresa y continuar produciendo nuevos ejemplares. </w:t>
+        <w:t xml:space="preserve">Además, la empresa podrá obtener un margen de ganancia mediante la venta de una parte de los libros y mediante la gestión de los auspicios. Esto permitirá cubrir otros gastos, mantener el funcionamiento de la empresa y continuar produciendo nuevos ejemplares. </w:t>
       </w:r>
     </w:p>
     <w:p>
@@ -1096,21 +959,7 @@
           <w:sz w:val="24"/>
           <w:szCs w:val="24"/>
         </w:rPr>
-        <w:t>Para evitar que las empresas más grandes co</w:t>
-      </w:r>
-      <w:r>
-        <w:rPr>
-          <w:sz w:val="24"/>
-          <w:szCs w:val="24"/>
-        </w:rPr>
-        <w:t xml:space="preserve">ncentren la totalidad de los espacios disponibles, Free Know establece un sistema de distribución entre </w:t>
-      </w:r>
-      <w:r>
-        <w:rPr>
-          <w:sz w:val="24"/>
-          <w:szCs w:val="24"/>
-        </w:rPr>
-        <w:t xml:space="preserve">grandes empresas y </w:t>
+        <w:t xml:space="preserve">Para evitar que las empresas más grandes concentren la totalidad de los espacios disponibles, Free Know establece un sistema de distribución entre grandes empresas y </w:t>
       </w:r>
       <w:proofErr w:type="spellStart"/>
       <w:r>
@@ -1172,65 +1021,25 @@
           <w:sz w:val="24"/>
           <w:szCs w:val="24"/>
         </w:rPr>
-        <w:t xml:space="preserve">Las grandes empresas podrán acceder hasta al </w:t>
-      </w:r>
-      <w:r>
+        <w:t xml:space="preserve">Las grandes empresas podrán acceder hasta al 65 % de la producción total disponible para auspicios. </w:t>
+      </w:r>
+    </w:p>
+    <w:p>
+      <w:pPr>
+        <w:ind w:left="565"/>
         <w:rPr>
           <w:bCs/>
           <w:sz w:val="24"/>
           <w:szCs w:val="24"/>
         </w:rPr>
-        <w:t>65 % de la producción total disponible para auspicios</w:t>
-      </w:r>
+      </w:pPr>
       <w:r>
         <w:rPr>
           <w:bCs/>
           <w:sz w:val="24"/>
           <w:szCs w:val="24"/>
         </w:rPr>
-        <w:t xml:space="preserve">. </w:t>
-      </w:r>
-    </w:p>
-    <w:p>
-      <w:pPr>
-        <w:ind w:left="565"/>
-        <w:rPr>
-          <w:bCs/>
-          <w:sz w:val="24"/>
-          <w:szCs w:val="24"/>
-        </w:rPr>
-      </w:pPr>
-      <w:r>
-        <w:rPr>
-          <w:bCs/>
-          <w:sz w:val="24"/>
-          <w:szCs w:val="24"/>
-        </w:rPr>
-        <w:t>Sin em</w:t>
-      </w:r>
-      <w:r>
-        <w:rPr>
-          <w:bCs/>
-          <w:sz w:val="24"/>
-          <w:szCs w:val="24"/>
-        </w:rPr>
-        <w:t xml:space="preserve">bargo, cada empresa individual tendrá un límite máximo equivalente al </w:t>
-      </w:r>
-      <w:r>
-        <w:rPr>
-          <w:bCs/>
-          <w:sz w:val="24"/>
-          <w:szCs w:val="24"/>
-        </w:rPr>
-        <w:t>30 % de ese 65 %</w:t>
-      </w:r>
-      <w:r>
-        <w:rPr>
-          <w:bCs/>
-          <w:sz w:val="24"/>
-          <w:szCs w:val="24"/>
-        </w:rPr>
-        <w:t xml:space="preserve">. </w:t>
+        <w:t xml:space="preserve">Sin embargo, cada empresa individual tendrá un límite máximo equivalente al 30 % de ese 65 %. </w:t>
       </w:r>
     </w:p>
     <w:p>
@@ -1268,15 +1077,7 @@
           <w:sz w:val="24"/>
           <w:szCs w:val="24"/>
         </w:rPr>
-        <w:t>65 % × 30 % = 19,5 %</w:t>
-      </w:r>
-      <w:r>
-        <w:rPr>
-          <w:bCs/>
-          <w:sz w:val="24"/>
-          <w:szCs w:val="24"/>
-        </w:rPr>
-        <w:t xml:space="preserve"> </w:t>
+        <w:t xml:space="preserve">65 % × 30 % = 19,5 % </w:t>
       </w:r>
     </w:p>
     <w:p>
@@ -1292,21 +1093,7 @@
           <w:sz w:val="24"/>
           <w:szCs w:val="24"/>
         </w:rPr>
-        <w:t xml:space="preserve">Por lo tanto, una única gran empresa no podrá concentrar más del </w:t>
-      </w:r>
-      <w:r>
-        <w:rPr>
-          <w:sz w:val="24"/>
-          <w:szCs w:val="24"/>
-        </w:rPr>
-        <w:t>19,5 % de la producción total disponible para auspicios</w:t>
-      </w:r>
-      <w:r>
-        <w:rPr>
-          <w:sz w:val="24"/>
-          <w:szCs w:val="24"/>
-        </w:rPr>
-        <w:t xml:space="preserve">. </w:t>
+        <w:t xml:space="preserve">Por lo tanto, una única gran empresa no podrá concentrar más del 19,5 % de la producción total disponible para auspicios. </w:t>
       </w:r>
     </w:p>
     <w:p>
@@ -1322,14 +1109,7 @@
           <w:sz w:val="24"/>
           <w:szCs w:val="24"/>
         </w:rPr>
-        <w:t>Esto permit</w:t>
-      </w:r>
-      <w:r>
-        <w:rPr>
-          <w:sz w:val="24"/>
-          <w:szCs w:val="24"/>
-        </w:rPr>
-        <w:t xml:space="preserve">e que varias empresas puedan participar del sistema y evita una concentración excesiva de los espacios publicitarios. </w:t>
+        <w:t xml:space="preserve">Esto permite que varias empresas puedan participar del sistema y evita una concentración excesiva de los espacios publicitarios. </w:t>
       </w:r>
     </w:p>
     <w:p>
@@ -1397,21 +1177,7 @@
           <w:sz w:val="24"/>
           <w:szCs w:val="24"/>
         </w:rPr>
-        <w:t xml:space="preserve"> tendrán reservado inicialmente el </w:t>
-      </w:r>
-      <w:r>
-        <w:rPr>
-          <w:sz w:val="24"/>
-          <w:szCs w:val="24"/>
-        </w:rPr>
-        <w:t>35 % de la producción total disponible para auspicios</w:t>
-      </w:r>
-      <w:r>
-        <w:rPr>
-          <w:sz w:val="24"/>
-          <w:szCs w:val="24"/>
-        </w:rPr>
-        <w:t xml:space="preserve">. </w:t>
+        <w:t xml:space="preserve"> tendrán reservado inicialmente el 35 % de la producción total disponible para auspicios. </w:t>
       </w:r>
     </w:p>
     <w:p>
@@ -1429,38 +1195,24 @@
           <w:sz w:val="24"/>
           <w:szCs w:val="24"/>
         </w:rPr>
+        <w:t xml:space="preserve">Este porcentaje funcionará como un espacio protegido para empresas de menor tamaño, garantizando que puedan participar del sistema, aunque exista una alta demanda por parte de grandes empresas. </w:t>
+      </w:r>
+    </w:p>
+    <w:p>
+      <w:pPr>
+        <w:ind w:left="565"/>
+        <w:rPr>
+          <w:sz w:val="24"/>
+          <w:szCs w:val="24"/>
+        </w:rPr>
+      </w:pPr>
+      <w:r>
+        <w:rPr>
+          <w:sz w:val="24"/>
+          <w:szCs w:val="24"/>
+        </w:rPr>
         <w:lastRenderedPageBreak/>
-        <w:t>Este porcentaje funcionará com</w:t>
-      </w:r>
-      <w:r>
-        <w:rPr>
-          <w:sz w:val="24"/>
-          <w:szCs w:val="24"/>
-        </w:rPr>
-        <w:t xml:space="preserve">o un espacio protegido para empresas de menor tamaño, garantizando que puedan participar del sistema, aunque exista una alta demanda por parte de grandes empresas. </w:t>
-      </w:r>
-    </w:p>
-    <w:p>
-      <w:pPr>
-        <w:ind w:left="565"/>
-        <w:rPr>
-          <w:sz w:val="24"/>
-          <w:szCs w:val="24"/>
-        </w:rPr>
-      </w:pPr>
-      <w:r>
-        <w:rPr>
-          <w:sz w:val="24"/>
-          <w:szCs w:val="24"/>
-        </w:rPr>
-        <w:t>Si las grandes empresas no utilizan completamente el 65 % que tienen disponible, el porcent</w:t>
-      </w:r>
-      <w:r>
-        <w:rPr>
-          <w:sz w:val="24"/>
-          <w:szCs w:val="24"/>
-        </w:rPr>
-        <w:t xml:space="preserve">aje que quede libre podrá ser utilizado por las </w:t>
+        <w:t xml:space="preserve">Si las grandes empresas no utilizan completamente el 65 % que tienen disponible, el porcentaje que quede libre podrá ser utilizado por las </w:t>
       </w:r>
       <w:proofErr w:type="spellStart"/>
       <w:r>
@@ -1526,28 +1278,7 @@
           <w:sz w:val="24"/>
           <w:szCs w:val="24"/>
         </w:rPr>
-        <w:t>De esta forma, el 65 % y el 35 % funcionan principalme</w:t>
-      </w:r>
-      <w:r>
-        <w:rPr>
-          <w:sz w:val="24"/>
-          <w:szCs w:val="24"/>
-        </w:rPr>
-        <w:t xml:space="preserve">nte como </w:t>
-      </w:r>
-      <w:r>
-        <w:rPr>
-          <w:sz w:val="24"/>
-          <w:szCs w:val="24"/>
-        </w:rPr>
-        <w:t>límites y espacios de participación</w:t>
-      </w:r>
-      <w:r>
-        <w:rPr>
-          <w:sz w:val="24"/>
-          <w:szCs w:val="24"/>
-        </w:rPr>
-        <w:t xml:space="preserve">, y no necesariamente como cantidades que deban ser ocupadas obligatoriamente. </w:t>
+        <w:t xml:space="preserve">De esta forma, el 65 % y el 35 % funcionan principalmente como límites y espacios de participación, y no necesariamente como cantidades que deban ser ocupadas obligatoriamente. </w:t>
       </w:r>
     </w:p>
     <w:p>
@@ -1709,14 +1440,7 @@
           <w:sz w:val="24"/>
           <w:szCs w:val="24"/>
         </w:rPr>
-        <w:t>La empresa que elija esta modalidad podrá aparecer en diferentes tipos de libros, independientemente de su gé</w:t>
-      </w:r>
-      <w:r>
-        <w:rPr>
-          <w:sz w:val="24"/>
-          <w:szCs w:val="24"/>
-        </w:rPr>
-        <w:t xml:space="preserve">nero, autor o temática. </w:t>
+        <w:t xml:space="preserve">La empresa que elija esta modalidad podrá aparecer en diferentes tipos de libros, independientemente de su género, autor o temática. </w:t>
       </w:r>
     </w:p>
     <w:p>
@@ -1750,14 +1474,7 @@
           <w:sz w:val="24"/>
           <w:szCs w:val="24"/>
         </w:rPr>
-        <w:t>Esta modalidad permite a la empresa alcanzar un</w:t>
-      </w:r>
-      <w:r>
-        <w:rPr>
-          <w:sz w:val="24"/>
-          <w:szCs w:val="24"/>
-        </w:rPr>
-        <w:t xml:space="preserve"> público más amplio y simplifica la organización de los auspicios. </w:t>
+        <w:t xml:space="preserve">Esta modalidad permite a la empresa alcanzar un público más amplio y simplifica la organización de los auspicios. </w:t>
       </w:r>
     </w:p>
     <w:p>
@@ -1790,7 +1507,6 @@
           <w:sz w:val="24"/>
           <w:szCs w:val="24"/>
         </w:rPr>
-        <w:lastRenderedPageBreak/>
         <w:t xml:space="preserve">Auspicio catalogado </w:t>
       </w:r>
     </w:p>
@@ -1825,14 +1541,8 @@
           <w:sz w:val="24"/>
           <w:szCs w:val="24"/>
         </w:rPr>
-        <w:t>La finalidad es que una empresa pueda orien</w:t>
-      </w:r>
-      <w:r>
-        <w:rPr>
-          <w:sz w:val="24"/>
-          <w:szCs w:val="24"/>
-        </w:rPr>
-        <w:t xml:space="preserve">tar su publicidad hacia un público determinado y evitar aparecer en contenidos que no estén relacionados con su público objetivo o con la imagen que busca transmitir. </w:t>
+        <w:lastRenderedPageBreak/>
+        <w:t xml:space="preserve">La finalidad es que una empresa pueda orientar su publicidad hacia un público determinado y evitar aparecer en contenidos que no estén relacionados con su público objetivo o con la imagen que busca transmitir. </w:t>
       </w:r>
     </w:p>
     <w:p>
@@ -1889,21 +1599,7 @@
           <w:sz w:val="24"/>
           <w:szCs w:val="24"/>
         </w:rPr>
-        <w:t xml:space="preserve">Para mantener un equilibrio entre empresas de diferentes tamaños, los espacios disponibles dentro de cada catálogo se dividirán inicialmente en </w:t>
-      </w:r>
-      <w:r>
-        <w:rPr>
-          <w:sz w:val="24"/>
-          <w:szCs w:val="24"/>
-        </w:rPr>
-        <w:t xml:space="preserve">un </w:t>
-      </w:r>
-      <w:r>
-        <w:rPr>
-          <w:sz w:val="24"/>
-          <w:szCs w:val="24"/>
-        </w:rPr>
-        <w:t xml:space="preserve">50 % para grandes empresas y un 50 % para </w:t>
+        <w:t xml:space="preserve">Para mantener un equilibrio entre empresas de diferentes tamaños, los espacios disponibles dentro de cada catálogo se dividirán inicialmente en un 50 % para grandes empresas y un 50 % para </w:t>
       </w:r>
       <w:proofErr w:type="spellStart"/>
       <w:r>
@@ -1965,61 +1661,40 @@
     </w:p>
     <w:p>
       <w:pPr>
-        <w:ind w:left="565"/>
-        <w:rPr>
-          <w:sz w:val="24"/>
-          <w:szCs w:val="24"/>
-        </w:rPr>
-      </w:pPr>
-      <w:r>
-        <w:rPr>
-          <w:sz w:val="24"/>
-          <w:szCs w:val="24"/>
-        </w:rPr>
-        <w:t>Cuando un</w:t>
-      </w:r>
-      <w:r>
-        <w:rPr>
-          <w:sz w:val="24"/>
-          <w:szCs w:val="24"/>
-        </w:rPr>
-        <w:t xml:space="preserve">a empresa seleccione un determinado catálogo, Free Know deberá distribuir los libros de manera equilibrada. </w:t>
+        <w:ind w:left="565" w:firstLine="143"/>
+        <w:rPr>
+          <w:sz w:val="24"/>
+          <w:szCs w:val="24"/>
+        </w:rPr>
+      </w:pPr>
+      <w:r>
+        <w:rPr>
+          <w:sz w:val="24"/>
+          <w:szCs w:val="24"/>
+        </w:rPr>
+        <w:t xml:space="preserve">Cuando una empresa seleccione un determinado catálogo, Free Know deberá distribuir los libros de manera equilibrada. </w:t>
       </w:r>
     </w:p>
     <w:p>
       <w:pPr>
         <w:spacing w:line="240" w:lineRule="auto"/>
-        <w:ind w:left="565"/>
-        <w:rPr>
-          <w:sz w:val="24"/>
-          <w:szCs w:val="24"/>
-        </w:rPr>
-      </w:pPr>
-      <w:r>
-        <w:rPr>
-          <w:sz w:val="24"/>
-          <w:szCs w:val="24"/>
-        </w:rPr>
-        <w:t>Por ejemplo</w:t>
-      </w:r>
-      <w:r>
-        <w:rPr>
-          <w:sz w:val="24"/>
-          <w:szCs w:val="24"/>
-        </w:rPr>
-        <w:t>: “</w:t>
-      </w:r>
-      <w:r>
-        <w:rPr>
-          <w:sz w:val="24"/>
-          <w:szCs w:val="24"/>
-        </w:rPr>
-        <w:t xml:space="preserve">supongamos que una empresa desea adquirir 100 libros del género misterio/policial. </w:t>
-      </w:r>
-    </w:p>
-    <w:p>
-      <w:pPr>
-        <w:ind w:left="565"/>
+        <w:ind w:left="565" w:firstLine="143"/>
+        <w:rPr>
+          <w:sz w:val="24"/>
+          <w:szCs w:val="24"/>
+        </w:rPr>
+      </w:pPr>
+      <w:r>
+        <w:rPr>
+          <w:sz w:val="24"/>
+          <w:szCs w:val="24"/>
+        </w:rPr>
+        <w:t xml:space="preserve">Por ejemplo: “supongamos que una empresa desea adquirir 100 libros del género misterio/policial. </w:t>
+      </w:r>
+    </w:p>
+    <w:p>
+      <w:pPr>
+        <w:ind w:left="565" w:firstLine="143"/>
         <w:rPr>
           <w:sz w:val="24"/>
           <w:szCs w:val="24"/>
@@ -2121,7 +1796,7 @@
     <w:p>
       <w:pPr>
         <w:spacing w:after="280" w:line="240" w:lineRule="auto"/>
-        <w:ind w:left="565"/>
+        <w:ind w:left="565" w:firstLine="143"/>
         <w:jc w:val="left"/>
         <w:rPr>
           <w:sz w:val="24"/>
@@ -2133,14 +1808,7 @@
           <w:sz w:val="24"/>
           <w:szCs w:val="24"/>
         </w:rPr>
-        <w:t>En lugar de pe</w:t>
-      </w:r>
-      <w:r>
-        <w:rPr>
-          <w:sz w:val="24"/>
-          <w:szCs w:val="24"/>
-        </w:rPr>
-        <w:t xml:space="preserve">rmitir que la empresa adquiera las 50 unidades de Sherlock Holmes y concentre una gran parte de su pedido en un solo título, el sistema buscará distribuir la cantidad entre las diferentes opciones disponibles. </w:t>
+        <w:t xml:space="preserve">En lugar de permitir que la empresa adquiera las 50 unidades de Sherlock Holmes y concentre una gran parte de su pedido en un solo título, el sistema buscará distribuir la cantidad entre las diferentes opciones disponibles. </w:t>
       </w:r>
       <w:r>
         <w:rPr>
@@ -2152,30 +1820,23 @@
     </w:p>
     <w:p>
       <w:pPr>
-        <w:ind w:left="565"/>
-        <w:rPr>
-          <w:sz w:val="24"/>
-          <w:szCs w:val="24"/>
-        </w:rPr>
-      </w:pPr>
-      <w:r>
-        <w:rPr>
-          <w:sz w:val="24"/>
-          <w:szCs w:val="24"/>
-        </w:rPr>
-        <w:t xml:space="preserve">Por ejemplo, podría establecer un límite por </w:t>
-      </w:r>
-      <w:r>
-        <w:rPr>
-          <w:sz w:val="24"/>
-          <w:szCs w:val="24"/>
-        </w:rPr>
-        <w:t xml:space="preserve">título y asignar una cantidad proporcional de cada uno. </w:t>
-      </w:r>
-    </w:p>
-    <w:p>
-      <w:pPr>
-        <w:ind w:left="565"/>
+        <w:ind w:left="565" w:firstLine="143"/>
+        <w:rPr>
+          <w:sz w:val="24"/>
+          <w:szCs w:val="24"/>
+        </w:rPr>
+      </w:pPr>
+      <w:r>
+        <w:rPr>
+          <w:sz w:val="24"/>
+          <w:szCs w:val="24"/>
+        </w:rPr>
+        <w:t xml:space="preserve">Por ejemplo, podría establecer un límite por título y asignar una cantidad proporcional de cada uno. </w:t>
+      </w:r>
+    </w:p>
+    <w:p>
+      <w:pPr>
+        <w:ind w:left="565" w:firstLine="143"/>
         <w:rPr>
           <w:sz w:val="24"/>
           <w:szCs w:val="24"/>
@@ -2192,7 +1853,7 @@
     <w:p>
       <w:pPr>
         <w:spacing w:after="280" w:line="240" w:lineRule="auto"/>
-        <w:ind w:left="565"/>
+        <w:ind w:left="565" w:firstLine="143"/>
         <w:jc w:val="left"/>
         <w:rPr>
           <w:sz w:val="24"/>
@@ -2204,214 +1865,156 @@
           <w:sz w:val="24"/>
           <w:szCs w:val="24"/>
         </w:rPr>
-        <w:t>En determinados casos, puede ocurrir que Free Know no pueda entregar exactame</w:t>
-      </w:r>
-      <w:r>
-        <w:rPr>
-          <w:sz w:val="24"/>
-          <w:szCs w:val="24"/>
-        </w:rPr>
-        <w:t xml:space="preserve">nte las 100 unidades solicitadas. Esto puede suceder si el </w:t>
-      </w:r>
-      <w:r>
-        <w:rPr>
-          <w:sz w:val="24"/>
-          <w:szCs w:val="24"/>
+        <w:t xml:space="preserve">En determinados casos, puede ocurrir que Free Know no pueda entregar exactamente las 100 unidades solicitadas. Esto puede suceder si el pedido supera los límites establecidos para determinados títulos o si no existe suficiente disponibilidad dentro del catálogo seleccionado. </w:t>
+      </w:r>
+    </w:p>
+    <w:p>
+      <w:pPr>
+        <w:spacing w:line="276" w:lineRule="auto"/>
+        <w:ind w:left="570" w:firstLine="138"/>
+        <w:rPr>
+          <w:sz w:val="24"/>
+          <w:szCs w:val="24"/>
+          <w:lang w:val="es-ES"/>
+        </w:rPr>
+      </w:pPr>
+      <w:r>
+        <w:rPr>
+          <w:sz w:val="24"/>
+          <w:szCs w:val="24"/>
+        </w:rPr>
+        <w:t xml:space="preserve">En esos casos, </w:t>
+      </w:r>
+      <w:r>
+        <w:rPr>
+          <w:sz w:val="24"/>
+          <w:szCs w:val="24"/>
+        </w:rPr>
+        <w:t xml:space="preserve">el </w:t>
+      </w:r>
+      <w:r>
+        <w:rPr>
+          <w:sz w:val="24"/>
+          <w:szCs w:val="24"/>
+          <w:lang w:val="es-ES"/>
+        </w:rPr>
+        <w:t>sistema se basará en una regla de orden de prioridad a la hora de reserva,</w:t>
+      </w:r>
+      <w:r>
+        <w:rPr>
+          <w:sz w:val="24"/>
+          <w:szCs w:val="24"/>
+          <w:lang w:val="es-ES"/>
+        </w:rPr>
+        <w:t xml:space="preserve"> permitiendo</w:t>
+      </w:r>
+      <w:r>
+        <w:rPr>
+          <w:sz w:val="24"/>
+          <w:szCs w:val="24"/>
+          <w:lang w:val="es-ES"/>
+        </w:rPr>
+        <w:t xml:space="preserve"> evitar conflictos con la asignación y</w:t>
+      </w:r>
+      <w:r>
+        <w:rPr>
+          <w:sz w:val="24"/>
+          <w:szCs w:val="24"/>
+          <w:lang w:val="es-ES"/>
+        </w:rPr>
+        <w:t xml:space="preserve"> validez hacia la</w:t>
+      </w:r>
+      <w:r>
+        <w:rPr>
+          <w:sz w:val="24"/>
+          <w:szCs w:val="24"/>
+          <w:lang w:val="es-ES"/>
+        </w:rPr>
+        <w:t xml:space="preserve"> confirmación de libros adquiridos </w:t>
+      </w:r>
+      <w:r>
+        <w:rPr>
+          <w:sz w:val="24"/>
+          <w:szCs w:val="24"/>
+          <w:lang w:val="es-ES"/>
+        </w:rPr>
+        <w:t>por los</w:t>
+      </w:r>
+      <w:r>
+        <w:rPr>
+          <w:sz w:val="24"/>
+          <w:szCs w:val="24"/>
+          <w:lang w:val="es-ES"/>
+        </w:rPr>
+        <w:t xml:space="preserve"> auspiciantes.</w:t>
+      </w:r>
+    </w:p>
+    <w:p>
+      <w:pPr>
+        <w:spacing w:line="276" w:lineRule="auto"/>
+        <w:ind w:left="567" w:firstLine="138"/>
+        <w:rPr>
+          <w:sz w:val="24"/>
+          <w:szCs w:val="24"/>
+          <w:lang w:val="es-ES"/>
+        </w:rPr>
+      </w:pPr>
+      <w:r>
+        <w:rPr>
+          <w:sz w:val="24"/>
+          <w:szCs w:val="24"/>
+          <w:lang w:val="es-ES"/>
         </w:rPr>
         <w:lastRenderedPageBreak/>
-        <w:t xml:space="preserve">pedido supera los límites establecidos para determinados títulos o si no existe suficiente disponibilidad dentro del catálogo seleccionado. </w:t>
-      </w:r>
-    </w:p>
-    <w:p>
-      <w:pPr>
-        <w:spacing w:line="276" w:lineRule="auto"/>
-        <w:ind w:left="570" w:firstLine="0"/>
-        <w:rPr>
-          <w:sz w:val="24"/>
-          <w:szCs w:val="24"/>
-          <w:lang w:val="es-ES"/>
-        </w:rPr>
-      </w:pPr>
-      <w:r>
-        <w:rPr>
-          <w:sz w:val="24"/>
-          <w:szCs w:val="24"/>
-        </w:rPr>
-        <w:t xml:space="preserve">En esos casos, </w:t>
-      </w:r>
-      <w:r>
-        <w:rPr>
-          <w:sz w:val="24"/>
-          <w:szCs w:val="24"/>
-        </w:rPr>
-        <w:t xml:space="preserve">el </w:t>
-      </w:r>
-      <w:r>
-        <w:rPr>
-          <w:sz w:val="24"/>
-          <w:szCs w:val="24"/>
-          <w:lang w:val="es-ES"/>
-        </w:rPr>
-        <w:t>si</w:t>
-      </w:r>
-      <w:r>
-        <w:rPr>
-          <w:sz w:val="24"/>
-          <w:szCs w:val="24"/>
-          <w:lang w:val="es-ES"/>
-        </w:rPr>
-        <w:t>stema</w:t>
-      </w:r>
-      <w:r>
-        <w:rPr>
-          <w:sz w:val="24"/>
-          <w:szCs w:val="24"/>
-          <w:lang w:val="es-ES"/>
-        </w:rPr>
-        <w:t xml:space="preserve"> se basará en una regla de </w:t>
-      </w:r>
-      <w:r>
-        <w:rPr>
-          <w:sz w:val="24"/>
-          <w:szCs w:val="24"/>
-          <w:lang w:val="es-ES"/>
-        </w:rPr>
-        <w:t>orden de prioridad a</w:t>
-      </w:r>
-      <w:r>
-        <w:rPr>
-          <w:sz w:val="24"/>
-          <w:szCs w:val="24"/>
-          <w:lang w:val="es-ES"/>
-        </w:rPr>
-        <w:t xml:space="preserve"> l</w:t>
-      </w:r>
-      <w:r>
-        <w:rPr>
-          <w:sz w:val="24"/>
-          <w:szCs w:val="24"/>
-          <w:lang w:val="es-ES"/>
-        </w:rPr>
-        <w:t xml:space="preserve">a hora de reserva, evitar conflictos </w:t>
-      </w:r>
-      <w:r>
-        <w:rPr>
-          <w:sz w:val="24"/>
-          <w:szCs w:val="24"/>
-          <w:lang w:val="es-ES"/>
-        </w:rPr>
-        <w:t>con la</w:t>
-      </w:r>
-      <w:r>
-        <w:rPr>
-          <w:sz w:val="24"/>
-          <w:szCs w:val="24"/>
-          <w:lang w:val="es-ES"/>
-        </w:rPr>
-        <w:t xml:space="preserve"> asignación y confirmación de libros adquiridos a auspiciantes.</w:t>
-      </w:r>
-    </w:p>
-    <w:p>
-      <w:pPr>
-        <w:spacing w:line="276" w:lineRule="auto"/>
-        <w:ind w:left="570" w:firstLine="0"/>
-        <w:rPr>
-          <w:lang w:val="es-ES"/>
-        </w:rPr>
-      </w:pPr>
-      <w:r>
-        <w:rPr>
-          <w:sz w:val="24"/>
-          <w:szCs w:val="24"/>
-          <w:lang w:val="es-ES"/>
-        </w:rPr>
-        <w:t>La p</w:t>
-      </w:r>
-      <w:r>
-        <w:rPr>
-          <w:sz w:val="24"/>
-          <w:szCs w:val="24"/>
-          <w:lang w:val="es-ES"/>
-        </w:rPr>
-        <w:t xml:space="preserve">rioridad alta </w:t>
-      </w:r>
-      <w:r>
-        <w:rPr>
-          <w:sz w:val="24"/>
-          <w:szCs w:val="24"/>
-          <w:lang w:val="es-ES"/>
-        </w:rPr>
-        <w:t>será quienes primero sean otorgados con la reserva de los libros, y esta se define según</w:t>
-      </w:r>
-      <w:r>
-        <w:rPr>
-          <w:sz w:val="24"/>
-          <w:szCs w:val="24"/>
-          <w:lang w:val="es-ES"/>
-        </w:rPr>
-        <w:t xml:space="preserve"> la especificación</w:t>
-      </w:r>
-      <w:r>
-        <w:rPr>
-          <w:sz w:val="24"/>
-          <w:szCs w:val="24"/>
-          <w:lang w:val="es-ES"/>
-        </w:rPr>
-        <w:t xml:space="preserve"> de filtros. El plan</w:t>
-      </w:r>
-      <w:r>
-        <w:rPr>
-          <w:sz w:val="24"/>
-          <w:szCs w:val="24"/>
-          <w:lang w:val="es-ES"/>
-        </w:rPr>
-        <w:t xml:space="preserve"> de reserva </w:t>
-      </w:r>
-      <w:r>
-        <w:rPr>
-          <w:sz w:val="24"/>
-          <w:szCs w:val="24"/>
-          <w:lang w:val="es-ES"/>
-        </w:rPr>
-        <w:t xml:space="preserve">es establecido por tiempo determinado, y en </w:t>
-      </w:r>
-      <w:r>
-        <w:rPr>
-          <w:sz w:val="24"/>
-          <w:szCs w:val="24"/>
-          <w:lang w:val="es-ES"/>
-        </w:rPr>
-        <w:t>caso de que no se valide</w:t>
-      </w:r>
-      <w:r>
-        <w:rPr>
-          <w:sz w:val="24"/>
-          <w:szCs w:val="24"/>
-          <w:lang w:val="es-ES"/>
-        </w:rPr>
-        <w:t xml:space="preserve"> dentro de este periodo</w:t>
-      </w:r>
-      <w:r>
-        <w:rPr>
-          <w:sz w:val="24"/>
-          <w:szCs w:val="24"/>
-          <w:lang w:val="es-ES"/>
-        </w:rPr>
-        <w:t xml:space="preserve">, se vuelve al estado de </w:t>
-      </w:r>
-      <w:r>
-        <w:rPr>
-          <w:sz w:val="24"/>
-          <w:szCs w:val="24"/>
-          <w:lang w:val="es-ES"/>
-        </w:rPr>
-        <w:t>disponibilidad</w:t>
-      </w:r>
-      <w:r>
-        <w:rPr>
-          <w:lang w:val="es-ES"/>
-        </w:rPr>
-        <w:t>.</w:t>
+        <w:t>La prioridad</w:t>
+      </w:r>
+      <w:r>
+        <w:rPr>
+          <w:sz w:val="24"/>
+          <w:szCs w:val="24"/>
+          <w:lang w:val="es-ES"/>
+        </w:rPr>
+        <w:t xml:space="preserve"> será selectamente</w:t>
+      </w:r>
+      <w:r>
+        <w:rPr>
+          <w:sz w:val="24"/>
+          <w:szCs w:val="24"/>
+          <w:lang w:val="es-ES"/>
+        </w:rPr>
+        <w:t xml:space="preserve"> alta </w:t>
+      </w:r>
+      <w:r>
+        <w:rPr>
+          <w:sz w:val="24"/>
+          <w:szCs w:val="24"/>
+          <w:lang w:val="es-ES"/>
+        </w:rPr>
+        <w:t>a aquellos que reserven libros mientras mayor especificidad tengan</w:t>
+      </w:r>
+      <w:r>
+        <w:rPr>
+          <w:sz w:val="24"/>
+          <w:szCs w:val="24"/>
+          <w:lang w:val="es-ES"/>
+        </w:rPr>
+        <w:t>. El plan de reserva es establecido por tiempo determinado, y en caso de que no se valide dentro de este periodo, se vuelve al estado de disponibilidad.</w:t>
+      </w:r>
+    </w:p>
+    <w:p>
+      <w:pPr>
+        <w:ind w:left="565" w:firstLine="143"/>
+        <w:rPr>
+          <w:sz w:val="24"/>
+          <w:szCs w:val="24"/>
+        </w:rPr>
+      </w:pPr>
+      <w:r>
+        <w:rPr>
+          <w:sz w:val="24"/>
+          <w:szCs w:val="24"/>
+        </w:rPr>
+        <w:t xml:space="preserve">De esta manera, el sistema busca que la distribución sea más equitativa y que diferentes clientes puedan acceder a los libros disponibles. </w:t>
       </w:r>
     </w:p>
     <w:p>
@@ -2420,25 +2023,157 @@
         <w:ind w:left="565"/>
         <w:jc w:val="left"/>
         <w:rPr>
-          <w:sz w:val="24"/>
-          <w:szCs w:val="24"/>
-        </w:rPr>
-      </w:pPr>
-    </w:p>
-    <w:p>
-      <w:pPr>
+          <w:sz w:val="28"/>
+          <w:szCs w:val="28"/>
+        </w:rPr>
+      </w:pPr>
+      <w:r>
+        <w:rPr>
+          <w:b/>
+          <w:sz w:val="28"/>
+          <w:szCs w:val="28"/>
+        </w:rPr>
+        <w:t xml:space="preserve">6. Fabricación </w:t>
+      </w:r>
+    </w:p>
+    <w:p>
+      <w:pPr>
+        <w:spacing w:after="164"/>
+        <w:ind w:left="565" w:firstLine="143"/>
+        <w:rPr>
+          <w:sz w:val="24"/>
+          <w:szCs w:val="24"/>
+        </w:rPr>
+      </w:pPr>
+      <w:r>
+        <w:rPr>
+          <w:sz w:val="24"/>
+          <w:szCs w:val="24"/>
+        </w:rPr>
+        <w:t xml:space="preserve">Free Know tiene como objetivo </w:t>
+      </w:r>
+      <w:r>
+        <w:rPr>
+          <w:sz w:val="24"/>
+          <w:szCs w:val="24"/>
+        </w:rPr>
+        <w:t>distribuir</w:t>
+      </w:r>
+      <w:r>
+        <w:rPr>
+          <w:sz w:val="24"/>
+          <w:szCs w:val="24"/>
+        </w:rPr>
+        <w:t xml:space="preserve"> libros de alta calidad producidos con materiales reciclados para ayudar a la causa del desgaste del medio ambiente</w:t>
+      </w:r>
+      <w:r>
+        <w:rPr>
+          <w:sz w:val="24"/>
+          <w:szCs w:val="24"/>
+        </w:rPr>
+        <w:t>, como también a la de la educación gratuita y universal.</w:t>
+      </w:r>
+      <w:r>
+        <w:rPr>
+          <w:sz w:val="24"/>
+          <w:szCs w:val="24"/>
+        </w:rPr>
+        <w:t xml:space="preserve"> </w:t>
+      </w:r>
+    </w:p>
+    <w:p>
+      <w:pPr>
+        <w:spacing w:after="162"/>
+        <w:ind w:left="565" w:firstLine="143"/>
+        <w:rPr>
+          <w:sz w:val="24"/>
+          <w:szCs w:val="24"/>
+        </w:rPr>
+      </w:pPr>
+      <w:r>
+        <w:rPr>
+          <w:sz w:val="24"/>
+          <w:szCs w:val="24"/>
+        </w:rPr>
+        <w:t xml:space="preserve">Como sería muy costoso adquirir una fábrica propia, Free Know no es la fabricante directa de los libros, sino otra empresa externa hace el trabajo por nosotros. Nuestro trabajo es pedirle que libros queremos que produzca y luego los comercializamos y donamos. Aunque no se descarta la posibilidad de adquirir una fábrica propia en un futuro en caso de crecimiento. </w:t>
+      </w:r>
+    </w:p>
+    <w:p>
+      <w:pPr>
+        <w:spacing w:after="164"/>
+        <w:ind w:left="565" w:firstLine="143"/>
+        <w:rPr>
+          <w:sz w:val="24"/>
+          <w:szCs w:val="24"/>
+        </w:rPr>
+      </w:pPr>
+      <w:r>
+        <w:rPr>
+          <w:sz w:val="24"/>
+          <w:szCs w:val="24"/>
+        </w:rPr>
+        <w:t xml:space="preserve">Para las portadas e imágenes de las empresas auspiciantes, se utilizará tinta ecológica (al agua o de soja). </w:t>
+      </w:r>
+    </w:p>
+    <w:p>
+      <w:pPr>
+        <w:spacing w:after="185" w:line="250" w:lineRule="auto"/>
         <w:ind w:left="565"/>
-        <w:rPr>
-          <w:sz w:val="24"/>
-          <w:szCs w:val="24"/>
-        </w:rPr>
-      </w:pPr>
-      <w:r>
-        <w:rPr>
-          <w:sz w:val="24"/>
-          <w:szCs w:val="24"/>
-        </w:rPr>
-        <w:t xml:space="preserve">De esta manera, el sistema busca que la distribución sea más equitativa y que diferentes clientes puedan acceder a los libros disponibles. </w:t>
+        <w:jc w:val="left"/>
+        <w:rPr>
+          <w:sz w:val="24"/>
+          <w:szCs w:val="24"/>
+        </w:rPr>
+      </w:pPr>
+      <w:proofErr w:type="spellStart"/>
+      <w:r>
+        <w:rPr>
+          <w:b/>
+          <w:sz w:val="24"/>
+          <w:szCs w:val="24"/>
+        </w:rPr>
+        <w:t>Packaging</w:t>
+      </w:r>
+      <w:proofErr w:type="spellEnd"/>
+      <w:r>
+        <w:rPr>
+          <w:sz w:val="24"/>
+          <w:szCs w:val="24"/>
+        </w:rPr>
+        <w:t xml:space="preserve">: </w:t>
+      </w:r>
+    </w:p>
+    <w:p>
+      <w:pPr>
+        <w:spacing w:after="164"/>
+        <w:ind w:left="565"/>
+        <w:rPr>
+          <w:sz w:val="24"/>
+          <w:szCs w:val="24"/>
+        </w:rPr>
+      </w:pPr>
+      <w:r>
+        <w:rPr>
+          <w:sz w:val="24"/>
+          <w:szCs w:val="24"/>
+        </w:rPr>
+        <w:t xml:space="preserve"> Para mantener el objetivo de la empresa, el </w:t>
+      </w:r>
+      <w:proofErr w:type="spellStart"/>
+      <w:r>
+        <w:rPr>
+          <w:sz w:val="24"/>
+          <w:szCs w:val="24"/>
+        </w:rPr>
+        <w:t>packaging</w:t>
+      </w:r>
+      <w:proofErr w:type="spellEnd"/>
+      <w:r>
+        <w:rPr>
+          <w:sz w:val="24"/>
+          <w:szCs w:val="24"/>
+        </w:rPr>
+        <w:t xml:space="preserve"> consistirá en cajas de cartón reciclado 100% biodegradable. </w:t>
       </w:r>
     </w:p>
     <w:p>
@@ -2446,112 +2181,18 @@
         <w:spacing w:after="268" w:line="250" w:lineRule="auto"/>
         <w:ind w:left="565"/>
         <w:jc w:val="left"/>
+        <w:rPr>
+          <w:sz w:val="28"/>
+          <w:szCs w:val="28"/>
+        </w:rPr>
       </w:pPr>
       <w:r>
         <w:rPr>
           <w:b/>
-        </w:rPr>
-        <w:t xml:space="preserve">6. </w:t>
-      </w:r>
-      <w:r>
-        <w:rPr>
-          <w:b/>
-        </w:rPr>
-        <w:t xml:space="preserve">Fabricación </w:t>
-      </w:r>
-    </w:p>
-    <w:p>
-      <w:pPr>
-        <w:spacing w:after="164"/>
-        <w:ind w:left="565"/>
-      </w:pPr>
-      <w:r>
-        <w:t xml:space="preserve">Free Know tiene como objetivo fabricar libros de alta calidad producidos con materiales reciclados para ayudar a la causa del desgaste del medio ambiente. </w:t>
-      </w:r>
-    </w:p>
-    <w:p>
-      <w:pPr>
-        <w:spacing w:after="162"/>
-        <w:ind w:left="565"/>
-      </w:pPr>
-      <w:r>
-        <w:t>Como sería muy costoso adquirir una fábrica propia, Free Know no es la fabricante direc</w:t>
-      </w:r>
-      <w:r>
-        <w:t>ta de los libros, sino otra empresa externa hace el trabajo por nosotros. Nuestro trabajo es pedirle que libros queremos que produzca y luego los comercializamos y donamos. Aunque no se descarta la posibilidad de adquirir una fábrica propia en un futuro en</w:t>
-      </w:r>
-      <w:r>
-        <w:t xml:space="preserve"> caso de crecimiento. </w:t>
-      </w:r>
-    </w:p>
-    <w:p>
-      <w:pPr>
-        <w:spacing w:after="164"/>
-        <w:ind w:left="565"/>
-      </w:pPr>
-      <w:r>
-        <w:t xml:space="preserve">Para las portadas e imágenes de las empresas auspiciantes, se utilizará tinta ecológica (al agua o de soja). </w:t>
-      </w:r>
-    </w:p>
-    <w:p>
-      <w:pPr>
-        <w:spacing w:after="185" w:line="250" w:lineRule="auto"/>
-        <w:ind w:left="565"/>
-        <w:jc w:val="left"/>
-      </w:pPr>
-      <w:proofErr w:type="spellStart"/>
-      <w:r>
-        <w:rPr>
-          <w:b/>
-        </w:rPr>
-        <w:t>Packaging</w:t>
-      </w:r>
-      <w:proofErr w:type="spellEnd"/>
-      <w:r>
-        <w:t xml:space="preserve">: </w:t>
-      </w:r>
-    </w:p>
-    <w:p>
-      <w:pPr>
-        <w:spacing w:after="164"/>
-        <w:ind w:left="565"/>
-      </w:pPr>
-      <w:r>
-        <w:t xml:space="preserve"> Para mantener el objetivo de la empresa, el </w:t>
-      </w:r>
-      <w:proofErr w:type="spellStart"/>
-      <w:r>
-        <w:t>packaging</w:t>
-      </w:r>
-      <w:proofErr w:type="spellEnd"/>
-      <w:r>
-        <w:t xml:space="preserve"> consistirá en cajas de cartón reciclado 100% biodegradab</w:t>
-      </w:r>
-      <w:r>
-        <w:t xml:space="preserve">le. </w:t>
-      </w:r>
-    </w:p>
-    <w:p>
-      <w:pPr>
-        <w:spacing w:after="302" w:line="259" w:lineRule="auto"/>
-        <w:ind w:left="570" w:firstLine="0"/>
-        <w:jc w:val="left"/>
-      </w:pPr>
-      <w:r>
-        <w:t xml:space="preserve"> </w:t>
-      </w:r>
-    </w:p>
-    <w:p>
-      <w:pPr>
-        <w:spacing w:after="268" w:line="250" w:lineRule="auto"/>
-        <w:ind w:left="565"/>
-        <w:jc w:val="left"/>
-      </w:pPr>
-      <w:r>
-        <w:rPr>
-          <w:b/>
-        </w:rPr>
-        <w:t xml:space="preserve">7. Estudio de mercado: </w:t>
+          <w:sz w:val="28"/>
+          <w:szCs w:val="28"/>
+        </w:rPr>
+        <w:t>7. Estudio de mercado</w:t>
       </w:r>
     </w:p>
     <w:p>
@@ -2559,10 +2200,16 @@
         <w:spacing w:after="205" w:line="250" w:lineRule="auto"/>
         <w:ind w:left="565"/>
         <w:jc w:val="left"/>
+        <w:rPr>
+          <w:sz w:val="24"/>
+          <w:szCs w:val="24"/>
+        </w:rPr>
       </w:pPr>
       <w:r>
         <w:rPr>
           <w:b/>
+          <w:sz w:val="24"/>
+          <w:szCs w:val="24"/>
         </w:rPr>
         <w:t xml:space="preserve">Clientes: </w:t>
       </w:r>
@@ -2575,18 +2222,25 @@
         </w:numPr>
         <w:spacing w:after="19"/>
         <w:ind w:hanging="360"/>
-      </w:pPr>
-      <w:r>
-        <w:rPr>
+        <w:rPr>
+          <w:sz w:val="24"/>
+          <w:szCs w:val="24"/>
+        </w:rPr>
+      </w:pPr>
+      <w:r>
+        <w:rPr>
+          <w:sz w:val="24"/>
+          <w:szCs w:val="24"/>
           <w:u w:val="single" w:color="000000"/>
         </w:rPr>
         <w:t>Clientes Patrocinadores</w:t>
       </w:r>
       <w:r>
-        <w:t xml:space="preserve">:  Empresas de todo tipo interesadas en campañas </w:t>
-      </w:r>
-      <w:r>
-        <w:t xml:space="preserve">de concientización y preocupadas por la educación de las personas con menos acceso a la valiosa información de los libros. </w:t>
+        <w:rPr>
+          <w:sz w:val="24"/>
+          <w:szCs w:val="24"/>
+        </w:rPr>
+        <w:t xml:space="preserve">:  Empresas de todo tipo interesadas en campañas de concientización y preocupadas por la educación de las personas con menos acceso a la valiosa información de los libros. </w:t>
       </w:r>
     </w:p>
     <w:p>
@@ -2597,14 +2251,24 @@
         </w:numPr>
         <w:spacing w:after="44"/>
         <w:ind w:hanging="360"/>
-      </w:pPr>
-      <w:r>
-        <w:rPr>
+        <w:rPr>
+          <w:sz w:val="24"/>
+          <w:szCs w:val="24"/>
+        </w:rPr>
+      </w:pPr>
+      <w:r>
+        <w:rPr>
+          <w:sz w:val="24"/>
+          <w:szCs w:val="24"/>
           <w:u w:val="single" w:color="000000"/>
         </w:rPr>
         <w:t xml:space="preserve">Clientes consumidores: </w:t>
       </w:r>
       <w:r>
+        <w:rPr>
+          <w:sz w:val="24"/>
+          <w:szCs w:val="24"/>
+        </w:rPr>
         <w:t xml:space="preserve"> Lectores interesados en la ecología y en apoyar proyectos de impacto social. </w:t>
       </w:r>
     </w:p>
@@ -2616,18 +2280,25 @@
         </w:numPr>
         <w:spacing w:after="131"/>
         <w:ind w:hanging="360"/>
-      </w:pPr>
-      <w:r>
-        <w:rPr>
+        <w:rPr>
+          <w:sz w:val="24"/>
+          <w:szCs w:val="24"/>
+        </w:rPr>
+      </w:pPr>
+      <w:r>
+        <w:rPr>
+          <w:sz w:val="24"/>
+          <w:szCs w:val="24"/>
           <w:u w:val="single" w:color="000000"/>
         </w:rPr>
         <w:t>Beneficiarios:</w:t>
       </w:r>
       <w:r>
-        <w:t xml:space="preserve"> Escuelas, unive</w:t>
-      </w:r>
-      <w:r>
-        <w:t xml:space="preserve">rsidades, bibliotecas e instituciones. </w:t>
+        <w:rPr>
+          <w:sz w:val="24"/>
+          <w:szCs w:val="24"/>
+        </w:rPr>
+        <w:t xml:space="preserve"> Escuelas, universidades, bibliotecas e instituciones. </w:t>
       </w:r>
     </w:p>
     <w:p>
@@ -2635,10 +2306,16 @@
         <w:spacing w:after="177" w:line="259" w:lineRule="auto"/>
         <w:ind w:left="570" w:firstLine="0"/>
         <w:jc w:val="left"/>
+        <w:rPr>
+          <w:sz w:val="24"/>
+          <w:szCs w:val="24"/>
+        </w:rPr>
       </w:pPr>
       <w:r>
         <w:rPr>
           <w:b/>
+          <w:sz w:val="24"/>
+          <w:szCs w:val="24"/>
         </w:rPr>
         <w:t xml:space="preserve"> </w:t>
       </w:r>
@@ -2648,10 +2325,16 @@
         <w:spacing w:after="185" w:line="250" w:lineRule="auto"/>
         <w:ind w:left="565"/>
         <w:jc w:val="left"/>
+        <w:rPr>
+          <w:sz w:val="24"/>
+          <w:szCs w:val="24"/>
+        </w:rPr>
       </w:pPr>
       <w:r>
         <w:rPr>
           <w:b/>
+          <w:sz w:val="24"/>
+          <w:szCs w:val="24"/>
         </w:rPr>
         <w:t xml:space="preserve">Proveedores: </w:t>
       </w:r>
@@ -2660,47 +2343,70 @@
       <w:pPr>
         <w:spacing w:after="165"/>
         <w:ind w:left="565"/>
+        <w:rPr>
+          <w:sz w:val="24"/>
+          <w:szCs w:val="24"/>
+        </w:rPr>
       </w:pPr>
       <w:r>
         <w:rPr>
           <w:b/>
-        </w:rPr>
-        <w:lastRenderedPageBreak/>
+          <w:sz w:val="24"/>
+          <w:szCs w:val="24"/>
+        </w:rPr>
         <w:t xml:space="preserve"> </w:t>
       </w:r>
       <w:r>
+        <w:rPr>
+          <w:sz w:val="24"/>
+          <w:szCs w:val="24"/>
+        </w:rPr>
         <w:t xml:space="preserve">Tendremos una alianza con la </w:t>
       </w:r>
       <w:r>
         <w:rPr>
           <w:i/>
+          <w:sz w:val="24"/>
+          <w:szCs w:val="24"/>
         </w:rPr>
         <w:t xml:space="preserve">Imprenta Ecológica </w:t>
       </w:r>
       <w:r>
+        <w:rPr>
+          <w:sz w:val="24"/>
+          <w:szCs w:val="24"/>
+        </w:rPr>
         <w:t>(Imprenta Ecológica, s.f.)</w:t>
       </w:r>
       <w:r>
         <w:rPr>
           <w:i/>
+          <w:sz w:val="24"/>
+          <w:szCs w:val="24"/>
         </w:rPr>
         <w:t xml:space="preserve"> </w:t>
       </w:r>
       <w:r>
-        <w:t xml:space="preserve">que son pioneros en el país en la producción </w:t>
-      </w:r>
-      <w:r>
-        <w:t>basada exclusivamente en papeles reciclados, biodegradables o de bosques gestionados de forma responsable.</w:t>
+        <w:rPr>
+          <w:sz w:val="24"/>
+          <w:szCs w:val="24"/>
+        </w:rPr>
+        <w:t>que son pioneros en el país en la producción basada exclusivamente en papeles reciclados, biodegradables o de bosques gestionados de forma responsable.</w:t>
       </w:r>
       <w:r>
         <w:rPr>
           <w:rFonts w:eastAsia="Times New Roman"/>
           <w:b/>
-          <w:sz w:val="48"/>
+          <w:sz w:val="52"/>
+          <w:szCs w:val="24"/>
         </w:rPr>
         <w:t xml:space="preserve"> </w:t>
       </w:r>
       <w:r>
+        <w:rPr>
+          <w:sz w:val="24"/>
+          <w:szCs w:val="24"/>
+        </w:rPr>
         <w:t xml:space="preserve">Utilizan tintas a base de aceites vegetales (sin compuestos orgánicos volátiles), barnices al agua y su embalaje es 100% reciclable. </w:t>
       </w:r>
     </w:p>
@@ -2709,8 +2415,16 @@
         <w:spacing w:after="177" w:line="259" w:lineRule="auto"/>
         <w:ind w:left="570" w:firstLine="0"/>
         <w:jc w:val="left"/>
-      </w:pPr>
-      <w:r>
+        <w:rPr>
+          <w:sz w:val="24"/>
+          <w:szCs w:val="24"/>
+        </w:rPr>
+      </w:pPr>
+      <w:r>
+        <w:rPr>
+          <w:sz w:val="24"/>
+          <w:szCs w:val="24"/>
+        </w:rPr>
         <w:t xml:space="preserve"> </w:t>
       </w:r>
     </w:p>
@@ -2719,20 +2433,25 @@
         <w:spacing w:after="185" w:line="250" w:lineRule="auto"/>
         <w:ind w:left="565"/>
         <w:jc w:val="left"/>
+        <w:rPr>
+          <w:sz w:val="24"/>
+          <w:szCs w:val="24"/>
+        </w:rPr>
       </w:pPr>
       <w:r>
         <w:rPr>
           <w:b/>
-        </w:rPr>
-        <w:t>Posibles comp</w:t>
-      </w:r>
-      <w:r>
-        <w:rPr>
-          <w:b/>
-        </w:rPr>
-        <w:t>etidores</w:t>
-      </w:r>
-      <w:r>
+          <w:sz w:val="24"/>
+          <w:szCs w:val="24"/>
+        </w:rPr>
+        <w:lastRenderedPageBreak/>
+        <w:t>Posibles competidores</w:t>
+      </w:r>
+      <w:r>
+        <w:rPr>
+          <w:sz w:val="24"/>
+          <w:szCs w:val="24"/>
+        </w:rPr>
         <w:t xml:space="preserve">: </w:t>
       </w:r>
     </w:p>
@@ -2740,14 +2459,24 @@
       <w:pPr>
         <w:spacing w:after="164"/>
         <w:ind w:left="565"/>
-      </w:pPr>
-      <w:r>
+        <w:rPr>
+          <w:sz w:val="24"/>
+          <w:szCs w:val="24"/>
+        </w:rPr>
+      </w:pPr>
+      <w:r>
+        <w:rPr>
+          <w:sz w:val="24"/>
+          <w:szCs w:val="24"/>
+        </w:rPr>
         <w:t xml:space="preserve"> Como posibles competidores, podíamos tener a grandes editoriales del país como, por ejemplo: </w:t>
       </w:r>
       <w:proofErr w:type="spellStart"/>
       <w:r>
         <w:rPr>
           <w:i/>
+          <w:sz w:val="24"/>
+          <w:szCs w:val="24"/>
         </w:rPr>
         <w:t>Penguin</w:t>
       </w:r>
@@ -2755,6 +2484,8 @@
       <w:r>
         <w:rPr>
           <w:i/>
+          <w:sz w:val="24"/>
+          <w:szCs w:val="24"/>
         </w:rPr>
         <w:t xml:space="preserve"> </w:t>
       </w:r>
@@ -2762,6 +2493,8 @@
       <w:r>
         <w:rPr>
           <w:i/>
+          <w:sz w:val="24"/>
+          <w:szCs w:val="24"/>
         </w:rPr>
         <w:t>Random</w:t>
       </w:r>
@@ -2769,22 +2502,31 @@
       <w:r>
         <w:rPr>
           <w:i/>
+          <w:sz w:val="24"/>
+          <w:szCs w:val="24"/>
         </w:rPr>
         <w:t xml:space="preserve"> House Grupo Editorial; Editorial Eudeba </w:t>
       </w:r>
       <w:r>
-        <w:t>la editorial universitaria más grande del país; incluso grandes editorial del habla hispana como</w:t>
-      </w:r>
-      <w:r>
-        <w:t xml:space="preserve"> </w:t>
+        <w:rPr>
+          <w:sz w:val="24"/>
+          <w:szCs w:val="24"/>
+        </w:rPr>
+        <w:t xml:space="preserve">la editorial universitaria más grande del país; incluso grandes editorial del habla hispana como </w:t>
       </w:r>
       <w:r>
         <w:rPr>
           <w:i/>
+          <w:sz w:val="24"/>
+          <w:szCs w:val="24"/>
         </w:rPr>
         <w:t>Grupo Planeta</w:t>
       </w:r>
       <w:r>
+        <w:rPr>
+          <w:sz w:val="24"/>
+          <w:szCs w:val="24"/>
+        </w:rPr>
         <w:t xml:space="preserve">; etc. </w:t>
       </w:r>
     </w:p>
@@ -2792,17 +2534,31 @@
       <w:pPr>
         <w:spacing w:after="164"/>
         <w:ind w:left="565"/>
-      </w:pPr>
-      <w:r>
+        <w:rPr>
+          <w:sz w:val="24"/>
+          <w:szCs w:val="24"/>
+        </w:rPr>
+      </w:pPr>
+      <w:r>
+        <w:rPr>
+          <w:sz w:val="24"/>
+          <w:szCs w:val="24"/>
+        </w:rPr>
         <w:t xml:space="preserve">No solo competiríamos con editoriales, sino que, con </w:t>
       </w:r>
       <w:r>
         <w:rPr>
           <w:i/>
+          <w:sz w:val="24"/>
+          <w:szCs w:val="24"/>
         </w:rPr>
         <w:t>agencias de publicidad</w:t>
       </w:r>
       <w:r>
+        <w:rPr>
+          <w:sz w:val="24"/>
+          <w:szCs w:val="24"/>
+        </w:rPr>
         <w:t xml:space="preserve"> de cualquier parte del mundo también, debido a nuestro modelo de patrocinio por unidad. </w:t>
       </w:r>
     </w:p>
@@ -2811,8 +2567,16 @@
         <w:spacing w:after="182" w:line="259" w:lineRule="auto"/>
         <w:ind w:left="570" w:firstLine="0"/>
         <w:jc w:val="left"/>
-      </w:pPr>
-      <w:r>
+        <w:rPr>
+          <w:sz w:val="24"/>
+          <w:szCs w:val="24"/>
+        </w:rPr>
+      </w:pPr>
+      <w:r>
+        <w:rPr>
+          <w:sz w:val="24"/>
+          <w:szCs w:val="24"/>
+        </w:rPr>
         <w:t xml:space="preserve"> </w:t>
       </w:r>
     </w:p>
@@ -2821,10 +2585,16 @@
         <w:spacing w:after="200" w:line="250" w:lineRule="auto"/>
         <w:ind w:left="565"/>
         <w:jc w:val="left"/>
+        <w:rPr>
+          <w:sz w:val="24"/>
+          <w:szCs w:val="24"/>
+        </w:rPr>
       </w:pPr>
       <w:r>
         <w:rPr>
           <w:b/>
+          <w:sz w:val="24"/>
+          <w:szCs w:val="24"/>
         </w:rPr>
         <w:t xml:space="preserve">Análisis FODA </w:t>
       </w:r>
@@ -2836,15 +2606,17 @@
           <w:numId w:val="5"/>
         </w:numPr>
         <w:ind w:hanging="360"/>
-      </w:pPr>
-      <w:r>
-        <w:t>Fortalezas: Es un modelo de negocios innovador que t</w:t>
-      </w:r>
-      <w:r>
-        <w:t>iene un doble impacto (social y ambiental) fomentando el uso de materiales biodegradables y el cuidado del medio ambiente a la vez que se fomenta la lectura y el conocimiento donando libros, haciéndole cara a una faltante que hoy en día está presente en ca</w:t>
-      </w:r>
-      <w:r>
-        <w:t xml:space="preserve">da rincón del planeta. </w:t>
+        <w:rPr>
+          <w:sz w:val="24"/>
+          <w:szCs w:val="24"/>
+        </w:rPr>
+      </w:pPr>
+      <w:r>
+        <w:rPr>
+          <w:sz w:val="24"/>
+          <w:szCs w:val="24"/>
+        </w:rPr>
+        <w:t xml:space="preserve">Fortalezas: Es un modelo de negocios innovador que tiene un doble impacto (social y ambiental) fomentando el uso de materiales biodegradables y el cuidado del medio ambiente a la vez que se fomenta la lectura y el conocimiento donando libros, haciéndole cara a una faltante que hoy en día está presente en cada rincón del planeta. </w:t>
       </w:r>
     </w:p>
     <w:p>
@@ -2855,19 +2627,32 @@
         </w:numPr>
         <w:spacing w:after="19"/>
         <w:ind w:hanging="360"/>
-      </w:pPr>
-      <w:r>
-        <w:t>Oportunidades: Es posible que muchas empresas quieran tener su lugar en nuestros productos, empresas de todo tipo, pero sobre todos aquellas que luchan por el bien social, lo que nos lleva a una posible alianza con muchas otras enti</w:t>
-      </w:r>
-      <w:r>
-        <w:t xml:space="preserve">dades como </w:t>
+        <w:rPr>
+          <w:sz w:val="24"/>
+          <w:szCs w:val="24"/>
+        </w:rPr>
+      </w:pPr>
+      <w:r>
+        <w:rPr>
+          <w:sz w:val="24"/>
+          <w:szCs w:val="24"/>
+        </w:rPr>
+        <w:t xml:space="preserve">Oportunidades: Es posible que muchas empresas quieran tener su lugar en nuestros productos, empresas de todo tipo, pero sobre todos aquellas que luchan por el bien social, lo que nos lleva a una posible alianza con muchas otras entidades como </w:t>
       </w:r>
       <w:proofErr w:type="spellStart"/>
       <w:r>
+        <w:rPr>
+          <w:sz w:val="24"/>
+          <w:szCs w:val="24"/>
+        </w:rPr>
         <w:t>ONGs</w:t>
       </w:r>
       <w:proofErr w:type="spellEnd"/>
       <w:r>
+        <w:rPr>
+          <w:sz w:val="24"/>
+          <w:szCs w:val="24"/>
+        </w:rPr>
         <w:t xml:space="preserve">. Pudiendo aumentar la conciencia social sobre la falta de lectura y del poco cuidado de nuestro planeta. </w:t>
       </w:r>
     </w:p>
@@ -2879,24 +2664,34 @@
         </w:numPr>
         <w:spacing w:after="6"/>
         <w:ind w:hanging="360"/>
-      </w:pPr>
-      <w:r>
-        <w:t>Debilidades: Una dependencia muy grande de patrocinadores, si bien nuestro segmento en cual los libros se venden a clientes directos f</w:t>
-      </w:r>
-      <w:r>
-        <w:t xml:space="preserve">unciona independientemente de este, si es verdad que no tendría sentido llevar a cabo el emprendimiento sin la ayuda y el interés de diferentes marcas, empresas, organizaciones y demás entidades. </w:t>
+        <w:rPr>
+          <w:sz w:val="24"/>
+          <w:szCs w:val="24"/>
+        </w:rPr>
+      </w:pPr>
+      <w:r>
+        <w:rPr>
+          <w:sz w:val="24"/>
+          <w:szCs w:val="24"/>
+        </w:rPr>
+        <w:t xml:space="preserve">Debilidades: Una dependencia muy grande de patrocinadores, si bien nuestro segmento en cual los libros se venden a clientes directos funciona independientemente de este, si es verdad que no tendría sentido llevar a cabo el emprendimiento sin la ayuda y el interés de diferentes marcas, empresas, organizaciones y demás entidades. </w:t>
       </w:r>
     </w:p>
     <w:p>
       <w:pPr>
         <w:spacing w:after="24"/>
         <w:ind w:left="1301"/>
-      </w:pPr>
-      <w:r>
-        <w:t>Además, la producción ecológica suele ser un tanto más cara</w:t>
-      </w:r>
-      <w:r>
-        <w:t xml:space="preserve"> que la impresión tradicional, sumado a que la misma será tercerizada a otra empresa. </w:t>
+        <w:rPr>
+          <w:sz w:val="24"/>
+          <w:szCs w:val="24"/>
+        </w:rPr>
+      </w:pPr>
+      <w:r>
+        <w:rPr>
+          <w:sz w:val="24"/>
+          <w:szCs w:val="24"/>
+        </w:rPr>
+        <w:t xml:space="preserve">Además, la producción ecológica suele ser un tanto más cara que la impresión tradicional, sumado a que la misma será tercerizada a otra empresa. </w:t>
       </w:r>
     </w:p>
     <w:p>
@@ -2907,12 +2702,17 @@
         </w:numPr>
         <w:spacing w:after="164"/>
         <w:ind w:hanging="360"/>
-      </w:pPr>
-      <w:r>
-        <w:t>Amenazas: Los libros, al ser objetos más caros que, por ejemplo, una botella de agua, llevaría a que empresas muy pequeñas, startups o emprendimientos, no se vean intere</w:t>
-      </w:r>
-      <w:r>
-        <w:t xml:space="preserve">sados en colabora. Incluso es posible que ni si quiera le vean el sentido, debido a que no alcancen el público deseado. </w:t>
+        <w:rPr>
+          <w:sz w:val="24"/>
+          <w:szCs w:val="24"/>
+        </w:rPr>
+      </w:pPr>
+      <w:r>
+        <w:rPr>
+          <w:sz w:val="24"/>
+          <w:szCs w:val="24"/>
+        </w:rPr>
+        <w:t xml:space="preserve">Amenazas: Los libros, al ser objetos más caros que, por ejemplo, una botella de agua, llevaría a que empresas muy pequeñas, startups o emprendimientos, no se vean interesados en colabora. Incluso es posible que ni si quiera le vean el sentido, debido a que no alcancen el público deseado. </w:t>
       </w:r>
     </w:p>
     <w:p>
@@ -2930,37 +2730,62 @@
         <w:spacing w:after="8" w:line="250" w:lineRule="auto"/>
         <w:ind w:left="565"/>
         <w:jc w:val="left"/>
-      </w:pPr>
-      <w:r>
         <w:rPr>
           <w:b/>
         </w:rPr>
-        <w:t xml:space="preserve">8. Sistema de producción: </w:t>
-      </w:r>
+      </w:pPr>
+      <w:r>
+        <w:rPr>
+          <w:b/>
+          <w:sz w:val="28"/>
+          <w:szCs w:val="28"/>
+        </w:rPr>
+        <w:t>8. Sistema de producción</w:t>
+      </w:r>
+      <w:r>
+        <w:rPr>
+          <w:b/>
+        </w:rPr>
+        <w:t xml:space="preserve"> </w:t>
+      </w:r>
+    </w:p>
+    <w:p>
+      <w:pPr>
+        <w:spacing w:after="8" w:line="250" w:lineRule="auto"/>
+        <w:ind w:left="565"/>
+        <w:jc w:val="left"/>
+      </w:pPr>
     </w:p>
     <w:p>
       <w:pPr>
         <w:spacing w:after="164"/>
         <w:ind w:left="565"/>
-      </w:pPr>
-      <w:r>
-        <w:t xml:space="preserve"> </w:t>
-      </w:r>
-      <w:r>
-        <w:t xml:space="preserve">El sistema de producción de Free Know, corresponde a un modelo </w:t>
+        <w:rPr>
+          <w:sz w:val="24"/>
+          <w:szCs w:val="24"/>
+        </w:rPr>
+      </w:pPr>
+      <w:r>
+        <w:rPr>
+          <w:sz w:val="24"/>
+          <w:szCs w:val="24"/>
+        </w:rPr>
+        <w:t xml:space="preserve"> El sistema de producción de Free Know, corresponde a un modelo </w:t>
       </w:r>
       <w:r>
         <w:rPr>
           <w:i/>
+          <w:sz w:val="24"/>
+          <w:szCs w:val="24"/>
         </w:rPr>
         <w:t xml:space="preserve">por lotes y bajo pedido. </w:t>
       </w:r>
       <w:r>
-        <w:t xml:space="preserve">Al no ser los fabricantes directos, la producción se activa únicamente </w:t>
-      </w:r>
-      <w:r>
-        <w:lastRenderedPageBreak/>
-        <w:t xml:space="preserve">cuando se han cerrado los cupos de auspicios necesarios con las empresas patrocinadoras. </w:t>
+        <w:rPr>
+          <w:sz w:val="24"/>
+          <w:szCs w:val="24"/>
+        </w:rPr>
+        <w:t xml:space="preserve">Al no ser los fabricantes directos, la producción se activa únicamente cuando se han cerrado los cupos de auspicios necesarios con las empresas patrocinadoras. </w:t>
       </w:r>
     </w:p>
     <w:p>
@@ -2968,20 +2793,25 @@
         <w:spacing w:after="185" w:line="250" w:lineRule="auto"/>
         <w:ind w:left="565"/>
         <w:jc w:val="left"/>
+        <w:rPr>
+          <w:sz w:val="24"/>
+          <w:szCs w:val="24"/>
+        </w:rPr>
       </w:pPr>
       <w:r>
         <w:rPr>
           <w:b/>
-        </w:rPr>
-        <w:t>Descrip</w:t>
-      </w:r>
-      <w:r>
-        <w:rPr>
-          <w:b/>
-        </w:rPr>
-        <w:t>ción del proceso productivo</w:t>
-      </w:r>
-      <w:r>
+          <w:sz w:val="24"/>
+          <w:szCs w:val="24"/>
+        </w:rPr>
+        <w:lastRenderedPageBreak/>
+        <w:t>Descripción del proceso productivo</w:t>
+      </w:r>
+      <w:r>
+        <w:rPr>
+          <w:sz w:val="24"/>
+          <w:szCs w:val="24"/>
+        </w:rPr>
         <w:t xml:space="preserve">: </w:t>
       </w:r>
     </w:p>
@@ -2989,65 +2819,111 @@
       <w:pPr>
         <w:spacing w:after="164"/>
         <w:ind w:left="565"/>
-      </w:pPr>
-      <w:r>
-        <w:t xml:space="preserve"> Se recibe la orden de compra de las empresas patrocinadoras, el equipo se encarga de contactarla y hacerle saber </w:t>
-      </w:r>
-      <w:proofErr w:type="spellStart"/>
-      <w:r>
-        <w:t>como</w:t>
-      </w:r>
-      <w:proofErr w:type="spellEnd"/>
-      <w:r>
-        <w:t xml:space="preserve"> será posible realizar el pedido (esto debido a la alta complejidad del sistema) ya que es posible que se lo</w:t>
-      </w:r>
-      <w:r>
-        <w:t xml:space="preserve"> modifique un poco en el proceso. También se calcula el esquema de distribución, ya que debemos respetar la regla del 65%-35%. </w:t>
+        <w:rPr>
+          <w:sz w:val="24"/>
+          <w:szCs w:val="24"/>
+        </w:rPr>
+      </w:pPr>
+      <w:r>
+        <w:rPr>
+          <w:sz w:val="24"/>
+          <w:szCs w:val="24"/>
+        </w:rPr>
+        <w:t xml:space="preserve"> Se recibe la orden de compra de las empresas patrocinadoras, el equipo se encarga de contactarla y hacerle saber c</w:t>
+      </w:r>
+      <w:r>
+        <w:rPr>
+          <w:sz w:val="24"/>
+          <w:szCs w:val="24"/>
+        </w:rPr>
+        <w:t>ó</w:t>
+      </w:r>
+      <w:r>
+        <w:rPr>
+          <w:sz w:val="24"/>
+          <w:szCs w:val="24"/>
+        </w:rPr>
+        <w:t xml:space="preserve">mo será posible realizar el pedido (esto debido a la alta complejidad del sistema) ya que es posible que se lo modifique un poco en el proceso. También se calcula el esquema de distribución, ya que debemos respetar la regla del 65%-35%. </w:t>
       </w:r>
     </w:p>
     <w:p>
       <w:pPr>
         <w:spacing w:after="170"/>
         <w:ind w:left="565"/>
-      </w:pPr>
-      <w:r>
-        <w:t xml:space="preserve">El equipo de Free Know maqueta digitalmente el libro, con los auspicios de las marcas, incluyendo sus logos, slogans, e incluso </w:t>
-      </w:r>
-      <w:r>
-        <w:t xml:space="preserve">imágenes publicitarias de sus productos en zonas del producto donde no molesten al lector a la hora de leer, pero que lo hagan consciente de los anuncios. </w:t>
+        <w:rPr>
+          <w:sz w:val="24"/>
+          <w:szCs w:val="24"/>
+        </w:rPr>
+      </w:pPr>
+      <w:r>
+        <w:rPr>
+          <w:sz w:val="24"/>
+          <w:szCs w:val="24"/>
+        </w:rPr>
+        <w:t xml:space="preserve">El equipo de Free Know maqueta digitalmente el libro, con los auspicios de las marcas, incluyendo sus logos, slogans, e incluso imágenes publicitarias de sus productos en zonas del producto donde no molesten al lector a la hora de leer, pero que lo hagan consciente de los anuncios. </w:t>
       </w:r>
     </w:p>
     <w:p>
       <w:pPr>
         <w:spacing w:after="164"/>
         <w:ind w:left="565"/>
-      </w:pPr>
-      <w:r>
-        <w:t xml:space="preserve">Luego se envían los archivos digitales terminados y la orden de compra a la </w:t>
+        <w:rPr>
+          <w:sz w:val="24"/>
+          <w:szCs w:val="24"/>
+        </w:rPr>
+      </w:pPr>
+      <w:r>
+        <w:rPr>
+          <w:sz w:val="24"/>
+          <w:szCs w:val="24"/>
+        </w:rPr>
+        <w:t xml:space="preserve">Luego se envían </w:t>
+      </w:r>
+      <w:r>
+        <w:rPr>
+          <w:sz w:val="24"/>
+          <w:szCs w:val="24"/>
+        </w:rPr>
+        <w:t xml:space="preserve">las cantidades estimativas de hojas a ocupar </w:t>
+      </w:r>
+      <w:r>
+        <w:rPr>
+          <w:sz w:val="24"/>
+          <w:szCs w:val="24"/>
+        </w:rPr>
+        <w:t xml:space="preserve">y la orden de compra a la </w:t>
       </w:r>
       <w:r>
         <w:rPr>
           <w:i/>
+          <w:sz w:val="24"/>
+          <w:szCs w:val="24"/>
         </w:rPr>
         <w:t xml:space="preserve">Imprenta Ecológica </w:t>
       </w:r>
       <w:r>
-        <w:t>ubica</w:t>
-      </w:r>
-      <w:r>
-        <w:t xml:space="preserve">da en Buenos Aires, con la especificación de las cantidades deseadas. </w:t>
+        <w:rPr>
+          <w:sz w:val="24"/>
+          <w:szCs w:val="24"/>
+        </w:rPr>
+        <w:t xml:space="preserve">ubicada en Buenos Aires, con la especificación de las cantidades deseadas. </w:t>
       </w:r>
     </w:p>
     <w:p>
       <w:pPr>
         <w:spacing w:after="169"/>
         <w:ind w:left="565"/>
-      </w:pPr>
-      <w:r>
-        <w:t>Los libros son transportados desde Buenos Aires a los depósitos de Free Know, donde se separan para su embalaje y distribución final, mientras otros (la minoría), que son los que no cue</w:t>
-      </w:r>
-      <w:r>
-        <w:t xml:space="preserve">ntan con anuncios, quedan para la venta. </w:t>
+        <w:rPr>
+          <w:sz w:val="24"/>
+          <w:szCs w:val="24"/>
+        </w:rPr>
+      </w:pPr>
+      <w:r>
+        <w:rPr>
+          <w:sz w:val="24"/>
+          <w:szCs w:val="24"/>
+        </w:rPr>
+        <w:t xml:space="preserve">Los libros son transportados desde Buenos Aires a los depósitos de Free Know, donde se separan para su embalaje y distribución final, mientras otros (la minoría), que son los que no cuentan con anuncios, quedan para la venta. </w:t>
       </w:r>
     </w:p>
     <w:p>
@@ -3055,8 +2931,16 @@
         <w:spacing w:after="177" w:line="259" w:lineRule="auto"/>
         <w:ind w:left="570" w:firstLine="0"/>
         <w:jc w:val="left"/>
-      </w:pPr>
-      <w:r>
+        <w:rPr>
+          <w:sz w:val="24"/>
+          <w:szCs w:val="24"/>
+        </w:rPr>
+      </w:pPr>
+      <w:r>
+        <w:rPr>
+          <w:sz w:val="24"/>
+          <w:szCs w:val="24"/>
+        </w:rPr>
         <w:t xml:space="preserve"> </w:t>
       </w:r>
     </w:p>
@@ -3065,14 +2949,24 @@
         <w:spacing w:after="185" w:line="250" w:lineRule="auto"/>
         <w:ind w:left="565"/>
         <w:jc w:val="left"/>
+        <w:rPr>
+          <w:sz w:val="24"/>
+          <w:szCs w:val="24"/>
+        </w:rPr>
       </w:pPr>
       <w:r>
         <w:rPr>
           <w:b/>
+          <w:sz w:val="24"/>
+          <w:szCs w:val="24"/>
         </w:rPr>
         <w:t>Control de calidad</w:t>
       </w:r>
       <w:r>
+        <w:rPr>
+          <w:sz w:val="24"/>
+          <w:szCs w:val="24"/>
+        </w:rPr>
         <w:t xml:space="preserve">: </w:t>
       </w:r>
     </w:p>
@@ -3080,27 +2974,34 @@
       <w:pPr>
         <w:spacing w:after="162"/>
         <w:ind w:left="565"/>
-      </w:pPr>
-      <w:r>
-        <w:t xml:space="preserve"> El control de calidad se basa en un exhaustivo control de los archivos digitales, analizando que no tengan errores y no los tengan a la hora de la impresión. Para esto podemos enviar los arc</w:t>
-      </w:r>
-      <w:r>
-        <w:t>hivos de prueba a la imprenta, para que hagan una única impresión de cada libro, para revisar que no cuenten con fallas, que los colores se vean bien en el papel reciclado y que, sobre todo, los logos de las empresas auspiciantes tengan una buena visibilid</w:t>
-      </w:r>
-      <w:r>
-        <w:t xml:space="preserve">ad. </w:t>
+        <w:rPr>
+          <w:sz w:val="24"/>
+          <w:szCs w:val="24"/>
+        </w:rPr>
+      </w:pPr>
+      <w:r>
+        <w:rPr>
+          <w:sz w:val="24"/>
+          <w:szCs w:val="24"/>
+        </w:rPr>
+        <w:t xml:space="preserve"> El control de calidad se basa en un exhaustivo control de los archivos digitales, analizando que no tengan errores y no los tengan a la hora de la impresión. Para esto podemos enviar los archivos de prueba a la imprenta, para que hagan una única impresión de cada libro, para revisar que no cuenten con fallas, que los colores se vean bien en el papel reciclado y que, sobre todo, los logos de las empresas auspiciantes tengan una buena visibilidad. </w:t>
       </w:r>
     </w:p>
     <w:p>
       <w:pPr>
         <w:spacing w:after="164"/>
         <w:ind w:left="565"/>
-      </w:pPr>
-      <w:r>
-        <w:t>Luego, una vez que los libros llegan de Buenos Aires, el personal de Free Know se encarga de hacer un chequeo general a los libros. Para confirmar que tengan una buena encuadernación, que la tinta esté en su lugar, que los materiales estén en buen est</w:t>
-      </w:r>
-      <w:r>
-        <w:t xml:space="preserve">ado, etc. Todo esto antes de ser enviado a las instituciones educativas o compradores. </w:t>
+        <w:rPr>
+          <w:sz w:val="24"/>
+          <w:szCs w:val="24"/>
+        </w:rPr>
+      </w:pPr>
+      <w:r>
+        <w:rPr>
+          <w:sz w:val="24"/>
+          <w:szCs w:val="24"/>
+        </w:rPr>
+        <w:t xml:space="preserve">Luego, una vez que los libros llegan de Buenos Aires, el personal de Free Know se encarga de hacer un chequeo general a los libros. Para confirmar que tengan una buena encuadernación, que la tinta esté en su lugar, que los materiales estén en buen estado, etc. Todo esto antes de ser enviado a las instituciones educativas o compradores. </w:t>
       </w:r>
     </w:p>
     <w:p>
@@ -3116,12 +3017,18 @@
     <w:p>
       <w:pPr>
         <w:spacing w:after="8" w:line="250" w:lineRule="auto"/>
-        <w:ind w:left="565"/>
+        <w:ind w:left="0"/>
         <w:jc w:val="left"/>
+        <w:rPr>
+          <w:sz w:val="28"/>
+          <w:szCs w:val="28"/>
+        </w:rPr>
       </w:pPr>
       <w:r>
         <w:rPr>
           <w:b/>
+          <w:sz w:val="28"/>
+          <w:szCs w:val="28"/>
         </w:rPr>
         <w:t xml:space="preserve">9. Organización de los recursos humanos </w:t>
       </w:r>
@@ -3140,79 +3047,93 @@
       <w:pPr>
         <w:numPr>
           <w:ilvl w:val="0"/>
-          <w:numId w:val="6"/>
+          <w:numId w:val="12"/>
         </w:numPr>
         <w:spacing w:after="0" w:line="259" w:lineRule="auto"/>
         <w:ind w:hanging="360"/>
-      </w:pPr>
-      <w:r>
-        <w:rPr>
-          <w:b/>
-        </w:rPr>
-        <w:t>Gerencia general</w:t>
-      </w:r>
-      <w:r>
-        <w:t xml:space="preserve">: Simón Becerra y Jeremías Moreira dirigiendo el proyecto. </w:t>
+        <w:rPr>
+          <w:bCs/>
+          <w:sz w:val="24"/>
+          <w:szCs w:val="24"/>
+        </w:rPr>
+      </w:pPr>
+      <w:r>
+        <w:rPr>
+          <w:bCs/>
+          <w:sz w:val="24"/>
+          <w:szCs w:val="24"/>
+        </w:rPr>
+        <w:t xml:space="preserve">Gerencia general: Simón Becerra y Jeremías Moreira dirigiendo el proyecto. </w:t>
       </w:r>
     </w:p>
     <w:p>
       <w:pPr>
         <w:numPr>
           <w:ilvl w:val="0"/>
-          <w:numId w:val="6"/>
+          <w:numId w:val="12"/>
         </w:numPr>
         <w:spacing w:after="20"/>
         <w:ind w:hanging="360"/>
-      </w:pPr>
-      <w:r>
-        <w:rPr>
-          <w:b/>
-        </w:rPr>
-        <w:t>Área comercial</w:t>
-      </w:r>
-      <w:r>
-        <w:t xml:space="preserve">: Ejecutivos encargados de contactar y cerrar contratos con las empresas auspiciantes. </w:t>
+        <w:rPr>
+          <w:bCs/>
+          <w:sz w:val="24"/>
+          <w:szCs w:val="24"/>
+        </w:rPr>
+      </w:pPr>
+      <w:r>
+        <w:rPr>
+          <w:bCs/>
+          <w:sz w:val="24"/>
+          <w:szCs w:val="24"/>
+        </w:rPr>
+        <w:t xml:space="preserve">Área comercial: Ejecutivos encargados de contactar y cerrar contratos con las empresas auspiciantes. </w:t>
       </w:r>
     </w:p>
     <w:p>
       <w:pPr>
         <w:numPr>
           <w:ilvl w:val="0"/>
-          <w:numId w:val="6"/>
+          <w:numId w:val="12"/>
         </w:numPr>
         <w:spacing w:after="19"/>
         <w:ind w:hanging="360"/>
-      </w:pPr>
-      <w:r>
-        <w:rPr>
-          <w:b/>
-        </w:rPr>
-        <w:t>Área administrativa/financiera</w:t>
-      </w:r>
-      <w:r>
-        <w:t>: Control de pagos, facturación y gestión con la fábrica terceri</w:t>
-      </w:r>
-      <w:r>
-        <w:t xml:space="preserve">zada. </w:t>
+        <w:rPr>
+          <w:bCs/>
+          <w:sz w:val="24"/>
+          <w:szCs w:val="24"/>
+        </w:rPr>
+      </w:pPr>
+      <w:r>
+        <w:rPr>
+          <w:bCs/>
+          <w:sz w:val="24"/>
+          <w:szCs w:val="24"/>
+        </w:rPr>
+        <w:t xml:space="preserve">Área administrativa/financiera: Control de pagos, facturación y gestión con la fábrica tercerizada. </w:t>
       </w:r>
     </w:p>
     <w:p>
       <w:pPr>
         <w:numPr>
           <w:ilvl w:val="0"/>
-          <w:numId w:val="6"/>
+          <w:numId w:val="12"/>
         </w:numPr>
         <w:spacing w:after="164"/>
         <w:ind w:hanging="360"/>
-      </w:pPr>
-      <w:r>
-        <w:rPr>
-          <w:b/>
-        </w:rPr>
-        <w:t>Área de logística</w:t>
-      </w:r>
-      <w:r>
-        <w:t xml:space="preserve">: Personal encargado de recibir la mercadería y de gestionar su distribución y donación. </w:t>
+        <w:rPr>
+          <w:bCs/>
+          <w:sz w:val="24"/>
+          <w:szCs w:val="24"/>
+        </w:rPr>
+      </w:pPr>
+      <w:r>
+        <w:rPr>
+          <w:bCs/>
+          <w:sz w:val="24"/>
+          <w:szCs w:val="24"/>
+        </w:rPr>
+        <w:lastRenderedPageBreak/>
+        <w:t xml:space="preserve">Área de logística: Personal encargado de recibir la mercadería y de gestionar su distribución y donación. </w:t>
       </w:r>
     </w:p>
     <w:p>
@@ -3224,129 +3145,31 @@
     <w:p>
       <w:pPr>
         <w:spacing w:line="276" w:lineRule="auto"/>
-      </w:pPr>
-      <w:r>
-        <w:rPr>
-          <w:highlight w:val="yellow"/>
+        <w:ind w:left="0" w:firstLine="0"/>
+        <w:rPr>
+          <w:b/>
+          <w:bCs/>
+          <w:sz w:val="28"/>
+          <w:szCs w:val="28"/>
+        </w:rPr>
+      </w:pPr>
+      <w:r>
+        <w:rPr>
+          <w:b/>
+          <w:bCs/>
+          <w:sz w:val="28"/>
+          <w:szCs w:val="28"/>
+        </w:rPr>
+        <w:t xml:space="preserve">10. </w:t>
+      </w:r>
+      <w:r>
+        <w:rPr>
+          <w:b/>
+          <w:bCs/>
+          <w:sz w:val="28"/>
+          <w:szCs w:val="28"/>
         </w:rPr>
         <w:t>Marketing</w:t>
-      </w:r>
-    </w:p>
-    <w:p>
-      <w:pPr>
-        <w:spacing w:line="276" w:lineRule="auto"/>
-      </w:pPr>
-      <w:r>
-        <w:t>Producto: Libros producidos a base de papel reciclado, cubre la carencia de recursos educativos en espacios rurales o marginados. Además de lo que los libros muestran, los lectores pueden desarrollar el pensamiento crítico en casos de cierta lectura, y la distracción de la realidad en caso de otras.</w:t>
-      </w:r>
-    </w:p>
-    <w:p>
-      <w:pPr>
-        <w:spacing w:line="276" w:lineRule="auto"/>
-      </w:pPr>
-      <w:r>
-        <w:t>Precio: el precio no es relevante para los lectores, pero si se establece un precio hacia quienes buscan querer un espacio publicitario en los libros. Aunque si ofrecemos una sección donde pueden comprar libros sin anuncios, pero con un coste un poco más elevado, debido a exclusividad de este producto.</w:t>
-      </w:r>
-    </w:p>
-    <w:p>
-      <w:pPr>
-        <w:spacing w:line="276" w:lineRule="auto"/>
-        <w:rPr>
-          <w:lang w:val="es-ES"/>
-        </w:rPr>
-      </w:pPr>
-      <w:r>
-        <w:rPr>
-          <w:lang w:val="es-ES"/>
-        </w:rPr>
-        <w:t>Punto de venta: Nos localizamos inicialmente en Bs.As., en barrios marginados y/o centro. Pero buscamos obtener alcance nacional mientras estemos progresando con nuestros objetivos.</w:t>
-      </w:r>
-    </w:p>
-    <w:p>
-      <w:pPr>
-        <w:spacing w:line="276" w:lineRule="auto"/>
-        <w:rPr>
-          <w:lang w:val="es-ES"/>
-        </w:rPr>
-      </w:pPr>
-      <w:r>
-        <w:rPr>
-          <w:lang w:val="es-ES"/>
-        </w:rPr>
-        <w:t>Promoción: Se realiza principalmente a través de la puesta de puntos de encuentro, donde será un contacto más personal y amigable. Luego, cuando estemos alcanzando un cierto progreso, buscaremos utilizar redes sociales y/o servicios web.</w:t>
-      </w:r>
-    </w:p>
-    <w:p>
-      <w:pPr>
-        <w:spacing w:line="276" w:lineRule="auto"/>
-        <w:rPr>
-          <w:lang w:val="es-ES"/>
-        </w:rPr>
-      </w:pPr>
-      <w:r>
-        <w:rPr>
-          <w:highlight w:val="yellow"/>
-          <w:lang w:val="es-ES"/>
-        </w:rPr>
-        <w:t>Propaganda</w:t>
-      </w:r>
-    </w:p>
-    <w:p>
-      <w:pPr>
-        <w:spacing w:line="276" w:lineRule="auto"/>
-        <w:rPr>
-          <w:lang w:val="es-ES"/>
-        </w:rPr>
-      </w:pPr>
-      <w:r>
-        <w:rPr>
-          <w:lang w:val="es-ES"/>
-        </w:rPr>
-        <w:t>Esta se basará en la concientización de las empresas en favorecer este tipo de actividades hacia quienes no tienen la posibilidad de alcanzar el estudio. Como también el reconocimiento y fomento de uso de material biodegradable en productos cotidianos.</w:t>
-      </w:r>
-    </w:p>
-    <w:p>
-      <w:pPr>
-        <w:spacing w:line="276" w:lineRule="auto"/>
-        <w:rPr>
-          <w:lang w:val="es-ES"/>
-        </w:rPr>
-      </w:pPr>
-      <w:r>
-        <w:rPr>
-          <w:highlight w:val="yellow"/>
-          <w:lang w:val="es-ES"/>
-        </w:rPr>
-        <w:t>Publicidad</w:t>
-      </w:r>
-    </w:p>
-    <w:p>
-      <w:pPr>
-        <w:spacing w:line="276" w:lineRule="auto"/>
-        <w:rPr>
-          <w:lang w:val="es-ES"/>
-        </w:rPr>
-      </w:pPr>
-      <w:r>
-        <w:rPr>
-          <w:lang w:val="es-ES"/>
-        </w:rPr>
-        <w:t>Esta se desarrollará principalmente en redes sociales y el en boca en boca de los lectores. Sin embargo, se predispondrá de una página web donde podrán acceder para vista previa de nuestro stock y posible incluso de auspiciantes para la publicidad de sus propias marcas.</w:t>
-      </w:r>
-    </w:p>
-    <w:p>
-      <w:pPr>
-        <w:spacing w:line="276" w:lineRule="auto"/>
-        <w:rPr>
-          <w:lang w:val="es-ES"/>
-        </w:rPr>
-      </w:pPr>
-      <w:r>
-        <w:rPr>
-          <w:highlight w:val="yellow"/>
-          <w:lang w:val="es-ES"/>
-        </w:rPr>
-        <w:t>Presupuesto</w:t>
       </w:r>
     </w:p>
     <w:p>
@@ -3354,17 +3177,159 @@
         <w:pStyle w:val="Prrafodelista"/>
         <w:numPr>
           <w:ilvl w:val="0"/>
-          <w:numId w:val="7"/>
+          <w:numId w:val="14"/>
         </w:numPr>
         <w:spacing w:line="276" w:lineRule="auto"/>
-        <w:jc w:val="both"/>
+        <w:ind w:left="993"/>
         <w:rPr>
           <w:rFonts w:ascii="Arial" w:hAnsi="Arial" w:cs="Arial"/>
+          <w:sz w:val="24"/>
+          <w:szCs w:val="24"/>
+        </w:rPr>
+      </w:pPr>
+      <w:r>
+        <w:rPr>
+          <w:rFonts w:ascii="Arial" w:hAnsi="Arial" w:cs="Arial"/>
+          <w:sz w:val="24"/>
+          <w:szCs w:val="24"/>
+        </w:rPr>
+        <w:t>Producto: Libros producidos a base de papel reciclado, cubre la carencia de recursos educativos en espacios rurales o marginados. Además de lo que los libros muestran, los lectores pueden desarrollar el pensamiento crítico en casos de cierta lectura, y la distracción de la realidad en caso de otras.</w:t>
+      </w:r>
+    </w:p>
+    <w:p>
+      <w:pPr>
+        <w:pStyle w:val="Prrafodelista"/>
+        <w:numPr>
+          <w:ilvl w:val="0"/>
+          <w:numId w:val="14"/>
+        </w:numPr>
+        <w:spacing w:line="276" w:lineRule="auto"/>
+        <w:ind w:left="993"/>
+        <w:rPr>
+          <w:rFonts w:ascii="Arial" w:hAnsi="Arial" w:cs="Arial"/>
+          <w:sz w:val="24"/>
+          <w:szCs w:val="24"/>
+        </w:rPr>
+      </w:pPr>
+      <w:r>
+        <w:rPr>
+          <w:rFonts w:ascii="Arial" w:hAnsi="Arial" w:cs="Arial"/>
+          <w:sz w:val="24"/>
+          <w:szCs w:val="24"/>
+        </w:rPr>
+        <w:t>Precio: el precio no es relevante para los lectores, pero si se establece un precio hacia quienes buscan querer un espacio publicitario en los libros. Aunque si ofrecemos una sección donde pueden comprar</w:t>
+      </w:r>
+      <w:r>
+        <w:rPr>
+          <w:rFonts w:ascii="Arial" w:hAnsi="Arial" w:cs="Arial"/>
+          <w:sz w:val="24"/>
+          <w:szCs w:val="24"/>
+        </w:rPr>
+        <w:t xml:space="preserve">los </w:t>
+      </w:r>
+      <w:r>
+        <w:rPr>
+          <w:rFonts w:ascii="Arial" w:hAnsi="Arial" w:cs="Arial"/>
+          <w:sz w:val="24"/>
+          <w:szCs w:val="24"/>
+        </w:rPr>
+        <w:t>sin anuncios, pero con un coste un poco más elevado, debido a exclusividad de este producto.</w:t>
+      </w:r>
+    </w:p>
+    <w:p>
+      <w:pPr>
+        <w:pStyle w:val="Prrafodelista"/>
+        <w:numPr>
+          <w:ilvl w:val="0"/>
+          <w:numId w:val="14"/>
+        </w:numPr>
+        <w:spacing w:line="276" w:lineRule="auto"/>
+        <w:ind w:left="993"/>
+        <w:rPr>
+          <w:rFonts w:ascii="Arial" w:hAnsi="Arial" w:cs="Arial"/>
+          <w:sz w:val="24"/>
+          <w:szCs w:val="24"/>
+          <w:lang w:val="es-ES"/>
+        </w:rPr>
+      </w:pPr>
+      <w:r>
+        <w:rPr>
+          <w:rFonts w:ascii="Arial" w:hAnsi="Arial" w:cs="Arial"/>
+          <w:sz w:val="24"/>
+          <w:szCs w:val="24"/>
+          <w:lang w:val="es-ES"/>
+        </w:rPr>
+        <w:t>Punto de venta: Nos localizamos inicialmente en Bs.As., en barrios marginados y/o centro. Pero buscamos obtener alcance nacional mientras estemos progresando con nuestros objetivos.</w:t>
+      </w:r>
+    </w:p>
+    <w:p>
+      <w:pPr>
+        <w:pStyle w:val="Prrafodelista"/>
+        <w:numPr>
+          <w:ilvl w:val="0"/>
+          <w:numId w:val="14"/>
+        </w:numPr>
+        <w:spacing w:line="276" w:lineRule="auto"/>
+        <w:ind w:left="993"/>
+        <w:rPr>
+          <w:rFonts w:ascii="Arial" w:hAnsi="Arial" w:cs="Arial"/>
+          <w:sz w:val="24"/>
+          <w:szCs w:val="24"/>
+          <w:lang w:val="es-ES"/>
+        </w:rPr>
+      </w:pPr>
+      <w:r>
+        <w:rPr>
+          <w:rFonts w:ascii="Arial" w:hAnsi="Arial" w:cs="Arial"/>
+          <w:sz w:val="24"/>
+          <w:szCs w:val="24"/>
+          <w:lang w:val="es-ES"/>
+        </w:rPr>
+        <w:t>Promoción: Se realiza principalmente a través de la puesta de puntos de encuentro, donde será un contacto más personal y amigable. Luego, cuando estemos alcanzando un cierto progreso, buscaremos utilizar redes sociales y/o servicios web.</w:t>
+      </w:r>
+    </w:p>
+    <w:p>
+      <w:pPr>
+        <w:pStyle w:val="Prrafodelista"/>
+        <w:numPr>
+          <w:ilvl w:val="0"/>
+          <w:numId w:val="14"/>
+        </w:numPr>
+        <w:spacing w:line="276" w:lineRule="auto"/>
+        <w:ind w:left="993"/>
+        <w:rPr>
+          <w:sz w:val="24"/>
+          <w:szCs w:val="24"/>
+          <w:u w:val="single"/>
+          <w:lang w:val="es-ES"/>
+        </w:rPr>
+      </w:pPr>
+      <w:r>
+        <w:rPr>
+          <w:sz w:val="24"/>
+          <w:szCs w:val="24"/>
+          <w:u w:val="single"/>
+          <w:lang w:val="es-ES"/>
+        </w:rPr>
+        <w:t>Costos</w:t>
+      </w:r>
+    </w:p>
+    <w:p>
+      <w:pPr>
+        <w:pStyle w:val="Prrafodelista"/>
+        <w:numPr>
+          <w:ilvl w:val="0"/>
+          <w:numId w:val="14"/>
+        </w:numPr>
+        <w:spacing w:line="276" w:lineRule="auto"/>
+        <w:rPr>
+          <w:sz w:val="24"/>
+          <w:szCs w:val="24"/>
           <w:lang w:val="es-ES"/>
         </w:rPr>
         <w:sectPr>
           <w:pgSz w:w="11906" w:h="16838"/>
-          <w:pgMar w:top="1417" w:right="1701" w:bottom="1417" w:left="1701" w:header="708" w:footer="708" w:gutter="0"/>
+          <w:pgMar w:top="1440" w:right="1440" w:bottom="1440" w:left="1440" w:header="708" w:footer="708" w:gutter="0"/>
           <w:cols w:space="708"/>
           <w:docGrid w:linePitch="360"/>
         </w:sectPr>
@@ -3375,21 +3340,30 @@
         <w:pStyle w:val="Prrafodelista"/>
         <w:numPr>
           <w:ilvl w:val="0"/>
-          <w:numId w:val="7"/>
+          <w:numId w:val="14"/>
         </w:numPr>
-        <w:spacing w:line="276" w:lineRule="auto"/>
-        <w:jc w:val="both"/>
-        <w:rPr>
-          <w:rFonts w:ascii="Arial" w:hAnsi="Arial" w:cs="Arial"/>
-          <w:lang w:val="es-ES"/>
-        </w:rPr>
-      </w:pPr>
-      <w:r>
-        <w:rPr>
-          <w:rFonts w:ascii="Arial" w:hAnsi="Arial" w:cs="Arial"/>
-          <w:lang w:val="es-ES"/>
-        </w:rPr>
-        <w:t>Ingresos fijos</w:t>
+        <w:spacing w:after="0" w:line="276" w:lineRule="auto"/>
+        <w:rPr>
+          <w:b/>
+          <w:bCs/>
+          <w:sz w:val="24"/>
+          <w:szCs w:val="24"/>
+          <w:highlight w:val="cyan"/>
+          <w:u w:val="single"/>
+          <w:lang w:val="es-ES"/>
+        </w:rPr>
+      </w:pPr>
+      <w:r>
+        <w:rPr>
+          <w:b/>
+          <w:bCs/>
+          <w:sz w:val="24"/>
+          <w:szCs w:val="24"/>
+          <w:highlight w:val="cyan"/>
+          <w:u w:val="single"/>
+          <w:lang w:val="es-ES"/>
+        </w:rPr>
+        <w:t>Costo de Producción</w:t>
       </w:r>
     </w:p>
     <w:p>
@@ -3397,21 +3371,24 @@
         <w:pStyle w:val="Prrafodelista"/>
         <w:numPr>
           <w:ilvl w:val="0"/>
-          <w:numId w:val="7"/>
+          <w:numId w:val="14"/>
         </w:numPr>
-        <w:spacing w:line="276" w:lineRule="auto"/>
-        <w:jc w:val="both"/>
-        <w:rPr>
-          <w:rFonts w:ascii="Arial" w:hAnsi="Arial" w:cs="Arial"/>
-          <w:lang w:val="es-ES"/>
-        </w:rPr>
-      </w:pPr>
-      <w:r>
-        <w:rPr>
-          <w:rFonts w:ascii="Arial" w:hAnsi="Arial" w:cs="Arial"/>
-          <w:lang w:val="es-ES"/>
-        </w:rPr>
-        <w:t>Ingresos variables</w:t>
+        <w:spacing w:after="0" w:line="276" w:lineRule="auto"/>
+        <w:rPr>
+          <w:sz w:val="24"/>
+          <w:szCs w:val="24"/>
+          <w:highlight w:val="cyan"/>
+          <w:lang w:val="es-ES"/>
+        </w:rPr>
+      </w:pPr>
+      <w:r>
+        <w:rPr>
+          <w:sz w:val="24"/>
+          <w:szCs w:val="24"/>
+          <w:highlight w:val="cyan"/>
+          <w:lang w:val="es-ES"/>
+        </w:rPr>
+        <w:t>$100 tinta agua (10k libros)</w:t>
       </w:r>
     </w:p>
     <w:p>
@@ -3419,21 +3396,24 @@
         <w:pStyle w:val="Prrafodelista"/>
         <w:numPr>
           <w:ilvl w:val="0"/>
-          <w:numId w:val="7"/>
+          <w:numId w:val="14"/>
         </w:numPr>
-        <w:spacing w:line="276" w:lineRule="auto"/>
-        <w:jc w:val="both"/>
-        <w:rPr>
-          <w:rFonts w:ascii="Arial" w:hAnsi="Arial" w:cs="Arial"/>
-          <w:lang w:val="es-ES"/>
-        </w:rPr>
-      </w:pPr>
-      <w:r>
-        <w:rPr>
-          <w:rFonts w:ascii="Arial" w:hAnsi="Arial" w:cs="Arial"/>
-          <w:lang w:val="es-ES"/>
-        </w:rPr>
-        <w:t>Gastos obligatorios variables</w:t>
+        <w:spacing w:after="0" w:line="276" w:lineRule="auto"/>
+        <w:rPr>
+          <w:sz w:val="24"/>
+          <w:szCs w:val="24"/>
+          <w:highlight w:val="cyan"/>
+          <w:lang w:val="es-ES"/>
+        </w:rPr>
+      </w:pPr>
+      <w:r>
+        <w:rPr>
+          <w:sz w:val="24"/>
+          <w:szCs w:val="24"/>
+          <w:highlight w:val="cyan"/>
+          <w:lang w:val="es-ES"/>
+        </w:rPr>
+        <w:t>$5000 hojas recicladas + 5% por margen de error</w:t>
       </w:r>
     </w:p>
     <w:p>
@@ -3441,21 +3421,24 @@
         <w:pStyle w:val="Prrafodelista"/>
         <w:numPr>
           <w:ilvl w:val="0"/>
-          <w:numId w:val="7"/>
+          <w:numId w:val="14"/>
         </w:numPr>
-        <w:spacing w:line="276" w:lineRule="auto"/>
-        <w:jc w:val="both"/>
-        <w:rPr>
-          <w:rFonts w:ascii="Arial" w:hAnsi="Arial" w:cs="Arial"/>
-          <w:lang w:val="es-ES"/>
-        </w:rPr>
-      </w:pPr>
-      <w:r>
-        <w:rPr>
-          <w:rFonts w:ascii="Arial" w:hAnsi="Arial" w:cs="Arial"/>
-          <w:lang w:val="es-ES"/>
-        </w:rPr>
-        <w:t>Gastos obligatorios fijos</w:t>
+        <w:spacing w:after="0" w:line="276" w:lineRule="auto"/>
+        <w:rPr>
+          <w:sz w:val="24"/>
+          <w:szCs w:val="24"/>
+          <w:highlight w:val="cyan"/>
+          <w:lang w:val="es-ES"/>
+        </w:rPr>
+      </w:pPr>
+      <w:r>
+        <w:rPr>
+          <w:sz w:val="24"/>
+          <w:szCs w:val="24"/>
+          <w:highlight w:val="cyan"/>
+          <w:lang w:val="es-ES"/>
+        </w:rPr>
+        <w:t>$80 tapa contratapa</w:t>
       </w:r>
     </w:p>
     <w:p>
@@ -3463,140 +3446,458 @@
         <w:pStyle w:val="Prrafodelista"/>
         <w:numPr>
           <w:ilvl w:val="0"/>
-          <w:numId w:val="7"/>
+          <w:numId w:val="14"/>
         </w:numPr>
-        <w:spacing w:line="276" w:lineRule="auto"/>
-        <w:jc w:val="both"/>
-        <w:rPr>
-          <w:rFonts w:ascii="Arial" w:hAnsi="Arial" w:cs="Arial"/>
-          <w:lang w:val="es-ES"/>
-        </w:rPr>
-      </w:pPr>
-      <w:r>
-        <w:rPr>
-          <w:rFonts w:ascii="Arial" w:hAnsi="Arial" w:cs="Arial"/>
-          <w:lang w:val="es-ES"/>
-        </w:rPr>
-        <w:t>Gastos Optativos</w:t>
-      </w:r>
-    </w:p>
-    <w:p>
-      <w:pPr>
-        <w:spacing w:line="276" w:lineRule="auto"/>
-        <w:rPr>
-          <w:highlight w:val="yellow"/>
+        <w:spacing w:after="0" w:line="276" w:lineRule="auto"/>
+        <w:rPr>
+          <w:sz w:val="24"/>
+          <w:szCs w:val="24"/>
+          <w:highlight w:val="cyan"/>
+          <w:lang w:val="es-ES"/>
+        </w:rPr>
+      </w:pPr>
+      <w:r>
+        <w:rPr>
+          <w:sz w:val="24"/>
+          <w:szCs w:val="24"/>
+          <w:highlight w:val="cyan"/>
+          <w:lang w:val="es-ES"/>
+        </w:rPr>
+        <w:t xml:space="preserve">$10 almacenamiento (bodega) </w:t>
+      </w:r>
+    </w:p>
+    <w:p>
+      <w:pPr>
+        <w:pStyle w:val="Prrafodelista"/>
+        <w:numPr>
+          <w:ilvl w:val="0"/>
+          <w:numId w:val="14"/>
+        </w:numPr>
+        <w:spacing w:after="0" w:line="276" w:lineRule="auto"/>
+        <w:rPr>
+          <w:sz w:val="24"/>
+          <w:szCs w:val="24"/>
+          <w:highlight w:val="cyan"/>
+          <w:lang w:val="es-ES"/>
+        </w:rPr>
+      </w:pPr>
+      <w:r>
+        <w:rPr>
+          <w:sz w:val="24"/>
+          <w:szCs w:val="24"/>
+          <w:highlight w:val="cyan"/>
+          <w:lang w:val="es-ES"/>
+        </w:rPr>
+        <w:t>$2500 mantenimiento impresora (5% de su valor, sin contar depreciación)</w:t>
+      </w:r>
+    </w:p>
+    <w:p>
+      <w:pPr>
+        <w:pStyle w:val="Prrafodelista"/>
+        <w:numPr>
+          <w:ilvl w:val="0"/>
+          <w:numId w:val="14"/>
+        </w:numPr>
+        <w:spacing w:after="0" w:line="276" w:lineRule="auto"/>
+        <w:rPr>
+          <w:sz w:val="24"/>
+          <w:szCs w:val="24"/>
+          <w:highlight w:val="cyan"/>
+          <w:lang w:val="es-ES"/>
+        </w:rPr>
+      </w:pPr>
+      <w:r>
+        <w:rPr>
+          <w:sz w:val="24"/>
+          <w:szCs w:val="24"/>
+          <w:highlight w:val="cyan"/>
+          <w:lang w:val="es-ES"/>
+        </w:rPr>
+        <w:t>$10 software diseño</w:t>
+      </w:r>
+    </w:p>
+    <w:p>
+      <w:pPr>
+        <w:pStyle w:val="Prrafodelista"/>
+        <w:numPr>
+          <w:ilvl w:val="0"/>
+          <w:numId w:val="14"/>
+        </w:numPr>
+        <w:spacing w:after="0" w:line="276" w:lineRule="auto"/>
+        <w:rPr>
+          <w:sz w:val="24"/>
+          <w:szCs w:val="24"/>
+          <w:highlight w:val="cyan"/>
+          <w:lang w:val="es-ES"/>
+        </w:rPr>
+      </w:pPr>
+      <w:r>
+        <w:rPr>
+          <w:sz w:val="24"/>
+          <w:szCs w:val="24"/>
+          <w:highlight w:val="cyan"/>
+          <w:lang w:val="es-ES"/>
+        </w:rPr>
+        <w:t>$1500 mantenimiento encuadre</w:t>
+      </w:r>
+    </w:p>
+    <w:p>
+      <w:pPr>
+        <w:pStyle w:val="Prrafodelista"/>
+        <w:numPr>
+          <w:ilvl w:val="0"/>
+          <w:numId w:val="14"/>
+        </w:numPr>
+        <w:spacing w:after="0" w:line="276" w:lineRule="auto"/>
+        <w:rPr>
+          <w:sz w:val="24"/>
+          <w:szCs w:val="24"/>
+          <w:highlight w:val="cyan"/>
+          <w:lang w:val="es-ES"/>
+        </w:rPr>
+      </w:pPr>
+      <w:r>
+        <w:rPr>
+          <w:sz w:val="24"/>
+          <w:szCs w:val="24"/>
+          <w:highlight w:val="cyan"/>
+          <w:lang w:val="es-ES"/>
+        </w:rPr>
+        <w:t>$100 herramientas extras</w:t>
+      </w:r>
+    </w:p>
+    <w:p>
+      <w:pPr>
+        <w:pStyle w:val="Prrafodelista"/>
+        <w:numPr>
+          <w:ilvl w:val="0"/>
+          <w:numId w:val="14"/>
+        </w:numPr>
+        <w:spacing w:after="0" w:line="276" w:lineRule="auto"/>
+        <w:rPr>
+          <w:sz w:val="24"/>
+          <w:szCs w:val="24"/>
+          <w:highlight w:val="cyan"/>
+          <w:lang w:val="es-ES"/>
+        </w:rPr>
+      </w:pPr>
+      <w:r>
+        <w:rPr>
+          <w:sz w:val="24"/>
+          <w:szCs w:val="24"/>
+          <w:highlight w:val="cyan"/>
+          <w:lang w:val="es-ES"/>
+        </w:rPr>
+        <w:t>$9,55 c/libro0</w:t>
+      </w:r>
+    </w:p>
+    <w:p>
+      <w:pPr>
+        <w:pStyle w:val="Prrafodelista"/>
+        <w:numPr>
+          <w:ilvl w:val="0"/>
+          <w:numId w:val="14"/>
+        </w:numPr>
+        <w:spacing w:after="0" w:line="276" w:lineRule="auto"/>
+        <w:rPr>
+          <w:sz w:val="24"/>
+          <w:szCs w:val="24"/>
+          <w:highlight w:val="cyan"/>
+          <w:lang w:val="es-ES"/>
+        </w:rPr>
+      </w:pPr>
+      <w:r>
+        <w:rPr>
+          <w:sz w:val="24"/>
+          <w:szCs w:val="24"/>
+          <w:highlight w:val="cyan"/>
+          <w:lang w:val="es-ES"/>
+        </w:rPr>
+        <w:t>10u $95,5</w:t>
+      </w:r>
+    </w:p>
+    <w:p>
+      <w:pPr>
+        <w:pStyle w:val="Prrafodelista"/>
+        <w:numPr>
+          <w:ilvl w:val="0"/>
+          <w:numId w:val="14"/>
+        </w:numPr>
+        <w:spacing w:after="0" w:line="276" w:lineRule="auto"/>
+        <w:rPr>
+          <w:sz w:val="24"/>
+          <w:szCs w:val="24"/>
+          <w:highlight w:val="cyan"/>
+          <w:lang w:val="es-ES"/>
+        </w:rPr>
+      </w:pPr>
+      <w:r>
+        <w:rPr>
+          <w:sz w:val="24"/>
+          <w:szCs w:val="24"/>
+          <w:highlight w:val="cyan"/>
+          <w:lang w:val="es-ES"/>
+        </w:rPr>
+        <w:t>100u $955</w:t>
+      </w:r>
+    </w:p>
+    <w:p>
+      <w:pPr>
+        <w:pStyle w:val="Prrafodelista"/>
+        <w:numPr>
+          <w:ilvl w:val="0"/>
+          <w:numId w:val="14"/>
+        </w:numPr>
+        <w:spacing w:after="0" w:line="276" w:lineRule="auto"/>
+        <w:rPr>
+          <w:sz w:val="24"/>
+          <w:szCs w:val="24"/>
+          <w:lang w:val="es-ES"/>
+        </w:rPr>
+      </w:pPr>
+      <w:r>
+        <w:rPr>
+          <w:sz w:val="24"/>
+          <w:szCs w:val="24"/>
+          <w:highlight w:val="cyan"/>
+          <w:lang w:val="es-ES"/>
+        </w:rPr>
+        <w:t>1000u</w:t>
+      </w:r>
+      <w:r>
+        <w:rPr>
+          <w:sz w:val="24"/>
+          <w:szCs w:val="24"/>
+          <w:lang w:val="es-ES"/>
+        </w:rPr>
+        <w:t xml:space="preserve"> </w:t>
+      </w:r>
+      <w:r>
+        <w:rPr>
+          <w:sz w:val="24"/>
+          <w:szCs w:val="24"/>
+          <w:highlight w:val="cyan"/>
+          <w:lang w:val="es-ES"/>
+        </w:rPr>
+        <w:t>$9550</w:t>
+      </w:r>
+      <w:r>
+        <w:rPr>
+          <w:sz w:val="24"/>
+          <w:szCs w:val="24"/>
+          <w:lang w:val="es-ES"/>
+        </w:rPr>
+        <w:t xml:space="preserve"> (un Lote)</w:t>
+      </w:r>
+    </w:p>
+    <w:p>
+      <w:pPr>
+        <w:pStyle w:val="Prrafodelista"/>
+        <w:numPr>
+          <w:ilvl w:val="0"/>
+          <w:numId w:val="14"/>
+        </w:numPr>
+        <w:spacing w:after="0" w:line="276" w:lineRule="auto"/>
+        <w:rPr>
+          <w:sz w:val="24"/>
+          <w:szCs w:val="24"/>
+          <w:highlight w:val="cyan"/>
+          <w:lang w:val="es-ES"/>
+        </w:rPr>
+      </w:pPr>
+      <w:r>
+        <w:rPr>
+          <w:sz w:val="24"/>
+          <w:szCs w:val="24"/>
+          <w:highlight w:val="cyan"/>
+          <w:lang w:val="es-ES"/>
+        </w:rPr>
+        <w:t xml:space="preserve">10000u $95500 </w:t>
+      </w:r>
+    </w:p>
+    <w:p>
+      <w:pPr>
+        <w:pStyle w:val="Prrafodelista"/>
+        <w:numPr>
+          <w:ilvl w:val="0"/>
+          <w:numId w:val="14"/>
+        </w:numPr>
+        <w:spacing w:after="0" w:line="276" w:lineRule="auto"/>
+        <w:rPr>
+          <w:b/>
+          <w:bCs/>
+          <w:sz w:val="24"/>
+          <w:szCs w:val="24"/>
+          <w:u w:val="single"/>
+          <w:lang w:val="es-ES"/>
+        </w:rPr>
+      </w:pPr>
+      <w:r>
+        <w:rPr>
+          <w:b/>
+          <w:bCs/>
+          <w:sz w:val="24"/>
+          <w:szCs w:val="24"/>
+          <w:highlight w:val="cyan"/>
+          <w:u w:val="single"/>
+          <w:lang w:val="es-ES"/>
+        </w:rPr>
+        <w:t>Costo Producción</w:t>
+      </w:r>
+      <w:r>
+        <w:rPr>
+          <w:b/>
+          <w:bCs/>
+          <w:sz w:val="24"/>
+          <w:szCs w:val="24"/>
+          <w:u w:val="single"/>
+          <w:lang w:val="es-ES"/>
+        </w:rPr>
+        <w:t xml:space="preserve"> + </w:t>
+      </w:r>
+      <w:r>
+        <w:rPr>
+          <w:b/>
+          <w:bCs/>
+          <w:sz w:val="24"/>
+          <w:szCs w:val="24"/>
+          <w:highlight w:val="magenta"/>
+          <w:u w:val="single"/>
+          <w:lang w:val="es-ES"/>
+        </w:rPr>
+        <w:t>Gastos Operativos</w:t>
+      </w:r>
+    </w:p>
+    <w:p>
+      <w:pPr>
+        <w:pStyle w:val="Prrafodelista"/>
+        <w:numPr>
+          <w:ilvl w:val="0"/>
+          <w:numId w:val="14"/>
+        </w:numPr>
+        <w:spacing w:after="0" w:line="276" w:lineRule="auto"/>
+        <w:rPr>
+          <w:sz w:val="24"/>
+          <w:szCs w:val="24"/>
+          <w:highlight w:val="magenta"/>
+          <w:lang w:val="es-ES"/>
+        </w:rPr>
+      </w:pPr>
+      <w:r>
+        <w:rPr>
+          <w:sz w:val="24"/>
+          <w:szCs w:val="24"/>
+          <w:highlight w:val="magenta"/>
+          <w:lang w:val="es-ES"/>
+        </w:rPr>
+        <w:t>$60 alquiler</w:t>
+      </w:r>
+    </w:p>
+    <w:p>
+      <w:pPr>
+        <w:pStyle w:val="Prrafodelista"/>
+        <w:numPr>
+          <w:ilvl w:val="0"/>
+          <w:numId w:val="14"/>
+        </w:numPr>
+        <w:spacing w:after="0" w:line="276" w:lineRule="auto"/>
+        <w:rPr>
+          <w:sz w:val="24"/>
+          <w:szCs w:val="24"/>
+          <w:highlight w:val="magenta"/>
+          <w:lang w:val="es-ES"/>
+        </w:rPr>
+      </w:pPr>
+      <w:r>
+        <w:rPr>
+          <w:sz w:val="24"/>
+          <w:szCs w:val="24"/>
+          <w:highlight w:val="magenta"/>
+          <w:lang w:val="es-ES"/>
+        </w:rPr>
+        <w:t>$40 transporte</w:t>
+      </w:r>
+    </w:p>
+    <w:p>
+      <w:pPr>
+        <w:pStyle w:val="Prrafodelista"/>
+        <w:numPr>
+          <w:ilvl w:val="0"/>
+          <w:numId w:val="14"/>
+        </w:numPr>
+        <w:spacing w:after="0" w:line="276" w:lineRule="auto"/>
+        <w:rPr>
+          <w:sz w:val="24"/>
+          <w:szCs w:val="24"/>
+          <w:highlight w:val="magenta"/>
+          <w:lang w:val="es-ES"/>
+        </w:rPr>
+      </w:pPr>
+      <w:r>
+        <w:rPr>
+          <w:sz w:val="24"/>
+          <w:szCs w:val="24"/>
+          <w:highlight w:val="magenta"/>
+          <w:lang w:val="es-ES"/>
+        </w:rPr>
+        <w:t>$10 luz, wifi, agua</w:t>
+      </w:r>
+    </w:p>
+    <w:p>
+      <w:pPr>
+        <w:pStyle w:val="Prrafodelista"/>
+        <w:numPr>
+          <w:ilvl w:val="0"/>
+          <w:numId w:val="14"/>
+        </w:numPr>
+        <w:spacing w:after="0" w:line="276" w:lineRule="auto"/>
+        <w:rPr>
+          <w:sz w:val="24"/>
+          <w:szCs w:val="24"/>
+          <w:highlight w:val="magenta"/>
+          <w:lang w:val="es-ES"/>
+        </w:rPr>
+      </w:pPr>
+      <w:r>
+        <w:rPr>
+          <w:sz w:val="24"/>
+          <w:szCs w:val="24"/>
+          <w:highlight w:val="magenta"/>
+          <w:lang w:val="es-ES"/>
+        </w:rPr>
+        <w:t>$5 cuentas bancarias</w:t>
+      </w:r>
+    </w:p>
+    <w:p>
+      <w:pPr>
+        <w:pStyle w:val="Prrafodelista"/>
+        <w:numPr>
+          <w:ilvl w:val="0"/>
+          <w:numId w:val="14"/>
+        </w:numPr>
+        <w:spacing w:after="0" w:line="276" w:lineRule="auto"/>
+        <w:rPr>
+          <w:sz w:val="24"/>
+          <w:szCs w:val="24"/>
+          <w:highlight w:val="magenta"/>
           <w:lang w:val="es-ES"/>
         </w:rPr>
         <w:sectPr>
           <w:type w:val="continuous"/>
           <w:pgSz w:w="11906" w:h="16838"/>
-          <w:pgMar w:top="1417" w:right="1701" w:bottom="1417" w:left="1701" w:header="708" w:footer="708" w:gutter="0"/>
-          <w:cols w:num="3" w:space="708"/>
+          <w:pgMar w:top="1440" w:right="1440" w:bottom="1440" w:left="1440" w:header="708" w:footer="708" w:gutter="0"/>
+          <w:cols w:num="2" w:space="708"/>
           <w:docGrid w:linePitch="360"/>
         </w:sectPr>
       </w:pPr>
-    </w:p>
-    <w:p>
-      <w:pPr>
-        <w:spacing w:line="276" w:lineRule="auto"/>
-        <w:rPr>
-          <w:lang w:val="es-ES"/>
-        </w:rPr>
-      </w:pPr>
-      <w:r>
-        <w:rPr>
-          <w:highlight w:val="yellow"/>
-          <w:lang w:val="es-ES"/>
-        </w:rPr>
-        <w:t>Financiamiento</w:t>
-      </w:r>
-    </w:p>
-    <w:p>
-      <w:pPr>
-        <w:spacing w:line="276" w:lineRule="auto"/>
-        <w:rPr>
-          <w:lang w:val="es-ES"/>
-        </w:rPr>
-      </w:pPr>
-      <w:r>
-        <w:rPr>
-          <w:lang w:val="es-ES"/>
-        </w:rPr>
-        <w:t xml:space="preserve">Se deberá optar por un plan de financiamiento externo, debido a la carencia de recursos propios para realizar un startup. Por ende, buscaremos empresas quienes decidan apoyarnos, y en caso de fracasar de arranque, tendremos que optar por </w:t>
-      </w:r>
-      <w:proofErr w:type="spellStart"/>
-      <w:r>
-        <w:rPr>
-          <w:lang w:val="es-ES"/>
-        </w:rPr>
-        <w:t>prestamos</w:t>
-      </w:r>
-      <w:proofErr w:type="spellEnd"/>
-      <w:r>
-        <w:rPr>
-          <w:lang w:val="es-ES"/>
-        </w:rPr>
-        <w:t xml:space="preserve"> en entidades bancarias.</w:t>
-      </w:r>
-    </w:p>
-    <w:p>
-      <w:pPr>
-        <w:spacing w:line="276" w:lineRule="auto"/>
-        <w:rPr>
-          <w:lang w:val="es-ES"/>
-        </w:rPr>
-      </w:pPr>
-      <w:r>
-        <w:rPr>
-          <w:highlight w:val="yellow"/>
-          <w:lang w:val="es-ES"/>
-        </w:rPr>
-        <w:lastRenderedPageBreak/>
-        <w:t>Distribución</w:t>
-      </w:r>
-    </w:p>
-    <w:p>
-      <w:pPr>
-        <w:spacing w:line="276" w:lineRule="auto"/>
-        <w:rPr>
-          <w:lang w:val="es-ES"/>
-        </w:rPr>
-      </w:pPr>
-      <w:r>
-        <w:rPr>
-          <w:lang w:val="es-ES"/>
-        </w:rPr>
-        <w:t>La distribución se basará de forma directa. Ya que seremos nosotros quienes vendan los libros y/o los donen. No buscaremos intermediarios para evitar plagios o mal intenciones corruptas por parte de estos. Además, esto fomentara una cercanía amigable entre los auspiciantes, nosotros y donados.</w:t>
-      </w:r>
-    </w:p>
-    <w:p>
-      <w:pPr>
-        <w:spacing w:line="276" w:lineRule="auto"/>
-        <w:rPr>
-          <w:u w:val="single"/>
-          <w:lang w:val="es-ES"/>
-        </w:rPr>
-      </w:pPr>
-      <w:r>
-        <w:rPr>
-          <w:u w:val="single"/>
-          <w:lang w:val="es-ES"/>
-        </w:rPr>
-        <w:t>Capital Requerido</w:t>
-      </w:r>
-    </w:p>
-    <w:p>
-      <w:pPr>
-        <w:spacing w:line="276" w:lineRule="auto"/>
-        <w:rPr>
-          <w:lang w:val="es-ES"/>
-        </w:rPr>
-      </w:pPr>
-      <w:r>
-        <w:rPr>
-          <w:lang w:val="es-ES"/>
-        </w:rPr>
-        <w:t>El capital requerido para llevar a cabo el desarrollo de esta empresa se categoriza como:</w:t>
+      <w:r>
+        <w:rPr>
+          <w:sz w:val="24"/>
+          <w:szCs w:val="24"/>
+          <w:highlight w:val="magenta"/>
+          <w:lang w:val="es-ES"/>
+        </w:rPr>
+        <w:t>$5 dominio página web</w:t>
       </w:r>
     </w:p>
     <w:p>
@@ -3604,21 +3905,24 @@
         <w:pStyle w:val="Prrafodelista"/>
         <w:numPr>
           <w:ilvl w:val="0"/>
-          <w:numId w:val="10"/>
+          <w:numId w:val="14"/>
         </w:numPr>
-        <w:spacing w:line="276" w:lineRule="auto"/>
-        <w:jc w:val="both"/>
-        <w:rPr>
-          <w:rFonts w:ascii="Arial" w:hAnsi="Arial" w:cs="Arial"/>
-          <w:lang w:val="es-ES"/>
-        </w:rPr>
-      </w:pPr>
-      <w:r>
-        <w:rPr>
-          <w:rFonts w:ascii="Arial" w:hAnsi="Arial" w:cs="Arial"/>
-          <w:lang w:val="es-ES"/>
-        </w:rPr>
-        <w:t>Fijo: Sede de impresión y encuadernación – Impresora – Maquina de encuadernación – Computadora para la creación de diseños y estampados Muebles de oficina – Herramientas extras</w:t>
+        <w:spacing w:after="0" w:line="276" w:lineRule="auto"/>
+        <w:rPr>
+          <w:sz w:val="24"/>
+          <w:szCs w:val="24"/>
+          <w:highlight w:val="yellow"/>
+          <w:lang w:val="es-ES"/>
+        </w:rPr>
+      </w:pPr>
+      <w:r>
+        <w:rPr>
+          <w:sz w:val="24"/>
+          <w:szCs w:val="24"/>
+          <w:highlight w:val="yellow"/>
+          <w:lang w:val="es-ES"/>
+        </w:rPr>
+        <w:t>Precio de Venta Total</w:t>
       </w:r>
     </w:p>
     <w:p>
@@ -3626,21 +3930,24 @@
         <w:pStyle w:val="Prrafodelista"/>
         <w:numPr>
           <w:ilvl w:val="0"/>
-          <w:numId w:val="10"/>
+          <w:numId w:val="14"/>
         </w:numPr>
-        <w:spacing w:line="276" w:lineRule="auto"/>
-        <w:jc w:val="both"/>
-        <w:rPr>
-          <w:rFonts w:ascii="Arial" w:hAnsi="Arial" w:cs="Arial"/>
-          <w:lang w:val="es-ES"/>
-        </w:rPr>
-      </w:pPr>
-      <w:r>
-        <w:rPr>
-          <w:rFonts w:ascii="Arial" w:hAnsi="Arial" w:cs="Arial"/>
-          <w:lang w:val="es-ES"/>
-        </w:rPr>
-        <w:t xml:space="preserve">Circulantes: Papel ecológico – Cajas biodegradables – Tinta de agua – Tapas y Contratapas - Almacenes de depósito </w:t>
+        <w:spacing w:after="0" w:line="276" w:lineRule="auto"/>
+        <w:rPr>
+          <w:sz w:val="24"/>
+          <w:szCs w:val="24"/>
+          <w:highlight w:val="yellow"/>
+          <w:lang w:val="es-ES"/>
+        </w:rPr>
+      </w:pPr>
+      <w:r>
+        <w:rPr>
+          <w:sz w:val="24"/>
+          <w:szCs w:val="24"/>
+          <w:highlight w:val="yellow"/>
+          <w:lang w:val="es-ES"/>
+        </w:rPr>
+        <w:t>$10,63 c/libro</w:t>
       </w:r>
     </w:p>
     <w:p>
@@ -3648,21 +3955,24 @@
         <w:pStyle w:val="Prrafodelista"/>
         <w:numPr>
           <w:ilvl w:val="0"/>
-          <w:numId w:val="10"/>
+          <w:numId w:val="14"/>
         </w:numPr>
-        <w:spacing w:line="276" w:lineRule="auto"/>
-        <w:jc w:val="both"/>
-        <w:rPr>
-          <w:rFonts w:ascii="Arial" w:hAnsi="Arial" w:cs="Arial"/>
-          <w:lang w:val="es-ES"/>
-        </w:rPr>
-      </w:pPr>
-      <w:r>
-        <w:rPr>
-          <w:rFonts w:ascii="Arial" w:hAnsi="Arial" w:cs="Arial"/>
-          <w:lang w:val="es-ES"/>
-        </w:rPr>
-        <w:t>Capital humano: conocimientos de diseño gráfico – analista en sistemas para el desarrollo de software de asignación de libros – Encargado de maquinarias – Transportista – Limpieza</w:t>
+        <w:spacing w:after="0" w:line="276" w:lineRule="auto"/>
+        <w:rPr>
+          <w:sz w:val="24"/>
+          <w:szCs w:val="24"/>
+          <w:highlight w:val="yellow"/>
+          <w:lang w:val="es-ES"/>
+        </w:rPr>
+      </w:pPr>
+      <w:r>
+        <w:rPr>
+          <w:sz w:val="24"/>
+          <w:szCs w:val="24"/>
+          <w:highlight w:val="yellow"/>
+          <w:lang w:val="es-ES"/>
+        </w:rPr>
+        <w:t>10u $106,37</w:t>
       </w:r>
     </w:p>
     <w:p>
@@ -3670,602 +3980,126 @@
         <w:pStyle w:val="Prrafodelista"/>
         <w:numPr>
           <w:ilvl w:val="0"/>
-          <w:numId w:val="10"/>
+          <w:numId w:val="14"/>
+        </w:numPr>
+        <w:spacing w:after="0" w:line="276" w:lineRule="auto"/>
+        <w:rPr>
+          <w:sz w:val="24"/>
+          <w:szCs w:val="24"/>
+          <w:highlight w:val="yellow"/>
+          <w:lang w:val="es-ES"/>
+        </w:rPr>
+      </w:pPr>
+      <w:r>
+        <w:rPr>
+          <w:sz w:val="24"/>
+          <w:szCs w:val="24"/>
+          <w:highlight w:val="yellow"/>
+          <w:lang w:val="es-ES"/>
+        </w:rPr>
+        <w:t>100u $1.063,7</w:t>
+      </w:r>
+    </w:p>
+    <w:p>
+      <w:pPr>
+        <w:pStyle w:val="Prrafodelista"/>
+        <w:numPr>
+          <w:ilvl w:val="0"/>
+          <w:numId w:val="14"/>
         </w:numPr>
         <w:spacing w:line="276" w:lineRule="auto"/>
-        <w:jc w:val="both"/>
-        <w:rPr>
-          <w:rFonts w:ascii="Arial" w:hAnsi="Arial" w:cs="Arial"/>
-          <w:lang w:val="es-ES"/>
-        </w:rPr>
-      </w:pPr>
-      <w:r>
-        <w:rPr>
-          <w:rFonts w:ascii="Arial" w:hAnsi="Arial" w:cs="Arial"/>
-          <w:lang w:val="es-ES"/>
-        </w:rPr>
-        <w:t>Capital Financiero: Carecemos de propios, pero si se solicita ayuda a empresas.</w:t>
-      </w:r>
-    </w:p>
-    <w:p>
-      <w:pPr>
+        <w:rPr>
+          <w:sz w:val="24"/>
+          <w:szCs w:val="24"/>
+          <w:highlight w:val="yellow"/>
+          <w:lang w:val="es-ES"/>
+        </w:rPr>
+      </w:pPr>
+      <w:r>
+        <w:rPr>
+          <w:sz w:val="24"/>
+          <w:szCs w:val="24"/>
+          <w:highlight w:val="yellow"/>
+          <w:lang w:val="es-ES"/>
+        </w:rPr>
+        <w:t>1000u $10.637 (un Lo</w:t>
+      </w:r>
+      <w:r>
+        <w:rPr>
+          <w:sz w:val="24"/>
+          <w:szCs w:val="24"/>
+          <w:highlight w:val="yellow"/>
+          <w:lang w:val="es-ES"/>
+        </w:rPr>
+        <w:t>t</w:t>
+      </w:r>
+      <w:r>
+        <w:rPr>
+          <w:sz w:val="24"/>
+          <w:szCs w:val="24"/>
+          <w:highlight w:val="yellow"/>
+          <w:lang w:val="es-ES"/>
+        </w:rPr>
+        <w:t>e)</w:t>
+      </w:r>
+    </w:p>
+    <w:p>
+      <w:pPr>
+        <w:pStyle w:val="Prrafodelista"/>
+        <w:numPr>
+          <w:ilvl w:val="0"/>
+          <w:numId w:val="14"/>
+        </w:numPr>
         <w:spacing w:line="276" w:lineRule="auto"/>
         <w:rPr>
-          <w:u w:val="single"/>
-          <w:lang w:val="es-ES"/>
-        </w:rPr>
-      </w:pPr>
-      <w:r>
-        <w:rPr>
-          <w:u w:val="single"/>
-          <w:lang w:val="es-ES"/>
-        </w:rPr>
-        <w:t>Fuentes de Financiamiento</w:t>
-      </w:r>
-    </w:p>
-    <w:p>
-      <w:pPr>
-        <w:spacing w:line="276" w:lineRule="auto"/>
-        <w:rPr>
-          <w:u w:val="single"/>
-          <w:lang w:val="es-ES"/>
-        </w:rPr>
-      </w:pPr>
-      <w:r>
-        <w:rPr>
-          <w:lang w:val="es-ES"/>
-        </w:rPr>
-        <w:t xml:space="preserve">Serán utilizadas fuentes externas, como lo es la colaboración de empresas. Debido a que la compra de maquinaria será </w:t>
-      </w:r>
-      <w:proofErr w:type="spellStart"/>
-      <w:r>
-        <w:rPr>
-          <w:lang w:val="es-ES"/>
-        </w:rPr>
-        <w:t>llevandose</w:t>
-      </w:r>
-      <w:proofErr w:type="spellEnd"/>
-      <w:r>
-        <w:rPr>
-          <w:lang w:val="es-ES"/>
-        </w:rPr>
-        <w:t xml:space="preserve"> a cabo durante el tiempo, al inicio surge el uso de computadoras personales e impresoras convencionales para la imprenta de libros. Pero avanzando en el tiempo, podremos costear prestamos financieros para la compra de nueva maquinaria</w:t>
-      </w:r>
-      <w:r>
-        <w:rPr>
-          <w:u w:val="single"/>
-          <w:lang w:val="es-ES"/>
-        </w:rPr>
-        <w:t xml:space="preserve"> </w:t>
-      </w:r>
-    </w:p>
-    <w:p>
-      <w:pPr>
-        <w:spacing w:line="276" w:lineRule="auto"/>
-        <w:rPr>
-          <w:u w:val="single"/>
-          <w:lang w:val="es-ES"/>
-        </w:rPr>
-      </w:pPr>
-      <w:r>
-        <w:rPr>
-          <w:u w:val="single"/>
-          <w:lang w:val="es-ES"/>
-        </w:rPr>
-        <w:t>Costos</w:t>
-      </w:r>
-    </w:p>
-    <w:p>
-      <w:pPr>
-        <w:spacing w:line="276" w:lineRule="auto"/>
-        <w:rPr>
+          <w:sz w:val="24"/>
+          <w:szCs w:val="24"/>
+          <w:highlight w:val="yellow"/>
           <w:lang w:val="es-ES"/>
         </w:rPr>
         <w:sectPr>
           <w:type w:val="continuous"/>
           <w:pgSz w:w="11906" w:h="16838"/>
-          <w:pgMar w:top="1417" w:right="1701" w:bottom="1417" w:left="1701" w:header="708" w:footer="708" w:gutter="0"/>
-          <w:cols w:space="708"/>
-          <w:docGrid w:linePitch="360"/>
-        </w:sectPr>
-      </w:pPr>
-    </w:p>
-    <w:p>
-      <w:pPr>
-        <w:spacing w:line="276" w:lineRule="auto"/>
-        <w:rPr>
-          <w:b/>
-          <w:bCs/>
-          <w:highlight w:val="cyan"/>
-          <w:u w:val="single"/>
-          <w:lang w:val="es-ES"/>
-        </w:rPr>
-      </w:pPr>
-      <w:r>
-        <w:rPr>
-          <w:b/>
-          <w:bCs/>
-          <w:highlight w:val="cyan"/>
-          <w:u w:val="single"/>
-          <w:lang w:val="es-ES"/>
-        </w:rPr>
-        <w:t>Costo de Producción</w:t>
-      </w:r>
-    </w:p>
-    <w:p>
-      <w:pPr>
-        <w:spacing w:line="276" w:lineRule="auto"/>
-        <w:rPr>
-          <w:highlight w:val="cyan"/>
-          <w:lang w:val="es-ES"/>
-        </w:rPr>
-      </w:pPr>
-      <w:r>
-        <w:rPr>
-          <w:highlight w:val="cyan"/>
-          <w:lang w:val="es-ES"/>
-        </w:rPr>
-        <w:t>$100 tinta agua (10k libros)</w:t>
-      </w:r>
-    </w:p>
-    <w:p>
-      <w:pPr>
-        <w:spacing w:line="276" w:lineRule="auto"/>
-        <w:rPr>
-          <w:highlight w:val="cyan"/>
-          <w:lang w:val="es-ES"/>
-        </w:rPr>
-      </w:pPr>
-      <w:r>
-        <w:rPr>
-          <w:highlight w:val="cyan"/>
-          <w:lang w:val="es-ES"/>
-        </w:rPr>
-        <w:t>$5000 hojas recicladas + 5% por margen de error</w:t>
-      </w:r>
-    </w:p>
-    <w:p>
-      <w:pPr>
-        <w:spacing w:line="276" w:lineRule="auto"/>
-        <w:rPr>
-          <w:highlight w:val="cyan"/>
-          <w:lang w:val="es-ES"/>
-        </w:rPr>
-      </w:pPr>
-      <w:r>
-        <w:rPr>
-          <w:highlight w:val="cyan"/>
-          <w:lang w:val="es-ES"/>
-        </w:rPr>
-        <w:t>$80 tapa contratapa</w:t>
-      </w:r>
-    </w:p>
-    <w:p>
-      <w:pPr>
-        <w:spacing w:line="276" w:lineRule="auto"/>
-        <w:rPr>
-          <w:highlight w:val="cyan"/>
-          <w:lang w:val="es-ES"/>
-        </w:rPr>
-      </w:pPr>
-      <w:r>
-        <w:rPr>
-          <w:highlight w:val="cyan"/>
-          <w:lang w:val="es-ES"/>
-        </w:rPr>
-        <w:t xml:space="preserve">$10 almacenamiento (bodega) </w:t>
-      </w:r>
-    </w:p>
-    <w:p>
-      <w:pPr>
-        <w:spacing w:line="276" w:lineRule="auto"/>
-        <w:rPr>
-          <w:highlight w:val="cyan"/>
-          <w:lang w:val="es-ES"/>
-        </w:rPr>
-      </w:pPr>
-      <w:r>
-        <w:rPr>
-          <w:highlight w:val="cyan"/>
-          <w:lang w:val="es-ES"/>
-        </w:rPr>
-        <w:t>$2500 mantenimiento impresora (5% de su valor, sin contar depreciación)</w:t>
-      </w:r>
-    </w:p>
-    <w:p>
-      <w:pPr>
-        <w:spacing w:line="276" w:lineRule="auto"/>
-        <w:rPr>
-          <w:highlight w:val="cyan"/>
-          <w:lang w:val="es-ES"/>
-        </w:rPr>
-      </w:pPr>
-      <w:r>
-        <w:rPr>
-          <w:highlight w:val="cyan"/>
-          <w:lang w:val="es-ES"/>
-        </w:rPr>
-        <w:t>$10 software diseño</w:t>
-      </w:r>
-    </w:p>
-    <w:p>
-      <w:pPr>
-        <w:spacing w:line="276" w:lineRule="auto"/>
-        <w:rPr>
-          <w:highlight w:val="cyan"/>
-          <w:lang w:val="es-ES"/>
-        </w:rPr>
-      </w:pPr>
-      <w:r>
-        <w:rPr>
-          <w:highlight w:val="cyan"/>
-          <w:lang w:val="es-ES"/>
-        </w:rPr>
-        <w:t>$1500 mantenimiento encuadre</w:t>
-      </w:r>
-    </w:p>
-    <w:p>
-      <w:pPr>
-        <w:spacing w:line="276" w:lineRule="auto"/>
-        <w:rPr>
-          <w:highlight w:val="cyan"/>
-          <w:lang w:val="es-ES"/>
-        </w:rPr>
-      </w:pPr>
-      <w:r>
-        <w:rPr>
-          <w:highlight w:val="cyan"/>
-          <w:lang w:val="es-ES"/>
-        </w:rPr>
-        <w:t>$100 herramientas extras</w:t>
-      </w:r>
-    </w:p>
-    <w:p>
-      <w:pPr>
-        <w:spacing w:line="276" w:lineRule="auto"/>
-        <w:rPr>
-          <w:highlight w:val="cyan"/>
-          <w:lang w:val="es-ES"/>
-        </w:rPr>
-      </w:pPr>
-      <w:r>
-        <w:rPr>
-          <w:highlight w:val="cyan"/>
-          <w:lang w:val="es-ES"/>
-        </w:rPr>
-        <w:t>$9,55 c/libro</w:t>
-      </w:r>
-    </w:p>
-    <w:p>
-      <w:pPr>
-        <w:spacing w:line="276" w:lineRule="auto"/>
-        <w:rPr>
-          <w:highlight w:val="cyan"/>
-          <w:lang w:val="es-ES"/>
-        </w:rPr>
-      </w:pPr>
-      <w:r>
-        <w:rPr>
-          <w:highlight w:val="cyan"/>
-          <w:lang w:val="es-ES"/>
-        </w:rPr>
-        <w:t>10u $95,5</w:t>
-      </w:r>
-    </w:p>
-    <w:p>
-      <w:pPr>
-        <w:spacing w:line="276" w:lineRule="auto"/>
-        <w:rPr>
-          <w:highlight w:val="cyan"/>
-          <w:lang w:val="es-ES"/>
-        </w:rPr>
-      </w:pPr>
-      <w:r>
-        <w:rPr>
-          <w:highlight w:val="cyan"/>
-          <w:lang w:val="es-ES"/>
-        </w:rPr>
-        <w:t>100u $955</w:t>
-      </w:r>
-    </w:p>
-    <w:p>
-      <w:pPr>
-        <w:spacing w:line="276" w:lineRule="auto"/>
-        <w:rPr>
-          <w:highlight w:val="cyan"/>
-          <w:lang w:val="es-ES"/>
-        </w:rPr>
-      </w:pPr>
-      <w:r>
-        <w:rPr>
-          <w:highlight w:val="cyan"/>
-          <w:lang w:val="es-ES"/>
-        </w:rPr>
-        <w:t>1000u $9550</w:t>
-      </w:r>
-      <w:r>
-        <w:rPr>
-          <w:lang w:val="es-ES"/>
-        </w:rPr>
-        <w:t xml:space="preserve"> (un Lote)</w:t>
-      </w:r>
-    </w:p>
-    <w:p>
-      <w:pPr>
-        <w:spacing w:line="276" w:lineRule="auto"/>
-        <w:rPr>
-          <w:lang w:val="es-ES"/>
-        </w:rPr>
-      </w:pPr>
-      <w:r>
-        <w:rPr>
-          <w:highlight w:val="cyan"/>
-          <w:lang w:val="es-ES"/>
-        </w:rPr>
-        <w:t>10000u $95500</w:t>
-      </w:r>
-      <w:r>
-        <w:rPr>
-          <w:lang w:val="es-ES"/>
-        </w:rPr>
-        <w:t xml:space="preserve"> </w:t>
-      </w:r>
-    </w:p>
-    <w:p>
-      <w:pPr>
-        <w:spacing w:line="276" w:lineRule="auto"/>
-        <w:rPr>
-          <w:b/>
-          <w:bCs/>
-          <w:u w:val="single"/>
-          <w:lang w:val="es-ES"/>
-        </w:rPr>
-      </w:pPr>
-      <w:r>
-        <w:rPr>
-          <w:b/>
-          <w:bCs/>
-          <w:highlight w:val="cyan"/>
-          <w:u w:val="single"/>
-          <w:lang w:val="es-ES"/>
-        </w:rPr>
-        <w:t>Costo Producción</w:t>
-      </w:r>
-      <w:r>
-        <w:rPr>
-          <w:b/>
-          <w:bCs/>
-          <w:u w:val="single"/>
-          <w:lang w:val="es-ES"/>
-        </w:rPr>
-        <w:t xml:space="preserve"> + </w:t>
-      </w:r>
-      <w:r>
-        <w:rPr>
-          <w:b/>
-          <w:bCs/>
-          <w:highlight w:val="magenta"/>
-          <w:u w:val="single"/>
-          <w:lang w:val="es-ES"/>
-        </w:rPr>
-        <w:t>Gastos Operativos</w:t>
-      </w:r>
-    </w:p>
-    <w:p>
-      <w:pPr>
-        <w:spacing w:line="276" w:lineRule="auto"/>
-        <w:rPr>
-          <w:highlight w:val="magenta"/>
-          <w:lang w:val="es-ES"/>
-        </w:rPr>
-      </w:pPr>
-      <w:r>
-        <w:rPr>
-          <w:highlight w:val="magenta"/>
-          <w:lang w:val="es-ES"/>
-        </w:rPr>
-        <w:t>$60 alquiler</w:t>
-      </w:r>
-    </w:p>
-    <w:p>
-      <w:pPr>
-        <w:spacing w:line="276" w:lineRule="auto"/>
-        <w:rPr>
-          <w:highlight w:val="magenta"/>
-          <w:lang w:val="es-ES"/>
-        </w:rPr>
-      </w:pPr>
-      <w:r>
-        <w:rPr>
-          <w:highlight w:val="magenta"/>
-          <w:lang w:val="es-ES"/>
-        </w:rPr>
-        <w:t>$40 transporte</w:t>
-      </w:r>
-    </w:p>
-    <w:p>
-      <w:pPr>
-        <w:spacing w:line="276" w:lineRule="auto"/>
-        <w:rPr>
-          <w:highlight w:val="magenta"/>
-          <w:lang w:val="es-ES"/>
-        </w:rPr>
-      </w:pPr>
-      <w:r>
-        <w:rPr>
-          <w:highlight w:val="magenta"/>
-          <w:lang w:val="es-ES"/>
-        </w:rPr>
-        <w:lastRenderedPageBreak/>
-        <w:t>$10 luz, wifi, agua</w:t>
-      </w:r>
-    </w:p>
-    <w:p>
-      <w:pPr>
-        <w:spacing w:line="276" w:lineRule="auto"/>
-        <w:rPr>
-          <w:highlight w:val="magenta"/>
-          <w:lang w:val="es-ES"/>
-        </w:rPr>
-      </w:pPr>
-      <w:r>
-        <w:rPr>
-          <w:highlight w:val="magenta"/>
-          <w:lang w:val="es-ES"/>
-        </w:rPr>
-        <w:t>$5 cuentas bancarias</w:t>
-      </w:r>
-    </w:p>
-    <w:p>
-      <w:pPr>
-        <w:spacing w:line="276" w:lineRule="auto"/>
-        <w:rPr>
-          <w:highlight w:val="magenta"/>
-          <w:lang w:val="es-ES"/>
-        </w:rPr>
-        <w:sectPr>
-          <w:type w:val="continuous"/>
-          <w:pgSz w:w="11906" w:h="16838"/>
-          <w:pgMar w:top="1417" w:right="1701" w:bottom="1417" w:left="1701" w:header="708" w:footer="708" w:gutter="0"/>
+          <w:pgMar w:top="1440" w:right="1440" w:bottom="1440" w:left="1440" w:header="708" w:footer="708" w:gutter="0"/>
           <w:cols w:num="2" w:space="708"/>
           <w:docGrid w:linePitch="360"/>
         </w:sectPr>
       </w:pPr>
-      <w:r>
-        <w:rPr>
-          <w:highlight w:val="magenta"/>
-          <w:lang w:val="es-ES"/>
-        </w:rPr>
-        <w:t>$5 dominio página web</w:t>
-      </w:r>
-    </w:p>
-    <w:p>
-      <w:pPr>
-        <w:spacing w:line="276" w:lineRule="auto"/>
-        <w:rPr>
-          <w:highlight w:val="yellow"/>
-          <w:lang w:val="es-ES"/>
-        </w:rPr>
-      </w:pPr>
-      <w:r>
-        <w:rPr>
-          <w:highlight w:val="yellow"/>
-          <w:lang w:val="es-ES"/>
-        </w:rPr>
-        <w:t>Precio de Venta Total</w:t>
-      </w:r>
-    </w:p>
-    <w:p>
-      <w:pPr>
-        <w:spacing w:line="276" w:lineRule="auto"/>
-        <w:rPr>
-          <w:highlight w:val="yellow"/>
-          <w:lang w:val="es-ES"/>
-        </w:rPr>
-      </w:pPr>
-      <w:r>
-        <w:rPr>
-          <w:highlight w:val="yellow"/>
-          <w:lang w:val="es-ES"/>
-        </w:rPr>
-        <w:t>$10,63 c/libro</w:t>
-      </w:r>
-    </w:p>
-    <w:p>
-      <w:pPr>
-        <w:spacing w:line="276" w:lineRule="auto"/>
-        <w:rPr>
-          <w:highlight w:val="yellow"/>
-          <w:lang w:val="es-ES"/>
-        </w:rPr>
-      </w:pPr>
-      <w:r>
-        <w:rPr>
-          <w:highlight w:val="yellow"/>
-          <w:lang w:val="es-ES"/>
-        </w:rPr>
-        <w:t>10u $106,37</w:t>
-      </w:r>
-    </w:p>
-    <w:p>
-      <w:pPr>
-        <w:spacing w:line="276" w:lineRule="auto"/>
-        <w:rPr>
-          <w:highlight w:val="yellow"/>
-          <w:lang w:val="es-ES"/>
-        </w:rPr>
-      </w:pPr>
-      <w:r>
-        <w:rPr>
-          <w:highlight w:val="yellow"/>
-          <w:lang w:val="es-ES"/>
-        </w:rPr>
-        <w:t>100u $1.063,7</w:t>
-      </w:r>
-    </w:p>
-    <w:p>
-      <w:pPr>
-        <w:spacing w:line="276" w:lineRule="auto"/>
-        <w:rPr>
-          <w:lang w:val="es-ES"/>
-        </w:rPr>
-        <w:sectPr>
-          <w:type w:val="continuous"/>
-          <w:pgSz w:w="11906" w:h="16838"/>
-          <w:pgMar w:top="1417" w:right="1701" w:bottom="1417" w:left="1701" w:header="708" w:footer="708" w:gutter="0"/>
-          <w:cols w:num="2" w:space="708"/>
-          <w:docGrid w:linePitch="360"/>
-        </w:sectPr>
-      </w:pPr>
-      <w:r>
-        <w:rPr>
-          <w:highlight w:val="yellow"/>
-          <w:lang w:val="es-ES"/>
-        </w:rPr>
-        <w:t>1000u $10.637</w:t>
-      </w:r>
-      <w:r>
-        <w:rPr>
-          <w:lang w:val="es-ES"/>
-        </w:rPr>
-        <w:t xml:space="preserve"> (un Lote</w:t>
-      </w:r>
-      <w:r>
-        <w:rPr>
-          <w:lang w:val="es-ES"/>
-        </w:rPr>
-        <w:t>)</w:t>
-      </w:r>
     </w:p>
     <w:tbl>
       <w:tblPr>
         <w:tblStyle w:val="Tablaconcuadrcula"/>
-        <w:tblpPr w:leftFromText="141" w:rightFromText="141" w:vertAnchor="page" w:horzAnchor="margin" w:tblpXSpec="center" w:tblpY="12841"/>
-        <w:tblW w:w="5240" w:type="dxa"/>
+        <w:tblpPr w:leftFromText="141" w:rightFromText="141" w:vertAnchor="page" w:horzAnchor="margin" w:tblpXSpec="center" w:tblpY="1366"/>
+        <w:tblW w:w="4611" w:type="dxa"/>
         <w:tblLook w:val="04A0" w:firstRow="1" w:lastRow="0" w:firstColumn="1" w:lastColumn="0" w:noHBand="0" w:noVBand="1"/>
       </w:tblPr>
       <w:tblGrid>
-        <w:gridCol w:w="2830"/>
-        <w:gridCol w:w="2410"/>
+        <w:gridCol w:w="2885"/>
+        <w:gridCol w:w="1726"/>
       </w:tblGrid>
       <w:tr>
         <w:trPr>
-          <w:trHeight w:val="840"/>
+          <w:trHeight w:val="419"/>
         </w:trPr>
         <w:tc>
           <w:tcPr>
-            <w:tcW w:w="2830" w:type="dxa"/>
+            <w:tcW w:w="2885" w:type="dxa"/>
             <w:shd w:val="clear" w:color="auto" w:fill="F2F2F2" w:themeFill="background1" w:themeFillShade="F2"/>
           </w:tcPr>
           <w:p>
             <w:pPr>
-              <w:spacing w:line="276" w:lineRule="auto"/>
+              <w:spacing w:after="0" w:line="276" w:lineRule="auto"/>
+              <w:jc w:val="center"/>
               <w:rPr>
+                <w:sz w:val="24"/>
+                <w:szCs w:val="24"/>
                 <w:lang w:val="es-ES"/>
               </w:rPr>
             </w:pPr>
             <w:r>
               <w:rPr>
+                <w:sz w:val="24"/>
+                <w:szCs w:val="24"/>
                 <w:lang w:val="es-ES"/>
               </w:rPr>
               <w:lastRenderedPageBreak/>
@@ -4275,43 +4109,53 @@
         </w:tc>
         <w:tc>
           <w:tcPr>
-            <w:tcW w:w="2410" w:type="dxa"/>
+            <w:tcW w:w="1726" w:type="dxa"/>
             <w:shd w:val="clear" w:color="auto" w:fill="F2F2F2" w:themeFill="background1" w:themeFillShade="F2"/>
           </w:tcPr>
           <w:p>
             <w:pPr>
-              <w:spacing w:line="276" w:lineRule="auto"/>
+              <w:spacing w:after="0" w:line="276" w:lineRule="auto"/>
+              <w:jc w:val="center"/>
               <w:rPr>
+                <w:sz w:val="24"/>
+                <w:szCs w:val="24"/>
                 <w:lang w:val="es-ES"/>
               </w:rPr>
             </w:pPr>
             <w:r>
               <w:rPr>
+                <w:sz w:val="24"/>
+                <w:szCs w:val="24"/>
                 <w:lang w:val="es-ES"/>
               </w:rPr>
-              <w:t>9550</w:t>
+              <w:t>9670</w:t>
             </w:r>
           </w:p>
         </w:tc>
       </w:tr>
       <w:tr>
         <w:trPr>
-          <w:trHeight w:val="547"/>
+          <w:trHeight w:val="413"/>
         </w:trPr>
         <w:tc>
           <w:tcPr>
-            <w:tcW w:w="2830" w:type="dxa"/>
+            <w:tcW w:w="2885" w:type="dxa"/>
             <w:shd w:val="clear" w:color="auto" w:fill="D9D9D9" w:themeFill="background1" w:themeFillShade="D9"/>
           </w:tcPr>
           <w:p>
             <w:pPr>
-              <w:spacing w:line="276" w:lineRule="auto"/>
+              <w:spacing w:after="0" w:line="276" w:lineRule="auto"/>
+              <w:jc w:val="center"/>
               <w:rPr>
+                <w:sz w:val="24"/>
+                <w:szCs w:val="24"/>
                 <w:lang w:val="es-ES"/>
               </w:rPr>
             </w:pPr>
             <w:r>
               <w:rPr>
+                <w:sz w:val="24"/>
+                <w:szCs w:val="24"/>
                 <w:lang w:val="es-ES"/>
               </w:rPr>
               <w:t>PTV (CPT + 10%)</w:t>
@@ -4320,43 +4164,53 @@
         </w:tc>
         <w:tc>
           <w:tcPr>
-            <w:tcW w:w="2410" w:type="dxa"/>
+            <w:tcW w:w="1726" w:type="dxa"/>
             <w:shd w:val="clear" w:color="auto" w:fill="D9D9D9" w:themeFill="background1" w:themeFillShade="D9"/>
           </w:tcPr>
           <w:p>
             <w:pPr>
-              <w:spacing w:line="276" w:lineRule="auto"/>
+              <w:spacing w:after="0" w:line="276" w:lineRule="auto"/>
+              <w:jc w:val="center"/>
               <w:rPr>
+                <w:sz w:val="24"/>
+                <w:szCs w:val="24"/>
                 <w:lang w:val="es-ES"/>
               </w:rPr>
             </w:pPr>
             <w:r>
               <w:rPr>
+                <w:sz w:val="24"/>
+                <w:szCs w:val="24"/>
                 <w:lang w:val="es-ES"/>
               </w:rPr>
-              <w:t>9766,7</w:t>
+              <w:t>10637</w:t>
             </w:r>
           </w:p>
         </w:tc>
       </w:tr>
       <w:tr>
         <w:trPr>
-          <w:trHeight w:val="503"/>
+          <w:trHeight w:val="477"/>
         </w:trPr>
         <w:tc>
           <w:tcPr>
-            <w:tcW w:w="2830" w:type="dxa"/>
+            <w:tcW w:w="2885" w:type="dxa"/>
             <w:shd w:val="clear" w:color="auto" w:fill="F2F2F2" w:themeFill="background1" w:themeFillShade="F2"/>
           </w:tcPr>
           <w:p>
             <w:pPr>
-              <w:spacing w:line="276" w:lineRule="auto"/>
+              <w:spacing w:after="0" w:line="276" w:lineRule="auto"/>
+              <w:jc w:val="center"/>
               <w:rPr>
+                <w:sz w:val="24"/>
+                <w:szCs w:val="24"/>
                 <w:lang w:val="es-ES"/>
               </w:rPr>
             </w:pPr>
             <w:r>
               <w:rPr>
+                <w:sz w:val="24"/>
+                <w:szCs w:val="24"/>
                 <w:lang w:val="es-ES"/>
               </w:rPr>
               <w:t>Ganancia Neta</w:t>
@@ -4365,21 +4219,26 @@
         </w:tc>
         <w:tc>
           <w:tcPr>
-            <w:tcW w:w="2410" w:type="dxa"/>
+            <w:tcW w:w="1726" w:type="dxa"/>
             <w:shd w:val="clear" w:color="auto" w:fill="F2F2F2" w:themeFill="background1" w:themeFillShade="F2"/>
           </w:tcPr>
           <w:p>
             <w:pPr>
-              <w:spacing w:line="276" w:lineRule="auto"/>
+              <w:spacing w:after="0" w:line="276" w:lineRule="auto"/>
+              <w:jc w:val="center"/>
               <w:rPr>
+                <w:sz w:val="24"/>
+                <w:szCs w:val="24"/>
                 <w:lang w:val="es-ES"/>
               </w:rPr>
             </w:pPr>
             <w:r>
               <w:rPr>
+                <w:sz w:val="24"/>
+                <w:szCs w:val="24"/>
                 <w:lang w:val="es-ES"/>
               </w:rPr>
-              <w:t>96,7</w:t>
+              <w:t>967</w:t>
             </w:r>
           </w:p>
         </w:tc>
@@ -4388,8 +4247,411 @@
     <w:p>
       <w:pPr>
         <w:spacing w:line="276" w:lineRule="auto"/>
-        <w:ind w:left="0" w:firstLine="0"/>
-        <w:rPr>
+        <w:rPr>
+          <w:b/>
+          <w:bCs/>
+          <w:sz w:val="24"/>
+          <w:szCs w:val="24"/>
+          <w:lang w:val="es-ES"/>
+        </w:rPr>
+      </w:pPr>
+    </w:p>
+    <w:p>
+      <w:pPr>
+        <w:spacing w:line="276" w:lineRule="auto"/>
+        <w:rPr>
+          <w:b/>
+          <w:bCs/>
+          <w:sz w:val="24"/>
+          <w:szCs w:val="24"/>
+          <w:lang w:val="es-ES"/>
+        </w:rPr>
+      </w:pPr>
+    </w:p>
+    <w:p>
+      <w:pPr>
+        <w:spacing w:line="276" w:lineRule="auto"/>
+        <w:rPr>
+          <w:b/>
+          <w:bCs/>
+          <w:sz w:val="24"/>
+          <w:szCs w:val="24"/>
+          <w:lang w:val="es-ES"/>
+        </w:rPr>
+      </w:pPr>
+    </w:p>
+    <w:p>
+      <w:pPr>
+        <w:spacing w:line="276" w:lineRule="auto"/>
+        <w:rPr>
+          <w:b/>
+          <w:bCs/>
+          <w:sz w:val="24"/>
+          <w:szCs w:val="24"/>
+          <w:lang w:val="es-ES"/>
+        </w:rPr>
+      </w:pPr>
+    </w:p>
+    <w:p>
+      <w:pPr>
+        <w:spacing w:line="276" w:lineRule="auto"/>
+        <w:rPr>
+          <w:b/>
+          <w:bCs/>
+          <w:sz w:val="24"/>
+          <w:szCs w:val="24"/>
+          <w:lang w:val="es-ES"/>
+        </w:rPr>
+      </w:pPr>
+      <w:r>
+        <w:rPr>
+          <w:b/>
+          <w:bCs/>
+          <w:sz w:val="24"/>
+          <w:szCs w:val="24"/>
+          <w:lang w:val="es-ES"/>
+        </w:rPr>
+        <w:t>Propaganda</w:t>
+      </w:r>
+    </w:p>
+    <w:p>
+      <w:pPr>
+        <w:spacing w:line="276" w:lineRule="auto"/>
+        <w:rPr>
+          <w:sz w:val="24"/>
+          <w:szCs w:val="24"/>
+          <w:lang w:val="es-ES"/>
+        </w:rPr>
+        <w:sectPr>
+          <w:headerReference w:type="even" r:id="rId9"/>
+          <w:headerReference w:type="default" r:id="rId10"/>
+          <w:footerReference w:type="even" r:id="rId11"/>
+          <w:footerReference w:type="default" r:id="rId12"/>
+          <w:headerReference w:type="first" r:id="rId13"/>
+          <w:footerReference w:type="first" r:id="rId14"/>
+          <w:pgSz w:w="11905" w:h="16840"/>
+          <w:pgMar w:top="1440" w:right="1440" w:bottom="1440" w:left="1440" w:header="748" w:footer="709" w:gutter="0"/>
+          <w:cols w:space="720"/>
+        </w:sectPr>
+      </w:pPr>
+    </w:p>
+    <w:p>
+      <w:pPr>
+        <w:spacing w:line="276" w:lineRule="auto"/>
+        <w:rPr>
+          <w:sz w:val="24"/>
+          <w:szCs w:val="24"/>
+          <w:lang w:val="es-ES"/>
+        </w:rPr>
+      </w:pPr>
+      <w:r>
+        <w:rPr>
+          <w:sz w:val="24"/>
+          <w:szCs w:val="24"/>
+          <w:lang w:val="es-ES"/>
+        </w:rPr>
+        <w:t>Esta se basará en la concientización de las empresas en favorecer este tipo de actividades hacia quienes no tienen la posibilidad de alcanzar el estudio. Como también el reconocimiento y fomento de uso de material biodegradable en productos cotidianos.</w:t>
+      </w:r>
+    </w:p>
+    <w:p>
+      <w:pPr>
+        <w:spacing w:line="276" w:lineRule="auto"/>
+        <w:rPr>
+          <w:b/>
+          <w:bCs/>
+          <w:sz w:val="24"/>
+          <w:szCs w:val="24"/>
+          <w:lang w:val="es-ES"/>
+        </w:rPr>
+      </w:pPr>
+      <w:r>
+        <w:rPr>
+          <w:b/>
+          <w:bCs/>
+          <w:sz w:val="24"/>
+          <w:szCs w:val="24"/>
+          <w:lang w:val="es-ES"/>
+        </w:rPr>
+        <w:t>Publicidad</w:t>
+      </w:r>
+    </w:p>
+    <w:p>
+      <w:pPr>
+        <w:spacing w:line="276" w:lineRule="auto"/>
+        <w:rPr>
+          <w:sz w:val="24"/>
+          <w:szCs w:val="24"/>
+          <w:lang w:val="es-ES"/>
+        </w:rPr>
+      </w:pPr>
+      <w:r>
+        <w:rPr>
+          <w:sz w:val="24"/>
+          <w:szCs w:val="24"/>
+          <w:lang w:val="es-ES"/>
+        </w:rPr>
+        <w:t>Esta se desarrollará principalmente en redes sociales y el en boca en boca de los lectores. Sin embargo, se predispondrá de una página web donde podrán acceder para vista previa de nuestro stock y posible incluso de auspiciantes para la publicidad de sus propias marcas.</w:t>
+      </w:r>
+    </w:p>
+    <w:p>
+      <w:pPr>
+        <w:spacing w:line="276" w:lineRule="auto"/>
+        <w:rPr>
+          <w:b/>
+          <w:bCs/>
+          <w:sz w:val="24"/>
+          <w:szCs w:val="24"/>
+          <w:lang w:val="es-ES"/>
+        </w:rPr>
+      </w:pPr>
+      <w:r>
+        <w:rPr>
+          <w:b/>
+          <w:bCs/>
+          <w:sz w:val="24"/>
+          <w:szCs w:val="24"/>
+          <w:lang w:val="es-ES"/>
+        </w:rPr>
+        <w:t>Financiamiento</w:t>
+      </w:r>
+    </w:p>
+    <w:p>
+      <w:pPr>
+        <w:spacing w:line="276" w:lineRule="auto"/>
+        <w:rPr>
+          <w:sz w:val="24"/>
+          <w:szCs w:val="24"/>
+          <w:lang w:val="es-ES"/>
+        </w:rPr>
+      </w:pPr>
+      <w:r>
+        <w:rPr>
+          <w:sz w:val="24"/>
+          <w:szCs w:val="24"/>
+          <w:lang w:val="es-ES"/>
+        </w:rPr>
+        <w:t>Se deberá optar por un plan de financiamiento externo, debido a la carencia de recursos propios para realizar un startup. Por ende, buscaremos empresas quienes decidan apoyarnos, y en caso de fracasar de arranque, tendremos que optar por pr</w:t>
+      </w:r>
+      <w:r>
+        <w:rPr>
+          <w:sz w:val="24"/>
+          <w:szCs w:val="24"/>
+          <w:lang w:val="es-ES"/>
+        </w:rPr>
+        <w:t>é</w:t>
+      </w:r>
+      <w:r>
+        <w:rPr>
+          <w:sz w:val="24"/>
+          <w:szCs w:val="24"/>
+          <w:lang w:val="es-ES"/>
+        </w:rPr>
+        <w:t>stamos en entidades bancarias.</w:t>
+      </w:r>
+    </w:p>
+    <w:p>
+      <w:pPr>
+        <w:spacing w:line="276" w:lineRule="auto"/>
+        <w:rPr>
+          <w:b/>
+          <w:bCs/>
+          <w:sz w:val="24"/>
+          <w:szCs w:val="24"/>
+          <w:lang w:val="es-ES"/>
+        </w:rPr>
+      </w:pPr>
+      <w:r>
+        <w:rPr>
+          <w:b/>
+          <w:bCs/>
+          <w:sz w:val="24"/>
+          <w:szCs w:val="24"/>
+          <w:lang w:val="es-ES"/>
+        </w:rPr>
+        <w:t>Distribución</w:t>
+      </w:r>
+    </w:p>
+    <w:p>
+      <w:pPr>
+        <w:spacing w:line="276" w:lineRule="auto"/>
+        <w:rPr>
+          <w:sz w:val="24"/>
+          <w:szCs w:val="24"/>
+          <w:lang w:val="es-ES"/>
+        </w:rPr>
+      </w:pPr>
+      <w:r>
+        <w:rPr>
+          <w:sz w:val="24"/>
+          <w:szCs w:val="24"/>
+          <w:lang w:val="es-ES"/>
+        </w:rPr>
+        <w:t>La distribución se basará de forma directa. Ya que seremos nosotros quienes vendan los libros y/o los donen. No buscaremos intermediarios para evitar plagios o mal intenciones corruptas por parte de estos. Además, esto fomentara una cercanía amigable entre los auspiciantes, nosotros y donados.</w:t>
+      </w:r>
+    </w:p>
+    <w:p>
+      <w:pPr>
+        <w:spacing w:line="276" w:lineRule="auto"/>
+        <w:ind w:left="0" w:hanging="284"/>
+        <w:rPr>
+          <w:b/>
+          <w:bCs/>
+          <w:sz w:val="28"/>
+          <w:szCs w:val="28"/>
+          <w:lang w:val="es-ES"/>
+        </w:rPr>
+      </w:pPr>
+      <w:r>
+        <w:rPr>
+          <w:b/>
+          <w:bCs/>
+          <w:sz w:val="28"/>
+          <w:szCs w:val="28"/>
+          <w:lang w:val="es-ES"/>
+        </w:rPr>
+        <w:t>11.</w:t>
+      </w:r>
+      <w:r>
+        <w:rPr>
+          <w:b/>
+          <w:bCs/>
+          <w:sz w:val="28"/>
+          <w:szCs w:val="28"/>
+          <w:lang w:val="es-ES"/>
+        </w:rPr>
+        <w:t>Capital Requerido</w:t>
+      </w:r>
+    </w:p>
+    <w:p>
+      <w:pPr>
+        <w:spacing w:line="276" w:lineRule="auto"/>
+        <w:rPr>
+          <w:sz w:val="24"/>
+          <w:szCs w:val="24"/>
+          <w:lang w:val="es-ES"/>
+        </w:rPr>
+      </w:pPr>
+      <w:r>
+        <w:rPr>
+          <w:sz w:val="24"/>
+          <w:szCs w:val="24"/>
+          <w:lang w:val="es-ES"/>
+        </w:rPr>
+        <w:t>El capital requerido para llevar a cabo el desarrollo de esta empresa se categoriza como:</w:t>
+      </w:r>
+    </w:p>
+    <w:p>
+      <w:pPr>
+        <w:pStyle w:val="Prrafodelista"/>
+        <w:numPr>
+          <w:ilvl w:val="0"/>
+          <w:numId w:val="10"/>
+        </w:numPr>
+        <w:spacing w:line="276" w:lineRule="auto"/>
+        <w:jc w:val="both"/>
+        <w:rPr>
+          <w:rFonts w:ascii="Arial" w:hAnsi="Arial" w:cs="Arial"/>
+          <w:sz w:val="24"/>
+          <w:szCs w:val="24"/>
+          <w:lang w:val="es-ES"/>
+        </w:rPr>
+      </w:pPr>
+      <w:r>
+        <w:rPr>
+          <w:rFonts w:ascii="Arial" w:hAnsi="Arial" w:cs="Arial"/>
+          <w:sz w:val="24"/>
+          <w:szCs w:val="24"/>
+          <w:lang w:val="es-ES"/>
+        </w:rPr>
+        <w:t>Fijo: Sede de impresión y encuadernación – Impresora – Maquina de encuadernación – Computadora para la creación de diseños y estampados Muebles de oficina – Herramientas extras</w:t>
+      </w:r>
+    </w:p>
+    <w:p>
+      <w:pPr>
+        <w:pStyle w:val="Prrafodelista"/>
+        <w:numPr>
+          <w:ilvl w:val="0"/>
+          <w:numId w:val="10"/>
+        </w:numPr>
+        <w:spacing w:line="276" w:lineRule="auto"/>
+        <w:jc w:val="both"/>
+        <w:rPr>
+          <w:rFonts w:ascii="Arial" w:hAnsi="Arial" w:cs="Arial"/>
+          <w:sz w:val="24"/>
+          <w:szCs w:val="24"/>
+          <w:lang w:val="es-ES"/>
+        </w:rPr>
+      </w:pPr>
+      <w:r>
+        <w:rPr>
+          <w:rFonts w:ascii="Arial" w:hAnsi="Arial" w:cs="Arial"/>
+          <w:sz w:val="24"/>
+          <w:szCs w:val="24"/>
+          <w:lang w:val="es-ES"/>
+        </w:rPr>
+        <w:t xml:space="preserve">Circulantes: Papel ecológico – Cajas biodegradables – Tinta de agua – Tapas y Contratapas - Almacenes de depósito </w:t>
+      </w:r>
+    </w:p>
+    <w:p>
+      <w:pPr>
+        <w:pStyle w:val="Prrafodelista"/>
+        <w:numPr>
+          <w:ilvl w:val="0"/>
+          <w:numId w:val="10"/>
+        </w:numPr>
+        <w:spacing w:line="276" w:lineRule="auto"/>
+        <w:jc w:val="both"/>
+        <w:rPr>
+          <w:rFonts w:ascii="Arial" w:hAnsi="Arial" w:cs="Arial"/>
+          <w:sz w:val="24"/>
+          <w:szCs w:val="24"/>
+          <w:lang w:val="es-ES"/>
+        </w:rPr>
+      </w:pPr>
+      <w:r>
+        <w:rPr>
+          <w:rFonts w:ascii="Arial" w:hAnsi="Arial" w:cs="Arial"/>
+          <w:sz w:val="24"/>
+          <w:szCs w:val="24"/>
+          <w:lang w:val="es-ES"/>
+        </w:rPr>
+        <w:lastRenderedPageBreak/>
+        <w:t>Capital humano: conocimientos de diseño gráfico – analista en sistemas para el desarrollo de software de asignación de libros – Encargado de maquinarias – Transportista – Limpieza</w:t>
+      </w:r>
+    </w:p>
+    <w:p>
+      <w:pPr>
+        <w:pStyle w:val="Prrafodelista"/>
+        <w:numPr>
+          <w:ilvl w:val="0"/>
+          <w:numId w:val="10"/>
+        </w:numPr>
+        <w:spacing w:line="276" w:lineRule="auto"/>
+        <w:jc w:val="both"/>
+        <w:rPr>
+          <w:rFonts w:ascii="Arial" w:hAnsi="Arial" w:cs="Arial"/>
+          <w:sz w:val="24"/>
+          <w:szCs w:val="24"/>
+          <w:lang w:val="es-ES"/>
+        </w:rPr>
+      </w:pPr>
+      <w:r>
+        <w:rPr>
+          <w:rFonts w:ascii="Arial" w:hAnsi="Arial" w:cs="Arial"/>
+          <w:sz w:val="24"/>
+          <w:szCs w:val="24"/>
+          <w:lang w:val="es-ES"/>
+        </w:rPr>
+        <w:t>Capital Financiero: Carecemos de propios, pero si se solicita ayuda a empresas.</w:t>
+      </w:r>
+    </w:p>
+    <w:p>
+      <w:pPr>
+        <w:spacing w:line="276" w:lineRule="auto"/>
+        <w:rPr>
+          <w:sz w:val="24"/>
+          <w:szCs w:val="24"/>
+          <w:u w:val="single"/>
           <w:lang w:val="es-ES"/>
         </w:rPr>
       </w:pPr>
@@ -4399,40 +4661,118 @@
         <w:spacing w:line="276" w:lineRule="auto"/>
         <w:ind w:left="0" w:firstLine="0"/>
         <w:rPr>
-          <w:lang w:val="es-ES"/>
-        </w:rPr>
-      </w:pPr>
+          <w:b/>
+          <w:bCs/>
+          <w:sz w:val="28"/>
+          <w:szCs w:val="28"/>
+          <w:lang w:val="es-ES"/>
+        </w:rPr>
+      </w:pPr>
+      <w:r>
+        <w:rPr>
+          <w:b/>
+          <w:bCs/>
+          <w:sz w:val="28"/>
+          <w:szCs w:val="28"/>
+          <w:lang w:val="es-ES"/>
+        </w:rPr>
+        <w:t>12.</w:t>
+      </w:r>
+      <w:r>
+        <w:rPr>
+          <w:b/>
+          <w:bCs/>
+          <w:sz w:val="28"/>
+          <w:szCs w:val="28"/>
+          <w:lang w:val="es-ES"/>
+        </w:rPr>
+        <w:t>Fuentes de Financiamiento</w:t>
+      </w:r>
     </w:p>
     <w:p>
       <w:pPr>
         <w:spacing w:line="276" w:lineRule="auto"/>
-        <w:ind w:left="0" w:firstLine="0"/>
-        <w:rPr>
-          <w:lang w:val="es-ES"/>
-        </w:rPr>
-      </w:pPr>
+        <w:rPr>
+          <w:sz w:val="24"/>
+          <w:szCs w:val="24"/>
+          <w:u w:val="single"/>
+          <w:lang w:val="es-ES"/>
+        </w:rPr>
+      </w:pPr>
+      <w:r>
+        <w:rPr>
+          <w:sz w:val="24"/>
+          <w:szCs w:val="24"/>
+          <w:lang w:val="es-ES"/>
+        </w:rPr>
+        <w:t xml:space="preserve">Serán utilizadas fuentes externas, como lo es la colaboración de empresas. Debido a que la compra de maquinaria será </w:t>
+      </w:r>
+      <w:proofErr w:type="spellStart"/>
+      <w:r>
+        <w:rPr>
+          <w:sz w:val="24"/>
+          <w:szCs w:val="24"/>
+          <w:lang w:val="es-ES"/>
+        </w:rPr>
+        <w:t>llevandose</w:t>
+      </w:r>
+      <w:proofErr w:type="spellEnd"/>
+      <w:r>
+        <w:rPr>
+          <w:sz w:val="24"/>
+          <w:szCs w:val="24"/>
+          <w:lang w:val="es-ES"/>
+        </w:rPr>
+        <w:t xml:space="preserve"> a cabo durante el tiempo, al inicio surge el uso de computadoras personales e impresoras convencionales para la imprenta de libros. Pero avanzando en el tiempo, podremos costear prestamos financieros para la compra de nueva maquinaria</w:t>
+      </w:r>
+      <w:r>
+        <w:rPr>
+          <w:sz w:val="24"/>
+          <w:szCs w:val="24"/>
+          <w:u w:val="single"/>
+          <w:lang w:val="es-ES"/>
+        </w:rPr>
+        <w:t xml:space="preserve"> </w:t>
+      </w:r>
     </w:p>
     <w:p>
       <w:pPr>
         <w:spacing w:line="276" w:lineRule="auto"/>
-        <w:ind w:left="0" w:firstLine="0"/>
-        <w:rPr>
-          <w:lang w:val="es-ES"/>
-        </w:rPr>
-      </w:pPr>
-    </w:p>
-    <w:p>
-      <w:pPr>
-        <w:spacing w:line="276" w:lineRule="auto"/>
-        <w:ind w:left="0" w:firstLine="0"/>
-        <w:rPr>
-          <w:u w:val="single"/>
-          <w:lang w:val="es-ES"/>
-        </w:rPr>
-      </w:pPr>
-      <w:r>
-        <w:rPr>
-          <w:u w:val="single"/>
+        <w:ind w:left="284" w:hanging="425"/>
+        <w:rPr>
+          <w:b/>
+          <w:bCs/>
+          <w:sz w:val="28"/>
+          <w:szCs w:val="28"/>
+          <w:lang w:val="es-ES"/>
+        </w:rPr>
+      </w:pPr>
+      <w:r>
+        <w:rPr>
+          <w:b/>
+          <w:bCs/>
+          <w:sz w:val="28"/>
+          <w:szCs w:val="28"/>
+          <w:lang w:val="es-ES"/>
+        </w:rPr>
+        <w:t>13.</w:t>
+      </w:r>
+      <w:r>
+        <w:rPr>
+          <w:b/>
+          <w:bCs/>
+          <w:sz w:val="28"/>
+          <w:szCs w:val="28"/>
+          <w:lang w:val="es-ES"/>
+        </w:rPr>
+        <w:t xml:space="preserve"> </w:t>
+      </w:r>
+      <w:r>
+        <w:rPr>
+          <w:b/>
+          <w:bCs/>
+          <w:sz w:val="28"/>
+          <w:szCs w:val="28"/>
           <w:lang w:val="es-ES"/>
         </w:rPr>
         <w:t>Patrimonio</w:t>
@@ -4449,12 +4789,16 @@
         <w:jc w:val="both"/>
         <w:rPr>
           <w:rFonts w:ascii="Arial" w:hAnsi="Arial" w:cs="Arial"/>
+          <w:sz w:val="24"/>
+          <w:szCs w:val="24"/>
           <w:lang w:val="es-ES"/>
         </w:rPr>
       </w:pPr>
       <w:r>
         <w:rPr>
           <w:rFonts w:ascii="Arial" w:hAnsi="Arial" w:cs="Arial"/>
+          <w:sz w:val="24"/>
+          <w:szCs w:val="24"/>
           <w:lang w:val="es-ES"/>
         </w:rPr>
         <w:t>Activo</w:t>
@@ -4471,12 +4815,16 @@
         <w:jc w:val="both"/>
         <w:rPr>
           <w:rFonts w:ascii="Arial" w:hAnsi="Arial" w:cs="Arial"/>
+          <w:sz w:val="24"/>
+          <w:szCs w:val="24"/>
           <w:lang w:val="es-ES"/>
         </w:rPr>
       </w:pPr>
       <w:r>
         <w:rPr>
           <w:rFonts w:ascii="Arial" w:hAnsi="Arial" w:cs="Arial"/>
+          <w:sz w:val="24"/>
+          <w:szCs w:val="24"/>
           <w:lang w:val="es-ES"/>
         </w:rPr>
         <w:t>Maquina impresora $50.000 (patrimonio)</w:t>
@@ -4493,12 +4841,16 @@
         <w:jc w:val="both"/>
         <w:rPr>
           <w:rFonts w:ascii="Arial" w:hAnsi="Arial" w:cs="Arial"/>
+          <w:sz w:val="24"/>
+          <w:szCs w:val="24"/>
           <w:lang w:val="es-ES"/>
         </w:rPr>
       </w:pPr>
       <w:r>
         <w:rPr>
           <w:rFonts w:ascii="Arial" w:hAnsi="Arial" w:cs="Arial"/>
+          <w:sz w:val="24"/>
+          <w:szCs w:val="24"/>
           <w:lang w:val="es-ES"/>
         </w:rPr>
         <w:t>Computadora $1000</w:t>
@@ -4515,12 +4867,16 @@
         <w:jc w:val="both"/>
         <w:rPr>
           <w:rFonts w:ascii="Arial" w:hAnsi="Arial" w:cs="Arial"/>
+          <w:sz w:val="24"/>
+          <w:szCs w:val="24"/>
           <w:lang w:val="es-ES"/>
         </w:rPr>
       </w:pPr>
       <w:r>
         <w:rPr>
           <w:rFonts w:ascii="Arial" w:hAnsi="Arial" w:cs="Arial"/>
+          <w:sz w:val="24"/>
+          <w:szCs w:val="24"/>
           <w:lang w:val="es-ES"/>
         </w:rPr>
         <w:t>Máquina de encuadernación $3000</w:t>
@@ -4537,12 +4893,16 @@
         <w:jc w:val="both"/>
         <w:rPr>
           <w:rFonts w:ascii="Arial" w:hAnsi="Arial" w:cs="Arial"/>
+          <w:sz w:val="24"/>
+          <w:szCs w:val="24"/>
           <w:lang w:val="es-ES"/>
         </w:rPr>
       </w:pPr>
       <w:r>
         <w:rPr>
           <w:rFonts w:ascii="Arial" w:hAnsi="Arial" w:cs="Arial"/>
+          <w:sz w:val="24"/>
+          <w:szCs w:val="24"/>
           <w:lang w:val="es-ES"/>
         </w:rPr>
         <w:t>Hojas de material reciclado $5250</w:t>
@@ -4559,12 +4919,16 @@
         <w:jc w:val="both"/>
         <w:rPr>
           <w:rFonts w:ascii="Arial" w:hAnsi="Arial" w:cs="Arial"/>
+          <w:sz w:val="24"/>
+          <w:szCs w:val="24"/>
           <w:lang w:val="es-ES"/>
         </w:rPr>
       </w:pPr>
       <w:r>
         <w:rPr>
           <w:rFonts w:ascii="Arial" w:hAnsi="Arial" w:cs="Arial"/>
+          <w:sz w:val="24"/>
+          <w:szCs w:val="24"/>
           <w:lang w:val="es-ES"/>
         </w:rPr>
         <w:t>Tapa y contratapa $80</w:t>
@@ -4581,12 +4945,16 @@
         <w:jc w:val="both"/>
         <w:rPr>
           <w:rFonts w:ascii="Arial" w:hAnsi="Arial" w:cs="Arial"/>
+          <w:sz w:val="24"/>
+          <w:szCs w:val="24"/>
           <w:lang w:val="es-ES"/>
         </w:rPr>
       </w:pPr>
       <w:r>
         <w:rPr>
           <w:rFonts w:ascii="Arial" w:hAnsi="Arial" w:cs="Arial"/>
+          <w:sz w:val="24"/>
+          <w:szCs w:val="24"/>
           <w:lang w:val="es-ES"/>
         </w:rPr>
         <w:t>Tinta de agua $100</w:t>
@@ -4603,12 +4971,16 @@
         <w:jc w:val="both"/>
         <w:rPr>
           <w:rFonts w:ascii="Arial" w:hAnsi="Arial" w:cs="Arial"/>
+          <w:sz w:val="24"/>
+          <w:szCs w:val="24"/>
           <w:lang w:val="es-ES"/>
         </w:rPr>
       </w:pPr>
       <w:r>
         <w:rPr>
           <w:rFonts w:ascii="Arial" w:hAnsi="Arial" w:cs="Arial"/>
+          <w:sz w:val="24"/>
+          <w:szCs w:val="24"/>
           <w:lang w:val="es-ES"/>
         </w:rPr>
         <w:t>Herramientas extras $100</w:t>
@@ -4625,12 +4997,16 @@
         <w:jc w:val="both"/>
         <w:rPr>
           <w:rFonts w:ascii="Arial" w:hAnsi="Arial" w:cs="Arial"/>
+          <w:sz w:val="24"/>
+          <w:szCs w:val="24"/>
           <w:lang w:val="es-ES"/>
         </w:rPr>
       </w:pPr>
       <w:r>
         <w:rPr>
           <w:rFonts w:ascii="Arial" w:hAnsi="Arial" w:cs="Arial"/>
+          <w:sz w:val="24"/>
+          <w:szCs w:val="24"/>
           <w:lang w:val="es-ES"/>
         </w:rPr>
         <w:t>Muebles ofimáticos $50</w:t>
@@ -4647,12 +5023,16 @@
         <w:jc w:val="both"/>
         <w:rPr>
           <w:rFonts w:ascii="Arial" w:hAnsi="Arial" w:cs="Arial"/>
+          <w:sz w:val="24"/>
+          <w:szCs w:val="24"/>
           <w:lang w:val="es-ES"/>
         </w:rPr>
       </w:pPr>
       <w:r>
         <w:rPr>
           <w:rFonts w:ascii="Arial" w:hAnsi="Arial" w:cs="Arial"/>
+          <w:sz w:val="24"/>
+          <w:szCs w:val="24"/>
           <w:lang w:val="es-ES"/>
         </w:rPr>
         <w:t>Pasivo</w:t>
@@ -4669,211 +5049,38 @@
         <w:jc w:val="both"/>
         <w:rPr>
           <w:rFonts w:ascii="Arial" w:hAnsi="Arial" w:cs="Arial"/>
+          <w:sz w:val="24"/>
+          <w:szCs w:val="24"/>
           <w:lang w:val="es-ES"/>
         </w:rPr>
       </w:pPr>
       <w:r>
         <w:rPr>
           <w:rFonts w:ascii="Arial" w:hAnsi="Arial" w:cs="Arial"/>
+          <w:sz w:val="24"/>
+          <w:szCs w:val="24"/>
           <w:lang w:val="es-ES"/>
         </w:rPr>
         <w:t>Carece de deudas</w:t>
       </w:r>
-    </w:p>
-    <w:tbl>
-      <w:tblPr>
-        <w:tblpPr w:leftFromText="141" w:rightFromText="141" w:vertAnchor="page" w:horzAnchor="margin" w:tblpXSpec="center" w:tblpY="5416"/>
-        <w:tblW w:w="0" w:type="auto"/>
-        <w:tblBorders>
-          <w:top w:val="single" w:sz="4" w:space="0" w:color="auto"/>
-          <w:left w:val="single" w:sz="4" w:space="0" w:color="auto"/>
-          <w:bottom w:val="single" w:sz="4" w:space="0" w:color="auto"/>
-          <w:right w:val="single" w:sz="4" w:space="0" w:color="auto"/>
-          <w:insideH w:val="single" w:sz="4" w:space="0" w:color="auto"/>
-          <w:insideV w:val="single" w:sz="4" w:space="0" w:color="auto"/>
-        </w:tblBorders>
-        <w:tblLayout w:type="fixed"/>
-        <w:tblCellMar>
-          <w:left w:w="70" w:type="dxa"/>
-          <w:right w:w="70" w:type="dxa"/>
-        </w:tblCellMar>
-        <w:tblLook w:val="0000" w:firstRow="0" w:lastRow="0" w:firstColumn="0" w:lastColumn="0" w:noHBand="0" w:noVBand="0"/>
-      </w:tblPr>
-      <w:tblGrid>
-        <w:gridCol w:w="6806"/>
-        <w:gridCol w:w="9"/>
-      </w:tblGrid>
-      <w:tr>
-        <w:trPr>
-          <w:trHeight w:val="400"/>
-        </w:trPr>
-        <w:tc>
-          <w:tcPr>
-            <w:tcW w:w="6815" w:type="dxa"/>
-            <w:gridSpan w:val="2"/>
-            <w:shd w:val="clear" w:color="auto" w:fill="BFBFBF" w:themeFill="background1" w:themeFillShade="BF"/>
-            <w:vAlign w:val="center"/>
-          </w:tcPr>
-          <w:p>
-            <w:pPr>
-              <w:spacing w:after="0" w:line="276" w:lineRule="auto"/>
-              <w:rPr>
-                <w:lang w:val="es-ES"/>
-              </w:rPr>
-            </w:pPr>
-            <w:r>
-              <w:rPr>
-                <w:lang w:val="es-ES"/>
-              </w:rPr>
-              <w:t>Patrimonio</w:t>
-            </w:r>
-          </w:p>
-        </w:tc>
-      </w:tr>
-      <w:tr>
-        <w:trPr>
-          <w:gridAfter w:val="1"/>
-          <w:wAfter w:w="9" w:type="dxa"/>
-          <w:trHeight w:val="971"/>
-        </w:trPr>
-        <w:tc>
-          <w:tcPr>
-            <w:tcW w:w="6806" w:type="dxa"/>
-            <w:vAlign w:val="center"/>
-          </w:tcPr>
-          <w:p>
-            <w:pPr>
-              <w:spacing w:line="276" w:lineRule="auto"/>
-              <w:rPr>
-                <w:lang w:val="es-ES"/>
-              </w:rPr>
-            </w:pPr>
-            <w:r>
-              <w:rPr>
-                <w:lang w:val="es-ES"/>
-              </w:rPr>
-              <w:t>Activo: 50000 + 30000 + 1000 + 5250 + 80+ 100 + 100 + 50</w:t>
-            </w:r>
-          </w:p>
-        </w:tc>
-      </w:tr>
-      <w:tr>
-        <w:trPr>
-          <w:gridAfter w:val="1"/>
-          <w:wAfter w:w="9" w:type="dxa"/>
-          <w:trHeight w:val="687"/>
-        </w:trPr>
-        <w:tc>
-          <w:tcPr>
-            <w:tcW w:w="6806" w:type="dxa"/>
-            <w:shd w:val="clear" w:color="auto" w:fill="D9D9D9" w:themeFill="background1" w:themeFillShade="D9"/>
-            <w:vAlign w:val="center"/>
-          </w:tcPr>
-          <w:p>
-            <w:pPr>
-              <w:spacing w:line="276" w:lineRule="auto"/>
-              <w:rPr>
-                <w:lang w:val="es-ES"/>
-              </w:rPr>
-            </w:pPr>
-            <w:r>
-              <w:rPr>
-                <w:lang w:val="es-ES"/>
-              </w:rPr>
-              <w:t>Pasivo: 0</w:t>
-            </w:r>
-          </w:p>
-        </w:tc>
-      </w:tr>
-      <w:tr>
-        <w:trPr>
-          <w:gridAfter w:val="1"/>
-          <w:wAfter w:w="9" w:type="dxa"/>
-          <w:trHeight w:val="687"/>
-        </w:trPr>
-        <w:tc>
-          <w:tcPr>
-            <w:tcW w:w="6806" w:type="dxa"/>
-            <w:vAlign w:val="center"/>
-          </w:tcPr>
-          <w:p>
-            <w:pPr>
-              <w:spacing w:line="276" w:lineRule="auto"/>
-              <w:rPr>
-                <w:lang w:val="es-ES"/>
-              </w:rPr>
-            </w:pPr>
-            <w:r>
-              <w:rPr>
-                <w:lang w:val="es-ES"/>
-              </w:rPr>
-              <w:t>Neto: 86580</w:t>
-            </w:r>
-          </w:p>
-        </w:tc>
-      </w:tr>
-    </w:tbl>
-    <w:p>
-      <w:pPr>
-        <w:spacing w:line="276" w:lineRule="auto"/>
-        <w:ind w:left="360"/>
-        <w:rPr>
-          <w:lang w:val="es-ES"/>
-        </w:rPr>
-      </w:pPr>
-    </w:p>
-    <w:p>
-      <w:pPr>
-        <w:spacing w:line="276" w:lineRule="auto"/>
-        <w:rPr>
-          <w:lang w:val="es-ES"/>
-        </w:rPr>
-      </w:pPr>
-    </w:p>
-    <w:p>
-      <w:pPr>
-        <w:spacing w:line="276" w:lineRule="auto"/>
-        <w:rPr>
-          <w:lang w:val="es-ES"/>
-        </w:rPr>
-      </w:pPr>
-    </w:p>
-    <w:p>
-      <w:pPr>
-        <w:spacing w:line="276" w:lineRule="auto"/>
-        <w:rPr>
-          <w:lang w:val="es-ES"/>
-        </w:rPr>
-      </w:pPr>
-    </w:p>
-    <w:p>
-      <w:pPr>
-        <w:spacing w:line="276" w:lineRule="auto"/>
-        <w:rPr>
-          <w:lang w:val="es-ES"/>
-        </w:rPr>
-      </w:pPr>
-    </w:p>
-    <w:p>
-      <w:pPr>
-        <w:spacing w:line="276" w:lineRule="auto"/>
-        <w:rPr>
-          <w:lang w:val="es-ES"/>
-        </w:rPr>
-      </w:pPr>
     </w:p>
     <w:p>
       <w:pPr>
         <w:spacing w:line="276" w:lineRule="auto"/>
         <w:ind w:left="0" w:firstLine="0"/>
         <w:rPr>
-          <w:lang w:val="es-ES"/>
-        </w:rPr>
-      </w:pPr>
-    </w:p>
-    <w:p>
-      <w:pPr>
-        <w:rPr>
+          <w:sz w:val="24"/>
+          <w:szCs w:val="24"/>
+          <w:lang w:val="es-ES"/>
+        </w:rPr>
+      </w:pPr>
+    </w:p>
+    <w:p>
+      <w:pPr>
+        <w:ind w:left="-142"/>
+        <w:rPr>
+          <w:b/>
+          <w:bCs/>
           <w:sz w:val="28"/>
           <w:szCs w:val="28"/>
           <w:lang w:val="es-ES"/>
@@ -4881,353 +5088,291 @@
       </w:pPr>
       <w:r>
         <w:rPr>
+          <w:b/>
+          <w:bCs/>
           <w:sz w:val="28"/>
           <w:szCs w:val="28"/>
           <w:lang w:val="es-ES"/>
         </w:rPr>
-        <w:t>Documentación y Legalidad</w:t>
-      </w:r>
-    </w:p>
-    <w:p>
-      <w:pPr>
-        <w:rPr>
-          <w:lang w:val="es-419" w:eastAsia="es-419"/>
-        </w:rPr>
-      </w:pPr>
-      <w:r>
-        <w:rPr>
-          <w:lang w:val="es-419" w:eastAsia="es-419"/>
-        </w:rPr>
-        <w:lastRenderedPageBreak/>
-        <w:t>Trámites y documentación para la puesta en marcha</w:t>
-      </w:r>
-    </w:p>
-    <w:p>
-      <w:pPr>
-        <w:spacing w:before="100" w:beforeAutospacing="1" w:after="100" w:afterAutospacing="1" w:line="240" w:lineRule="auto"/>
-        <w:rPr>
-          <w:rFonts w:eastAsia="Times New Roman"/>
-          <w:lang w:val="es-419" w:eastAsia="es-419"/>
-        </w:rPr>
-      </w:pPr>
-      <w:r>
-        <w:rPr>
-          <w:rFonts w:eastAsia="Times New Roman"/>
-          <w:lang w:val="es-419" w:eastAsia="es-419"/>
-        </w:rPr>
-        <w:t xml:space="preserve">Para poner en funcionamiento nuestra organización será necesario cumplir con distintos requisitos legales, impositivos, administrativos y de seguridad. En primer lugar, se deberá establecer la </w:t>
-      </w:r>
-      <w:r>
-        <w:rPr>
-          <w:rFonts w:eastAsia="Times New Roman"/>
+        <w:t xml:space="preserve">14. </w:t>
+      </w:r>
+      <w:r>
+        <w:rPr>
           <w:b/>
           <w:bCs/>
-          <w:lang w:val="es-419" w:eastAsia="es-419"/>
-        </w:rPr>
-        <w:t>forma jurídica de la organización</w:t>
-      </w:r>
-      <w:r>
-        <w:rPr>
-          <w:rFonts w:eastAsia="Times New Roman"/>
-          <w:lang w:val="es-419" w:eastAsia="es-419"/>
-        </w:rPr>
-        <w:t xml:space="preserve"> y realizar su constitución formal. Para ello serán necesarios documentos como el </w:t>
-      </w:r>
-      <w:r>
-        <w:rPr>
-          <w:rFonts w:eastAsia="Times New Roman"/>
-          <w:b/>
-          <w:bCs/>
-          <w:lang w:val="es-419" w:eastAsia="es-419"/>
-        </w:rPr>
-        <w:t>acta constitutiva</w:t>
-      </w:r>
-      <w:r>
-        <w:rPr>
-          <w:rFonts w:eastAsia="Times New Roman"/>
-          <w:lang w:val="es-419" w:eastAsia="es-419"/>
-        </w:rPr>
-        <w:t xml:space="preserve">, donde se establece la creación de la organización, y el </w:t>
-      </w:r>
-      <w:r>
-        <w:rPr>
-          <w:rFonts w:eastAsia="Times New Roman"/>
-          <w:b/>
-          <w:bCs/>
-          <w:lang w:val="es-419" w:eastAsia="es-419"/>
-        </w:rPr>
-        <w:t>estatuto</w:t>
-      </w:r>
-      <w:r>
-        <w:rPr>
-          <w:rFonts w:eastAsia="Times New Roman"/>
-          <w:lang w:val="es-419" w:eastAsia="es-419"/>
-        </w:rPr>
-        <w:t>, donde se determinan sus objetivos, autoridades, funcionamiento y destino de los recursos. También deberá registrarse la designación de las autoridades correspondientes.</w:t>
+          <w:sz w:val="28"/>
+          <w:szCs w:val="28"/>
+          <w:lang w:val="es-ES"/>
+        </w:rPr>
+        <w:t>Documentación y Legalidad</w:t>
+      </w:r>
+    </w:p>
+    <w:p>
+      <w:pPr>
+        <w:pStyle w:val="isselectedend"/>
+        <w:rPr>
+          <w:rFonts w:ascii="Arial" w:hAnsi="Arial" w:cs="Arial"/>
+        </w:rPr>
+      </w:pPr>
+      <w:r>
+        <w:rPr>
+          <w:rStyle w:val="Textoennegrita"/>
+          <w:rFonts w:ascii="Arial" w:hAnsi="Arial" w:cs="Arial"/>
+        </w:rPr>
+        <w:t>Acta constitutiva:</w:t>
+      </w:r>
+      <w:r>
+        <w:rPr>
+          <w:rFonts w:ascii="Arial" w:hAnsi="Arial" w:cs="Arial"/>
+        </w:rPr>
+        <w:t xml:space="preserve"> documento que establece oficialmente la creación de la organización y quiénes la integran.</w:t>
+      </w:r>
+    </w:p>
+    <w:p>
+      <w:pPr>
+        <w:pStyle w:val="isselectedend"/>
+        <w:rPr>
+          <w:rFonts w:ascii="Arial" w:hAnsi="Arial" w:cs="Arial"/>
+        </w:rPr>
+      </w:pPr>
+      <w:r>
+        <w:rPr>
+          <w:rStyle w:val="Textoennegrita"/>
+          <w:rFonts w:ascii="Arial" w:hAnsi="Arial" w:cs="Arial"/>
+        </w:rPr>
+        <w:t>Estatuto:</w:t>
+      </w:r>
+      <w:r>
+        <w:rPr>
+          <w:rFonts w:ascii="Arial" w:hAnsi="Arial" w:cs="Arial"/>
+        </w:rPr>
+        <w:t xml:space="preserve"> establece los objetivos, autoridades, funcionamiento y destino de los recursos de la organización.</w:t>
+      </w:r>
+    </w:p>
+    <w:p>
+      <w:pPr>
+        <w:pStyle w:val="isselectedend"/>
+        <w:rPr>
+          <w:rFonts w:ascii="Arial" w:hAnsi="Arial" w:cs="Arial"/>
+        </w:rPr>
+      </w:pPr>
+      <w:r>
+        <w:rPr>
+          <w:rStyle w:val="Textoennegrita"/>
+          <w:rFonts w:ascii="Arial" w:hAnsi="Arial" w:cs="Arial"/>
+        </w:rPr>
+        <w:t>Registro de autoridades:</w:t>
+      </w:r>
+      <w:r>
+        <w:rPr>
+          <w:rFonts w:ascii="Arial" w:hAnsi="Arial" w:cs="Arial"/>
+        </w:rPr>
+        <w:t xml:space="preserve"> documentación que identifica a las personas responsables de dirigir y representar legalmente la organización.</w:t>
+      </w:r>
+    </w:p>
+    <w:p>
+      <w:pPr>
+        <w:pStyle w:val="isselectedend"/>
+        <w:rPr>
+          <w:rFonts w:ascii="Arial" w:hAnsi="Arial" w:cs="Arial"/>
+        </w:rPr>
+      </w:pPr>
+      <w:r>
+        <w:rPr>
+          <w:rStyle w:val="Textoennegrita"/>
+          <w:rFonts w:ascii="Arial" w:hAnsi="Arial" w:cs="Arial"/>
+        </w:rPr>
+        <w:t>CUIT e inscripción ante ARCA:</w:t>
+      </w:r>
+      <w:r>
+        <w:rPr>
+          <w:rFonts w:ascii="Arial" w:hAnsi="Arial" w:cs="Arial"/>
+        </w:rPr>
+        <w:t xml:space="preserve"> permiten identificar fiscalmente a la organización y cumplir con sus obligaciones impositivas.</w:t>
+      </w:r>
+    </w:p>
+    <w:p>
+      <w:pPr>
+        <w:pStyle w:val="isselectedend"/>
+        <w:rPr>
+          <w:rFonts w:ascii="Arial" w:hAnsi="Arial" w:cs="Arial"/>
+        </w:rPr>
+      </w:pPr>
+      <w:r>
+        <w:rPr>
+          <w:rStyle w:val="Textoennegrita"/>
+          <w:rFonts w:ascii="Arial" w:hAnsi="Arial" w:cs="Arial"/>
+        </w:rPr>
+        <w:lastRenderedPageBreak/>
+        <w:t>Habilitación municipal:</w:t>
+      </w:r>
+      <w:r>
+        <w:rPr>
+          <w:rFonts w:ascii="Arial" w:hAnsi="Arial" w:cs="Arial"/>
+        </w:rPr>
+        <w:t xml:space="preserve"> autoriza el funcionamiento del establecimiento donde se almacenan materiales y se realizan actividades de impresión y encuadernación.</w:t>
+      </w:r>
+    </w:p>
+    <w:p>
+      <w:pPr>
+        <w:pStyle w:val="isselectedend"/>
+        <w:rPr>
+          <w:rFonts w:ascii="Arial" w:hAnsi="Arial" w:cs="Arial"/>
+        </w:rPr>
+      </w:pPr>
+      <w:r>
+        <w:rPr>
+          <w:rStyle w:val="Textoennegrita"/>
+          <w:rFonts w:ascii="Arial" w:hAnsi="Arial" w:cs="Arial"/>
+        </w:rPr>
+        <w:t>Documentación de seguridad e higiene:</w:t>
+      </w:r>
+      <w:r>
+        <w:rPr>
+          <w:rFonts w:ascii="Arial" w:hAnsi="Arial" w:cs="Arial"/>
+        </w:rPr>
+        <w:t xml:space="preserve"> incluye registros y controles relacionados con seguridad eléctrica, prevención de incendios, mantenimiento de máquinas y condiciones seguras de trabajo.</w:t>
+      </w:r>
+    </w:p>
+    <w:p>
+      <w:pPr>
+        <w:pStyle w:val="isselectedend"/>
+        <w:rPr>
+          <w:rFonts w:ascii="Arial" w:hAnsi="Arial" w:cs="Arial"/>
+        </w:rPr>
+      </w:pPr>
+      <w:r>
+        <w:rPr>
+          <w:rStyle w:val="Textoennegrita"/>
+          <w:rFonts w:ascii="Arial" w:hAnsi="Arial" w:cs="Arial"/>
+        </w:rPr>
+        <w:t>Autorizaciones o licencias de propiedad intelectual:</w:t>
+      </w:r>
+      <w:r>
+        <w:rPr>
+          <w:rFonts w:ascii="Arial" w:hAnsi="Arial" w:cs="Arial"/>
+        </w:rPr>
+        <w:t xml:space="preserve"> acreditan que la organización tiene permiso para reproducir y distribuir los libros cuando estos no sean de dominio público.</w:t>
+      </w:r>
+    </w:p>
+    <w:p>
+      <w:pPr>
+        <w:pStyle w:val="isselectedend"/>
+        <w:rPr>
+          <w:rFonts w:ascii="Arial" w:hAnsi="Arial" w:cs="Arial"/>
+        </w:rPr>
+      </w:pPr>
+      <w:r>
+        <w:rPr>
+          <w:rStyle w:val="Textoennegrita"/>
+          <w:rFonts w:ascii="Arial" w:hAnsi="Arial" w:cs="Arial"/>
+        </w:rPr>
+        <w:t>ISBN y catalogación:</w:t>
+      </w:r>
+      <w:r>
+        <w:rPr>
+          <w:rFonts w:ascii="Arial" w:hAnsi="Arial" w:cs="Arial"/>
+        </w:rPr>
+        <w:t xml:space="preserve"> identifican y registran formalmente las publicaciones cuando corresponda.</w:t>
+      </w:r>
+    </w:p>
+    <w:p>
+      <w:pPr>
+        <w:pStyle w:val="isselectedend"/>
+        <w:rPr>
+          <w:rFonts w:ascii="Arial" w:hAnsi="Arial" w:cs="Arial"/>
+        </w:rPr>
+      </w:pPr>
+      <w:r>
+        <w:rPr>
+          <w:rStyle w:val="Textoennegrita"/>
+          <w:rFonts w:ascii="Arial" w:hAnsi="Arial" w:cs="Arial"/>
+        </w:rPr>
+        <w:t>Contratos de auspicio:</w:t>
+      </w:r>
+      <w:r>
+        <w:rPr>
+          <w:rFonts w:ascii="Arial" w:hAnsi="Arial" w:cs="Arial"/>
+        </w:rPr>
+        <w:t xml:space="preserve"> establecen el aporte de las empresas y las condiciones de la publicidad incluida en los libros.</w:t>
+      </w:r>
+    </w:p>
+    <w:p>
+      <w:pPr>
+        <w:pStyle w:val="isselectedend"/>
+        <w:rPr>
+          <w:rFonts w:ascii="Arial" w:hAnsi="Arial" w:cs="Arial"/>
+        </w:rPr>
+      </w:pPr>
+      <w:r>
+        <w:rPr>
+          <w:rStyle w:val="Textoennegrita"/>
+          <w:rFonts w:ascii="Arial" w:hAnsi="Arial" w:cs="Arial"/>
+        </w:rPr>
+        <w:t>Contrato con la fábrica:</w:t>
+      </w:r>
+      <w:r>
+        <w:rPr>
+          <w:rFonts w:ascii="Arial" w:hAnsi="Arial" w:cs="Arial"/>
+        </w:rPr>
+        <w:t xml:space="preserve"> establece las cantidades, características, costos y condiciones de producción y entrega de los libros.</w:t>
+      </w:r>
+    </w:p>
+    <w:p>
+      <w:pPr>
+        <w:pStyle w:val="isselectedend"/>
+        <w:rPr>
+          <w:rFonts w:ascii="Arial" w:hAnsi="Arial" w:cs="Arial"/>
+        </w:rPr>
+      </w:pPr>
+      <w:r>
+        <w:rPr>
+          <w:rStyle w:val="Textoennegrita"/>
+          <w:rFonts w:ascii="Arial" w:hAnsi="Arial" w:cs="Arial"/>
+        </w:rPr>
+        <w:t>Política de privacidad y condiciones de uso:</w:t>
+      </w:r>
+      <w:r>
+        <w:rPr>
+          <w:rFonts w:ascii="Arial" w:hAnsi="Arial" w:cs="Arial"/>
+        </w:rPr>
+        <w:t xml:space="preserve"> regulan el tratamiento de los datos personales y el uso de la página web.</w:t>
+      </w:r>
+    </w:p>
+    <w:p>
+      <w:pPr>
+        <w:pStyle w:val="NormalWeb"/>
+        <w:rPr>
+          <w:rFonts w:ascii="Arial" w:hAnsi="Arial" w:cs="Arial"/>
+        </w:rPr>
+      </w:pPr>
+      <w:r>
+        <w:rPr>
+          <w:rStyle w:val="Textoennegrita"/>
+          <w:rFonts w:ascii="Arial" w:hAnsi="Arial" w:cs="Arial"/>
+        </w:rPr>
+        <w:t>Registros internos:</w:t>
+      </w:r>
+      <w:r>
+        <w:rPr>
+          <w:rFonts w:ascii="Arial" w:hAnsi="Arial" w:cs="Arial"/>
+        </w:rPr>
+        <w:t xml:space="preserve"> incluyen inventario de materiales y libros, registro de voluntarios, mantenimiento de máquinas y comprobantes de las operaciones realizadas.</w:t>
       </w:r>
     </w:p>
     <w:p>
       <w:pPr>
         <w:spacing w:before="100" w:beforeAutospacing="1" w:after="100" w:afterAutospacing="1" w:line="240" w:lineRule="auto"/>
         <w:rPr>
-          <w:rFonts w:eastAsia="Times New Roman"/>
-          <w:lang w:val="es-419" w:eastAsia="es-419"/>
-        </w:rPr>
-      </w:pPr>
-      <w:r>
-        <w:rPr>
-          <w:rFonts w:eastAsia="Times New Roman"/>
-          <w:lang w:val="es-419" w:eastAsia="es-419"/>
-        </w:rPr>
-        <w:t xml:space="preserve">En el aspecto </w:t>
-      </w:r>
-      <w:r>
-        <w:rPr>
-          <w:rFonts w:eastAsia="Times New Roman"/>
-          <w:b/>
-          <w:bCs/>
-          <w:lang w:val="es-419" w:eastAsia="es-419"/>
-        </w:rPr>
-        <w:t>impositivo</w:t>
-      </w:r>
-      <w:r>
-        <w:rPr>
-          <w:rFonts w:eastAsia="Times New Roman"/>
-          <w:lang w:val="es-419" w:eastAsia="es-419"/>
-        </w:rPr>
-        <w:t xml:space="preserve">, será necesario obtener la </w:t>
-      </w:r>
-      <w:r>
-        <w:rPr>
-          <w:rFonts w:eastAsia="Times New Roman"/>
-          <w:b/>
-          <w:bCs/>
-          <w:lang w:val="es-419" w:eastAsia="es-419"/>
-        </w:rPr>
-        <w:t>CUIT</w:t>
-      </w:r>
-      <w:r>
-        <w:rPr>
-          <w:rFonts w:eastAsia="Times New Roman"/>
-          <w:lang w:val="es-419" w:eastAsia="es-419"/>
-        </w:rPr>
-        <w:t xml:space="preserve"> y realizar la inscripción correspondiente ante </w:t>
-      </w:r>
-      <w:r>
-        <w:rPr>
-          <w:rFonts w:eastAsia="Times New Roman"/>
-          <w:b/>
-          <w:bCs/>
-          <w:lang w:val="es-419" w:eastAsia="es-419"/>
-        </w:rPr>
-        <w:t>ARCA</w:t>
-      </w:r>
-      <w:r>
-        <w:rPr>
-          <w:rFonts w:eastAsia="Times New Roman"/>
-          <w:lang w:val="es-419" w:eastAsia="es-419"/>
-        </w:rPr>
-        <w:t>, además de establecer el domicilio fiscal y declarar la actividad económica que desarrollará la organización. También deberán determinarse los impuestos y obligaciones tributarias que correspondan según la actividad y la forma jurídica elegida.</w:t>
-      </w:r>
-    </w:p>
-    <w:p>
-      <w:pPr>
-        <w:spacing w:before="100" w:beforeAutospacing="1" w:after="100" w:afterAutospacing="1" w:line="240" w:lineRule="auto"/>
-        <w:rPr>
-          <w:rFonts w:eastAsia="Times New Roman"/>
-          <w:lang w:val="es-419" w:eastAsia="es-419"/>
-        </w:rPr>
-      </w:pPr>
-      <w:r>
-        <w:rPr>
-          <w:rFonts w:eastAsia="Times New Roman"/>
-          <w:lang w:val="es-419" w:eastAsia="es-419"/>
-        </w:rPr>
-        <w:t xml:space="preserve">Para el establecimiento donde se almacenen materiales y se realicen actividades de impresión y encuadernación, se deberá gestionar la </w:t>
-      </w:r>
-      <w:r>
-        <w:rPr>
-          <w:rFonts w:eastAsia="Times New Roman"/>
-          <w:b/>
-          <w:bCs/>
-          <w:lang w:val="es-419" w:eastAsia="es-419"/>
-        </w:rPr>
-        <w:t>habilitación municipal correspondiente</w:t>
-      </w:r>
-      <w:r>
-        <w:rPr>
-          <w:rFonts w:eastAsia="Times New Roman"/>
-          <w:lang w:val="es-419" w:eastAsia="es-419"/>
-        </w:rPr>
-        <w:t xml:space="preserve"> y verificar que el lugar cumpla con las condiciones necesarias para desarrollar la actividad.</w:t>
-      </w:r>
-    </w:p>
-    <w:p>
-      <w:pPr>
-        <w:spacing w:before="100" w:beforeAutospacing="1" w:after="100" w:afterAutospacing="1" w:line="240" w:lineRule="auto"/>
-        <w:rPr>
-          <w:rFonts w:eastAsia="Times New Roman"/>
-          <w:lang w:val="es-419" w:eastAsia="es-419"/>
-        </w:rPr>
-      </w:pPr>
-      <w:r>
-        <w:rPr>
-          <w:rFonts w:eastAsia="Times New Roman"/>
-          <w:lang w:val="es-419" w:eastAsia="es-419"/>
-        </w:rPr>
-        <w:t xml:space="preserve">En materia de </w:t>
-      </w:r>
-      <w:r>
-        <w:rPr>
-          <w:rFonts w:eastAsia="Times New Roman"/>
-          <w:b/>
-          <w:bCs/>
-          <w:lang w:val="es-419" w:eastAsia="es-419"/>
-        </w:rPr>
-        <w:t>seguridad e higiene</w:t>
-      </w:r>
-      <w:r>
-        <w:rPr>
-          <w:rFonts w:eastAsia="Times New Roman"/>
-          <w:lang w:val="es-419" w:eastAsia="es-419"/>
-        </w:rPr>
-        <w:t>, será necesario garantizar que las instalaciones, máquinas y herramientas puedan utilizarse de manera segura. Se deberán contemplar aspectos como la seguridad eléctrica, prevención de incendios, señalización, mantenimiento de las máquinas y capacitación de las personas que las utilicen.</w:t>
-      </w:r>
-    </w:p>
-    <w:p>
-      <w:pPr>
-        <w:spacing w:before="100" w:beforeAutospacing="1" w:after="100" w:afterAutospacing="1" w:line="240" w:lineRule="auto"/>
-        <w:rPr>
-          <w:rFonts w:eastAsia="Times New Roman"/>
-          <w:lang w:val="es-419" w:eastAsia="es-419"/>
-        </w:rPr>
-      </w:pPr>
-      <w:r>
-        <w:rPr>
-          <w:rFonts w:eastAsia="Times New Roman"/>
-          <w:lang w:val="es-419" w:eastAsia="es-419"/>
-        </w:rPr>
-        <w:t xml:space="preserve">Otro aspecto fundamental será la </w:t>
-      </w:r>
-      <w:r>
-        <w:rPr>
-          <w:rFonts w:eastAsia="Times New Roman"/>
-          <w:b/>
-          <w:bCs/>
-          <w:lang w:val="es-419" w:eastAsia="es-419"/>
-        </w:rPr>
-        <w:t>propiedad intelectual</w:t>
-      </w:r>
-      <w:r>
-        <w:rPr>
-          <w:rFonts w:eastAsia="Times New Roman"/>
-          <w:lang w:val="es-419" w:eastAsia="es-419"/>
-        </w:rPr>
-        <w:t xml:space="preserve">. Antes de reproducir y distribuir los libros se deberá comprobar que la organización tenga autorización para hacerlo, ya sea porque la obra se encuentra en dominio público o porque se obtuvo una licencia o autorización del autor, editor o titular de los derechos. Cuando corresponda, también se deberá gestionar el </w:t>
-      </w:r>
-      <w:r>
-        <w:rPr>
-          <w:rFonts w:eastAsia="Times New Roman"/>
-          <w:b/>
-          <w:bCs/>
-          <w:lang w:val="es-419" w:eastAsia="es-419"/>
-        </w:rPr>
-        <w:t>ISBN</w:t>
-      </w:r>
-      <w:r>
-        <w:rPr>
-          <w:rFonts w:eastAsia="Times New Roman"/>
-          <w:lang w:val="es-419" w:eastAsia="es-419"/>
-        </w:rPr>
-        <w:t xml:space="preserve"> y la catalogación de las publicaciones.</w:t>
-      </w:r>
-    </w:p>
-    <w:p>
-      <w:pPr>
-        <w:spacing w:before="100" w:beforeAutospacing="1" w:after="100" w:afterAutospacing="1" w:line="240" w:lineRule="auto"/>
-        <w:rPr>
-          <w:rFonts w:eastAsia="Times New Roman"/>
-          <w:lang w:val="es-419" w:eastAsia="es-419"/>
-        </w:rPr>
-      </w:pPr>
-      <w:r>
-        <w:rPr>
-          <w:rFonts w:eastAsia="Times New Roman"/>
-          <w:lang w:val="es-419" w:eastAsia="es-419"/>
-        </w:rPr>
-        <w:t xml:space="preserve">Debido al modelo de financiamiento mediante empresas auspiciantes, será necesario establecer </w:t>
-      </w:r>
-      <w:r>
-        <w:rPr>
-          <w:rFonts w:eastAsia="Times New Roman"/>
-          <w:b/>
-          <w:bCs/>
-          <w:lang w:val="es-419" w:eastAsia="es-419"/>
-        </w:rPr>
-        <w:t>contratos de auspicio</w:t>
-      </w:r>
-      <w:r>
-        <w:rPr>
-          <w:rFonts w:eastAsia="Times New Roman"/>
-          <w:lang w:val="es-419" w:eastAsia="es-419"/>
-        </w:rPr>
-        <w:t xml:space="preserve"> donde se especifique el aporte de cada empresa y las condiciones de la publicidad que recibirá. También se podrá establecer un contrato con la fábrica encargada de producir los libros, especificando cantidades, características, costos y condiciones de entrega.</w:t>
-      </w:r>
-    </w:p>
-    <w:p>
-      <w:pPr>
-        <w:spacing w:before="100" w:beforeAutospacing="1" w:after="100" w:afterAutospacing="1" w:line="240" w:lineRule="auto"/>
-        <w:rPr>
-          <w:rFonts w:eastAsia="Times New Roman"/>
-          <w:lang w:val="es-419" w:eastAsia="es-419"/>
-        </w:rPr>
-      </w:pPr>
-      <w:r>
-        <w:rPr>
-          <w:rFonts w:eastAsia="Times New Roman"/>
-          <w:lang w:val="es-419" w:eastAsia="es-419"/>
-        </w:rPr>
-        <w:t xml:space="preserve">Como la organización contará con una página web y podrá almacenar información de empresas, instituciones y usuarios, también deberá contemplar la </w:t>
-      </w:r>
-      <w:r>
-        <w:rPr>
-          <w:rFonts w:eastAsia="Times New Roman"/>
-          <w:b/>
-          <w:bCs/>
-          <w:lang w:val="es-419" w:eastAsia="es-419"/>
-        </w:rPr>
-        <w:t>protección de datos personales</w:t>
-      </w:r>
-      <w:r>
-        <w:rPr>
-          <w:rFonts w:eastAsia="Times New Roman"/>
-          <w:lang w:val="es-419" w:eastAsia="es-419"/>
-        </w:rPr>
-        <w:t>, estableciendo una política de privacidad y las condiciones de uso del sitio.</w:t>
-      </w:r>
-    </w:p>
-    <w:p>
-      <w:pPr>
-        <w:spacing w:before="100" w:beforeAutospacing="1" w:after="100" w:afterAutospacing="1" w:line="240" w:lineRule="auto"/>
-      </w:pPr>
-      <w:r>
-        <w:rPr>
-          <w:rFonts w:eastAsia="Times New Roman"/>
-          <w:lang w:val="es-419" w:eastAsia="es-419"/>
-        </w:rPr>
-        <w:t>Finalmente, se llevará documentación interna para organizar el funcionamiento de la organización, como registros de voluntarios, mantenimiento de las máquinas, inventario de materiales y libros, contratos y comprobantes de las operaciones realizadas.</w:t>
-      </w:r>
+          <w:sz w:val="24"/>
+          <w:szCs w:val="24"/>
+        </w:rPr>
+      </w:pPr>
     </w:p>
     <w:sectPr>
-      <w:headerReference w:type="even" r:id="rId9"/>
-      <w:headerReference w:type="default" r:id="rId10"/>
-      <w:footerReference w:type="even" r:id="rId11"/>
-      <w:footerReference w:type="default" r:id="rId12"/>
-      <w:headerReference w:type="first" r:id="rId13"/>
-      <w:footerReference w:type="first" r:id="rId14"/>
+      <w:type w:val="continuous"/>
       <w:pgSz w:w="11905" w:h="16840"/>
-      <w:pgMar w:top="1417" w:right="1690" w:bottom="1419" w:left="1131" w:header="751" w:footer="706" w:gutter="0"/>
-      <w:pgNumType w:start="0"/>
+      <w:pgMar w:top="1440" w:right="1440" w:bottom="1440" w:left="1440" w:header="748" w:footer="709" w:gutter="0"/>
       <w:cols w:space="720"/>
     </w:sectPr>
   </w:body>
@@ -5325,47 +5470,46 @@
 <w:ftr xmlns:wpc="http://schemas.microsoft.com/office/word/2010/wordprocessingCanvas" xmlns:cx="http://schemas.microsoft.com/office/drawing/2014/chartex" xmlns:cx1="http://schemas.microsoft.com/office/drawing/2015/9/8/chartex" xmlns:cx2="http://schemas.microsoft.com/office/drawing/2015/10/21/chartex" xmlns:cx3="http://schemas.microsoft.com/office/drawing/2016/5/9/chartex" xmlns:cx4="http://schemas.microsoft.com/office/drawing/2016/5/10/chartex" xmlns:cx5="http://schemas.microsoft.com/office/drawing/2016/5/11/chartex" xmlns:cx6="http://schemas.microsoft.com/office/drawing/2016/5/12/chartex" xmlns:cx7="http://schemas.microsoft.com/office/drawing/2016/5/13/chartex" xmlns:cx8="http://schemas.microsoft.com/office/drawing/2016/5/14/chartex" xmlns:mc="http://schemas.openxmlformats.org/markup-compatibility/2006" xmlns:aink="http://schemas.microsoft.com/office/drawing/2016/ink" xmlns:am3d="http://schemas.microsoft.com/office/drawing/2017/model3d" xmlns:o="urn:schemas-microsoft-com:office:office" xmlns:r="http://schemas.openxmlformats.org/officeDocument/2006/relationships" xmlns:m="http://schemas.openxmlformats.org/officeDocument/2006/math" xmlns:v="urn:schemas-microsoft-com:vml" xmlns:wp14="http://schemas.microsoft.com/office/word/2010/wordprocessingDrawing" xmlns:wp="http://schemas.openxmlformats.org/drawingml/2006/wordprocessingDrawing" xmlns:w10="urn:schemas-microsoft-com:office:word" xmlns:w="http://schemas.openxmlformats.org/wordprocessingml/2006/main" xmlns:w14="http://schemas.microsoft.com/office/word/2010/wordml" xmlns:w15="http://schemas.microsoft.com/office/word/2012/wordml" xmlns:w16cex="http://schemas.microsoft.com/office/word/2018/wordml/cex" xmlns:w16cid="http://schemas.microsoft.com/office/word/2016/wordml/cid" xmlns:w16="http://schemas.microsoft.com/office/word/2018/wordml" xmlns:w16sdtdh="http://schemas.microsoft.com/office/word/2020/wordml/sdtdatahash" xmlns:w16se="http://schemas.microsoft.com/office/word/2015/wordml/symex" xmlns:wpg="http://schemas.microsoft.com/office/word/2010/wordprocessingGroup" xmlns:wpi="http://schemas.microsoft.com/office/word/2010/wordprocessingInk" xmlns:wne="http://schemas.microsoft.com/office/word/2006/wordml" xmlns:wps="http://schemas.microsoft.com/office/word/2010/wordprocessingShape" mc:Ignorable="w14 w15 w16se w16cid w16 w16cex w16sdtdh wp14">
   <w:p>
     <w:pPr>
-      <w:spacing w:after="0" w:line="259" w:lineRule="auto"/>
-      <w:ind w:left="562" w:firstLine="0"/>
-      <w:jc w:val="center"/>
+      <w:pStyle w:val="Piedepgina"/>
     </w:pPr>
     <w:r>
-      <w:rPr>
-        <w:rFonts w:ascii="Calibri" w:eastAsia="Calibri" w:hAnsi="Calibri" w:cs="Calibri"/>
-        <w:color w:val="4472C4"/>
-      </w:rPr>
-      <w:t xml:space="preserve"> </w:t>
+      <w:t>Jeremías Moreira – Simón Becerra</w:t>
     </w:r>
     <w:r>
-      <w:fldChar w:fldCharType="begin"/>
+      <w:tab/>
     </w:r>
     <w:r>
-      <w:instrText xml:space="preserve"> PAGE   \* MERGEFORMAT </w:instrText>
+      <w:tab/>
     </w:r>
-    <w:r>
-      <w:fldChar w:fldCharType="separate"/>
-    </w:r>
-    <w:r>
-      <w:rPr>
-        <w:rFonts w:ascii="Calibri" w:eastAsia="Calibri" w:hAnsi="Calibri" w:cs="Calibri"/>
-        <w:color w:val="4472C4"/>
-      </w:rPr>
-      <w:t>0</w:t>
-    </w:r>
-    <w:r>
-      <w:rPr>
-        <w:rFonts w:ascii="Calibri" w:eastAsia="Calibri" w:hAnsi="Calibri" w:cs="Calibri"/>
-        <w:color w:val="4472C4"/>
-      </w:rPr>
-      <w:fldChar w:fldCharType="end"/>
-    </w:r>
-    <w:r>
-      <w:rPr>
-        <w:rFonts w:ascii="Calibri" w:eastAsia="Calibri" w:hAnsi="Calibri" w:cs="Calibri"/>
-        <w:color w:val="4472C4"/>
-      </w:rPr>
-      <w:t xml:space="preserve"> </w:t>
-    </w:r>
+    <w:sdt>
+      <w:sdtPr>
+        <w:id w:val="-1896268757"/>
+        <w:docPartObj>
+          <w:docPartGallery w:val="Page Numbers (Bottom of Page)"/>
+          <w:docPartUnique/>
+        </w:docPartObj>
+      </w:sdtPr>
+      <w:sdtContent>
+        <w:r>
+          <w:fldChar w:fldCharType="begin"/>
+        </w:r>
+        <w:r>
+          <w:instrText>PAGE   \* MERGEFORMAT</w:instrText>
+        </w:r>
+        <w:r>
+          <w:fldChar w:fldCharType="separate"/>
+        </w:r>
+        <w:r>
+          <w:rPr>
+            <w:lang w:val="es-MX"/>
+          </w:rPr>
+          <w:t>2</w:t>
+        </w:r>
+        <w:r>
+          <w:fldChar w:fldCharType="end"/>
+        </w:r>
+      </w:sdtContent>
+    </w:sdt>
   </w:p>
   <w:p>
     <w:pPr>
@@ -5373,12 +5517,6 @@
       <w:ind w:left="570" w:firstLine="0"/>
       <w:jc w:val="left"/>
     </w:pPr>
-    <w:r>
-      <w:rPr>
-        <w:rFonts w:ascii="Calibri" w:eastAsia="Calibri" w:hAnsi="Calibri" w:cs="Calibri"/>
-      </w:rPr>
-      <w:t xml:space="preserve"> </w:t>
-    </w:r>
   </w:p>
 </w:ftr>
 </file>
@@ -5525,22 +5663,20 @@
       <w:rPr>
         <w:rFonts w:ascii="Calibri" w:eastAsia="Calibri" w:hAnsi="Calibri" w:cs="Calibri"/>
       </w:rPr>
-      <w:tab/>
-      <w:t xml:space="preserve">Trabajo Práctico </w:t>
+      <w:t>EETP N°687 “República de Venezuela”</w:t>
     </w:r>
     <w:r>
       <w:rPr>
         <w:rFonts w:ascii="Calibri" w:eastAsia="Calibri" w:hAnsi="Calibri" w:cs="Calibri"/>
       </w:rPr>
       <w:tab/>
-      <w:t xml:space="preserve"> </w:t>
     </w:r>
     <w:r>
       <w:rPr>
         <w:rFonts w:ascii="Calibri" w:eastAsia="Calibri" w:hAnsi="Calibri" w:cs="Calibri"/>
       </w:rPr>
       <w:tab/>
-      <w:t xml:space="preserve">Emprendimiento </w:t>
+      <w:t>Organización y Gestión Comercial</w:t>
     </w:r>
   </w:p>
 </w:hdr>
@@ -5578,11 +5714,6 @@
         <w:rFonts w:ascii="Calibri" w:eastAsia="Calibri" w:hAnsi="Calibri" w:cs="Calibri"/>
       </w:rPr>
       <w:tab/>
-    </w:r>
-    <w:r>
-      <w:rPr>
-        <w:rFonts w:ascii="Calibri" w:eastAsia="Calibri" w:hAnsi="Calibri" w:cs="Calibri"/>
-      </w:rPr>
       <w:t xml:space="preserve">Emprendimiento </w:t>
     </w:r>
   </w:p>
@@ -5612,7 +5743,7 @@
         <v:path o:extrusionok="f" gradientshapeok="t" o:connecttype="rect"/>
         <o:lock v:ext="edit" aspectratio="t"/>
       </v:shapetype>
-      <v:shape id="_x0000_i1281" type="#_x0000_t75" style="width:11.25pt;height:11.25pt" o:bullet="t">
+      <v:shape id="_x0000_i1307" type="#_x0000_t75" style="width:11.25pt;height:11.25pt" o:bullet="t">
         <v:imagedata r:id="rId1" o:title="mso4FA2"/>
       </v:shape>
     </w:pict>
@@ -6156,6 +6287,119 @@
     </w:lvl>
   </w:abstractNum>
   <w:abstractNum w:abstractNumId="3" w15:restartNumberingAfterBreak="0">
+    <w:nsid w:val="1E804182"/>
+    <w:multiLevelType w:val="hybridMultilevel"/>
+    <w:tmpl w:val="A5B206EE"/>
+    <w:lvl w:ilvl="0" w:tplc="580A0009">
+      <w:start w:val="1"/>
+      <w:numFmt w:val="bullet"/>
+      <w:lvlText w:val=""/>
+      <w:lvlJc w:val="left"/>
+      <w:pPr>
+        <w:ind w:left="1290" w:hanging="360"/>
+      </w:pPr>
+      <w:rPr>
+        <w:rFonts w:ascii="Wingdings" w:hAnsi="Wingdings" w:hint="default"/>
+      </w:rPr>
+    </w:lvl>
+    <w:lvl w:ilvl="1" w:tplc="580A0003" w:tentative="1">
+      <w:start w:val="1"/>
+      <w:numFmt w:val="bullet"/>
+      <w:lvlText w:val="o"/>
+      <w:lvlJc w:val="left"/>
+      <w:pPr>
+        <w:ind w:left="2010" w:hanging="360"/>
+      </w:pPr>
+      <w:rPr>
+        <w:rFonts w:ascii="Courier New" w:hAnsi="Courier New" w:cs="Courier New" w:hint="default"/>
+      </w:rPr>
+    </w:lvl>
+    <w:lvl w:ilvl="2" w:tplc="580A0005" w:tentative="1">
+      <w:start w:val="1"/>
+      <w:numFmt w:val="bullet"/>
+      <w:lvlText w:val=""/>
+      <w:lvlJc w:val="left"/>
+      <w:pPr>
+        <w:ind w:left="2730" w:hanging="360"/>
+      </w:pPr>
+      <w:rPr>
+        <w:rFonts w:ascii="Wingdings" w:hAnsi="Wingdings" w:hint="default"/>
+      </w:rPr>
+    </w:lvl>
+    <w:lvl w:ilvl="3" w:tplc="580A0001" w:tentative="1">
+      <w:start w:val="1"/>
+      <w:numFmt w:val="bullet"/>
+      <w:lvlText w:val=""/>
+      <w:lvlJc w:val="left"/>
+      <w:pPr>
+        <w:ind w:left="3450" w:hanging="360"/>
+      </w:pPr>
+      <w:rPr>
+        <w:rFonts w:ascii="Symbol" w:hAnsi="Symbol" w:hint="default"/>
+      </w:rPr>
+    </w:lvl>
+    <w:lvl w:ilvl="4" w:tplc="580A0003" w:tentative="1">
+      <w:start w:val="1"/>
+      <w:numFmt w:val="bullet"/>
+      <w:lvlText w:val="o"/>
+      <w:lvlJc w:val="left"/>
+      <w:pPr>
+        <w:ind w:left="4170" w:hanging="360"/>
+      </w:pPr>
+      <w:rPr>
+        <w:rFonts w:ascii="Courier New" w:hAnsi="Courier New" w:cs="Courier New" w:hint="default"/>
+      </w:rPr>
+    </w:lvl>
+    <w:lvl w:ilvl="5" w:tplc="580A0005" w:tentative="1">
+      <w:start w:val="1"/>
+      <w:numFmt w:val="bullet"/>
+      <w:lvlText w:val=""/>
+      <w:lvlJc w:val="left"/>
+      <w:pPr>
+        <w:ind w:left="4890" w:hanging="360"/>
+      </w:pPr>
+      <w:rPr>
+        <w:rFonts w:ascii="Wingdings" w:hAnsi="Wingdings" w:hint="default"/>
+      </w:rPr>
+    </w:lvl>
+    <w:lvl w:ilvl="6" w:tplc="580A0001" w:tentative="1">
+      <w:start w:val="1"/>
+      <w:numFmt w:val="bullet"/>
+      <w:lvlText w:val=""/>
+      <w:lvlJc w:val="left"/>
+      <w:pPr>
+        <w:ind w:left="5610" w:hanging="360"/>
+      </w:pPr>
+      <w:rPr>
+        <w:rFonts w:ascii="Symbol" w:hAnsi="Symbol" w:hint="default"/>
+      </w:rPr>
+    </w:lvl>
+    <w:lvl w:ilvl="7" w:tplc="580A0003" w:tentative="1">
+      <w:start w:val="1"/>
+      <w:numFmt w:val="bullet"/>
+      <w:lvlText w:val="o"/>
+      <w:lvlJc w:val="left"/>
+      <w:pPr>
+        <w:ind w:left="6330" w:hanging="360"/>
+      </w:pPr>
+      <w:rPr>
+        <w:rFonts w:ascii="Courier New" w:hAnsi="Courier New" w:cs="Courier New" w:hint="default"/>
+      </w:rPr>
+    </w:lvl>
+    <w:lvl w:ilvl="8" w:tplc="580A0005" w:tentative="1">
+      <w:start w:val="1"/>
+      <w:numFmt w:val="bullet"/>
+      <w:lvlText w:val=""/>
+      <w:lvlJc w:val="left"/>
+      <w:pPr>
+        <w:ind w:left="7050" w:hanging="360"/>
+      </w:pPr>
+      <w:rPr>
+        <w:rFonts w:ascii="Wingdings" w:hAnsi="Wingdings" w:hint="default"/>
+      </w:rPr>
+    </w:lvl>
+  </w:abstractNum>
+  <w:abstractNum w:abstractNumId="4" w15:restartNumberingAfterBreak="0">
     <w:nsid w:val="1EB54FA1"/>
     <w:multiLevelType w:val="multilevel"/>
     <w:tmpl w:val="996E804E"/>
@@ -6369,7 +6613,93 @@
       </w:rPr>
     </w:lvl>
   </w:abstractNum>
-  <w:abstractNum w:abstractNumId="4" w15:restartNumberingAfterBreak="0">
+  <w:abstractNum w:abstractNumId="5" w15:restartNumberingAfterBreak="0">
+    <w:nsid w:val="351D6047"/>
+    <w:multiLevelType w:val="hybridMultilevel"/>
+    <w:tmpl w:val="A21A49A6"/>
+    <w:lvl w:ilvl="0" w:tplc="580A000F">
+      <w:start w:val="1"/>
+      <w:numFmt w:val="decimal"/>
+      <w:lvlText w:val="%1."/>
+      <w:lvlJc w:val="left"/>
+      <w:pPr>
+        <w:ind w:left="1290" w:hanging="360"/>
+      </w:pPr>
+    </w:lvl>
+    <w:lvl w:ilvl="1" w:tplc="580A0019" w:tentative="1">
+      <w:start w:val="1"/>
+      <w:numFmt w:val="lowerLetter"/>
+      <w:lvlText w:val="%2."/>
+      <w:lvlJc w:val="left"/>
+      <w:pPr>
+        <w:ind w:left="2010" w:hanging="360"/>
+      </w:pPr>
+    </w:lvl>
+    <w:lvl w:ilvl="2" w:tplc="580A001B" w:tentative="1">
+      <w:start w:val="1"/>
+      <w:numFmt w:val="lowerRoman"/>
+      <w:lvlText w:val="%3."/>
+      <w:lvlJc w:val="right"/>
+      <w:pPr>
+        <w:ind w:left="2730" w:hanging="180"/>
+      </w:pPr>
+    </w:lvl>
+    <w:lvl w:ilvl="3" w:tplc="580A000F" w:tentative="1">
+      <w:start w:val="1"/>
+      <w:numFmt w:val="decimal"/>
+      <w:lvlText w:val="%4."/>
+      <w:lvlJc w:val="left"/>
+      <w:pPr>
+        <w:ind w:left="3450" w:hanging="360"/>
+      </w:pPr>
+    </w:lvl>
+    <w:lvl w:ilvl="4" w:tplc="580A0019" w:tentative="1">
+      <w:start w:val="1"/>
+      <w:numFmt w:val="lowerLetter"/>
+      <w:lvlText w:val="%5."/>
+      <w:lvlJc w:val="left"/>
+      <w:pPr>
+        <w:ind w:left="4170" w:hanging="360"/>
+      </w:pPr>
+    </w:lvl>
+    <w:lvl w:ilvl="5" w:tplc="580A001B" w:tentative="1">
+      <w:start w:val="1"/>
+      <w:numFmt w:val="lowerRoman"/>
+      <w:lvlText w:val="%6."/>
+      <w:lvlJc w:val="right"/>
+      <w:pPr>
+        <w:ind w:left="4890" w:hanging="180"/>
+      </w:pPr>
+    </w:lvl>
+    <w:lvl w:ilvl="6" w:tplc="580A000F" w:tentative="1">
+      <w:start w:val="1"/>
+      <w:numFmt w:val="decimal"/>
+      <w:lvlText w:val="%7."/>
+      <w:lvlJc w:val="left"/>
+      <w:pPr>
+        <w:ind w:left="5610" w:hanging="360"/>
+      </w:pPr>
+    </w:lvl>
+    <w:lvl w:ilvl="7" w:tplc="580A0019" w:tentative="1">
+      <w:start w:val="1"/>
+      <w:numFmt w:val="lowerLetter"/>
+      <w:lvlText w:val="%8."/>
+      <w:lvlJc w:val="left"/>
+      <w:pPr>
+        <w:ind w:left="6330" w:hanging="360"/>
+      </w:pPr>
+    </w:lvl>
+    <w:lvl w:ilvl="8" w:tplc="580A001B" w:tentative="1">
+      <w:start w:val="1"/>
+      <w:numFmt w:val="lowerRoman"/>
+      <w:lvlText w:val="%9."/>
+      <w:lvlJc w:val="right"/>
+      <w:pPr>
+        <w:ind w:left="7050" w:hanging="180"/>
+      </w:pPr>
+    </w:lvl>
+  </w:abstractNum>
+  <w:abstractNum w:abstractNumId="6" w15:restartNumberingAfterBreak="0">
     <w:nsid w:val="469913BE"/>
     <w:multiLevelType w:val="hybridMultilevel"/>
     <w:tmpl w:val="F67A4BC0"/>
@@ -6483,7 +6813,120 @@
       </w:rPr>
     </w:lvl>
   </w:abstractNum>
-  <w:abstractNum w:abstractNumId="5" w15:restartNumberingAfterBreak="0">
+  <w:abstractNum w:abstractNumId="7" w15:restartNumberingAfterBreak="0">
+    <w:nsid w:val="482A4950"/>
+    <w:multiLevelType w:val="hybridMultilevel"/>
+    <w:tmpl w:val="2D1268A2"/>
+    <w:lvl w:ilvl="0" w:tplc="580A0009">
+      <w:start w:val="1"/>
+      <w:numFmt w:val="bullet"/>
+      <w:lvlText w:val=""/>
+      <w:lvlJc w:val="left"/>
+      <w:pPr>
+        <w:ind w:left="1290" w:hanging="360"/>
+      </w:pPr>
+      <w:rPr>
+        <w:rFonts w:ascii="Wingdings" w:hAnsi="Wingdings" w:hint="default"/>
+      </w:rPr>
+    </w:lvl>
+    <w:lvl w:ilvl="1" w:tplc="580A0003" w:tentative="1">
+      <w:start w:val="1"/>
+      <w:numFmt w:val="bullet"/>
+      <w:lvlText w:val="o"/>
+      <w:lvlJc w:val="left"/>
+      <w:pPr>
+        <w:ind w:left="2010" w:hanging="360"/>
+      </w:pPr>
+      <w:rPr>
+        <w:rFonts w:ascii="Courier New" w:hAnsi="Courier New" w:cs="Courier New" w:hint="default"/>
+      </w:rPr>
+    </w:lvl>
+    <w:lvl w:ilvl="2" w:tplc="580A0005" w:tentative="1">
+      <w:start w:val="1"/>
+      <w:numFmt w:val="bullet"/>
+      <w:lvlText w:val=""/>
+      <w:lvlJc w:val="left"/>
+      <w:pPr>
+        <w:ind w:left="2730" w:hanging="360"/>
+      </w:pPr>
+      <w:rPr>
+        <w:rFonts w:ascii="Wingdings" w:hAnsi="Wingdings" w:hint="default"/>
+      </w:rPr>
+    </w:lvl>
+    <w:lvl w:ilvl="3" w:tplc="580A0001" w:tentative="1">
+      <w:start w:val="1"/>
+      <w:numFmt w:val="bullet"/>
+      <w:lvlText w:val=""/>
+      <w:lvlJc w:val="left"/>
+      <w:pPr>
+        <w:ind w:left="3450" w:hanging="360"/>
+      </w:pPr>
+      <w:rPr>
+        <w:rFonts w:ascii="Symbol" w:hAnsi="Symbol" w:hint="default"/>
+      </w:rPr>
+    </w:lvl>
+    <w:lvl w:ilvl="4" w:tplc="580A0003" w:tentative="1">
+      <w:start w:val="1"/>
+      <w:numFmt w:val="bullet"/>
+      <w:lvlText w:val="o"/>
+      <w:lvlJc w:val="left"/>
+      <w:pPr>
+        <w:ind w:left="4170" w:hanging="360"/>
+      </w:pPr>
+      <w:rPr>
+        <w:rFonts w:ascii="Courier New" w:hAnsi="Courier New" w:cs="Courier New" w:hint="default"/>
+      </w:rPr>
+    </w:lvl>
+    <w:lvl w:ilvl="5" w:tplc="580A0005" w:tentative="1">
+      <w:start w:val="1"/>
+      <w:numFmt w:val="bullet"/>
+      <w:lvlText w:val=""/>
+      <w:lvlJc w:val="left"/>
+      <w:pPr>
+        <w:ind w:left="4890" w:hanging="360"/>
+      </w:pPr>
+      <w:rPr>
+        <w:rFonts w:ascii="Wingdings" w:hAnsi="Wingdings" w:hint="default"/>
+      </w:rPr>
+    </w:lvl>
+    <w:lvl w:ilvl="6" w:tplc="580A0001" w:tentative="1">
+      <w:start w:val="1"/>
+      <w:numFmt w:val="bullet"/>
+      <w:lvlText w:val=""/>
+      <w:lvlJc w:val="left"/>
+      <w:pPr>
+        <w:ind w:left="5610" w:hanging="360"/>
+      </w:pPr>
+      <w:rPr>
+        <w:rFonts w:ascii="Symbol" w:hAnsi="Symbol" w:hint="default"/>
+      </w:rPr>
+    </w:lvl>
+    <w:lvl w:ilvl="7" w:tplc="580A0003" w:tentative="1">
+      <w:start w:val="1"/>
+      <w:numFmt w:val="bullet"/>
+      <w:lvlText w:val="o"/>
+      <w:lvlJc w:val="left"/>
+      <w:pPr>
+        <w:ind w:left="6330" w:hanging="360"/>
+      </w:pPr>
+      <w:rPr>
+        <w:rFonts w:ascii="Courier New" w:hAnsi="Courier New" w:cs="Courier New" w:hint="default"/>
+      </w:rPr>
+    </w:lvl>
+    <w:lvl w:ilvl="8" w:tplc="580A0005" w:tentative="1">
+      <w:start w:val="1"/>
+      <w:numFmt w:val="bullet"/>
+      <w:lvlText w:val=""/>
+      <w:lvlJc w:val="left"/>
+      <w:pPr>
+        <w:ind w:left="7050" w:hanging="360"/>
+      </w:pPr>
+      <w:rPr>
+        <w:rFonts w:ascii="Wingdings" w:hAnsi="Wingdings" w:hint="default"/>
+      </w:rPr>
+    </w:lvl>
+  </w:abstractNum>
+  <w:abstractNum w:abstractNumId="8" w15:restartNumberingAfterBreak="0">
     <w:nsid w:val="494B7E33"/>
     <w:multiLevelType w:val="hybridMultilevel"/>
     <w:tmpl w:val="AEFC936E"/>
@@ -6597,7 +7040,7 @@
       </w:rPr>
     </w:lvl>
   </w:abstractNum>
-  <w:abstractNum w:abstractNumId="6" w15:restartNumberingAfterBreak="0">
+  <w:abstractNum w:abstractNumId="9" w15:restartNumberingAfterBreak="0">
     <w:nsid w:val="527B0671"/>
     <w:multiLevelType w:val="hybridMultilevel"/>
     <w:tmpl w:val="8E98CF74"/>
@@ -6809,7 +7252,7 @@
       </w:rPr>
     </w:lvl>
   </w:abstractNum>
-  <w:abstractNum w:abstractNumId="7" w15:restartNumberingAfterBreak="0">
+  <w:abstractNum w:abstractNumId="10" w15:restartNumberingAfterBreak="0">
     <w:nsid w:val="56F40674"/>
     <w:multiLevelType w:val="hybridMultilevel"/>
     <w:tmpl w:val="679C2F8E"/>
@@ -6923,7 +7366,7 @@
       </w:rPr>
     </w:lvl>
   </w:abstractNum>
-  <w:abstractNum w:abstractNumId="8" w15:restartNumberingAfterBreak="0">
+  <w:abstractNum w:abstractNumId="11" w15:restartNumberingAfterBreak="0">
     <w:nsid w:val="5E5D5D7C"/>
     <w:multiLevelType w:val="hybridMultilevel"/>
     <w:tmpl w:val="5B36B2F0"/>
@@ -7135,7 +7578,7 @@
       </w:rPr>
     </w:lvl>
   </w:abstractNum>
-  <w:abstractNum w:abstractNumId="9" w15:restartNumberingAfterBreak="0">
+  <w:abstractNum w:abstractNumId="12" w15:restartNumberingAfterBreak="0">
     <w:nsid w:val="714545BC"/>
     <w:multiLevelType w:val="hybridMultilevel"/>
     <w:tmpl w:val="C5004D0C"/>
@@ -7248,7 +7691,220 @@
       </w:rPr>
     </w:lvl>
   </w:abstractNum>
-  <w:abstractNum w:abstractNumId="10" w15:restartNumberingAfterBreak="0">
+  <w:abstractNum w:abstractNumId="13" w15:restartNumberingAfterBreak="0">
+    <w:nsid w:val="7AFB491C"/>
+    <w:multiLevelType w:val="hybridMultilevel"/>
+    <w:tmpl w:val="E012A0F4"/>
+    <w:lvl w:ilvl="0" w:tplc="580A0007">
+      <w:start w:val="1"/>
+      <w:numFmt w:val="bullet"/>
+      <w:lvlText w:val=""/>
+      <w:lvlPicBulletId w:val="0"/>
+      <w:lvlJc w:val="left"/>
+      <w:pPr>
+        <w:ind w:left="1291"/>
+      </w:pPr>
+      <w:rPr>
+        <w:rFonts w:ascii="Symbol" w:hAnsi="Symbol" w:hint="default"/>
+        <w:b w:val="0"/>
+        <w:i w:val="0"/>
+        <w:strike w:val="0"/>
+        <w:dstrike w:val="0"/>
+        <w:color w:val="000000"/>
+        <w:sz w:val="22"/>
+        <w:szCs w:val="22"/>
+        <w:u w:val="none" w:color="000000"/>
+        <w:bdr w:val="none" w:sz="0" w:space="0" w:color="auto"/>
+        <w:shd w:val="clear" w:color="auto" w:fill="auto"/>
+        <w:vertAlign w:val="baseline"/>
+      </w:rPr>
+    </w:lvl>
+    <w:lvl w:ilvl="1" w:tplc="AA7253B0">
+      <w:start w:val="1"/>
+      <w:numFmt w:val="bullet"/>
+      <w:lvlText w:val="o"/>
+      <w:lvlJc w:val="left"/>
+      <w:pPr>
+        <w:ind w:left="1441"/>
+      </w:pPr>
+      <w:rPr>
+        <w:rFonts w:ascii="Segoe UI Symbol" w:eastAsia="Segoe UI Symbol" w:hAnsi="Segoe UI Symbol" w:cs="Segoe UI Symbol"/>
+        <w:b w:val="0"/>
+        <w:i w:val="0"/>
+        <w:strike w:val="0"/>
+        <w:dstrike w:val="0"/>
+        <w:color w:val="000000"/>
+        <w:sz w:val="22"/>
+        <w:szCs w:val="22"/>
+        <w:u w:val="none" w:color="000000"/>
+        <w:bdr w:val="none" w:sz="0" w:space="0" w:color="auto"/>
+        <w:shd w:val="clear" w:color="auto" w:fill="auto"/>
+        <w:vertAlign w:val="baseline"/>
+      </w:rPr>
+    </w:lvl>
+    <w:lvl w:ilvl="2" w:tplc="1466FD46">
+      <w:start w:val="1"/>
+      <w:numFmt w:val="bullet"/>
+      <w:lvlText w:val="▪"/>
+      <w:lvlJc w:val="left"/>
+      <w:pPr>
+        <w:ind w:left="2161"/>
+      </w:pPr>
+      <w:rPr>
+        <w:rFonts w:ascii="Segoe UI Symbol" w:eastAsia="Segoe UI Symbol" w:hAnsi="Segoe UI Symbol" w:cs="Segoe UI Symbol"/>
+        <w:b w:val="0"/>
+        <w:i w:val="0"/>
+        <w:strike w:val="0"/>
+        <w:dstrike w:val="0"/>
+        <w:color w:val="000000"/>
+        <w:sz w:val="22"/>
+        <w:szCs w:val="22"/>
+        <w:u w:val="none" w:color="000000"/>
+        <w:bdr w:val="none" w:sz="0" w:space="0" w:color="auto"/>
+        <w:shd w:val="clear" w:color="auto" w:fill="auto"/>
+        <w:vertAlign w:val="baseline"/>
+      </w:rPr>
+    </w:lvl>
+    <w:lvl w:ilvl="3" w:tplc="2A84659E">
+      <w:start w:val="1"/>
+      <w:numFmt w:val="bullet"/>
+      <w:lvlText w:val="•"/>
+      <w:lvlJc w:val="left"/>
+      <w:pPr>
+        <w:ind w:left="2881"/>
+      </w:pPr>
+      <w:rPr>
+        <w:rFonts w:ascii="Arial" w:eastAsia="Arial" w:hAnsi="Arial" w:cs="Arial"/>
+        <w:b w:val="0"/>
+        <w:i w:val="0"/>
+        <w:strike w:val="0"/>
+        <w:dstrike w:val="0"/>
+        <w:color w:val="000000"/>
+        <w:sz w:val="22"/>
+        <w:szCs w:val="22"/>
+        <w:u w:val="none" w:color="000000"/>
+        <w:bdr w:val="none" w:sz="0" w:space="0" w:color="auto"/>
+        <w:shd w:val="clear" w:color="auto" w:fill="auto"/>
+        <w:vertAlign w:val="baseline"/>
+      </w:rPr>
+    </w:lvl>
+    <w:lvl w:ilvl="4" w:tplc="D9D8B3C8">
+      <w:start w:val="1"/>
+      <w:numFmt w:val="bullet"/>
+      <w:lvlText w:val="o"/>
+      <w:lvlJc w:val="left"/>
+      <w:pPr>
+        <w:ind w:left="3601"/>
+      </w:pPr>
+      <w:rPr>
+        <w:rFonts w:ascii="Segoe UI Symbol" w:eastAsia="Segoe UI Symbol" w:hAnsi="Segoe UI Symbol" w:cs="Segoe UI Symbol"/>
+        <w:b w:val="0"/>
+        <w:i w:val="0"/>
+        <w:strike w:val="0"/>
+        <w:dstrike w:val="0"/>
+        <w:color w:val="000000"/>
+        <w:sz w:val="22"/>
+        <w:szCs w:val="22"/>
+        <w:u w:val="none" w:color="000000"/>
+        <w:bdr w:val="none" w:sz="0" w:space="0" w:color="auto"/>
+        <w:shd w:val="clear" w:color="auto" w:fill="auto"/>
+        <w:vertAlign w:val="baseline"/>
+      </w:rPr>
+    </w:lvl>
+    <w:lvl w:ilvl="5" w:tplc="8CC00BC4">
+      <w:start w:val="1"/>
+      <w:numFmt w:val="bullet"/>
+      <w:lvlText w:val="▪"/>
+      <w:lvlJc w:val="left"/>
+      <w:pPr>
+        <w:ind w:left="4321"/>
+      </w:pPr>
+      <w:rPr>
+        <w:rFonts w:ascii="Segoe UI Symbol" w:eastAsia="Segoe UI Symbol" w:hAnsi="Segoe UI Symbol" w:cs="Segoe UI Symbol"/>
+        <w:b w:val="0"/>
+        <w:i w:val="0"/>
+        <w:strike w:val="0"/>
+        <w:dstrike w:val="0"/>
+        <w:color w:val="000000"/>
+        <w:sz w:val="22"/>
+        <w:szCs w:val="22"/>
+        <w:u w:val="none" w:color="000000"/>
+        <w:bdr w:val="none" w:sz="0" w:space="0" w:color="auto"/>
+        <w:shd w:val="clear" w:color="auto" w:fill="auto"/>
+        <w:vertAlign w:val="baseline"/>
+      </w:rPr>
+    </w:lvl>
+    <w:lvl w:ilvl="6" w:tplc="A67ECCA6">
+      <w:start w:val="1"/>
+      <w:numFmt w:val="bullet"/>
+      <w:lvlText w:val="•"/>
+      <w:lvlJc w:val="left"/>
+      <w:pPr>
+        <w:ind w:left="5041"/>
+      </w:pPr>
+      <w:rPr>
+        <w:rFonts w:ascii="Arial" w:eastAsia="Arial" w:hAnsi="Arial" w:cs="Arial"/>
+        <w:b w:val="0"/>
+        <w:i w:val="0"/>
+        <w:strike w:val="0"/>
+        <w:dstrike w:val="0"/>
+        <w:color w:val="000000"/>
+        <w:sz w:val="22"/>
+        <w:szCs w:val="22"/>
+        <w:u w:val="none" w:color="000000"/>
+        <w:bdr w:val="none" w:sz="0" w:space="0" w:color="auto"/>
+        <w:shd w:val="clear" w:color="auto" w:fill="auto"/>
+        <w:vertAlign w:val="baseline"/>
+      </w:rPr>
+    </w:lvl>
+    <w:lvl w:ilvl="7" w:tplc="B39286C4">
+      <w:start w:val="1"/>
+      <w:numFmt w:val="bullet"/>
+      <w:lvlText w:val="o"/>
+      <w:lvlJc w:val="left"/>
+      <w:pPr>
+        <w:ind w:left="5761"/>
+      </w:pPr>
+      <w:rPr>
+        <w:rFonts w:ascii="Segoe UI Symbol" w:eastAsia="Segoe UI Symbol" w:hAnsi="Segoe UI Symbol" w:cs="Segoe UI Symbol"/>
+        <w:b w:val="0"/>
+        <w:i w:val="0"/>
+        <w:strike w:val="0"/>
+        <w:dstrike w:val="0"/>
+        <w:color w:val="000000"/>
+        <w:sz w:val="22"/>
+        <w:szCs w:val="22"/>
+        <w:u w:val="none" w:color="000000"/>
+        <w:bdr w:val="none" w:sz="0" w:space="0" w:color="auto"/>
+        <w:shd w:val="clear" w:color="auto" w:fill="auto"/>
+        <w:vertAlign w:val="baseline"/>
+      </w:rPr>
+    </w:lvl>
+    <w:lvl w:ilvl="8" w:tplc="7388A186">
+      <w:start w:val="1"/>
+      <w:numFmt w:val="bullet"/>
+      <w:lvlText w:val="▪"/>
+      <w:lvlJc w:val="left"/>
+      <w:pPr>
+        <w:ind w:left="6481"/>
+      </w:pPr>
+      <w:rPr>
+        <w:rFonts w:ascii="Segoe UI Symbol" w:eastAsia="Segoe UI Symbol" w:hAnsi="Segoe UI Symbol" w:cs="Segoe UI Symbol"/>
+        <w:b w:val="0"/>
+        <w:i w:val="0"/>
+        <w:strike w:val="0"/>
+        <w:dstrike w:val="0"/>
+        <w:color w:val="000000"/>
+        <w:sz w:val="22"/>
+        <w:szCs w:val="22"/>
+        <w:u w:val="none" w:color="000000"/>
+        <w:bdr w:val="none" w:sz="0" w:space="0" w:color="auto"/>
+        <w:shd w:val="clear" w:color="auto" w:fill="auto"/>
+        <w:vertAlign w:val="baseline"/>
+      </w:rPr>
+    </w:lvl>
+  </w:abstractNum>
+  <w:abstractNum w:abstractNumId="14" w15:restartNumberingAfterBreak="0">
     <w:nsid w:val="7D161936"/>
     <w:multiLevelType w:val="hybridMultilevel"/>
     <w:tmpl w:val="A3BCCC20"/>
@@ -7462,13 +8118,13 @@
     </w:lvl>
   </w:abstractNum>
   <w:num w:numId="1">
-    <w:abstractNumId w:val="8"/>
+    <w:abstractNumId w:val="11"/>
   </w:num>
   <w:num w:numId="2">
-    <w:abstractNumId w:val="3"/>
+    <w:abstractNumId w:val="4"/>
   </w:num>
   <w:num w:numId="3">
-    <w:abstractNumId w:val="10"/>
+    <w:abstractNumId w:val="14"/>
   </w:num>
   <w:num w:numId="4">
     <w:abstractNumId w:val="0"/>
@@ -7477,22 +8133,34 @@
     <w:abstractNumId w:val="2"/>
   </w:num>
   <w:num w:numId="6">
+    <w:abstractNumId w:val="9"/>
+  </w:num>
+  <w:num w:numId="7">
     <w:abstractNumId w:val="6"/>
   </w:num>
-  <w:num w:numId="7">
-    <w:abstractNumId w:val="4"/>
-  </w:num>
   <w:num w:numId="8">
-    <w:abstractNumId w:val="5"/>
+    <w:abstractNumId w:val="8"/>
   </w:num>
   <w:num w:numId="9">
     <w:abstractNumId w:val="1"/>
   </w:num>
   <w:num w:numId="10">
+    <w:abstractNumId w:val="10"/>
+  </w:num>
+  <w:num w:numId="11">
+    <w:abstractNumId w:val="12"/>
+  </w:num>
+  <w:num w:numId="12">
+    <w:abstractNumId w:val="13"/>
+  </w:num>
+  <w:num w:numId="13">
+    <w:abstractNumId w:val="5"/>
+  </w:num>
+  <w:num w:numId="14">
     <w:abstractNumId w:val="7"/>
   </w:num>
-  <w:num w:numId="11">
-    <w:abstractNumId w:val="9"/>
+  <w:num w:numId="15">
+    <w:abstractNumId w:val="3"/>
   </w:num>
 </w:numbering>
 </file>
@@ -7908,6 +8576,7 @@
   <w:style w:type="character" w:default="1" w:styleId="Fuentedeprrafopredeter">
     <w:name w:val="Default Paragraph Font"/>
     <w:uiPriority w:val="1"/>
+    <w:semiHidden/>
     <w:unhideWhenUsed/>
   </w:style>
   <w:style w:type="table" w:default="1" w:styleId="Tablanormal">
@@ -8022,6 +8691,54 @@
     <w:rPr>
       <w:rFonts w:ascii="Arial" w:eastAsia="Arial" w:hAnsi="Arial" w:cs="Arial"/>
       <w:color w:val="000000"/>
+    </w:rPr>
+  </w:style>
+  <w:style w:type="paragraph" w:customStyle="1" w:styleId="isselectedend">
+    <w:name w:val="isselectedend"/>
+    <w:basedOn w:val="Normal"/>
+    <w:rsid w:val="00C61EC5"/>
+    <w:pPr>
+      <w:spacing w:before="100" w:beforeAutospacing="1" w:after="100" w:afterAutospacing="1" w:line="240" w:lineRule="auto"/>
+      <w:ind w:left="0" w:firstLine="0"/>
+      <w:jc w:val="left"/>
+    </w:pPr>
+    <w:rPr>
+      <w:rFonts w:ascii="Times New Roman" w:eastAsia="Times New Roman" w:hAnsi="Times New Roman" w:cs="Times New Roman"/>
+      <w:color w:val="auto"/>
+      <w:sz w:val="24"/>
+      <w:szCs w:val="24"/>
+      <w:lang w:val="es-419" w:eastAsia="es-419"/>
+    </w:rPr>
+  </w:style>
+  <w:style w:type="character" w:styleId="Textoennegrita">
+    <w:name w:val="Strong"/>
+    <w:basedOn w:val="Fuentedeprrafopredeter"/>
+    <w:uiPriority w:val="22"/>
+    <w:qFormat/>
+    <w:rsid w:val="00C61EC5"/>
+    <w:rPr>
+      <w:b/>
+      <w:bCs/>
+    </w:rPr>
+  </w:style>
+  <w:style w:type="paragraph" w:styleId="NormalWeb">
+    <w:name w:val="Normal (Web)"/>
+    <w:basedOn w:val="Normal"/>
+    <w:uiPriority w:val="99"/>
+    <w:semiHidden/>
+    <w:unhideWhenUsed/>
+    <w:rsid w:val="00C61EC5"/>
+    <w:pPr>
+      <w:spacing w:before="100" w:beforeAutospacing="1" w:after="100" w:afterAutospacing="1" w:line="240" w:lineRule="auto"/>
+      <w:ind w:left="0" w:firstLine="0"/>
+      <w:jc w:val="left"/>
+    </w:pPr>
+    <w:rPr>
+      <w:rFonts w:ascii="Times New Roman" w:eastAsia="Times New Roman" w:hAnsi="Times New Roman" w:cs="Times New Roman"/>
+      <w:color w:val="auto"/>
+      <w:sz w:val="24"/>
+      <w:szCs w:val="24"/>
+      <w:lang w:val="es-419" w:eastAsia="es-419"/>
     </w:rPr>
   </w:style>
 </w:styles>

--- a/TP Org y Gestión de las organizaciones - Becerra y Jeremías.docx
+++ b/TP Org y Gestión de las organizaciones - Becerra y Jeremías.docx
@@ -502,7 +502,7 @@
           <w:sz w:val="24"/>
           <w:szCs w:val="24"/>
         </w:rPr>
-        <w:t xml:space="preserve"> es una empresa dedicada a la venta y donación de libros. Su principal objetivo es hacer que el acceso al conocimiento sea más accesible, al mismo tiempo que busca contribuir al cuidado del medio ambiente. </w:t>
+        <w:t xml:space="preserve"> es una empresa dedicada a la venta y donación de libros. Su principal objetivo es hacer que el acceso al conocimiento sea más accesible, al mismo tiempo que busca contribuir al cuidado del medio ambiente</w:t>
       </w:r>
     </w:p>
     <w:p>
@@ -517,18 +517,25 @@
       </w:pPr>
       <w:r>
         <w:rPr>
-          <w:sz w:val="24"/>
-          <w:szCs w:val="24"/>
-        </w:rPr>
-        <w:t xml:space="preserve">La empresa propone un modelo de negocio basado en la producción de libros utilizando materiales reciclados y en el financiamiento de parte de esa producción mediante </w:t>
-      </w:r>
-      <w:r>
-        <w:rPr>
           <w:bCs/>
           <w:sz w:val="24"/>
           <w:szCs w:val="24"/>
         </w:rPr>
-        <w:t>auspicios publicitarios de empresas.</w:t>
+        <w:t>Su nombre propone la representación de ideas como la libertad y el conocimiento</w:t>
+      </w:r>
+      <w:r>
+        <w:rPr>
+          <w:sz w:val="24"/>
+          <w:szCs w:val="24"/>
+        </w:rPr>
+        <w:t>.</w:t>
+      </w:r>
+      <w:r>
+        <w:rPr>
+          <w:sz w:val="24"/>
+          <w:szCs w:val="24"/>
+        </w:rPr>
+        <w:t xml:space="preserve"> Siendo estas las bases de su misión hacia su desarrollo.</w:t>
       </w:r>
       <w:r>
         <w:rPr>
@@ -542,6 +549,82 @@
       <w:pPr>
         <w:spacing w:after="280" w:line="240" w:lineRule="auto"/>
         <w:ind w:left="565"/>
+        <w:jc w:val="left"/>
+        <w:rPr>
+          <w:sz w:val="24"/>
+          <w:szCs w:val="24"/>
+        </w:rPr>
+      </w:pPr>
+      <w:r>
+        <w:rPr>
+          <w:sz w:val="24"/>
+          <w:szCs w:val="24"/>
+        </w:rPr>
+        <w:t xml:space="preserve">La empresa propone un modelo de negocio basado en la producción de libros utilizando materiales reciclados y en el financiamiento de parte de esa producción mediante </w:t>
+      </w:r>
+      <w:r>
+        <w:rPr>
+          <w:bCs/>
+          <w:sz w:val="24"/>
+          <w:szCs w:val="24"/>
+        </w:rPr>
+        <w:t>auspicios publicitarios de empresas.</w:t>
+      </w:r>
+      <w:r>
+        <w:rPr>
+          <w:sz w:val="24"/>
+          <w:szCs w:val="24"/>
+        </w:rPr>
+        <w:t xml:space="preserve"> </w:t>
+      </w:r>
+    </w:p>
+    <w:p>
+      <w:pPr>
+        <w:spacing w:after="280" w:line="240" w:lineRule="auto"/>
+        <w:ind w:left="565"/>
+        <w:jc w:val="left"/>
+        <w:rPr>
+          <w:sz w:val="24"/>
+          <w:szCs w:val="24"/>
+        </w:rPr>
+      </w:pPr>
+      <w:r>
+        <w:rPr>
+          <w:sz w:val="24"/>
+          <w:szCs w:val="24"/>
+        </w:rPr>
+        <w:t>Aprovechando como también, las tecnologías de telecomunicaciones como medio de difunción de nuestra propuesta hacia la sociedad y las imágenes de las empresas contribuyentes para que puedan tener una mejor relación con las personas</w:t>
+      </w:r>
+      <w:r>
+        <w:rPr>
+          <w:sz w:val="24"/>
+          <w:szCs w:val="24"/>
+        </w:rPr>
+        <w:t>.</w:t>
+      </w:r>
+    </w:p>
+    <w:p>
+      <w:pPr>
+        <w:spacing w:after="280" w:line="240" w:lineRule="auto"/>
+        <w:ind w:left="565"/>
+        <w:jc w:val="left"/>
+        <w:rPr>
+          <w:sz w:val="24"/>
+          <w:szCs w:val="24"/>
+        </w:rPr>
+      </w:pPr>
+      <w:r>
+        <w:rPr>
+          <w:sz w:val="24"/>
+          <w:szCs w:val="24"/>
+        </w:rPr>
+        <w:t>Su principal diferencia ante las otras empresas es que, FreeKnow tiene la capacidad y garantía de utilizar materiales reciclables para producir libros, utilizarlos como espacio publicitario, donarlos a quienes los necesiten.</w:t>
+      </w:r>
+    </w:p>
+    <w:p>
+      <w:pPr>
+        <w:spacing w:after="280" w:line="240" w:lineRule="auto"/>
+        <w:ind w:left="555" w:firstLine="0"/>
         <w:jc w:val="left"/>
         <w:rPr>
           <w:sz w:val="24"/>
@@ -767,13 +850,40 @@
           <w:szCs w:val="28"/>
         </w:rPr>
       </w:pPr>
-      <w:r>
+    </w:p>
+    <w:p>
+      <w:pPr>
+        <w:spacing w:after="268" w:line="250" w:lineRule="auto"/>
+        <w:ind w:left="565"/>
+        <w:jc w:val="left"/>
         <w:rPr>
           <w:b/>
           <w:bCs/>
           <w:sz w:val="28"/>
           <w:szCs w:val="28"/>
         </w:rPr>
+      </w:pPr>
+    </w:p>
+    <w:p>
+      <w:pPr>
+        <w:spacing w:after="268" w:line="250" w:lineRule="auto"/>
+        <w:ind w:left="565"/>
+        <w:jc w:val="left"/>
+        <w:rPr>
+          <w:b/>
+          <w:bCs/>
+          <w:sz w:val="28"/>
+          <w:szCs w:val="28"/>
+        </w:rPr>
+      </w:pPr>
+      <w:r>
+        <w:rPr>
+          <w:b/>
+          <w:bCs/>
+          <w:sz w:val="28"/>
+          <w:szCs w:val="28"/>
+        </w:rPr>
+        <w:lastRenderedPageBreak/>
         <w:t xml:space="preserve">2. ¿Cómo se financia la donación de libros? </w:t>
       </w:r>
     </w:p>
@@ -846,15 +956,7 @@
           <w:sz w:val="24"/>
           <w:szCs w:val="24"/>
         </w:rPr>
-        <w:t xml:space="preserve">El dinero obtenido mediante estos auspicios será utilizado para financiar la producción de los libros. De esta manera, una parte de la producción podrá ser </w:t>
-      </w:r>
-      <w:r>
-        <w:rPr>
-          <w:sz w:val="24"/>
-          <w:szCs w:val="24"/>
-        </w:rPr>
-        <w:lastRenderedPageBreak/>
-        <w:t xml:space="preserve">destinada a la donación sin que Free Know tenga que asumir por sí sola todos los costos de fabricación. </w:t>
+        <w:t xml:space="preserve">El dinero obtenido mediante estos auspicios será utilizado para financiar la producción de los libros. De esta manera, una parte de la producción podrá ser destinada a la donación sin que Free Know tenga que asumir por sí sola todos los costos de fabricación. </w:t>
       </w:r>
     </w:p>
     <w:p>
@@ -1093,6 +1195,7 @@
           <w:sz w:val="24"/>
           <w:szCs w:val="24"/>
         </w:rPr>
+        <w:lastRenderedPageBreak/>
         <w:t xml:space="preserve">Por lo tanto, una única gran empresa no podrá concentrar más del 19,5 % de la producción total disponible para auspicios. </w:t>
       </w:r>
     </w:p>
@@ -1211,7 +1314,6 @@
           <w:sz w:val="24"/>
           <w:szCs w:val="24"/>
         </w:rPr>
-        <w:lastRenderedPageBreak/>
         <w:t xml:space="preserve">Si las grandes empresas no utilizan completamente el 65 % que tienen disponible, el porcentaje que quede libre podrá ser utilizado por las </w:t>
       </w:r>
       <w:proofErr w:type="spellStart"/>
@@ -1406,6 +1508,28 @@
     </w:p>
     <w:p>
       <w:pPr>
+        <w:spacing w:after="268" w:line="250" w:lineRule="auto"/>
+        <w:ind w:left="985" w:firstLine="0"/>
+        <w:jc w:val="left"/>
+        <w:rPr>
+          <w:sz w:val="24"/>
+          <w:szCs w:val="24"/>
+        </w:rPr>
+      </w:pPr>
+    </w:p>
+    <w:p>
+      <w:pPr>
+        <w:spacing w:after="268" w:line="250" w:lineRule="auto"/>
+        <w:ind w:left="985" w:firstLine="0"/>
+        <w:jc w:val="left"/>
+        <w:rPr>
+          <w:sz w:val="24"/>
+          <w:szCs w:val="24"/>
+        </w:rPr>
+      </w:pPr>
+    </w:p>
+    <w:p>
+      <w:pPr>
         <w:numPr>
           <w:ilvl w:val="1"/>
           <w:numId w:val="2"/>
@@ -1424,6 +1548,7 @@
           <w:sz w:val="24"/>
           <w:szCs w:val="24"/>
         </w:rPr>
+        <w:lastRenderedPageBreak/>
         <w:t xml:space="preserve">Auspicio general </w:t>
       </w:r>
     </w:p>
@@ -1541,7 +1666,6 @@
           <w:sz w:val="24"/>
           <w:szCs w:val="24"/>
         </w:rPr>
-        <w:lastRenderedPageBreak/>
         <w:t xml:space="preserve">La finalidad es que una empresa pueda orientar su publicidad hacia un público determinado y evitar aparecer en contenidos que no estén relacionados con su público objetivo o con la imagen que busca transmitir. </w:t>
       </w:r>
     </w:p>
@@ -1808,6 +1932,7 @@
           <w:sz w:val="24"/>
           <w:szCs w:val="24"/>
         </w:rPr>
+        <w:lastRenderedPageBreak/>
         <w:t xml:space="preserve">En lugar de permitir que la empresa adquiera las 50 unidades de Sherlock Holmes y concentre una gran parte de su pedido en un solo título, el sistema buscará distribuir la cantidad entre las diferentes opciones disponibles. </w:t>
       </w:r>
       <w:r>
@@ -1965,7 +2090,6 @@
           <w:szCs w:val="24"/>
           <w:lang w:val="es-ES"/>
         </w:rPr>
-        <w:lastRenderedPageBreak/>
         <w:t>La prioridad</w:t>
       </w:r>
       <w:r>
@@ -2182,16 +2306,30 @@
         <w:ind w:left="565"/>
         <w:jc w:val="left"/>
         <w:rPr>
-          <w:sz w:val="28"/>
-          <w:szCs w:val="28"/>
-        </w:rPr>
-      </w:pPr>
-      <w:r>
-        <w:rPr>
           <w:b/>
           <w:sz w:val="28"/>
           <w:szCs w:val="28"/>
         </w:rPr>
+      </w:pPr>
+    </w:p>
+    <w:p>
+      <w:pPr>
+        <w:spacing w:after="268" w:line="250" w:lineRule="auto"/>
+        <w:ind w:left="565"/>
+        <w:jc w:val="left"/>
+        <w:rPr>
+          <w:b/>
+          <w:sz w:val="28"/>
+          <w:szCs w:val="28"/>
+        </w:rPr>
+      </w:pPr>
+      <w:r>
+        <w:rPr>
+          <w:b/>
+          <w:sz w:val="28"/>
+          <w:szCs w:val="28"/>
+        </w:rPr>
+        <w:lastRenderedPageBreak/>
         <w:t>7. Estudio de mercado</w:t>
       </w:r>
     </w:p>
@@ -2444,7 +2582,6 @@
           <w:sz w:val="24"/>
           <w:szCs w:val="24"/>
         </w:rPr>
-        <w:lastRenderedPageBreak/>
         <w:t>Posibles competidores</w:t>
       </w:r>
       <w:r>
@@ -2674,6 +2811,7 @@
           <w:sz w:val="24"/>
           <w:szCs w:val="24"/>
         </w:rPr>
+        <w:lastRenderedPageBreak/>
         <w:t xml:space="preserve">Debilidades: Una dependencia muy grande de patrocinadores, si bien nuestro segmento en cual los libros se venden a clientes directos funciona independientemente de este, si es verdad que no tendría sentido llevar a cabo el emprendimiento sin la ayuda y el interés de diferentes marcas, empresas, organizaciones y demás entidades. </w:t>
       </w:r>
     </w:p>
@@ -2804,7 +2942,6 @@
           <w:sz w:val="24"/>
           <w:szCs w:val="24"/>
         </w:rPr>
-        <w:lastRenderedPageBreak/>
         <w:t>Descripción del proceso productivo</w:t>
       </w:r>
       <w:r>
@@ -2950,16 +3087,41 @@
         <w:ind w:left="565"/>
         <w:jc w:val="left"/>
         <w:rPr>
-          <w:sz w:val="24"/>
-          <w:szCs w:val="24"/>
-        </w:rPr>
-      </w:pPr>
-      <w:r>
-        <w:rPr>
           <w:b/>
           <w:sz w:val="24"/>
           <w:szCs w:val="24"/>
         </w:rPr>
+      </w:pPr>
+    </w:p>
+    <w:p>
+      <w:pPr>
+        <w:spacing w:after="185" w:line="250" w:lineRule="auto"/>
+        <w:ind w:left="0" w:firstLine="0"/>
+        <w:jc w:val="left"/>
+        <w:rPr>
+          <w:b/>
+          <w:sz w:val="24"/>
+          <w:szCs w:val="24"/>
+        </w:rPr>
+      </w:pPr>
+    </w:p>
+    <w:p>
+      <w:pPr>
+        <w:spacing w:after="185" w:line="250" w:lineRule="auto"/>
+        <w:ind w:left="0" w:firstLine="0"/>
+        <w:jc w:val="left"/>
+        <w:rPr>
+          <w:sz w:val="24"/>
+          <w:szCs w:val="24"/>
+        </w:rPr>
+      </w:pPr>
+      <w:r>
+        <w:rPr>
+          <w:b/>
+          <w:sz w:val="24"/>
+          <w:szCs w:val="24"/>
+        </w:rPr>
+        <w:lastRenderedPageBreak/>
         <w:t>Control de calidad</w:t>
       </w:r>
       <w:r>
@@ -3132,7 +3294,6 @@
           <w:sz w:val="24"/>
           <w:szCs w:val="24"/>
         </w:rPr>
-        <w:lastRenderedPageBreak/>
         <w:t xml:space="preserve">Área de logística: Personal encargado de recibir la mercadería y de gestionar su distribución y donación. </w:t>
       </w:r>
     </w:p>
@@ -3193,7 +3354,23 @@
           <w:sz w:val="24"/>
           <w:szCs w:val="24"/>
         </w:rPr>
-        <w:t>Producto: Libros producidos a base de papel reciclado, cubre la carencia de recursos educativos en espacios rurales o marginados. Además de lo que los libros muestran, los lectores pueden desarrollar el pensamiento crítico en casos de cierta lectura, y la distracción de la realidad en caso de otras.</w:t>
+        <w:t xml:space="preserve">Producto: Libros producidos a base de papel reciclado, </w:t>
+      </w:r>
+      <w:r>
+        <w:rPr>
+          <w:rFonts w:ascii="Arial" w:hAnsi="Arial" w:cs="Arial"/>
+          <w:sz w:val="24"/>
+          <w:szCs w:val="24"/>
+        </w:rPr>
+        <w:t>busca reducir con la</w:t>
+      </w:r>
+      <w:r>
+        <w:rPr>
+          <w:rFonts w:ascii="Arial" w:hAnsi="Arial" w:cs="Arial"/>
+          <w:sz w:val="24"/>
+          <w:szCs w:val="24"/>
+        </w:rPr>
+        <w:t xml:space="preserve"> carencia de recursos educativos en espacios rurales o marginados. Además de lo que los libros muestran, los lectores pueden desarrollar el pensamiento crítico en casos de cierta lectura, y la distracción de la realidad en caso de otras.</w:t>
       </w:r>
     </w:p>
     <w:p>
@@ -3285,6 +3462,7 @@
           <w:szCs w:val="24"/>
           <w:lang w:val="es-ES"/>
         </w:rPr>
+        <w:lastRenderedPageBreak/>
         <w:t>Promoción: Se realiza principalmente a través de la puesta de puntos de encuentro, donde será un contacto más personal y amigable. Luego, cuando estemos alcanzando un cierto progreso, buscaremos utilizar redes sociales y/o servicios web.</w:t>
       </w:r>
     </w:p>
@@ -3922,7 +4100,36 @@
           <w:highlight w:val="yellow"/>
           <w:lang w:val="es-ES"/>
         </w:rPr>
-        <w:t>Precio de Venta Total</w:t>
+        <w:t>Precio de</w:t>
+      </w:r>
+      <w:r>
+        <w:rPr>
+          <w:sz w:val="24"/>
+          <w:szCs w:val="24"/>
+          <w:highlight w:val="yellow"/>
+          <w:lang w:val="es-ES"/>
+        </w:rPr>
+        <w:t xml:space="preserve"> </w:t>
+      </w:r>
+      <w:proofErr w:type="spellStart"/>
+      <w:r>
+        <w:rPr>
+          <w:sz w:val="24"/>
+          <w:szCs w:val="24"/>
+          <w:highlight w:val="yellow"/>
+          <w:lang w:val="es-ES"/>
+        </w:rPr>
+        <w:t>Produccion</w:t>
+      </w:r>
+      <w:proofErr w:type="spellEnd"/>
+      <w:r>
+        <w:rPr>
+          <w:sz w:val="24"/>
+          <w:szCs w:val="24"/>
+          <w:highlight w:val="yellow"/>
+          <w:lang w:val="es-ES"/>
+        </w:rPr>
+        <w:t xml:space="preserve"> Total</w:t>
       </w:r>
     </w:p>
     <w:p>
@@ -4022,16 +4229,7 @@
           <w:highlight w:val="yellow"/>
           <w:lang w:val="es-ES"/>
         </w:rPr>
-        <w:t>1000u $10.637 (un Lo</w:t>
-      </w:r>
-      <w:r>
-        <w:rPr>
-          <w:sz w:val="24"/>
-          <w:szCs w:val="24"/>
-          <w:highlight w:val="yellow"/>
-          <w:lang w:val="es-ES"/>
-        </w:rPr>
-        <w:t>t</w:t>
+        <w:t>1000u $10.637 (un Lot</w:t>
       </w:r>
       <w:r>
         <w:rPr>
@@ -4158,7 +4356,23 @@
                 <w:szCs w:val="24"/>
                 <w:lang w:val="es-ES"/>
               </w:rPr>
-              <w:t>PTV (CPT + 10%)</w:t>
+              <w:t>P</w:t>
+            </w:r>
+            <w:r>
+              <w:rPr>
+                <w:sz w:val="24"/>
+                <w:szCs w:val="24"/>
+                <w:lang w:val="es-ES"/>
+              </w:rPr>
+              <w:t>PT</w:t>
+            </w:r>
+            <w:r>
+              <w:rPr>
+                <w:sz w:val="24"/>
+                <w:szCs w:val="24"/>
+                <w:lang w:val="es-ES"/>
+              </w:rPr>
+              <w:t xml:space="preserve"> (CPT + 10%)</w:t>
             </w:r>
           </w:p>
         </w:tc>
@@ -5061,19 +5275,42 @@
           <w:szCs w:val="24"/>
           <w:lang w:val="es-ES"/>
         </w:rPr>
-        <w:t>Carece de deudas</w:t>
-      </w:r>
-    </w:p>
-    <w:p>
-      <w:pPr>
+        <w:t>Carece de deuda</w:t>
+      </w:r>
+    </w:p>
+    <w:p>
+      <w:pPr>
+        <w:pStyle w:val="Prrafodelista"/>
+        <w:numPr>
+          <w:ilvl w:val="0"/>
+          <w:numId w:val="8"/>
+        </w:numPr>
         <w:spacing w:line="276" w:lineRule="auto"/>
-        <w:ind w:left="0" w:firstLine="0"/>
-        <w:rPr>
-          <w:sz w:val="24"/>
-          <w:szCs w:val="24"/>
-          <w:lang w:val="es-ES"/>
-        </w:rPr>
-      </w:pPr>
+        <w:jc w:val="both"/>
+        <w:rPr>
+          <w:rFonts w:ascii="Arial" w:hAnsi="Arial" w:cs="Arial"/>
+          <w:sz w:val="24"/>
+          <w:szCs w:val="24"/>
+          <w:lang w:val="es-ES"/>
+        </w:rPr>
+      </w:pPr>
+      <w:r>
+        <w:rPr>
+          <w:rFonts w:ascii="Arial" w:hAnsi="Arial" w:cs="Arial"/>
+          <w:sz w:val="24"/>
+          <w:szCs w:val="24"/>
+          <w:lang w:val="es-ES"/>
+        </w:rPr>
+        <w:t>Neto: $86580</w:t>
+      </w:r>
+      <w:r>
+        <w:rPr>
+          <w:sz w:val="24"/>
+          <w:szCs w:val="24"/>
+          <w:lang w:val="es-ES"/>
+        </w:rPr>
+        <w:t xml:space="preserve"> </w:t>
+      </w:r>
     </w:p>
     <w:p>
       <w:pPr>
@@ -5203,7 +5440,6 @@
           <w:rStyle w:val="Textoennegrita"/>
           <w:rFonts w:ascii="Arial" w:hAnsi="Arial" w:cs="Arial"/>
         </w:rPr>
-        <w:lastRenderedPageBreak/>
         <w:t>Habilitación municipal:</w:t>
       </w:r>
       <w:r>
@@ -5225,6 +5461,7 @@
           <w:rStyle w:val="Textoennegrita"/>
           <w:rFonts w:ascii="Arial" w:hAnsi="Arial" w:cs="Arial"/>
         </w:rPr>
+        <w:lastRenderedPageBreak/>
         <w:t>Documentación de seguridad e higiene:</w:t>
       </w:r>
       <w:r>
@@ -5489,6 +5726,7 @@
           <w:docPartUnique/>
         </w:docPartObj>
       </w:sdtPr>
+      <w:sdtEndPr/>
       <w:sdtContent>
         <w:r>
           <w:fldChar w:fldCharType="begin"/>
@@ -5743,7 +5981,7 @@
         <v:path o:extrusionok="f" gradientshapeok="t" o:connecttype="rect"/>
         <o:lock v:ext="edit" aspectratio="t"/>
       </v:shapetype>
-      <v:shape id="_x0000_i1307" type="#_x0000_t75" style="width:11.25pt;height:11.25pt" o:bullet="t">
+      <v:shape id="_x0000_i1075" type="#_x0000_t75" style="width:10.9pt;height:10.9pt" o:bullet="t">
         <v:imagedata r:id="rId1" o:title="mso4FA2"/>
       </v:shape>
     </w:pict>

--- a/TP Org y Gestión de las organizaciones - Becerra y Jeremías.docx
+++ b/TP Org y Gestión de las organizaciones - Becerra y Jeremías.docx
@@ -463,7 +463,7 @@
     <w:p>
       <w:pPr>
         <w:spacing w:after="268" w:line="250" w:lineRule="auto"/>
-        <w:ind w:left="565"/>
+        <w:ind w:left="0"/>
         <w:jc w:val="left"/>
         <w:rPr>
           <w:sz w:val="28"/>
@@ -560,22 +560,56 @@
           <w:sz w:val="24"/>
           <w:szCs w:val="24"/>
         </w:rPr>
-        <w:t xml:space="preserve">La empresa propone un modelo de negocio basado en la producción de libros utilizando materiales reciclados y en el financiamiento de parte de esa producción mediante </w:t>
-      </w:r>
-      <w:r>
-        <w:rPr>
-          <w:bCs/>
-          <w:sz w:val="24"/>
-          <w:szCs w:val="24"/>
-        </w:rPr>
-        <w:t>auspicios publicitarios de empresas.</w:t>
-      </w:r>
-      <w:r>
-        <w:rPr>
-          <w:sz w:val="24"/>
-          <w:szCs w:val="24"/>
-        </w:rPr>
-        <w:t xml:space="preserve"> </w:t>
+        <w:t xml:space="preserve">La empresa propone un modelo de negocio basado en la producción de libros </w:t>
+      </w:r>
+      <w:r>
+        <w:rPr>
+          <w:sz w:val="24"/>
+          <w:szCs w:val="24"/>
+        </w:rPr>
+        <w:t xml:space="preserve">de material reciclado y donarlos. Pero para cubrir esta producción se necesitan fondos, por ende, vamos a establecer espacios publicitarios </w:t>
+      </w:r>
+      <w:r>
+        <w:rPr>
+          <w:sz w:val="24"/>
+          <w:szCs w:val="24"/>
+        </w:rPr>
+        <w:t>dentro de los libros para</w:t>
+      </w:r>
+      <w:r>
+        <w:rPr>
+          <w:sz w:val="24"/>
+          <w:szCs w:val="24"/>
+        </w:rPr>
+        <w:t xml:space="preserve"> esos</w:t>
+      </w:r>
+      <w:r>
+        <w:rPr>
+          <w:sz w:val="24"/>
+          <w:szCs w:val="24"/>
+        </w:rPr>
+        <w:t xml:space="preserve"> quienes desean </w:t>
+      </w:r>
+      <w:r>
+        <w:rPr>
+          <w:sz w:val="24"/>
+          <w:szCs w:val="24"/>
+        </w:rPr>
+        <w:t xml:space="preserve">apoyar nuestra idea, tengan la posibilidad de </w:t>
+      </w:r>
+      <w:r>
+        <w:rPr>
+          <w:sz w:val="24"/>
+          <w:szCs w:val="24"/>
+        </w:rPr>
+        <w:t>difundir</w:t>
+      </w:r>
+      <w:r>
+        <w:rPr>
+          <w:sz w:val="24"/>
+          <w:szCs w:val="24"/>
+        </w:rPr>
+        <w:t xml:space="preserve"> publicidad.</w:t>
       </w:r>
     </w:p>
     <w:p>
@@ -748,9 +782,8 @@
           <w:sz w:val="24"/>
           <w:szCs w:val="24"/>
         </w:rPr>
-        <w:t xml:space="preserve">Free </w:t>
-      </w:r>
-      <w:proofErr w:type="spellStart"/>
+        <w:t>Free Water</w:t>
+      </w:r>
       <w:r>
         <w:rPr>
           <w:i/>
@@ -758,16 +791,6 @@
           <w:sz w:val="24"/>
           <w:szCs w:val="24"/>
         </w:rPr>
-        <w:t>Water</w:t>
-      </w:r>
-      <w:proofErr w:type="spellEnd"/>
-      <w:r>
-        <w:rPr>
-          <w:i/>
-          <w:iCs/>
-          <w:sz w:val="24"/>
-          <w:szCs w:val="24"/>
-        </w:rPr>
         <w:t>”</w:t>
       </w:r>
       <w:r>
@@ -826,6 +849,13 @@
           <w:szCs w:val="24"/>
         </w:rPr>
         <w:t xml:space="preserve">). </w:t>
+      </w:r>
+      <w:r>
+        <w:rPr>
+          <w:sz w:val="24"/>
+          <w:szCs w:val="24"/>
+        </w:rPr>
+        <w:t>Pero se reconoce la sección de producción como parte de la fundamentación de la empresa.</w:t>
       </w:r>
     </w:p>
     <w:p>
@@ -841,7 +871,7 @@
     <w:p>
       <w:pPr>
         <w:spacing w:after="268" w:line="250" w:lineRule="auto"/>
-        <w:ind w:left="565"/>
+        <w:ind w:left="0"/>
         <w:jc w:val="left"/>
         <w:rPr>
           <w:b/>
@@ -850,39 +880,13 @@
           <w:szCs w:val="28"/>
         </w:rPr>
       </w:pPr>
-    </w:p>
-    <w:p>
-      <w:pPr>
-        <w:spacing w:after="268" w:line="250" w:lineRule="auto"/>
-        <w:ind w:left="565"/>
-        <w:jc w:val="left"/>
+      <w:r>
         <w:rPr>
           <w:b/>
           <w:bCs/>
           <w:sz w:val="28"/>
           <w:szCs w:val="28"/>
         </w:rPr>
-      </w:pPr>
-    </w:p>
-    <w:p>
-      <w:pPr>
-        <w:spacing w:after="268" w:line="250" w:lineRule="auto"/>
-        <w:ind w:left="565"/>
-        <w:jc w:val="left"/>
-        <w:rPr>
-          <w:b/>
-          <w:bCs/>
-          <w:sz w:val="28"/>
-          <w:szCs w:val="28"/>
-        </w:rPr>
-      </w:pPr>
-      <w:r>
-        <w:rPr>
-          <w:b/>
-          <w:bCs/>
-          <w:sz w:val="28"/>
-          <w:szCs w:val="28"/>
-        </w:rPr>
         <w:lastRenderedPageBreak/>
         <w:t xml:space="preserve">2. ¿Cómo se financia la donación de libros? </w:t>
       </w:r>
@@ -938,7 +942,55 @@
           <w:sz w:val="24"/>
           <w:szCs w:val="24"/>
         </w:rPr>
-        <w:t xml:space="preserve">Las empresas podrán pagar por espacios publicitarios dentro o sobre los libros. En ellos podrán aparecer, por ejemplo, el logo, nombre o eslogan de la empresa patrocinadora. </w:t>
+        <w:t>La</w:t>
+      </w:r>
+      <w:r>
+        <w:rPr>
+          <w:bCs/>
+          <w:sz w:val="24"/>
+          <w:szCs w:val="24"/>
+        </w:rPr>
+        <w:t xml:space="preserve"> Principal forma de financiamiento e</w:t>
+      </w:r>
+      <w:r>
+        <w:rPr>
+          <w:bCs/>
+          <w:sz w:val="24"/>
+          <w:szCs w:val="24"/>
+        </w:rPr>
+        <w:t>s</w:t>
+      </w:r>
+      <w:r>
+        <w:rPr>
+          <w:bCs/>
+          <w:sz w:val="24"/>
+          <w:szCs w:val="24"/>
+        </w:rPr>
+        <w:t xml:space="preserve"> por parte de las</w:t>
+      </w:r>
+      <w:r>
+        <w:rPr>
+          <w:bCs/>
+          <w:sz w:val="24"/>
+          <w:szCs w:val="24"/>
+        </w:rPr>
+        <w:t xml:space="preserve"> empresas </w:t>
+      </w:r>
+      <w:r>
+        <w:rPr>
+          <w:bCs/>
+          <w:sz w:val="24"/>
+          <w:szCs w:val="24"/>
+        </w:rPr>
+        <w:t>que paguen</w:t>
+      </w:r>
+      <w:r>
+        <w:rPr>
+          <w:bCs/>
+          <w:sz w:val="24"/>
+          <w:szCs w:val="24"/>
+        </w:rPr>
+        <w:t xml:space="preserve"> por espacios publicitarios dentro o sobre los libros. En ellos podrán aparecer, por ejemplo, el logo, nombre o eslogan de la empresa patrocinadora. </w:t>
       </w:r>
     </w:p>
     <w:p>
@@ -974,7 +1026,32 @@
           <w:sz w:val="24"/>
           <w:szCs w:val="24"/>
         </w:rPr>
-        <w:t xml:space="preserve">Además, la empresa podrá obtener un margen de ganancia mediante la venta de una parte de los libros y mediante la gestión de los auspicios. Esto permitirá cubrir otros gastos, mantener el funcionamiento de la empresa y continuar produciendo nuevos ejemplares. </w:t>
+        <w:t>Por otra parte, tenemos un sistema de venta de libros, que se basa en la disposición de precio mediante el calculo de la suma de costos de producción y gastos extras, mas el valor de ganancia fijo.</w:t>
+      </w:r>
+    </w:p>
+    <w:p>
+      <w:pPr>
+        <w:spacing w:after="280" w:line="240" w:lineRule="auto"/>
+        <w:ind w:left="565"/>
+        <w:jc w:val="left"/>
+        <w:rPr>
+          <w:sz w:val="24"/>
+          <w:szCs w:val="24"/>
+        </w:rPr>
+      </w:pPr>
+      <w:r>
+        <w:rPr>
+          <w:sz w:val="24"/>
+          <w:szCs w:val="24"/>
+        </w:rPr>
+        <w:t>Conclusivamente</w:t>
+      </w:r>
+      <w:r>
+        <w:rPr>
+          <w:sz w:val="24"/>
+          <w:szCs w:val="24"/>
+        </w:rPr>
+        <w:t xml:space="preserve">, la empresa podrá obtener un margen de ganancia mediante la venta de una parte de los libros y mediante la gestión de los auspicios. Esto permitirá cubrir otros gastos, mantener el funcionamiento de la empresa y continuar produciendo nuevos ejemplares. </w:t>
       </w:r>
     </w:p>
     <w:p>
@@ -1009,7 +1086,87 @@
           <w:sz w:val="24"/>
           <w:szCs w:val="24"/>
         </w:rPr>
-        <w:t>Empresa patrocinadora → financia parte de la producción → Free Know produce los libros → parte de los libros se dona → las instituciones reciben material educativo y cultural.</w:t>
+        <w:t xml:space="preserve">Empresa patrocinadora → financia parte de la producción → Free Know </w:t>
+      </w:r>
+      <w:r>
+        <w:rPr>
+          <w:b/>
+          <w:sz w:val="24"/>
+          <w:szCs w:val="24"/>
+        </w:rPr>
+        <w:t>solicita la compra de materia primas e insumos</w:t>
+      </w:r>
+      <w:r>
+        <w:rPr>
+          <w:b/>
+          <w:sz w:val="24"/>
+          <w:szCs w:val="24"/>
+        </w:rPr>
+        <w:t xml:space="preserve"> →</w:t>
+      </w:r>
+      <w:r>
+        <w:rPr>
+          <w:b/>
+          <w:sz w:val="24"/>
+          <w:szCs w:val="24"/>
+        </w:rPr>
+        <w:t xml:space="preserve"> FreeKnow los imprime y encuaderna</w:t>
+      </w:r>
+      <w:r>
+        <w:rPr>
+          <w:b/>
+          <w:sz w:val="24"/>
+          <w:szCs w:val="24"/>
+        </w:rPr>
+        <w:t>→</w:t>
+      </w:r>
+      <w:r>
+        <w:rPr>
+          <w:b/>
+          <w:sz w:val="24"/>
+          <w:szCs w:val="24"/>
+        </w:rPr>
+        <w:t xml:space="preserve"> se preparan para el transporte </w:t>
+      </w:r>
+      <w:r>
+        <w:rPr>
+          <w:b/>
+          <w:sz w:val="24"/>
+          <w:szCs w:val="24"/>
+        </w:rPr>
+        <w:t>→</w:t>
+      </w:r>
+      <w:r>
+        <w:rPr>
+          <w:b/>
+          <w:sz w:val="24"/>
+          <w:szCs w:val="24"/>
+        </w:rPr>
+        <w:t xml:space="preserve"> </w:t>
+      </w:r>
+      <w:r>
+        <w:rPr>
+          <w:b/>
+          <w:sz w:val="24"/>
+          <w:szCs w:val="24"/>
+        </w:rPr>
+        <w:t>os libros se dona</w:t>
+      </w:r>
+      <w:r>
+        <w:rPr>
+          <w:b/>
+          <w:sz w:val="24"/>
+          <w:szCs w:val="24"/>
+        </w:rPr>
+        <w:t>n</w:t>
+      </w:r>
+      <w:r>
+        <w:rPr>
+          <w:b/>
+          <w:sz w:val="24"/>
+          <w:szCs w:val="24"/>
+        </w:rPr>
+        <w:t>→ las instituciones reciben material educativo y cultural.</w:t>
       </w:r>
       <w:r>
         <w:rPr>
@@ -1032,7 +1189,7 @@
     <w:p>
       <w:pPr>
         <w:spacing w:after="268" w:line="250" w:lineRule="auto"/>
-        <w:ind w:left="565"/>
+        <w:ind w:left="0"/>
         <w:jc w:val="left"/>
         <w:rPr>
           <w:sz w:val="28"/>
@@ -1061,23 +1218,7 @@
           <w:sz w:val="24"/>
           <w:szCs w:val="24"/>
         </w:rPr>
-        <w:t xml:space="preserve">Para evitar que las empresas más grandes concentren la totalidad de los espacios disponibles, Free Know establece un sistema de distribución entre grandes empresas y </w:t>
-      </w:r>
-      <w:proofErr w:type="spellStart"/>
-      <w:r>
-        <w:rPr>
-          <w:sz w:val="24"/>
-          <w:szCs w:val="24"/>
-        </w:rPr>
-        <w:t>PyMEs</w:t>
-      </w:r>
-      <w:proofErr w:type="spellEnd"/>
-      <w:r>
-        <w:rPr>
-          <w:sz w:val="24"/>
-          <w:szCs w:val="24"/>
-        </w:rPr>
-        <w:t xml:space="preserve">. </w:t>
+        <w:t xml:space="preserve">Para evitar que las empresas más grandes concentren la totalidad de los espacios disponibles, Free Know establece un sistema de distribución entre grandes empresas y PyMEs. </w:t>
       </w:r>
     </w:p>
     <w:p>
@@ -1159,6 +1300,7 @@
           <w:sz w:val="24"/>
           <w:szCs w:val="24"/>
         </w:rPr>
+        <w:lastRenderedPageBreak/>
         <w:t xml:space="preserve">Es decir: </w:t>
       </w:r>
     </w:p>
@@ -1195,7 +1337,6 @@
           <w:sz w:val="24"/>
           <w:szCs w:val="24"/>
         </w:rPr>
-        <w:lastRenderedPageBreak/>
         <w:t xml:space="preserve">Por lo tanto, una única gran empresa no podrá concentrar más del 19,5 % de la producción total disponible para auspicios. </w:t>
       </w:r>
     </w:p>
@@ -1230,23 +1371,13 @@
           <w:szCs w:val="24"/>
         </w:rPr>
       </w:pPr>
-      <w:proofErr w:type="spellStart"/>
-      <w:r>
-        <w:rPr>
-          <w:rFonts w:ascii="Arial" w:hAnsi="Arial" w:cs="Arial"/>
-          <w:sz w:val="24"/>
-          <w:szCs w:val="24"/>
-        </w:rPr>
-        <w:t>PyMEs</w:t>
-      </w:r>
-      <w:proofErr w:type="spellEnd"/>
-      <w:r>
-        <w:rPr>
-          <w:rFonts w:ascii="Arial" w:hAnsi="Arial" w:cs="Arial"/>
-          <w:sz w:val="24"/>
-          <w:szCs w:val="24"/>
-        </w:rPr>
-        <w:t xml:space="preserve"> </w:t>
+      <w:r>
+        <w:rPr>
+          <w:rFonts w:ascii="Arial" w:hAnsi="Arial" w:cs="Arial"/>
+          <w:sz w:val="24"/>
+          <w:szCs w:val="24"/>
+        </w:rPr>
+        <w:t xml:space="preserve">PyMEs </w:t>
       </w:r>
     </w:p>
     <w:p>
@@ -1264,23 +1395,7 @@
           <w:sz w:val="24"/>
           <w:szCs w:val="24"/>
         </w:rPr>
-        <w:t xml:space="preserve">Las </w:t>
-      </w:r>
-      <w:proofErr w:type="spellStart"/>
-      <w:r>
-        <w:rPr>
-          <w:sz w:val="24"/>
-          <w:szCs w:val="24"/>
-        </w:rPr>
-        <w:t>PyMEs</w:t>
-      </w:r>
-      <w:proofErr w:type="spellEnd"/>
-      <w:r>
-        <w:rPr>
-          <w:sz w:val="24"/>
-          <w:szCs w:val="24"/>
-        </w:rPr>
-        <w:t xml:space="preserve"> tendrán reservado inicialmente el 35 % de la producción total disponible para auspicios. </w:t>
+        <w:t xml:space="preserve">Las PyMEs tendrán reservado inicialmente el 35 % de la producción total disponible para auspicios. </w:t>
       </w:r>
     </w:p>
     <w:p>
@@ -1314,23 +1429,7 @@
           <w:sz w:val="24"/>
           <w:szCs w:val="24"/>
         </w:rPr>
-        <w:t xml:space="preserve">Si las grandes empresas no utilizan completamente el 65 % que tienen disponible, el porcentaje que quede libre podrá ser utilizado por las </w:t>
-      </w:r>
-      <w:proofErr w:type="spellStart"/>
-      <w:r>
-        <w:rPr>
-          <w:sz w:val="24"/>
-          <w:szCs w:val="24"/>
-        </w:rPr>
-        <w:t>PyMEs</w:t>
-      </w:r>
-      <w:proofErr w:type="spellEnd"/>
-      <w:r>
-        <w:rPr>
-          <w:sz w:val="24"/>
-          <w:szCs w:val="24"/>
-        </w:rPr>
-        <w:t xml:space="preserve">. </w:t>
+        <w:t xml:space="preserve">Si las grandes empresas no utilizan completamente el 65 % que tienen disponible, el porcentaje que quede libre podrá ser utilizado por las PyMEs. </w:t>
       </w:r>
     </w:p>
     <w:p>
@@ -1346,23 +1445,7 @@
           <w:sz w:val="24"/>
           <w:szCs w:val="24"/>
         </w:rPr>
-        <w:t xml:space="preserve">De la misma manera, si las </w:t>
-      </w:r>
-      <w:proofErr w:type="spellStart"/>
-      <w:r>
-        <w:rPr>
-          <w:sz w:val="24"/>
-          <w:szCs w:val="24"/>
-        </w:rPr>
-        <w:t>PyMEs</w:t>
-      </w:r>
-      <w:proofErr w:type="spellEnd"/>
-      <w:r>
-        <w:rPr>
-          <w:sz w:val="24"/>
-          <w:szCs w:val="24"/>
-        </w:rPr>
-        <w:t xml:space="preserve"> no logran cubrir completamente el 35 % reservado, el espacio restante podrá ser utilizado por grandes empresas. </w:t>
+        <w:t xml:space="preserve">De la misma manera, si las PyMEs no logran cubrir completamente el 35 % reservado, el espacio restante podrá ser utilizado por grandes empresas. </w:t>
       </w:r>
     </w:p>
     <w:p>
@@ -1458,7 +1541,7 @@
           <w:numId w:val="2"/>
         </w:numPr>
         <w:spacing w:after="268" w:line="250" w:lineRule="auto"/>
-        <w:ind w:hanging="245"/>
+        <w:ind w:left="0" w:hanging="284"/>
         <w:jc w:val="left"/>
         <w:rPr>
           <w:sz w:val="28"/>
@@ -1505,28 +1588,6 @@
         </w:rPr>
         <w:t xml:space="preserve">Free Know ofrecerá dos modalidades principales: </w:t>
       </w:r>
-    </w:p>
-    <w:p>
-      <w:pPr>
-        <w:spacing w:after="268" w:line="250" w:lineRule="auto"/>
-        <w:ind w:left="985" w:firstLine="0"/>
-        <w:jc w:val="left"/>
-        <w:rPr>
-          <w:sz w:val="24"/>
-          <w:szCs w:val="24"/>
-        </w:rPr>
-      </w:pPr>
-    </w:p>
-    <w:p>
-      <w:pPr>
-        <w:spacing w:after="268" w:line="250" w:lineRule="auto"/>
-        <w:ind w:left="985" w:firstLine="0"/>
-        <w:jc w:val="left"/>
-        <w:rPr>
-          <w:sz w:val="24"/>
-          <w:szCs w:val="24"/>
-        </w:rPr>
-      </w:pPr>
     </w:p>
     <w:p>
       <w:pPr>
@@ -1689,23 +1750,7 @@
           <w:sz w:val="24"/>
           <w:szCs w:val="24"/>
         </w:rPr>
-        <w:t xml:space="preserve">Autor, Genero, </w:t>
-      </w:r>
-      <w:proofErr w:type="spellStart"/>
-      <w:r>
-        <w:rPr>
-          <w:sz w:val="24"/>
-          <w:szCs w:val="24"/>
-        </w:rPr>
-        <w:t>Best</w:t>
-      </w:r>
-      <w:proofErr w:type="spellEnd"/>
-      <w:r>
-        <w:rPr>
-          <w:sz w:val="24"/>
-          <w:szCs w:val="24"/>
-        </w:rPr>
-        <w:t xml:space="preserve"> Sellers, temática, Saga</w:t>
+        <w:t>Autor, Genero, Best Sellers, temática, Saga</w:t>
       </w:r>
     </w:p>
     <w:p>
@@ -1723,23 +1768,7 @@
           <w:sz w:val="24"/>
           <w:szCs w:val="24"/>
         </w:rPr>
-        <w:t xml:space="preserve">Para mantener un equilibrio entre empresas de diferentes tamaños, los espacios disponibles dentro de cada catálogo se dividirán inicialmente en un 50 % para grandes empresas y un 50 % para </w:t>
-      </w:r>
-      <w:proofErr w:type="spellStart"/>
-      <w:r>
-        <w:rPr>
-          <w:sz w:val="24"/>
-          <w:szCs w:val="24"/>
-        </w:rPr>
-        <w:t>PyMEs</w:t>
-      </w:r>
-      <w:proofErr w:type="spellEnd"/>
-      <w:r>
-        <w:rPr>
-          <w:sz w:val="24"/>
-          <w:szCs w:val="24"/>
-        </w:rPr>
-        <w:t xml:space="preserve">. </w:t>
+        <w:t xml:space="preserve">Para mantener un equilibrio entre empresas de diferentes tamaños, los espacios disponibles dentro de cada catálogo se dividirán inicialmente en un 50 % para grandes empresas y un 50 % para PyMEs. </w:t>
       </w:r>
     </w:p>
     <w:p>
@@ -1762,20 +1791,27 @@
     </w:p>
     <w:p>
       <w:pPr>
-        <w:numPr>
-          <w:ilvl w:val="0"/>
-          <w:numId w:val="2"/>
-        </w:numPr>
+        <w:pStyle w:val="Prrafodelista"/>
         <w:spacing w:after="268" w:line="250" w:lineRule="auto"/>
-        <w:ind w:hanging="245"/>
-        <w:jc w:val="left"/>
-        <w:rPr>
+        <w:ind w:left="0"/>
+        <w:rPr>
+          <w:rFonts w:ascii="Arial" w:hAnsi="Arial" w:cs="Arial"/>
           <w:sz w:val="28"/>
           <w:szCs w:val="28"/>
         </w:rPr>
       </w:pPr>
       <w:r>
         <w:rPr>
+          <w:rFonts w:ascii="Arial" w:hAnsi="Arial" w:cs="Arial"/>
+          <w:b/>
+          <w:sz w:val="28"/>
+          <w:szCs w:val="28"/>
+        </w:rPr>
+        <w:t>5.</w:t>
+      </w:r>
+      <w:r>
+        <w:rPr>
+          <w:rFonts w:ascii="Arial" w:hAnsi="Arial" w:cs="Arial"/>
           <w:b/>
           <w:sz w:val="28"/>
           <w:szCs w:val="28"/>
@@ -2144,7 +2180,7 @@
     <w:p>
       <w:pPr>
         <w:spacing w:after="268" w:line="250" w:lineRule="auto"/>
-        <w:ind w:left="565"/>
+        <w:ind w:left="0"/>
         <w:jc w:val="left"/>
         <w:rPr>
           <w:sz w:val="28"/>
@@ -2249,7 +2285,6 @@
           <w:szCs w:val="24"/>
         </w:rPr>
       </w:pPr>
-      <w:proofErr w:type="spellStart"/>
       <w:r>
         <w:rPr>
           <w:b/>
@@ -2258,7 +2293,6 @@
         </w:rPr>
         <w:t>Packaging</w:t>
       </w:r>
-      <w:proofErr w:type="spellEnd"/>
       <w:r>
         <w:rPr>
           <w:sz w:val="24"/>
@@ -2281,23 +2315,7 @@
           <w:sz w:val="24"/>
           <w:szCs w:val="24"/>
         </w:rPr>
-        <w:t xml:space="preserve"> Para mantener el objetivo de la empresa, el </w:t>
-      </w:r>
-      <w:proofErr w:type="spellStart"/>
-      <w:r>
-        <w:rPr>
-          <w:sz w:val="24"/>
-          <w:szCs w:val="24"/>
-        </w:rPr>
-        <w:t>packaging</w:t>
-      </w:r>
-      <w:proofErr w:type="spellEnd"/>
-      <w:r>
-        <w:rPr>
-          <w:sz w:val="24"/>
-          <w:szCs w:val="24"/>
-        </w:rPr>
-        <w:t xml:space="preserve"> consistirá en cajas de cartón reciclado 100% biodegradable. </w:t>
+        <w:t xml:space="preserve"> Para mantener el objetivo de la empresa, el packaging consistirá en cajas de cartón reciclado 100% biodegradable. </w:t>
       </w:r>
     </w:p>
     <w:p>
@@ -2315,7 +2333,7 @@
     <w:p>
       <w:pPr>
         <w:spacing w:after="268" w:line="250" w:lineRule="auto"/>
-        <w:ind w:left="565"/>
+        <w:ind w:left="0"/>
         <w:jc w:val="left"/>
         <w:rPr>
           <w:b/>
@@ -2608,41 +2626,13 @@
         </w:rPr>
         <w:t xml:space="preserve"> Como posibles competidores, podíamos tener a grandes editoriales del país como, por ejemplo: </w:t>
       </w:r>
-      <w:proofErr w:type="spellStart"/>
       <w:r>
         <w:rPr>
           <w:i/>
           <w:sz w:val="24"/>
           <w:szCs w:val="24"/>
         </w:rPr>
-        <w:t>Penguin</w:t>
-      </w:r>
-      <w:proofErr w:type="spellEnd"/>
-      <w:r>
-        <w:rPr>
-          <w:i/>
-          <w:sz w:val="24"/>
-          <w:szCs w:val="24"/>
-        </w:rPr>
-        <w:t xml:space="preserve"> </w:t>
-      </w:r>
-      <w:proofErr w:type="spellStart"/>
-      <w:r>
-        <w:rPr>
-          <w:i/>
-          <w:sz w:val="24"/>
-          <w:szCs w:val="24"/>
-        </w:rPr>
-        <w:t>Random</w:t>
-      </w:r>
-      <w:proofErr w:type="spellEnd"/>
-      <w:r>
-        <w:rPr>
-          <w:i/>
-          <w:sz w:val="24"/>
-          <w:szCs w:val="24"/>
-        </w:rPr>
-        <w:t xml:space="preserve"> House Grupo Editorial; Editorial Eudeba </w:t>
+        <w:t xml:space="preserve">Penguin Random House Grupo Editorial; Editorial Eudeba </w:t>
       </w:r>
       <w:r>
         <w:rPr>
@@ -2774,23 +2764,7 @@
           <w:sz w:val="24"/>
           <w:szCs w:val="24"/>
         </w:rPr>
-        <w:t xml:space="preserve">Oportunidades: Es posible que muchas empresas quieran tener su lugar en nuestros productos, empresas de todo tipo, pero sobre todos aquellas que luchan por el bien social, lo que nos lleva a una posible alianza con muchas otras entidades como </w:t>
-      </w:r>
-      <w:proofErr w:type="spellStart"/>
-      <w:r>
-        <w:rPr>
-          <w:sz w:val="24"/>
-          <w:szCs w:val="24"/>
-        </w:rPr>
-        <w:t>ONGs</w:t>
-      </w:r>
-      <w:proofErr w:type="spellEnd"/>
-      <w:r>
-        <w:rPr>
-          <w:sz w:val="24"/>
-          <w:szCs w:val="24"/>
-        </w:rPr>
-        <w:t xml:space="preserve">. Pudiendo aumentar la conciencia social sobre la falta de lectura y del poco cuidado de nuestro planeta. </w:t>
+        <w:t xml:space="preserve">Oportunidades: Es posible que muchas empresas quieran tener su lugar en nuestros productos, empresas de todo tipo, pero sobre todos aquellas que luchan por el bien social, lo que nos lleva a una posible alianza con muchas otras entidades como ONGs. Pudiendo aumentar la conciencia social sobre la falta de lectura y del poco cuidado de nuestro planeta. </w:t>
       </w:r>
     </w:p>
     <w:p>
@@ -2866,7 +2840,7 @@
     <w:p>
       <w:pPr>
         <w:spacing w:after="8" w:line="250" w:lineRule="auto"/>
-        <w:ind w:left="565"/>
+        <w:ind w:left="0"/>
         <w:jc w:val="left"/>
         <w:rPr>
           <w:b/>
@@ -3354,15 +3328,23 @@
           <w:sz w:val="24"/>
           <w:szCs w:val="24"/>
         </w:rPr>
-        <w:t xml:space="preserve">Producto: Libros producidos a base de papel reciclado, </w:t>
-      </w:r>
-      <w:r>
-        <w:rPr>
-          <w:rFonts w:ascii="Arial" w:hAnsi="Arial" w:cs="Arial"/>
-          <w:sz w:val="24"/>
-          <w:szCs w:val="24"/>
-        </w:rPr>
-        <w:t>busca reducir con la</w:t>
+        <w:t>Producto: Libros producidos a base de papel reciclado</w:t>
+      </w:r>
+      <w:r>
+        <w:rPr>
+          <w:rFonts w:ascii="Arial" w:hAnsi="Arial" w:cs="Arial"/>
+          <w:sz w:val="24"/>
+          <w:szCs w:val="24"/>
+        </w:rPr>
+        <w:t>. B</w:t>
+      </w:r>
+      <w:r>
+        <w:rPr>
+          <w:rFonts w:ascii="Arial" w:hAnsi="Arial" w:cs="Arial"/>
+          <w:sz w:val="24"/>
+          <w:szCs w:val="24"/>
+        </w:rPr>
+        <w:t>usca reducir con la</w:t>
       </w:r>
       <w:r>
         <w:rPr>
@@ -3394,7 +3376,23 @@
           <w:sz w:val="24"/>
           <w:szCs w:val="24"/>
         </w:rPr>
-        <w:t>Precio: el precio no es relevante para los lectores, pero si se establece un precio hacia quienes buscan querer un espacio publicitario en los libros. Aunque si ofrecemos una sección donde pueden comprar</w:t>
+        <w:t xml:space="preserve">Precio: </w:t>
+      </w:r>
+      <w:r>
+        <w:rPr>
+          <w:rFonts w:ascii="Arial" w:hAnsi="Arial" w:cs="Arial"/>
+          <w:sz w:val="24"/>
+          <w:szCs w:val="24"/>
+        </w:rPr>
+        <w:t>E</w:t>
+      </w:r>
+      <w:r>
+        <w:rPr>
+          <w:rFonts w:ascii="Arial" w:hAnsi="Arial" w:cs="Arial"/>
+          <w:sz w:val="24"/>
+          <w:szCs w:val="24"/>
+        </w:rPr>
+        <w:t>l precio no es relevante para los lectores, pero si se establece un precio hacia quienes buscan querer un espacio publicitario en los libros. Aunque si ofrecemos una sección donde pueden comprar</w:t>
       </w:r>
       <w:r>
         <w:rPr>
@@ -3411,6 +3409,58 @@
           <w:szCs w:val="24"/>
         </w:rPr>
         <w:t>sin anuncios, pero con un coste un poco más elevado, debido a exclusividad de este producto.</w:t>
+      </w:r>
+      <w:r>
+        <w:rPr>
+          <w:rFonts w:ascii="Arial" w:hAnsi="Arial" w:cs="Arial"/>
+          <w:sz w:val="24"/>
+          <w:szCs w:val="24"/>
+        </w:rPr>
+        <w:t xml:space="preserve"> </w:t>
+      </w:r>
+    </w:p>
+    <w:p>
+      <w:pPr>
+        <w:pStyle w:val="Prrafodelista"/>
+        <w:spacing w:line="276" w:lineRule="auto"/>
+        <w:ind w:left="993" w:firstLine="423"/>
+        <w:rPr>
+          <w:rFonts w:ascii="Arial" w:hAnsi="Arial" w:cs="Arial"/>
+          <w:sz w:val="24"/>
+          <w:szCs w:val="24"/>
+        </w:rPr>
+      </w:pPr>
+      <w:r>
+        <w:rPr>
+          <w:rFonts w:ascii="Arial" w:hAnsi="Arial" w:cs="Arial"/>
+          <w:sz w:val="24"/>
+          <w:szCs w:val="24"/>
+        </w:rPr>
+        <w:t>Este precio se establecerá a partir de la suma de costos de producción</w:t>
+      </w:r>
+      <w:r>
+        <w:rPr>
+          <w:rFonts w:ascii="Arial" w:hAnsi="Arial" w:cs="Arial"/>
+          <w:sz w:val="24"/>
+          <w:szCs w:val="24"/>
+        </w:rPr>
+        <w:t xml:space="preserve"> y gastos operativos</w:t>
+      </w:r>
+      <w:r>
+        <w:rPr>
+          <w:rFonts w:ascii="Arial" w:hAnsi="Arial" w:cs="Arial"/>
+          <w:sz w:val="24"/>
+          <w:szCs w:val="24"/>
+        </w:rPr>
+        <w:t>, más el porcentaje de ganancia -10%-.</w:t>
+      </w:r>
+      <w:r>
+        <w:rPr>
+          <w:rFonts w:ascii="Arial" w:hAnsi="Arial" w:cs="Arial"/>
+          <w:sz w:val="24"/>
+          <w:szCs w:val="24"/>
+        </w:rPr>
+        <w:t xml:space="preserve"> Con un total de pago por unidad de $10,63.</w:t>
       </w:r>
     </w:p>
     <w:p>
@@ -3436,6 +3486,7 @@
           <w:szCs w:val="24"/>
           <w:lang w:val="es-ES"/>
         </w:rPr>
+        <w:lastRenderedPageBreak/>
         <w:t>Punto de venta: Nos localizamos inicialmente en Bs.As., en barrios marginados y/o centro. Pero buscamos obtener alcance nacional mientras estemos progresando con nuestros objetivos.</w:t>
       </w:r>
     </w:p>
@@ -3462,7 +3513,6 @@
           <w:szCs w:val="24"/>
           <w:lang w:val="es-ES"/>
         </w:rPr>
-        <w:lastRenderedPageBreak/>
         <w:t>Promoción: Se realiza principalmente a través de la puesta de puntos de encuentro, donde será un contacto más personal y amigable. Luego, cuando estemos alcanzando un cierto progreso, buscaremos utilizar redes sociales y/o servicios web.</w:t>
       </w:r>
     </w:p>
@@ -3476,17 +3526,17 @@
         <w:spacing w:line="276" w:lineRule="auto"/>
         <w:ind w:left="993"/>
         <w:rPr>
-          <w:sz w:val="24"/>
-          <w:szCs w:val="24"/>
-          <w:u w:val="single"/>
-          <w:lang w:val="es-ES"/>
-        </w:rPr>
-      </w:pPr>
-      <w:r>
-        <w:rPr>
-          <w:sz w:val="24"/>
-          <w:szCs w:val="24"/>
-          <w:u w:val="single"/>
+          <w:rFonts w:ascii="Arial" w:hAnsi="Arial" w:cs="Arial"/>
+          <w:sz w:val="24"/>
+          <w:szCs w:val="24"/>
+          <w:lang w:val="es-ES"/>
+        </w:rPr>
+      </w:pPr>
+      <w:r>
+        <w:rPr>
+          <w:rFonts w:ascii="Arial" w:hAnsi="Arial" w:cs="Arial"/>
+          <w:sz w:val="24"/>
+          <w:szCs w:val="24"/>
           <w:lang w:val="es-ES"/>
         </w:rPr>
         <w:t>Costos</w:t>
@@ -3501,6 +3551,7 @@
         </w:numPr>
         <w:spacing w:line="276" w:lineRule="auto"/>
         <w:rPr>
+          <w:rFonts w:ascii="Arial" w:hAnsi="Arial" w:cs="Arial"/>
           <w:sz w:val="24"/>
           <w:szCs w:val="24"/>
           <w:lang w:val="es-ES"/>
@@ -3522,23 +3573,23 @@
         </w:numPr>
         <w:spacing w:after="0" w:line="276" w:lineRule="auto"/>
         <w:rPr>
+          <w:rFonts w:ascii="Arial" w:hAnsi="Arial" w:cs="Arial"/>
           <w:b/>
           <w:bCs/>
           <w:sz w:val="24"/>
           <w:szCs w:val="24"/>
           <w:highlight w:val="cyan"/>
-          <w:u w:val="single"/>
-          <w:lang w:val="es-ES"/>
-        </w:rPr>
-      </w:pPr>
-      <w:r>
-        <w:rPr>
+          <w:lang w:val="es-ES"/>
+        </w:rPr>
+      </w:pPr>
+      <w:r>
+        <w:rPr>
+          <w:rFonts w:ascii="Arial" w:hAnsi="Arial" w:cs="Arial"/>
           <w:b/>
           <w:bCs/>
           <w:sz w:val="24"/>
           <w:szCs w:val="24"/>
           <w:highlight w:val="cyan"/>
-          <w:u w:val="single"/>
           <w:lang w:val="es-ES"/>
         </w:rPr>
         <w:t>Costo de Producción</w:t>
@@ -3553,6 +3604,7 @@
         </w:numPr>
         <w:spacing w:after="0" w:line="276" w:lineRule="auto"/>
         <w:rPr>
+          <w:rFonts w:ascii="Arial" w:hAnsi="Arial" w:cs="Arial"/>
           <w:sz w:val="24"/>
           <w:szCs w:val="24"/>
           <w:highlight w:val="cyan"/>
@@ -3561,6 +3613,7 @@
       </w:pPr>
       <w:r>
         <w:rPr>
+          <w:rFonts w:ascii="Arial" w:hAnsi="Arial" w:cs="Arial"/>
           <w:sz w:val="24"/>
           <w:szCs w:val="24"/>
           <w:highlight w:val="cyan"/>
@@ -3578,6 +3631,7 @@
         </w:numPr>
         <w:spacing w:after="0" w:line="276" w:lineRule="auto"/>
         <w:rPr>
+          <w:rFonts w:ascii="Arial" w:hAnsi="Arial" w:cs="Arial"/>
           <w:sz w:val="24"/>
           <w:szCs w:val="24"/>
           <w:highlight w:val="cyan"/>
@@ -3586,6 +3640,7 @@
       </w:pPr>
       <w:r>
         <w:rPr>
+          <w:rFonts w:ascii="Arial" w:hAnsi="Arial" w:cs="Arial"/>
           <w:sz w:val="24"/>
           <w:szCs w:val="24"/>
           <w:highlight w:val="cyan"/>
@@ -3603,6 +3658,7 @@
         </w:numPr>
         <w:spacing w:after="0" w:line="276" w:lineRule="auto"/>
         <w:rPr>
+          <w:rFonts w:ascii="Arial" w:hAnsi="Arial" w:cs="Arial"/>
           <w:sz w:val="24"/>
           <w:szCs w:val="24"/>
           <w:highlight w:val="cyan"/>
@@ -3611,6 +3667,7 @@
       </w:pPr>
       <w:r>
         <w:rPr>
+          <w:rFonts w:ascii="Arial" w:hAnsi="Arial" w:cs="Arial"/>
           <w:sz w:val="24"/>
           <w:szCs w:val="24"/>
           <w:highlight w:val="cyan"/>
@@ -3628,6 +3685,7 @@
         </w:numPr>
         <w:spacing w:after="0" w:line="276" w:lineRule="auto"/>
         <w:rPr>
+          <w:rFonts w:ascii="Arial" w:hAnsi="Arial" w:cs="Arial"/>
           <w:sz w:val="24"/>
           <w:szCs w:val="24"/>
           <w:highlight w:val="cyan"/>
@@ -3636,6 +3694,7 @@
       </w:pPr>
       <w:r>
         <w:rPr>
+          <w:rFonts w:ascii="Arial" w:hAnsi="Arial" w:cs="Arial"/>
           <w:sz w:val="24"/>
           <w:szCs w:val="24"/>
           <w:highlight w:val="cyan"/>
@@ -3653,6 +3712,7 @@
         </w:numPr>
         <w:spacing w:after="0" w:line="276" w:lineRule="auto"/>
         <w:rPr>
+          <w:rFonts w:ascii="Arial" w:hAnsi="Arial" w:cs="Arial"/>
           <w:sz w:val="24"/>
           <w:szCs w:val="24"/>
           <w:highlight w:val="cyan"/>
@@ -3661,6 +3721,7 @@
       </w:pPr>
       <w:r>
         <w:rPr>
+          <w:rFonts w:ascii="Arial" w:hAnsi="Arial" w:cs="Arial"/>
           <w:sz w:val="24"/>
           <w:szCs w:val="24"/>
           <w:highlight w:val="cyan"/>
@@ -3678,6 +3739,7 @@
         </w:numPr>
         <w:spacing w:after="0" w:line="276" w:lineRule="auto"/>
         <w:rPr>
+          <w:rFonts w:ascii="Arial" w:hAnsi="Arial" w:cs="Arial"/>
           <w:sz w:val="24"/>
           <w:szCs w:val="24"/>
           <w:highlight w:val="cyan"/>
@@ -3686,6 +3748,7 @@
       </w:pPr>
       <w:r>
         <w:rPr>
+          <w:rFonts w:ascii="Arial" w:hAnsi="Arial" w:cs="Arial"/>
           <w:sz w:val="24"/>
           <w:szCs w:val="24"/>
           <w:highlight w:val="cyan"/>
@@ -3703,6 +3766,7 @@
         </w:numPr>
         <w:spacing w:after="0" w:line="276" w:lineRule="auto"/>
         <w:rPr>
+          <w:rFonts w:ascii="Arial" w:hAnsi="Arial" w:cs="Arial"/>
           <w:sz w:val="24"/>
           <w:szCs w:val="24"/>
           <w:highlight w:val="cyan"/>
@@ -3711,6 +3775,7 @@
       </w:pPr>
       <w:r>
         <w:rPr>
+          <w:rFonts w:ascii="Arial" w:hAnsi="Arial" w:cs="Arial"/>
           <w:sz w:val="24"/>
           <w:szCs w:val="24"/>
           <w:highlight w:val="cyan"/>
@@ -3728,6 +3793,7 @@
         </w:numPr>
         <w:spacing w:after="0" w:line="276" w:lineRule="auto"/>
         <w:rPr>
+          <w:rFonts w:ascii="Arial" w:hAnsi="Arial" w:cs="Arial"/>
           <w:sz w:val="24"/>
           <w:szCs w:val="24"/>
           <w:highlight w:val="cyan"/>
@@ -3736,6 +3802,7 @@
       </w:pPr>
       <w:r>
         <w:rPr>
+          <w:rFonts w:ascii="Arial" w:hAnsi="Arial" w:cs="Arial"/>
           <w:sz w:val="24"/>
           <w:szCs w:val="24"/>
           <w:highlight w:val="cyan"/>
@@ -3753,6 +3820,7 @@
         </w:numPr>
         <w:spacing w:after="0" w:line="276" w:lineRule="auto"/>
         <w:rPr>
+          <w:rFonts w:ascii="Arial" w:hAnsi="Arial" w:cs="Arial"/>
           <w:sz w:val="24"/>
           <w:szCs w:val="24"/>
           <w:highlight w:val="cyan"/>
@@ -3761,6 +3829,7 @@
       </w:pPr>
       <w:r>
         <w:rPr>
+          <w:rFonts w:ascii="Arial" w:hAnsi="Arial" w:cs="Arial"/>
           <w:sz w:val="24"/>
           <w:szCs w:val="24"/>
           <w:highlight w:val="cyan"/>
@@ -3778,6 +3847,7 @@
         </w:numPr>
         <w:spacing w:after="0" w:line="276" w:lineRule="auto"/>
         <w:rPr>
+          <w:rFonts w:ascii="Arial" w:hAnsi="Arial" w:cs="Arial"/>
           <w:sz w:val="24"/>
           <w:szCs w:val="24"/>
           <w:highlight w:val="cyan"/>
@@ -3786,6 +3856,7 @@
       </w:pPr>
       <w:r>
         <w:rPr>
+          <w:rFonts w:ascii="Arial" w:hAnsi="Arial" w:cs="Arial"/>
           <w:sz w:val="24"/>
           <w:szCs w:val="24"/>
           <w:highlight w:val="cyan"/>
@@ -3803,6 +3874,7 @@
         </w:numPr>
         <w:spacing w:after="0" w:line="276" w:lineRule="auto"/>
         <w:rPr>
+          <w:rFonts w:ascii="Arial" w:hAnsi="Arial" w:cs="Arial"/>
           <w:sz w:val="24"/>
           <w:szCs w:val="24"/>
           <w:highlight w:val="cyan"/>
@@ -3811,6 +3883,7 @@
       </w:pPr>
       <w:r>
         <w:rPr>
+          <w:rFonts w:ascii="Arial" w:hAnsi="Arial" w:cs="Arial"/>
           <w:sz w:val="24"/>
           <w:szCs w:val="24"/>
           <w:highlight w:val="cyan"/>
@@ -3828,13 +3901,15 @@
         </w:numPr>
         <w:spacing w:after="0" w:line="276" w:lineRule="auto"/>
         <w:rPr>
-          <w:sz w:val="24"/>
-          <w:szCs w:val="24"/>
-          <w:lang w:val="es-ES"/>
-        </w:rPr>
-      </w:pPr>
-      <w:r>
-        <w:rPr>
+          <w:rFonts w:ascii="Arial" w:hAnsi="Arial" w:cs="Arial"/>
+          <w:sz w:val="24"/>
+          <w:szCs w:val="24"/>
+          <w:lang w:val="es-ES"/>
+        </w:rPr>
+      </w:pPr>
+      <w:r>
+        <w:rPr>
+          <w:rFonts w:ascii="Arial" w:hAnsi="Arial" w:cs="Arial"/>
           <w:sz w:val="24"/>
           <w:szCs w:val="24"/>
           <w:highlight w:val="cyan"/>
@@ -3844,6 +3919,7 @@
       </w:r>
       <w:r>
         <w:rPr>
+          <w:rFonts w:ascii="Arial" w:hAnsi="Arial" w:cs="Arial"/>
           <w:sz w:val="24"/>
           <w:szCs w:val="24"/>
           <w:lang w:val="es-ES"/>
@@ -3852,6 +3928,7 @@
       </w:r>
       <w:r>
         <w:rPr>
+          <w:rFonts w:ascii="Arial" w:hAnsi="Arial" w:cs="Arial"/>
           <w:sz w:val="24"/>
           <w:szCs w:val="24"/>
           <w:highlight w:val="cyan"/>
@@ -3861,6 +3938,7 @@
       </w:r>
       <w:r>
         <w:rPr>
+          <w:rFonts w:ascii="Arial" w:hAnsi="Arial" w:cs="Arial"/>
           <w:sz w:val="24"/>
           <w:szCs w:val="24"/>
           <w:lang w:val="es-ES"/>
@@ -3877,6 +3955,7 @@
         </w:numPr>
         <w:spacing w:after="0" w:line="276" w:lineRule="auto"/>
         <w:rPr>
+          <w:rFonts w:ascii="Arial" w:hAnsi="Arial" w:cs="Arial"/>
           <w:sz w:val="24"/>
           <w:szCs w:val="24"/>
           <w:highlight w:val="cyan"/>
@@ -3885,6 +3964,7 @@
       </w:pPr>
       <w:r>
         <w:rPr>
+          <w:rFonts w:ascii="Arial" w:hAnsi="Arial" w:cs="Arial"/>
           <w:sz w:val="24"/>
           <w:szCs w:val="24"/>
           <w:highlight w:val="cyan"/>
@@ -3902,45 +3982,45 @@
         </w:numPr>
         <w:spacing w:after="0" w:line="276" w:lineRule="auto"/>
         <w:rPr>
+          <w:rFonts w:ascii="Arial" w:hAnsi="Arial" w:cs="Arial"/>
           <w:b/>
           <w:bCs/>
           <w:sz w:val="24"/>
           <w:szCs w:val="24"/>
-          <w:u w:val="single"/>
-          <w:lang w:val="es-ES"/>
-        </w:rPr>
-      </w:pPr>
-      <w:r>
-        <w:rPr>
+          <w:lang w:val="es-ES"/>
+        </w:rPr>
+      </w:pPr>
+      <w:r>
+        <w:rPr>
+          <w:rFonts w:ascii="Arial" w:hAnsi="Arial" w:cs="Arial"/>
           <w:b/>
           <w:bCs/>
           <w:sz w:val="24"/>
           <w:szCs w:val="24"/>
           <w:highlight w:val="cyan"/>
-          <w:u w:val="single"/>
           <w:lang w:val="es-ES"/>
         </w:rPr>
         <w:t>Costo Producción</w:t>
       </w:r>
       <w:r>
         <w:rPr>
+          <w:rFonts w:ascii="Arial" w:hAnsi="Arial" w:cs="Arial"/>
           <w:b/>
           <w:bCs/>
           <w:sz w:val="24"/>
           <w:szCs w:val="24"/>
-          <w:u w:val="single"/>
           <w:lang w:val="es-ES"/>
         </w:rPr>
         <w:t xml:space="preserve"> + </w:t>
       </w:r>
       <w:r>
         <w:rPr>
+          <w:rFonts w:ascii="Arial" w:hAnsi="Arial" w:cs="Arial"/>
           <w:b/>
           <w:bCs/>
           <w:sz w:val="24"/>
           <w:szCs w:val="24"/>
           <w:highlight w:val="magenta"/>
-          <w:u w:val="single"/>
           <w:lang w:val="es-ES"/>
         </w:rPr>
         <w:t>Gastos Operativos</w:t>
@@ -3955,6 +4035,7 @@
         </w:numPr>
         <w:spacing w:after="0" w:line="276" w:lineRule="auto"/>
         <w:rPr>
+          <w:rFonts w:ascii="Arial" w:hAnsi="Arial" w:cs="Arial"/>
           <w:sz w:val="24"/>
           <w:szCs w:val="24"/>
           <w:highlight w:val="magenta"/>
@@ -3963,6 +4044,7 @@
       </w:pPr>
       <w:r>
         <w:rPr>
+          <w:rFonts w:ascii="Arial" w:hAnsi="Arial" w:cs="Arial"/>
           <w:sz w:val="24"/>
           <w:szCs w:val="24"/>
           <w:highlight w:val="magenta"/>
@@ -3980,6 +4062,7 @@
         </w:numPr>
         <w:spacing w:after="0" w:line="276" w:lineRule="auto"/>
         <w:rPr>
+          <w:rFonts w:ascii="Arial" w:hAnsi="Arial" w:cs="Arial"/>
           <w:sz w:val="24"/>
           <w:szCs w:val="24"/>
           <w:highlight w:val="magenta"/>
@@ -3988,6 +4071,7 @@
       </w:pPr>
       <w:r>
         <w:rPr>
+          <w:rFonts w:ascii="Arial" w:hAnsi="Arial" w:cs="Arial"/>
           <w:sz w:val="24"/>
           <w:szCs w:val="24"/>
           <w:highlight w:val="magenta"/>
@@ -4005,6 +4089,7 @@
         </w:numPr>
         <w:spacing w:after="0" w:line="276" w:lineRule="auto"/>
         <w:rPr>
+          <w:rFonts w:ascii="Arial" w:hAnsi="Arial" w:cs="Arial"/>
           <w:sz w:val="24"/>
           <w:szCs w:val="24"/>
           <w:highlight w:val="magenta"/>
@@ -4013,6 +4098,7 @@
       </w:pPr>
       <w:r>
         <w:rPr>
+          <w:rFonts w:ascii="Arial" w:hAnsi="Arial" w:cs="Arial"/>
           <w:sz w:val="24"/>
           <w:szCs w:val="24"/>
           <w:highlight w:val="magenta"/>
@@ -4030,6 +4116,7 @@
         </w:numPr>
         <w:spacing w:after="0" w:line="276" w:lineRule="auto"/>
         <w:rPr>
+          <w:rFonts w:ascii="Arial" w:hAnsi="Arial" w:cs="Arial"/>
           <w:sz w:val="24"/>
           <w:szCs w:val="24"/>
           <w:highlight w:val="magenta"/>
@@ -4038,6 +4125,7 @@
       </w:pPr>
       <w:r>
         <w:rPr>
+          <w:rFonts w:ascii="Arial" w:hAnsi="Arial" w:cs="Arial"/>
           <w:sz w:val="24"/>
           <w:szCs w:val="24"/>
           <w:highlight w:val="magenta"/>
@@ -4055,6 +4143,7 @@
         </w:numPr>
         <w:spacing w:after="0" w:line="276" w:lineRule="auto"/>
         <w:rPr>
+          <w:rFonts w:ascii="Arial" w:hAnsi="Arial" w:cs="Arial"/>
           <w:sz w:val="24"/>
           <w:szCs w:val="24"/>
           <w:highlight w:val="magenta"/>
@@ -4070,6 +4159,7 @@
       </w:pPr>
       <w:r>
         <w:rPr>
+          <w:rFonts w:ascii="Arial" w:hAnsi="Arial" w:cs="Arial"/>
           <w:sz w:val="24"/>
           <w:szCs w:val="24"/>
           <w:highlight w:val="magenta"/>
@@ -4087,49 +4177,26 @@
         </w:numPr>
         <w:spacing w:after="0" w:line="276" w:lineRule="auto"/>
         <w:rPr>
-          <w:sz w:val="24"/>
-          <w:szCs w:val="24"/>
-          <w:highlight w:val="yellow"/>
-          <w:lang w:val="es-ES"/>
-        </w:rPr>
-      </w:pPr>
-      <w:r>
-        <w:rPr>
-          <w:sz w:val="24"/>
-          <w:szCs w:val="24"/>
-          <w:highlight w:val="yellow"/>
-          <w:lang w:val="es-ES"/>
-        </w:rPr>
-        <w:t>Precio de</w:t>
-      </w:r>
-      <w:r>
-        <w:rPr>
-          <w:sz w:val="24"/>
-          <w:szCs w:val="24"/>
-          <w:highlight w:val="yellow"/>
-          <w:lang w:val="es-ES"/>
-        </w:rPr>
-        <w:t xml:space="preserve"> </w:t>
-      </w:r>
-      <w:proofErr w:type="spellStart"/>
-      <w:r>
-        <w:rPr>
-          <w:sz w:val="24"/>
-          <w:szCs w:val="24"/>
-          <w:highlight w:val="yellow"/>
-          <w:lang w:val="es-ES"/>
-        </w:rPr>
-        <w:t>Produccion</w:t>
-      </w:r>
-      <w:proofErr w:type="spellEnd"/>
-      <w:r>
-        <w:rPr>
-          <w:sz w:val="24"/>
-          <w:szCs w:val="24"/>
-          <w:highlight w:val="yellow"/>
-          <w:lang w:val="es-ES"/>
-        </w:rPr>
-        <w:t xml:space="preserve"> Total</w:t>
+          <w:rFonts w:ascii="Arial" w:hAnsi="Arial" w:cs="Arial"/>
+          <w:b/>
+          <w:bCs/>
+          <w:sz w:val="24"/>
+          <w:szCs w:val="24"/>
+          <w:highlight w:val="green"/>
+          <w:lang w:val="es-ES"/>
+        </w:rPr>
+      </w:pPr>
+      <w:r>
+        <w:rPr>
+          <w:rFonts w:ascii="Arial" w:hAnsi="Arial" w:cs="Arial"/>
+          <w:b/>
+          <w:bCs/>
+          <w:sz w:val="24"/>
+          <w:szCs w:val="24"/>
+          <w:highlight w:val="green"/>
+          <w:lang w:val="es-ES"/>
+        </w:rPr>
+        <w:t>Margen de Ganancia (10%)</w:t>
       </w:r>
     </w:p>
     <w:p>
@@ -4141,20 +4208,26 @@
         </w:numPr>
         <w:spacing w:after="0" w:line="276" w:lineRule="auto"/>
         <w:rPr>
-          <w:sz w:val="24"/>
-          <w:szCs w:val="24"/>
-          <w:highlight w:val="yellow"/>
-          <w:lang w:val="es-ES"/>
-        </w:rPr>
-      </w:pPr>
-      <w:r>
-        <w:rPr>
-          <w:sz w:val="24"/>
-          <w:szCs w:val="24"/>
-          <w:highlight w:val="yellow"/>
-          <w:lang w:val="es-ES"/>
-        </w:rPr>
-        <w:t>$10,63 c/libro</w:t>
+          <w:rFonts w:ascii="Arial" w:hAnsi="Arial" w:cs="Arial"/>
+          <w:b/>
+          <w:bCs/>
+          <w:sz w:val="24"/>
+          <w:szCs w:val="24"/>
+          <w:highlight w:val="green"/>
+          <w:lang w:val="es-ES"/>
+        </w:rPr>
+      </w:pPr>
+      <w:r>
+        <w:rPr>
+          <w:rFonts w:ascii="Arial" w:hAnsi="Arial" w:cs="Arial"/>
+          <w:b/>
+          <w:bCs/>
+          <w:sz w:val="24"/>
+          <w:szCs w:val="24"/>
+          <w:highlight w:val="green"/>
+          <w:lang w:val="es-ES"/>
+        </w:rPr>
+        <w:t>9670*10% = ‘967’</w:t>
       </w:r>
     </w:p>
     <w:p>
@@ -4166,6 +4239,9 @@
         </w:numPr>
         <w:spacing w:after="0" w:line="276" w:lineRule="auto"/>
         <w:rPr>
+          <w:rFonts w:ascii="Arial" w:hAnsi="Arial" w:cs="Arial"/>
+          <w:b/>
+          <w:bCs/>
           <w:sz w:val="24"/>
           <w:szCs w:val="24"/>
           <w:highlight w:val="yellow"/>
@@ -4174,12 +4250,51 @@
       </w:pPr>
       <w:r>
         <w:rPr>
+          <w:rFonts w:ascii="Arial" w:hAnsi="Arial" w:cs="Arial"/>
+          <w:b/>
+          <w:bCs/>
           <w:sz w:val="24"/>
           <w:szCs w:val="24"/>
           <w:highlight w:val="yellow"/>
           <w:lang w:val="es-ES"/>
         </w:rPr>
-        <w:t>10u $106,37</w:t>
+        <w:t>Precio de</w:t>
+      </w:r>
+      <w:r>
+        <w:rPr>
+          <w:rFonts w:ascii="Arial" w:hAnsi="Arial" w:cs="Arial"/>
+          <w:b/>
+          <w:bCs/>
+          <w:sz w:val="24"/>
+          <w:szCs w:val="24"/>
+          <w:highlight w:val="yellow"/>
+          <w:lang w:val="es-ES"/>
+        </w:rPr>
+        <w:t xml:space="preserve"> Producci</w:t>
+      </w:r>
+      <w:r>
+        <w:rPr>
+          <w:rFonts w:ascii="Arial" w:hAnsi="Arial" w:cs="Arial"/>
+          <w:b/>
+          <w:bCs/>
+          <w:sz w:val="24"/>
+          <w:szCs w:val="24"/>
+          <w:highlight w:val="yellow"/>
+          <w:lang w:val="es-ES"/>
+        </w:rPr>
+        <w:t>ó</w:t>
+      </w:r>
+      <w:r>
+        <w:rPr>
+          <w:rFonts w:ascii="Arial" w:hAnsi="Arial" w:cs="Arial"/>
+          <w:b/>
+          <w:bCs/>
+          <w:sz w:val="24"/>
+          <w:szCs w:val="24"/>
+          <w:highlight w:val="yellow"/>
+          <w:lang w:val="es-ES"/>
+        </w:rPr>
+        <w:t>n Total</w:t>
       </w:r>
     </w:p>
     <w:p>
@@ -4191,6 +4306,7 @@
         </w:numPr>
         <w:spacing w:after="0" w:line="276" w:lineRule="auto"/>
         <w:rPr>
+          <w:rFonts w:ascii="Arial" w:hAnsi="Arial" w:cs="Arial"/>
           <w:sz w:val="24"/>
           <w:szCs w:val="24"/>
           <w:highlight w:val="yellow"/>
@@ -4199,12 +4315,13 @@
       </w:pPr>
       <w:r>
         <w:rPr>
+          <w:rFonts w:ascii="Arial" w:hAnsi="Arial" w:cs="Arial"/>
           <w:sz w:val="24"/>
           <w:szCs w:val="24"/>
           <w:highlight w:val="yellow"/>
           <w:lang w:val="es-ES"/>
         </w:rPr>
-        <w:t>100u $1.063,7</w:t>
+        <w:t>$10,63 c/libro</w:t>
       </w:r>
     </w:p>
     <w:p>
@@ -4214,8 +4331,9 @@
           <w:ilvl w:val="0"/>
           <w:numId w:val="14"/>
         </w:numPr>
-        <w:spacing w:line="276" w:lineRule="auto"/>
-        <w:rPr>
+        <w:spacing w:after="0" w:line="276" w:lineRule="auto"/>
+        <w:rPr>
+          <w:rFonts w:ascii="Arial" w:hAnsi="Arial" w:cs="Arial"/>
           <w:sz w:val="24"/>
           <w:szCs w:val="24"/>
           <w:highlight w:val="yellow"/>
@@ -4224,21 +4342,13 @@
       </w:pPr>
       <w:r>
         <w:rPr>
+          <w:rFonts w:ascii="Arial" w:hAnsi="Arial" w:cs="Arial"/>
           <w:sz w:val="24"/>
           <w:szCs w:val="24"/>
           <w:highlight w:val="yellow"/>
           <w:lang w:val="es-ES"/>
         </w:rPr>
-        <w:t>1000u $10.637 (un Lot</w:t>
-      </w:r>
-      <w:r>
-        <w:rPr>
-          <w:sz w:val="24"/>
-          <w:szCs w:val="24"/>
-          <w:highlight w:val="yellow"/>
-          <w:lang w:val="es-ES"/>
-        </w:rPr>
-        <w:t>e)</w:t>
+        <w:t>10u $106,37</w:t>
       </w:r>
     </w:p>
     <w:p>
@@ -4248,26 +4358,30 @@
           <w:ilvl w:val="0"/>
           <w:numId w:val="14"/>
         </w:numPr>
-        <w:spacing w:line="276" w:lineRule="auto"/>
-        <w:rPr>
+        <w:spacing w:after="0" w:line="276" w:lineRule="auto"/>
+        <w:rPr>
+          <w:rFonts w:ascii="Arial" w:hAnsi="Arial" w:cs="Arial"/>
           <w:sz w:val="24"/>
           <w:szCs w:val="24"/>
           <w:highlight w:val="yellow"/>
           <w:lang w:val="es-ES"/>
         </w:rPr>
-        <w:sectPr>
-          <w:type w:val="continuous"/>
-          <w:pgSz w:w="11906" w:h="16838"/>
-          <w:pgMar w:top="1440" w:right="1440" w:bottom="1440" w:left="1440" w:header="708" w:footer="708" w:gutter="0"/>
-          <w:cols w:num="2" w:space="708"/>
-          <w:docGrid w:linePitch="360"/>
-        </w:sectPr>
-      </w:pPr>
+      </w:pPr>
+      <w:r>
+        <w:rPr>
+          <w:rFonts w:ascii="Arial" w:hAnsi="Arial" w:cs="Arial"/>
+          <w:sz w:val="24"/>
+          <w:szCs w:val="24"/>
+          <w:highlight w:val="yellow"/>
+          <w:lang w:val="es-ES"/>
+        </w:rPr>
+        <w:t>100u $1.063,7</w:t>
+      </w:r>
     </w:p>
     <w:tbl>
       <w:tblPr>
         <w:tblStyle w:val="Tablaconcuadrcula"/>
-        <w:tblpPr w:leftFromText="141" w:rightFromText="141" w:vertAnchor="page" w:horzAnchor="margin" w:tblpXSpec="center" w:tblpY="1366"/>
+        <w:tblpPr w:leftFromText="141" w:rightFromText="141" w:vertAnchor="page" w:horzAnchor="margin" w:tblpXSpec="center" w:tblpY="11096"/>
         <w:tblW w:w="4611" w:type="dxa"/>
         <w:tblLook w:val="04A0" w:firstRow="1" w:lastRow="0" w:firstColumn="1" w:lastColumn="0" w:noHBand="0" w:noVBand="1"/>
       </w:tblPr>
@@ -4300,8 +4414,117 @@
                 <w:szCs w:val="24"/>
                 <w:lang w:val="es-ES"/>
               </w:rPr>
-              <w:lastRenderedPageBreak/>
-              <w:t>Costo Producción Total</w:t>
+              <w:t xml:space="preserve">Costo Producción </w:t>
+            </w:r>
+          </w:p>
+        </w:tc>
+        <w:tc>
+          <w:tcPr>
+            <w:tcW w:w="1726" w:type="dxa"/>
+            <w:shd w:val="clear" w:color="auto" w:fill="F2F2F2" w:themeFill="background1" w:themeFillShade="F2"/>
+          </w:tcPr>
+          <w:p>
+            <w:pPr>
+              <w:spacing w:after="0" w:line="276" w:lineRule="auto"/>
+              <w:jc w:val="center"/>
+              <w:rPr>
+                <w:sz w:val="24"/>
+                <w:szCs w:val="24"/>
+                <w:lang w:val="es-ES"/>
+              </w:rPr>
+            </w:pPr>
+            <w:r>
+              <w:rPr>
+                <w:sz w:val="24"/>
+                <w:szCs w:val="24"/>
+                <w:lang w:val="es-ES"/>
+              </w:rPr>
+              <w:t>9550</w:t>
+            </w:r>
+          </w:p>
+        </w:tc>
+      </w:tr>
+      <w:tr>
+        <w:trPr>
+          <w:trHeight w:val="419"/>
+        </w:trPr>
+        <w:tc>
+          <w:tcPr>
+            <w:tcW w:w="2885" w:type="dxa"/>
+            <w:shd w:val="clear" w:color="auto" w:fill="D9D9D9" w:themeFill="background1" w:themeFillShade="D9"/>
+          </w:tcPr>
+          <w:p>
+            <w:pPr>
+              <w:spacing w:after="0" w:line="276" w:lineRule="auto"/>
+              <w:jc w:val="center"/>
+              <w:rPr>
+                <w:sz w:val="24"/>
+                <w:szCs w:val="24"/>
+                <w:lang w:val="es-ES"/>
+              </w:rPr>
+            </w:pPr>
+            <w:r>
+              <w:rPr>
+                <w:sz w:val="24"/>
+                <w:szCs w:val="24"/>
+                <w:lang w:val="es-ES"/>
+              </w:rPr>
+              <w:t>Gastos Operativos</w:t>
+            </w:r>
+          </w:p>
+        </w:tc>
+        <w:tc>
+          <w:tcPr>
+            <w:tcW w:w="1726" w:type="dxa"/>
+            <w:shd w:val="clear" w:color="auto" w:fill="D9D9D9" w:themeFill="background1" w:themeFillShade="D9"/>
+          </w:tcPr>
+          <w:p>
+            <w:pPr>
+              <w:spacing w:after="0" w:line="276" w:lineRule="auto"/>
+              <w:jc w:val="center"/>
+              <w:rPr>
+                <w:sz w:val="24"/>
+                <w:szCs w:val="24"/>
+                <w:lang w:val="es-ES"/>
+              </w:rPr>
+            </w:pPr>
+            <w:r>
+              <w:rPr>
+                <w:sz w:val="24"/>
+                <w:szCs w:val="24"/>
+                <w:lang w:val="es-ES"/>
+              </w:rPr>
+              <w:t>120</w:t>
+            </w:r>
+          </w:p>
+        </w:tc>
+      </w:tr>
+      <w:tr>
+        <w:trPr>
+          <w:trHeight w:val="419"/>
+        </w:trPr>
+        <w:tc>
+          <w:tcPr>
+            <w:tcW w:w="2885" w:type="dxa"/>
+            <w:shd w:val="clear" w:color="auto" w:fill="F2F2F2" w:themeFill="background1" w:themeFillShade="F2"/>
+          </w:tcPr>
+          <w:p>
+            <w:pPr>
+              <w:spacing w:after="0" w:line="276" w:lineRule="auto"/>
+              <w:jc w:val="center"/>
+              <w:rPr>
+                <w:sz w:val="24"/>
+                <w:szCs w:val="24"/>
+                <w:lang w:val="es-ES"/>
+              </w:rPr>
+            </w:pPr>
+            <w:r>
+              <w:rPr>
+                <w:sz w:val="24"/>
+                <w:szCs w:val="24"/>
+                <w:lang w:val="es-ES"/>
+              </w:rPr>
+              <w:t>Costo de Producción Total</w:t>
             </w:r>
           </w:p>
         </w:tc>
@@ -4356,23 +4579,7 @@
                 <w:szCs w:val="24"/>
                 <w:lang w:val="es-ES"/>
               </w:rPr>
-              <w:t>P</w:t>
-            </w:r>
-            <w:r>
-              <w:rPr>
-                <w:sz w:val="24"/>
-                <w:szCs w:val="24"/>
-                <w:lang w:val="es-ES"/>
-              </w:rPr>
-              <w:t>PT</w:t>
-            </w:r>
-            <w:r>
-              <w:rPr>
-                <w:sz w:val="24"/>
-                <w:szCs w:val="24"/>
-                <w:lang w:val="es-ES"/>
-              </w:rPr>
-              <w:t xml:space="preserve"> (CPT + 10%)</w:t>
+              <w:t>PPT (CPT + 10%)</w:t>
             </w:r>
           </w:p>
         </w:tc>
@@ -4460,7 +4667,42 @@
     </w:tbl>
     <w:p>
       <w:pPr>
+        <w:pStyle w:val="Prrafodelista"/>
+        <w:numPr>
+          <w:ilvl w:val="0"/>
+          <w:numId w:val="14"/>
+        </w:numPr>
         <w:spacing w:line="276" w:lineRule="auto"/>
+        <w:rPr>
+          <w:rFonts w:ascii="Arial" w:hAnsi="Arial" w:cs="Arial"/>
+          <w:sz w:val="24"/>
+          <w:szCs w:val="24"/>
+          <w:highlight w:val="yellow"/>
+          <w:lang w:val="es-ES"/>
+        </w:rPr>
+        <w:sectPr>
+          <w:type w:val="continuous"/>
+          <w:pgSz w:w="11906" w:h="16838"/>
+          <w:pgMar w:top="1440" w:right="1440" w:bottom="1440" w:left="1440" w:header="708" w:footer="708" w:gutter="0"/>
+          <w:cols w:space="708"/>
+          <w:docGrid w:linePitch="360"/>
+        </w:sectPr>
+      </w:pPr>
+      <w:r>
+        <w:rPr>
+          <w:rFonts w:ascii="Arial" w:hAnsi="Arial" w:cs="Arial"/>
+          <w:sz w:val="24"/>
+          <w:szCs w:val="24"/>
+          <w:highlight w:val="yellow"/>
+          <w:lang w:val="es-ES"/>
+        </w:rPr>
+        <w:t>1000u $10.637 (un Lote)</w:t>
+      </w:r>
+    </w:p>
+    <w:p>
+      <w:pPr>
+        <w:spacing w:line="276" w:lineRule="auto"/>
+        <w:ind w:left="0" w:firstLine="570"/>
         <w:rPr>
           <w:b/>
           <w:bCs/>
@@ -4469,10 +4711,7 @@
           <w:lang w:val="es-ES"/>
         </w:rPr>
       </w:pPr>
-    </w:p>
-    <w:p>
-      <w:pPr>
-        <w:spacing w:line="276" w:lineRule="auto"/>
+      <w:r>
         <w:rPr>
           <w:b/>
           <w:bCs/>
@@ -4480,51 +4719,7 @@
           <w:szCs w:val="24"/>
           <w:lang w:val="es-ES"/>
         </w:rPr>
-      </w:pPr>
-    </w:p>
-    <w:p>
-      <w:pPr>
-        <w:spacing w:line="276" w:lineRule="auto"/>
-        <w:rPr>
-          <w:b/>
-          <w:bCs/>
-          <w:sz w:val="24"/>
-          <w:szCs w:val="24"/>
-          <w:lang w:val="es-ES"/>
-        </w:rPr>
-      </w:pPr>
-    </w:p>
-    <w:p>
-      <w:pPr>
-        <w:spacing w:line="276" w:lineRule="auto"/>
-        <w:rPr>
-          <w:b/>
-          <w:bCs/>
-          <w:sz w:val="24"/>
-          <w:szCs w:val="24"/>
-          <w:lang w:val="es-ES"/>
-        </w:rPr>
-      </w:pPr>
-    </w:p>
-    <w:p>
-      <w:pPr>
-        <w:spacing w:line="276" w:lineRule="auto"/>
-        <w:rPr>
-          <w:b/>
-          <w:bCs/>
-          <w:sz w:val="24"/>
-          <w:szCs w:val="24"/>
-          <w:lang w:val="es-ES"/>
-        </w:rPr>
-      </w:pPr>
-      <w:r>
-        <w:rPr>
-          <w:b/>
-          <w:bCs/>
-          <w:sz w:val="24"/>
-          <w:szCs w:val="24"/>
-          <w:lang w:val="es-ES"/>
-        </w:rPr>
+        <w:lastRenderedPageBreak/>
         <w:t>Propaganda</w:t>
       </w:r>
     </w:p>
@@ -4700,7 +4895,121 @@
           <w:szCs w:val="24"/>
           <w:lang w:val="es-ES"/>
         </w:rPr>
-        <w:t>La distribución se basará de forma directa. Ya que seremos nosotros quienes vendan los libros y/o los donen. No buscaremos intermediarios para evitar plagios o mal intenciones corruptas por parte de estos. Además, esto fomentara una cercanía amigable entre los auspiciantes, nosotros y donados.</w:t>
+        <w:t>La distribución se basará de forma directa</w:t>
+      </w:r>
+      <w:r>
+        <w:rPr>
+          <w:sz w:val="24"/>
+          <w:szCs w:val="24"/>
+          <w:lang w:val="es-ES"/>
+        </w:rPr>
+        <w:t>, respectivo sistema ‘cero’.</w:t>
+      </w:r>
+      <w:r>
+        <w:rPr>
+          <w:sz w:val="24"/>
+          <w:szCs w:val="24"/>
+          <w:lang w:val="es-ES"/>
+        </w:rPr>
+        <w:t xml:space="preserve"> Ya que seremos nosotros quienes vendan los libros y/o los donen. No buscaremos intermediarios para evitar plagios o mal intenciones corruptas por parte de estos. Además, esto fomentara una cercanía amigable entre los auspiciantes, nosotros y donados.</w:t>
+      </w:r>
+    </w:p>
+    <w:p>
+      <w:pPr>
+        <w:spacing w:line="276" w:lineRule="auto"/>
+        <w:rPr>
+          <w:sz w:val="24"/>
+          <w:szCs w:val="24"/>
+          <w:lang w:val="es-ES"/>
+        </w:rPr>
+      </w:pPr>
+      <w:r>
+        <w:rPr>
+          <w:sz w:val="24"/>
+          <w:szCs w:val="24"/>
+          <w:lang w:val="es-ES"/>
+        </w:rPr>
+        <w:t>Pero si cabe recalcar, que este sistema solo se aplica para los productos finales. En cambio, si hablamos de la materia prima y todos los insumos pa</w:t>
+      </w:r>
+      <w:r>
+        <w:rPr>
+          <w:sz w:val="24"/>
+          <w:szCs w:val="24"/>
+          <w:lang w:val="es-ES"/>
+        </w:rPr>
+        <w:t>ra</w:t>
+      </w:r>
+      <w:r>
+        <w:rPr>
+          <w:sz w:val="24"/>
+          <w:szCs w:val="24"/>
+          <w:lang w:val="es-ES"/>
+        </w:rPr>
+        <w:t xml:space="preserve"> la producción, estos tendrán un sistema de distribución de forma</w:t>
+      </w:r>
+      <w:r>
+        <w:rPr>
+          <w:sz w:val="24"/>
+          <w:szCs w:val="24"/>
+          <w:lang w:val="es-ES"/>
+        </w:rPr>
+        <w:t xml:space="preserve"> directa, pero utilizarán un intermediario, que sería los almacenes. En estos se despacharán los insumos para luego ser utilizados en nuestro establecimiento</w:t>
+      </w:r>
+    </w:p>
+    <w:p>
+      <w:pPr>
+        <w:spacing w:line="276" w:lineRule="auto"/>
+        <w:rPr>
+          <w:sz w:val="24"/>
+          <w:szCs w:val="24"/>
+          <w:lang w:val="es-ES"/>
+        </w:rPr>
+      </w:pPr>
+      <w:r>
+        <w:rPr>
+          <w:sz w:val="24"/>
+          <w:szCs w:val="24"/>
+          <w:lang w:val="es-ES"/>
+        </w:rPr>
+        <w:t>Finalmente, si hablamos en proyecto a futuro, podemos hablar de un sistema de distribución ‘uno’ o incluso ‘dos. Ya que grandes negocios o pequeñas librerías pueden estar interesados en la contribución de esto y nos permitirá tener aun más alcance de lo que teníamos. Todo esto se llevaría a cabo, utilizando camiones de transporte, que ya poseemos.</w:t>
+      </w:r>
+    </w:p>
+    <w:p>
+      <w:pPr>
+        <w:spacing w:line="276" w:lineRule="auto"/>
+        <w:rPr>
+          <w:sz w:val="24"/>
+          <w:szCs w:val="24"/>
+          <w:lang w:val="es-ES"/>
+        </w:rPr>
+      </w:pPr>
+    </w:p>
+    <w:p>
+      <w:pPr>
+        <w:spacing w:line="276" w:lineRule="auto"/>
+        <w:rPr>
+          <w:sz w:val="24"/>
+          <w:szCs w:val="24"/>
+          <w:lang w:val="es-ES"/>
+        </w:rPr>
+      </w:pPr>
+    </w:p>
+    <w:p>
+      <w:pPr>
+        <w:spacing w:line="276" w:lineRule="auto"/>
+        <w:rPr>
+          <w:sz w:val="24"/>
+          <w:szCs w:val="24"/>
+          <w:lang w:val="es-ES"/>
+        </w:rPr>
+      </w:pPr>
+      <w:r>
+        <w:rPr>
+          <w:sz w:val="24"/>
+          <w:szCs w:val="24"/>
+          <w:lang w:val="es-ES"/>
+        </w:rPr>
+        <w:tab/>
       </w:r>
     </w:p>
     <w:p>
@@ -4723,6 +5032,7 @@
           <w:szCs w:val="28"/>
           <w:lang w:val="es-ES"/>
         </w:rPr>
+        <w:lastRenderedPageBreak/>
         <w:t>11.</w:t>
       </w:r>
       <w:r>
@@ -4829,7 +5139,6 @@
           <w:szCs w:val="24"/>
           <w:lang w:val="es-ES"/>
         </w:rPr>
-        <w:lastRenderedPageBreak/>
         <w:t>Capital humano: conocimientos de diseño gráfico – analista en sistemas para el desarrollo de software de asignación de libros – Encargado de maquinarias – Transportista – Limpieza</w:t>
       </w:r>
     </w:p>
@@ -4919,25 +5228,7 @@
           <w:szCs w:val="24"/>
           <w:lang w:val="es-ES"/>
         </w:rPr>
-        <w:t xml:space="preserve">Serán utilizadas fuentes externas, como lo es la colaboración de empresas. Debido a que la compra de maquinaria será </w:t>
-      </w:r>
-      <w:proofErr w:type="spellStart"/>
-      <w:r>
-        <w:rPr>
-          <w:sz w:val="24"/>
-          <w:szCs w:val="24"/>
-          <w:lang w:val="es-ES"/>
-        </w:rPr>
-        <w:t>llevandose</w:t>
-      </w:r>
-      <w:proofErr w:type="spellEnd"/>
-      <w:r>
-        <w:rPr>
-          <w:sz w:val="24"/>
-          <w:szCs w:val="24"/>
-          <w:lang w:val="es-ES"/>
-        </w:rPr>
-        <w:t xml:space="preserve"> a cabo durante el tiempo, al inicio surge el uso de computadoras personales e impresoras convencionales para la imprenta de libros. Pero avanzando en el tiempo, podremos costear prestamos financieros para la compra de nueva maquinaria</w:t>
+        <w:t>Serán utilizadas fuentes externas, como lo es la colaboración de empresas. Debido a que la compra de maquinaria será llevandose a cabo durante el tiempo, al inicio surge el uso de computadoras personales e impresoras convencionales para la imprenta de libros. Pero avanzando en el tiempo, podremos costear prestamos financieros para la compra de nueva maquinaria</w:t>
       </w:r>
       <w:r>
         <w:rPr>
@@ -4969,17 +5260,7 @@
           <w:szCs w:val="28"/>
           <w:lang w:val="es-ES"/>
         </w:rPr>
-        <w:t>13.</w:t>
-      </w:r>
-      <w:r>
-        <w:rPr>
-          <w:b/>
-          <w:bCs/>
-          <w:sz w:val="28"/>
-          <w:szCs w:val="28"/>
-          <w:lang w:val="es-ES"/>
-        </w:rPr>
-        <w:t xml:space="preserve"> </w:t>
+        <w:t xml:space="preserve">13. </w:t>
       </w:r>
       <w:r>
         <w:rPr>
@@ -5041,7 +5322,16 @@
           <w:szCs w:val="24"/>
           <w:lang w:val="es-ES"/>
         </w:rPr>
-        <w:t>Maquina impresora $50.000 (patrimonio)</w:t>
+        <w:t>Maquina impresora $50.00</w:t>
+      </w:r>
+      <w:r>
+        <w:rPr>
+          <w:rFonts w:ascii="Arial" w:hAnsi="Arial" w:cs="Arial"/>
+          <w:sz w:val="24"/>
+          <w:szCs w:val="24"/>
+          <w:lang w:val="es-ES"/>
+        </w:rPr>
+        <w:t>0</w:t>
       </w:r>
     </w:p>
     <w:p>
@@ -5093,7 +5383,25 @@
           <w:szCs w:val="24"/>
           <w:lang w:val="es-ES"/>
         </w:rPr>
-        <w:t>Máquina de encuadernación $3000</w:t>
+        <w:t>Máquina de encuadernación $3</w:t>
+      </w:r>
+      <w:r>
+        <w:rPr>
+          <w:rFonts w:ascii="Arial" w:hAnsi="Arial" w:cs="Arial"/>
+          <w:sz w:val="24"/>
+          <w:szCs w:val="24"/>
+          <w:lang w:val="es-ES"/>
+        </w:rPr>
+        <w:t>0.</w:t>
+      </w:r>
+      <w:r>
+        <w:rPr>
+          <w:rFonts w:ascii="Arial" w:hAnsi="Arial" w:cs="Arial"/>
+          <w:sz w:val="24"/>
+          <w:szCs w:val="24"/>
+          <w:lang w:val="es-ES"/>
+        </w:rPr>
+        <w:t>000</w:t>
       </w:r>
     </w:p>
     <w:p>
@@ -5305,6 +5613,7 @@
       </w:r>
       <w:r>
         <w:rPr>
+          <w:rFonts w:ascii="Arial" w:hAnsi="Arial" w:cs="Arial"/>
           <w:sz w:val="24"/>
           <w:szCs w:val="24"/>
           <w:lang w:val="es-ES"/>
@@ -5323,7 +5632,10 @@
           <w:lang w:val="es-ES"/>
         </w:rPr>
       </w:pPr>
-      <w:r>
+    </w:p>
+    <w:p>
+      <w:pPr>
+        <w:ind w:left="-142"/>
         <w:rPr>
           <w:b/>
           <w:bCs/>
@@ -5331,9 +5643,11 @@
           <w:szCs w:val="28"/>
           <w:lang w:val="es-ES"/>
         </w:rPr>
-        <w:t xml:space="preserve">14. </w:t>
-      </w:r>
-      <w:r>
+      </w:pPr>
+    </w:p>
+    <w:p>
+      <w:pPr>
+        <w:ind w:left="-142"/>
         <w:rPr>
           <w:b/>
           <w:bCs/>
@@ -5341,6 +5655,112 @@
           <w:szCs w:val="28"/>
           <w:lang w:val="es-ES"/>
         </w:rPr>
+      </w:pPr>
+      <w:r>
+        <w:rPr>
+          <w:b/>
+          <w:bCs/>
+          <w:sz w:val="28"/>
+          <w:szCs w:val="28"/>
+          <w:lang w:val="es-ES"/>
+        </w:rPr>
+        <w:lastRenderedPageBreak/>
+        <w:t xml:space="preserve">14. </w:t>
+      </w:r>
+      <w:r>
+        <w:rPr>
+          <w:b/>
+          <w:bCs/>
+          <w:sz w:val="28"/>
+          <w:szCs w:val="28"/>
+          <w:lang w:val="es-ES"/>
+        </w:rPr>
+        <w:t>P</w:t>
+      </w:r>
+      <w:r>
+        <w:rPr>
+          <w:b/>
+          <w:bCs/>
+          <w:sz w:val="28"/>
+          <w:szCs w:val="28"/>
+          <w:lang w:val="es-ES"/>
+        </w:rPr>
+        <w:t>resupuesto</w:t>
+      </w:r>
+    </w:p>
+    <w:p>
+      <w:pPr>
+        <w:ind w:left="-142"/>
+        <w:rPr>
+          <w:b/>
+          <w:bCs/>
+          <w:sz w:val="24"/>
+          <w:szCs w:val="24"/>
+          <w:lang w:val="es-ES"/>
+        </w:rPr>
+      </w:pPr>
+    </w:p>
+    <w:p>
+      <w:pPr>
+        <w:ind w:left="-142"/>
+        <w:rPr>
+          <w:b/>
+          <w:bCs/>
+          <w:sz w:val="24"/>
+          <w:szCs w:val="24"/>
+          <w:lang w:val="es-ES"/>
+        </w:rPr>
+      </w:pPr>
+    </w:p>
+    <w:p>
+      <w:pPr>
+        <w:ind w:left="-142"/>
+        <w:rPr>
+          <w:b/>
+          <w:bCs/>
+          <w:sz w:val="28"/>
+          <w:szCs w:val="28"/>
+          <w:lang w:val="es-ES"/>
+        </w:rPr>
+      </w:pPr>
+      <w:r>
+        <w:rPr>
+          <w:b/>
+          <w:bCs/>
+          <w:sz w:val="28"/>
+          <w:szCs w:val="28"/>
+          <w:lang w:val="es-ES"/>
+        </w:rPr>
+        <w:t>1</w:t>
+      </w:r>
+      <w:r>
+        <w:rPr>
+          <w:b/>
+          <w:bCs/>
+          <w:sz w:val="28"/>
+          <w:szCs w:val="28"/>
+          <w:lang w:val="es-ES"/>
+        </w:rPr>
+        <w:t>5</w:t>
+      </w:r>
+      <w:r>
+        <w:rPr>
+          <w:b/>
+          <w:bCs/>
+          <w:sz w:val="28"/>
+          <w:szCs w:val="28"/>
+          <w:lang w:val="es-ES"/>
+        </w:rPr>
+        <w:t xml:space="preserve">. </w:t>
+      </w:r>
+      <w:r>
+        <w:rPr>
+          <w:b/>
+          <w:bCs/>
+          <w:sz w:val="28"/>
+          <w:szCs w:val="28"/>
+          <w:lang w:val="es-ES"/>
+        </w:rPr>
         <w:t>Documentación y Legalidad</w:t>
       </w:r>
     </w:p>
@@ -5461,7 +5881,6 @@
           <w:rStyle w:val="Textoennegrita"/>
           <w:rFonts w:ascii="Arial" w:hAnsi="Arial" w:cs="Arial"/>
         </w:rPr>
-        <w:lastRenderedPageBreak/>
         <w:t>Documentación de seguridad e higiene:</w:t>
       </w:r>
       <w:r>
@@ -5981,7 +6400,7 @@
         <v:path o:extrusionok="f" gradientshapeok="t" o:connecttype="rect"/>
         <o:lock v:ext="edit" aspectratio="t"/>
       </v:shapetype>
-      <v:shape id="_x0000_i1075" type="#_x0000_t75" style="width:10.9pt;height:10.9pt" o:bullet="t">
+      <v:shape id="_x0000_i1188" type="#_x0000_t75" style="width:10.65pt;height:10.65pt" o:bullet="t">
         <v:imagedata r:id="rId1" o:title="mso4FA2"/>
       </v:shape>
     </w:pict>
@@ -6638,6 +7057,92 @@
     </w:lvl>
   </w:abstractNum>
   <w:abstractNum w:abstractNumId="4" w15:restartNumberingAfterBreak="0">
+    <w:nsid w:val="1E887FD3"/>
+    <w:multiLevelType w:val="hybridMultilevel"/>
+    <w:tmpl w:val="35D20E90"/>
+    <w:lvl w:ilvl="0" w:tplc="2C0A000F">
+      <w:start w:val="1"/>
+      <w:numFmt w:val="decimal"/>
+      <w:lvlText w:val="%1."/>
+      <w:lvlJc w:val="left"/>
+      <w:pPr>
+        <w:ind w:left="720" w:hanging="360"/>
+      </w:pPr>
+    </w:lvl>
+    <w:lvl w:ilvl="1" w:tplc="2C0A0019" w:tentative="1">
+      <w:start w:val="1"/>
+      <w:numFmt w:val="lowerLetter"/>
+      <w:lvlText w:val="%2."/>
+      <w:lvlJc w:val="left"/>
+      <w:pPr>
+        <w:ind w:left="1440" w:hanging="360"/>
+      </w:pPr>
+    </w:lvl>
+    <w:lvl w:ilvl="2" w:tplc="2C0A001B" w:tentative="1">
+      <w:start w:val="1"/>
+      <w:numFmt w:val="lowerRoman"/>
+      <w:lvlText w:val="%3."/>
+      <w:lvlJc w:val="right"/>
+      <w:pPr>
+        <w:ind w:left="2160" w:hanging="180"/>
+      </w:pPr>
+    </w:lvl>
+    <w:lvl w:ilvl="3" w:tplc="2C0A000F" w:tentative="1">
+      <w:start w:val="1"/>
+      <w:numFmt w:val="decimal"/>
+      <w:lvlText w:val="%4."/>
+      <w:lvlJc w:val="left"/>
+      <w:pPr>
+        <w:ind w:left="2880" w:hanging="360"/>
+      </w:pPr>
+    </w:lvl>
+    <w:lvl w:ilvl="4" w:tplc="2C0A0019" w:tentative="1">
+      <w:start w:val="1"/>
+      <w:numFmt w:val="lowerLetter"/>
+      <w:lvlText w:val="%5."/>
+      <w:lvlJc w:val="left"/>
+      <w:pPr>
+        <w:ind w:left="3600" w:hanging="360"/>
+      </w:pPr>
+    </w:lvl>
+    <w:lvl w:ilvl="5" w:tplc="2C0A001B" w:tentative="1">
+      <w:start w:val="1"/>
+      <w:numFmt w:val="lowerRoman"/>
+      <w:lvlText w:val="%6."/>
+      <w:lvlJc w:val="right"/>
+      <w:pPr>
+        <w:ind w:left="4320" w:hanging="180"/>
+      </w:pPr>
+    </w:lvl>
+    <w:lvl w:ilvl="6" w:tplc="2C0A000F" w:tentative="1">
+      <w:start w:val="1"/>
+      <w:numFmt w:val="decimal"/>
+      <w:lvlText w:val="%7."/>
+      <w:lvlJc w:val="left"/>
+      <w:pPr>
+        <w:ind w:left="5040" w:hanging="360"/>
+      </w:pPr>
+    </w:lvl>
+    <w:lvl w:ilvl="7" w:tplc="2C0A0019" w:tentative="1">
+      <w:start w:val="1"/>
+      <w:numFmt w:val="lowerLetter"/>
+      <w:lvlText w:val="%8."/>
+      <w:lvlJc w:val="left"/>
+      <w:pPr>
+        <w:ind w:left="5760" w:hanging="360"/>
+      </w:pPr>
+    </w:lvl>
+    <w:lvl w:ilvl="8" w:tplc="2C0A001B" w:tentative="1">
+      <w:start w:val="1"/>
+      <w:numFmt w:val="lowerRoman"/>
+      <w:lvlText w:val="%9."/>
+      <w:lvlJc w:val="right"/>
+      <w:pPr>
+        <w:ind w:left="6480" w:hanging="180"/>
+      </w:pPr>
+    </w:lvl>
+  </w:abstractNum>
+  <w:abstractNum w:abstractNumId="5" w15:restartNumberingAfterBreak="0">
     <w:nsid w:val="1EB54FA1"/>
     <w:multiLevelType w:val="multilevel"/>
     <w:tmpl w:val="996E804E"/>
@@ -6851,7 +7356,7 @@
       </w:rPr>
     </w:lvl>
   </w:abstractNum>
-  <w:abstractNum w:abstractNumId="5" w15:restartNumberingAfterBreak="0">
+  <w:abstractNum w:abstractNumId="6" w15:restartNumberingAfterBreak="0">
     <w:nsid w:val="351D6047"/>
     <w:multiLevelType w:val="hybridMultilevel"/>
     <w:tmpl w:val="A21A49A6"/>
@@ -6937,7 +7442,7 @@
       </w:pPr>
     </w:lvl>
   </w:abstractNum>
-  <w:abstractNum w:abstractNumId="6" w15:restartNumberingAfterBreak="0">
+  <w:abstractNum w:abstractNumId="7" w15:restartNumberingAfterBreak="0">
     <w:nsid w:val="469913BE"/>
     <w:multiLevelType w:val="hybridMultilevel"/>
     <w:tmpl w:val="F67A4BC0"/>
@@ -7051,7 +7556,7 @@
       </w:rPr>
     </w:lvl>
   </w:abstractNum>
-  <w:abstractNum w:abstractNumId="7" w15:restartNumberingAfterBreak="0">
+  <w:abstractNum w:abstractNumId="8" w15:restartNumberingAfterBreak="0">
     <w:nsid w:val="482A4950"/>
     <w:multiLevelType w:val="hybridMultilevel"/>
     <w:tmpl w:val="2D1268A2"/>
@@ -7164,7 +7669,7 @@
       </w:rPr>
     </w:lvl>
   </w:abstractNum>
-  <w:abstractNum w:abstractNumId="8" w15:restartNumberingAfterBreak="0">
+  <w:abstractNum w:abstractNumId="9" w15:restartNumberingAfterBreak="0">
     <w:nsid w:val="494B7E33"/>
     <w:multiLevelType w:val="hybridMultilevel"/>
     <w:tmpl w:val="AEFC936E"/>
@@ -7278,7 +7783,7 @@
       </w:rPr>
     </w:lvl>
   </w:abstractNum>
-  <w:abstractNum w:abstractNumId="9" w15:restartNumberingAfterBreak="0">
+  <w:abstractNum w:abstractNumId="10" w15:restartNumberingAfterBreak="0">
     <w:nsid w:val="527B0671"/>
     <w:multiLevelType w:val="hybridMultilevel"/>
     <w:tmpl w:val="8E98CF74"/>
@@ -7490,7 +7995,7 @@
       </w:rPr>
     </w:lvl>
   </w:abstractNum>
-  <w:abstractNum w:abstractNumId="10" w15:restartNumberingAfterBreak="0">
+  <w:abstractNum w:abstractNumId="11" w15:restartNumberingAfterBreak="0">
     <w:nsid w:val="56F40674"/>
     <w:multiLevelType w:val="hybridMultilevel"/>
     <w:tmpl w:val="679C2F8E"/>
@@ -7604,7 +8109,7 @@
       </w:rPr>
     </w:lvl>
   </w:abstractNum>
-  <w:abstractNum w:abstractNumId="11" w15:restartNumberingAfterBreak="0">
+  <w:abstractNum w:abstractNumId="12" w15:restartNumberingAfterBreak="0">
     <w:nsid w:val="5E5D5D7C"/>
     <w:multiLevelType w:val="hybridMultilevel"/>
     <w:tmpl w:val="5B36B2F0"/>
@@ -7816,7 +8321,7 @@
       </w:rPr>
     </w:lvl>
   </w:abstractNum>
-  <w:abstractNum w:abstractNumId="12" w15:restartNumberingAfterBreak="0">
+  <w:abstractNum w:abstractNumId="13" w15:restartNumberingAfterBreak="0">
     <w:nsid w:val="714545BC"/>
     <w:multiLevelType w:val="hybridMultilevel"/>
     <w:tmpl w:val="C5004D0C"/>
@@ -7929,7 +8434,7 @@
       </w:rPr>
     </w:lvl>
   </w:abstractNum>
-  <w:abstractNum w:abstractNumId="13" w15:restartNumberingAfterBreak="0">
+  <w:abstractNum w:abstractNumId="14" w15:restartNumberingAfterBreak="0">
     <w:nsid w:val="7AFB491C"/>
     <w:multiLevelType w:val="hybridMultilevel"/>
     <w:tmpl w:val="E012A0F4"/>
@@ -8142,7 +8647,7 @@
       </w:rPr>
     </w:lvl>
   </w:abstractNum>
-  <w:abstractNum w:abstractNumId="14" w15:restartNumberingAfterBreak="0">
+  <w:abstractNum w:abstractNumId="15" w15:restartNumberingAfterBreak="0">
     <w:nsid w:val="7D161936"/>
     <w:multiLevelType w:val="hybridMultilevel"/>
     <w:tmpl w:val="A3BCCC20"/>
@@ -8356,13 +8861,13 @@
     </w:lvl>
   </w:abstractNum>
   <w:num w:numId="1">
-    <w:abstractNumId w:val="11"/>
+    <w:abstractNumId w:val="12"/>
   </w:num>
   <w:num w:numId="2">
-    <w:abstractNumId w:val="4"/>
+    <w:abstractNumId w:val="5"/>
   </w:num>
   <w:num w:numId="3">
-    <w:abstractNumId w:val="14"/>
+    <w:abstractNumId w:val="15"/>
   </w:num>
   <w:num w:numId="4">
     <w:abstractNumId w:val="0"/>
@@ -8371,34 +8876,37 @@
     <w:abstractNumId w:val="2"/>
   </w:num>
   <w:num w:numId="6">
-    <w:abstractNumId w:val="9"/>
+    <w:abstractNumId w:val="10"/>
   </w:num>
   <w:num w:numId="7">
-    <w:abstractNumId w:val="6"/>
+    <w:abstractNumId w:val="7"/>
   </w:num>
   <w:num w:numId="8">
-    <w:abstractNumId w:val="8"/>
+    <w:abstractNumId w:val="9"/>
   </w:num>
   <w:num w:numId="9">
     <w:abstractNumId w:val="1"/>
   </w:num>
   <w:num w:numId="10">
-    <w:abstractNumId w:val="10"/>
+    <w:abstractNumId w:val="11"/>
   </w:num>
   <w:num w:numId="11">
-    <w:abstractNumId w:val="12"/>
+    <w:abstractNumId w:val="13"/>
   </w:num>
   <w:num w:numId="12">
-    <w:abstractNumId w:val="13"/>
+    <w:abstractNumId w:val="14"/>
   </w:num>
   <w:num w:numId="13">
-    <w:abstractNumId w:val="5"/>
+    <w:abstractNumId w:val="6"/>
   </w:num>
   <w:num w:numId="14">
-    <w:abstractNumId w:val="7"/>
+    <w:abstractNumId w:val="8"/>
   </w:num>
   <w:num w:numId="15">
     <w:abstractNumId w:val="3"/>
+  </w:num>
+  <w:num w:numId="16">
+    <w:abstractNumId w:val="4"/>
   </w:num>
 </w:numbering>
 </file>

--- a/TP Org y Gestión de las organizaciones - Becerra y Jeremías.docx
+++ b/TP Org y Gestión de las organizaciones - Becerra y Jeremías.docx
@@ -363,13 +363,36 @@
         <w:spacing w:after="0" w:line="259" w:lineRule="auto"/>
         <w:ind w:left="-5"/>
         <w:jc w:val="left"/>
-      </w:pPr>
-      <w:r>
         <w:rPr>
           <w:rFonts w:eastAsia="Calibri"/>
           <w:color w:val="1F1F1F"/>
           <w:sz w:val="32"/>
         </w:rPr>
+        <w:sectPr>
+          <w:headerReference w:type="even" r:id="rId8"/>
+          <w:headerReference w:type="default" r:id="rId9"/>
+          <w:footerReference w:type="even" r:id="rId10"/>
+          <w:footerReference w:type="default" r:id="rId11"/>
+          <w:headerReference w:type="first" r:id="rId12"/>
+          <w:footerReference w:type="first" r:id="rId13"/>
+          <w:pgSz w:w="11905" w:h="16840"/>
+          <w:pgMar w:top="1440" w:right="1440" w:bottom="1440" w:left="1440" w:header="748" w:footer="709" w:gutter="0"/>
+          <w:cols w:space="720"/>
+        </w:sectPr>
+      </w:pPr>
+    </w:p>
+    <w:p>
+      <w:pPr>
+        <w:spacing w:after="0" w:line="259" w:lineRule="auto"/>
+        <w:ind w:left="-5"/>
+        <w:jc w:val="left"/>
+      </w:pPr>
+      <w:r>
+        <w:rPr>
+          <w:rFonts w:eastAsia="Calibri"/>
+          <w:color w:val="1F1F1F"/>
+          <w:sz w:val="32"/>
+        </w:rPr>
         <w:t xml:space="preserve">Año y curso: 6to TIPP </w:t>
       </w:r>
     </w:p>
@@ -444,6 +467,44 @@
         <w:jc w:val="center"/>
         <w:rPr>
           <w:b/>
+          <w:sz w:val="36"/>
+          <w:szCs w:val="28"/>
+          <w:u w:val="single"/>
+        </w:rPr>
+        <w:sectPr>
+          <w:type w:val="continuous"/>
+          <w:pgSz w:w="11905" w:h="16840"/>
+          <w:pgMar w:top="1440" w:right="1440" w:bottom="1440" w:left="1440" w:header="748" w:footer="709" w:gutter="0"/>
+          <w:cols w:space="720"/>
+        </w:sectPr>
+      </w:pPr>
+    </w:p>
+    <w:p>
+      <w:pPr>
+        <w:spacing w:after="247" w:line="259" w:lineRule="auto"/>
+        <w:ind w:left="562" w:firstLine="0"/>
+        <w:jc w:val="center"/>
+        <w:rPr>
+          <w:b/>
+          <w:sz w:val="36"/>
+          <w:szCs w:val="28"/>
+          <w:u w:val="single"/>
+        </w:rPr>
+        <w:sectPr>
+          <w:type w:val="continuous"/>
+          <w:pgSz w:w="11905" w:h="16840"/>
+          <w:pgMar w:top="1440" w:right="1440" w:bottom="1440" w:left="1440" w:header="748" w:footer="709" w:gutter="0"/>
+          <w:cols w:num="2" w:space="720"/>
+        </w:sectPr>
+      </w:pPr>
+    </w:p>
+    <w:p>
+      <w:pPr>
+        <w:spacing w:after="247" w:line="259" w:lineRule="auto"/>
+        <w:ind w:left="562" w:firstLine="0"/>
+        <w:jc w:val="center"/>
+        <w:rPr>
+          <w:b/>
           <w:sz w:val="28"/>
           <w:szCs w:val="28"/>
           <w:u w:val="single"/>
@@ -502,7 +563,21 @@
           <w:sz w:val="24"/>
           <w:szCs w:val="24"/>
         </w:rPr>
-        <w:t xml:space="preserve"> es una empresa dedicada a la venta y donación de libros. Su principal objetivo es hacer que el acceso al conocimiento sea más accesible, al mismo tiempo que busca contribuir al cuidado del medio ambiente</w:t>
+        <w:t xml:space="preserve"> es una empresa</w:t>
+      </w:r>
+      <w:r>
+        <w:rPr>
+          <w:sz w:val="24"/>
+          <w:szCs w:val="24"/>
+        </w:rPr>
+        <w:t xml:space="preserve"> sin fin de lucro, </w:t>
+      </w:r>
+      <w:r>
+        <w:rPr>
+          <w:sz w:val="24"/>
+          <w:szCs w:val="24"/>
+        </w:rPr>
+        <w:t>dedicada a la venta y donación de libros. Su principal objetivo es hacer que el acceso al conocimiento sea más accesible, al mismo tiempo que busca contribuir al cuidado del medio ambiente</w:t>
       </w:r>
     </w:p>
     <w:p>
@@ -560,56 +635,28 @@
           <w:sz w:val="24"/>
           <w:szCs w:val="24"/>
         </w:rPr>
-        <w:t xml:space="preserve">La empresa propone un modelo de negocio basado en la producción de libros </w:t>
-      </w:r>
-      <w:r>
-        <w:rPr>
-          <w:sz w:val="24"/>
-          <w:szCs w:val="24"/>
-        </w:rPr>
-        <w:t xml:space="preserve">de material reciclado y donarlos. Pero para cubrir esta producción se necesitan fondos, por ende, vamos a establecer espacios publicitarios </w:t>
-      </w:r>
-      <w:r>
-        <w:rPr>
-          <w:sz w:val="24"/>
-          <w:szCs w:val="24"/>
-        </w:rPr>
-        <w:t>dentro de los libros para</w:t>
-      </w:r>
-      <w:r>
-        <w:rPr>
-          <w:sz w:val="24"/>
-          <w:szCs w:val="24"/>
-        </w:rPr>
-        <w:t xml:space="preserve"> esos</w:t>
-      </w:r>
-      <w:r>
-        <w:rPr>
-          <w:sz w:val="24"/>
-          <w:szCs w:val="24"/>
-        </w:rPr>
-        <w:t xml:space="preserve"> quienes desean </w:t>
-      </w:r>
-      <w:r>
-        <w:rPr>
-          <w:sz w:val="24"/>
-          <w:szCs w:val="24"/>
-        </w:rPr>
-        <w:t xml:space="preserve">apoyar nuestra idea, tengan la posibilidad de </w:t>
-      </w:r>
-      <w:r>
-        <w:rPr>
-          <w:sz w:val="24"/>
-          <w:szCs w:val="24"/>
-        </w:rPr>
-        <w:t>difundir</w:t>
-      </w:r>
-      <w:r>
-        <w:rPr>
-          <w:sz w:val="24"/>
-          <w:szCs w:val="24"/>
-        </w:rPr>
-        <w:t xml:space="preserve"> publicidad.</w:t>
+        <w:t>La empresa propone un modelo de negocio basado en la producción de libros utilizando materiales reciclados</w:t>
+      </w:r>
+      <w:r>
+        <w:rPr>
+          <w:sz w:val="24"/>
+          <w:szCs w:val="24"/>
+        </w:rPr>
+        <w:t xml:space="preserve">. </w:t>
+      </w:r>
+      <w:r>
+        <w:rPr>
+          <w:sz w:val="24"/>
+          <w:szCs w:val="24"/>
+        </w:rPr>
+        <w:t>Parte de estos libros será financiada mediante espacios publicitarios contratados por empresas patrocinadoras, permitiendo que los ejemplares puedan ser posteriormente donados a personas e instituciones que tengan dificultades para acceder a ellos</w:t>
+      </w:r>
+      <w:r>
+        <w:rPr>
+          <w:sz w:val="24"/>
+          <w:szCs w:val="24"/>
+        </w:rPr>
+        <w:t>.</w:t>
       </w:r>
     </w:p>
     <w:p>
@@ -618,41 +665,16 @@
         <w:ind w:left="565"/>
         <w:jc w:val="left"/>
         <w:rPr>
-          <w:sz w:val="24"/>
-          <w:szCs w:val="24"/>
-        </w:rPr>
-      </w:pPr>
-      <w:r>
-        <w:rPr>
-          <w:sz w:val="24"/>
-          <w:szCs w:val="24"/>
-        </w:rPr>
-        <w:t>Aprovechando como también, las tecnologías de telecomunicaciones como medio de difunción de nuestra propuesta hacia la sociedad y las imágenes de las empresas contribuyentes para que puedan tener una mejor relación con las personas</w:t>
-      </w:r>
-      <w:r>
-        <w:rPr>
-          <w:sz w:val="24"/>
-          <w:szCs w:val="24"/>
-        </w:rPr>
-        <w:t>.</w:t>
-      </w:r>
-    </w:p>
-    <w:p>
-      <w:pPr>
-        <w:spacing w:after="280" w:line="240" w:lineRule="auto"/>
-        <w:ind w:left="565"/>
-        <w:jc w:val="left"/>
-        <w:rPr>
-          <w:sz w:val="24"/>
-          <w:szCs w:val="24"/>
-        </w:rPr>
-      </w:pPr>
-      <w:r>
-        <w:rPr>
-          <w:sz w:val="24"/>
-          <w:szCs w:val="24"/>
-        </w:rPr>
-        <w:t>Su principal diferencia ante las otras empresas es que, FreeKnow tiene la capacidad y garantía de utilizar materiales reciclables para producir libros, utilizarlos como espacio publicitario, donarlos a quienes los necesiten.</w:t>
+          <w:sz w:val="28"/>
+          <w:szCs w:val="28"/>
+        </w:rPr>
+      </w:pPr>
+      <w:r>
+        <w:rPr>
+          <w:sz w:val="24"/>
+          <w:szCs w:val="24"/>
+        </w:rPr>
+        <w:t>De esta manera, Free Know busca resolver dos necesidades: facilitar el acceso a libros y conocimiento, especialmente en sectores con menor acceso a estos recursos, y ofrecer a las empresas una alternativa de publicidad vinculada con un proyecto de impacto educativo y ambiental.</w:t>
       </w:r>
     </w:p>
     <w:p>
@@ -782,8 +804,19 @@
           <w:sz w:val="24"/>
           <w:szCs w:val="24"/>
         </w:rPr>
-        <w:t>Free Water</w:t>
-      </w:r>
+        <w:t xml:space="preserve">Free </w:t>
+      </w:r>
+      <w:proofErr w:type="spellStart"/>
+      <w:r>
+        <w:rPr>
+          <w:i/>
+          <w:iCs/>
+          <w:sz w:val="24"/>
+          <w:szCs w:val="24"/>
+        </w:rPr>
+        <w:t>Water</w:t>
+      </w:r>
+      <w:proofErr w:type="spellEnd"/>
       <w:r>
         <w:rPr>
           <w:i/>
@@ -887,41 +920,41 @@
           <w:sz w:val="28"/>
           <w:szCs w:val="28"/>
         </w:rPr>
+        <w:t xml:space="preserve">2. ¿Cómo se financia la donación de libros? </w:t>
+      </w:r>
+    </w:p>
+    <w:p>
+      <w:pPr>
+        <w:ind w:left="565"/>
+        <w:rPr>
+          <w:sz w:val="24"/>
+          <w:szCs w:val="24"/>
+        </w:rPr>
+      </w:pPr>
+      <w:r>
+        <w:rPr>
+          <w:sz w:val="24"/>
+          <w:szCs w:val="24"/>
+        </w:rPr>
+        <w:t xml:space="preserve">Uno de los principales desafíos del proyecto es determinar cómo financiar la producción de libros que posteriormente serán donados. </w:t>
+      </w:r>
+    </w:p>
+    <w:p>
+      <w:pPr>
+        <w:ind w:left="565"/>
+        <w:rPr>
+          <w:bCs/>
+          <w:sz w:val="24"/>
+          <w:szCs w:val="24"/>
+        </w:rPr>
+      </w:pPr>
+      <w:r>
+        <w:rPr>
+          <w:bCs/>
+          <w:sz w:val="24"/>
+          <w:szCs w:val="24"/>
+        </w:rPr>
         <w:lastRenderedPageBreak/>
-        <w:t xml:space="preserve">2. ¿Cómo se financia la donación de libros? </w:t>
-      </w:r>
-    </w:p>
-    <w:p>
-      <w:pPr>
-        <w:ind w:left="565"/>
-        <w:rPr>
-          <w:sz w:val="24"/>
-          <w:szCs w:val="24"/>
-        </w:rPr>
-      </w:pPr>
-      <w:r>
-        <w:rPr>
-          <w:sz w:val="24"/>
-          <w:szCs w:val="24"/>
-        </w:rPr>
-        <w:t xml:space="preserve">Uno de los principales desafíos del proyecto es determinar cómo financiar la producción de libros que posteriormente serán donados. </w:t>
-      </w:r>
-    </w:p>
-    <w:p>
-      <w:pPr>
-        <w:ind w:left="565"/>
-        <w:rPr>
-          <w:bCs/>
-          <w:sz w:val="24"/>
-          <w:szCs w:val="24"/>
-        </w:rPr>
-      </w:pPr>
-      <w:r>
-        <w:rPr>
-          <w:bCs/>
-          <w:sz w:val="24"/>
-          <w:szCs w:val="24"/>
-        </w:rPr>
         <w:t xml:space="preserve">Para solucionar este problema, Free Know propone incorporar empresas patrocinadoras. </w:t>
       </w:r>
     </w:p>
@@ -931,66 +964,16 @@
         <w:ind w:left="565"/>
         <w:jc w:val="left"/>
         <w:rPr>
-          <w:bCs/>
-          <w:sz w:val="24"/>
-          <w:szCs w:val="24"/>
-        </w:rPr>
-      </w:pPr>
-      <w:r>
-        <w:rPr>
-          <w:bCs/>
-          <w:sz w:val="24"/>
-          <w:szCs w:val="24"/>
-        </w:rPr>
-        <w:t>La</w:t>
-      </w:r>
-      <w:r>
-        <w:rPr>
-          <w:bCs/>
-          <w:sz w:val="24"/>
-          <w:szCs w:val="24"/>
-        </w:rPr>
-        <w:t xml:space="preserve"> Principal forma de financiamiento e</w:t>
-      </w:r>
-      <w:r>
-        <w:rPr>
-          <w:bCs/>
-          <w:sz w:val="24"/>
-          <w:szCs w:val="24"/>
-        </w:rPr>
-        <w:t>s</w:t>
-      </w:r>
-      <w:r>
-        <w:rPr>
-          <w:bCs/>
-          <w:sz w:val="24"/>
-          <w:szCs w:val="24"/>
-        </w:rPr>
-        <w:t xml:space="preserve"> por parte de las</w:t>
-      </w:r>
-      <w:r>
-        <w:rPr>
-          <w:bCs/>
-          <w:sz w:val="24"/>
-          <w:szCs w:val="24"/>
-        </w:rPr>
-        <w:t xml:space="preserve"> empresas </w:t>
-      </w:r>
-      <w:r>
-        <w:rPr>
-          <w:bCs/>
-          <w:sz w:val="24"/>
-          <w:szCs w:val="24"/>
-        </w:rPr>
-        <w:t>que paguen</w:t>
-      </w:r>
-      <w:r>
-        <w:rPr>
-          <w:bCs/>
-          <w:sz w:val="24"/>
-          <w:szCs w:val="24"/>
-        </w:rPr>
-        <w:t xml:space="preserve"> por espacios publicitarios dentro o sobre los libros. En ellos podrán aparecer, por ejemplo, el logo, nombre o eslogan de la empresa patrocinadora. </w:t>
+          <w:sz w:val="24"/>
+          <w:szCs w:val="24"/>
+        </w:rPr>
+      </w:pPr>
+      <w:r>
+        <w:rPr>
+          <w:sz w:val="24"/>
+          <w:szCs w:val="24"/>
+        </w:rPr>
+        <w:t>La principal fuente de ingresos del modelo de negocio será la contratación de espacios publicitarios por parte de empresas patrocinadoras. Estas empresas pagarán por incorporar su publicidad dentro o sobre los libros, pudiendo incluir su logo, nombre, eslogan o imágenes de sus productos.</w:t>
       </w:r>
     </w:p>
     <w:p>
@@ -1026,7 +1009,35 @@
           <w:sz w:val="24"/>
           <w:szCs w:val="24"/>
         </w:rPr>
-        <w:t>Por otra parte, tenemos un sistema de venta de libros, que se basa en la disposición de precio mediante el calculo de la suma de costos de producción y gastos extras, mas el valor de ganancia fijo.</w:t>
+        <w:t>Por otra parte, tenemos un sistema de venta de libros, que se basa en la disposición de precio mediante el c</w:t>
+      </w:r>
+      <w:r>
+        <w:rPr>
+          <w:sz w:val="24"/>
+          <w:szCs w:val="24"/>
+        </w:rPr>
+        <w:t>á</w:t>
+      </w:r>
+      <w:r>
+        <w:rPr>
+          <w:sz w:val="24"/>
+          <w:szCs w:val="24"/>
+        </w:rPr>
+        <w:t>lculo de la suma de costos de producción y gastos extras, m</w:t>
+      </w:r>
+      <w:r>
+        <w:rPr>
+          <w:sz w:val="24"/>
+          <w:szCs w:val="24"/>
+        </w:rPr>
+        <w:t>á</w:t>
+      </w:r>
+      <w:r>
+        <w:rPr>
+          <w:sz w:val="24"/>
+          <w:szCs w:val="24"/>
+        </w:rPr>
+        <w:t>s el valor de ganancia fijo.</w:t>
       </w:r>
     </w:p>
     <w:p>
@@ -1110,23 +1121,7 @@
           <w:sz w:val="24"/>
           <w:szCs w:val="24"/>
         </w:rPr>
-        <w:t xml:space="preserve"> FreeKnow los imprime y encuaderna</w:t>
-      </w:r>
-      <w:r>
-        <w:rPr>
-          <w:b/>
-          <w:sz w:val="24"/>
-          <w:szCs w:val="24"/>
-        </w:rPr>
-        <w:t>→</w:t>
-      </w:r>
-      <w:r>
-        <w:rPr>
-          <w:b/>
-          <w:sz w:val="24"/>
-          <w:szCs w:val="24"/>
-        </w:rPr>
-        <w:t xml:space="preserve"> se preparan para el transporte </w:t>
+        <w:t xml:space="preserve"> FreeKnow los imprime y encuaderna→ se preparan para el transporte </w:t>
       </w:r>
       <w:r>
         <w:rPr>
@@ -1218,7 +1213,23 @@
           <w:sz w:val="24"/>
           <w:szCs w:val="24"/>
         </w:rPr>
-        <w:t xml:space="preserve">Para evitar que las empresas más grandes concentren la totalidad de los espacios disponibles, Free Know establece un sistema de distribución entre grandes empresas y PyMEs. </w:t>
+        <w:t xml:space="preserve">Para evitar que las empresas más grandes concentren la totalidad de los espacios disponibles, Free Know establece un sistema de distribución entre grandes empresas y </w:t>
+      </w:r>
+      <w:proofErr w:type="spellStart"/>
+      <w:r>
+        <w:rPr>
+          <w:sz w:val="24"/>
+          <w:szCs w:val="24"/>
+        </w:rPr>
+        <w:t>PyMEs</w:t>
+      </w:r>
+      <w:proofErr w:type="spellEnd"/>
+      <w:r>
+        <w:rPr>
+          <w:sz w:val="24"/>
+          <w:szCs w:val="24"/>
+        </w:rPr>
+        <w:t xml:space="preserve">. </w:t>
       </w:r>
     </w:p>
     <w:p>
@@ -1300,7 +1311,6 @@
           <w:sz w:val="24"/>
           <w:szCs w:val="24"/>
         </w:rPr>
-        <w:lastRenderedPageBreak/>
         <w:t xml:space="preserve">Es decir: </w:t>
       </w:r>
     </w:p>
@@ -1337,6 +1347,7 @@
           <w:sz w:val="24"/>
           <w:szCs w:val="24"/>
         </w:rPr>
+        <w:lastRenderedPageBreak/>
         <w:t xml:space="preserve">Por lo tanto, una única gran empresa no podrá concentrar más del 19,5 % de la producción total disponible para auspicios. </w:t>
       </w:r>
     </w:p>
@@ -1371,13 +1382,23 @@
           <w:szCs w:val="24"/>
         </w:rPr>
       </w:pPr>
-      <w:r>
-        <w:rPr>
-          <w:rFonts w:ascii="Arial" w:hAnsi="Arial" w:cs="Arial"/>
-          <w:sz w:val="24"/>
-          <w:szCs w:val="24"/>
-        </w:rPr>
-        <w:t xml:space="preserve">PyMEs </w:t>
+      <w:proofErr w:type="spellStart"/>
+      <w:r>
+        <w:rPr>
+          <w:rFonts w:ascii="Arial" w:hAnsi="Arial" w:cs="Arial"/>
+          <w:sz w:val="24"/>
+          <w:szCs w:val="24"/>
+        </w:rPr>
+        <w:t>PyMEs</w:t>
+      </w:r>
+      <w:proofErr w:type="spellEnd"/>
+      <w:r>
+        <w:rPr>
+          <w:rFonts w:ascii="Arial" w:hAnsi="Arial" w:cs="Arial"/>
+          <w:sz w:val="24"/>
+          <w:szCs w:val="24"/>
+        </w:rPr>
+        <w:t xml:space="preserve"> </w:t>
       </w:r>
     </w:p>
     <w:p>
@@ -1395,7 +1416,23 @@
           <w:sz w:val="24"/>
           <w:szCs w:val="24"/>
         </w:rPr>
-        <w:t xml:space="preserve">Las PyMEs tendrán reservado inicialmente el 35 % de la producción total disponible para auspicios. </w:t>
+        <w:t xml:space="preserve">Las </w:t>
+      </w:r>
+      <w:proofErr w:type="spellStart"/>
+      <w:r>
+        <w:rPr>
+          <w:sz w:val="24"/>
+          <w:szCs w:val="24"/>
+        </w:rPr>
+        <w:t>PyMEs</w:t>
+      </w:r>
+      <w:proofErr w:type="spellEnd"/>
+      <w:r>
+        <w:rPr>
+          <w:sz w:val="24"/>
+          <w:szCs w:val="24"/>
+        </w:rPr>
+        <w:t xml:space="preserve"> tendrán reservado inicialmente el 35 % de la producción total disponible para auspicios. </w:t>
       </w:r>
     </w:p>
     <w:p>
@@ -1429,7 +1466,23 @@
           <w:sz w:val="24"/>
           <w:szCs w:val="24"/>
         </w:rPr>
-        <w:t xml:space="preserve">Si las grandes empresas no utilizan completamente el 65 % que tienen disponible, el porcentaje que quede libre podrá ser utilizado por las PyMEs. </w:t>
+        <w:t xml:space="preserve">Si las grandes empresas no utilizan completamente el 65 % que tienen disponible, el porcentaje que quede libre podrá ser utilizado por las </w:t>
+      </w:r>
+      <w:proofErr w:type="spellStart"/>
+      <w:r>
+        <w:rPr>
+          <w:sz w:val="24"/>
+          <w:szCs w:val="24"/>
+        </w:rPr>
+        <w:t>PyMEs</w:t>
+      </w:r>
+      <w:proofErr w:type="spellEnd"/>
+      <w:r>
+        <w:rPr>
+          <w:sz w:val="24"/>
+          <w:szCs w:val="24"/>
+        </w:rPr>
+        <w:t xml:space="preserve">. </w:t>
       </w:r>
     </w:p>
     <w:p>
@@ -1445,7 +1498,23 @@
           <w:sz w:val="24"/>
           <w:szCs w:val="24"/>
         </w:rPr>
-        <w:t xml:space="preserve">De la misma manera, si las PyMEs no logran cubrir completamente el 35 % reservado, el espacio restante podrá ser utilizado por grandes empresas. </w:t>
+        <w:t xml:space="preserve">De la misma manera, si las </w:t>
+      </w:r>
+      <w:proofErr w:type="spellStart"/>
+      <w:r>
+        <w:rPr>
+          <w:sz w:val="24"/>
+          <w:szCs w:val="24"/>
+        </w:rPr>
+        <w:t>PyMEs</w:t>
+      </w:r>
+      <w:proofErr w:type="spellEnd"/>
+      <w:r>
+        <w:rPr>
+          <w:sz w:val="24"/>
+          <w:szCs w:val="24"/>
+        </w:rPr>
+        <w:t xml:space="preserve"> no logran cubrir completamente el 35 % reservado, el espacio restante podrá ser utilizado por grandes empresas. </w:t>
       </w:r>
     </w:p>
     <w:p>
@@ -1490,7 +1559,7 @@
                     <pic:cNvPicPr/>
                   </pic:nvPicPr>
                   <pic:blipFill>
-                    <a:blip r:embed="rId8"/>
+                    <a:blip r:embed="rId14"/>
                     <a:stretch>
                       <a:fillRect/>
                     </a:stretch>
@@ -1609,23 +1678,23 @@
           <w:sz w:val="24"/>
           <w:szCs w:val="24"/>
         </w:rPr>
+        <w:t xml:space="preserve">Auspicio general </w:t>
+      </w:r>
+    </w:p>
+    <w:p>
+      <w:pPr>
+        <w:ind w:left="565"/>
+        <w:rPr>
+          <w:sz w:val="24"/>
+          <w:szCs w:val="24"/>
+        </w:rPr>
+      </w:pPr>
+      <w:r>
+        <w:rPr>
+          <w:sz w:val="24"/>
+          <w:szCs w:val="24"/>
+        </w:rPr>
         <w:lastRenderedPageBreak/>
-        <w:t xml:space="preserve">Auspicio general </w:t>
-      </w:r>
-    </w:p>
-    <w:p>
-      <w:pPr>
-        <w:ind w:left="565"/>
-        <w:rPr>
-          <w:sz w:val="24"/>
-          <w:szCs w:val="24"/>
-        </w:rPr>
-      </w:pPr>
-      <w:r>
-        <w:rPr>
-          <w:sz w:val="24"/>
-          <w:szCs w:val="24"/>
-        </w:rPr>
         <w:t xml:space="preserve">La empresa que elija esta modalidad podrá aparecer en diferentes tipos de libros, independientemente de su género, autor o temática. </w:t>
       </w:r>
     </w:p>
@@ -1750,7 +1819,23 @@
           <w:sz w:val="24"/>
           <w:szCs w:val="24"/>
         </w:rPr>
-        <w:t>Autor, Genero, Best Sellers, temática, Saga</w:t>
+        <w:t xml:space="preserve">Autor, Genero, </w:t>
+      </w:r>
+      <w:proofErr w:type="spellStart"/>
+      <w:r>
+        <w:rPr>
+          <w:sz w:val="24"/>
+          <w:szCs w:val="24"/>
+        </w:rPr>
+        <w:t>Best</w:t>
+      </w:r>
+      <w:proofErr w:type="spellEnd"/>
+      <w:r>
+        <w:rPr>
+          <w:sz w:val="24"/>
+          <w:szCs w:val="24"/>
+        </w:rPr>
+        <w:t xml:space="preserve"> Sellers, temática, Saga</w:t>
       </w:r>
     </w:p>
     <w:p>
@@ -1768,7 +1853,23 @@
           <w:sz w:val="24"/>
           <w:szCs w:val="24"/>
         </w:rPr>
-        <w:t xml:space="preserve">Para mantener un equilibrio entre empresas de diferentes tamaños, los espacios disponibles dentro de cada catálogo se dividirán inicialmente en un 50 % para grandes empresas y un 50 % para PyMEs. </w:t>
+        <w:t xml:space="preserve">Para mantener un equilibrio entre empresas de diferentes tamaños, los espacios disponibles dentro de cada catálogo se dividirán inicialmente en un 50 % para grandes empresas y un 50 % para </w:t>
+      </w:r>
+      <w:proofErr w:type="spellStart"/>
+      <w:r>
+        <w:rPr>
+          <w:sz w:val="24"/>
+          <w:szCs w:val="24"/>
+        </w:rPr>
+        <w:t>PyMEs</w:t>
+      </w:r>
+      <w:proofErr w:type="spellEnd"/>
+      <w:r>
+        <w:rPr>
+          <w:sz w:val="24"/>
+          <w:szCs w:val="24"/>
+        </w:rPr>
+        <w:t xml:space="preserve">. </w:t>
       </w:r>
     </w:p>
     <w:p>
@@ -1849,7 +1950,21 @@
           <w:sz w:val="24"/>
           <w:szCs w:val="24"/>
         </w:rPr>
-        <w:t xml:space="preserve">Por ejemplo: “supongamos que una empresa desea adquirir 100 libros del género misterio/policial. </w:t>
+        <w:t>Por ejemplo: “supongamos que una empresa desea adquirir</w:t>
+      </w:r>
+      <w:r>
+        <w:rPr>
+          <w:sz w:val="24"/>
+          <w:szCs w:val="24"/>
+        </w:rPr>
+        <w:t xml:space="preserve"> un contrato de espacios publicitarios en</w:t>
+      </w:r>
+      <w:r>
+        <w:rPr>
+          <w:sz w:val="24"/>
+          <w:szCs w:val="24"/>
+        </w:rPr>
+        <w:t xml:space="preserve"> 100 libros del género misterio/policial. </w:t>
       </w:r>
     </w:p>
     <w:p>
@@ -2255,7 +2370,30 @@
           <w:sz w:val="24"/>
           <w:szCs w:val="24"/>
         </w:rPr>
-        <w:t xml:space="preserve">Como sería muy costoso adquirir una fábrica propia, Free Know no es la fabricante directa de los libros, sino otra empresa externa hace el trabajo por nosotros. Nuestro trabajo es pedirle que libros queremos que produzca y luego los comercializamos y donamos. Aunque no se descarta la posibilidad de adquirir una fábrica propia en un futuro en caso de crecimiento. </w:t>
+        <w:t xml:space="preserve">Como sería muy costoso adquirir una fábrica propia, Free Know no es la fabricante directa de los libros, sino otra empresa externa hace el trabajo </w:t>
+      </w:r>
+      <w:r>
+        <w:rPr>
+          <w:sz w:val="24"/>
+          <w:szCs w:val="24"/>
+        </w:rPr>
+        <w:t xml:space="preserve">de fabricación de materias primas por nosotros. Aunque nuestra parte tampoco es de menosprecio, ya que buscamos el uso de maquinarias para la </w:t>
+      </w:r>
+      <w:proofErr w:type="gramStart"/>
+      <w:r>
+        <w:rPr>
+          <w:sz w:val="24"/>
+          <w:szCs w:val="24"/>
+        </w:rPr>
+        <w:t>impresión ,</w:t>
+      </w:r>
+      <w:proofErr w:type="gramEnd"/>
+      <w:r>
+        <w:rPr>
+          <w:sz w:val="24"/>
+          <w:szCs w:val="24"/>
+        </w:rPr>
+        <w:t xml:space="preserve"> encuadernación, transporte y seguridad de nuestros productos. </w:t>
       </w:r>
     </w:p>
     <w:p>
@@ -2285,6 +2423,7 @@
           <w:szCs w:val="24"/>
         </w:rPr>
       </w:pPr>
+      <w:proofErr w:type="spellStart"/>
       <w:r>
         <w:rPr>
           <w:b/>
@@ -2293,6 +2432,7 @@
         </w:rPr>
         <w:t>Packaging</w:t>
       </w:r>
+      <w:proofErr w:type="spellEnd"/>
       <w:r>
         <w:rPr>
           <w:sz w:val="24"/>
@@ -2304,18 +2444,48 @@
     <w:p>
       <w:pPr>
         <w:spacing w:after="164"/>
-        <w:ind w:left="565"/>
-        <w:rPr>
-          <w:sz w:val="24"/>
-          <w:szCs w:val="24"/>
-        </w:rPr>
-      </w:pPr>
-      <w:r>
-        <w:rPr>
-          <w:sz w:val="24"/>
-          <w:szCs w:val="24"/>
-        </w:rPr>
-        <w:t xml:space="preserve"> Para mantener el objetivo de la empresa, el packaging consistirá en cajas de cartón reciclado 100% biodegradable. </w:t>
+        <w:ind w:left="565" w:firstLine="143"/>
+        <w:rPr>
+          <w:sz w:val="24"/>
+          <w:szCs w:val="24"/>
+        </w:rPr>
+      </w:pPr>
+      <w:r>
+        <w:rPr>
+          <w:sz w:val="24"/>
+          <w:szCs w:val="24"/>
+        </w:rPr>
+        <w:t>E</w:t>
+      </w:r>
+      <w:r>
+        <w:rPr>
+          <w:sz w:val="24"/>
+          <w:szCs w:val="24"/>
+        </w:rPr>
+        <w:t xml:space="preserve">l </w:t>
+      </w:r>
+      <w:proofErr w:type="spellStart"/>
+      <w:r>
+        <w:rPr>
+          <w:sz w:val="24"/>
+          <w:szCs w:val="24"/>
+        </w:rPr>
+        <w:t>packaging</w:t>
+      </w:r>
+      <w:proofErr w:type="spellEnd"/>
+      <w:r>
+        <w:rPr>
+          <w:sz w:val="24"/>
+          <w:szCs w:val="24"/>
+        </w:rPr>
+        <w:t xml:space="preserve"> consistirá en cajas de cartón reciclado y reciclable, procurando mantener la utilización de materiales de bajo impacto ambiental.</w:t>
+      </w:r>
+      <w:r>
+        <w:rPr>
+          <w:sz w:val="24"/>
+          <w:szCs w:val="24"/>
+        </w:rPr>
+        <w:t xml:space="preserve"> </w:t>
       </w:r>
     </w:p>
     <w:p>
@@ -2348,113 +2518,209 @@
           <w:szCs w:val="28"/>
         </w:rPr>
         <w:lastRenderedPageBreak/>
-        <w:t>7. Estudio de mercado</w:t>
-      </w:r>
-    </w:p>
-    <w:p>
-      <w:pPr>
-        <w:spacing w:after="205" w:line="250" w:lineRule="auto"/>
-        <w:ind w:left="565"/>
+        <w:t xml:space="preserve">7. </w:t>
+      </w:r>
+      <w:commentRangeStart w:id="0"/>
+      <w:r>
+        <w:rPr>
+          <w:b/>
+          <w:sz w:val="28"/>
+          <w:szCs w:val="28"/>
+        </w:rPr>
+        <w:t>Estudio de mercado</w:t>
+      </w:r>
+      <w:commentRangeEnd w:id="0"/>
+      <w:r>
+        <w:rPr>
+          <w:rStyle w:val="Refdecomentario"/>
+        </w:rPr>
+        <w:commentReference w:id="0"/>
+      </w:r>
+    </w:p>
+    <w:p>
+      <w:pPr>
+        <w:spacing w:after="268" w:line="250" w:lineRule="auto"/>
+        <w:ind w:left="0" w:firstLine="340"/>
         <w:jc w:val="left"/>
         <w:rPr>
-          <w:sz w:val="24"/>
-          <w:szCs w:val="24"/>
-        </w:rPr>
-      </w:pPr>
-      <w:r>
-        <w:rPr>
-          <w:b/>
-          <w:sz w:val="24"/>
-          <w:szCs w:val="24"/>
-        </w:rPr>
-        <w:t xml:space="preserve">Clientes: </w:t>
-      </w:r>
-    </w:p>
-    <w:p>
-      <w:pPr>
+          <w:b/>
+          <w:sz w:val="24"/>
+          <w:szCs w:val="24"/>
+          <w:lang w:val="es-419"/>
+        </w:rPr>
+      </w:pPr>
+      <w:r>
+        <w:rPr>
+          <w:b/>
+          <w:bCs/>
+          <w:sz w:val="24"/>
+          <w:szCs w:val="24"/>
+          <w:lang w:val="es-419"/>
+        </w:rPr>
+        <w:t>Posibles competidores</w:t>
+      </w:r>
+    </w:p>
+    <w:p>
+      <w:pPr>
+        <w:pStyle w:val="Prrafodelista"/>
         <w:numPr>
           <w:ilvl w:val="0"/>
-          <w:numId w:val="4"/>
+          <w:numId w:val="20"/>
         </w:numPr>
-        <w:spacing w:after="19"/>
-        <w:ind w:hanging="360"/>
-        <w:rPr>
-          <w:sz w:val="24"/>
-          <w:szCs w:val="24"/>
-        </w:rPr>
-      </w:pPr>
-      <w:r>
-        <w:rPr>
-          <w:sz w:val="24"/>
-          <w:szCs w:val="24"/>
-          <w:u w:val="single" w:color="000000"/>
-        </w:rPr>
-        <w:t>Clientes Patrocinadores</w:t>
-      </w:r>
-      <w:r>
-        <w:rPr>
-          <w:sz w:val="24"/>
-          <w:szCs w:val="24"/>
-        </w:rPr>
-        <w:t xml:space="preserve">:  Empresas de todo tipo interesadas en campañas de concientización y preocupadas por la educación de las personas con menos acceso a la valiosa información de los libros. </w:t>
-      </w:r>
-    </w:p>
-    <w:p>
-      <w:pPr>
+        <w:spacing w:after="268" w:line="250" w:lineRule="auto"/>
+        <w:rPr>
+          <w:rFonts w:ascii="Arial" w:hAnsi="Arial" w:cs="Arial"/>
+          <w:sz w:val="24"/>
+          <w:szCs w:val="24"/>
+          <w:lang w:val="es-419"/>
+        </w:rPr>
+      </w:pPr>
+      <w:r>
+        <w:rPr>
+          <w:rFonts w:ascii="Arial" w:hAnsi="Arial" w:cs="Arial"/>
+          <w:sz w:val="24"/>
+          <w:szCs w:val="24"/>
+          <w:lang w:val="es-419"/>
+        </w:rPr>
+        <w:t xml:space="preserve">Competidores en la comercialización de libros: Free Know podría competir por la atención de los consumidores con editoriales y empresas dedicadas a la producción y comercialización de libros, como </w:t>
+      </w:r>
+      <w:proofErr w:type="spellStart"/>
+      <w:r>
+        <w:rPr>
+          <w:rFonts w:ascii="Arial" w:hAnsi="Arial" w:cs="Arial"/>
+          <w:sz w:val="24"/>
+          <w:szCs w:val="24"/>
+          <w:lang w:val="es-419"/>
+        </w:rPr>
+        <w:t>Penguin</w:t>
+      </w:r>
+      <w:proofErr w:type="spellEnd"/>
+      <w:r>
+        <w:rPr>
+          <w:rFonts w:ascii="Arial" w:hAnsi="Arial" w:cs="Arial"/>
+          <w:sz w:val="24"/>
+          <w:szCs w:val="24"/>
+          <w:lang w:val="es-419"/>
+        </w:rPr>
+        <w:t xml:space="preserve"> </w:t>
+      </w:r>
+      <w:proofErr w:type="spellStart"/>
+      <w:r>
+        <w:rPr>
+          <w:rFonts w:ascii="Arial" w:hAnsi="Arial" w:cs="Arial"/>
+          <w:sz w:val="24"/>
+          <w:szCs w:val="24"/>
+          <w:lang w:val="es-419"/>
+        </w:rPr>
+        <w:t>Random</w:t>
+      </w:r>
+      <w:proofErr w:type="spellEnd"/>
+      <w:r>
+        <w:rPr>
+          <w:rFonts w:ascii="Arial" w:hAnsi="Arial" w:cs="Arial"/>
+          <w:sz w:val="24"/>
+          <w:szCs w:val="24"/>
+          <w:lang w:val="es-419"/>
+        </w:rPr>
+        <w:t xml:space="preserve"> House Grupo Editorial, Editorial Eudeba y Grupo Planeta, entre otras.</w:t>
+      </w:r>
+    </w:p>
+    <w:p>
+      <w:pPr>
+        <w:pStyle w:val="Prrafodelista"/>
+        <w:spacing w:after="268" w:line="250" w:lineRule="auto"/>
+        <w:ind w:left="700"/>
+        <w:rPr>
+          <w:rFonts w:ascii="Arial" w:hAnsi="Arial" w:cs="Arial"/>
+          <w:sz w:val="24"/>
+          <w:szCs w:val="24"/>
+          <w:lang w:val="es-419"/>
+        </w:rPr>
+      </w:pPr>
+    </w:p>
+    <w:p>
+      <w:pPr>
+        <w:pStyle w:val="Prrafodelista"/>
         <w:numPr>
           <w:ilvl w:val="0"/>
-          <w:numId w:val="4"/>
+          <w:numId w:val="20"/>
         </w:numPr>
-        <w:spacing w:after="44"/>
-        <w:ind w:hanging="360"/>
-        <w:rPr>
-          <w:sz w:val="24"/>
-          <w:szCs w:val="24"/>
-        </w:rPr>
-      </w:pPr>
-      <w:r>
-        <w:rPr>
-          <w:sz w:val="24"/>
-          <w:szCs w:val="24"/>
-          <w:u w:val="single" w:color="000000"/>
-        </w:rPr>
-        <w:t xml:space="preserve">Clientes consumidores: </w:t>
-      </w:r>
-      <w:r>
-        <w:rPr>
-          <w:sz w:val="24"/>
-          <w:szCs w:val="24"/>
-        </w:rPr>
-        <w:t xml:space="preserve"> Lectores interesados en la ecología y en apoyar proyectos de impacto social. </w:t>
-      </w:r>
-    </w:p>
-    <w:p>
-      <w:pPr>
+        <w:spacing w:after="268" w:line="250" w:lineRule="auto"/>
+        <w:rPr>
+          <w:rFonts w:ascii="Arial" w:hAnsi="Arial" w:cs="Arial"/>
+          <w:b/>
+          <w:bCs/>
+          <w:sz w:val="24"/>
+          <w:szCs w:val="24"/>
+        </w:rPr>
+      </w:pPr>
+      <w:r>
+        <w:rPr>
+          <w:rStyle w:val="Textoennegrita"/>
+          <w:rFonts w:ascii="Arial" w:hAnsi="Arial" w:cs="Arial"/>
+          <w:b w:val="0"/>
+          <w:bCs w:val="0"/>
+          <w:sz w:val="24"/>
+          <w:szCs w:val="24"/>
+        </w:rPr>
+        <w:t>Competidores por el presupuesto publicitario:</w:t>
+      </w:r>
+      <w:r>
+        <w:rPr>
+          <w:rFonts w:ascii="Arial" w:hAnsi="Arial" w:cs="Arial"/>
+          <w:b/>
+          <w:bCs/>
+          <w:sz w:val="24"/>
+          <w:szCs w:val="24"/>
+        </w:rPr>
+        <w:t xml:space="preserve"> </w:t>
+      </w:r>
+      <w:r>
+        <w:rPr>
+          <w:rFonts w:ascii="Arial" w:hAnsi="Arial" w:cs="Arial"/>
+          <w:sz w:val="24"/>
+          <w:szCs w:val="24"/>
+        </w:rPr>
+        <w:t>el modelo de auspicios también compite indirectamente con agencias de publicidad, medios de comunicación, plataformas digitales y otros servicios que ofrecen a las empresas espacios para promocionar sus productos o marcas.</w:t>
+      </w:r>
+    </w:p>
+    <w:p>
+      <w:pPr>
+        <w:pStyle w:val="Prrafodelista"/>
+        <w:spacing w:after="268" w:line="250" w:lineRule="auto"/>
+        <w:ind w:left="700"/>
+        <w:rPr>
+          <w:rFonts w:ascii="Arial" w:hAnsi="Arial" w:cs="Arial"/>
+          <w:b/>
+          <w:bCs/>
+          <w:sz w:val="24"/>
+          <w:szCs w:val="24"/>
+        </w:rPr>
+      </w:pPr>
+    </w:p>
+    <w:p>
+      <w:pPr>
+        <w:pStyle w:val="Prrafodelista"/>
         <w:numPr>
           <w:ilvl w:val="0"/>
-          <w:numId w:val="4"/>
+          <w:numId w:val="20"/>
         </w:numPr>
-        <w:spacing w:after="131"/>
-        <w:ind w:hanging="360"/>
-        <w:rPr>
-          <w:sz w:val="24"/>
-          <w:szCs w:val="24"/>
-        </w:rPr>
-      </w:pPr>
-      <w:r>
-        <w:rPr>
-          <w:sz w:val="24"/>
-          <w:szCs w:val="24"/>
-          <w:u w:val="single" w:color="000000"/>
-        </w:rPr>
-        <w:t>Beneficiarios:</w:t>
-      </w:r>
-      <w:r>
-        <w:rPr>
-          <w:sz w:val="24"/>
-          <w:szCs w:val="24"/>
-        </w:rPr>
-        <w:t xml:space="preserve"> Escuelas, universidades, bibliotecas e instituciones. </w:t>
+        <w:spacing w:after="268" w:line="250" w:lineRule="auto"/>
+        <w:rPr>
+          <w:rFonts w:ascii="Arial" w:hAnsi="Arial" w:cs="Arial"/>
+          <w:b/>
+          <w:bCs/>
+          <w:sz w:val="24"/>
+          <w:szCs w:val="24"/>
+        </w:rPr>
+      </w:pPr>
+      <w:r>
+        <w:rPr>
+          <w:rFonts w:ascii="Arial" w:hAnsi="Arial" w:cs="Arial"/>
+          <w:sz w:val="24"/>
+          <w:szCs w:val="24"/>
+        </w:rPr>
+        <w:t>En el primer caso, la competencia se relaciona principalmente con la venta de libros. En el segundo, se relaciona con la decisión de las empresas sobre dónde destinar su presupuesto de publicidad.</w:t>
       </w:r>
     </w:p>
     <w:p>
@@ -2469,7 +2735,153 @@
       </w:pPr>
       <w:r>
         <w:rPr>
-          <w:b/>
+          <w:sz w:val="24"/>
+          <w:szCs w:val="24"/>
+          <w:u w:val="single" w:color="000000"/>
+        </w:rPr>
+        <w:t>Beneficiarios</w:t>
+      </w:r>
+      <w:r>
+        <w:rPr>
+          <w:sz w:val="24"/>
+          <w:szCs w:val="24"/>
+          <w:u w:val="single" w:color="000000"/>
+        </w:rPr>
+        <w:t xml:space="preserve"> (Público objetivo)</w:t>
+      </w:r>
+      <w:r>
+        <w:rPr>
+          <w:sz w:val="24"/>
+          <w:szCs w:val="24"/>
+          <w:u w:val="single" w:color="000000"/>
+        </w:rPr>
+        <w:t>:</w:t>
+      </w:r>
+      <w:r>
+        <w:rPr>
+          <w:sz w:val="24"/>
+          <w:szCs w:val="24"/>
+        </w:rPr>
+        <w:t xml:space="preserve"> </w:t>
+      </w:r>
+      <w:r>
+        <w:rPr>
+          <w:sz w:val="24"/>
+          <w:szCs w:val="24"/>
+        </w:rPr>
+        <w:t>Personas y luego, en caso de crecimiento empresarial, escuelas, universidades, bibliotecas e instituciones.</w:t>
+      </w:r>
+      <w:r>
+        <w:rPr>
+          <w:b/>
+          <w:sz w:val="24"/>
+          <w:szCs w:val="24"/>
+        </w:rPr>
+        <w:t xml:space="preserve"> </w:t>
+      </w:r>
+    </w:p>
+    <w:p>
+      <w:pPr>
+        <w:spacing w:after="185" w:line="250" w:lineRule="auto"/>
+        <w:ind w:left="0" w:firstLine="555"/>
+        <w:jc w:val="left"/>
+        <w:rPr>
+          <w:sz w:val="24"/>
+          <w:szCs w:val="24"/>
+        </w:rPr>
+      </w:pPr>
+      <w:r>
+        <w:rPr>
+          <w:b/>
+          <w:sz w:val="24"/>
+          <w:szCs w:val="24"/>
+        </w:rPr>
+        <w:t xml:space="preserve">Proveedores: </w:t>
+      </w:r>
+    </w:p>
+    <w:p>
+      <w:pPr>
+        <w:spacing w:after="165"/>
+        <w:ind w:left="565"/>
+        <w:rPr>
+          <w:sz w:val="24"/>
+          <w:szCs w:val="24"/>
+        </w:rPr>
+      </w:pPr>
+      <w:r>
+        <w:rPr>
+          <w:b/>
+          <w:sz w:val="24"/>
+          <w:szCs w:val="24"/>
+        </w:rPr>
+        <w:t xml:space="preserve"> </w:t>
+      </w:r>
+      <w:r>
+        <w:rPr>
+          <w:sz w:val="24"/>
+          <w:szCs w:val="24"/>
+        </w:rPr>
+        <w:t xml:space="preserve">Tendremos una alianza con la </w:t>
+      </w:r>
+      <w:r>
+        <w:rPr>
+          <w:i/>
+          <w:sz w:val="24"/>
+          <w:szCs w:val="24"/>
+        </w:rPr>
+        <w:t xml:space="preserve">Imprenta Ecológica </w:t>
+      </w:r>
+      <w:r>
+        <w:rPr>
+          <w:sz w:val="24"/>
+          <w:szCs w:val="24"/>
+        </w:rPr>
+        <w:t>(Imprenta Ecológica, s.f.)</w:t>
+      </w:r>
+      <w:r>
+        <w:rPr>
+          <w:i/>
+          <w:sz w:val="24"/>
+          <w:szCs w:val="24"/>
+        </w:rPr>
+        <w:t xml:space="preserve"> </w:t>
+      </w:r>
+      <w:r>
+        <w:rPr>
+          <w:sz w:val="24"/>
+          <w:szCs w:val="24"/>
+        </w:rPr>
+        <w:t>que son pioneros en el país en la producción basada exclusivamente en papeles reciclados, biodegradables o de bosques gestionados de forma responsable.</w:t>
+      </w:r>
+      <w:r>
+        <w:rPr>
+          <w:rFonts w:eastAsia="Times New Roman"/>
+          <w:b/>
+          <w:sz w:val="52"/>
+          <w:szCs w:val="24"/>
+        </w:rPr>
+        <w:t xml:space="preserve"> </w:t>
+      </w:r>
+      <w:r>
+        <w:rPr>
+          <w:sz w:val="24"/>
+          <w:szCs w:val="24"/>
+        </w:rPr>
+        <w:t xml:space="preserve">Utilizan tintas a base de aceites vegetales (sin compuestos orgánicos volátiles), barnices al agua y su embalaje es 100% reciclable. </w:t>
+      </w:r>
+    </w:p>
+    <w:p>
+      <w:pPr>
+        <w:spacing w:after="177" w:line="259" w:lineRule="auto"/>
+        <w:ind w:left="570" w:firstLine="0"/>
+        <w:jc w:val="left"/>
+        <w:rPr>
+          <w:sz w:val="24"/>
+          <w:szCs w:val="24"/>
+        </w:rPr>
+      </w:pPr>
+      <w:r>
+        <w:rPr>
           <w:sz w:val="24"/>
           <w:szCs w:val="24"/>
         </w:rPr>
@@ -2492,208 +2904,98 @@
           <w:sz w:val="24"/>
           <w:szCs w:val="24"/>
         </w:rPr>
-        <w:t xml:space="preserve">Proveedores: </w:t>
-      </w:r>
-    </w:p>
-    <w:p>
-      <w:pPr>
-        <w:spacing w:after="165"/>
-        <w:ind w:left="565"/>
-        <w:rPr>
-          <w:sz w:val="24"/>
-          <w:szCs w:val="24"/>
-        </w:rPr>
-      </w:pPr>
-      <w:r>
-        <w:rPr>
-          <w:b/>
+        <w:t>Posibles competidores</w:t>
+      </w:r>
+      <w:r>
+        <w:rPr>
+          <w:sz w:val="24"/>
+          <w:szCs w:val="24"/>
+        </w:rPr>
+        <w:t xml:space="preserve">: </w:t>
+      </w:r>
+    </w:p>
+    <w:p>
+      <w:pPr>
+        <w:spacing w:line="276" w:lineRule="auto"/>
+      </w:pPr>
+      <w:r>
+        <w:rPr>
           <w:sz w:val="24"/>
           <w:szCs w:val="24"/>
         </w:rPr>
         <w:t xml:space="preserve"> </w:t>
       </w:r>
       <w:r>
-        <w:rPr>
-          <w:sz w:val="24"/>
-          <w:szCs w:val="24"/>
-        </w:rPr>
-        <w:t xml:space="preserve">Tendremos una alianza con la </w:t>
-      </w:r>
+        <w:t xml:space="preserve">Como posibles competidores, podíamos tener a grandes editoriales del país como, por ejemplo: </w:t>
+      </w:r>
+      <w:proofErr w:type="spellStart"/>
       <w:r>
         <w:rPr>
           <w:i/>
-          <w:sz w:val="24"/>
-          <w:szCs w:val="24"/>
-        </w:rPr>
-        <w:t xml:space="preserve">Imprenta Ecológica </w:t>
-      </w:r>
-      <w:r>
-        <w:rPr>
-          <w:sz w:val="24"/>
-          <w:szCs w:val="24"/>
-        </w:rPr>
-        <w:t>(Imprenta Ecológica, s.f.)</w:t>
-      </w:r>
+          <w:iCs/>
+        </w:rPr>
+        <w:t>Penguin</w:t>
+      </w:r>
+      <w:proofErr w:type="spellEnd"/>
       <w:r>
         <w:rPr>
           <w:i/>
-          <w:sz w:val="24"/>
-          <w:szCs w:val="24"/>
+          <w:iCs/>
         </w:rPr>
         <w:t xml:space="preserve"> </w:t>
       </w:r>
-      <w:r>
-        <w:rPr>
-          <w:sz w:val="24"/>
-          <w:szCs w:val="24"/>
-        </w:rPr>
-        <w:t>que son pioneros en el país en la producción basada exclusivamente en papeles reciclados, biodegradables o de bosques gestionados de forma responsable.</w:t>
-      </w:r>
-      <w:r>
-        <w:rPr>
-          <w:rFonts w:eastAsia="Times New Roman"/>
-          <w:b/>
-          <w:sz w:val="52"/>
-          <w:szCs w:val="24"/>
-        </w:rPr>
-        <w:t xml:space="preserve"> </w:t>
-      </w:r>
-      <w:r>
-        <w:rPr>
-          <w:sz w:val="24"/>
-          <w:szCs w:val="24"/>
-        </w:rPr>
-        <w:t xml:space="preserve">Utilizan tintas a base de aceites vegetales (sin compuestos orgánicos volátiles), barnices al agua y su embalaje es 100% reciclable. </w:t>
-      </w:r>
-    </w:p>
-    <w:p>
-      <w:pPr>
-        <w:spacing w:after="177" w:line="259" w:lineRule="auto"/>
-        <w:ind w:left="570" w:firstLine="0"/>
-        <w:jc w:val="left"/>
-        <w:rPr>
-          <w:sz w:val="24"/>
-          <w:szCs w:val="24"/>
-        </w:rPr>
-      </w:pPr>
-      <w:r>
-        <w:rPr>
-          <w:sz w:val="24"/>
-          <w:szCs w:val="24"/>
-        </w:rPr>
-        <w:t xml:space="preserve"> </w:t>
-      </w:r>
-    </w:p>
-    <w:p>
-      <w:pPr>
-        <w:spacing w:after="185" w:line="250" w:lineRule="auto"/>
-        <w:ind w:left="565"/>
-        <w:jc w:val="left"/>
-        <w:rPr>
-          <w:sz w:val="24"/>
-          <w:szCs w:val="24"/>
-        </w:rPr>
-      </w:pPr>
-      <w:r>
-        <w:rPr>
-          <w:b/>
-          <w:sz w:val="24"/>
-          <w:szCs w:val="24"/>
-        </w:rPr>
-        <w:t>Posibles competidores</w:t>
-      </w:r>
-      <w:r>
-        <w:rPr>
-          <w:sz w:val="24"/>
-          <w:szCs w:val="24"/>
-        </w:rPr>
-        <w:t xml:space="preserve">: </w:t>
+      <w:proofErr w:type="spellStart"/>
+      <w:r>
+        <w:rPr>
+          <w:i/>
+          <w:iCs/>
+        </w:rPr>
+        <w:t>Random</w:t>
+      </w:r>
+      <w:proofErr w:type="spellEnd"/>
+      <w:r>
+        <w:rPr>
+          <w:i/>
+          <w:iCs/>
+        </w:rPr>
+        <w:t xml:space="preserve"> House Grupo Editorial; Editorial Eudeba </w:t>
+      </w:r>
+      <w:r>
+        <w:t xml:space="preserve">la editorial universitaria más grande del país; incluso grandes editorial del habla hispana como </w:t>
+      </w:r>
+      <w:r>
+        <w:rPr>
+          <w:i/>
+          <w:iCs/>
+        </w:rPr>
+        <w:t>Grupo Planeta</w:t>
+      </w:r>
+      <w:r>
+        <w:t>; etc. Obvio estas no son las únicas competidoras. En caso de que contemos con un crecimiento exponencial, seremos nosotros los que compitamos con editoriales internacionales, ya se nacional o internacionalmente.</w:t>
+      </w:r>
+    </w:p>
+    <w:p>
+      <w:pPr>
+        <w:spacing w:line="276" w:lineRule="auto"/>
+      </w:pPr>
+      <w:r>
+        <w:t xml:space="preserve">No solo competiríamos con editoriales, sino que, con </w:t>
+      </w:r>
+      <w:r>
+        <w:rPr>
+          <w:i/>
+          <w:iCs/>
+        </w:rPr>
+        <w:t>agencias de publicidad</w:t>
+      </w:r>
+      <w:r>
+        <w:t xml:space="preserve"> de cualquier parte del mundo también, debido a nuestro modelo de patrocinio por unidad. Ya que nuestra estrategia de publicidad se diferencia de los demás y el mismo modelo innovador sirve como marketing gracias al impacto que tiene en las personas.</w:t>
       </w:r>
     </w:p>
     <w:p>
       <w:pPr>
         <w:spacing w:after="164"/>
         <w:ind w:left="565"/>
-        <w:rPr>
-          <w:sz w:val="24"/>
-          <w:szCs w:val="24"/>
-        </w:rPr>
-      </w:pPr>
-      <w:r>
-        <w:rPr>
-          <w:sz w:val="24"/>
-          <w:szCs w:val="24"/>
-        </w:rPr>
-        <w:t xml:space="preserve"> Como posibles competidores, podíamos tener a grandes editoriales del país como, por ejemplo: </w:t>
-      </w:r>
-      <w:r>
-        <w:rPr>
-          <w:i/>
-          <w:sz w:val="24"/>
-          <w:szCs w:val="24"/>
-        </w:rPr>
-        <w:t xml:space="preserve">Penguin Random House Grupo Editorial; Editorial Eudeba </w:t>
-      </w:r>
-      <w:r>
-        <w:rPr>
-          <w:sz w:val="24"/>
-          <w:szCs w:val="24"/>
-        </w:rPr>
-        <w:t xml:space="preserve">la editorial universitaria más grande del país; incluso grandes editorial del habla hispana como </w:t>
-      </w:r>
-      <w:r>
-        <w:rPr>
-          <w:i/>
-          <w:sz w:val="24"/>
-          <w:szCs w:val="24"/>
-        </w:rPr>
-        <w:t>Grupo Planeta</w:t>
-      </w:r>
-      <w:r>
-        <w:rPr>
-          <w:sz w:val="24"/>
-          <w:szCs w:val="24"/>
-        </w:rPr>
-        <w:t xml:space="preserve">; etc. </w:t>
-      </w:r>
-    </w:p>
-    <w:p>
-      <w:pPr>
-        <w:spacing w:after="164"/>
-        <w:ind w:left="565"/>
-        <w:rPr>
-          <w:sz w:val="24"/>
-          <w:szCs w:val="24"/>
-        </w:rPr>
-      </w:pPr>
-      <w:r>
-        <w:rPr>
-          <w:sz w:val="24"/>
-          <w:szCs w:val="24"/>
-        </w:rPr>
-        <w:t xml:space="preserve">No solo competiríamos con editoriales, sino que, con </w:t>
-      </w:r>
-      <w:r>
-        <w:rPr>
-          <w:i/>
-          <w:sz w:val="24"/>
-          <w:szCs w:val="24"/>
-        </w:rPr>
-        <w:t>agencias de publicidad</w:t>
-      </w:r>
-      <w:r>
-        <w:rPr>
-          <w:sz w:val="24"/>
-          <w:szCs w:val="24"/>
-        </w:rPr>
-        <w:t xml:space="preserve"> de cualquier parte del mundo también, debido a nuestro modelo de patrocinio por unidad. </w:t>
-      </w:r>
-    </w:p>
-    <w:p>
-      <w:pPr>
-        <w:spacing w:after="182" w:line="259" w:lineRule="auto"/>
-        <w:ind w:left="570" w:firstLine="0"/>
-        <w:jc w:val="left"/>
         <w:rPr>
           <w:sz w:val="24"/>
           <w:szCs w:val="24"/>
@@ -2713,16 +3015,41 @@
         <w:ind w:left="565"/>
         <w:jc w:val="left"/>
         <w:rPr>
-          <w:sz w:val="24"/>
-          <w:szCs w:val="24"/>
-        </w:rPr>
-      </w:pPr>
-      <w:r>
-        <w:rPr>
-          <w:b/>
-          <w:sz w:val="24"/>
-          <w:szCs w:val="24"/>
-        </w:rPr>
+          <w:b/>
+          <w:sz w:val="24"/>
+          <w:szCs w:val="24"/>
+        </w:rPr>
+      </w:pPr>
+    </w:p>
+    <w:p>
+      <w:pPr>
+        <w:spacing w:after="200" w:line="250" w:lineRule="auto"/>
+        <w:ind w:left="565"/>
+        <w:jc w:val="left"/>
+        <w:rPr>
+          <w:b/>
+          <w:sz w:val="24"/>
+          <w:szCs w:val="24"/>
+        </w:rPr>
+      </w:pPr>
+    </w:p>
+    <w:p>
+      <w:pPr>
+        <w:spacing w:after="200" w:line="250" w:lineRule="auto"/>
+        <w:ind w:left="565"/>
+        <w:jc w:val="left"/>
+        <w:rPr>
+          <w:sz w:val="24"/>
+          <w:szCs w:val="24"/>
+        </w:rPr>
+      </w:pPr>
+      <w:r>
+        <w:rPr>
+          <w:b/>
+          <w:sz w:val="24"/>
+          <w:szCs w:val="24"/>
+        </w:rPr>
+        <w:lastRenderedPageBreak/>
         <w:t xml:space="preserve">Análisis FODA </w:t>
       </w:r>
     </w:p>
@@ -2764,7 +3091,23 @@
           <w:sz w:val="24"/>
           <w:szCs w:val="24"/>
         </w:rPr>
-        <w:t xml:space="preserve">Oportunidades: Es posible que muchas empresas quieran tener su lugar en nuestros productos, empresas de todo tipo, pero sobre todos aquellas que luchan por el bien social, lo que nos lleva a una posible alianza con muchas otras entidades como ONGs. Pudiendo aumentar la conciencia social sobre la falta de lectura y del poco cuidado de nuestro planeta. </w:t>
+        <w:t xml:space="preserve">Oportunidades: Es posible que muchas empresas quieran tener su lugar en nuestros productos, empresas de todo tipo, pero sobre todos aquellas que luchan por el bien social, lo que nos lleva a una posible alianza con muchas otras entidades como </w:t>
+      </w:r>
+      <w:proofErr w:type="spellStart"/>
+      <w:r>
+        <w:rPr>
+          <w:sz w:val="24"/>
+          <w:szCs w:val="24"/>
+        </w:rPr>
+        <w:t>ONGs</w:t>
+      </w:r>
+      <w:proofErr w:type="spellEnd"/>
+      <w:r>
+        <w:rPr>
+          <w:sz w:val="24"/>
+          <w:szCs w:val="24"/>
+        </w:rPr>
+        <w:t xml:space="preserve">. Pudiendo aumentar la conciencia social sobre la falta de lectura y del poco cuidado de nuestro planeta. </w:t>
       </w:r>
     </w:p>
     <w:p>
@@ -2785,7 +3128,6 @@
           <w:sz w:val="24"/>
           <w:szCs w:val="24"/>
         </w:rPr>
-        <w:lastRenderedPageBreak/>
         <w:t xml:space="preserve">Debilidades: Una dependencia muy grande de patrocinadores, si bien nuestro segmento en cual los libros se venden a clientes directos funciona independientemente de este, si es verdad que no tendría sentido llevar a cabo el emprendimiento sin la ayuda y el interés de diferentes marcas, empresas, organizaciones y demás entidades. </w:t>
       </w:r>
     </w:p>
@@ -2871,6 +3213,51 @@
     <w:p>
       <w:pPr>
         <w:spacing w:after="164"/>
+        <w:ind w:left="565" w:firstLine="2"/>
+        <w:rPr>
+          <w:sz w:val="24"/>
+          <w:szCs w:val="24"/>
+          <w:lang w:val="es-419"/>
+        </w:rPr>
+      </w:pPr>
+      <w:r>
+        <w:rPr>
+          <w:sz w:val="24"/>
+          <w:szCs w:val="24"/>
+        </w:rPr>
+        <w:t xml:space="preserve"> </w:t>
+      </w:r>
+      <w:r>
+        <w:rPr>
+          <w:sz w:val="24"/>
+          <w:szCs w:val="24"/>
+          <w:lang w:val="es-419"/>
+        </w:rPr>
+        <w:t>El sistema de producción de Free Know corresponde a un modelo por lotes y bajo pedido. La fabricación de las hojas de papel reciclado será tercerizada a un proveedor especializado, mientras que Free Know realizará internamente la impresión, corte, armado y encuadernación de los libros.</w:t>
+      </w:r>
+    </w:p>
+    <w:p>
+      <w:pPr>
+        <w:spacing w:after="164"/>
+        <w:ind w:left="565" w:firstLine="143"/>
+        <w:rPr>
+          <w:sz w:val="24"/>
+          <w:szCs w:val="24"/>
+          <w:lang w:val="es-419"/>
+        </w:rPr>
+      </w:pPr>
+      <w:r>
+        <w:rPr>
+          <w:sz w:val="24"/>
+          <w:szCs w:val="24"/>
+          <w:lang w:val="es-419"/>
+        </w:rPr>
+        <w:t>La producción se iniciará una vez que se hayan definido las cantidades necesarias y se hayan confirmado los auspicios correspondientes.</w:t>
+      </w:r>
+    </w:p>
+    <w:p>
+      <w:pPr>
+        <w:spacing w:after="164"/>
         <w:ind w:left="565"/>
         <w:rPr>
           <w:sz w:val="24"/>
@@ -2879,25 +3266,109 @@
       </w:pPr>
       <w:r>
         <w:rPr>
-          <w:sz w:val="24"/>
-          <w:szCs w:val="24"/>
-        </w:rPr>
-        <w:t xml:space="preserve"> El sistema de producción de Free Know, corresponde a un modelo </w:t>
-      </w:r>
-      <w:r>
-        <w:rPr>
-          <w:i/>
-          <w:sz w:val="24"/>
-          <w:szCs w:val="24"/>
-        </w:rPr>
-        <w:t xml:space="preserve">por lotes y bajo pedido. </w:t>
-      </w:r>
-      <w:r>
-        <w:rPr>
-          <w:sz w:val="24"/>
-          <w:szCs w:val="24"/>
-        </w:rPr>
-        <w:t xml:space="preserve">Al no ser los fabricantes directos, la producción se activa únicamente cuando se han cerrado los cupos de auspicios necesarios con las empresas patrocinadoras. </w:t>
+          <w:b/>
+          <w:sz w:val="24"/>
+          <w:szCs w:val="24"/>
+        </w:rPr>
+        <w:t>Descripción del proceso productivo</w:t>
+      </w:r>
+      <w:r>
+        <w:rPr>
+          <w:sz w:val="24"/>
+          <w:szCs w:val="24"/>
+        </w:rPr>
+        <w:t xml:space="preserve">: </w:t>
+      </w:r>
+    </w:p>
+    <w:p>
+      <w:pPr>
+        <w:spacing w:after="164"/>
+        <w:ind w:left="565"/>
+        <w:rPr>
+          <w:sz w:val="24"/>
+          <w:szCs w:val="24"/>
+        </w:rPr>
+      </w:pPr>
+      <w:r>
+        <w:rPr>
+          <w:sz w:val="24"/>
+          <w:szCs w:val="24"/>
+        </w:rPr>
+        <w:t xml:space="preserve"> Se recibe la orden de compra de las empresas patrocinadoras, el equipo se encarga de contactarla y hacerle saber c</w:t>
+      </w:r>
+      <w:r>
+        <w:rPr>
+          <w:sz w:val="24"/>
+          <w:szCs w:val="24"/>
+        </w:rPr>
+        <w:t>ó</w:t>
+      </w:r>
+      <w:r>
+        <w:rPr>
+          <w:sz w:val="24"/>
+          <w:szCs w:val="24"/>
+        </w:rPr>
+        <w:t xml:space="preserve">mo será posible realizar el pedido (esto debido a la alta complejidad del sistema) ya que es posible que se lo modifique un poco en el proceso. También se calcula el esquema de distribución, ya que debemos respetar la regla del 65%-35%. </w:t>
+      </w:r>
+    </w:p>
+    <w:p>
+      <w:pPr>
+        <w:spacing w:after="170"/>
+        <w:ind w:left="565"/>
+        <w:rPr>
+          <w:sz w:val="24"/>
+          <w:szCs w:val="24"/>
+        </w:rPr>
+      </w:pPr>
+      <w:r>
+        <w:rPr>
+          <w:sz w:val="24"/>
+          <w:szCs w:val="24"/>
+        </w:rPr>
+        <w:lastRenderedPageBreak/>
+        <w:t xml:space="preserve">El equipo de Free Know maqueta digitalmente el libro, con los auspicios de las marcas, incluyendo sus logos, slogans, e incluso imágenes publicitarias de sus productos en zonas del producto donde no molesten al lector a la hora de leer, pero que lo hagan consciente de los anuncios. </w:t>
+      </w:r>
+    </w:p>
+    <w:p>
+      <w:pPr>
+        <w:spacing w:after="164"/>
+        <w:ind w:left="565"/>
+        <w:rPr>
+          <w:sz w:val="24"/>
+          <w:szCs w:val="24"/>
+        </w:rPr>
+      </w:pPr>
+      <w:r>
+        <w:rPr>
+          <w:sz w:val="24"/>
+          <w:szCs w:val="24"/>
+        </w:rPr>
+        <w:t>Luego se solicita al proveedor externo la cantidad necesaria de hojas de papel reciclado, de acuerdo con las características y cantidades establecidas para el lote. Una vez recibidas las hojas, Free Know realiza internamente la impresión, corte, armado y encuadernación de los libros.</w:t>
+      </w:r>
+    </w:p>
+    <w:p>
+      <w:pPr>
+        <w:spacing w:after="177" w:line="259" w:lineRule="auto"/>
+        <w:ind w:left="570" w:firstLine="0"/>
+        <w:jc w:val="left"/>
+        <w:rPr>
+          <w:sz w:val="28"/>
+          <w:szCs w:val="28"/>
+        </w:rPr>
+      </w:pPr>
+      <w:r>
+        <w:rPr>
+          <w:sz w:val="24"/>
+          <w:szCs w:val="24"/>
+        </w:rPr>
+        <w:t>Una vez finalizado el proceso de impresión y encuadernación, los libros son almacenados en las instalaciones de Free Know. Posteriormente, se separan según su destino: donación, venta o distribución correspondiente.</w:t>
+      </w:r>
+      <w:r>
+        <w:rPr>
+          <w:sz w:val="28"/>
+          <w:szCs w:val="28"/>
+        </w:rPr>
+        <w:t xml:space="preserve"> </w:t>
       </w:r>
     </w:p>
     <w:p>
@@ -2906,161 +3377,6 @@
         <w:ind w:left="565"/>
         <w:jc w:val="left"/>
         <w:rPr>
-          <w:sz w:val="24"/>
-          <w:szCs w:val="24"/>
-        </w:rPr>
-      </w:pPr>
-      <w:r>
-        <w:rPr>
-          <w:b/>
-          <w:sz w:val="24"/>
-          <w:szCs w:val="24"/>
-        </w:rPr>
-        <w:t>Descripción del proceso productivo</w:t>
-      </w:r>
-      <w:r>
-        <w:rPr>
-          <w:sz w:val="24"/>
-          <w:szCs w:val="24"/>
-        </w:rPr>
-        <w:t xml:space="preserve">: </w:t>
-      </w:r>
-    </w:p>
-    <w:p>
-      <w:pPr>
-        <w:spacing w:after="164"/>
-        <w:ind w:left="565"/>
-        <w:rPr>
-          <w:sz w:val="24"/>
-          <w:szCs w:val="24"/>
-        </w:rPr>
-      </w:pPr>
-      <w:r>
-        <w:rPr>
-          <w:sz w:val="24"/>
-          <w:szCs w:val="24"/>
-        </w:rPr>
-        <w:t xml:space="preserve"> Se recibe la orden de compra de las empresas patrocinadoras, el equipo se encarga de contactarla y hacerle saber c</w:t>
-      </w:r>
-      <w:r>
-        <w:rPr>
-          <w:sz w:val="24"/>
-          <w:szCs w:val="24"/>
-        </w:rPr>
-        <w:t>ó</w:t>
-      </w:r>
-      <w:r>
-        <w:rPr>
-          <w:sz w:val="24"/>
-          <w:szCs w:val="24"/>
-        </w:rPr>
-        <w:t xml:space="preserve">mo será posible realizar el pedido (esto debido a la alta complejidad del sistema) ya que es posible que se lo modifique un poco en el proceso. También se calcula el esquema de distribución, ya que debemos respetar la regla del 65%-35%. </w:t>
-      </w:r>
-    </w:p>
-    <w:p>
-      <w:pPr>
-        <w:spacing w:after="170"/>
-        <w:ind w:left="565"/>
-        <w:rPr>
-          <w:sz w:val="24"/>
-          <w:szCs w:val="24"/>
-        </w:rPr>
-      </w:pPr>
-      <w:r>
-        <w:rPr>
-          <w:sz w:val="24"/>
-          <w:szCs w:val="24"/>
-        </w:rPr>
-        <w:t xml:space="preserve">El equipo de Free Know maqueta digitalmente el libro, con los auspicios de las marcas, incluyendo sus logos, slogans, e incluso imágenes publicitarias de sus productos en zonas del producto donde no molesten al lector a la hora de leer, pero que lo hagan consciente de los anuncios. </w:t>
-      </w:r>
-    </w:p>
-    <w:p>
-      <w:pPr>
-        <w:spacing w:after="164"/>
-        <w:ind w:left="565"/>
-        <w:rPr>
-          <w:sz w:val="24"/>
-          <w:szCs w:val="24"/>
-        </w:rPr>
-      </w:pPr>
-      <w:r>
-        <w:rPr>
-          <w:sz w:val="24"/>
-          <w:szCs w:val="24"/>
-        </w:rPr>
-        <w:t xml:space="preserve">Luego se envían </w:t>
-      </w:r>
-      <w:r>
-        <w:rPr>
-          <w:sz w:val="24"/>
-          <w:szCs w:val="24"/>
-        </w:rPr>
-        <w:t xml:space="preserve">las cantidades estimativas de hojas a ocupar </w:t>
-      </w:r>
-      <w:r>
-        <w:rPr>
-          <w:sz w:val="24"/>
-          <w:szCs w:val="24"/>
-        </w:rPr>
-        <w:t xml:space="preserve">y la orden de compra a la </w:t>
-      </w:r>
-      <w:r>
-        <w:rPr>
-          <w:i/>
-          <w:sz w:val="24"/>
-          <w:szCs w:val="24"/>
-        </w:rPr>
-        <w:t xml:space="preserve">Imprenta Ecológica </w:t>
-      </w:r>
-      <w:r>
-        <w:rPr>
-          <w:sz w:val="24"/>
-          <w:szCs w:val="24"/>
-        </w:rPr>
-        <w:t xml:space="preserve">ubicada en Buenos Aires, con la especificación de las cantidades deseadas. </w:t>
-      </w:r>
-    </w:p>
-    <w:p>
-      <w:pPr>
-        <w:spacing w:after="169"/>
-        <w:ind w:left="565"/>
-        <w:rPr>
-          <w:sz w:val="24"/>
-          <w:szCs w:val="24"/>
-        </w:rPr>
-      </w:pPr>
-      <w:r>
-        <w:rPr>
-          <w:sz w:val="24"/>
-          <w:szCs w:val="24"/>
-        </w:rPr>
-        <w:t xml:space="preserve">Los libros son transportados desde Buenos Aires a los depósitos de Free Know, donde se separan para su embalaje y distribución final, mientras otros (la minoría), que son los que no cuentan con anuncios, quedan para la venta. </w:t>
-      </w:r>
-    </w:p>
-    <w:p>
-      <w:pPr>
-        <w:spacing w:after="177" w:line="259" w:lineRule="auto"/>
-        <w:ind w:left="570" w:firstLine="0"/>
-        <w:jc w:val="left"/>
-        <w:rPr>
-          <w:sz w:val="24"/>
-          <w:szCs w:val="24"/>
-        </w:rPr>
-      </w:pPr>
-      <w:r>
-        <w:rPr>
-          <w:sz w:val="24"/>
-          <w:szCs w:val="24"/>
-        </w:rPr>
-        <w:t xml:space="preserve"> </w:t>
-      </w:r>
-    </w:p>
-    <w:p>
-      <w:pPr>
-        <w:spacing w:after="185" w:line="250" w:lineRule="auto"/>
-        <w:ind w:left="565"/>
-        <w:jc w:val="left"/>
-        <w:rPr>
           <w:b/>
           <w:sz w:val="24"/>
           <w:szCs w:val="24"/>
@@ -3095,7 +3411,6 @@
           <w:sz w:val="24"/>
           <w:szCs w:val="24"/>
         </w:rPr>
-        <w:lastRenderedPageBreak/>
         <w:t>Control de calidad</w:t>
       </w:r>
       <w:r>
@@ -3120,7 +3435,21 @@
           <w:sz w:val="24"/>
           <w:szCs w:val="24"/>
         </w:rPr>
-        <w:t xml:space="preserve"> El control de calidad se basa en un exhaustivo control de los archivos digitales, analizando que no tengan errores y no los tengan a la hora de la impresión. Para esto podemos enviar los archivos de prueba a la imprenta, para que hagan una única impresión de cada libro, para revisar que no cuenten con fallas, que los colores se vean bien en el papel reciclado y que, sobre todo, los logos de las empresas auspiciantes tengan una buena visibilidad. </w:t>
+        <w:t xml:space="preserve"> El control de calidad se basa en un exhaustivo control de los archivos digitales, analizando que no tengan errores y no los tengan a la hora de la impresión. Para esto podemos enviar los archivos de prueba a la </w:t>
+      </w:r>
+      <w:r>
+        <w:rPr>
+          <w:sz w:val="24"/>
+          <w:szCs w:val="24"/>
+        </w:rPr>
+        <w:t>sección de impresión</w:t>
+      </w:r>
+      <w:r>
+        <w:rPr>
+          <w:sz w:val="24"/>
+          <w:szCs w:val="24"/>
+        </w:rPr>
+        <w:t xml:space="preserve">, para que hagan una única impresión de cada libro, para revisar que no cuenten con fallas, que los colores se vean bien en el papel reciclado y que, sobre todo, los logos de las empresas auspiciantes tengan una buena visibilidad. </w:t>
       </w:r>
     </w:p>
     <w:p>
@@ -3181,94 +3510,452 @@
     </w:p>
     <w:p>
       <w:pPr>
+        <w:pStyle w:val="Prrafodelista"/>
         <w:numPr>
           <w:ilvl w:val="0"/>
-          <w:numId w:val="12"/>
+          <w:numId w:val="17"/>
         </w:numPr>
-        <w:spacing w:after="0" w:line="259" w:lineRule="auto"/>
-        <w:ind w:hanging="360"/>
-        <w:rPr>
+        <w:spacing w:line="276" w:lineRule="auto"/>
+        <w:jc w:val="both"/>
+        <w:rPr>
+          <w:rFonts w:ascii="Arial" w:hAnsi="Arial" w:cs="Arial"/>
+          <w:sz w:val="24"/>
+          <w:szCs w:val="24"/>
+        </w:rPr>
+      </w:pPr>
+      <w:r>
+        <w:rPr>
+          <w:rFonts w:ascii="Arial" w:hAnsi="Arial" w:cs="Arial"/>
+          <w:b/>
           <w:bCs/>
           <w:sz w:val="24"/>
           <w:szCs w:val="24"/>
         </w:rPr>
-      </w:pPr>
-      <w:r>
-        <w:rPr>
-          <w:bCs/>
-          <w:sz w:val="24"/>
-          <w:szCs w:val="24"/>
-        </w:rPr>
-        <w:t xml:space="preserve">Gerencia general: Simón Becerra y Jeremías Moreira dirigiendo el proyecto. </w:t>
-      </w:r>
-    </w:p>
-    <w:p>
-      <w:pPr>
+        <w:t>Gerencia general</w:t>
+      </w:r>
+      <w:r>
+        <w:rPr>
+          <w:rFonts w:ascii="Arial" w:hAnsi="Arial" w:cs="Arial"/>
+          <w:sz w:val="24"/>
+          <w:szCs w:val="24"/>
+        </w:rPr>
+        <w:t>: Simón Becerra y Jeremías Moreira dirigiendo el proyecto, toma de decisiones y supervisión del funcionamiento de todas las áreas.</w:t>
+      </w:r>
+    </w:p>
+    <w:p>
+      <w:pPr>
+        <w:pStyle w:val="Prrafodelista"/>
         <w:numPr>
           <w:ilvl w:val="0"/>
-          <w:numId w:val="12"/>
+          <w:numId w:val="17"/>
         </w:numPr>
-        <w:spacing w:after="20"/>
-        <w:ind w:hanging="360"/>
-        <w:rPr>
+        <w:spacing w:line="276" w:lineRule="auto"/>
+        <w:jc w:val="both"/>
+        <w:rPr>
+          <w:rFonts w:ascii="Arial" w:hAnsi="Arial" w:cs="Arial"/>
+          <w:sz w:val="24"/>
+          <w:szCs w:val="24"/>
+        </w:rPr>
+      </w:pPr>
+      <w:r>
+        <w:rPr>
+          <w:rFonts w:ascii="Arial" w:hAnsi="Arial" w:cs="Arial"/>
+          <w:b/>
           <w:bCs/>
           <w:sz w:val="24"/>
           <w:szCs w:val="24"/>
         </w:rPr>
-      </w:pPr>
-      <w:r>
-        <w:rPr>
-          <w:bCs/>
-          <w:sz w:val="24"/>
-          <w:szCs w:val="24"/>
-        </w:rPr>
-        <w:t xml:space="preserve">Área comercial: Ejecutivos encargados de contactar y cerrar contratos con las empresas auspiciantes. </w:t>
-      </w:r>
-    </w:p>
-    <w:p>
-      <w:pPr>
+        <w:t>Área comercial</w:t>
+      </w:r>
+      <w:r>
+        <w:rPr>
+          <w:rFonts w:ascii="Arial" w:hAnsi="Arial" w:cs="Arial"/>
+          <w:sz w:val="24"/>
+          <w:szCs w:val="24"/>
+        </w:rPr>
+        <w:t xml:space="preserve">: </w:t>
+      </w:r>
+      <w:r>
+        <w:rPr>
+          <w:rFonts w:ascii="Arial" w:hAnsi="Arial" w:cs="Arial"/>
+          <w:sz w:val="24"/>
+          <w:szCs w:val="24"/>
+        </w:rPr>
+        <w:t>Inicialmente será gestionada por los integrantes del proyecto y posteriormente podrá incorporar personal encargado de contactar, negociar y cerrar contratos con empresas auspiciantes.</w:t>
+      </w:r>
+    </w:p>
+    <w:p>
+      <w:pPr>
+        <w:pStyle w:val="Prrafodelista"/>
         <w:numPr>
           <w:ilvl w:val="0"/>
-          <w:numId w:val="12"/>
+          <w:numId w:val="17"/>
         </w:numPr>
-        <w:spacing w:after="19"/>
-        <w:ind w:hanging="360"/>
-        <w:rPr>
+        <w:spacing w:line="276" w:lineRule="auto"/>
+        <w:jc w:val="both"/>
+        <w:rPr>
+          <w:rFonts w:ascii="Arial" w:hAnsi="Arial" w:cs="Arial"/>
+          <w:sz w:val="24"/>
+          <w:szCs w:val="24"/>
+        </w:rPr>
+      </w:pPr>
+      <w:r>
+        <w:rPr>
+          <w:rFonts w:ascii="Arial" w:hAnsi="Arial" w:cs="Arial"/>
+          <w:b/>
           <w:bCs/>
           <w:sz w:val="24"/>
           <w:szCs w:val="24"/>
         </w:rPr>
-      </w:pPr>
-      <w:r>
-        <w:rPr>
+        <w:t>Área</w:t>
+      </w:r>
+      <w:r>
+        <w:rPr>
+          <w:rFonts w:ascii="Arial" w:hAnsi="Arial" w:cs="Arial"/>
+          <w:b/>
           <w:bCs/>
           <w:sz w:val="24"/>
           <w:szCs w:val="24"/>
         </w:rPr>
-        <w:t xml:space="preserve">Área administrativa/financiera: Control de pagos, facturación y gestión con la fábrica tercerizada. </w:t>
-      </w:r>
-    </w:p>
-    <w:p>
-      <w:pPr>
+        <w:t xml:space="preserve"> </w:t>
+      </w:r>
+      <w:r>
+        <w:rPr>
+          <w:rFonts w:ascii="Arial" w:hAnsi="Arial" w:cs="Arial"/>
+          <w:b/>
+          <w:bCs/>
+          <w:sz w:val="24"/>
+          <w:szCs w:val="24"/>
+        </w:rPr>
+        <w:t>administrativa/financiera</w:t>
+      </w:r>
+      <w:r>
+        <w:rPr>
+          <w:rFonts w:ascii="Arial" w:hAnsi="Arial" w:cs="Arial"/>
+          <w:b/>
+          <w:bCs/>
+          <w:sz w:val="24"/>
+          <w:szCs w:val="24"/>
+        </w:rPr>
+        <w:t>:</w:t>
+      </w:r>
+      <w:r>
+        <w:rPr>
+          <w:rFonts w:ascii="Arial" w:eastAsia="Arial" w:hAnsi="Arial" w:cs="Arial"/>
+          <w:color w:val="000000"/>
+          <w:sz w:val="24"/>
+          <w:szCs w:val="24"/>
+          <w:lang w:eastAsia="es-AR"/>
+        </w:rPr>
+        <w:t xml:space="preserve"> </w:t>
+      </w:r>
+      <w:r>
+        <w:rPr>
+          <w:rFonts w:ascii="Arial" w:hAnsi="Arial" w:cs="Arial"/>
+          <w:sz w:val="24"/>
+          <w:szCs w:val="24"/>
+        </w:rPr>
+        <w:t>será gestionada inicialmente por los integrantes del proyecto e incluirá el control de pagos, registros, facturación y administración de los recursos.</w:t>
+      </w:r>
+    </w:p>
+    <w:p>
+      <w:pPr>
+        <w:pStyle w:val="Prrafodelista"/>
         <w:numPr>
           <w:ilvl w:val="0"/>
-          <w:numId w:val="12"/>
+          <w:numId w:val="17"/>
         </w:numPr>
-        <w:spacing w:after="164"/>
-        <w:ind w:hanging="360"/>
-        <w:rPr>
+        <w:spacing w:line="276" w:lineRule="auto"/>
+        <w:jc w:val="both"/>
+        <w:rPr>
+          <w:rFonts w:ascii="Arial" w:hAnsi="Arial" w:cs="Arial"/>
+          <w:sz w:val="24"/>
+          <w:szCs w:val="24"/>
+        </w:rPr>
+      </w:pPr>
+      <w:r>
+        <w:rPr>
+          <w:rFonts w:ascii="Arial" w:hAnsi="Arial" w:cs="Arial"/>
+          <w:b/>
           <w:bCs/>
           <w:sz w:val="24"/>
           <w:szCs w:val="24"/>
         </w:rPr>
-      </w:pPr>
-      <w:r>
-        <w:rPr>
+        <w:t>Área de logística</w:t>
+      </w:r>
+      <w:r>
+        <w:rPr>
+          <w:rFonts w:ascii="Arial" w:hAnsi="Arial" w:cs="Arial"/>
+          <w:sz w:val="24"/>
+          <w:szCs w:val="24"/>
+        </w:rPr>
+        <w:t xml:space="preserve">: </w:t>
+      </w:r>
+      <w:r>
+        <w:rPr>
+          <w:rFonts w:ascii="Arial" w:hAnsi="Arial" w:cs="Arial"/>
+          <w:sz w:val="24"/>
+          <w:szCs w:val="24"/>
+        </w:rPr>
+        <w:t>S</w:t>
+      </w:r>
+      <w:r>
+        <w:rPr>
+          <w:rFonts w:ascii="Arial" w:hAnsi="Arial" w:cs="Arial"/>
+          <w:sz w:val="24"/>
+          <w:szCs w:val="24"/>
+        </w:rPr>
+        <w:t>erá responsabilidad del equipo de Free Know e incluirá la recepción de materiales, organización del depósito, preparación de pedidos y coordinación de las entregas y donaciones.</w:t>
+      </w:r>
+    </w:p>
+    <w:p>
+      <w:pPr>
+        <w:pStyle w:val="Prrafodelista"/>
+        <w:numPr>
+          <w:ilvl w:val="0"/>
+          <w:numId w:val="17"/>
+        </w:numPr>
+        <w:spacing w:line="276" w:lineRule="auto"/>
+        <w:jc w:val="both"/>
+        <w:rPr>
+          <w:rFonts w:ascii="Arial" w:hAnsi="Arial" w:cs="Arial"/>
+          <w:sz w:val="24"/>
+          <w:szCs w:val="24"/>
+        </w:rPr>
+      </w:pPr>
+      <w:r>
+        <w:rPr>
+          <w:rFonts w:ascii="Arial" w:hAnsi="Arial" w:cs="Arial"/>
+          <w:b/>
           <w:bCs/>
           <w:sz w:val="24"/>
           <w:szCs w:val="24"/>
         </w:rPr>
-        <w:t xml:space="preserve">Área de logística: Personal encargado de recibir la mercadería y de gestionar su distribución y donación. </w:t>
+        <w:lastRenderedPageBreak/>
+        <w:t>Diseño</w:t>
+      </w:r>
+      <w:r>
+        <w:rPr>
+          <w:rFonts w:ascii="Arial" w:hAnsi="Arial" w:cs="Arial"/>
+          <w:sz w:val="24"/>
+          <w:szCs w:val="24"/>
+        </w:rPr>
+        <w:t xml:space="preserve">: </w:t>
+      </w:r>
+      <w:r>
+        <w:rPr>
+          <w:rFonts w:ascii="Arial" w:hAnsi="Arial" w:cs="Arial"/>
+          <w:sz w:val="24"/>
+          <w:szCs w:val="24"/>
+        </w:rPr>
+        <w:t>I</w:t>
+      </w:r>
+      <w:r>
+        <w:rPr>
+          <w:rFonts w:ascii="Arial" w:hAnsi="Arial" w:cs="Arial"/>
+          <w:sz w:val="24"/>
+          <w:szCs w:val="24"/>
+        </w:rPr>
+        <w:t>nicialmente podrá ser realizado por los integrantes del proyecto. En caso de crecimiento, podrán incorporarse diseñadores gráficos especializados.</w:t>
+      </w:r>
+    </w:p>
+    <w:p>
+      <w:pPr>
+        <w:pStyle w:val="Prrafodelista"/>
+        <w:numPr>
+          <w:ilvl w:val="0"/>
+          <w:numId w:val="17"/>
+        </w:numPr>
+        <w:spacing w:line="276" w:lineRule="auto"/>
+        <w:jc w:val="both"/>
+        <w:rPr>
+          <w:rFonts w:ascii="Arial" w:hAnsi="Arial" w:cs="Arial"/>
+          <w:sz w:val="24"/>
+          <w:szCs w:val="24"/>
+        </w:rPr>
+      </w:pPr>
+      <w:r>
+        <w:rPr>
+          <w:rStyle w:val="Textoennegrita"/>
+          <w:rFonts w:ascii="Arial" w:hAnsi="Arial" w:cs="Arial"/>
+          <w:sz w:val="24"/>
+          <w:szCs w:val="24"/>
+        </w:rPr>
+        <w:t>Producción:</w:t>
+      </w:r>
+      <w:r>
+        <w:rPr>
+          <w:rFonts w:ascii="Arial" w:hAnsi="Arial" w:cs="Arial"/>
+          <w:sz w:val="24"/>
+          <w:szCs w:val="24"/>
+        </w:rPr>
+        <w:t xml:space="preserve"> </w:t>
+      </w:r>
+      <w:r>
+        <w:rPr>
+          <w:rFonts w:ascii="Arial" w:hAnsi="Arial" w:cs="Arial"/>
+          <w:sz w:val="24"/>
+          <w:szCs w:val="24"/>
+        </w:rPr>
+        <w:t>S</w:t>
+      </w:r>
+      <w:r>
+        <w:rPr>
+          <w:rFonts w:ascii="Arial" w:hAnsi="Arial" w:cs="Arial"/>
+          <w:sz w:val="24"/>
+          <w:szCs w:val="24"/>
+        </w:rPr>
+        <w:t>erá realizada por Free Know. El personal se encargará de recibir las hojas fabricadas por el proveedor externo y realizar la impresión, corte, armado y encuadernación</w:t>
+      </w:r>
+      <w:r>
+        <w:rPr>
+          <w:rFonts w:ascii="Arial" w:hAnsi="Arial" w:cs="Arial"/>
+          <w:sz w:val="24"/>
+          <w:szCs w:val="24"/>
+        </w:rPr>
+        <w:t>.</w:t>
+      </w:r>
+    </w:p>
+    <w:p>
+      <w:pPr>
+        <w:pStyle w:val="Prrafodelista"/>
+        <w:numPr>
+          <w:ilvl w:val="0"/>
+          <w:numId w:val="17"/>
+        </w:numPr>
+        <w:spacing w:line="276" w:lineRule="auto"/>
+        <w:jc w:val="both"/>
+        <w:rPr>
+          <w:rFonts w:ascii="Arial" w:hAnsi="Arial" w:cs="Arial"/>
+          <w:sz w:val="24"/>
+          <w:szCs w:val="24"/>
+        </w:rPr>
+      </w:pPr>
+      <w:r>
+        <w:rPr>
+          <w:rFonts w:ascii="Arial" w:hAnsi="Arial" w:cs="Arial"/>
+          <w:b/>
+          <w:bCs/>
+          <w:sz w:val="24"/>
+          <w:szCs w:val="24"/>
+        </w:rPr>
+        <w:t>Control de calidad:</w:t>
+      </w:r>
+      <w:r>
+        <w:rPr>
+          <w:rFonts w:ascii="Arial" w:hAnsi="Arial" w:cs="Arial"/>
+          <w:sz w:val="24"/>
+          <w:szCs w:val="24"/>
+        </w:rPr>
+        <w:t xml:space="preserve"> </w:t>
+      </w:r>
+      <w:r>
+        <w:rPr>
+          <w:rFonts w:ascii="Arial" w:hAnsi="Arial" w:cs="Arial"/>
+          <w:sz w:val="24"/>
+          <w:szCs w:val="24"/>
+        </w:rPr>
+        <w:t>S</w:t>
+      </w:r>
+      <w:r>
+        <w:rPr>
+          <w:rFonts w:ascii="Arial" w:hAnsi="Arial" w:cs="Arial"/>
+          <w:sz w:val="24"/>
+          <w:szCs w:val="24"/>
+        </w:rPr>
+        <w:t>erá realizado por los integrantes del proyecto durante la etapa inicial y podrá incorporar personal especializado posteriormente.</w:t>
+      </w:r>
+    </w:p>
+    <w:p>
+      <w:pPr>
+        <w:pStyle w:val="Prrafodelista"/>
+        <w:numPr>
+          <w:ilvl w:val="0"/>
+          <w:numId w:val="17"/>
+        </w:numPr>
+        <w:spacing w:line="276" w:lineRule="auto"/>
+        <w:jc w:val="both"/>
+        <w:rPr>
+          <w:rFonts w:ascii="Arial" w:hAnsi="Arial" w:cs="Arial"/>
+          <w:sz w:val="24"/>
+          <w:szCs w:val="24"/>
+        </w:rPr>
+      </w:pPr>
+      <w:r>
+        <w:rPr>
+          <w:rFonts w:ascii="Arial" w:hAnsi="Arial" w:cs="Arial"/>
+          <w:b/>
+          <w:bCs/>
+          <w:sz w:val="24"/>
+          <w:szCs w:val="24"/>
+        </w:rPr>
+        <w:t>Servicios tercerizados:</w:t>
+      </w:r>
+      <w:r>
+        <w:rPr>
+          <w:rFonts w:ascii="Arial" w:hAnsi="Arial" w:cs="Arial"/>
+          <w:sz w:val="24"/>
+          <w:szCs w:val="24"/>
+        </w:rPr>
+        <w:t xml:space="preserve"> únicamente se tercerizará la fabricación de las hojas de papel reciclado. El resto de las actividades productivas, logísticas y administrativas estarán a cargo de Free Know.</w:t>
+      </w:r>
+    </w:p>
+    <w:p>
+      <w:pPr>
+        <w:spacing w:line="276" w:lineRule="auto"/>
+        <w:ind w:left="360"/>
+        <w:rPr>
+          <w:sz w:val="24"/>
+          <w:szCs w:val="24"/>
+        </w:rPr>
+      </w:pPr>
+      <w:r>
+        <w:rPr>
+          <w:sz w:val="24"/>
+          <w:szCs w:val="24"/>
+        </w:rPr>
+        <w:t>La mayoría de estas áreas serán cubiertas por nosotros al principio del proyecto, cuando aún no contemos con el presupuesto necesario para emplear gente.</w:t>
+      </w:r>
+      <w:r>
+        <w:rPr>
+          <w:sz w:val="24"/>
+          <w:szCs w:val="24"/>
+        </w:rPr>
+        <w:br/>
+        <w:t>Solo las áreas de diseño y control de calidad serán llevadas a cabo desde el principio por empleados profesionales.</w:t>
+      </w:r>
+    </w:p>
+    <w:p>
+      <w:pPr>
+        <w:spacing w:line="276" w:lineRule="auto"/>
+        <w:ind w:left="360"/>
+        <w:rPr>
+          <w:sz w:val="24"/>
+          <w:szCs w:val="24"/>
+        </w:rPr>
+      </w:pPr>
+      <w:r>
+        <w:rPr>
+          <w:sz w:val="24"/>
+          <w:szCs w:val="24"/>
+        </w:rPr>
+        <w:t>También es posible que contemos con voluntariados</w:t>
+      </w:r>
+      <w:r>
+        <w:rPr>
+          <w:b/>
+          <w:bCs/>
+          <w:sz w:val="24"/>
+          <w:szCs w:val="24"/>
+        </w:rPr>
+        <w:t xml:space="preserve"> </w:t>
+      </w:r>
+      <w:r>
+        <w:rPr>
+          <w:sz w:val="24"/>
+          <w:szCs w:val="24"/>
+        </w:rPr>
+        <w:t>que pueden cubrir ciertas áreas y/o tareas al principio del proyecto cuando sea necesario personal.</w:t>
       </w:r>
     </w:p>
     <w:p>
@@ -3357,6 +4044,30 @@
     </w:p>
     <w:p>
       <w:pPr>
+        <w:spacing w:line="276" w:lineRule="auto"/>
+        <w:rPr>
+          <w:sz w:val="24"/>
+          <w:szCs w:val="24"/>
+        </w:rPr>
+        <w:sectPr>
+          <w:type w:val="continuous"/>
+          <w:pgSz w:w="11905" w:h="16840"/>
+          <w:pgMar w:top="1440" w:right="1440" w:bottom="1440" w:left="1440" w:header="748" w:footer="709" w:gutter="0"/>
+          <w:cols w:space="720"/>
+        </w:sectPr>
+      </w:pPr>
+    </w:p>
+    <w:p>
+      <w:pPr>
+        <w:spacing w:line="276" w:lineRule="auto"/>
+        <w:rPr>
+          <w:sz w:val="24"/>
+          <w:szCs w:val="24"/>
+        </w:rPr>
+      </w:pPr>
+    </w:p>
+    <w:p>
+      <w:pPr>
         <w:pStyle w:val="Prrafodelista"/>
         <w:numPr>
           <w:ilvl w:val="0"/>
@@ -3369,99 +4080,13 @@
           <w:sz w:val="24"/>
           <w:szCs w:val="24"/>
         </w:rPr>
-      </w:pPr>
-      <w:r>
-        <w:rPr>
-          <w:rFonts w:ascii="Arial" w:hAnsi="Arial" w:cs="Arial"/>
-          <w:sz w:val="24"/>
-          <w:szCs w:val="24"/>
-        </w:rPr>
-        <w:t xml:space="preserve">Precio: </w:t>
-      </w:r>
-      <w:r>
-        <w:rPr>
-          <w:rFonts w:ascii="Arial" w:hAnsi="Arial" w:cs="Arial"/>
-          <w:sz w:val="24"/>
-          <w:szCs w:val="24"/>
-        </w:rPr>
-        <w:t>E</w:t>
-      </w:r>
-      <w:r>
-        <w:rPr>
-          <w:rFonts w:ascii="Arial" w:hAnsi="Arial" w:cs="Arial"/>
-          <w:sz w:val="24"/>
-          <w:szCs w:val="24"/>
-        </w:rPr>
-        <w:t>l precio no es relevante para los lectores, pero si se establece un precio hacia quienes buscan querer un espacio publicitario en los libros. Aunque si ofrecemos una sección donde pueden comprar</w:t>
-      </w:r>
-      <w:r>
-        <w:rPr>
-          <w:rFonts w:ascii="Arial" w:hAnsi="Arial" w:cs="Arial"/>
-          <w:sz w:val="24"/>
-          <w:szCs w:val="24"/>
-        </w:rPr>
-        <w:t xml:space="preserve">los </w:t>
-      </w:r>
-      <w:r>
-        <w:rPr>
-          <w:rFonts w:ascii="Arial" w:hAnsi="Arial" w:cs="Arial"/>
-          <w:sz w:val="24"/>
-          <w:szCs w:val="24"/>
-        </w:rPr>
-        <w:t>sin anuncios, pero con un coste un poco más elevado, debido a exclusividad de este producto.</w:t>
-      </w:r>
-      <w:r>
-        <w:rPr>
-          <w:rFonts w:ascii="Arial" w:hAnsi="Arial" w:cs="Arial"/>
-          <w:sz w:val="24"/>
-          <w:szCs w:val="24"/>
-        </w:rPr>
-        <w:t xml:space="preserve"> </w:t>
-      </w:r>
-    </w:p>
-    <w:p>
-      <w:pPr>
-        <w:pStyle w:val="Prrafodelista"/>
-        <w:spacing w:line="276" w:lineRule="auto"/>
-        <w:ind w:left="993" w:firstLine="423"/>
-        <w:rPr>
-          <w:rFonts w:ascii="Arial" w:hAnsi="Arial" w:cs="Arial"/>
-          <w:sz w:val="24"/>
-          <w:szCs w:val="24"/>
-        </w:rPr>
-      </w:pPr>
-      <w:r>
-        <w:rPr>
-          <w:rFonts w:ascii="Arial" w:hAnsi="Arial" w:cs="Arial"/>
-          <w:sz w:val="24"/>
-          <w:szCs w:val="24"/>
-        </w:rPr>
-        <w:t>Este precio se establecerá a partir de la suma de costos de producción</w:t>
-      </w:r>
-      <w:r>
-        <w:rPr>
-          <w:rFonts w:ascii="Arial" w:hAnsi="Arial" w:cs="Arial"/>
-          <w:sz w:val="24"/>
-          <w:szCs w:val="24"/>
-        </w:rPr>
-        <w:t xml:space="preserve"> y gastos operativos</w:t>
-      </w:r>
-      <w:r>
-        <w:rPr>
-          <w:rFonts w:ascii="Arial" w:hAnsi="Arial" w:cs="Arial"/>
-          <w:sz w:val="24"/>
-          <w:szCs w:val="24"/>
-        </w:rPr>
-        <w:t>, más el porcentaje de ganancia -10%-.</w:t>
-      </w:r>
-      <w:r>
-        <w:rPr>
-          <w:rFonts w:ascii="Arial" w:hAnsi="Arial" w:cs="Arial"/>
-          <w:sz w:val="24"/>
-          <w:szCs w:val="24"/>
-        </w:rPr>
-        <w:t xml:space="preserve"> Con un total de pago por unidad de $10,63.</w:t>
-      </w:r>
+        <w:sectPr>
+          <w:type w:val="continuous"/>
+          <w:pgSz w:w="11905" w:h="16840"/>
+          <w:pgMar w:top="1440" w:right="1440" w:bottom="1440" w:left="1440" w:header="748" w:footer="709" w:gutter="0"/>
+          <w:cols w:num="2" w:space="720"/>
+        </w:sectPr>
+      </w:pPr>
     </w:p>
     <w:p>
       <w:pPr>
@@ -3476,19 +4101,70 @@
           <w:rFonts w:ascii="Arial" w:hAnsi="Arial" w:cs="Arial"/>
           <w:sz w:val="24"/>
           <w:szCs w:val="24"/>
-          <w:lang w:val="es-ES"/>
-        </w:rPr>
-      </w:pPr>
-      <w:r>
-        <w:rPr>
-          <w:rFonts w:ascii="Arial" w:hAnsi="Arial" w:cs="Arial"/>
-          <w:sz w:val="24"/>
-          <w:szCs w:val="24"/>
-          <w:lang w:val="es-ES"/>
-        </w:rPr>
-        <w:lastRenderedPageBreak/>
-        <w:t>Punto de venta: Nos localizamos inicialmente en Bs.As., en barrios marginados y/o centro. Pero buscamos obtener alcance nacional mientras estemos progresando con nuestros objetivos.</w:t>
-      </w:r>
+        </w:rPr>
+      </w:pPr>
+      <w:r>
+        <w:rPr>
+          <w:rFonts w:ascii="Arial" w:hAnsi="Arial" w:cs="Arial"/>
+          <w:sz w:val="24"/>
+          <w:szCs w:val="24"/>
+        </w:rPr>
+        <w:t xml:space="preserve">Precio: </w:t>
+      </w:r>
+      <w:r>
+        <w:rPr>
+          <w:rFonts w:ascii="Arial" w:hAnsi="Arial" w:cs="Arial"/>
+          <w:sz w:val="24"/>
+          <w:szCs w:val="24"/>
+        </w:rPr>
+        <w:t>El principal precio comercial de Free Know corresponde al servicio de auspicio publicitario. La empresa patrocinadora paga por incorporar su publicidad dentro de un determinado lote de libros, de acuerdo con la cantidad de ejemplares y las características del auspicio contratado.</w:t>
+      </w:r>
+    </w:p>
+    <w:p>
+      <w:pPr>
+        <w:spacing w:line="276" w:lineRule="auto"/>
+        <w:ind w:left="993" w:firstLine="423"/>
+        <w:rPr>
+          <w:sz w:val="24"/>
+          <w:szCs w:val="24"/>
+        </w:rPr>
+      </w:pPr>
+      <w:r>
+        <w:rPr>
+          <w:sz w:val="24"/>
+          <w:szCs w:val="24"/>
+        </w:rPr>
+        <w:t>El precio del auspicio se establece a partir de los costos necesarios para producir y distribuir el lote, más un margen del 10 % destinado a garantizar la sostenibilidad económica del proyecto.</w:t>
+      </w:r>
+    </w:p>
+    <w:p>
+      <w:pPr>
+        <w:spacing w:line="276" w:lineRule="auto"/>
+        <w:ind w:left="993" w:firstLine="423"/>
+        <w:rPr>
+          <w:sz w:val="24"/>
+          <w:szCs w:val="24"/>
+        </w:rPr>
+      </w:pPr>
+      <w:r>
+        <w:rPr>
+          <w:sz w:val="24"/>
+          <w:szCs w:val="24"/>
+        </w:rPr>
+        <w:t>Además, Free Know podrá comercializar una parte de los libros sin publicidad. En estos casos, el precio de venta será determinado a partir de los costos correspondientes y el margen establecido</w:t>
+      </w:r>
+    </w:p>
+    <w:p>
+      <w:pPr>
+        <w:pStyle w:val="Prrafodelista"/>
+        <w:spacing w:line="276" w:lineRule="auto"/>
+        <w:ind w:left="993" w:firstLine="423"/>
+        <w:rPr>
+          <w:rFonts w:ascii="Arial" w:hAnsi="Arial" w:cs="Arial"/>
+          <w:sz w:val="24"/>
+          <w:szCs w:val="24"/>
+        </w:rPr>
+      </w:pPr>
     </w:p>
     <w:p>
       <w:pPr>
@@ -3513,8 +4189,30 @@
           <w:szCs w:val="24"/>
           <w:lang w:val="es-ES"/>
         </w:rPr>
-        <w:t>Promoción: Se realiza principalmente a través de la puesta de puntos de encuentro, donde será un contacto más personal y amigable. Luego, cuando estemos alcanzando un cierto progreso, buscaremos utilizar redes sociales y/o servicios web.</w:t>
-      </w:r>
+        <w:lastRenderedPageBreak/>
+        <w:t xml:space="preserve">Punto de venta: </w:t>
+      </w:r>
+      <w:r>
+        <w:rPr>
+          <w:rFonts w:ascii="Arial" w:hAnsi="Arial" w:cs="Arial"/>
+          <w:sz w:val="24"/>
+          <w:szCs w:val="24"/>
+        </w:rPr>
+        <w:t>Free Know realizará la venta y distribución de los libros de manera directa, sin intermediarios en la etapa inicial. Los libros destinados a la venta serán entregados directamente a los compradores, mientras que los ejemplares destinados a donación serán enviados directamente a las personas o instituciones beneficiarias.</w:t>
+      </w:r>
+    </w:p>
+    <w:p>
+      <w:pPr>
+        <w:pStyle w:val="Prrafodelista"/>
+        <w:spacing w:line="276" w:lineRule="auto"/>
+        <w:ind w:left="993"/>
+        <w:rPr>
+          <w:rFonts w:ascii="Arial" w:hAnsi="Arial" w:cs="Arial"/>
+          <w:sz w:val="24"/>
+          <w:szCs w:val="24"/>
+          <w:lang w:val="es-ES"/>
+        </w:rPr>
+      </w:pPr>
     </w:p>
     <w:p>
       <w:pPr>
@@ -3539,8 +4237,24 @@
           <w:szCs w:val="24"/>
           <w:lang w:val="es-ES"/>
         </w:rPr>
-        <w:t>Costos</w:t>
-      </w:r>
+        <w:t>Promoción: Se realiza principalmente a través de la puesta de puntos de encuentro, donde será un contacto más personal y amigable. Luego, cuando estemos alcanzando un cierto progreso, buscaremos utilizar redes sociales y/o servicios web.</w:t>
+      </w:r>
+    </w:p>
+    <w:p>
+      <w:pPr>
+        <w:spacing w:line="276" w:lineRule="auto"/>
+        <w:rPr>
+          <w:sz w:val="24"/>
+          <w:szCs w:val="24"/>
+          <w:lang w:val="es-ES"/>
+        </w:rPr>
+        <w:sectPr>
+          <w:type w:val="continuous"/>
+          <w:pgSz w:w="11905" w:h="16840"/>
+          <w:pgMar w:top="1440" w:right="1440" w:bottom="1440" w:left="1440" w:header="748" w:footer="709" w:gutter="0"/>
+          <w:cols w:space="720"/>
+        </w:sectPr>
+      </w:pPr>
     </w:p>
     <w:p>
       <w:pPr>
@@ -3550,19 +4264,23 @@
           <w:numId w:val="14"/>
         </w:numPr>
         <w:spacing w:line="276" w:lineRule="auto"/>
-        <w:rPr>
-          <w:rFonts w:ascii="Arial" w:hAnsi="Arial" w:cs="Arial"/>
-          <w:sz w:val="24"/>
-          <w:szCs w:val="24"/>
-          <w:lang w:val="es-ES"/>
-        </w:rPr>
-        <w:sectPr>
-          <w:pgSz w:w="11906" w:h="16838"/>
-          <w:pgMar w:top="1440" w:right="1440" w:bottom="1440" w:left="1440" w:header="708" w:footer="708" w:gutter="0"/>
-          <w:cols w:space="708"/>
-          <w:docGrid w:linePitch="360"/>
-        </w:sectPr>
-      </w:pPr>
+        <w:ind w:left="993"/>
+        <w:rPr>
+          <w:rFonts w:ascii="Arial" w:hAnsi="Arial" w:cs="Arial"/>
+          <w:sz w:val="24"/>
+          <w:szCs w:val="24"/>
+          <w:lang w:val="es-ES"/>
+        </w:rPr>
+      </w:pPr>
+      <w:r>
+        <w:rPr>
+          <w:rFonts w:ascii="Arial" w:hAnsi="Arial" w:cs="Arial"/>
+          <w:sz w:val="24"/>
+          <w:szCs w:val="24"/>
+          <w:lang w:val="es-ES"/>
+        </w:rPr>
+        <w:t>Costos</w:t>
+      </w:r>
     </w:p>
     <w:p>
       <w:pPr>
@@ -3619,7 +4337,7 @@
           <w:highlight w:val="cyan"/>
           <w:lang w:val="es-ES"/>
         </w:rPr>
-        <w:t>$100 tinta agua (10k libros)</w:t>
+        <w:t>$100 tinta agua</w:t>
       </w:r>
     </w:p>
     <w:p>
@@ -3787,11 +4505,8 @@
     <w:p>
       <w:pPr>
         <w:pStyle w:val="Prrafodelista"/>
-        <w:numPr>
-          <w:ilvl w:val="0"/>
-          <w:numId w:val="14"/>
-        </w:numPr>
         <w:spacing w:after="0" w:line="276" w:lineRule="auto"/>
+        <w:ind w:left="1290"/>
         <w:rPr>
           <w:rFonts w:ascii="Arial" w:hAnsi="Arial" w:cs="Arial"/>
           <w:sz w:val="24"/>
@@ -3800,16 +4515,6 @@
           <w:lang w:val="es-ES"/>
         </w:rPr>
       </w:pPr>
-      <w:r>
-        <w:rPr>
-          <w:rFonts w:ascii="Arial" w:hAnsi="Arial" w:cs="Arial"/>
-          <w:sz w:val="24"/>
-          <w:szCs w:val="24"/>
-          <w:highlight w:val="cyan"/>
-          <w:lang w:val="es-ES"/>
-        </w:rPr>
-        <w:t>$100 herramientas extras</w:t>
-      </w:r>
     </w:p>
     <w:p>
       <w:pPr>
@@ -3835,7 +4540,7 @@
           <w:highlight w:val="cyan"/>
           <w:lang w:val="es-ES"/>
         </w:rPr>
-        <w:t>$9,55 c/libro0</w:t>
+        <w:t>$100 herramientas extras</w:t>
       </w:r>
     </w:p>
     <w:p>
@@ -3862,7 +4567,7 @@
           <w:highlight w:val="cyan"/>
           <w:lang w:val="es-ES"/>
         </w:rPr>
-        <w:t>10u $95,5</w:t>
+        <w:t>$9,55 c/libro0</w:t>
       </w:r>
     </w:p>
     <w:p>
@@ -3889,7 +4594,7 @@
           <w:highlight w:val="cyan"/>
           <w:lang w:val="es-ES"/>
         </w:rPr>
-        <w:t>100u $955</w:t>
+        <w:t>10u $95,5</w:t>
       </w:r>
     </w:p>
     <w:p>
@@ -3904,28 +4609,10 @@
           <w:rFonts w:ascii="Arial" w:hAnsi="Arial" w:cs="Arial"/>
           <w:sz w:val="24"/>
           <w:szCs w:val="24"/>
-          <w:lang w:val="es-ES"/>
-        </w:rPr>
-      </w:pPr>
-      <w:r>
-        <w:rPr>
-          <w:rFonts w:ascii="Arial" w:hAnsi="Arial" w:cs="Arial"/>
-          <w:sz w:val="24"/>
-          <w:szCs w:val="24"/>
           <w:highlight w:val="cyan"/>
           <w:lang w:val="es-ES"/>
         </w:rPr>
-        <w:t>1000u</w:t>
-      </w:r>
-      <w:r>
-        <w:rPr>
-          <w:rFonts w:ascii="Arial" w:hAnsi="Arial" w:cs="Arial"/>
-          <w:sz w:val="24"/>
-          <w:szCs w:val="24"/>
-          <w:lang w:val="es-ES"/>
-        </w:rPr>
-        <w:t xml:space="preserve"> </w:t>
-      </w:r>
+      </w:pPr>
       <w:r>
         <w:rPr>
           <w:rFonts w:ascii="Arial" w:hAnsi="Arial" w:cs="Arial"/>
@@ -3934,16 +4621,7 @@
           <w:highlight w:val="cyan"/>
           <w:lang w:val="es-ES"/>
         </w:rPr>
-        <w:t>$9550</w:t>
-      </w:r>
-      <w:r>
-        <w:rPr>
-          <w:rFonts w:ascii="Arial" w:hAnsi="Arial" w:cs="Arial"/>
-          <w:sz w:val="24"/>
-          <w:szCs w:val="24"/>
-          <w:lang w:val="es-ES"/>
-        </w:rPr>
-        <w:t xml:space="preserve"> (un Lote)</w:t>
+        <w:t>100u $955</w:t>
       </w:r>
     </w:p>
     <w:p>
@@ -3958,10 +4636,28 @@
           <w:rFonts w:ascii="Arial" w:hAnsi="Arial" w:cs="Arial"/>
           <w:sz w:val="24"/>
           <w:szCs w:val="24"/>
+          <w:lang w:val="es-ES"/>
+        </w:rPr>
+      </w:pPr>
+      <w:r>
+        <w:rPr>
+          <w:rFonts w:ascii="Arial" w:hAnsi="Arial" w:cs="Arial"/>
+          <w:sz w:val="24"/>
+          <w:szCs w:val="24"/>
           <w:highlight w:val="cyan"/>
           <w:lang w:val="es-ES"/>
         </w:rPr>
-      </w:pPr>
+        <w:t>1000u</w:t>
+      </w:r>
+      <w:r>
+        <w:rPr>
+          <w:rFonts w:ascii="Arial" w:hAnsi="Arial" w:cs="Arial"/>
+          <w:sz w:val="24"/>
+          <w:szCs w:val="24"/>
+          <w:lang w:val="es-ES"/>
+        </w:rPr>
+        <w:t xml:space="preserve"> </w:t>
+      </w:r>
       <w:r>
         <w:rPr>
           <w:rFonts w:ascii="Arial" w:hAnsi="Arial" w:cs="Arial"/>
@@ -3970,7 +4666,16 @@
           <w:highlight w:val="cyan"/>
           <w:lang w:val="es-ES"/>
         </w:rPr>
-        <w:t xml:space="preserve">10000u $95500 </w:t>
+        <w:t>$9550</w:t>
+      </w:r>
+      <w:r>
+        <w:rPr>
+          <w:rFonts w:ascii="Arial" w:hAnsi="Arial" w:cs="Arial"/>
+          <w:sz w:val="24"/>
+          <w:szCs w:val="24"/>
+          <w:lang w:val="es-ES"/>
+        </w:rPr>
+        <w:t xml:space="preserve"> (un Lote)</w:t>
       </w:r>
     </w:p>
     <w:p>
@@ -3983,48 +4688,34 @@
         <w:spacing w:after="0" w:line="276" w:lineRule="auto"/>
         <w:rPr>
           <w:rFonts w:ascii="Arial" w:hAnsi="Arial" w:cs="Arial"/>
-          <w:b/>
-          <w:bCs/>
-          <w:sz w:val="24"/>
-          <w:szCs w:val="24"/>
-          <w:lang w:val="es-ES"/>
-        </w:rPr>
-      </w:pPr>
-      <w:r>
-        <w:rPr>
-          <w:rFonts w:ascii="Arial" w:hAnsi="Arial" w:cs="Arial"/>
-          <w:b/>
-          <w:bCs/>
           <w:sz w:val="24"/>
           <w:szCs w:val="24"/>
           <w:highlight w:val="cyan"/>
           <w:lang w:val="es-ES"/>
         </w:rPr>
-        <w:t>Costo Producción</w:t>
-      </w:r>
-      <w:r>
-        <w:rPr>
-          <w:rFonts w:ascii="Arial" w:hAnsi="Arial" w:cs="Arial"/>
-          <w:b/>
-          <w:bCs/>
-          <w:sz w:val="24"/>
-          <w:szCs w:val="24"/>
-          <w:lang w:val="es-ES"/>
-        </w:rPr>
-        <w:t xml:space="preserve"> + </w:t>
-      </w:r>
-      <w:r>
-        <w:rPr>
-          <w:rFonts w:ascii="Arial" w:hAnsi="Arial" w:cs="Arial"/>
-          <w:b/>
-          <w:bCs/>
-          <w:sz w:val="24"/>
-          <w:szCs w:val="24"/>
-          <w:highlight w:val="magenta"/>
-          <w:lang w:val="es-ES"/>
-        </w:rPr>
-        <w:t>Gastos Operativos</w:t>
-      </w:r>
+      </w:pPr>
+      <w:r>
+        <w:rPr>
+          <w:rFonts w:ascii="Arial" w:hAnsi="Arial" w:cs="Arial"/>
+          <w:sz w:val="24"/>
+          <w:szCs w:val="24"/>
+          <w:highlight w:val="cyan"/>
+          <w:lang w:val="es-ES"/>
+        </w:rPr>
+        <w:t xml:space="preserve">10000u $95500 </w:t>
+      </w:r>
+    </w:p>
+    <w:p>
+      <w:pPr>
+        <w:spacing w:after="0" w:line="276" w:lineRule="auto"/>
+        <w:ind w:left="0" w:firstLine="0"/>
+        <w:rPr>
+          <w:sz w:val="24"/>
+          <w:szCs w:val="24"/>
+          <w:highlight w:val="cyan"/>
+          <w:lang w:val="es-ES"/>
+        </w:rPr>
+      </w:pPr>
     </w:p>
     <w:p>
       <w:pPr>
@@ -4036,21 +4727,47 @@
         <w:spacing w:after="0" w:line="276" w:lineRule="auto"/>
         <w:rPr>
           <w:rFonts w:ascii="Arial" w:hAnsi="Arial" w:cs="Arial"/>
+          <w:b/>
+          <w:bCs/>
+          <w:sz w:val="24"/>
+          <w:szCs w:val="24"/>
+          <w:lang w:val="es-ES"/>
+        </w:rPr>
+      </w:pPr>
+      <w:r>
+        <w:rPr>
+          <w:rFonts w:ascii="Arial" w:hAnsi="Arial" w:cs="Arial"/>
+          <w:b/>
+          <w:bCs/>
+          <w:sz w:val="24"/>
+          <w:szCs w:val="24"/>
+          <w:highlight w:val="cyan"/>
+          <w:lang w:val="es-ES"/>
+        </w:rPr>
+        <w:t>Costo Producción</w:t>
+      </w:r>
+      <w:r>
+        <w:rPr>
+          <w:rFonts w:ascii="Arial" w:hAnsi="Arial" w:cs="Arial"/>
+          <w:b/>
+          <w:bCs/>
+          <w:sz w:val="24"/>
+          <w:szCs w:val="24"/>
+          <w:lang w:val="es-ES"/>
+        </w:rPr>
+        <w:t xml:space="preserve"> + </w:t>
+      </w:r>
+      <w:r>
+        <w:rPr>
+          <w:rFonts w:ascii="Arial" w:hAnsi="Arial" w:cs="Arial"/>
+          <w:b/>
+          <w:bCs/>
           <w:sz w:val="24"/>
           <w:szCs w:val="24"/>
           <w:highlight w:val="magenta"/>
           <w:lang w:val="es-ES"/>
         </w:rPr>
-      </w:pPr>
-      <w:r>
-        <w:rPr>
-          <w:rFonts w:ascii="Arial" w:hAnsi="Arial" w:cs="Arial"/>
-          <w:sz w:val="24"/>
-          <w:szCs w:val="24"/>
-          <w:highlight w:val="magenta"/>
-          <w:lang w:val="es-ES"/>
-        </w:rPr>
-        <w:t>$60 alquiler</w:t>
+        <w:t>Gastos Operativos</w:t>
       </w:r>
     </w:p>
     <w:p>
@@ -4077,7 +4794,7 @@
           <w:highlight w:val="magenta"/>
           <w:lang w:val="es-ES"/>
         </w:rPr>
-        <w:t>$40 transporte</w:t>
+        <w:t>$60 alquiler</w:t>
       </w:r>
     </w:p>
     <w:p>
@@ -4104,7 +4821,7 @@
           <w:highlight w:val="magenta"/>
           <w:lang w:val="es-ES"/>
         </w:rPr>
-        <w:t>$10 luz, wifi, agua</w:t>
+        <w:t>$40 transporte</w:t>
       </w:r>
     </w:p>
     <w:p>
@@ -4131,7 +4848,7 @@
           <w:highlight w:val="magenta"/>
           <w:lang w:val="es-ES"/>
         </w:rPr>
-        <w:t>$5 cuentas bancarias</w:t>
+        <w:t>$10 luz, wifi, agua</w:t>
       </w:r>
     </w:p>
     <w:p>
@@ -4149,13 +4866,6 @@
           <w:highlight w:val="magenta"/>
           <w:lang w:val="es-ES"/>
         </w:rPr>
-        <w:sectPr>
-          <w:type w:val="continuous"/>
-          <w:pgSz w:w="11906" w:h="16838"/>
-          <w:pgMar w:top="1440" w:right="1440" w:bottom="1440" w:left="1440" w:header="708" w:footer="708" w:gutter="0"/>
-          <w:cols w:num="2" w:space="708"/>
-          <w:docGrid w:linePitch="360"/>
-        </w:sectPr>
       </w:pPr>
       <w:r>
         <w:rPr>
@@ -4165,7 +4875,7 @@
           <w:highlight w:val="magenta"/>
           <w:lang w:val="es-ES"/>
         </w:rPr>
-        <w:t>$5 dominio página web</w:t>
+        <w:t>$5 cuentas bancarias</w:t>
       </w:r>
     </w:p>
     <w:p>
@@ -4185,18 +4895,22 @@
           <w:highlight w:val="green"/>
           <w:lang w:val="es-ES"/>
         </w:rPr>
-      </w:pPr>
-      <w:r>
-        <w:rPr>
-          <w:rFonts w:ascii="Arial" w:hAnsi="Arial" w:cs="Arial"/>
-          <w:b/>
-          <w:bCs/>
-          <w:sz w:val="24"/>
-          <w:szCs w:val="24"/>
-          <w:highlight w:val="green"/>
-          <w:lang w:val="es-ES"/>
-        </w:rPr>
-        <w:t>Margen de Ganancia (10%)</w:t>
+        <w:sectPr>
+          <w:type w:val="continuous"/>
+          <w:pgSz w:w="11905" w:h="16840"/>
+          <w:pgMar w:top="1440" w:right="1440" w:bottom="1440" w:left="1440" w:header="748" w:footer="709" w:gutter="0"/>
+          <w:cols w:num="2" w:space="720"/>
+        </w:sectPr>
+      </w:pPr>
+      <w:r>
+        <w:rPr>
+          <w:rFonts w:ascii="Arial" w:hAnsi="Arial" w:cs="Arial"/>
+          <w:sz w:val="24"/>
+          <w:szCs w:val="24"/>
+          <w:highlight w:val="magenta"/>
+          <w:lang w:val="es-ES"/>
+        </w:rPr>
+        <w:t>$5 dominio página web</w:t>
       </w:r>
     </w:p>
     <w:p>
@@ -4227,7 +4941,7 @@
           <w:highlight w:val="green"/>
           <w:lang w:val="es-ES"/>
         </w:rPr>
-        <w:t>9670*10% = ‘967’</w:t>
+        <w:t>Margen de Ganancia (10%)</w:t>
       </w:r>
     </w:p>
     <w:p>
@@ -4244,7 +4958,7 @@
           <w:bCs/>
           <w:sz w:val="24"/>
           <w:szCs w:val="24"/>
-          <w:highlight w:val="yellow"/>
+          <w:highlight w:val="green"/>
           <w:lang w:val="es-ES"/>
         </w:rPr>
       </w:pPr>
@@ -4255,46 +4969,10 @@
           <w:bCs/>
           <w:sz w:val="24"/>
           <w:szCs w:val="24"/>
-          <w:highlight w:val="yellow"/>
-          <w:lang w:val="es-ES"/>
-        </w:rPr>
-        <w:t>Precio de</w:t>
-      </w:r>
-      <w:r>
-        <w:rPr>
-          <w:rFonts w:ascii="Arial" w:hAnsi="Arial" w:cs="Arial"/>
-          <w:b/>
-          <w:bCs/>
-          <w:sz w:val="24"/>
-          <w:szCs w:val="24"/>
-          <w:highlight w:val="yellow"/>
-          <w:lang w:val="es-ES"/>
-        </w:rPr>
-        <w:t xml:space="preserve"> Producci</w:t>
-      </w:r>
-      <w:r>
-        <w:rPr>
-          <w:rFonts w:ascii="Arial" w:hAnsi="Arial" w:cs="Arial"/>
-          <w:b/>
-          <w:bCs/>
-          <w:sz w:val="24"/>
-          <w:szCs w:val="24"/>
-          <w:highlight w:val="yellow"/>
-          <w:lang w:val="es-ES"/>
-        </w:rPr>
-        <w:t>ó</w:t>
-      </w:r>
-      <w:r>
-        <w:rPr>
-          <w:rFonts w:ascii="Arial" w:hAnsi="Arial" w:cs="Arial"/>
-          <w:b/>
-          <w:bCs/>
-          <w:sz w:val="24"/>
-          <w:szCs w:val="24"/>
-          <w:highlight w:val="yellow"/>
-          <w:lang w:val="es-ES"/>
-        </w:rPr>
-        <w:t>n Total</w:t>
+          <w:highlight w:val="green"/>
+          <w:lang w:val="es-ES"/>
+        </w:rPr>
+        <w:t>9670*10% = ‘967’</w:t>
       </w:r>
     </w:p>
     <w:p>
@@ -4307,6 +4985,8 @@
         <w:spacing w:after="0" w:line="276" w:lineRule="auto"/>
         <w:rPr>
           <w:rFonts w:ascii="Arial" w:hAnsi="Arial" w:cs="Arial"/>
+          <w:b/>
+          <w:bCs/>
           <w:sz w:val="24"/>
           <w:szCs w:val="24"/>
           <w:highlight w:val="yellow"/>
@@ -4316,12 +4996,50 @@
       <w:r>
         <w:rPr>
           <w:rFonts w:ascii="Arial" w:hAnsi="Arial" w:cs="Arial"/>
+          <w:b/>
+          <w:bCs/>
           <w:sz w:val="24"/>
           <w:szCs w:val="24"/>
           <w:highlight w:val="yellow"/>
           <w:lang w:val="es-ES"/>
         </w:rPr>
-        <w:t>$10,63 c/libro</w:t>
+        <w:t>Precio de</w:t>
+      </w:r>
+      <w:r>
+        <w:rPr>
+          <w:rFonts w:ascii="Arial" w:hAnsi="Arial" w:cs="Arial"/>
+          <w:b/>
+          <w:bCs/>
+          <w:sz w:val="24"/>
+          <w:szCs w:val="24"/>
+          <w:highlight w:val="yellow"/>
+          <w:lang w:val="es-ES"/>
+        </w:rPr>
+        <w:t xml:space="preserve"> Producci</w:t>
+      </w:r>
+      <w:r>
+        <w:rPr>
+          <w:rFonts w:ascii="Arial" w:hAnsi="Arial" w:cs="Arial"/>
+          <w:b/>
+          <w:bCs/>
+          <w:sz w:val="24"/>
+          <w:szCs w:val="24"/>
+          <w:highlight w:val="yellow"/>
+          <w:lang w:val="es-ES"/>
+        </w:rPr>
+        <w:t>ó</w:t>
+      </w:r>
+      <w:r>
+        <w:rPr>
+          <w:rFonts w:ascii="Arial" w:hAnsi="Arial" w:cs="Arial"/>
+          <w:b/>
+          <w:bCs/>
+          <w:sz w:val="24"/>
+          <w:szCs w:val="24"/>
+          <w:highlight w:val="yellow"/>
+          <w:lang w:val="es-ES"/>
+        </w:rPr>
+        <w:t>n Total</w:t>
       </w:r>
     </w:p>
     <w:p>
@@ -4348,7 +5066,7 @@
           <w:highlight w:val="yellow"/>
           <w:lang w:val="es-ES"/>
         </w:rPr>
-        <w:t>10u $106,37</w:t>
+        <w:t>$10,63 c/libro</w:t>
       </w:r>
     </w:p>
     <w:p>
@@ -4375,19 +5093,115 @@
           <w:highlight w:val="yellow"/>
           <w:lang w:val="es-ES"/>
         </w:rPr>
+        <w:t>10u $106,37</w:t>
+      </w:r>
+    </w:p>
+    <w:p>
+      <w:pPr>
+        <w:pStyle w:val="Prrafodelista"/>
+        <w:numPr>
+          <w:ilvl w:val="0"/>
+          <w:numId w:val="14"/>
+        </w:numPr>
+        <w:spacing w:after="0" w:line="276" w:lineRule="auto"/>
+        <w:rPr>
+          <w:rFonts w:ascii="Arial" w:hAnsi="Arial" w:cs="Arial"/>
+          <w:sz w:val="24"/>
+          <w:szCs w:val="24"/>
+          <w:highlight w:val="yellow"/>
+          <w:lang w:val="es-ES"/>
+        </w:rPr>
+      </w:pPr>
+      <w:r>
+        <w:rPr>
+          <w:rFonts w:ascii="Arial" w:hAnsi="Arial" w:cs="Arial"/>
+          <w:sz w:val="24"/>
+          <w:szCs w:val="24"/>
+          <w:highlight w:val="yellow"/>
+          <w:lang w:val="es-ES"/>
+        </w:rPr>
         <w:t>100u $1.063,7</w:t>
       </w:r>
+    </w:p>
+    <w:p>
+      <w:pPr>
+        <w:pStyle w:val="Prrafodelista"/>
+        <w:numPr>
+          <w:ilvl w:val="0"/>
+          <w:numId w:val="14"/>
+        </w:numPr>
+        <w:spacing w:line="276" w:lineRule="auto"/>
+        <w:rPr>
+          <w:rFonts w:ascii="Arial" w:hAnsi="Arial" w:cs="Arial"/>
+          <w:b/>
+          <w:bCs/>
+          <w:sz w:val="24"/>
+          <w:szCs w:val="24"/>
+          <w:lang w:val="es-ES"/>
+        </w:rPr>
+        <w:sectPr>
+          <w:type w:val="continuous"/>
+          <w:pgSz w:w="11905" w:h="16840"/>
+          <w:pgMar w:top="1440" w:right="1440" w:bottom="1440" w:left="1440" w:header="748" w:footer="709" w:gutter="0"/>
+          <w:cols w:num="2" w:space="720"/>
+        </w:sectPr>
+      </w:pPr>
+      <w:r>
+        <w:rPr>
+          <w:rFonts w:ascii="Arial" w:hAnsi="Arial" w:cs="Arial"/>
+          <w:sz w:val="24"/>
+          <w:szCs w:val="24"/>
+          <w:highlight w:val="yellow"/>
+          <w:lang w:val="es-ES"/>
+        </w:rPr>
+        <w:t>1000u $10.637 (un Lot</w:t>
+      </w:r>
+      <w:r>
+        <w:rPr>
+          <w:rFonts w:ascii="Arial" w:hAnsi="Arial" w:cs="Arial"/>
+          <w:sz w:val="24"/>
+          <w:szCs w:val="24"/>
+          <w:highlight w:val="yellow"/>
+          <w:lang w:val="es-ES"/>
+        </w:rPr>
+        <w:t>e</w:t>
+      </w:r>
+      <w:r>
+        <w:rPr>
+          <w:rFonts w:ascii="Arial" w:hAnsi="Arial" w:cs="Arial"/>
+          <w:sz w:val="24"/>
+          <w:szCs w:val="24"/>
+          <w:highlight w:val="yellow"/>
+          <w:lang w:val="es-ES"/>
+        </w:rPr>
+        <w:t>)</w:t>
+      </w:r>
+    </w:p>
+    <w:p>
+      <w:pPr>
+        <w:pStyle w:val="Prrafodelista"/>
+        <w:spacing w:line="276" w:lineRule="auto"/>
+        <w:ind w:left="570"/>
+        <w:rPr>
+          <w:rFonts w:ascii="Arial" w:hAnsi="Arial" w:cs="Arial"/>
+          <w:b/>
+          <w:bCs/>
+          <w:sz w:val="24"/>
+          <w:szCs w:val="24"/>
+          <w:lang w:val="es-ES"/>
+        </w:rPr>
+      </w:pPr>
     </w:p>
     <w:tbl>
       <w:tblPr>
         <w:tblStyle w:val="Tablaconcuadrcula"/>
-        <w:tblpPr w:leftFromText="141" w:rightFromText="141" w:vertAnchor="page" w:horzAnchor="margin" w:tblpXSpec="center" w:tblpY="11096"/>
+        <w:tblpPr w:leftFromText="141" w:rightFromText="141" w:vertAnchor="page" w:horzAnchor="margin" w:tblpXSpec="center" w:tblpY="11554"/>
         <w:tblW w:w="4611" w:type="dxa"/>
         <w:tblLook w:val="04A0" w:firstRow="1" w:lastRow="0" w:firstColumn="1" w:lastColumn="0" w:noHBand="0" w:noVBand="1"/>
       </w:tblPr>
       <w:tblGrid>
-        <w:gridCol w:w="2885"/>
-        <w:gridCol w:w="1726"/>
+        <w:gridCol w:w="4259"/>
+        <w:gridCol w:w="1454"/>
       </w:tblGrid>
       <w:tr>
         <w:trPr>
@@ -4401,6 +5215,7 @@
           <w:p>
             <w:pPr>
               <w:spacing w:after="0" w:line="276" w:lineRule="auto"/>
+              <w:ind w:left="2842"/>
               <w:jc w:val="center"/>
               <w:rPr>
                 <w:sz w:val="24"/>
@@ -4668,76 +5483,220 @@
     <w:p>
       <w:pPr>
         <w:pStyle w:val="Prrafodelista"/>
-        <w:numPr>
-          <w:ilvl w:val="0"/>
-          <w:numId w:val="14"/>
-        </w:numPr>
         <w:spacing w:line="276" w:lineRule="auto"/>
-        <w:rPr>
-          <w:rFonts w:ascii="Arial" w:hAnsi="Arial" w:cs="Arial"/>
-          <w:sz w:val="24"/>
-          <w:szCs w:val="24"/>
-          <w:highlight w:val="yellow"/>
+        <w:ind w:left="570"/>
+        <w:rPr>
+          <w:rFonts w:ascii="Arial" w:hAnsi="Arial" w:cs="Arial"/>
+          <w:b/>
+          <w:bCs/>
+          <w:sz w:val="24"/>
+          <w:szCs w:val="24"/>
+          <w:lang w:val="es-ES"/>
+        </w:rPr>
+      </w:pPr>
+    </w:p>
+    <w:p>
+      <w:pPr>
+        <w:pStyle w:val="Prrafodelista"/>
+        <w:spacing w:line="276" w:lineRule="auto"/>
+        <w:ind w:left="570"/>
+        <w:rPr>
+          <w:rFonts w:ascii="Arial" w:hAnsi="Arial" w:cs="Arial"/>
+          <w:b/>
+          <w:bCs/>
+          <w:sz w:val="24"/>
+          <w:szCs w:val="24"/>
+          <w:lang w:val="es-ES"/>
+        </w:rPr>
+      </w:pPr>
+    </w:p>
+    <w:p>
+      <w:pPr>
+        <w:pStyle w:val="Prrafodelista"/>
+        <w:spacing w:line="276" w:lineRule="auto"/>
+        <w:ind w:left="570"/>
+        <w:rPr>
+          <w:rFonts w:ascii="Arial" w:hAnsi="Arial" w:cs="Arial"/>
+          <w:b/>
+          <w:bCs/>
+          <w:sz w:val="24"/>
+          <w:szCs w:val="24"/>
+          <w:lang w:val="es-ES"/>
+        </w:rPr>
+      </w:pPr>
+    </w:p>
+    <w:p>
+      <w:pPr>
+        <w:pStyle w:val="Prrafodelista"/>
+        <w:spacing w:line="276" w:lineRule="auto"/>
+        <w:ind w:left="570"/>
+        <w:rPr>
+          <w:rFonts w:ascii="Arial" w:hAnsi="Arial" w:cs="Arial"/>
+          <w:b/>
+          <w:bCs/>
+          <w:sz w:val="24"/>
+          <w:szCs w:val="24"/>
+          <w:lang w:val="es-ES"/>
+        </w:rPr>
+      </w:pPr>
+    </w:p>
+    <w:p>
+      <w:pPr>
+        <w:pStyle w:val="Prrafodelista"/>
+        <w:spacing w:line="276" w:lineRule="auto"/>
+        <w:ind w:left="570"/>
+        <w:rPr>
+          <w:rFonts w:ascii="Arial" w:hAnsi="Arial" w:cs="Arial"/>
+          <w:b/>
+          <w:bCs/>
+          <w:sz w:val="24"/>
+          <w:szCs w:val="24"/>
+          <w:lang w:val="es-ES"/>
+        </w:rPr>
+      </w:pPr>
+    </w:p>
+    <w:p>
+      <w:pPr>
+        <w:pStyle w:val="Prrafodelista"/>
+        <w:spacing w:line="276" w:lineRule="auto"/>
+        <w:ind w:left="570"/>
+        <w:rPr>
+          <w:rFonts w:ascii="Arial" w:hAnsi="Arial" w:cs="Arial"/>
+          <w:b/>
+          <w:bCs/>
+          <w:sz w:val="24"/>
+          <w:szCs w:val="24"/>
+          <w:lang w:val="es-ES"/>
+        </w:rPr>
+      </w:pPr>
+    </w:p>
+    <w:p>
+      <w:pPr>
+        <w:pStyle w:val="Prrafodelista"/>
+        <w:spacing w:line="276" w:lineRule="auto"/>
+        <w:ind w:left="570"/>
+        <w:rPr>
+          <w:rFonts w:ascii="Arial" w:hAnsi="Arial" w:cs="Arial"/>
+          <w:b/>
+          <w:bCs/>
+          <w:sz w:val="24"/>
+          <w:szCs w:val="24"/>
+          <w:lang w:val="es-ES"/>
+        </w:rPr>
+      </w:pPr>
+    </w:p>
+    <w:p>
+      <w:pPr>
+        <w:pStyle w:val="Prrafodelista"/>
+        <w:spacing w:line="276" w:lineRule="auto"/>
+        <w:ind w:left="570"/>
+        <w:rPr>
+          <w:rFonts w:ascii="Arial" w:hAnsi="Arial" w:cs="Arial"/>
+          <w:b/>
+          <w:bCs/>
+          <w:sz w:val="24"/>
+          <w:szCs w:val="24"/>
+          <w:lang w:val="es-ES"/>
+        </w:rPr>
+      </w:pPr>
+    </w:p>
+    <w:p>
+      <w:pPr>
+        <w:pStyle w:val="Prrafodelista"/>
+        <w:spacing w:line="276" w:lineRule="auto"/>
+        <w:ind w:left="570"/>
+        <w:rPr>
+          <w:rFonts w:ascii="Arial" w:hAnsi="Arial" w:cs="Arial"/>
+          <w:b/>
+          <w:bCs/>
+          <w:sz w:val="24"/>
+          <w:szCs w:val="24"/>
+          <w:lang w:val="es-ES"/>
+        </w:rPr>
+      </w:pPr>
+    </w:p>
+    <w:p>
+      <w:pPr>
+        <w:pStyle w:val="Prrafodelista"/>
+        <w:spacing w:line="276" w:lineRule="auto"/>
+        <w:ind w:left="570"/>
+        <w:rPr>
+          <w:rFonts w:ascii="Arial" w:hAnsi="Arial" w:cs="Arial"/>
+          <w:b/>
+          <w:bCs/>
+          <w:sz w:val="24"/>
+          <w:szCs w:val="24"/>
+          <w:lang w:val="es-ES"/>
+        </w:rPr>
+      </w:pPr>
+    </w:p>
+    <w:p>
+      <w:pPr>
+        <w:pStyle w:val="Prrafodelista"/>
+        <w:spacing w:line="276" w:lineRule="auto"/>
+        <w:ind w:left="570"/>
+        <w:rPr>
+          <w:rFonts w:ascii="Arial" w:hAnsi="Arial" w:cs="Arial"/>
+          <w:b/>
+          <w:bCs/>
+          <w:sz w:val="24"/>
+          <w:szCs w:val="24"/>
+          <w:lang w:val="es-ES"/>
+        </w:rPr>
+      </w:pPr>
+    </w:p>
+    <w:p>
+      <w:pPr>
+        <w:pStyle w:val="Prrafodelista"/>
+        <w:spacing w:line="276" w:lineRule="auto"/>
+        <w:ind w:left="570"/>
+        <w:rPr>
+          <w:rFonts w:ascii="Arial" w:hAnsi="Arial" w:cs="Arial"/>
+          <w:b/>
+          <w:bCs/>
+          <w:sz w:val="24"/>
+          <w:szCs w:val="24"/>
+          <w:lang w:val="es-ES"/>
+        </w:rPr>
+      </w:pPr>
+    </w:p>
+    <w:p>
+      <w:pPr>
+        <w:pStyle w:val="Prrafodelista"/>
+        <w:spacing w:line="276" w:lineRule="auto"/>
+        <w:ind w:left="570"/>
+        <w:rPr>
+          <w:rFonts w:ascii="Arial" w:hAnsi="Arial" w:cs="Arial"/>
+          <w:b/>
+          <w:bCs/>
+          <w:sz w:val="24"/>
+          <w:szCs w:val="24"/>
+          <w:lang w:val="es-ES"/>
+        </w:rPr>
+      </w:pPr>
+      <w:r>
+        <w:rPr>
+          <w:rFonts w:ascii="Arial" w:hAnsi="Arial" w:cs="Arial"/>
+          <w:b/>
+          <w:bCs/>
+          <w:sz w:val="24"/>
+          <w:szCs w:val="24"/>
+          <w:lang w:val="es-ES"/>
+        </w:rPr>
+        <w:lastRenderedPageBreak/>
+        <w:t>Propaganda</w:t>
+      </w:r>
+    </w:p>
+    <w:p>
+      <w:pPr>
+        <w:spacing w:line="276" w:lineRule="auto"/>
+        <w:rPr>
+          <w:sz w:val="24"/>
+          <w:szCs w:val="24"/>
           <w:lang w:val="es-ES"/>
         </w:rPr>
         <w:sectPr>
           <w:type w:val="continuous"/>
-          <w:pgSz w:w="11906" w:h="16838"/>
-          <w:pgMar w:top="1440" w:right="1440" w:bottom="1440" w:left="1440" w:header="708" w:footer="708" w:gutter="0"/>
-          <w:cols w:space="708"/>
-          <w:docGrid w:linePitch="360"/>
-        </w:sectPr>
-      </w:pPr>
-      <w:r>
-        <w:rPr>
-          <w:rFonts w:ascii="Arial" w:hAnsi="Arial" w:cs="Arial"/>
-          <w:sz w:val="24"/>
-          <w:szCs w:val="24"/>
-          <w:highlight w:val="yellow"/>
-          <w:lang w:val="es-ES"/>
-        </w:rPr>
-        <w:t>1000u $10.637 (un Lote)</w:t>
-      </w:r>
-    </w:p>
-    <w:p>
-      <w:pPr>
-        <w:spacing w:line="276" w:lineRule="auto"/>
-        <w:ind w:left="0" w:firstLine="570"/>
-        <w:rPr>
-          <w:b/>
-          <w:bCs/>
-          <w:sz w:val="24"/>
-          <w:szCs w:val="24"/>
-          <w:lang w:val="es-ES"/>
-        </w:rPr>
-      </w:pPr>
-      <w:r>
-        <w:rPr>
-          <w:b/>
-          <w:bCs/>
-          <w:sz w:val="24"/>
-          <w:szCs w:val="24"/>
-          <w:lang w:val="es-ES"/>
-        </w:rPr>
-        <w:lastRenderedPageBreak/>
-        <w:t>Propaganda</w:t>
-      </w:r>
-    </w:p>
-    <w:p>
-      <w:pPr>
-        <w:spacing w:line="276" w:lineRule="auto"/>
-        <w:rPr>
-          <w:sz w:val="24"/>
-          <w:szCs w:val="24"/>
-          <w:lang w:val="es-ES"/>
-        </w:rPr>
-        <w:sectPr>
-          <w:headerReference w:type="even" r:id="rId9"/>
-          <w:headerReference w:type="default" r:id="rId10"/>
-          <w:footerReference w:type="even" r:id="rId11"/>
-          <w:footerReference w:type="default" r:id="rId12"/>
-          <w:headerReference w:type="first" r:id="rId13"/>
-          <w:footerReference w:type="first" r:id="rId14"/>
           <w:pgSz w:w="11905" w:h="16840"/>
           <w:pgMar w:top="1440" w:right="1440" w:bottom="1440" w:left="1440" w:header="748" w:footer="709" w:gutter="0"/>
           <w:cols w:space="720"/>
@@ -4911,7 +5870,23 @@
           <w:szCs w:val="24"/>
           <w:lang w:val="es-ES"/>
         </w:rPr>
-        <w:t xml:space="preserve"> Ya que seremos nosotros quienes vendan los libros y/o los donen. No buscaremos intermediarios para evitar plagios o mal intenciones corruptas por parte de estos. Además, esto fomentara una cercanía amigable entre los auspiciantes, nosotros y donados.</w:t>
+        <w:t xml:space="preserve"> Ya que seremos nosotros quienes vendan los libros y/o los donen.</w:t>
+      </w:r>
+      <w:r>
+        <w:rPr>
+          <w:sz w:val="24"/>
+          <w:szCs w:val="24"/>
+          <w:lang w:val="es-ES"/>
+        </w:rPr>
+        <w:t xml:space="preserve"> </w:t>
+      </w:r>
+      <w:r>
+        <w:rPr>
+          <w:sz w:val="24"/>
+          <w:szCs w:val="24"/>
+          <w:lang w:val="es-ES"/>
+        </w:rPr>
+        <w:t>Además, esto fomentara una cercanía amigable entre los auspiciantes, nosotros y donados.</w:t>
       </w:r>
     </w:p>
     <w:p>
@@ -4971,28 +5946,26 @@
           <w:szCs w:val="24"/>
           <w:lang w:val="es-ES"/>
         </w:rPr>
-        <w:t>Finalmente, si hablamos en proyecto a futuro, podemos hablar de un sistema de distribución ‘uno’ o incluso ‘dos. Ya que grandes negocios o pequeñas librerías pueden estar interesados en la contribución de esto y nos permitirá tener aun más alcance de lo que teníamos. Todo esto se llevaría a cabo, utilizando camiones de transporte, que ya poseemos.</w:t>
-      </w:r>
-    </w:p>
-    <w:p>
-      <w:pPr>
-        <w:spacing w:line="276" w:lineRule="auto"/>
-        <w:rPr>
-          <w:sz w:val="24"/>
-          <w:szCs w:val="24"/>
-          <w:lang w:val="es-ES"/>
-        </w:rPr>
-      </w:pPr>
-    </w:p>
-    <w:p>
-      <w:pPr>
-        <w:spacing w:line="276" w:lineRule="auto"/>
-        <w:rPr>
-          <w:sz w:val="24"/>
-          <w:szCs w:val="24"/>
-          <w:lang w:val="es-ES"/>
-        </w:rPr>
-      </w:pPr>
+        <w:t xml:space="preserve">Finalmente, si hablamos en proyecto a futuro, podemos hablar de un sistema de distribución ‘uno’ o incluso ‘dos. Ya que grandes negocios o pequeñas librerías pueden estar interesados en la contribución de esto y nos permitirá tener </w:t>
+      </w:r>
+      <w:proofErr w:type="spellStart"/>
+      <w:r>
+        <w:rPr>
+          <w:sz w:val="24"/>
+          <w:szCs w:val="24"/>
+          <w:lang w:val="es-ES"/>
+        </w:rPr>
+        <w:t>aun</w:t>
+      </w:r>
+      <w:proofErr w:type="spellEnd"/>
+      <w:r>
+        <w:rPr>
+          <w:sz w:val="24"/>
+          <w:szCs w:val="24"/>
+          <w:lang w:val="es-ES"/>
+        </w:rPr>
+        <w:t xml:space="preserve"> más alcance de lo que teníamos. Todo esto se llevaría a cabo, utilizando camiones de transporte, que ya poseemos.</w:t>
+      </w:r>
     </w:p>
     <w:p>
       <w:pPr>
@@ -5032,7 +6005,6 @@
           <w:szCs w:val="28"/>
           <w:lang w:val="es-ES"/>
         </w:rPr>
-        <w:lastRenderedPageBreak/>
         <w:t>11.</w:t>
       </w:r>
       <w:r>
@@ -5087,7 +6059,16 @@
           <w:szCs w:val="24"/>
           <w:lang w:val="es-ES"/>
         </w:rPr>
-        <w:t>Fijo: Sede de impresión y encuadernación – Impresora – Maquina de encuadernación – Computadora para la creación de diseños y estampados Muebles de oficina – Herramientas extras</w:t>
+        <w:lastRenderedPageBreak/>
+        <w:t xml:space="preserve">Fijo: </w:t>
+      </w:r>
+      <w:r>
+        <w:rPr>
+          <w:rFonts w:ascii="Arial" w:hAnsi="Arial" w:cs="Arial"/>
+          <w:sz w:val="24"/>
+          <w:szCs w:val="24"/>
+        </w:rPr>
+        <w:t>sede/taller de impresión y encuadernación, impresora, máquina de encuadernación, computadora, muebles de oficina y herramientas.</w:t>
       </w:r>
     </w:p>
     <w:p>
@@ -5113,7 +6094,23 @@
           <w:szCs w:val="24"/>
           <w:lang w:val="es-ES"/>
         </w:rPr>
-        <w:t xml:space="preserve">Circulantes: Papel ecológico – Cajas biodegradables – Tinta de agua – Tapas y Contratapas - Almacenes de depósito </w:t>
+        <w:t>Circulantes</w:t>
+      </w:r>
+      <w:r>
+        <w:rPr>
+          <w:rFonts w:ascii="Arial" w:eastAsia="Arial" w:hAnsi="Arial" w:cs="Arial"/>
+          <w:color w:val="000000"/>
+          <w:lang w:eastAsia="es-AR"/>
+        </w:rPr>
+        <w:t xml:space="preserve"> </w:t>
+      </w:r>
+      <w:r>
+        <w:rPr>
+          <w:rFonts w:ascii="Arial" w:hAnsi="Arial" w:cs="Arial"/>
+          <w:sz w:val="24"/>
+          <w:szCs w:val="24"/>
+        </w:rPr>
+        <w:t>hojas de papel reciclado, tapas y contratapas, tinta, materiales de embalaje y demás insumos necesarios para la producción.</w:t>
       </w:r>
     </w:p>
     <w:p>
@@ -5139,7 +6136,15 @@
           <w:szCs w:val="24"/>
           <w:lang w:val="es-ES"/>
         </w:rPr>
-        <w:t>Capital humano: conocimientos de diseño gráfico – analista en sistemas para el desarrollo de software de asignación de libros – Encargado de maquinarias – Transportista – Limpieza</w:t>
+        <w:t xml:space="preserve">Capital humano: </w:t>
+      </w:r>
+      <w:r>
+        <w:rPr>
+          <w:rFonts w:ascii="Arial" w:hAnsi="Arial" w:cs="Arial"/>
+          <w:sz w:val="24"/>
+          <w:szCs w:val="24"/>
+        </w:rPr>
+        <w:t>conocimientos de diseño, producción, manejo de maquinaria, administración, comercialización, logística y distribución.</w:t>
       </w:r>
     </w:p>
     <w:p>
@@ -5165,7 +6170,15 @@
           <w:szCs w:val="24"/>
           <w:lang w:val="es-ES"/>
         </w:rPr>
-        <w:t>Capital Financiero: Carecemos de propios, pero si se solicita ayuda a empresas.</w:t>
+        <w:t xml:space="preserve">Capital Financiero: </w:t>
+      </w:r>
+      <w:r>
+        <w:rPr>
+          <w:rFonts w:ascii="Arial" w:hAnsi="Arial" w:cs="Arial"/>
+          <w:sz w:val="24"/>
+          <w:szCs w:val="24"/>
+        </w:rPr>
+        <w:t>recursos necesarios para adquirir materias primas, cubrir gastos operativos y mantener el funcionamiento del proyecto.</w:t>
       </w:r>
     </w:p>
     <w:p>
@@ -5218,26 +6231,32 @@
         <w:rPr>
           <w:sz w:val="24"/>
           <w:szCs w:val="24"/>
-          <w:u w:val="single"/>
-          <w:lang w:val="es-ES"/>
-        </w:rPr>
-      </w:pPr>
-      <w:r>
-        <w:rPr>
-          <w:sz w:val="24"/>
-          <w:szCs w:val="24"/>
-          <w:lang w:val="es-ES"/>
-        </w:rPr>
-        <w:t>Serán utilizadas fuentes externas, como lo es la colaboración de empresas. Debido a que la compra de maquinaria será llevandose a cabo durante el tiempo, al inicio surge el uso de computadoras personales e impresoras convencionales para la imprenta de libros. Pero avanzando en el tiempo, podremos costear prestamos financieros para la compra de nueva maquinaria</w:t>
-      </w:r>
-      <w:r>
-        <w:rPr>
-          <w:sz w:val="24"/>
-          <w:szCs w:val="24"/>
-          <w:u w:val="single"/>
-          <w:lang w:val="es-ES"/>
-        </w:rPr>
-        <w:t xml:space="preserve"> </w:t>
+          <w:lang w:val="es-ES"/>
+        </w:rPr>
+      </w:pPr>
+      <w:r>
+        <w:rPr>
+          <w:sz w:val="24"/>
+          <w:szCs w:val="24"/>
+        </w:rPr>
+        <w:t>Las fuentes de financiamiento estarán constituidas por los aportes propios de los integrantes, posibles préstamos financieros y programas o aportes externos destinados a la adquisición de recursos.</w:t>
+      </w:r>
+    </w:p>
+    <w:p>
+      <w:pPr>
+        <w:spacing w:line="276" w:lineRule="auto"/>
+        <w:ind w:left="567" w:firstLine="285"/>
+        <w:rPr>
+          <w:sz w:val="24"/>
+          <w:szCs w:val="24"/>
+        </w:rPr>
+      </w:pPr>
+      <w:r>
+        <w:rPr>
+          <w:sz w:val="24"/>
+          <w:szCs w:val="24"/>
+        </w:rPr>
+        <w:t>Los auspicios de empresas no se consideran una fuente de financiamiento, sino una fuente de ingresos del modelo de negocio, ya que las empresas pagan por un servicio publicitario ofrecido por Free Know.</w:t>
       </w:r>
     </w:p>
     <w:p>
@@ -5656,7 +6675,10 @@
           <w:lang w:val="es-ES"/>
         </w:rPr>
       </w:pPr>
-      <w:r>
+    </w:p>
+    <w:p>
+      <w:pPr>
+        <w:ind w:left="-142"/>
         <w:rPr>
           <w:b/>
           <w:bCs/>
@@ -5664,10 +6686,11 @@
           <w:szCs w:val="28"/>
           <w:lang w:val="es-ES"/>
         </w:rPr>
-        <w:lastRenderedPageBreak/>
-        <w:t xml:space="preserve">14. </w:t>
-      </w:r>
-      <w:r>
+      </w:pPr>
+    </w:p>
+    <w:p>
+      <w:pPr>
+        <w:ind w:left="-142"/>
         <w:rPr>
           <w:b/>
           <w:bCs/>
@@ -5675,9 +6698,11 @@
           <w:szCs w:val="28"/>
           <w:lang w:val="es-ES"/>
         </w:rPr>
-        <w:t>P</w:t>
-      </w:r>
-      <w:r>
+      </w:pPr>
+    </w:p>
+    <w:p>
+      <w:pPr>
+        <w:ind w:left="-142"/>
         <w:rPr>
           <w:b/>
           <w:bCs/>
@@ -5685,36 +6710,8 @@
           <w:szCs w:val="28"/>
           <w:lang w:val="es-ES"/>
         </w:rPr>
-        <w:t>resupuesto</w:t>
-      </w:r>
-    </w:p>
-    <w:p>
-      <w:pPr>
-        <w:ind w:left="-142"/>
-        <w:rPr>
-          <w:b/>
-          <w:bCs/>
-          <w:sz w:val="24"/>
-          <w:szCs w:val="24"/>
-          <w:lang w:val="es-ES"/>
-        </w:rPr>
-      </w:pPr>
-    </w:p>
-    <w:p>
-      <w:pPr>
-        <w:ind w:left="-142"/>
-        <w:rPr>
-          <w:b/>
-          <w:bCs/>
-          <w:sz w:val="24"/>
-          <w:szCs w:val="24"/>
-          <w:lang w:val="es-ES"/>
-        </w:rPr>
-      </w:pPr>
-    </w:p>
-    <w:p>
-      <w:pPr>
-        <w:ind w:left="-142"/>
+      </w:pPr>
+      <w:r>
         <w:rPr>
           <w:b/>
           <w:bCs/>
@@ -5722,7 +6719,9 @@
           <w:szCs w:val="28"/>
           <w:lang w:val="es-ES"/>
         </w:rPr>
-      </w:pPr>
+        <w:lastRenderedPageBreak/>
+        <w:t xml:space="preserve">14. </w:t>
+      </w:r>
       <w:r>
         <w:rPr>
           <w:b/>
@@ -5731,7 +6730,7 @@
           <w:szCs w:val="28"/>
           <w:lang w:val="es-ES"/>
         </w:rPr>
-        <w:t>1</w:t>
+        <w:t>P</w:t>
       </w:r>
       <w:r>
         <w:rPr>
@@ -5741,9 +6740,498 @@
           <w:szCs w:val="28"/>
           <w:lang w:val="es-ES"/>
         </w:rPr>
-        <w:t>5</w:t>
-      </w:r>
-      <w:r>
+        <w:t>resupuesto</w:t>
+      </w:r>
+    </w:p>
+    <w:tbl>
+      <w:tblPr>
+        <w:tblStyle w:val="Tablaconcuadrcula"/>
+        <w:tblW w:w="0" w:type="auto"/>
+        <w:tblInd w:w="-142" w:type="dxa"/>
+        <w:tblLook w:val="04A0" w:firstRow="1" w:lastRow="0" w:firstColumn="1" w:lastColumn="0" w:noHBand="0" w:noVBand="1"/>
+      </w:tblPr>
+      <w:tblGrid>
+        <w:gridCol w:w="4507"/>
+        <w:gridCol w:w="4508"/>
+      </w:tblGrid>
+      <w:tr>
+        <w:tc>
+          <w:tcPr>
+            <w:tcW w:w="4507" w:type="dxa"/>
+            <w:shd w:val="clear" w:color="auto" w:fill="F2F2F2" w:themeFill="background1" w:themeFillShade="F2"/>
+          </w:tcPr>
+          <w:p>
+            <w:pPr>
+              <w:ind w:left="0" w:firstLine="0"/>
+              <w:rPr>
+                <w:b/>
+                <w:bCs/>
+                <w:sz w:val="24"/>
+                <w:szCs w:val="24"/>
+                <w:lang w:val="es-ES"/>
+              </w:rPr>
+            </w:pPr>
+            <w:r>
+              <w:rPr>
+                <w:b/>
+                <w:bCs/>
+                <w:sz w:val="24"/>
+                <w:szCs w:val="24"/>
+                <w:lang w:val="es-ES"/>
+              </w:rPr>
+              <w:t xml:space="preserve">Auspicios </w:t>
+            </w:r>
+            <w:r>
+              <w:rPr>
+                <w:b/>
+                <w:bCs/>
+                <w:sz w:val="24"/>
+                <w:szCs w:val="24"/>
+                <w:lang w:val="es-ES"/>
+              </w:rPr>
+              <w:t>Adquiridos</w:t>
+            </w:r>
+          </w:p>
+        </w:tc>
+        <w:tc>
+          <w:tcPr>
+            <w:tcW w:w="4508" w:type="dxa"/>
+            <w:shd w:val="clear" w:color="auto" w:fill="F2F2F2" w:themeFill="background1" w:themeFillShade="F2"/>
+          </w:tcPr>
+          <w:p>
+            <w:pPr>
+              <w:ind w:left="0" w:firstLine="0"/>
+              <w:rPr>
+                <w:b/>
+                <w:bCs/>
+                <w:sz w:val="28"/>
+                <w:szCs w:val="28"/>
+                <w:lang w:val="es-ES"/>
+              </w:rPr>
+            </w:pPr>
+            <w:r>
+              <w:rPr>
+                <w:b/>
+                <w:bCs/>
+                <w:sz w:val="28"/>
+                <w:szCs w:val="28"/>
+                <w:lang w:val="es-ES"/>
+              </w:rPr>
+              <w:t>1000</w:t>
+            </w:r>
+          </w:p>
+        </w:tc>
+      </w:tr>
+      <w:tr>
+        <w:tc>
+          <w:tcPr>
+            <w:tcW w:w="4507" w:type="dxa"/>
+            <w:shd w:val="clear" w:color="auto" w:fill="BFBFBF" w:themeFill="background1" w:themeFillShade="BF"/>
+          </w:tcPr>
+          <w:p>
+            <w:pPr>
+              <w:ind w:left="0" w:firstLine="0"/>
+              <w:rPr>
+                <w:b/>
+                <w:bCs/>
+                <w:sz w:val="24"/>
+                <w:szCs w:val="24"/>
+                <w:lang w:val="es-ES"/>
+              </w:rPr>
+            </w:pPr>
+            <w:r>
+              <w:rPr>
+                <w:b/>
+                <w:bCs/>
+                <w:sz w:val="24"/>
+                <w:szCs w:val="24"/>
+                <w:lang w:val="es-ES"/>
+              </w:rPr>
+              <w:t>Ventas</w:t>
+            </w:r>
+          </w:p>
+        </w:tc>
+        <w:tc>
+          <w:tcPr>
+            <w:tcW w:w="4508" w:type="dxa"/>
+            <w:shd w:val="clear" w:color="auto" w:fill="BFBFBF" w:themeFill="background1" w:themeFillShade="BF"/>
+          </w:tcPr>
+          <w:p>
+            <w:pPr>
+              <w:ind w:left="0" w:firstLine="0"/>
+              <w:rPr>
+                <w:b/>
+                <w:bCs/>
+                <w:sz w:val="28"/>
+                <w:szCs w:val="28"/>
+                <w:lang w:val="es-ES"/>
+              </w:rPr>
+            </w:pPr>
+            <w:r>
+              <w:rPr>
+                <w:b/>
+                <w:bCs/>
+                <w:sz w:val="28"/>
+                <w:szCs w:val="28"/>
+                <w:lang w:val="es-ES"/>
+              </w:rPr>
+              <w:t>10637</w:t>
+            </w:r>
+          </w:p>
+        </w:tc>
+      </w:tr>
+      <w:tr>
+        <w:tc>
+          <w:tcPr>
+            <w:tcW w:w="4507" w:type="dxa"/>
+            <w:shd w:val="clear" w:color="auto" w:fill="F2F2F2" w:themeFill="background1" w:themeFillShade="F2"/>
+          </w:tcPr>
+          <w:p>
+            <w:pPr>
+              <w:ind w:left="0" w:firstLine="0"/>
+              <w:rPr>
+                <w:b/>
+                <w:bCs/>
+                <w:sz w:val="24"/>
+                <w:szCs w:val="24"/>
+                <w:lang w:val="es-ES"/>
+              </w:rPr>
+            </w:pPr>
+            <w:r>
+              <w:rPr>
+                <w:b/>
+                <w:bCs/>
+                <w:sz w:val="24"/>
+                <w:szCs w:val="24"/>
+                <w:lang w:val="es-ES"/>
+              </w:rPr>
+              <w:t>Menos</w:t>
+            </w:r>
+          </w:p>
+        </w:tc>
+        <w:tc>
+          <w:tcPr>
+            <w:tcW w:w="4508" w:type="dxa"/>
+            <w:shd w:val="clear" w:color="auto" w:fill="F2F2F2" w:themeFill="background1" w:themeFillShade="F2"/>
+          </w:tcPr>
+          <w:p>
+            <w:pPr>
+              <w:ind w:left="0" w:firstLine="0"/>
+              <w:rPr>
+                <w:b/>
+                <w:bCs/>
+                <w:sz w:val="28"/>
+                <w:szCs w:val="28"/>
+                <w:lang w:val="es-ES"/>
+              </w:rPr>
+            </w:pPr>
+          </w:p>
+        </w:tc>
+      </w:tr>
+      <w:tr>
+        <w:tc>
+          <w:tcPr>
+            <w:tcW w:w="4507" w:type="dxa"/>
+            <w:shd w:val="clear" w:color="auto" w:fill="BFBFBF" w:themeFill="background1" w:themeFillShade="BF"/>
+          </w:tcPr>
+          <w:p>
+            <w:pPr>
+              <w:ind w:left="0" w:firstLine="0"/>
+              <w:rPr>
+                <w:b/>
+                <w:bCs/>
+                <w:sz w:val="24"/>
+                <w:szCs w:val="24"/>
+                <w:lang w:val="es-ES"/>
+              </w:rPr>
+            </w:pPr>
+            <w:r>
+              <w:rPr>
+                <w:b/>
+                <w:bCs/>
+                <w:sz w:val="24"/>
+                <w:szCs w:val="24"/>
+                <w:lang w:val="es-ES"/>
+              </w:rPr>
+              <w:t xml:space="preserve">Costo de </w:t>
+            </w:r>
+            <w:r>
+              <w:rPr>
+                <w:b/>
+                <w:bCs/>
+                <w:sz w:val="24"/>
+                <w:szCs w:val="24"/>
+                <w:lang w:val="es-ES"/>
+              </w:rPr>
+              <w:t>Producción</w:t>
+            </w:r>
+          </w:p>
+        </w:tc>
+        <w:tc>
+          <w:tcPr>
+            <w:tcW w:w="4508" w:type="dxa"/>
+            <w:shd w:val="clear" w:color="auto" w:fill="BFBFBF" w:themeFill="background1" w:themeFillShade="BF"/>
+          </w:tcPr>
+          <w:p>
+            <w:pPr>
+              <w:ind w:left="0" w:firstLine="0"/>
+              <w:rPr>
+                <w:b/>
+                <w:bCs/>
+                <w:sz w:val="28"/>
+                <w:szCs w:val="28"/>
+                <w:lang w:val="es-ES"/>
+              </w:rPr>
+            </w:pPr>
+            <w:r>
+              <w:rPr>
+                <w:b/>
+                <w:bCs/>
+                <w:sz w:val="28"/>
+                <w:szCs w:val="28"/>
+                <w:lang w:val="es-ES"/>
+              </w:rPr>
+              <w:t>9550</w:t>
+            </w:r>
+          </w:p>
+        </w:tc>
+      </w:tr>
+      <w:tr>
+        <w:tc>
+          <w:tcPr>
+            <w:tcW w:w="4507" w:type="dxa"/>
+            <w:shd w:val="clear" w:color="auto" w:fill="F2F2F2" w:themeFill="background1" w:themeFillShade="F2"/>
+          </w:tcPr>
+          <w:p>
+            <w:pPr>
+              <w:ind w:left="0" w:firstLine="0"/>
+              <w:rPr>
+                <w:b/>
+                <w:bCs/>
+                <w:sz w:val="24"/>
+                <w:szCs w:val="24"/>
+                <w:lang w:val="es-ES"/>
+              </w:rPr>
+            </w:pPr>
+            <w:r>
+              <w:rPr>
+                <w:b/>
+                <w:bCs/>
+                <w:sz w:val="24"/>
+                <w:szCs w:val="24"/>
+                <w:lang w:val="es-ES"/>
+              </w:rPr>
+              <w:t>Gastos Operativos</w:t>
+            </w:r>
+          </w:p>
+        </w:tc>
+        <w:tc>
+          <w:tcPr>
+            <w:tcW w:w="4508" w:type="dxa"/>
+            <w:shd w:val="clear" w:color="auto" w:fill="F2F2F2" w:themeFill="background1" w:themeFillShade="F2"/>
+          </w:tcPr>
+          <w:p>
+            <w:pPr>
+              <w:ind w:left="0" w:firstLine="0"/>
+              <w:rPr>
+                <w:b/>
+                <w:bCs/>
+                <w:sz w:val="28"/>
+                <w:szCs w:val="28"/>
+                <w:lang w:val="es-ES"/>
+              </w:rPr>
+            </w:pPr>
+            <w:r>
+              <w:rPr>
+                <w:b/>
+                <w:bCs/>
+                <w:sz w:val="28"/>
+                <w:szCs w:val="28"/>
+                <w:lang w:val="es-ES"/>
+              </w:rPr>
+              <w:t>120</w:t>
+            </w:r>
+          </w:p>
+        </w:tc>
+      </w:tr>
+      <w:tr>
+        <w:tc>
+          <w:tcPr>
+            <w:tcW w:w="4507" w:type="dxa"/>
+            <w:shd w:val="clear" w:color="auto" w:fill="BFBFBF" w:themeFill="background1" w:themeFillShade="BF"/>
+          </w:tcPr>
+          <w:p>
+            <w:pPr>
+              <w:ind w:left="0" w:firstLine="0"/>
+              <w:rPr>
+                <w:b/>
+                <w:bCs/>
+                <w:sz w:val="24"/>
+                <w:szCs w:val="24"/>
+                <w:lang w:val="es-ES"/>
+              </w:rPr>
+            </w:pPr>
+            <w:r>
+              <w:rPr>
+                <w:b/>
+                <w:bCs/>
+                <w:sz w:val="24"/>
+                <w:szCs w:val="24"/>
+                <w:lang w:val="es-ES"/>
+              </w:rPr>
+              <w:t>Costo de venta</w:t>
+            </w:r>
+          </w:p>
+        </w:tc>
+        <w:tc>
+          <w:tcPr>
+            <w:tcW w:w="4508" w:type="dxa"/>
+            <w:shd w:val="clear" w:color="auto" w:fill="BFBFBF" w:themeFill="background1" w:themeFillShade="BF"/>
+          </w:tcPr>
+          <w:p>
+            <w:pPr>
+              <w:ind w:left="0"/>
+              <w:rPr>
+                <w:b/>
+                <w:bCs/>
+                <w:sz w:val="28"/>
+                <w:szCs w:val="28"/>
+                <w:lang w:val="es-ES"/>
+              </w:rPr>
+            </w:pPr>
+            <w:r>
+              <w:rPr>
+                <w:b/>
+                <w:bCs/>
+                <w:sz w:val="28"/>
+                <w:szCs w:val="28"/>
+                <w:lang w:val="es-ES"/>
+              </w:rPr>
+              <w:t>9670</w:t>
+            </w:r>
+          </w:p>
+        </w:tc>
+      </w:tr>
+      <w:tr>
+        <w:tc>
+          <w:tcPr>
+            <w:tcW w:w="4507" w:type="dxa"/>
+            <w:shd w:val="clear" w:color="auto" w:fill="F2F2F2" w:themeFill="background1" w:themeFillShade="F2"/>
+          </w:tcPr>
+          <w:p>
+            <w:pPr>
+              <w:ind w:left="0" w:firstLine="0"/>
+              <w:rPr>
+                <w:b/>
+                <w:bCs/>
+                <w:sz w:val="24"/>
+                <w:szCs w:val="24"/>
+                <w:lang w:val="es-ES"/>
+              </w:rPr>
+            </w:pPr>
+            <w:r>
+              <w:rPr>
+                <w:b/>
+                <w:bCs/>
+                <w:sz w:val="24"/>
+                <w:szCs w:val="24"/>
+                <w:lang w:val="es-ES"/>
+              </w:rPr>
+              <w:t>Ganancia (10%)</w:t>
+            </w:r>
+          </w:p>
+        </w:tc>
+        <w:tc>
+          <w:tcPr>
+            <w:tcW w:w="4508" w:type="dxa"/>
+            <w:shd w:val="clear" w:color="auto" w:fill="F2F2F2" w:themeFill="background1" w:themeFillShade="F2"/>
+          </w:tcPr>
+          <w:p>
+            <w:pPr>
+              <w:ind w:left="0"/>
+              <w:rPr>
+                <w:b/>
+                <w:bCs/>
+                <w:sz w:val="28"/>
+                <w:szCs w:val="28"/>
+                <w:lang w:val="es-ES"/>
+              </w:rPr>
+            </w:pPr>
+            <w:r>
+              <w:rPr>
+                <w:b/>
+                <w:bCs/>
+                <w:sz w:val="28"/>
+                <w:szCs w:val="28"/>
+                <w:lang w:val="es-ES"/>
+              </w:rPr>
+              <w:t>967</w:t>
+            </w:r>
+          </w:p>
+        </w:tc>
+      </w:tr>
+      <w:tr>
+        <w:tc>
+          <w:tcPr>
+            <w:tcW w:w="4507" w:type="dxa"/>
+            <w:shd w:val="clear" w:color="auto" w:fill="BFBFBF" w:themeFill="background1" w:themeFillShade="BF"/>
+          </w:tcPr>
+          <w:p>
+            <w:pPr>
+              <w:ind w:left="0" w:firstLine="0"/>
+              <w:rPr>
+                <w:b/>
+                <w:bCs/>
+                <w:sz w:val="24"/>
+                <w:szCs w:val="24"/>
+                <w:lang w:val="es-ES"/>
+              </w:rPr>
+            </w:pPr>
+            <w:r>
+              <w:rPr>
+                <w:b/>
+                <w:bCs/>
+                <w:sz w:val="24"/>
+                <w:szCs w:val="24"/>
+                <w:lang w:val="es-ES"/>
+              </w:rPr>
+              <w:t>Total</w:t>
+            </w:r>
+          </w:p>
+        </w:tc>
+        <w:tc>
+          <w:tcPr>
+            <w:tcW w:w="4508" w:type="dxa"/>
+            <w:shd w:val="clear" w:color="auto" w:fill="BFBFBF" w:themeFill="background1" w:themeFillShade="BF"/>
+          </w:tcPr>
+          <w:p>
+            <w:pPr>
+              <w:ind w:left="0" w:firstLine="0"/>
+              <w:rPr>
+                <w:b/>
+                <w:bCs/>
+                <w:sz w:val="28"/>
+                <w:szCs w:val="28"/>
+                <w:lang w:val="es-ES"/>
+              </w:rPr>
+            </w:pPr>
+            <w:r>
+              <w:rPr>
+                <w:b/>
+                <w:bCs/>
+                <w:sz w:val="28"/>
+                <w:szCs w:val="28"/>
+                <w:lang w:val="es-ES"/>
+              </w:rPr>
+              <w:t>967</w:t>
+            </w:r>
+          </w:p>
+        </w:tc>
+      </w:tr>
+    </w:tbl>
+    <w:p>
+      <w:pPr>
+        <w:ind w:left="-142"/>
         <w:rPr>
           <w:b/>
           <w:bCs/>
@@ -5751,9 +7239,11 @@
           <w:szCs w:val="28"/>
           <w:lang w:val="es-ES"/>
         </w:rPr>
-        <w:t xml:space="preserve">. </w:t>
-      </w:r>
-      <w:r>
+      </w:pPr>
+    </w:p>
+    <w:p>
+      <w:pPr>
+        <w:ind w:left="-142"/>
         <w:rPr>
           <w:b/>
           <w:bCs/>
@@ -5761,6 +7251,45 @@
           <w:szCs w:val="28"/>
           <w:lang w:val="es-ES"/>
         </w:rPr>
+      </w:pPr>
+      <w:r>
+        <w:rPr>
+          <w:b/>
+          <w:bCs/>
+          <w:sz w:val="28"/>
+          <w:szCs w:val="28"/>
+          <w:lang w:val="es-ES"/>
+        </w:rPr>
+        <w:t>1</w:t>
+      </w:r>
+      <w:r>
+        <w:rPr>
+          <w:b/>
+          <w:bCs/>
+          <w:sz w:val="28"/>
+          <w:szCs w:val="28"/>
+          <w:lang w:val="es-ES"/>
+        </w:rPr>
+        <w:t>5</w:t>
+      </w:r>
+      <w:r>
+        <w:rPr>
+          <w:b/>
+          <w:bCs/>
+          <w:sz w:val="28"/>
+          <w:szCs w:val="28"/>
+          <w:lang w:val="es-ES"/>
+        </w:rPr>
+        <w:t xml:space="preserve">. </w:t>
+      </w:r>
+      <w:r>
+        <w:rPr>
+          <w:b/>
+          <w:bCs/>
+          <w:sz w:val="28"/>
+          <w:szCs w:val="28"/>
+          <w:lang w:val="es-ES"/>
+        </w:rPr>
         <w:t>Documentación y Legalidad</w:t>
       </w:r>
     </w:p>
@@ -5944,6 +7473,7 @@
           <w:rStyle w:val="Textoennegrita"/>
           <w:rFonts w:ascii="Arial" w:hAnsi="Arial" w:cs="Arial"/>
         </w:rPr>
+        <w:lastRenderedPageBreak/>
         <w:t>Contratos de auspicio:</w:t>
       </w:r>
       <w:r>
@@ -5971,7 +7501,14 @@
         <w:rPr>
           <w:rFonts w:ascii="Arial" w:hAnsi="Arial" w:cs="Arial"/>
         </w:rPr>
-        <w:t xml:space="preserve"> establece las cantidades, características, costos y condiciones de producción y entrega de los libros.</w:t>
+        <w:t xml:space="preserve"> </w:t>
+      </w:r>
+      <w:r>
+        <w:rPr>
+          <w:rFonts w:ascii="Arial" w:hAnsi="Arial" w:cs="Arial"/>
+          <w:lang w:val="es-AR"/>
+        </w:rPr>
+        <w:t>establece las cantidades, características, costos y condiciones de fabricación y entrega de las hojas de papel reciclado utilizadas como materia prima para los libros.</w:t>
       </w:r>
     </w:p>
     <w:p>
@@ -6033,6 +7570,45 @@
     </w:sectPr>
   </w:body>
 </w:document>
+</file>
+
+<file path=word/comments.xml><?xml version="1.0" encoding="utf-8"?>
+<w:comments xmlns:wpc="http://schemas.microsoft.com/office/word/2010/wordprocessingCanvas" xmlns:cx="http://schemas.microsoft.com/office/drawing/2014/chartex" xmlns:cx1="http://schemas.microsoft.com/office/drawing/2015/9/8/chartex" xmlns:cx2="http://schemas.microsoft.com/office/drawing/2015/10/21/chartex" xmlns:cx3="http://schemas.microsoft.com/office/drawing/2016/5/9/chartex" xmlns:cx4="http://schemas.microsoft.com/office/drawing/2016/5/10/chartex" xmlns:cx5="http://schemas.microsoft.com/office/drawing/2016/5/11/chartex" xmlns:cx6="http://schemas.microsoft.com/office/drawing/2016/5/12/chartex" xmlns:cx7="http://schemas.microsoft.com/office/drawing/2016/5/13/chartex" xmlns:cx8="http://schemas.microsoft.com/office/drawing/2016/5/14/chartex" xmlns:mc="http://schemas.openxmlformats.org/markup-compatibility/2006" xmlns:aink="http://schemas.microsoft.com/office/drawing/2016/ink" xmlns:am3d="http://schemas.microsoft.com/office/drawing/2017/model3d" xmlns:o="urn:schemas-microsoft-com:office:office" xmlns:r="http://schemas.openxmlformats.org/officeDocument/2006/relationships" xmlns:m="http://schemas.openxmlformats.org/officeDocument/2006/math" xmlns:v="urn:schemas-microsoft-com:vml" xmlns:wp14="http://schemas.microsoft.com/office/word/2010/wordprocessingDrawing" xmlns:wp="http://schemas.openxmlformats.org/drawingml/2006/wordprocessingDrawing" xmlns:w10="urn:schemas-microsoft-com:office:word" xmlns:w="http://schemas.openxmlformats.org/wordprocessingml/2006/main" xmlns:w14="http://schemas.microsoft.com/office/word/2010/wordml" xmlns:w15="http://schemas.microsoft.com/office/word/2012/wordml" xmlns:w16cex="http://schemas.microsoft.com/office/word/2018/wordml/cex" xmlns:w16cid="http://schemas.microsoft.com/office/word/2016/wordml/cid" xmlns:w16="http://schemas.microsoft.com/office/word/2018/wordml" xmlns:w16sdtdh="http://schemas.microsoft.com/office/word/2020/wordml/sdtdatahash" xmlns:w16se="http://schemas.microsoft.com/office/word/2015/wordml/symex" xmlns:wpg="http://schemas.microsoft.com/office/word/2010/wordprocessingGroup" xmlns:wpi="http://schemas.microsoft.com/office/word/2010/wordprocessingInk" xmlns:wne="http://schemas.microsoft.com/office/word/2006/wordml" xmlns:wps="http://schemas.microsoft.com/office/word/2010/wordprocessingShape" mc:Ignorable="w14 w15 w16se w16cid w16 w16cex w16sdtdh wp14">
+  <w:comment w:id="0" w:author="Jeremias Moreira" w:date="2026-10-01T20:02:00Z" w:initials="JM">
+    <w:p>
+      <w:pPr>
+        <w:pStyle w:val="Textocomentario"/>
+      </w:pPr>
+      <w:r>
+        <w:rPr>
+          <w:rStyle w:val="Refdecomentario"/>
+        </w:rPr>
+        <w:annotationRef/>
+      </w:r>
+      <w:r>
+        <w:t>Chequear con la opción de la IA</w:t>
+      </w:r>
+    </w:p>
+  </w:comment>
+</w:comments>
+</file>
+
+<file path=word/commentsExtended.xml><?xml version="1.0" encoding="utf-8"?>
+<w15:commentsEx xmlns:wpc="http://schemas.microsoft.com/office/word/2010/wordprocessingCanvas" xmlns:cx="http://schemas.microsoft.com/office/drawing/2014/chartex" xmlns:cx1="http://schemas.microsoft.com/office/drawing/2015/9/8/chartex" xmlns:cx2="http://schemas.microsoft.com/office/drawing/2015/10/21/chartex" xmlns:cx3="http://schemas.microsoft.com/office/drawing/2016/5/9/chartex" xmlns:cx4="http://schemas.microsoft.com/office/drawing/2016/5/10/chartex" xmlns:cx5="http://schemas.microsoft.com/office/drawing/2016/5/11/chartex" xmlns:cx6="http://schemas.microsoft.com/office/drawing/2016/5/12/chartex" xmlns:cx7="http://schemas.microsoft.com/office/drawing/2016/5/13/chartex" xmlns:cx8="http://schemas.microsoft.com/office/drawing/2016/5/14/chartex" xmlns:mc="http://schemas.openxmlformats.org/markup-compatibility/2006" xmlns:aink="http://schemas.microsoft.com/office/drawing/2016/ink" xmlns:am3d="http://schemas.microsoft.com/office/drawing/2017/model3d" xmlns:o="urn:schemas-microsoft-com:office:office" xmlns:r="http://schemas.openxmlformats.org/officeDocument/2006/relationships" xmlns:m="http://schemas.openxmlformats.org/officeDocument/2006/math" xmlns:v="urn:schemas-microsoft-com:vml" xmlns:wp14="http://schemas.microsoft.com/office/word/2010/wordprocessingDrawing" xmlns:wp="http://schemas.openxmlformats.org/drawingml/2006/wordprocessingDrawing" xmlns:w10="urn:schemas-microsoft-com:office:word" xmlns:w="http://schemas.openxmlformats.org/wordprocessingml/2006/main" xmlns:w14="http://schemas.microsoft.com/office/word/2010/wordml" xmlns:w15="http://schemas.microsoft.com/office/word/2012/wordml" xmlns:w16cex="http://schemas.microsoft.com/office/word/2018/wordml/cex" xmlns:w16cid="http://schemas.microsoft.com/office/word/2016/wordml/cid" xmlns:w16="http://schemas.microsoft.com/office/word/2018/wordml" xmlns:w16sdtdh="http://schemas.microsoft.com/office/word/2020/wordml/sdtdatahash" xmlns:w16se="http://schemas.microsoft.com/office/word/2015/wordml/symex" xmlns:wpg="http://schemas.microsoft.com/office/word/2010/wordprocessingGroup" xmlns:wpi="http://schemas.microsoft.com/office/word/2010/wordprocessingInk" xmlns:wne="http://schemas.microsoft.com/office/word/2006/wordml" xmlns:wps="http://schemas.microsoft.com/office/word/2010/wordprocessingShape" mc:Ignorable="w14 w15 w16se w16cid w16 w16cex w16sdtdh wp14">
+  <w15:commentEx w15:paraId="55F7682E" w15:done="0"/>
+</w15:commentsEx>
+</file>
+
+<file path=word/commentsExtensible.xml><?xml version="1.0" encoding="utf-8"?>
+<w16cex:commentsExtensible xmlns:wpc="http://schemas.microsoft.com/office/word/2010/wordprocessingCanvas" xmlns:cx="http://schemas.microsoft.com/office/drawing/2014/chartex" xmlns:cx1="http://schemas.microsoft.com/office/drawing/2015/9/8/chartex" xmlns:cx2="http://schemas.microsoft.com/office/drawing/2015/10/21/chartex" xmlns:cx3="http://schemas.microsoft.com/office/drawing/2016/5/9/chartex" xmlns:cx4="http://schemas.microsoft.com/office/drawing/2016/5/10/chartex" xmlns:cx5="http://schemas.microsoft.com/office/drawing/2016/5/11/chartex" xmlns:cx6="http://schemas.microsoft.com/office/drawing/2016/5/12/chartex" xmlns:cx7="http://schemas.microsoft.com/office/drawing/2016/5/13/chartex" xmlns:cx8="http://schemas.microsoft.com/office/drawing/2016/5/14/chartex" xmlns:mc="http://schemas.openxmlformats.org/markup-compatibility/2006" xmlns:aink="http://schemas.microsoft.com/office/drawing/2016/ink" xmlns:am3d="http://schemas.microsoft.com/office/drawing/2017/model3d" xmlns:o="urn:schemas-microsoft-com:office:office" xmlns:r="http://schemas.openxmlformats.org/officeDocument/2006/relationships" xmlns:m="http://schemas.openxmlformats.org/officeDocument/2006/math" xmlns:v="urn:schemas-microsoft-com:vml" xmlns:wp14="http://schemas.microsoft.com/office/word/2010/wordprocessingDrawing" xmlns:wp="http://schemas.openxmlformats.org/drawingml/2006/wordprocessingDrawing" xmlns:w10="urn:schemas-microsoft-com:office:word" xmlns:w="http://schemas.openxmlformats.org/wordprocessingml/2006/main" xmlns:w14="http://schemas.microsoft.com/office/word/2010/wordml" xmlns:w15="http://schemas.microsoft.com/office/word/2012/wordml" xmlns:w16cex="http://schemas.microsoft.com/office/word/2018/wordml/cex" xmlns:w16cid="http://schemas.microsoft.com/office/word/2016/wordml/cid" xmlns:w16="http://schemas.microsoft.com/office/word/2018/wordml" xmlns:w16sdtdh="http://schemas.microsoft.com/office/word/2020/wordml/sdtdatahash" xmlns:w16se="http://schemas.microsoft.com/office/word/2015/wordml/symex" xmlns:wpg="http://schemas.microsoft.com/office/word/2010/wordprocessingGroup" xmlns:wpi="http://schemas.microsoft.com/office/word/2010/wordprocessingInk" xmlns:wne="http://schemas.microsoft.com/office/word/2006/wordml" xmlns:wps="http://schemas.microsoft.com/office/word/2010/wordprocessingShape" mc:Ignorable="w14 w15 w16se w16cid w16 w16cex w16sdtdh wp14">
+  <w16cex:commentExtensible w16cex:durableId="2E693AD0" w16cex:dateUtc="2026-10-01T23:02:00Z"/>
+</w16cex:commentsExtensible>
+</file>
+
+<file path=word/commentsIds.xml><?xml version="1.0" encoding="utf-8"?>
+<w16cid:commentsIds xmlns:wpc="http://schemas.microsoft.com/office/word/2010/wordprocessingCanvas" xmlns:cx="http://schemas.microsoft.com/office/drawing/2014/chartex" xmlns:cx1="http://schemas.microsoft.com/office/drawing/2015/9/8/chartex" xmlns:cx2="http://schemas.microsoft.com/office/drawing/2015/10/21/chartex" xmlns:cx3="http://schemas.microsoft.com/office/drawing/2016/5/9/chartex" xmlns:cx4="http://schemas.microsoft.com/office/drawing/2016/5/10/chartex" xmlns:cx5="http://schemas.microsoft.com/office/drawing/2016/5/11/chartex" xmlns:cx6="http://schemas.microsoft.com/office/drawing/2016/5/12/chartex" xmlns:cx7="http://schemas.microsoft.com/office/drawing/2016/5/13/chartex" xmlns:cx8="http://schemas.microsoft.com/office/drawing/2016/5/14/chartex" xmlns:mc="http://schemas.openxmlformats.org/markup-compatibility/2006" xmlns:aink="http://schemas.microsoft.com/office/drawing/2016/ink" xmlns:am3d="http://schemas.microsoft.com/office/drawing/2017/model3d" xmlns:o="urn:schemas-microsoft-com:office:office" xmlns:r="http://schemas.openxmlformats.org/officeDocument/2006/relationships" xmlns:m="http://schemas.openxmlformats.org/officeDocument/2006/math" xmlns:v="urn:schemas-microsoft-com:vml" xmlns:wp14="http://schemas.microsoft.com/office/word/2010/wordprocessingDrawing" xmlns:wp="http://schemas.openxmlformats.org/drawingml/2006/wordprocessingDrawing" xmlns:w10="urn:schemas-microsoft-com:office:word" xmlns:w="http://schemas.openxmlformats.org/wordprocessingml/2006/main" xmlns:w14="http://schemas.microsoft.com/office/word/2010/wordml" xmlns:w15="http://schemas.microsoft.com/office/word/2012/wordml" xmlns:w16cex="http://schemas.microsoft.com/office/word/2018/wordml/cex" xmlns:w16cid="http://schemas.microsoft.com/office/word/2016/wordml/cid" xmlns:w16="http://schemas.microsoft.com/office/word/2018/wordml" xmlns:w16sdtdh="http://schemas.microsoft.com/office/word/2020/wordml/sdtdatahash" xmlns:w16se="http://schemas.microsoft.com/office/word/2015/wordml/symex" xmlns:wpg="http://schemas.microsoft.com/office/word/2010/wordprocessingGroup" xmlns:wpi="http://schemas.microsoft.com/office/word/2010/wordprocessingInk" xmlns:wne="http://schemas.microsoft.com/office/word/2006/wordml" xmlns:wps="http://schemas.microsoft.com/office/word/2010/wordprocessingShape" mc:Ignorable="w14 w15 w16se w16cid w16 w16cex w16sdtdh wp14">
+  <w16cid:commentId w16cid:paraId="55F7682E" w16cid:durableId="2E693AD0"/>
+</w16cid:commentsIds>
 </file>
 
 <file path=word/endnotes.xml><?xml version="1.0" encoding="utf-8"?>
@@ -6400,7 +7976,7 @@
         <v:path o:extrusionok="f" gradientshapeok="t" o:connecttype="rect"/>
         <o:lock v:ext="edit" aspectratio="t"/>
       </v:shapetype>
-      <v:shape id="_x0000_i1188" type="#_x0000_t75" style="width:10.65pt;height:10.65pt" o:bullet="t">
+      <v:shape id="_x0000_i1040" type="#_x0000_t75" style="width:10.05pt;height:10.05pt" o:bullet="t">
         <v:imagedata r:id="rId1" o:title="mso4FA2"/>
       </v:shape>
     </w:pict>
@@ -7357,6 +8933,230 @@
     </w:lvl>
   </w:abstractNum>
   <w:abstractNum w:abstractNumId="6" w15:restartNumberingAfterBreak="0">
+    <w:nsid w:val="232575F3"/>
+    <w:multiLevelType w:val="hybridMultilevel"/>
+    <w:tmpl w:val="19DC8256"/>
+    <w:lvl w:ilvl="0" w:tplc="A6164B10">
+      <w:numFmt w:val="bullet"/>
+      <w:lvlText w:val="-"/>
+      <w:lvlJc w:val="left"/>
+      <w:pPr>
+        <w:ind w:left="720" w:hanging="360"/>
+      </w:pPr>
+      <w:rPr>
+        <w:rFonts w:ascii="Arial" w:eastAsia="Arial" w:hAnsi="Arial" w:cs="Arial" w:hint="default"/>
+      </w:rPr>
+    </w:lvl>
+    <w:lvl w:ilvl="1" w:tplc="580A0003" w:tentative="1">
+      <w:start w:val="1"/>
+      <w:numFmt w:val="bullet"/>
+      <w:lvlText w:val="o"/>
+      <w:lvlJc w:val="left"/>
+      <w:pPr>
+        <w:ind w:left="1440" w:hanging="360"/>
+      </w:pPr>
+      <w:rPr>
+        <w:rFonts w:ascii="Courier New" w:hAnsi="Courier New" w:cs="Courier New" w:hint="default"/>
+      </w:rPr>
+    </w:lvl>
+    <w:lvl w:ilvl="2" w:tplc="580A0005" w:tentative="1">
+      <w:start w:val="1"/>
+      <w:numFmt w:val="bullet"/>
+      <w:lvlText w:val=""/>
+      <w:lvlJc w:val="left"/>
+      <w:pPr>
+        <w:ind w:left="2160" w:hanging="360"/>
+      </w:pPr>
+      <w:rPr>
+        <w:rFonts w:ascii="Wingdings" w:hAnsi="Wingdings" w:hint="default"/>
+      </w:rPr>
+    </w:lvl>
+    <w:lvl w:ilvl="3" w:tplc="580A0001" w:tentative="1">
+      <w:start w:val="1"/>
+      <w:numFmt w:val="bullet"/>
+      <w:lvlText w:val=""/>
+      <w:lvlJc w:val="left"/>
+      <w:pPr>
+        <w:ind w:left="2880" w:hanging="360"/>
+      </w:pPr>
+      <w:rPr>
+        <w:rFonts w:ascii="Symbol" w:hAnsi="Symbol" w:hint="default"/>
+      </w:rPr>
+    </w:lvl>
+    <w:lvl w:ilvl="4" w:tplc="580A0003" w:tentative="1">
+      <w:start w:val="1"/>
+      <w:numFmt w:val="bullet"/>
+      <w:lvlText w:val="o"/>
+      <w:lvlJc w:val="left"/>
+      <w:pPr>
+        <w:ind w:left="3600" w:hanging="360"/>
+      </w:pPr>
+      <w:rPr>
+        <w:rFonts w:ascii="Courier New" w:hAnsi="Courier New" w:cs="Courier New" w:hint="default"/>
+      </w:rPr>
+    </w:lvl>
+    <w:lvl w:ilvl="5" w:tplc="580A0005" w:tentative="1">
+      <w:start w:val="1"/>
+      <w:numFmt w:val="bullet"/>
+      <w:lvlText w:val=""/>
+      <w:lvlJc w:val="left"/>
+      <w:pPr>
+        <w:ind w:left="4320" w:hanging="360"/>
+      </w:pPr>
+      <w:rPr>
+        <w:rFonts w:ascii="Wingdings" w:hAnsi="Wingdings" w:hint="default"/>
+      </w:rPr>
+    </w:lvl>
+    <w:lvl w:ilvl="6" w:tplc="580A0001" w:tentative="1">
+      <w:start w:val="1"/>
+      <w:numFmt w:val="bullet"/>
+      <w:lvlText w:val=""/>
+      <w:lvlJc w:val="left"/>
+      <w:pPr>
+        <w:ind w:left="5040" w:hanging="360"/>
+      </w:pPr>
+      <w:rPr>
+        <w:rFonts w:ascii="Symbol" w:hAnsi="Symbol" w:hint="default"/>
+      </w:rPr>
+    </w:lvl>
+    <w:lvl w:ilvl="7" w:tplc="580A0003" w:tentative="1">
+      <w:start w:val="1"/>
+      <w:numFmt w:val="bullet"/>
+      <w:lvlText w:val="o"/>
+      <w:lvlJc w:val="left"/>
+      <w:pPr>
+        <w:ind w:left="5760" w:hanging="360"/>
+      </w:pPr>
+      <w:rPr>
+        <w:rFonts w:ascii="Courier New" w:hAnsi="Courier New" w:cs="Courier New" w:hint="default"/>
+      </w:rPr>
+    </w:lvl>
+    <w:lvl w:ilvl="8" w:tplc="580A0005" w:tentative="1">
+      <w:start w:val="1"/>
+      <w:numFmt w:val="bullet"/>
+      <w:lvlText w:val=""/>
+      <w:lvlJc w:val="left"/>
+      <w:pPr>
+        <w:ind w:left="6480" w:hanging="360"/>
+      </w:pPr>
+      <w:rPr>
+        <w:rFonts w:ascii="Wingdings" w:hAnsi="Wingdings" w:hint="default"/>
+      </w:rPr>
+    </w:lvl>
+  </w:abstractNum>
+  <w:abstractNum w:abstractNumId="7" w15:restartNumberingAfterBreak="0">
+    <w:nsid w:val="325771C0"/>
+    <w:multiLevelType w:val="hybridMultilevel"/>
+    <w:tmpl w:val="B2121184"/>
+    <w:lvl w:ilvl="0" w:tplc="1FCAFFEC">
+      <w:numFmt w:val="bullet"/>
+      <w:lvlText w:val="-"/>
+      <w:lvlJc w:val="left"/>
+      <w:pPr>
+        <w:ind w:left="350" w:hanging="360"/>
+      </w:pPr>
+      <w:rPr>
+        <w:rFonts w:ascii="Arial" w:eastAsia="Arial" w:hAnsi="Arial" w:cs="Arial" w:hint="default"/>
+      </w:rPr>
+    </w:lvl>
+    <w:lvl w:ilvl="1" w:tplc="580A0003" w:tentative="1">
+      <w:start w:val="1"/>
+      <w:numFmt w:val="bullet"/>
+      <w:lvlText w:val="o"/>
+      <w:lvlJc w:val="left"/>
+      <w:pPr>
+        <w:ind w:left="1070" w:hanging="360"/>
+      </w:pPr>
+      <w:rPr>
+        <w:rFonts w:ascii="Courier New" w:hAnsi="Courier New" w:cs="Courier New" w:hint="default"/>
+      </w:rPr>
+    </w:lvl>
+    <w:lvl w:ilvl="2" w:tplc="580A0005" w:tentative="1">
+      <w:start w:val="1"/>
+      <w:numFmt w:val="bullet"/>
+      <w:lvlText w:val=""/>
+      <w:lvlJc w:val="left"/>
+      <w:pPr>
+        <w:ind w:left="1790" w:hanging="360"/>
+      </w:pPr>
+      <w:rPr>
+        <w:rFonts w:ascii="Wingdings" w:hAnsi="Wingdings" w:hint="default"/>
+      </w:rPr>
+    </w:lvl>
+    <w:lvl w:ilvl="3" w:tplc="580A0001" w:tentative="1">
+      <w:start w:val="1"/>
+      <w:numFmt w:val="bullet"/>
+      <w:lvlText w:val=""/>
+      <w:lvlJc w:val="left"/>
+      <w:pPr>
+        <w:ind w:left="2510" w:hanging="360"/>
+      </w:pPr>
+      <w:rPr>
+        <w:rFonts w:ascii="Symbol" w:hAnsi="Symbol" w:hint="default"/>
+      </w:rPr>
+    </w:lvl>
+    <w:lvl w:ilvl="4" w:tplc="580A0003" w:tentative="1">
+      <w:start w:val="1"/>
+      <w:numFmt w:val="bullet"/>
+      <w:lvlText w:val="o"/>
+      <w:lvlJc w:val="left"/>
+      <w:pPr>
+        <w:ind w:left="3230" w:hanging="360"/>
+      </w:pPr>
+      <w:rPr>
+        <w:rFonts w:ascii="Courier New" w:hAnsi="Courier New" w:cs="Courier New" w:hint="default"/>
+      </w:rPr>
+    </w:lvl>
+    <w:lvl w:ilvl="5" w:tplc="580A0005" w:tentative="1">
+      <w:start w:val="1"/>
+      <w:numFmt w:val="bullet"/>
+      <w:lvlText w:val=""/>
+      <w:lvlJc w:val="left"/>
+      <w:pPr>
+        <w:ind w:left="3950" w:hanging="360"/>
+      </w:pPr>
+      <w:rPr>
+        <w:rFonts w:ascii="Wingdings" w:hAnsi="Wingdings" w:hint="default"/>
+      </w:rPr>
+    </w:lvl>
+    <w:lvl w:ilvl="6" w:tplc="580A0001" w:tentative="1">
+      <w:start w:val="1"/>
+      <w:numFmt w:val="bullet"/>
+      <w:lvlText w:val=""/>
+      <w:lvlJc w:val="left"/>
+      <w:pPr>
+        <w:ind w:left="4670" w:hanging="360"/>
+      </w:pPr>
+      <w:rPr>
+        <w:rFonts w:ascii="Symbol" w:hAnsi="Symbol" w:hint="default"/>
+      </w:rPr>
+    </w:lvl>
+    <w:lvl w:ilvl="7" w:tplc="580A0003" w:tentative="1">
+      <w:start w:val="1"/>
+      <w:numFmt w:val="bullet"/>
+      <w:lvlText w:val="o"/>
+      <w:lvlJc w:val="left"/>
+      <w:pPr>
+        <w:ind w:left="5390" w:hanging="360"/>
+      </w:pPr>
+      <w:rPr>
+        <w:rFonts w:ascii="Courier New" w:hAnsi="Courier New" w:cs="Courier New" w:hint="default"/>
+      </w:rPr>
+    </w:lvl>
+    <w:lvl w:ilvl="8" w:tplc="580A0005" w:tentative="1">
+      <w:start w:val="1"/>
+      <w:numFmt w:val="bullet"/>
+      <w:lvlText w:val=""/>
+      <w:lvlJc w:val="left"/>
+      <w:pPr>
+        <w:ind w:left="6110" w:hanging="360"/>
+      </w:pPr>
+      <w:rPr>
+        <w:rFonts w:ascii="Wingdings" w:hAnsi="Wingdings" w:hint="default"/>
+      </w:rPr>
+    </w:lvl>
+  </w:abstractNum>
+  <w:abstractNum w:abstractNumId="8" w15:restartNumberingAfterBreak="0">
     <w:nsid w:val="351D6047"/>
     <w:multiLevelType w:val="hybridMultilevel"/>
     <w:tmpl w:val="A21A49A6"/>
@@ -7442,7 +9242,7 @@
       </w:pPr>
     </w:lvl>
   </w:abstractNum>
-  <w:abstractNum w:abstractNumId="7" w15:restartNumberingAfterBreak="0">
+  <w:abstractNum w:abstractNumId="9" w15:restartNumberingAfterBreak="0">
     <w:nsid w:val="469913BE"/>
     <w:multiLevelType w:val="hybridMultilevel"/>
     <w:tmpl w:val="F67A4BC0"/>
@@ -7556,10 +9356,10 @@
       </w:rPr>
     </w:lvl>
   </w:abstractNum>
-  <w:abstractNum w:abstractNumId="8" w15:restartNumberingAfterBreak="0">
+  <w:abstractNum w:abstractNumId="10" w15:restartNumberingAfterBreak="0">
     <w:nsid w:val="482A4950"/>
     <w:multiLevelType w:val="hybridMultilevel"/>
-    <w:tmpl w:val="2D1268A2"/>
+    <w:tmpl w:val="262CA864"/>
     <w:lvl w:ilvl="0" w:tplc="580A0009">
       <w:start w:val="1"/>
       <w:numFmt w:val="bullet"/>
@@ -7669,7 +9469,7 @@
       </w:rPr>
     </w:lvl>
   </w:abstractNum>
-  <w:abstractNum w:abstractNumId="9" w15:restartNumberingAfterBreak="0">
+  <w:abstractNum w:abstractNumId="11" w15:restartNumberingAfterBreak="0">
     <w:nsid w:val="494B7E33"/>
     <w:multiLevelType w:val="hybridMultilevel"/>
     <w:tmpl w:val="AEFC936E"/>
@@ -7783,7 +9583,120 @@
       </w:rPr>
     </w:lvl>
   </w:abstractNum>
-  <w:abstractNum w:abstractNumId="10" w15:restartNumberingAfterBreak="0">
+  <w:abstractNum w:abstractNumId="12" w15:restartNumberingAfterBreak="0">
+    <w:nsid w:val="49A910E1"/>
+    <w:multiLevelType w:val="hybridMultilevel"/>
+    <w:tmpl w:val="7CCE91E6"/>
+    <w:lvl w:ilvl="0" w:tplc="580A0009">
+      <w:start w:val="1"/>
+      <w:numFmt w:val="bullet"/>
+      <w:lvlText w:val=""/>
+      <w:lvlJc w:val="left"/>
+      <w:pPr>
+        <w:ind w:left="1052" w:hanging="360"/>
+      </w:pPr>
+      <w:rPr>
+        <w:rFonts w:ascii="Wingdings" w:hAnsi="Wingdings" w:hint="default"/>
+      </w:rPr>
+    </w:lvl>
+    <w:lvl w:ilvl="1" w:tplc="580A0003" w:tentative="1">
+      <w:start w:val="1"/>
+      <w:numFmt w:val="bullet"/>
+      <w:lvlText w:val="o"/>
+      <w:lvlJc w:val="left"/>
+      <w:pPr>
+        <w:ind w:left="2142" w:hanging="360"/>
+      </w:pPr>
+      <w:rPr>
+        <w:rFonts w:ascii="Courier New" w:hAnsi="Courier New" w:cs="Courier New" w:hint="default"/>
+      </w:rPr>
+    </w:lvl>
+    <w:lvl w:ilvl="2" w:tplc="580A0005" w:tentative="1">
+      <w:start w:val="1"/>
+      <w:numFmt w:val="bullet"/>
+      <w:lvlText w:val=""/>
+      <w:lvlJc w:val="left"/>
+      <w:pPr>
+        <w:ind w:left="2862" w:hanging="360"/>
+      </w:pPr>
+      <w:rPr>
+        <w:rFonts w:ascii="Wingdings" w:hAnsi="Wingdings" w:hint="default"/>
+      </w:rPr>
+    </w:lvl>
+    <w:lvl w:ilvl="3" w:tplc="580A0001" w:tentative="1">
+      <w:start w:val="1"/>
+      <w:numFmt w:val="bullet"/>
+      <w:lvlText w:val=""/>
+      <w:lvlJc w:val="left"/>
+      <w:pPr>
+        <w:ind w:left="3582" w:hanging="360"/>
+      </w:pPr>
+      <w:rPr>
+        <w:rFonts w:ascii="Symbol" w:hAnsi="Symbol" w:hint="default"/>
+      </w:rPr>
+    </w:lvl>
+    <w:lvl w:ilvl="4" w:tplc="580A0003" w:tentative="1">
+      <w:start w:val="1"/>
+      <w:numFmt w:val="bullet"/>
+      <w:lvlText w:val="o"/>
+      <w:lvlJc w:val="left"/>
+      <w:pPr>
+        <w:ind w:left="4302" w:hanging="360"/>
+      </w:pPr>
+      <w:rPr>
+        <w:rFonts w:ascii="Courier New" w:hAnsi="Courier New" w:cs="Courier New" w:hint="default"/>
+      </w:rPr>
+    </w:lvl>
+    <w:lvl w:ilvl="5" w:tplc="580A0005" w:tentative="1">
+      <w:start w:val="1"/>
+      <w:numFmt w:val="bullet"/>
+      <w:lvlText w:val=""/>
+      <w:lvlJc w:val="left"/>
+      <w:pPr>
+        <w:ind w:left="5022" w:hanging="360"/>
+      </w:pPr>
+      <w:rPr>
+        <w:rFonts w:ascii="Wingdings" w:hAnsi="Wingdings" w:hint="default"/>
+      </w:rPr>
+    </w:lvl>
+    <w:lvl w:ilvl="6" w:tplc="580A0001" w:tentative="1">
+      <w:start w:val="1"/>
+      <w:numFmt w:val="bullet"/>
+      <w:lvlText w:val=""/>
+      <w:lvlJc w:val="left"/>
+      <w:pPr>
+        <w:ind w:left="5742" w:hanging="360"/>
+      </w:pPr>
+      <w:rPr>
+        <w:rFonts w:ascii="Symbol" w:hAnsi="Symbol" w:hint="default"/>
+      </w:rPr>
+    </w:lvl>
+    <w:lvl w:ilvl="7" w:tplc="580A0003" w:tentative="1">
+      <w:start w:val="1"/>
+      <w:numFmt w:val="bullet"/>
+      <w:lvlText w:val="o"/>
+      <w:lvlJc w:val="left"/>
+      <w:pPr>
+        <w:ind w:left="6462" w:hanging="360"/>
+      </w:pPr>
+      <w:rPr>
+        <w:rFonts w:ascii="Courier New" w:hAnsi="Courier New" w:cs="Courier New" w:hint="default"/>
+      </w:rPr>
+    </w:lvl>
+    <w:lvl w:ilvl="8" w:tplc="580A0005" w:tentative="1">
+      <w:start w:val="1"/>
+      <w:numFmt w:val="bullet"/>
+      <w:lvlText w:val=""/>
+      <w:lvlJc w:val="left"/>
+      <w:pPr>
+        <w:ind w:left="7182" w:hanging="360"/>
+      </w:pPr>
+      <w:rPr>
+        <w:rFonts w:ascii="Wingdings" w:hAnsi="Wingdings" w:hint="default"/>
+      </w:rPr>
+    </w:lvl>
+  </w:abstractNum>
+  <w:abstractNum w:abstractNumId="13" w15:restartNumberingAfterBreak="0">
     <w:nsid w:val="527B0671"/>
     <w:multiLevelType w:val="hybridMultilevel"/>
     <w:tmpl w:val="8E98CF74"/>
@@ -7995,7 +9908,120 @@
       </w:rPr>
     </w:lvl>
   </w:abstractNum>
-  <w:abstractNum w:abstractNumId="11" w15:restartNumberingAfterBreak="0">
+  <w:abstractNum w:abstractNumId="14" w15:restartNumberingAfterBreak="0">
+    <w:nsid w:val="54197F1F"/>
+    <w:multiLevelType w:val="hybridMultilevel"/>
+    <w:tmpl w:val="4E5ECAD0"/>
+    <w:lvl w:ilvl="0" w:tplc="2C0A0001">
+      <w:start w:val="1"/>
+      <w:numFmt w:val="bullet"/>
+      <w:lvlText w:val=""/>
+      <w:lvlJc w:val="left"/>
+      <w:pPr>
+        <w:ind w:left="720" w:hanging="360"/>
+      </w:pPr>
+      <w:rPr>
+        <w:rFonts w:ascii="Symbol" w:hAnsi="Symbol" w:hint="default"/>
+      </w:rPr>
+    </w:lvl>
+    <w:lvl w:ilvl="1" w:tplc="2C0A0003" w:tentative="1">
+      <w:start w:val="1"/>
+      <w:numFmt w:val="bullet"/>
+      <w:lvlText w:val="o"/>
+      <w:lvlJc w:val="left"/>
+      <w:pPr>
+        <w:ind w:left="1440" w:hanging="360"/>
+      </w:pPr>
+      <w:rPr>
+        <w:rFonts w:ascii="Courier New" w:hAnsi="Courier New" w:cs="Courier New" w:hint="default"/>
+      </w:rPr>
+    </w:lvl>
+    <w:lvl w:ilvl="2" w:tplc="2C0A0005" w:tentative="1">
+      <w:start w:val="1"/>
+      <w:numFmt w:val="bullet"/>
+      <w:lvlText w:val=""/>
+      <w:lvlJc w:val="left"/>
+      <w:pPr>
+        <w:ind w:left="2160" w:hanging="360"/>
+      </w:pPr>
+      <w:rPr>
+        <w:rFonts w:ascii="Wingdings" w:hAnsi="Wingdings" w:hint="default"/>
+      </w:rPr>
+    </w:lvl>
+    <w:lvl w:ilvl="3" w:tplc="2C0A0001" w:tentative="1">
+      <w:start w:val="1"/>
+      <w:numFmt w:val="bullet"/>
+      <w:lvlText w:val=""/>
+      <w:lvlJc w:val="left"/>
+      <w:pPr>
+        <w:ind w:left="2880" w:hanging="360"/>
+      </w:pPr>
+      <w:rPr>
+        <w:rFonts w:ascii="Symbol" w:hAnsi="Symbol" w:hint="default"/>
+      </w:rPr>
+    </w:lvl>
+    <w:lvl w:ilvl="4" w:tplc="2C0A0003" w:tentative="1">
+      <w:start w:val="1"/>
+      <w:numFmt w:val="bullet"/>
+      <w:lvlText w:val="o"/>
+      <w:lvlJc w:val="left"/>
+      <w:pPr>
+        <w:ind w:left="3600" w:hanging="360"/>
+      </w:pPr>
+      <w:rPr>
+        <w:rFonts w:ascii="Courier New" w:hAnsi="Courier New" w:cs="Courier New" w:hint="default"/>
+      </w:rPr>
+    </w:lvl>
+    <w:lvl w:ilvl="5" w:tplc="2C0A0005" w:tentative="1">
+      <w:start w:val="1"/>
+      <w:numFmt w:val="bullet"/>
+      <w:lvlText w:val=""/>
+      <w:lvlJc w:val="left"/>
+      <w:pPr>
+        <w:ind w:left="4320" w:hanging="360"/>
+      </w:pPr>
+      <w:rPr>
+        <w:rFonts w:ascii="Wingdings" w:hAnsi="Wingdings" w:hint="default"/>
+      </w:rPr>
+    </w:lvl>
+    <w:lvl w:ilvl="6" w:tplc="2C0A0001" w:tentative="1">
+      <w:start w:val="1"/>
+      <w:numFmt w:val="bullet"/>
+      <w:lvlText w:val=""/>
+      <w:lvlJc w:val="left"/>
+      <w:pPr>
+        <w:ind w:left="5040" w:hanging="360"/>
+      </w:pPr>
+      <w:rPr>
+        <w:rFonts w:ascii="Symbol" w:hAnsi="Symbol" w:hint="default"/>
+      </w:rPr>
+    </w:lvl>
+    <w:lvl w:ilvl="7" w:tplc="2C0A0003" w:tentative="1">
+      <w:start w:val="1"/>
+      <w:numFmt w:val="bullet"/>
+      <w:lvlText w:val="o"/>
+      <w:lvlJc w:val="left"/>
+      <w:pPr>
+        <w:ind w:left="5760" w:hanging="360"/>
+      </w:pPr>
+      <w:rPr>
+        <w:rFonts w:ascii="Courier New" w:hAnsi="Courier New" w:cs="Courier New" w:hint="default"/>
+      </w:rPr>
+    </w:lvl>
+    <w:lvl w:ilvl="8" w:tplc="2C0A0005" w:tentative="1">
+      <w:start w:val="1"/>
+      <w:numFmt w:val="bullet"/>
+      <w:lvlText w:val=""/>
+      <w:lvlJc w:val="left"/>
+      <w:pPr>
+        <w:ind w:left="6480" w:hanging="360"/>
+      </w:pPr>
+      <w:rPr>
+        <w:rFonts w:ascii="Wingdings" w:hAnsi="Wingdings" w:hint="default"/>
+      </w:rPr>
+    </w:lvl>
+  </w:abstractNum>
+  <w:abstractNum w:abstractNumId="15" w15:restartNumberingAfterBreak="0">
     <w:nsid w:val="56F40674"/>
     <w:multiLevelType w:val="hybridMultilevel"/>
     <w:tmpl w:val="679C2F8E"/>
@@ -8109,7 +10135,7 @@
       </w:rPr>
     </w:lvl>
   </w:abstractNum>
-  <w:abstractNum w:abstractNumId="12" w15:restartNumberingAfterBreak="0">
+  <w:abstractNum w:abstractNumId="16" w15:restartNumberingAfterBreak="0">
     <w:nsid w:val="5E5D5D7C"/>
     <w:multiLevelType w:val="hybridMultilevel"/>
     <w:tmpl w:val="5B36B2F0"/>
@@ -8321,7 +10347,119 @@
       </w:rPr>
     </w:lvl>
   </w:abstractNum>
-  <w:abstractNum w:abstractNumId="13" w15:restartNumberingAfterBreak="0">
+  <w:abstractNum w:abstractNumId="17" w15:restartNumberingAfterBreak="0">
+    <w:nsid w:val="5E790234"/>
+    <w:multiLevelType w:val="hybridMultilevel"/>
+    <w:tmpl w:val="7DBCF264"/>
+    <w:lvl w:ilvl="0" w:tplc="1FCAFFEC">
+      <w:numFmt w:val="bullet"/>
+      <w:lvlText w:val="-"/>
+      <w:lvlJc w:val="left"/>
+      <w:pPr>
+        <w:ind w:left="700" w:hanging="360"/>
+      </w:pPr>
+      <w:rPr>
+        <w:rFonts w:ascii="Arial" w:eastAsia="Arial" w:hAnsi="Arial" w:cs="Arial" w:hint="default"/>
+      </w:rPr>
+    </w:lvl>
+    <w:lvl w:ilvl="1" w:tplc="580A0003">
+      <w:start w:val="1"/>
+      <w:numFmt w:val="bullet"/>
+      <w:lvlText w:val="o"/>
+      <w:lvlJc w:val="left"/>
+      <w:pPr>
+        <w:ind w:left="1790" w:hanging="360"/>
+      </w:pPr>
+      <w:rPr>
+        <w:rFonts w:ascii="Courier New" w:hAnsi="Courier New" w:cs="Courier New" w:hint="default"/>
+      </w:rPr>
+    </w:lvl>
+    <w:lvl w:ilvl="2" w:tplc="580A0005" w:tentative="1">
+      <w:start w:val="1"/>
+      <w:numFmt w:val="bullet"/>
+      <w:lvlText w:val=""/>
+      <w:lvlJc w:val="left"/>
+      <w:pPr>
+        <w:ind w:left="2510" w:hanging="360"/>
+      </w:pPr>
+      <w:rPr>
+        <w:rFonts w:ascii="Wingdings" w:hAnsi="Wingdings" w:hint="default"/>
+      </w:rPr>
+    </w:lvl>
+    <w:lvl w:ilvl="3" w:tplc="580A0001" w:tentative="1">
+      <w:start w:val="1"/>
+      <w:numFmt w:val="bullet"/>
+      <w:lvlText w:val=""/>
+      <w:lvlJc w:val="left"/>
+      <w:pPr>
+        <w:ind w:left="3230" w:hanging="360"/>
+      </w:pPr>
+      <w:rPr>
+        <w:rFonts w:ascii="Symbol" w:hAnsi="Symbol" w:hint="default"/>
+      </w:rPr>
+    </w:lvl>
+    <w:lvl w:ilvl="4" w:tplc="580A0003" w:tentative="1">
+      <w:start w:val="1"/>
+      <w:numFmt w:val="bullet"/>
+      <w:lvlText w:val="o"/>
+      <w:lvlJc w:val="left"/>
+      <w:pPr>
+        <w:ind w:left="3950" w:hanging="360"/>
+      </w:pPr>
+      <w:rPr>
+        <w:rFonts w:ascii="Courier New" w:hAnsi="Courier New" w:cs="Courier New" w:hint="default"/>
+      </w:rPr>
+    </w:lvl>
+    <w:lvl w:ilvl="5" w:tplc="580A0005" w:tentative="1">
+      <w:start w:val="1"/>
+      <w:numFmt w:val="bullet"/>
+      <w:lvlText w:val=""/>
+      <w:lvlJc w:val="left"/>
+      <w:pPr>
+        <w:ind w:left="4670" w:hanging="360"/>
+      </w:pPr>
+      <w:rPr>
+        <w:rFonts w:ascii="Wingdings" w:hAnsi="Wingdings" w:hint="default"/>
+      </w:rPr>
+    </w:lvl>
+    <w:lvl w:ilvl="6" w:tplc="580A0001" w:tentative="1">
+      <w:start w:val="1"/>
+      <w:numFmt w:val="bullet"/>
+      <w:lvlText w:val=""/>
+      <w:lvlJc w:val="left"/>
+      <w:pPr>
+        <w:ind w:left="5390" w:hanging="360"/>
+      </w:pPr>
+      <w:rPr>
+        <w:rFonts w:ascii="Symbol" w:hAnsi="Symbol" w:hint="default"/>
+      </w:rPr>
+    </w:lvl>
+    <w:lvl w:ilvl="7" w:tplc="580A0003" w:tentative="1">
+      <w:start w:val="1"/>
+      <w:numFmt w:val="bullet"/>
+      <w:lvlText w:val="o"/>
+      <w:lvlJc w:val="left"/>
+      <w:pPr>
+        <w:ind w:left="6110" w:hanging="360"/>
+      </w:pPr>
+      <w:rPr>
+        <w:rFonts w:ascii="Courier New" w:hAnsi="Courier New" w:cs="Courier New" w:hint="default"/>
+      </w:rPr>
+    </w:lvl>
+    <w:lvl w:ilvl="8" w:tplc="580A0005" w:tentative="1">
+      <w:start w:val="1"/>
+      <w:numFmt w:val="bullet"/>
+      <w:lvlText w:val=""/>
+      <w:lvlJc w:val="left"/>
+      <w:pPr>
+        <w:ind w:left="6830" w:hanging="360"/>
+      </w:pPr>
+      <w:rPr>
+        <w:rFonts w:ascii="Wingdings" w:hAnsi="Wingdings" w:hint="default"/>
+      </w:rPr>
+    </w:lvl>
+  </w:abstractNum>
+  <w:abstractNum w:abstractNumId="18" w15:restartNumberingAfterBreak="0">
     <w:nsid w:val="714545BC"/>
     <w:multiLevelType w:val="hybridMultilevel"/>
     <w:tmpl w:val="C5004D0C"/>
@@ -8434,7 +10572,7 @@
       </w:rPr>
     </w:lvl>
   </w:abstractNum>
-  <w:abstractNum w:abstractNumId="14" w15:restartNumberingAfterBreak="0">
+  <w:abstractNum w:abstractNumId="19" w15:restartNumberingAfterBreak="0">
     <w:nsid w:val="7AFB491C"/>
     <w:multiLevelType w:val="hybridMultilevel"/>
     <w:tmpl w:val="E012A0F4"/>
@@ -8647,7 +10785,7 @@
       </w:rPr>
     </w:lvl>
   </w:abstractNum>
-  <w:abstractNum w:abstractNumId="15" w15:restartNumberingAfterBreak="0">
+  <w:abstractNum w:abstractNumId="20" w15:restartNumberingAfterBreak="0">
     <w:nsid w:val="7D161936"/>
     <w:multiLevelType w:val="hybridMultilevel"/>
     <w:tmpl w:val="A3BCCC20"/>
@@ -8861,13 +10999,13 @@
     </w:lvl>
   </w:abstractNum>
   <w:num w:numId="1">
-    <w:abstractNumId w:val="12"/>
+    <w:abstractNumId w:val="16"/>
   </w:num>
   <w:num w:numId="2">
     <w:abstractNumId w:val="5"/>
   </w:num>
   <w:num w:numId="3">
-    <w:abstractNumId w:val="15"/>
+    <w:abstractNumId w:val="20"/>
   </w:num>
   <w:num w:numId="4">
     <w:abstractNumId w:val="0"/>
@@ -8876,31 +11014,31 @@
     <w:abstractNumId w:val="2"/>
   </w:num>
   <w:num w:numId="6">
-    <w:abstractNumId w:val="10"/>
+    <w:abstractNumId w:val="13"/>
   </w:num>
   <w:num w:numId="7">
-    <w:abstractNumId w:val="7"/>
+    <w:abstractNumId w:val="9"/>
   </w:num>
   <w:num w:numId="8">
-    <w:abstractNumId w:val="9"/>
+    <w:abstractNumId w:val="11"/>
   </w:num>
   <w:num w:numId="9">
     <w:abstractNumId w:val="1"/>
   </w:num>
   <w:num w:numId="10">
-    <w:abstractNumId w:val="11"/>
+    <w:abstractNumId w:val="15"/>
   </w:num>
   <w:num w:numId="11">
-    <w:abstractNumId w:val="13"/>
+    <w:abstractNumId w:val="18"/>
   </w:num>
   <w:num w:numId="12">
-    <w:abstractNumId w:val="14"/>
+    <w:abstractNumId w:val="19"/>
   </w:num>
   <w:num w:numId="13">
-    <w:abstractNumId w:val="6"/>
+    <w:abstractNumId w:val="8"/>
   </w:num>
   <w:num w:numId="14">
-    <w:abstractNumId w:val="8"/>
+    <w:abstractNumId w:val="10"/>
   </w:num>
   <w:num w:numId="15">
     <w:abstractNumId w:val="3"/>
@@ -8908,7 +11046,30 @@
   <w:num w:numId="16">
     <w:abstractNumId w:val="4"/>
   </w:num>
+  <w:num w:numId="17">
+    <w:abstractNumId w:val="14"/>
+  </w:num>
+  <w:num w:numId="18">
+    <w:abstractNumId w:val="6"/>
+  </w:num>
+  <w:num w:numId="19">
+    <w:abstractNumId w:val="7"/>
+  </w:num>
+  <w:num w:numId="20">
+    <w:abstractNumId w:val="17"/>
+  </w:num>
+  <w:num w:numId="21">
+    <w:abstractNumId w:val="12"/>
+  </w:num>
 </w:numbering>
+</file>
+
+<file path=word/people.xml><?xml version="1.0" encoding="utf-8"?>
+<w15:people xmlns:wpc="http://schemas.microsoft.com/office/word/2010/wordprocessingCanvas" xmlns:cx="http://schemas.microsoft.com/office/drawing/2014/chartex" xmlns:cx1="http://schemas.microsoft.com/office/drawing/2015/9/8/chartex" xmlns:cx2="http://schemas.microsoft.com/office/drawing/2015/10/21/chartex" xmlns:cx3="http://schemas.microsoft.com/office/drawing/2016/5/9/chartex" xmlns:cx4="http://schemas.microsoft.com/office/drawing/2016/5/10/chartex" xmlns:cx5="http://schemas.microsoft.com/office/drawing/2016/5/11/chartex" xmlns:cx6="http://schemas.microsoft.com/office/drawing/2016/5/12/chartex" xmlns:cx7="http://schemas.microsoft.com/office/drawing/2016/5/13/chartex" xmlns:cx8="http://schemas.microsoft.com/office/drawing/2016/5/14/chartex" xmlns:mc="http://schemas.openxmlformats.org/markup-compatibility/2006" xmlns:aink="http://schemas.microsoft.com/office/drawing/2016/ink" xmlns:am3d="http://schemas.microsoft.com/office/drawing/2017/model3d" xmlns:o="urn:schemas-microsoft-com:office:office" xmlns:r="http://schemas.openxmlformats.org/officeDocument/2006/relationships" xmlns:m="http://schemas.openxmlformats.org/officeDocument/2006/math" xmlns:v="urn:schemas-microsoft-com:vml" xmlns:wp14="http://schemas.microsoft.com/office/word/2010/wordprocessingDrawing" xmlns:wp="http://schemas.openxmlformats.org/drawingml/2006/wordprocessingDrawing" xmlns:w10="urn:schemas-microsoft-com:office:word" xmlns:w="http://schemas.openxmlformats.org/wordprocessingml/2006/main" xmlns:w14="http://schemas.microsoft.com/office/word/2010/wordml" xmlns:w15="http://schemas.microsoft.com/office/word/2012/wordml" xmlns:w16cex="http://schemas.microsoft.com/office/word/2018/wordml/cex" xmlns:w16cid="http://schemas.microsoft.com/office/word/2016/wordml/cid" xmlns:w16="http://schemas.microsoft.com/office/word/2018/wordml" xmlns:w16sdtdh="http://schemas.microsoft.com/office/word/2020/wordml/sdtdatahash" xmlns:w16se="http://schemas.microsoft.com/office/word/2015/wordml/symex" xmlns:wpg="http://schemas.microsoft.com/office/word/2010/wordprocessingGroup" xmlns:wpi="http://schemas.microsoft.com/office/word/2010/wordprocessingInk" xmlns:wne="http://schemas.microsoft.com/office/word/2006/wordml" xmlns:wps="http://schemas.microsoft.com/office/word/2010/wordprocessingShape" mc:Ignorable="w14 w15 w16se w16cid w16 w16cex w16sdtdh wp14">
+  <w15:person w15:author="Jeremias Moreira">
+    <w15:presenceInfo w15:providerId="Windows Live" w15:userId="4b03a5148f7f7459"/>
+  </w15:person>
+</w15:people>
 </file>
 
 <file path=word/styles.xml><?xml version="1.0" encoding="utf-8"?>
@@ -9487,6 +11648,78 @@
       <w:lang w:val="es-419" w:eastAsia="es-419"/>
     </w:rPr>
   </w:style>
+  <w:style w:type="character" w:styleId="Refdecomentario">
+    <w:name w:val="annotation reference"/>
+    <w:basedOn w:val="Fuentedeprrafopredeter"/>
+    <w:uiPriority w:val="99"/>
+    <w:semiHidden/>
+    <w:unhideWhenUsed/>
+    <w:rsid w:val="00A33102"/>
+    <w:rPr>
+      <w:sz w:val="16"/>
+      <w:szCs w:val="16"/>
+    </w:rPr>
+  </w:style>
+  <w:style w:type="paragraph" w:styleId="Textocomentario">
+    <w:name w:val="annotation text"/>
+    <w:basedOn w:val="Normal"/>
+    <w:link w:val="TextocomentarioCar"/>
+    <w:uiPriority w:val="99"/>
+    <w:semiHidden/>
+    <w:unhideWhenUsed/>
+    <w:rsid w:val="00A33102"/>
+    <w:pPr>
+      <w:spacing w:line="240" w:lineRule="auto"/>
+    </w:pPr>
+    <w:rPr>
+      <w:sz w:val="20"/>
+      <w:szCs w:val="20"/>
+    </w:rPr>
+  </w:style>
+  <w:style w:type="character" w:customStyle="1" w:styleId="TextocomentarioCar">
+    <w:name w:val="Texto comentario Car"/>
+    <w:basedOn w:val="Fuentedeprrafopredeter"/>
+    <w:link w:val="Textocomentario"/>
+    <w:uiPriority w:val="99"/>
+    <w:semiHidden/>
+    <w:rsid w:val="00A33102"/>
+    <w:rPr>
+      <w:rFonts w:ascii="Arial" w:eastAsia="Arial" w:hAnsi="Arial" w:cs="Arial"/>
+      <w:color w:val="000000"/>
+      <w:sz w:val="20"/>
+      <w:szCs w:val="20"/>
+    </w:rPr>
+  </w:style>
+  <w:style w:type="paragraph" w:styleId="Asuntodelcomentario">
+    <w:name w:val="annotation subject"/>
+    <w:basedOn w:val="Textocomentario"/>
+    <w:next w:val="Textocomentario"/>
+    <w:link w:val="AsuntodelcomentarioCar"/>
+    <w:uiPriority w:val="99"/>
+    <w:semiHidden/>
+    <w:unhideWhenUsed/>
+    <w:rsid w:val="00A33102"/>
+    <w:rPr>
+      <w:b/>
+      <w:bCs/>
+    </w:rPr>
+  </w:style>
+  <w:style w:type="character" w:customStyle="1" w:styleId="AsuntodelcomentarioCar">
+    <w:name w:val="Asunto del comentario Car"/>
+    <w:basedOn w:val="TextocomentarioCar"/>
+    <w:link w:val="Asuntodelcomentario"/>
+    <w:uiPriority w:val="99"/>
+    <w:semiHidden/>
+    <w:rsid w:val="00A33102"/>
+    <w:rPr>
+      <w:rFonts w:ascii="Arial" w:eastAsia="Arial" w:hAnsi="Arial" w:cs="Arial"/>
+      <w:b/>
+      <w:bCs/>
+      <w:color w:val="000000"/>
+      <w:sz w:val="20"/>
+      <w:szCs w:val="20"/>
+    </w:rPr>
+  </w:style>
 </w:styles>
 </file>
 

--- a/TP Org y Gestión de las organizaciones - Becerra y Jeremías.docx
+++ b/TP Org y Gestión de las organizaciones - Becerra y Jeremías.docx
@@ -13,6 +13,91 @@
       </w:pPr>
       <w:r>
         <w:rPr>
+          <w:noProof/>
+          <w:sz w:val="28"/>
+        </w:rPr>
+        <mc:AlternateContent>
+          <mc:Choice Requires="wps">
+            <w:drawing>
+              <wp:anchor distT="0" distB="0" distL="114300" distR="114300" simplePos="0" relativeHeight="251662336" behindDoc="0" locked="0" layoutInCell="1" allowOverlap="1" wp14:anchorId="5B82962D" wp14:editId="00BFB00B">
+                <wp:simplePos x="0" y="0"/>
+                <wp:positionH relativeFrom="margin">
+                  <wp:align>center</wp:align>
+                </wp:positionH>
+                <wp:positionV relativeFrom="paragraph">
+                  <wp:posOffset>-744899</wp:posOffset>
+                </wp:positionV>
+                <wp:extent cx="6145619" cy="574158"/>
+                <wp:effectExtent l="0" t="0" r="26670" b="16510"/>
+                <wp:wrapNone/>
+                <wp:docPr id="2" name="Rectángulo 2"/>
+                <wp:cNvGraphicFramePr/>
+                <a:graphic xmlns:a="http://schemas.openxmlformats.org/drawingml/2006/main">
+                  <a:graphicData uri="http://schemas.microsoft.com/office/word/2010/wordprocessingShape">
+                    <wps:wsp>
+                      <wps:cNvSpPr/>
+                      <wps:spPr>
+                        <a:xfrm>
+                          <a:off x="0" y="0"/>
+                          <a:ext cx="6145619" cy="574158"/>
+                        </a:xfrm>
+                        <a:prstGeom prst="rect">
+                          <a:avLst/>
+                        </a:prstGeom>
+                        <a:solidFill>
+                          <a:schemeClr val="bg1"/>
+                        </a:solidFill>
+                        <a:ln>
+                          <a:solidFill>
+                            <a:schemeClr val="bg1"/>
+                          </a:solidFill>
+                        </a:ln>
+                      </wps:spPr>
+                      <wps:style>
+                        <a:lnRef idx="2">
+                          <a:schemeClr val="accent1">
+                            <a:shade val="50000"/>
+                          </a:schemeClr>
+                        </a:lnRef>
+                        <a:fillRef idx="1">
+                          <a:schemeClr val="accent1"/>
+                        </a:fillRef>
+                        <a:effectRef idx="0">
+                          <a:schemeClr val="accent1"/>
+                        </a:effectRef>
+                        <a:fontRef idx="minor">
+                          <a:schemeClr val="lt1"/>
+                        </a:fontRef>
+                      </wps:style>
+                      <wps:bodyPr rot="0" spcFirstLastPara="0" vertOverflow="overflow" horzOverflow="overflow" vert="horz" wrap="square" lIns="91440" tIns="45720" rIns="91440" bIns="45720" numCol="1" spcCol="0" rtlCol="0" fromWordArt="0" anchor="ctr" anchorCtr="0" forceAA="0" compatLnSpc="1">
+                        <a:prstTxWarp prst="textNoShape">
+                          <a:avLst/>
+                        </a:prstTxWarp>
+                        <a:noAutofit/>
+                      </wps:bodyPr>
+                    </wps:wsp>
+                  </a:graphicData>
+                </a:graphic>
+                <wp14:sizeRelH relativeFrom="margin">
+                  <wp14:pctWidth>0</wp14:pctWidth>
+                </wp14:sizeRelH>
+                <wp14:sizeRelV relativeFrom="margin">
+                  <wp14:pctHeight>0</wp14:pctHeight>
+                </wp14:sizeRelV>
+              </wp:anchor>
+            </w:drawing>
+          </mc:Choice>
+          <mc:Fallback>
+            <w:pict>
+              <v:rect w14:anchorId="69E030FA" id="Rectángulo 2" o:spid="_x0000_s1026" style="position:absolute;margin-left:0;margin-top:-58.65pt;width:483.9pt;height:45.2pt;z-index:251662336;visibility:visible;mso-wrap-style:square;mso-width-percent:0;mso-height-percent:0;mso-wrap-distance-left:9pt;mso-wrap-distance-top:0;mso-wrap-distance-right:9pt;mso-wrap-distance-bottom:0;mso-position-horizontal:center;mso-position-horizontal-relative:margin;mso-position-vertical:absolute;mso-position-vertical-relative:text;mso-width-percent:0;mso-height-percent:0;mso-width-relative:margin;mso-height-relative:margin;v-text-anchor:middle" o:gfxdata="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" fillcolor="white [3212]" strokecolor="white [3212]" strokeweight="1pt">
+                <w10:wrap anchorx="margin"/>
+              </v:rect>
+            </w:pict>
+          </mc:Fallback>
+        </mc:AlternateContent>
+      </w:r>
+      <w:r>
+        <w:rPr>
           <w:rFonts w:eastAsia="Calibri"/>
           <w:sz w:val="36"/>
           <w:szCs w:val="12"/>
@@ -51,6 +136,20 @@
         </w:rPr>
         <w:t>DE VENEZUELA” N°687</w:t>
       </w:r>
+    </w:p>
+    <w:p>
+      <w:pPr>
+        <w:tabs>
+          <w:tab w:val="center" w:pos="570"/>
+          <w:tab w:val="center" w:pos="4822"/>
+        </w:tabs>
+        <w:spacing w:after="938" w:line="259" w:lineRule="auto"/>
+        <w:ind w:left="0" w:firstLine="0"/>
+        <w:jc w:val="left"/>
+        <w:rPr>
+          <w:rFonts w:eastAsia="Calibri"/>
+        </w:rPr>
+      </w:pPr>
     </w:p>
     <w:p>
       <w:pPr>
@@ -377,6 +476,7 @@
           <w:footerReference w:type="first" r:id="rId13"/>
           <w:pgSz w:w="11905" w:h="16840"/>
           <w:pgMar w:top="1440" w:right="1440" w:bottom="1440" w:left="1440" w:header="748" w:footer="709" w:gutter="0"/>
+          <w:pgNumType w:start="0"/>
           <w:cols w:space="720"/>
         </w:sectPr>
       </w:pPr>
@@ -439,32 +539,88 @@
           <w:sz w:val="28"/>
         </w:rPr>
       </w:pPr>
+      <w:r>
+        <w:rPr>
+          <w:noProof/>
+          <w:sz w:val="28"/>
+        </w:rPr>
+        <mc:AlternateContent>
+          <mc:Choice Requires="wps">
+            <w:drawing>
+              <wp:anchor distT="0" distB="0" distL="114300" distR="114300" simplePos="0" relativeHeight="251660288" behindDoc="0" locked="0" layoutInCell="1" allowOverlap="1" wp14:anchorId="1E99E9F5" wp14:editId="1BB83C99">
+                <wp:simplePos x="0" y="0"/>
+                <wp:positionH relativeFrom="column">
+                  <wp:posOffset>-116958</wp:posOffset>
+                </wp:positionH>
+                <wp:positionV relativeFrom="paragraph">
+                  <wp:posOffset>68742</wp:posOffset>
+                </wp:positionV>
+                <wp:extent cx="6251944" cy="861237"/>
+                <wp:effectExtent l="0" t="0" r="15875" b="15240"/>
+                <wp:wrapNone/>
+                <wp:docPr id="1" name="Rectángulo 1"/>
+                <wp:cNvGraphicFramePr/>
+                <a:graphic xmlns:a="http://schemas.openxmlformats.org/drawingml/2006/main">
+                  <a:graphicData uri="http://schemas.microsoft.com/office/word/2010/wordprocessingShape">
+                    <wps:wsp>
+                      <wps:cNvSpPr/>
+                      <wps:spPr>
+                        <a:xfrm>
+                          <a:off x="0" y="0"/>
+                          <a:ext cx="6251944" cy="861237"/>
+                        </a:xfrm>
+                        <a:prstGeom prst="rect">
+                          <a:avLst/>
+                        </a:prstGeom>
+                        <a:solidFill>
+                          <a:schemeClr val="bg1"/>
+                        </a:solidFill>
+                        <a:ln>
+                          <a:solidFill>
+                            <a:schemeClr val="bg1"/>
+                          </a:solidFill>
+                        </a:ln>
+                      </wps:spPr>
+                      <wps:style>
+                        <a:lnRef idx="2">
+                          <a:schemeClr val="accent1">
+                            <a:shade val="50000"/>
+                          </a:schemeClr>
+                        </a:lnRef>
+                        <a:fillRef idx="1">
+                          <a:schemeClr val="accent1"/>
+                        </a:fillRef>
+                        <a:effectRef idx="0">
+                          <a:schemeClr val="accent1"/>
+                        </a:effectRef>
+                        <a:fontRef idx="minor">
+                          <a:schemeClr val="lt1"/>
+                        </a:fontRef>
+                      </wps:style>
+                      <wps:bodyPr rot="0" spcFirstLastPara="0" vertOverflow="overflow" horzOverflow="overflow" vert="horz" wrap="square" lIns="91440" tIns="45720" rIns="91440" bIns="45720" numCol="1" spcCol="0" rtlCol="0" fromWordArt="0" anchor="ctr" anchorCtr="0" forceAA="0" compatLnSpc="1">
+                        <a:prstTxWarp prst="textNoShape">
+                          <a:avLst/>
+                        </a:prstTxWarp>
+                        <a:noAutofit/>
+                      </wps:bodyPr>
+                    </wps:wsp>
+                  </a:graphicData>
+                </a:graphic>
+              </wp:anchor>
+            </w:drawing>
+          </mc:Choice>
+          <mc:Fallback>
+            <w:pict>
+              <v:rect w14:anchorId="589BE72D" id="Rectángulo 1" o:spid="_x0000_s1026" style="position:absolute;margin-left:-9.2pt;margin-top:5.4pt;width:492.3pt;height:67.8pt;z-index:251660288;visibility:visible;mso-wrap-style:square;mso-wrap-distance-left:9pt;mso-wrap-distance-top:0;mso-wrap-distance-right:9pt;mso-wrap-distance-bottom:0;mso-position-horizontal:absolute;mso-position-horizontal-relative:text;mso-position-vertical:absolute;mso-position-vertical-relative:text;v-text-anchor:middle" o:gfxdata="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" fillcolor="white [3212]" strokecolor="white [3212]" strokeweight="1pt"/>
+            </w:pict>
+          </mc:Fallback>
+        </mc:AlternateContent>
+      </w:r>
     </w:p>
     <w:p>
       <w:pPr>
         <w:spacing w:after="247" w:line="259" w:lineRule="auto"/>
-        <w:ind w:left="562" w:firstLine="0"/>
-        <w:jc w:val="center"/>
-        <w:rPr>
-          <w:sz w:val="28"/>
-        </w:rPr>
-      </w:pPr>
-    </w:p>
-    <w:p>
-      <w:pPr>
-        <w:spacing w:after="247" w:line="259" w:lineRule="auto"/>
-        <w:ind w:left="562" w:firstLine="0"/>
-        <w:jc w:val="center"/>
-        <w:rPr>
-          <w:sz w:val="28"/>
-        </w:rPr>
-      </w:pPr>
-    </w:p>
-    <w:p>
-      <w:pPr>
-        <w:spacing w:after="247" w:line="259" w:lineRule="auto"/>
-        <w:ind w:left="562" w:firstLine="0"/>
-        <w:jc w:val="center"/>
+        <w:ind w:left="0" w:firstLine="0"/>
         <w:rPr>
           <w:b/>
           <w:sz w:val="36"/>
@@ -483,7 +639,6 @@
       <w:pPr>
         <w:spacing w:after="247" w:line="259" w:lineRule="auto"/>
         <w:ind w:left="562" w:firstLine="0"/>
-        <w:jc w:val="center"/>
         <w:rPr>
           <w:b/>
           <w:sz w:val="36"/>
@@ -494,7 +649,7 @@
           <w:type w:val="continuous"/>
           <w:pgSz w:w="11905" w:h="16840"/>
           <w:pgMar w:top="1440" w:right="1440" w:bottom="1440" w:left="1440" w:header="748" w:footer="709" w:gutter="0"/>
-          <w:cols w:num="2" w:space="720"/>
+          <w:cols w:space="720"/>
         </w:sectPr>
       </w:pPr>
     </w:p>
@@ -544,15 +699,14 @@
       <w:pPr>
         <w:spacing w:after="280" w:line="240" w:lineRule="auto"/>
         <w:ind w:left="565"/>
-        <w:jc w:val="left"/>
-        <w:rPr>
-          <w:sz w:val="24"/>
-          <w:szCs w:val="24"/>
-        </w:rPr>
-      </w:pPr>
-      <w:r>
-        <w:rPr>
-          <w:b/>
+        <w:rPr>
+          <w:sz w:val="24"/>
+          <w:szCs w:val="24"/>
+        </w:rPr>
+      </w:pPr>
+      <w:r>
+        <w:rPr>
+          <w:bCs/>
           <w:sz w:val="24"/>
           <w:szCs w:val="24"/>
         </w:rPr>
@@ -584,7 +738,6 @@
       <w:pPr>
         <w:spacing w:after="280" w:line="240" w:lineRule="auto"/>
         <w:ind w:left="565"/>
-        <w:jc w:val="left"/>
         <w:rPr>
           <w:sz w:val="24"/>
           <w:szCs w:val="24"/>
@@ -624,7 +777,6 @@
       <w:pPr>
         <w:spacing w:after="280" w:line="240" w:lineRule="auto"/>
         <w:ind w:left="565"/>
-        <w:jc w:val="left"/>
         <w:rPr>
           <w:sz w:val="24"/>
           <w:szCs w:val="24"/>
@@ -663,7 +815,6 @@
       <w:pPr>
         <w:spacing w:after="280" w:line="240" w:lineRule="auto"/>
         <w:ind w:left="565"/>
-        <w:jc w:val="left"/>
         <w:rPr>
           <w:sz w:val="28"/>
           <w:szCs w:val="28"/>
@@ -681,7 +832,6 @@
       <w:pPr>
         <w:spacing w:after="280" w:line="240" w:lineRule="auto"/>
         <w:ind w:left="555" w:firstLine="0"/>
-        <w:jc w:val="left"/>
         <w:rPr>
           <w:sz w:val="24"/>
           <w:szCs w:val="24"/>
@@ -962,7 +1112,6 @@
       <w:pPr>
         <w:spacing w:after="280" w:line="240" w:lineRule="auto"/>
         <w:ind w:left="565"/>
-        <w:jc w:val="left"/>
         <w:rPr>
           <w:sz w:val="24"/>
           <w:szCs w:val="24"/>
@@ -980,7 +1129,6 @@
       <w:pPr>
         <w:spacing w:after="280" w:line="240" w:lineRule="auto"/>
         <w:ind w:left="565"/>
-        <w:jc w:val="left"/>
         <w:rPr>
           <w:sz w:val="24"/>
           <w:szCs w:val="24"/>
@@ -998,7 +1146,6 @@
       <w:pPr>
         <w:spacing w:after="280" w:line="240" w:lineRule="auto"/>
         <w:ind w:left="565"/>
-        <w:jc w:val="left"/>
         <w:rPr>
           <w:sz w:val="24"/>
           <w:szCs w:val="24"/>
@@ -1044,7 +1191,6 @@
       <w:pPr>
         <w:spacing w:after="280" w:line="240" w:lineRule="auto"/>
         <w:ind w:left="565"/>
-        <w:jc w:val="left"/>
         <w:rPr>
           <w:sz w:val="24"/>
           <w:szCs w:val="24"/>
@@ -1085,7 +1231,6 @@
       <w:pPr>
         <w:spacing w:after="283" w:line="240" w:lineRule="auto"/>
         <w:ind w:left="570" w:firstLine="0"/>
-        <w:jc w:val="left"/>
         <w:rPr>
           <w:sz w:val="24"/>
           <w:szCs w:val="24"/>
@@ -1138,6 +1283,14 @@
           <w:szCs w:val="24"/>
         </w:rPr>
         <w:t xml:space="preserve"> </w:t>
+      </w:r>
+      <w:r>
+        <w:rPr>
+          <w:b/>
+          <w:sz w:val="24"/>
+          <w:szCs w:val="24"/>
+        </w:rPr>
+        <w:t>l</w:t>
       </w:r>
       <w:r>
         <w:rPr>
@@ -1241,6 +1394,7 @@
         </w:numPr>
         <w:spacing w:after="268" w:line="250" w:lineRule="auto"/>
         <w:ind w:left="851"/>
+        <w:jc w:val="both"/>
         <w:rPr>
           <w:rFonts w:ascii="Arial" w:hAnsi="Arial" w:cs="Arial"/>
           <w:bCs/>
@@ -1262,7 +1416,6 @@
       <w:pPr>
         <w:spacing w:after="268" w:line="250" w:lineRule="auto"/>
         <w:ind w:left="565"/>
-        <w:jc w:val="left"/>
         <w:rPr>
           <w:bCs/>
           <w:sz w:val="24"/>
@@ -1318,7 +1471,6 @@
       <w:pPr>
         <w:spacing w:after="268" w:line="250" w:lineRule="auto"/>
         <w:ind w:left="565"/>
-        <w:jc w:val="left"/>
         <w:rPr>
           <w:bCs/>
           <w:sz w:val="24"/>
@@ -1376,6 +1528,7 @@
         </w:numPr>
         <w:spacing w:after="268" w:line="250" w:lineRule="auto"/>
         <w:ind w:left="851"/>
+        <w:jc w:val="both"/>
         <w:rPr>
           <w:rFonts w:ascii="Arial" w:hAnsi="Arial" w:cs="Arial"/>
           <w:sz w:val="24"/>
@@ -1405,7 +1558,6 @@
       <w:pPr>
         <w:spacing w:after="268" w:line="250" w:lineRule="auto"/>
         <w:ind w:left="565"/>
-        <w:jc w:val="left"/>
         <w:rPr>
           <w:sz w:val="24"/>
           <w:szCs w:val="24"/>
@@ -1439,7 +1591,6 @@
       <w:pPr>
         <w:spacing w:after="280" w:line="240" w:lineRule="auto"/>
         <w:ind w:left="565"/>
-        <w:jc w:val="left"/>
         <w:rPr>
           <w:sz w:val="24"/>
           <w:szCs w:val="24"/>
@@ -1521,7 +1672,6 @@
       <w:pPr>
         <w:spacing w:after="280" w:line="240" w:lineRule="auto"/>
         <w:ind w:left="565"/>
-        <w:jc w:val="left"/>
         <w:rPr>
           <w:sz w:val="24"/>
           <w:szCs w:val="24"/>
@@ -1660,24 +1810,44 @@
     </w:p>
     <w:p>
       <w:pPr>
+        <w:spacing w:after="268" w:line="250" w:lineRule="auto"/>
+        <w:ind w:left="985" w:firstLine="0"/>
+        <w:rPr>
+          <w:sz w:val="24"/>
+          <w:szCs w:val="24"/>
+        </w:rPr>
+      </w:pPr>
+    </w:p>
+    <w:p>
+      <w:pPr>
+        <w:spacing w:after="268" w:line="250" w:lineRule="auto"/>
+        <w:ind w:left="985" w:firstLine="0"/>
+        <w:rPr>
+          <w:sz w:val="24"/>
+          <w:szCs w:val="24"/>
+        </w:rPr>
+      </w:pPr>
+    </w:p>
+    <w:p>
+      <w:pPr>
         <w:numPr>
           <w:ilvl w:val="1"/>
           <w:numId w:val="2"/>
         </w:numPr>
         <w:spacing w:after="268" w:line="250" w:lineRule="auto"/>
         <w:ind w:hanging="430"/>
-        <w:jc w:val="left"/>
-        <w:rPr>
-          <w:sz w:val="24"/>
-          <w:szCs w:val="24"/>
-        </w:rPr>
-      </w:pPr>
-      <w:r>
-        <w:rPr>
-          <w:b/>
-          <w:sz w:val="24"/>
-          <w:szCs w:val="24"/>
-        </w:rPr>
+        <w:rPr>
+          <w:sz w:val="24"/>
+          <w:szCs w:val="24"/>
+        </w:rPr>
+      </w:pPr>
+      <w:r>
+        <w:rPr>
+          <w:b/>
+          <w:sz w:val="24"/>
+          <w:szCs w:val="24"/>
+        </w:rPr>
+        <w:lastRenderedPageBreak/>
         <w:t xml:space="preserve">Auspicio general </w:t>
       </w:r>
     </w:p>
@@ -1694,7 +1864,6 @@
           <w:sz w:val="24"/>
           <w:szCs w:val="24"/>
         </w:rPr>
-        <w:lastRenderedPageBreak/>
         <w:t xml:space="preserve">La empresa que elija esta modalidad podrá aparecer en diferentes tipos de libros, independientemente de su género, autor o temática. </w:t>
       </w:r>
     </w:p>
@@ -1702,7 +1871,6 @@
       <w:pPr>
         <w:spacing w:after="280" w:line="240" w:lineRule="auto"/>
         <w:ind w:left="565"/>
-        <w:jc w:val="left"/>
         <w:rPr>
           <w:sz w:val="24"/>
           <w:szCs w:val="24"/>
@@ -1735,7 +1903,6 @@
     <w:p>
       <w:pPr>
         <w:spacing w:after="268" w:line="250" w:lineRule="auto"/>
-        <w:jc w:val="left"/>
         <w:rPr>
           <w:sz w:val="24"/>
           <w:szCs w:val="24"/>
@@ -1750,7 +1917,6 @@
         </w:numPr>
         <w:spacing w:after="268" w:line="250" w:lineRule="auto"/>
         <w:ind w:hanging="430"/>
-        <w:jc w:val="left"/>
         <w:rPr>
           <w:sz w:val="24"/>
           <w:szCs w:val="24"/>
@@ -1785,7 +1951,6 @@
       <w:pPr>
         <w:spacing w:after="280" w:line="240" w:lineRule="auto"/>
         <w:ind w:left="565" w:firstLine="143"/>
-        <w:jc w:val="left"/>
         <w:rPr>
           <w:sz w:val="24"/>
           <w:szCs w:val="24"/>
@@ -1842,7 +2007,6 @@
       <w:pPr>
         <w:spacing w:after="280" w:line="240" w:lineRule="auto"/>
         <w:ind w:left="555" w:firstLine="153"/>
-        <w:jc w:val="left"/>
         <w:rPr>
           <w:sz w:val="24"/>
           <w:szCs w:val="24"/>
@@ -2072,7 +2236,6 @@
       <w:pPr>
         <w:spacing w:after="280" w:line="240" w:lineRule="auto"/>
         <w:ind w:left="565" w:firstLine="143"/>
-        <w:jc w:val="left"/>
         <w:rPr>
           <w:sz w:val="24"/>
           <w:szCs w:val="24"/>
@@ -2130,7 +2293,6 @@
       <w:pPr>
         <w:spacing w:after="280" w:line="240" w:lineRule="auto"/>
         <w:ind w:left="565" w:firstLine="143"/>
-        <w:jc w:val="left"/>
         <w:rPr>
           <w:sz w:val="24"/>
           <w:szCs w:val="24"/>
@@ -2377,23 +2539,7 @@
           <w:sz w:val="24"/>
           <w:szCs w:val="24"/>
         </w:rPr>
-        <w:t xml:space="preserve">de fabricación de materias primas por nosotros. Aunque nuestra parte tampoco es de menosprecio, ya que buscamos el uso de maquinarias para la </w:t>
-      </w:r>
-      <w:proofErr w:type="gramStart"/>
-      <w:r>
-        <w:rPr>
-          <w:sz w:val="24"/>
-          <w:szCs w:val="24"/>
-        </w:rPr>
-        <w:t>impresión ,</w:t>
-      </w:r>
-      <w:proofErr w:type="gramEnd"/>
-      <w:r>
-        <w:rPr>
-          <w:sz w:val="24"/>
-          <w:szCs w:val="24"/>
-        </w:rPr>
-        <w:t xml:space="preserve"> encuadernación, transporte y seguridad de nuestros productos. </w:t>
+        <w:t xml:space="preserve">de fabricación de materias primas por nosotros. Aunque nuestra parte tampoco es de menosprecio, ya que buscamos el uso de maquinarias para la impresión, encuadernación, transporte y seguridad de nuestros productos. </w:t>
       </w:r>
     </w:p>
     <w:p>
@@ -2417,7 +2563,6 @@
       <w:pPr>
         <w:spacing w:after="185" w:line="250" w:lineRule="auto"/>
         <w:ind w:left="565"/>
-        <w:jc w:val="left"/>
         <w:rPr>
           <w:sz w:val="24"/>
           <w:szCs w:val="24"/>
@@ -2518,30 +2663,13 @@
           <w:szCs w:val="28"/>
         </w:rPr>
         <w:lastRenderedPageBreak/>
-        <w:t xml:space="preserve">7. </w:t>
-      </w:r>
-      <w:commentRangeStart w:id="0"/>
-      <w:r>
-        <w:rPr>
-          <w:b/>
-          <w:sz w:val="28"/>
-          <w:szCs w:val="28"/>
-        </w:rPr>
-        <w:t>Estudio de mercado</w:t>
-      </w:r>
-      <w:commentRangeEnd w:id="0"/>
-      <w:r>
-        <w:rPr>
-          <w:rStyle w:val="Refdecomentario"/>
-        </w:rPr>
-        <w:commentReference w:id="0"/>
+        <w:t>7. Estudio de mercado</w:t>
       </w:r>
     </w:p>
     <w:p>
       <w:pPr>
         <w:spacing w:after="268" w:line="250" w:lineRule="auto"/>
         <w:ind w:left="0" w:firstLine="340"/>
-        <w:jc w:val="left"/>
         <w:rPr>
           <w:b/>
           <w:sz w:val="24"/>
@@ -2568,6 +2696,7 @@
           <w:numId w:val="20"/>
         </w:numPr>
         <w:spacing w:after="268" w:line="250" w:lineRule="auto"/>
+        <w:jc w:val="both"/>
         <w:rPr>
           <w:rFonts w:ascii="Arial" w:hAnsi="Arial" w:cs="Arial"/>
           <w:sz w:val="24"/>
@@ -2623,6 +2752,25 @@
           <w:lang w:val="es-419"/>
         </w:rPr>
         <w:t xml:space="preserve"> House Grupo Editorial, Editorial Eudeba y Grupo Planeta, entre otras.</w:t>
+      </w:r>
+      <w:r>
+        <w:t xml:space="preserve"> </w:t>
+      </w:r>
+      <w:r>
+        <w:rPr>
+          <w:rFonts w:ascii="Arial" w:hAnsi="Arial" w:cs="Arial"/>
+          <w:sz w:val="24"/>
+          <w:szCs w:val="24"/>
+        </w:rPr>
+        <w:t>Por obvias razones, comparamos nuestros atributos actuales con competidores locales, pero no implica en caso de nuestro posible crecimiento exponencial, podamos competir a nivel internacional</w:t>
+      </w:r>
+      <w:r>
+        <w:rPr>
+          <w:rFonts w:ascii="Arial" w:hAnsi="Arial" w:cs="Arial"/>
+          <w:sz w:val="24"/>
+          <w:szCs w:val="24"/>
+        </w:rPr>
+        <w:t>.</w:t>
       </w:r>
     </w:p>
     <w:p>
@@ -2630,6 +2778,7 @@
         <w:pStyle w:val="Prrafodelista"/>
         <w:spacing w:after="268" w:line="250" w:lineRule="auto"/>
         <w:ind w:left="700"/>
+        <w:jc w:val="both"/>
         <w:rPr>
           <w:rFonts w:ascii="Arial" w:hAnsi="Arial" w:cs="Arial"/>
           <w:sz w:val="24"/>
@@ -2646,6 +2795,7 @@
           <w:numId w:val="20"/>
         </w:numPr>
         <w:spacing w:after="268" w:line="250" w:lineRule="auto"/>
+        <w:jc w:val="both"/>
         <w:rPr>
           <w:rFonts w:ascii="Arial" w:hAnsi="Arial" w:cs="Arial"/>
           <w:b/>
@@ -2689,6 +2839,7 @@
         <w:pStyle w:val="Prrafodelista"/>
         <w:spacing w:after="268" w:line="250" w:lineRule="auto"/>
         <w:ind w:left="700"/>
+        <w:jc w:val="both"/>
         <w:rPr>
           <w:rFonts w:ascii="Arial" w:hAnsi="Arial" w:cs="Arial"/>
           <w:b/>
@@ -2706,6 +2857,7 @@
           <w:numId w:val="20"/>
         </w:numPr>
         <w:spacing w:after="268" w:line="250" w:lineRule="auto"/>
+        <w:jc w:val="both"/>
         <w:rPr>
           <w:rFonts w:ascii="Arial" w:hAnsi="Arial" w:cs="Arial"/>
           <w:b/>
@@ -2727,7 +2879,6 @@
       <w:pPr>
         <w:spacing w:after="177" w:line="259" w:lineRule="auto"/>
         <w:ind w:left="570" w:firstLine="0"/>
-        <w:jc w:val="left"/>
         <w:rPr>
           <w:sz w:val="24"/>
           <w:szCs w:val="24"/>
@@ -2784,7 +2935,6 @@
       <w:pPr>
         <w:spacing w:after="185" w:line="250" w:lineRule="auto"/>
         <w:ind w:left="0" w:firstLine="555"/>
-        <w:jc w:val="left"/>
         <w:rPr>
           <w:sz w:val="24"/>
           <w:szCs w:val="24"/>
@@ -2874,7 +3024,6 @@
       <w:pPr>
         <w:spacing w:after="177" w:line="259" w:lineRule="auto"/>
         <w:ind w:left="570" w:firstLine="0"/>
-        <w:jc w:val="left"/>
         <w:rPr>
           <w:sz w:val="24"/>
           <w:szCs w:val="24"/>
@@ -2892,7 +3041,6 @@
       <w:pPr>
         <w:spacing w:after="185" w:line="250" w:lineRule="auto"/>
         <w:ind w:left="565"/>
-        <w:jc w:val="left"/>
         <w:rPr>
           <w:sz w:val="24"/>
           <w:szCs w:val="24"/>
@@ -2917,6 +3065,10 @@
     <w:p>
       <w:pPr>
         <w:spacing w:line="276" w:lineRule="auto"/>
+        <w:rPr>
+          <w:sz w:val="24"/>
+          <w:szCs w:val="24"/>
+        </w:rPr>
       </w:pPr>
       <w:r>
         <w:rPr>
@@ -2926,6 +3078,10 @@
         <w:t xml:space="preserve"> </w:t>
       </w:r>
       <w:r>
+        <w:rPr>
+          <w:sz w:val="24"/>
+          <w:szCs w:val="24"/>
+        </w:rPr>
         <w:t xml:space="preserve">Como posibles competidores, podíamos tener a grandes editoriales del país como, por ejemplo: </w:t>
       </w:r>
       <w:proofErr w:type="spellStart"/>
@@ -2933,6 +3089,8 @@
         <w:rPr>
           <w:i/>
           <w:iCs/>
+          <w:sz w:val="24"/>
+          <w:szCs w:val="24"/>
         </w:rPr>
         <w:t>Penguin</w:t>
       </w:r>
@@ -2941,6 +3099,8 @@
         <w:rPr>
           <w:i/>
           <w:iCs/>
+          <w:sz w:val="24"/>
+          <w:szCs w:val="24"/>
         </w:rPr>
         <w:t xml:space="preserve"> </w:t>
       </w:r>
@@ -2949,6 +3109,8 @@
         <w:rPr>
           <w:i/>
           <w:iCs/>
+          <w:sz w:val="24"/>
+          <w:szCs w:val="24"/>
         </w:rPr>
         <w:t>Random</w:t>
       </w:r>
@@ -2957,38 +3119,64 @@
         <w:rPr>
           <w:i/>
           <w:iCs/>
+          <w:sz w:val="24"/>
+          <w:szCs w:val="24"/>
         </w:rPr>
         <w:t xml:space="preserve"> House Grupo Editorial; Editorial Eudeba </w:t>
       </w:r>
       <w:r>
+        <w:rPr>
+          <w:sz w:val="24"/>
+          <w:szCs w:val="24"/>
+        </w:rPr>
         <w:t xml:space="preserve">la editorial universitaria más grande del país; incluso grandes editorial del habla hispana como </w:t>
       </w:r>
       <w:r>
         <w:rPr>
           <w:i/>
           <w:iCs/>
+          <w:sz w:val="24"/>
+          <w:szCs w:val="24"/>
         </w:rPr>
         <w:t>Grupo Planeta</w:t>
       </w:r>
       <w:r>
+        <w:rPr>
+          <w:sz w:val="24"/>
+          <w:szCs w:val="24"/>
+        </w:rPr>
         <w:t>; etc. Obvio estas no son las únicas competidoras. En caso de que contemos con un crecimiento exponencial, seremos nosotros los que compitamos con editoriales internacionales, ya se nacional o internacionalmente.</w:t>
       </w:r>
     </w:p>
     <w:p>
       <w:pPr>
         <w:spacing w:line="276" w:lineRule="auto"/>
-      </w:pPr>
-      <w:r>
+        <w:rPr>
+          <w:sz w:val="24"/>
+          <w:szCs w:val="24"/>
+        </w:rPr>
+      </w:pPr>
+      <w:r>
+        <w:rPr>
+          <w:sz w:val="24"/>
+          <w:szCs w:val="24"/>
+        </w:rPr>
         <w:t xml:space="preserve">No solo competiríamos con editoriales, sino que, con </w:t>
       </w:r>
       <w:r>
         <w:rPr>
           <w:i/>
           <w:iCs/>
+          <w:sz w:val="24"/>
+          <w:szCs w:val="24"/>
         </w:rPr>
         <w:t>agencias de publicidad</w:t>
       </w:r>
       <w:r>
+        <w:rPr>
+          <w:sz w:val="24"/>
+          <w:szCs w:val="24"/>
+        </w:rPr>
         <w:t xml:space="preserve"> de cualquier parte del mundo también, debido a nuestro modelo de patrocinio por unidad. Ya que nuestra estrategia de publicidad se diferencia de los demás y el mismo modelo innovador sirve como marketing gracias al impacto que tiene en las personas.</w:t>
       </w:r>
     </w:p>
@@ -3006,6 +3194,7 @@
           <w:sz w:val="24"/>
           <w:szCs w:val="24"/>
         </w:rPr>
+        <w:lastRenderedPageBreak/>
         <w:t xml:space="preserve"> </w:t>
       </w:r>
     </w:p>
@@ -3013,43 +3202,17 @@
       <w:pPr>
         <w:spacing w:after="200" w:line="250" w:lineRule="auto"/>
         <w:ind w:left="565"/>
-        <w:jc w:val="left"/>
-        <w:rPr>
-          <w:b/>
-          <w:sz w:val="24"/>
-          <w:szCs w:val="24"/>
-        </w:rPr>
-      </w:pPr>
-    </w:p>
-    <w:p>
-      <w:pPr>
-        <w:spacing w:after="200" w:line="250" w:lineRule="auto"/>
-        <w:ind w:left="565"/>
-        <w:jc w:val="left"/>
-        <w:rPr>
-          <w:b/>
-          <w:sz w:val="24"/>
-          <w:szCs w:val="24"/>
-        </w:rPr>
-      </w:pPr>
-    </w:p>
-    <w:p>
-      <w:pPr>
-        <w:spacing w:after="200" w:line="250" w:lineRule="auto"/>
-        <w:ind w:left="565"/>
-        <w:jc w:val="left"/>
-        <w:rPr>
-          <w:sz w:val="24"/>
-          <w:szCs w:val="24"/>
-        </w:rPr>
-      </w:pPr>
-      <w:r>
-        <w:rPr>
-          <w:b/>
-          <w:sz w:val="24"/>
-          <w:szCs w:val="24"/>
-        </w:rPr>
-        <w:lastRenderedPageBreak/>
+        <w:rPr>
+          <w:sz w:val="24"/>
+          <w:szCs w:val="24"/>
+        </w:rPr>
+      </w:pPr>
+      <w:r>
+        <w:rPr>
+          <w:b/>
+          <w:sz w:val="24"/>
+          <w:szCs w:val="24"/>
+        </w:rPr>
         <w:t xml:space="preserve">Análisis FODA </w:t>
       </w:r>
     </w:p>
@@ -3350,7 +3513,6 @@
       <w:pPr>
         <w:spacing w:after="177" w:line="259" w:lineRule="auto"/>
         <w:ind w:left="570" w:firstLine="0"/>
-        <w:jc w:val="left"/>
         <w:rPr>
           <w:sz w:val="28"/>
           <w:szCs w:val="28"/>
@@ -3375,7 +3537,6 @@
       <w:pPr>
         <w:spacing w:after="185" w:line="250" w:lineRule="auto"/>
         <w:ind w:left="565"/>
-        <w:jc w:val="left"/>
         <w:rPr>
           <w:b/>
           <w:sz w:val="24"/>
@@ -3387,7 +3548,6 @@
       <w:pPr>
         <w:spacing w:after="185" w:line="250" w:lineRule="auto"/>
         <w:ind w:left="0" w:firstLine="0"/>
-        <w:jc w:val="left"/>
         <w:rPr>
           <w:b/>
           <w:sz w:val="24"/>
@@ -3399,7 +3559,6 @@
       <w:pPr>
         <w:spacing w:after="185" w:line="250" w:lineRule="auto"/>
         <w:ind w:left="0" w:firstLine="0"/>
-        <w:jc w:val="left"/>
         <w:rPr>
           <w:sz w:val="24"/>
           <w:szCs w:val="24"/>
@@ -4002,50 +4161,10 @@
           <w:numId w:val="14"/>
         </w:numPr>
         <w:spacing w:line="276" w:lineRule="auto"/>
-        <w:ind w:left="993"/>
-        <w:rPr>
-          <w:rFonts w:ascii="Arial" w:hAnsi="Arial" w:cs="Arial"/>
-          <w:sz w:val="24"/>
-          <w:szCs w:val="24"/>
-        </w:rPr>
-      </w:pPr>
-      <w:r>
-        <w:rPr>
-          <w:rFonts w:ascii="Arial" w:hAnsi="Arial" w:cs="Arial"/>
-          <w:sz w:val="24"/>
-          <w:szCs w:val="24"/>
-        </w:rPr>
-        <w:t>Producto: Libros producidos a base de papel reciclado</w:t>
-      </w:r>
-      <w:r>
-        <w:rPr>
-          <w:rFonts w:ascii="Arial" w:hAnsi="Arial" w:cs="Arial"/>
-          <w:sz w:val="24"/>
-          <w:szCs w:val="24"/>
-        </w:rPr>
-        <w:t>. B</w:t>
-      </w:r>
-      <w:r>
-        <w:rPr>
-          <w:rFonts w:ascii="Arial" w:hAnsi="Arial" w:cs="Arial"/>
-          <w:sz w:val="24"/>
-          <w:szCs w:val="24"/>
-        </w:rPr>
-        <w:t>usca reducir con la</w:t>
-      </w:r>
-      <w:r>
-        <w:rPr>
-          <w:rFonts w:ascii="Arial" w:hAnsi="Arial" w:cs="Arial"/>
-          <w:sz w:val="24"/>
-          <w:szCs w:val="24"/>
-        </w:rPr>
-        <w:t xml:space="preserve"> carencia de recursos educativos en espacios rurales o marginados. Además de lo que los libros muestran, los lectores pueden desarrollar el pensamiento crítico en casos de cierta lectura, y la distracción de la realidad en caso de otras.</w:t>
-      </w:r>
-    </w:p>
-    <w:p>
-      <w:pPr>
-        <w:spacing w:line="276" w:lineRule="auto"/>
-        <w:rPr>
+        <w:ind w:left="0" w:firstLine="0"/>
+        <w:jc w:val="both"/>
+        <w:rPr>
+          <w:rFonts w:ascii="Arial" w:hAnsi="Arial" w:cs="Arial"/>
           <w:sz w:val="24"/>
           <w:szCs w:val="24"/>
         </w:rPr>
@@ -4056,15 +4175,46 @@
           <w:cols w:space="720"/>
         </w:sectPr>
       </w:pPr>
-    </w:p>
-    <w:p>
-      <w:pPr>
-        <w:spacing w:line="276" w:lineRule="auto"/>
-        <w:rPr>
-          <w:sz w:val="24"/>
-          <w:szCs w:val="24"/>
-        </w:rPr>
-      </w:pPr>
+      <w:r>
+        <w:rPr>
+          <w:rFonts w:ascii="Arial" w:hAnsi="Arial" w:cs="Arial"/>
+          <w:sz w:val="24"/>
+          <w:szCs w:val="24"/>
+        </w:rPr>
+        <w:t>Producto: Libros producidos a base de papel reciclado</w:t>
+      </w:r>
+      <w:r>
+        <w:rPr>
+          <w:rFonts w:ascii="Arial" w:hAnsi="Arial" w:cs="Arial"/>
+          <w:sz w:val="24"/>
+          <w:szCs w:val="24"/>
+        </w:rPr>
+        <w:t>. B</w:t>
+      </w:r>
+      <w:r>
+        <w:rPr>
+          <w:rFonts w:ascii="Arial" w:hAnsi="Arial" w:cs="Arial"/>
+          <w:sz w:val="24"/>
+          <w:szCs w:val="24"/>
+        </w:rPr>
+        <w:t>usca reducir con la</w:t>
+      </w:r>
+      <w:r>
+        <w:rPr>
+          <w:rFonts w:ascii="Arial" w:hAnsi="Arial" w:cs="Arial"/>
+          <w:sz w:val="24"/>
+          <w:szCs w:val="24"/>
+        </w:rPr>
+        <w:t xml:space="preserve"> carencia de recursos educativos en espacios rurales o marginados. Además de lo que los libros muestran, los lectores pueden desarrollar el pensamiento crítico en casos de cierta lectura, y la distracción de la realidad en caso de otras</w:t>
+      </w:r>
+      <w:r>
+        <w:rPr>
+          <w:rFonts w:ascii="Arial" w:hAnsi="Arial" w:cs="Arial"/>
+          <w:sz w:val="24"/>
+          <w:szCs w:val="24"/>
+        </w:rPr>
+        <w:t>.</w:t>
+      </w:r>
     </w:p>
     <w:p>
       <w:pPr>
@@ -4075,6 +4225,7 @@
         </w:numPr>
         <w:spacing w:line="276" w:lineRule="auto"/>
         <w:ind w:left="993"/>
+        <w:jc w:val="both"/>
         <w:rPr>
           <w:rFonts w:ascii="Arial" w:hAnsi="Arial" w:cs="Arial"/>
           <w:sz w:val="24"/>
@@ -4084,7 +4235,7 @@
           <w:type w:val="continuous"/>
           <w:pgSz w:w="11905" w:h="16840"/>
           <w:pgMar w:top="1440" w:right="1440" w:bottom="1440" w:left="1440" w:header="748" w:footer="709" w:gutter="0"/>
-          <w:cols w:num="2" w:space="720"/>
+          <w:cols w:space="720"/>
         </w:sectPr>
       </w:pPr>
     </w:p>
@@ -4097,6 +4248,7 @@
         </w:numPr>
         <w:spacing w:line="276" w:lineRule="auto"/>
         <w:ind w:left="993"/>
+        <w:jc w:val="both"/>
         <w:rPr>
           <w:rFonts w:ascii="Arial" w:hAnsi="Arial" w:cs="Arial"/>
           <w:sz w:val="24"/>
@@ -4159,6 +4311,7 @@
         <w:pStyle w:val="Prrafodelista"/>
         <w:spacing w:line="276" w:lineRule="auto"/>
         <w:ind w:left="993" w:firstLine="423"/>
+        <w:jc w:val="both"/>
         <w:rPr>
           <w:rFonts w:ascii="Arial" w:hAnsi="Arial" w:cs="Arial"/>
           <w:sz w:val="24"/>
@@ -4175,30 +4328,39 @@
         </w:numPr>
         <w:spacing w:line="276" w:lineRule="auto"/>
         <w:ind w:left="993"/>
-        <w:rPr>
-          <w:rFonts w:ascii="Arial" w:hAnsi="Arial" w:cs="Arial"/>
-          <w:sz w:val="24"/>
-          <w:szCs w:val="24"/>
-          <w:lang w:val="es-ES"/>
-        </w:rPr>
-      </w:pPr>
-      <w:r>
-        <w:rPr>
-          <w:rFonts w:ascii="Arial" w:hAnsi="Arial" w:cs="Arial"/>
-          <w:sz w:val="24"/>
-          <w:szCs w:val="24"/>
-          <w:lang w:val="es-ES"/>
+        <w:jc w:val="both"/>
+        <w:rPr>
+          <w:rFonts w:ascii="Arial" w:hAnsi="Arial" w:cs="Arial"/>
+          <w:sz w:val="24"/>
+          <w:szCs w:val="24"/>
+          <w:lang w:val="es-ES"/>
+        </w:rPr>
+      </w:pPr>
+      <w:r>
+        <w:rPr>
+          <w:rFonts w:ascii="Arial" w:hAnsi="Arial" w:cs="Arial"/>
+          <w:sz w:val="24"/>
+          <w:szCs w:val="24"/>
+          <w:lang w:val="es-ES"/>
+        </w:rPr>
+        <w:t xml:space="preserve">Punto de venta: </w:t>
+      </w:r>
+      <w:r>
+        <w:rPr>
+          <w:rFonts w:ascii="Arial" w:hAnsi="Arial" w:cs="Arial"/>
+          <w:sz w:val="24"/>
+          <w:szCs w:val="24"/>
+        </w:rPr>
+        <w:t xml:space="preserve">Free Know realizará la venta y distribución de los libros de manera directa, sin intermediarios en la etapa inicial. Los libros destinados a la venta serán entregados directamente a los compradores, mientras que </w:t>
+      </w:r>
+      <w:r>
+        <w:rPr>
+          <w:rFonts w:ascii="Arial" w:hAnsi="Arial" w:cs="Arial"/>
+          <w:sz w:val="24"/>
+          <w:szCs w:val="24"/>
         </w:rPr>
         <w:lastRenderedPageBreak/>
-        <w:t xml:space="preserve">Punto de venta: </w:t>
-      </w:r>
-      <w:r>
-        <w:rPr>
-          <w:rFonts w:ascii="Arial" w:hAnsi="Arial" w:cs="Arial"/>
-          <w:sz w:val="24"/>
-          <w:szCs w:val="24"/>
-        </w:rPr>
-        <w:t>Free Know realizará la venta y distribución de los libros de manera directa, sin intermediarios en la etapa inicial. Los libros destinados a la venta serán entregados directamente a los compradores, mientras que los ejemplares destinados a donación serán enviados directamente a las personas o instituciones beneficiarias.</w:t>
+        <w:t>los ejemplares destinados a donación serán enviados directamente a las personas o instituciones beneficiarias.</w:t>
       </w:r>
     </w:p>
     <w:p>
@@ -4206,6 +4368,7 @@
         <w:pStyle w:val="Prrafodelista"/>
         <w:spacing w:line="276" w:lineRule="auto"/>
         <w:ind w:left="993"/>
+        <w:jc w:val="both"/>
         <w:rPr>
           <w:rFonts w:ascii="Arial" w:hAnsi="Arial" w:cs="Arial"/>
           <w:sz w:val="24"/>
@@ -4223,6 +4386,7 @@
         </w:numPr>
         <w:spacing w:line="276" w:lineRule="auto"/>
         <w:ind w:left="993"/>
+        <w:jc w:val="both"/>
         <w:rPr>
           <w:rFonts w:ascii="Arial" w:hAnsi="Arial" w:cs="Arial"/>
           <w:sz w:val="24"/>
@@ -5192,16 +5356,31 @@
         </w:rPr>
       </w:pPr>
     </w:p>
+    <w:p>
+      <w:pPr>
+        <w:pStyle w:val="Prrafodelista"/>
+        <w:spacing w:line="276" w:lineRule="auto"/>
+        <w:ind w:left="570"/>
+        <w:rPr>
+          <w:rFonts w:ascii="Arial" w:hAnsi="Arial" w:cs="Arial"/>
+          <w:b/>
+          <w:bCs/>
+          <w:sz w:val="24"/>
+          <w:szCs w:val="24"/>
+          <w:lang w:val="es-ES"/>
+        </w:rPr>
+      </w:pPr>
+    </w:p>
     <w:tbl>
       <w:tblPr>
         <w:tblStyle w:val="Tablaconcuadrcula"/>
-        <w:tblpPr w:leftFromText="141" w:rightFromText="141" w:vertAnchor="page" w:horzAnchor="margin" w:tblpXSpec="center" w:tblpY="11554"/>
-        <w:tblW w:w="4611" w:type="dxa"/>
+        <w:tblpPr w:leftFromText="141" w:rightFromText="141" w:vertAnchor="page" w:horzAnchor="margin" w:tblpXSpec="center" w:tblpY="10866"/>
+        <w:tblW w:w="4390" w:type="dxa"/>
         <w:tblLook w:val="04A0" w:firstRow="1" w:lastRow="0" w:firstColumn="1" w:lastColumn="0" w:noHBand="0" w:noVBand="1"/>
       </w:tblPr>
       <w:tblGrid>
-        <w:gridCol w:w="4259"/>
-        <w:gridCol w:w="1454"/>
+        <w:gridCol w:w="2885"/>
+        <w:gridCol w:w="1505"/>
       </w:tblGrid>
       <w:tr>
         <w:trPr>
@@ -5211,11 +5390,12 @@
           <w:tcPr>
             <w:tcW w:w="2885" w:type="dxa"/>
             <w:shd w:val="clear" w:color="auto" w:fill="F2F2F2" w:themeFill="background1" w:themeFillShade="F2"/>
+            <w:vAlign w:val="center"/>
           </w:tcPr>
           <w:p>
             <w:pPr>
               <w:spacing w:after="0" w:line="276" w:lineRule="auto"/>
-              <w:ind w:left="2842"/>
+              <w:ind w:left="0" w:firstLine="0"/>
               <w:jc w:val="center"/>
               <w:rPr>
                 <w:sz w:val="24"/>
@@ -5229,18 +5409,20 @@
                 <w:szCs w:val="24"/>
                 <w:lang w:val="es-ES"/>
               </w:rPr>
-              <w:t xml:space="preserve">Costo Producción </w:t>
+              <w:t>Costo Producción</w:t>
             </w:r>
           </w:p>
         </w:tc>
         <w:tc>
           <w:tcPr>
-            <w:tcW w:w="1726" w:type="dxa"/>
+            <w:tcW w:w="1505" w:type="dxa"/>
             <w:shd w:val="clear" w:color="auto" w:fill="F2F2F2" w:themeFill="background1" w:themeFillShade="F2"/>
+            <w:vAlign w:val="center"/>
           </w:tcPr>
           <w:p>
             <w:pPr>
               <w:spacing w:after="0" w:line="276" w:lineRule="auto"/>
+              <w:ind w:left="0" w:firstLine="0"/>
               <w:jc w:val="center"/>
               <w:rPr>
                 <w:sz w:val="24"/>
@@ -5267,6 +5449,7 @@
           <w:tcPr>
             <w:tcW w:w="2885" w:type="dxa"/>
             <w:shd w:val="clear" w:color="auto" w:fill="D9D9D9" w:themeFill="background1" w:themeFillShade="D9"/>
+            <w:vAlign w:val="center"/>
           </w:tcPr>
           <w:p>
             <w:pPr>
@@ -5290,12 +5473,14 @@
         </w:tc>
         <w:tc>
           <w:tcPr>
-            <w:tcW w:w="1726" w:type="dxa"/>
+            <w:tcW w:w="1505" w:type="dxa"/>
             <w:shd w:val="clear" w:color="auto" w:fill="D9D9D9" w:themeFill="background1" w:themeFillShade="D9"/>
+            <w:vAlign w:val="center"/>
           </w:tcPr>
           <w:p>
             <w:pPr>
               <w:spacing w:after="0" w:line="276" w:lineRule="auto"/>
+              <w:ind w:left="0" w:firstLine="0"/>
               <w:jc w:val="center"/>
               <w:rPr>
                 <w:sz w:val="24"/>
@@ -5322,6 +5507,7 @@
           <w:tcPr>
             <w:tcW w:w="2885" w:type="dxa"/>
             <w:shd w:val="clear" w:color="auto" w:fill="F2F2F2" w:themeFill="background1" w:themeFillShade="F2"/>
+            <w:vAlign w:val="center"/>
           </w:tcPr>
           <w:p>
             <w:pPr>
@@ -5345,12 +5531,14 @@
         </w:tc>
         <w:tc>
           <w:tcPr>
-            <w:tcW w:w="1726" w:type="dxa"/>
+            <w:tcW w:w="1505" w:type="dxa"/>
             <w:shd w:val="clear" w:color="auto" w:fill="F2F2F2" w:themeFill="background1" w:themeFillShade="F2"/>
+            <w:vAlign w:val="center"/>
           </w:tcPr>
           <w:p>
             <w:pPr>
               <w:spacing w:after="0" w:line="276" w:lineRule="auto"/>
+              <w:ind w:left="0" w:firstLine="0"/>
               <w:jc w:val="center"/>
               <w:rPr>
                 <w:sz w:val="24"/>
@@ -5377,6 +5565,7 @@
           <w:tcPr>
             <w:tcW w:w="2885" w:type="dxa"/>
             <w:shd w:val="clear" w:color="auto" w:fill="D9D9D9" w:themeFill="background1" w:themeFillShade="D9"/>
+            <w:vAlign w:val="center"/>
           </w:tcPr>
           <w:p>
             <w:pPr>
@@ -5400,12 +5589,14 @@
         </w:tc>
         <w:tc>
           <w:tcPr>
-            <w:tcW w:w="1726" w:type="dxa"/>
+            <w:tcW w:w="1505" w:type="dxa"/>
             <w:shd w:val="clear" w:color="auto" w:fill="D9D9D9" w:themeFill="background1" w:themeFillShade="D9"/>
+            <w:vAlign w:val="center"/>
           </w:tcPr>
           <w:p>
             <w:pPr>
               <w:spacing w:after="0" w:line="276" w:lineRule="auto"/>
+              <w:ind w:left="0" w:firstLine="0"/>
               <w:jc w:val="center"/>
               <w:rPr>
                 <w:sz w:val="24"/>
@@ -5432,6 +5623,7 @@
           <w:tcPr>
             <w:tcW w:w="2885" w:type="dxa"/>
             <w:shd w:val="clear" w:color="auto" w:fill="F2F2F2" w:themeFill="background1" w:themeFillShade="F2"/>
+            <w:vAlign w:val="center"/>
           </w:tcPr>
           <w:p>
             <w:pPr>
@@ -5455,12 +5647,14 @@
         </w:tc>
         <w:tc>
           <w:tcPr>
-            <w:tcW w:w="1726" w:type="dxa"/>
+            <w:tcW w:w="1505" w:type="dxa"/>
             <w:shd w:val="clear" w:color="auto" w:fill="F2F2F2" w:themeFill="background1" w:themeFillShade="F2"/>
+            <w:vAlign w:val="center"/>
           </w:tcPr>
           <w:p>
             <w:pPr>
               <w:spacing w:after="0" w:line="276" w:lineRule="auto"/>
+              <w:ind w:left="0" w:firstLine="0"/>
               <w:jc w:val="center"/>
               <w:rPr>
                 <w:sz w:val="24"/>
@@ -5650,6 +5844,7 @@
         <w:pStyle w:val="Prrafodelista"/>
         <w:spacing w:line="276" w:lineRule="auto"/>
         <w:ind w:left="570"/>
+        <w:jc w:val="both"/>
         <w:rPr>
           <w:rFonts w:ascii="Arial" w:hAnsi="Arial" w:cs="Arial"/>
           <w:b/>
@@ -5665,6 +5860,39 @@
         <w:pStyle w:val="Prrafodelista"/>
         <w:spacing w:line="276" w:lineRule="auto"/>
         <w:ind w:left="570"/>
+        <w:jc w:val="both"/>
+        <w:rPr>
+          <w:rFonts w:ascii="Arial" w:hAnsi="Arial" w:cs="Arial"/>
+          <w:b/>
+          <w:bCs/>
+          <w:sz w:val="24"/>
+          <w:szCs w:val="24"/>
+          <w:lang w:val="es-ES"/>
+        </w:rPr>
+      </w:pPr>
+    </w:p>
+    <w:p>
+      <w:pPr>
+        <w:pStyle w:val="Prrafodelista"/>
+        <w:spacing w:line="276" w:lineRule="auto"/>
+        <w:ind w:left="570"/>
+        <w:jc w:val="both"/>
+        <w:rPr>
+          <w:rFonts w:ascii="Arial" w:hAnsi="Arial" w:cs="Arial"/>
+          <w:b/>
+          <w:bCs/>
+          <w:sz w:val="24"/>
+          <w:szCs w:val="24"/>
+          <w:lang w:val="es-ES"/>
+        </w:rPr>
+      </w:pPr>
+    </w:p>
+    <w:p>
+      <w:pPr>
+        <w:pStyle w:val="Prrafodelista"/>
+        <w:spacing w:line="276" w:lineRule="auto"/>
+        <w:ind w:left="570"/>
+        <w:jc w:val="both"/>
         <w:rPr>
           <w:rFonts w:ascii="Arial" w:hAnsi="Arial" w:cs="Arial"/>
           <w:b/>
@@ -5690,6 +5918,7 @@
     <w:p>
       <w:pPr>
         <w:spacing w:line="276" w:lineRule="auto"/>
+        <w:ind w:left="0" w:firstLine="0"/>
         <w:rPr>
           <w:sz w:val="24"/>
           <w:szCs w:val="24"/>
@@ -5948,16 +6177,14 @@
         </w:rPr>
         <w:t xml:space="preserve">Finalmente, si hablamos en proyecto a futuro, podemos hablar de un sistema de distribución ‘uno’ o incluso ‘dos. Ya que grandes negocios o pequeñas librerías pueden estar interesados en la contribución de esto y nos permitirá tener </w:t>
       </w:r>
-      <w:proofErr w:type="spellStart"/>
-      <w:r>
-        <w:rPr>
-          <w:sz w:val="24"/>
-          <w:szCs w:val="24"/>
-          <w:lang w:val="es-ES"/>
-        </w:rPr>
-        <w:t>aun</w:t>
-      </w:r>
-      <w:proofErr w:type="spellEnd"/>
+      <w:r>
+        <w:rPr>
+          <w:sz w:val="24"/>
+          <w:szCs w:val="24"/>
+          <w:lang w:val="es-ES"/>
+        </w:rPr>
+        <w:t>aún</w:t>
+      </w:r>
       <w:r>
         <w:rPr>
           <w:sz w:val="24"/>
@@ -6098,6 +6325,15 @@
       </w:r>
       <w:r>
         <w:rPr>
+          <w:rFonts w:ascii="Arial" w:hAnsi="Arial" w:cs="Arial"/>
+          <w:sz w:val="24"/>
+          <w:szCs w:val="24"/>
+          <w:lang w:val="es-ES"/>
+        </w:rPr>
+        <w:t>:</w:t>
+      </w:r>
+      <w:r>
+        <w:rPr>
           <w:rFonts w:ascii="Arial" w:eastAsia="Arial" w:hAnsi="Arial" w:cs="Arial"/>
           <w:color w:val="000000"/>
           <w:lang w:eastAsia="es-AR"/>
@@ -6747,7 +6983,7 @@
       <w:tblPr>
         <w:tblStyle w:val="Tablaconcuadrcula"/>
         <w:tblW w:w="0" w:type="auto"/>
-        <w:tblInd w:w="-142" w:type="dxa"/>
+        <w:tblInd w:w="-5" w:type="dxa"/>
         <w:tblLook w:val="04A0" w:firstRow="1" w:lastRow="0" w:firstColumn="1" w:lastColumn="0" w:noHBand="0" w:noVBand="1"/>
       </w:tblPr>
       <w:tblGrid>
@@ -7296,6 +7532,7 @@
     <w:p>
       <w:pPr>
         <w:pStyle w:val="isselectedend"/>
+        <w:jc w:val="both"/>
         <w:rPr>
           <w:rFonts w:ascii="Arial" w:hAnsi="Arial" w:cs="Arial"/>
         </w:rPr>
@@ -7317,6 +7554,7 @@
     <w:p>
       <w:pPr>
         <w:pStyle w:val="isselectedend"/>
+        <w:jc w:val="both"/>
         <w:rPr>
           <w:rFonts w:ascii="Arial" w:hAnsi="Arial" w:cs="Arial"/>
         </w:rPr>
@@ -7338,6 +7576,7 @@
     <w:p>
       <w:pPr>
         <w:pStyle w:val="isselectedend"/>
+        <w:jc w:val="both"/>
         <w:rPr>
           <w:rFonts w:ascii="Arial" w:hAnsi="Arial" w:cs="Arial"/>
         </w:rPr>
@@ -7359,6 +7598,7 @@
     <w:p>
       <w:pPr>
         <w:pStyle w:val="isselectedend"/>
+        <w:jc w:val="both"/>
         <w:rPr>
           <w:rFonts w:ascii="Arial" w:hAnsi="Arial" w:cs="Arial"/>
         </w:rPr>
@@ -7380,6 +7620,7 @@
     <w:p>
       <w:pPr>
         <w:pStyle w:val="isselectedend"/>
+        <w:jc w:val="both"/>
         <w:rPr>
           <w:rFonts w:ascii="Arial" w:hAnsi="Arial" w:cs="Arial"/>
         </w:rPr>
@@ -7401,6 +7642,7 @@
     <w:p>
       <w:pPr>
         <w:pStyle w:val="isselectedend"/>
+        <w:jc w:val="both"/>
         <w:rPr>
           <w:rFonts w:ascii="Arial" w:hAnsi="Arial" w:cs="Arial"/>
         </w:rPr>
@@ -7422,6 +7664,7 @@
     <w:p>
       <w:pPr>
         <w:pStyle w:val="isselectedend"/>
+        <w:jc w:val="both"/>
         <w:rPr>
           <w:rFonts w:ascii="Arial" w:hAnsi="Arial" w:cs="Arial"/>
         </w:rPr>
@@ -7443,6 +7686,7 @@
     <w:p>
       <w:pPr>
         <w:pStyle w:val="isselectedend"/>
+        <w:jc w:val="both"/>
         <w:rPr>
           <w:rFonts w:ascii="Arial" w:hAnsi="Arial" w:cs="Arial"/>
         </w:rPr>
@@ -7464,6 +7708,7 @@
     <w:p>
       <w:pPr>
         <w:pStyle w:val="isselectedend"/>
+        <w:jc w:val="both"/>
         <w:rPr>
           <w:rFonts w:ascii="Arial" w:hAnsi="Arial" w:cs="Arial"/>
         </w:rPr>
@@ -7486,6 +7731,7 @@
     <w:p>
       <w:pPr>
         <w:pStyle w:val="isselectedend"/>
+        <w:jc w:val="both"/>
         <w:rPr>
           <w:rFonts w:ascii="Arial" w:hAnsi="Arial" w:cs="Arial"/>
         </w:rPr>
@@ -7514,6 +7760,7 @@
     <w:p>
       <w:pPr>
         <w:pStyle w:val="isselectedend"/>
+        <w:jc w:val="both"/>
         <w:rPr>
           <w:rFonts w:ascii="Arial" w:hAnsi="Arial" w:cs="Arial"/>
         </w:rPr>
@@ -7535,6 +7782,7 @@
     <w:p>
       <w:pPr>
         <w:pStyle w:val="NormalWeb"/>
+        <w:jc w:val="both"/>
         <w:rPr>
           <w:rFonts w:ascii="Arial" w:hAnsi="Arial" w:cs="Arial"/>
         </w:rPr>
@@ -7570,45 +7818,6 @@
     </w:sectPr>
   </w:body>
 </w:document>
-</file>
-
-<file path=word/comments.xml><?xml version="1.0" encoding="utf-8"?>
-<w:comments xmlns:wpc="http://schemas.microsoft.com/office/word/2010/wordprocessingCanvas" xmlns:cx="http://schemas.microsoft.com/office/drawing/2014/chartex" xmlns:cx1="http://schemas.microsoft.com/office/drawing/2015/9/8/chartex" xmlns:cx2="http://schemas.microsoft.com/office/drawing/2015/10/21/chartex" xmlns:cx3="http://schemas.microsoft.com/office/drawing/2016/5/9/chartex" xmlns:cx4="http://schemas.microsoft.com/office/drawing/2016/5/10/chartex" xmlns:cx5="http://schemas.microsoft.com/office/drawing/2016/5/11/chartex" xmlns:cx6="http://schemas.microsoft.com/office/drawing/2016/5/12/chartex" xmlns:cx7="http://schemas.microsoft.com/office/drawing/2016/5/13/chartex" xmlns:cx8="http://schemas.microsoft.com/office/drawing/2016/5/14/chartex" xmlns:mc="http://schemas.openxmlformats.org/markup-compatibility/2006" xmlns:aink="http://schemas.microsoft.com/office/drawing/2016/ink" xmlns:am3d="http://schemas.microsoft.com/office/drawing/2017/model3d" xmlns:o="urn:schemas-microsoft-com:office:office" xmlns:r="http://schemas.openxmlformats.org/officeDocument/2006/relationships" xmlns:m="http://schemas.openxmlformats.org/officeDocument/2006/math" xmlns:v="urn:schemas-microsoft-com:vml" xmlns:wp14="http://schemas.microsoft.com/office/word/2010/wordprocessingDrawing" xmlns:wp="http://schemas.openxmlformats.org/drawingml/2006/wordprocessingDrawing" xmlns:w10="urn:schemas-microsoft-com:office:word" xmlns:w="http://schemas.openxmlformats.org/wordprocessingml/2006/main" xmlns:w14="http://schemas.microsoft.com/office/word/2010/wordml" xmlns:w15="http://schemas.microsoft.com/office/word/2012/wordml" xmlns:w16cex="http://schemas.microsoft.com/office/word/2018/wordml/cex" xmlns:w16cid="http://schemas.microsoft.com/office/word/2016/wordml/cid" xmlns:w16="http://schemas.microsoft.com/office/word/2018/wordml" xmlns:w16sdtdh="http://schemas.microsoft.com/office/word/2020/wordml/sdtdatahash" xmlns:w16se="http://schemas.microsoft.com/office/word/2015/wordml/symex" xmlns:wpg="http://schemas.microsoft.com/office/word/2010/wordprocessingGroup" xmlns:wpi="http://schemas.microsoft.com/office/word/2010/wordprocessingInk" xmlns:wne="http://schemas.microsoft.com/office/word/2006/wordml" xmlns:wps="http://schemas.microsoft.com/office/word/2010/wordprocessingShape" mc:Ignorable="w14 w15 w16se w16cid w16 w16cex w16sdtdh wp14">
-  <w:comment w:id="0" w:author="Jeremias Moreira" w:date="2026-10-01T20:02:00Z" w:initials="JM">
-    <w:p>
-      <w:pPr>
-        <w:pStyle w:val="Textocomentario"/>
-      </w:pPr>
-      <w:r>
-        <w:rPr>
-          <w:rStyle w:val="Refdecomentario"/>
-        </w:rPr>
-        <w:annotationRef/>
-      </w:r>
-      <w:r>
-        <w:t>Chequear con la opción de la IA</w:t>
-      </w:r>
-    </w:p>
-  </w:comment>
-</w:comments>
-</file>
-
-<file path=word/commentsExtended.xml><?xml version="1.0" encoding="utf-8"?>
-<w15:commentsEx xmlns:wpc="http://schemas.microsoft.com/office/word/2010/wordprocessingCanvas" xmlns:cx="http://schemas.microsoft.com/office/drawing/2014/chartex" xmlns:cx1="http://schemas.microsoft.com/office/drawing/2015/9/8/chartex" xmlns:cx2="http://schemas.microsoft.com/office/drawing/2015/10/21/chartex" xmlns:cx3="http://schemas.microsoft.com/office/drawing/2016/5/9/chartex" xmlns:cx4="http://schemas.microsoft.com/office/drawing/2016/5/10/chartex" xmlns:cx5="http://schemas.microsoft.com/office/drawing/2016/5/11/chartex" xmlns:cx6="http://schemas.microsoft.com/office/drawing/2016/5/12/chartex" xmlns:cx7="http://schemas.microsoft.com/office/drawing/2016/5/13/chartex" xmlns:cx8="http://schemas.microsoft.com/office/drawing/2016/5/14/chartex" xmlns:mc="http://schemas.openxmlformats.org/markup-compatibility/2006" xmlns:aink="http://schemas.microsoft.com/office/drawing/2016/ink" xmlns:am3d="http://schemas.microsoft.com/office/drawing/2017/model3d" xmlns:o="urn:schemas-microsoft-com:office:office" xmlns:r="http://schemas.openxmlformats.org/officeDocument/2006/relationships" xmlns:m="http://schemas.openxmlformats.org/officeDocument/2006/math" xmlns:v="urn:schemas-microsoft-com:vml" xmlns:wp14="http://schemas.microsoft.com/office/word/2010/wordprocessingDrawing" xmlns:wp="http://schemas.openxmlformats.org/drawingml/2006/wordprocessingDrawing" xmlns:w10="urn:schemas-microsoft-com:office:word" xmlns:w="http://schemas.openxmlformats.org/wordprocessingml/2006/main" xmlns:w14="http://schemas.microsoft.com/office/word/2010/wordml" xmlns:w15="http://schemas.microsoft.com/office/word/2012/wordml" xmlns:w16cex="http://schemas.microsoft.com/office/word/2018/wordml/cex" xmlns:w16cid="http://schemas.microsoft.com/office/word/2016/wordml/cid" xmlns:w16="http://schemas.microsoft.com/office/word/2018/wordml" xmlns:w16sdtdh="http://schemas.microsoft.com/office/word/2020/wordml/sdtdatahash" xmlns:w16se="http://schemas.microsoft.com/office/word/2015/wordml/symex" xmlns:wpg="http://schemas.microsoft.com/office/word/2010/wordprocessingGroup" xmlns:wpi="http://schemas.microsoft.com/office/word/2010/wordprocessingInk" xmlns:wne="http://schemas.microsoft.com/office/word/2006/wordml" xmlns:wps="http://schemas.microsoft.com/office/word/2010/wordprocessingShape" mc:Ignorable="w14 w15 w16se w16cid w16 w16cex w16sdtdh wp14">
-  <w15:commentEx w15:paraId="55F7682E" w15:done="0"/>
-</w15:commentsEx>
-</file>
-
-<file path=word/commentsExtensible.xml><?xml version="1.0" encoding="utf-8"?>
-<w16cex:commentsExtensible xmlns:wpc="http://schemas.microsoft.com/office/word/2010/wordprocessingCanvas" xmlns:cx="http://schemas.microsoft.com/office/drawing/2014/chartex" xmlns:cx1="http://schemas.microsoft.com/office/drawing/2015/9/8/chartex" xmlns:cx2="http://schemas.microsoft.com/office/drawing/2015/10/21/chartex" xmlns:cx3="http://schemas.microsoft.com/office/drawing/2016/5/9/chartex" xmlns:cx4="http://schemas.microsoft.com/office/drawing/2016/5/10/chartex" xmlns:cx5="http://schemas.microsoft.com/office/drawing/2016/5/11/chartex" xmlns:cx6="http://schemas.microsoft.com/office/drawing/2016/5/12/chartex" xmlns:cx7="http://schemas.microsoft.com/office/drawing/2016/5/13/chartex" xmlns:cx8="http://schemas.microsoft.com/office/drawing/2016/5/14/chartex" xmlns:mc="http://schemas.openxmlformats.org/markup-compatibility/2006" xmlns:aink="http://schemas.microsoft.com/office/drawing/2016/ink" xmlns:am3d="http://schemas.microsoft.com/office/drawing/2017/model3d" xmlns:o="urn:schemas-microsoft-com:office:office" xmlns:r="http://schemas.openxmlformats.org/officeDocument/2006/relationships" xmlns:m="http://schemas.openxmlformats.org/officeDocument/2006/math" xmlns:v="urn:schemas-microsoft-com:vml" xmlns:wp14="http://schemas.microsoft.com/office/word/2010/wordprocessingDrawing" xmlns:wp="http://schemas.openxmlformats.org/drawingml/2006/wordprocessingDrawing" xmlns:w10="urn:schemas-microsoft-com:office:word" xmlns:w="http://schemas.openxmlformats.org/wordprocessingml/2006/main" xmlns:w14="http://schemas.microsoft.com/office/word/2010/wordml" xmlns:w15="http://schemas.microsoft.com/office/word/2012/wordml" xmlns:w16cex="http://schemas.microsoft.com/office/word/2018/wordml/cex" xmlns:w16cid="http://schemas.microsoft.com/office/word/2016/wordml/cid" xmlns:w16="http://schemas.microsoft.com/office/word/2018/wordml" xmlns:w16sdtdh="http://schemas.microsoft.com/office/word/2020/wordml/sdtdatahash" xmlns:w16se="http://schemas.microsoft.com/office/word/2015/wordml/symex" xmlns:wpg="http://schemas.microsoft.com/office/word/2010/wordprocessingGroup" xmlns:wpi="http://schemas.microsoft.com/office/word/2010/wordprocessingInk" xmlns:wne="http://schemas.microsoft.com/office/word/2006/wordml" xmlns:wps="http://schemas.microsoft.com/office/word/2010/wordprocessingShape" mc:Ignorable="w14 w15 w16se w16cid w16 w16cex w16sdtdh wp14">
-  <w16cex:commentExtensible w16cex:durableId="2E693AD0" w16cex:dateUtc="2026-10-01T23:02:00Z"/>
-</w16cex:commentsExtensible>
-</file>
-
-<file path=word/commentsIds.xml><?xml version="1.0" encoding="utf-8"?>
-<w16cid:commentsIds xmlns:wpc="http://schemas.microsoft.com/office/word/2010/wordprocessingCanvas" xmlns:cx="http://schemas.microsoft.com/office/drawing/2014/chartex" xmlns:cx1="http://schemas.microsoft.com/office/drawing/2015/9/8/chartex" xmlns:cx2="http://schemas.microsoft.com/office/drawing/2015/10/21/chartex" xmlns:cx3="http://schemas.microsoft.com/office/drawing/2016/5/9/chartex" xmlns:cx4="http://schemas.microsoft.com/office/drawing/2016/5/10/chartex" xmlns:cx5="http://schemas.microsoft.com/office/drawing/2016/5/11/chartex" xmlns:cx6="http://schemas.microsoft.com/office/drawing/2016/5/12/chartex" xmlns:cx7="http://schemas.microsoft.com/office/drawing/2016/5/13/chartex" xmlns:cx8="http://schemas.microsoft.com/office/drawing/2016/5/14/chartex" xmlns:mc="http://schemas.openxmlformats.org/markup-compatibility/2006" xmlns:aink="http://schemas.microsoft.com/office/drawing/2016/ink" xmlns:am3d="http://schemas.microsoft.com/office/drawing/2017/model3d" xmlns:o="urn:schemas-microsoft-com:office:office" xmlns:r="http://schemas.openxmlformats.org/officeDocument/2006/relationships" xmlns:m="http://schemas.openxmlformats.org/officeDocument/2006/math" xmlns:v="urn:schemas-microsoft-com:vml" xmlns:wp14="http://schemas.microsoft.com/office/word/2010/wordprocessingDrawing" xmlns:wp="http://schemas.openxmlformats.org/drawingml/2006/wordprocessingDrawing" xmlns:w10="urn:schemas-microsoft-com:office:word" xmlns:w="http://schemas.openxmlformats.org/wordprocessingml/2006/main" xmlns:w14="http://schemas.microsoft.com/office/word/2010/wordml" xmlns:w15="http://schemas.microsoft.com/office/word/2012/wordml" xmlns:w16cex="http://schemas.microsoft.com/office/word/2018/wordml/cex" xmlns:w16cid="http://schemas.microsoft.com/office/word/2016/wordml/cid" xmlns:w16="http://schemas.microsoft.com/office/word/2018/wordml" xmlns:w16sdtdh="http://schemas.microsoft.com/office/word/2020/wordml/sdtdatahash" xmlns:w16se="http://schemas.microsoft.com/office/word/2015/wordml/symex" xmlns:wpg="http://schemas.microsoft.com/office/word/2010/wordprocessingGroup" xmlns:wpi="http://schemas.microsoft.com/office/word/2010/wordprocessingInk" xmlns:wne="http://schemas.microsoft.com/office/word/2006/wordml" xmlns:wps="http://schemas.microsoft.com/office/word/2010/wordprocessingShape" mc:Ignorable="w14 w15 w16se w16cid w16 w16cex w16sdtdh wp14">
-  <w16cid:commentId w16cid:paraId="55F7682E" w16cid:durableId="2E693AD0"/>
-</w16cid:commentsIds>
 </file>
 
 <file path=word/endnotes.xml><?xml version="1.0" encoding="utf-8"?>
@@ -7976,7 +8185,7 @@
         <v:path o:extrusionok="f" gradientshapeok="t" o:connecttype="rect"/>
         <o:lock v:ext="edit" aspectratio="t"/>
       </v:shapetype>
-      <v:shape id="_x0000_i1040" type="#_x0000_t75" style="width:10.05pt;height:10.05pt" o:bullet="t">
+      <v:shape id="_x0000_i1081" type="#_x0000_t75" style="width:10.5pt;height:10.5pt" o:bullet="t">
         <v:imagedata r:id="rId1" o:title="mso4FA2"/>
       </v:shape>
     </w:pict>
@@ -11062,14 +11271,6 @@
     <w:abstractNumId w:val="12"/>
   </w:num>
 </w:numbering>
-</file>
-
-<file path=word/people.xml><?xml version="1.0" encoding="utf-8"?>
-<w15:people xmlns:wpc="http://schemas.microsoft.com/office/word/2010/wordprocessingCanvas" xmlns:cx="http://schemas.microsoft.com/office/drawing/2014/chartex" xmlns:cx1="http://schemas.microsoft.com/office/drawing/2015/9/8/chartex" xmlns:cx2="http://schemas.microsoft.com/office/drawing/2015/10/21/chartex" xmlns:cx3="http://schemas.microsoft.com/office/drawing/2016/5/9/chartex" xmlns:cx4="http://schemas.microsoft.com/office/drawing/2016/5/10/chartex" xmlns:cx5="http://schemas.microsoft.com/office/drawing/2016/5/11/chartex" xmlns:cx6="http://schemas.microsoft.com/office/drawing/2016/5/12/chartex" xmlns:cx7="http://schemas.microsoft.com/office/drawing/2016/5/13/chartex" xmlns:cx8="http://schemas.microsoft.com/office/drawing/2016/5/14/chartex" xmlns:mc="http://schemas.openxmlformats.org/markup-compatibility/2006" xmlns:aink="http://schemas.microsoft.com/office/drawing/2016/ink" xmlns:am3d="http://schemas.microsoft.com/office/drawing/2017/model3d" xmlns:o="urn:schemas-microsoft-com:office:office" xmlns:r="http://schemas.openxmlformats.org/officeDocument/2006/relationships" xmlns:m="http://schemas.openxmlformats.org/officeDocument/2006/math" xmlns:v="urn:schemas-microsoft-com:vml" xmlns:wp14="http://schemas.microsoft.com/office/word/2010/wordprocessingDrawing" xmlns:wp="http://schemas.openxmlformats.org/drawingml/2006/wordprocessingDrawing" xmlns:w10="urn:schemas-microsoft-com:office:word" xmlns:w="http://schemas.openxmlformats.org/wordprocessingml/2006/main" xmlns:w14="http://schemas.microsoft.com/office/word/2010/wordml" xmlns:w15="http://schemas.microsoft.com/office/word/2012/wordml" xmlns:w16cex="http://schemas.microsoft.com/office/word/2018/wordml/cex" xmlns:w16cid="http://schemas.microsoft.com/office/word/2016/wordml/cid" xmlns:w16="http://schemas.microsoft.com/office/word/2018/wordml" xmlns:w16sdtdh="http://schemas.microsoft.com/office/word/2020/wordml/sdtdatahash" xmlns:w16se="http://schemas.microsoft.com/office/word/2015/wordml/symex" xmlns:wpg="http://schemas.microsoft.com/office/word/2010/wordprocessingGroup" xmlns:wpi="http://schemas.microsoft.com/office/word/2010/wordprocessingInk" xmlns:wne="http://schemas.microsoft.com/office/word/2006/wordml" xmlns:wps="http://schemas.microsoft.com/office/word/2010/wordprocessingShape" mc:Ignorable="w14 w15 w16se w16cid w16 w16cex w16sdtdh wp14">
-  <w15:person w15:author="Jeremias Moreira">
-    <w15:presenceInfo w15:providerId="Windows Live" w15:userId="4b03a5148f7f7459"/>
-  </w15:person>
-</w15:people>
 </file>
 
 <file path=word/styles.xml><?xml version="1.0" encoding="utf-8"?>

--- a/TP Org y Gestión de las organizaciones - Becerra y Jeremías.docx
+++ b/TP Org y Gestión de las organizaciones - Becerra y Jeremías.docx
@@ -19,18 +19,18 @@
         <mc:AlternateContent>
           <mc:Choice Requires="wps">
             <w:drawing>
-              <wp:anchor distT="0" distB="0" distL="114300" distR="114300" simplePos="0" relativeHeight="251662336" behindDoc="0" locked="0" layoutInCell="1" allowOverlap="1" wp14:anchorId="5B82962D" wp14:editId="00BFB00B">
+              <wp:anchor distT="0" distB="0" distL="114300" distR="114300" simplePos="0" relativeHeight="251661312" behindDoc="0" locked="0" layoutInCell="1" allowOverlap="1" wp14:anchorId="323291AC" wp14:editId="4514B9C3">
                 <wp:simplePos x="0" y="0"/>
                 <wp:positionH relativeFrom="margin">
-                  <wp:align>center</wp:align>
+                  <wp:align>left</wp:align>
                 </wp:positionH>
                 <wp:positionV relativeFrom="paragraph">
-                  <wp:posOffset>-744899</wp:posOffset>
+                  <wp:posOffset>-1052623</wp:posOffset>
                 </wp:positionV>
-                <wp:extent cx="6145619" cy="574158"/>
-                <wp:effectExtent l="0" t="0" r="26670" b="16510"/>
+                <wp:extent cx="5879229" cy="808074"/>
+                <wp:effectExtent l="0" t="0" r="7620" b="0"/>
                 <wp:wrapNone/>
-                <wp:docPr id="2" name="Rectángulo 2"/>
+                <wp:docPr id="4" name="Rectángulo 4"/>
                 <wp:cNvGraphicFramePr/>
                 <a:graphic xmlns:a="http://schemas.openxmlformats.org/drawingml/2006/main">
                   <a:graphicData uri="http://schemas.microsoft.com/office/word/2010/wordprocessingShape">
@@ -39,7 +39,7 @@
                       <wps:spPr>
                         <a:xfrm>
                           <a:off x="0" y="0"/>
-                          <a:ext cx="6145619" cy="574158"/>
+                          <a:ext cx="5879229" cy="808074"/>
                         </a:xfrm>
                         <a:prstGeom prst="rect">
                           <a:avLst/>
@@ -48,9 +48,7 @@
                           <a:schemeClr val="bg1"/>
                         </a:solidFill>
                         <a:ln>
-                          <a:solidFill>
-                            <a:schemeClr val="bg1"/>
-                          </a:solidFill>
+                          <a:noFill/>
                         </a:ln>
                       </wps:spPr>
                       <wps:style>
@@ -81,15 +79,12 @@
                 <wp14:sizeRelH relativeFrom="margin">
                   <wp14:pctWidth>0</wp14:pctWidth>
                 </wp14:sizeRelH>
-                <wp14:sizeRelV relativeFrom="margin">
-                  <wp14:pctHeight>0</wp14:pctHeight>
-                </wp14:sizeRelV>
               </wp:anchor>
             </w:drawing>
           </mc:Choice>
           <mc:Fallback>
             <w:pict>
-              <v:rect w14:anchorId="69E030FA" id="Rectángulo 2" o:spid="_x0000_s1026" style="position:absolute;margin-left:0;margin-top:-58.65pt;width:483.9pt;height:45.2pt;z-index:251662336;visibility:visible;mso-wrap-style:square;mso-width-percent:0;mso-height-percent:0;mso-wrap-distance-left:9pt;mso-wrap-distance-top:0;mso-wrap-distance-right:9pt;mso-wrap-distance-bottom:0;mso-position-horizontal:center;mso-position-horizontal-relative:margin;mso-position-vertical:absolute;mso-position-vertical-relative:text;mso-width-percent:0;mso-height-percent:0;mso-width-relative:margin;mso-height-relative:margin;v-text-anchor:middle" o:gfxdata="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" fillcolor="white [3212]" strokecolor="white [3212]" strokeweight="1pt">
+              <v:rect w14:anchorId="1DCAC023" id="Rectángulo 4" o:spid="_x0000_s1026" style="position:absolute;margin-left:0;margin-top:-82.9pt;width:462.95pt;height:63.65pt;z-index:251661312;visibility:visible;mso-wrap-style:square;mso-width-percent:0;mso-wrap-distance-left:9pt;mso-wrap-distance-top:0;mso-wrap-distance-right:9pt;mso-wrap-distance-bottom:0;mso-position-horizontal:left;mso-position-horizontal-relative:margin;mso-position-vertical:absolute;mso-position-vertical-relative:text;mso-width-percent:0;mso-width-relative:margin;v-text-anchor:middle" o:gfxdata="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" fillcolor="white [3212]" stroked="f" strokeweight="1pt">
                 <w10:wrap anchorx="margin"/>
               </v:rect>
             </w:pict>
@@ -136,20 +131,6 @@
         </w:rPr>
         <w:t>DE VENEZUELA” N°687</w:t>
       </w:r>
-    </w:p>
-    <w:p>
-      <w:pPr>
-        <w:tabs>
-          <w:tab w:val="center" w:pos="570"/>
-          <w:tab w:val="center" w:pos="4822"/>
-        </w:tabs>
-        <w:spacing w:after="938" w:line="259" w:lineRule="auto"/>
-        <w:ind w:left="0" w:firstLine="0"/>
-        <w:jc w:val="left"/>
-        <w:rPr>
-          <w:rFonts w:eastAsia="Calibri"/>
-        </w:rPr>
-      </w:pPr>
     </w:p>
     <w:p>
       <w:pPr>
@@ -454,7 +435,23 @@
           <w:color w:val="1F1F1F"/>
           <w:sz w:val="32"/>
         </w:rPr>
-        <w:t xml:space="preserve">Fecha: 25/09 </w:t>
+        <w:t xml:space="preserve">Fecha: </w:t>
+      </w:r>
+      <w:r>
+        <w:rPr>
+          <w:rFonts w:eastAsia="Calibri"/>
+          <w:color w:val="1F1F1F"/>
+          <w:sz w:val="32"/>
+        </w:rPr>
+        <w:t>08/10</w:t>
+      </w:r>
+      <w:r>
+        <w:rPr>
+          <w:rFonts w:eastAsia="Calibri"/>
+          <w:color w:val="1F1F1F"/>
+          <w:sz w:val="32"/>
+        </w:rPr>
+        <w:t xml:space="preserve"> </w:t>
       </w:r>
     </w:p>
     <w:p>
@@ -539,6 +536,26 @@
           <w:sz w:val="28"/>
         </w:rPr>
       </w:pPr>
+    </w:p>
+    <w:p>
+      <w:pPr>
+        <w:spacing w:after="247" w:line="259" w:lineRule="auto"/>
+        <w:ind w:left="562" w:firstLine="0"/>
+        <w:jc w:val="center"/>
+        <w:rPr>
+          <w:sz w:val="28"/>
+        </w:rPr>
+      </w:pPr>
+    </w:p>
+    <w:p>
+      <w:pPr>
+        <w:spacing w:after="247" w:line="259" w:lineRule="auto"/>
+        <w:ind w:left="562" w:firstLine="0"/>
+        <w:jc w:val="center"/>
+        <w:rPr>
+          <w:sz w:val="28"/>
+        </w:rPr>
+      </w:pPr>
       <w:r>
         <w:rPr>
           <w:noProof/>
@@ -547,18 +564,18 @@
         <mc:AlternateContent>
           <mc:Choice Requires="wps">
             <w:drawing>
-              <wp:anchor distT="0" distB="0" distL="114300" distR="114300" simplePos="0" relativeHeight="251660288" behindDoc="0" locked="0" layoutInCell="1" allowOverlap="1" wp14:anchorId="1E99E9F5" wp14:editId="1BB83C99">
+              <wp:anchor distT="0" distB="0" distL="114300" distR="114300" simplePos="0" relativeHeight="251659264" behindDoc="0" locked="0" layoutInCell="1" allowOverlap="1" wp14:anchorId="63311179" wp14:editId="26236CA2">
                 <wp:simplePos x="0" y="0"/>
-                <wp:positionH relativeFrom="column">
-                  <wp:posOffset>-116958</wp:posOffset>
+                <wp:positionH relativeFrom="margin">
+                  <wp:align>right</wp:align>
                 </wp:positionH>
                 <wp:positionV relativeFrom="paragraph">
-                  <wp:posOffset>68742</wp:posOffset>
+                  <wp:posOffset>165292</wp:posOffset>
                 </wp:positionV>
-                <wp:extent cx="6251944" cy="861237"/>
-                <wp:effectExtent l="0" t="0" r="15875" b="15240"/>
+                <wp:extent cx="5730949" cy="808074"/>
+                <wp:effectExtent l="0" t="0" r="3175" b="0"/>
                 <wp:wrapNone/>
-                <wp:docPr id="1" name="Rectángulo 1"/>
+                <wp:docPr id="3" name="Rectángulo 3"/>
                 <wp:cNvGraphicFramePr/>
                 <a:graphic xmlns:a="http://schemas.openxmlformats.org/drawingml/2006/main">
                   <a:graphicData uri="http://schemas.microsoft.com/office/word/2010/wordprocessingShape">
@@ -567,7 +584,7 @@
                       <wps:spPr>
                         <a:xfrm>
                           <a:off x="0" y="0"/>
-                          <a:ext cx="6251944" cy="861237"/>
+                          <a:ext cx="5730949" cy="808074"/>
                         </a:xfrm>
                         <a:prstGeom prst="rect">
                           <a:avLst/>
@@ -576,9 +593,7 @@
                           <a:schemeClr val="bg1"/>
                         </a:solidFill>
                         <a:ln>
-                          <a:solidFill>
-                            <a:schemeClr val="bg1"/>
-                          </a:solidFill>
+                          <a:noFill/>
                         </a:ln>
                       </wps:spPr>
                       <wps:style>
@@ -606,12 +621,17 @@
                     </wps:wsp>
                   </a:graphicData>
                 </a:graphic>
+                <wp14:sizeRelH relativeFrom="margin">
+                  <wp14:pctWidth>0</wp14:pctWidth>
+                </wp14:sizeRelH>
               </wp:anchor>
             </w:drawing>
           </mc:Choice>
           <mc:Fallback>
             <w:pict>
-              <v:rect w14:anchorId="589BE72D" id="Rectángulo 1" o:spid="_x0000_s1026" style="position:absolute;margin-left:-9.2pt;margin-top:5.4pt;width:492.3pt;height:67.8pt;z-index:251660288;visibility:visible;mso-wrap-style:square;mso-wrap-distance-left:9pt;mso-wrap-distance-top:0;mso-wrap-distance-right:9pt;mso-wrap-distance-bottom:0;mso-position-horizontal:absolute;mso-position-horizontal-relative:text;mso-position-vertical:absolute;mso-position-vertical-relative:text;v-text-anchor:middle" o:gfxdata="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" fillcolor="white [3212]" strokecolor="white [3212]" strokeweight="1pt"/>
+              <v:rect w14:anchorId="5CE3D89F" id="Rectángulo 3" o:spid="_x0000_s1026" style="position:absolute;margin-left:400.05pt;margin-top:13pt;width:451.25pt;height:63.65pt;z-index:251659264;visibility:visible;mso-wrap-style:square;mso-width-percent:0;mso-wrap-distance-left:9pt;mso-wrap-distance-top:0;mso-wrap-distance-right:9pt;mso-wrap-distance-bottom:0;mso-position-horizontal:right;mso-position-horizontal-relative:margin;mso-position-vertical:absolute;mso-position-vertical-relative:text;mso-width-percent:0;mso-width-relative:margin;v-text-anchor:middle" o:gfxdata="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" fillcolor="white [3212]" stroked="f" strokeweight="1pt">
+                <w10:wrap anchorx="margin"/>
+              </v:rect>
             </w:pict>
           </mc:Fallback>
         </mc:AlternateContent>
@@ -620,7 +640,8 @@
     <w:p>
       <w:pPr>
         <w:spacing w:after="247" w:line="259" w:lineRule="auto"/>
-        <w:ind w:left="0" w:firstLine="0"/>
+        <w:ind w:left="562" w:firstLine="0"/>
+        <w:jc w:val="center"/>
         <w:rPr>
           <w:b/>
           <w:sz w:val="36"/>
@@ -639,6 +660,7 @@
       <w:pPr>
         <w:spacing w:after="247" w:line="259" w:lineRule="auto"/>
         <w:ind w:left="562" w:firstLine="0"/>
+        <w:jc w:val="center"/>
         <w:rPr>
           <w:b/>
           <w:sz w:val="36"/>
@@ -649,7 +671,7 @@
           <w:type w:val="continuous"/>
           <w:pgSz w:w="11905" w:h="16840"/>
           <w:pgMar w:top="1440" w:right="1440" w:bottom="1440" w:left="1440" w:header="748" w:footer="709" w:gutter="0"/>
-          <w:cols w:space="720"/>
+          <w:cols w:num="2" w:space="720"/>
         </w:sectPr>
       </w:pPr>
     </w:p>
@@ -660,27 +682,57 @@
         <w:jc w:val="center"/>
         <w:rPr>
           <w:b/>
+          <w:sz w:val="36"/>
+          <w:szCs w:val="28"/>
+          <w:u w:val="single"/>
+        </w:rPr>
+      </w:pPr>
+      <w:r>
+        <w:rPr>
+          <w:b/>
+          <w:sz w:val="36"/>
+          <w:szCs w:val="28"/>
+          <w:u w:val="single"/>
+        </w:rPr>
+        <w:lastRenderedPageBreak/>
+        <w:t>F</w:t>
+      </w:r>
+      <w:r>
+        <w:rPr>
+          <w:b/>
+          <w:sz w:val="36"/>
+          <w:szCs w:val="28"/>
+          <w:u w:val="single"/>
+        </w:rPr>
+        <w:tab/>
+        <w:t>x</w:t>
+      </w:r>
+      <w:r>
+        <w:rPr>
+          <w:b/>
+          <w:sz w:val="36"/>
+          <w:szCs w:val="28"/>
+          <w:u w:val="single"/>
+        </w:rPr>
+        <w:t xml:space="preserve">ree Know </w:t>
+      </w:r>
+    </w:p>
+    <w:p>
+      <w:pPr>
+        <w:spacing w:after="247" w:line="259" w:lineRule="auto"/>
+        <w:ind w:left="562" w:firstLine="0"/>
+        <w:rPr>
+          <w:b/>
           <w:sz w:val="28"/>
           <w:szCs w:val="28"/>
           <w:u w:val="single"/>
         </w:rPr>
       </w:pPr>
-      <w:r>
-        <w:rPr>
-          <w:b/>
-          <w:sz w:val="36"/>
-          <w:szCs w:val="28"/>
-          <w:u w:val="single"/>
-        </w:rPr>
-        <w:lastRenderedPageBreak/>
-        <w:t xml:space="preserve">Free Know </w:t>
-      </w:r>
     </w:p>
     <w:p>
       <w:pPr>
         <w:spacing w:after="268" w:line="250" w:lineRule="auto"/>
-        <w:ind w:left="0"/>
-        <w:jc w:val="left"/>
+        <w:ind w:left="0" w:firstLine="0"/>
         <w:rPr>
           <w:sz w:val="28"/>
           <w:szCs w:val="28"/>
@@ -692,7 +744,15 @@
           <w:sz w:val="28"/>
           <w:szCs w:val="28"/>
         </w:rPr>
-        <w:t xml:space="preserve">1. Presentación de la empresa </w:t>
+        <w:t>1</w:t>
+      </w:r>
+      <w:r>
+        <w:rPr>
+          <w:b/>
+          <w:sz w:val="28"/>
+          <w:szCs w:val="28"/>
+        </w:rPr>
+        <w:t xml:space="preserve">. Presentación de la empresa </w:t>
       </w:r>
     </w:p>
     <w:p>
@@ -704,9 +764,10 @@
           <w:szCs w:val="24"/>
         </w:rPr>
       </w:pPr>
-      <w:r>
-        <w:rPr>
-          <w:bCs/>
+      <w:commentRangeStart w:id="0"/>
+      <w:r>
+        <w:rPr>
+          <w:b/>
           <w:sz w:val="24"/>
           <w:szCs w:val="24"/>
         </w:rPr>
@@ -772,6 +833,13 @@
         </w:rPr>
         <w:t xml:space="preserve"> </w:t>
       </w:r>
+      <w:commentRangeEnd w:id="0"/>
+      <w:r>
+        <w:rPr>
+          <w:rStyle w:val="Refdecomentario"/>
+        </w:rPr>
+        <w:commentReference w:id="0"/>
+      </w:r>
     </w:p>
     <w:p>
       <w:pPr>
@@ -782,6 +850,7 @@
           <w:szCs w:val="24"/>
         </w:rPr>
       </w:pPr>
+      <w:commentRangeStart w:id="1"/>
       <w:r>
         <w:rPr>
           <w:sz w:val="24"/>
@@ -801,14 +870,14 @@
           <w:sz w:val="24"/>
           <w:szCs w:val="24"/>
         </w:rPr>
-        <w:t>Parte de estos libros será financiada mediante espacios publicitarios contratados por empresas patrocinadoras, permitiendo que los ejemplares puedan ser posteriormente donados a personas e instituciones que tengan dificultades para acceder a ellos</w:t>
-      </w:r>
-      <w:r>
-        <w:rPr>
-          <w:sz w:val="24"/>
-          <w:szCs w:val="24"/>
-        </w:rPr>
-        <w:t>.</w:t>
+        <w:t>Parte de estos libros será financiada mediante espacios publicitarios contratados por empresas patrocinadoras, permitiendo que los ejemplares puedan ser posteriormente donados a personas e instituciones que tengan dificultades para acceder a ellos.</w:t>
+      </w:r>
+      <w:commentRangeEnd w:id="1"/>
+      <w:r>
+        <w:rPr>
+          <w:rStyle w:val="Refdecomentario"/>
+        </w:rPr>
+        <w:commentReference w:id="1"/>
       </w:r>
     </w:p>
     <w:p>
@@ -837,12 +906,27 @@
           <w:szCs w:val="24"/>
         </w:rPr>
       </w:pPr>
-      <w:r>
-        <w:rPr>
-          <w:sz w:val="24"/>
-          <w:szCs w:val="24"/>
-        </w:rPr>
-        <w:t xml:space="preserve">El objetivo a largo plazo de Free Know es utilizar este sistema para producir y donar libros a escuelas, bibliotecas y otras instituciones educativas o culturales que los necesiten. Al mismo tiempo, una parte de los libros podrá ser comercializada directamente a personas interesadas en adquirirlos. </w:t>
+      <w:commentRangeStart w:id="2"/>
+      <w:r>
+        <w:rPr>
+          <w:sz w:val="24"/>
+          <w:szCs w:val="24"/>
+        </w:rPr>
+        <w:t>El objetivo a largo plazo de Free Know es utilizar este sistema para producir y donar libros a escuelas, bibliotecas y otras instituciones educativas o culturales que los necesiten. Al mismo tiempo, una parte de los libros podrá ser comercializada directamente a personas interesadas en adquirirlos</w:t>
+      </w:r>
+      <w:commentRangeEnd w:id="2"/>
+      <w:r>
+        <w:rPr>
+          <w:rStyle w:val="Refdecomentario"/>
+        </w:rPr>
+        <w:commentReference w:id="2"/>
+      </w:r>
+      <w:r>
+        <w:rPr>
+          <w:sz w:val="24"/>
+          <w:szCs w:val="24"/>
+        </w:rPr>
+        <w:t xml:space="preserve">. </w:t>
       </w:r>
     </w:p>
     <w:p>
@@ -931,6 +1015,7 @@
           <w:szCs w:val="24"/>
         </w:rPr>
       </w:pPr>
+      <w:commentRangeStart w:id="3"/>
       <w:r>
         <w:rPr>
           <w:sz w:val="24"/>
@@ -954,9 +1039,8 @@
           <w:sz w:val="24"/>
           <w:szCs w:val="24"/>
         </w:rPr>
-        <w:t xml:space="preserve">Free </w:t>
-      </w:r>
-      <w:proofErr w:type="spellStart"/>
+        <w:t>Free Water</w:t>
+      </w:r>
       <w:r>
         <w:rPr>
           <w:i/>
@@ -964,16 +1048,6 @@
           <w:sz w:val="24"/>
           <w:szCs w:val="24"/>
         </w:rPr>
-        <w:t>Water</w:t>
-      </w:r>
-      <w:proofErr w:type="spellEnd"/>
-      <w:r>
-        <w:rPr>
-          <w:i/>
-          <w:iCs/>
-          <w:sz w:val="24"/>
-          <w:szCs w:val="24"/>
-        </w:rPr>
         <w:t>”</w:t>
       </w:r>
       <w:r>
@@ -1040,13 +1114,28 @@
         </w:rPr>
         <w:t>Pero se reconoce la sección de producción como parte de la fundamentación de la empresa.</w:t>
       </w:r>
+      <w:commentRangeEnd w:id="3"/>
+      <w:r>
+        <w:rPr>
+          <w:rStyle w:val="Refdecomentario"/>
+        </w:rPr>
+        <w:commentReference w:id="3"/>
+      </w:r>
     </w:p>
     <w:p>
       <w:pPr>
         <w:spacing w:after="262" w:line="259" w:lineRule="auto"/>
         <w:ind w:left="570" w:firstLine="0"/>
-        <w:jc w:val="left"/>
-      </w:pPr>
+      </w:pPr>
+    </w:p>
+    <w:p>
+      <w:pPr>
+        <w:spacing w:after="262" w:line="259" w:lineRule="auto"/>
+        <w:ind w:left="570" w:firstLine="0"/>
+      </w:pPr>
+      <w:r>
+        <w:tab/>
+      </w:r>
       <w:r>
         <w:t xml:space="preserve"> </w:t>
       </w:r>
@@ -1054,8 +1143,7 @@
     <w:p>
       <w:pPr>
         <w:spacing w:after="268" w:line="250" w:lineRule="auto"/>
-        <w:ind w:left="0"/>
-        <w:jc w:val="left"/>
+        <w:ind w:left="0" w:firstLine="0"/>
         <w:rPr>
           <w:b/>
           <w:bCs/>
@@ -1070,6 +1158,7 @@
           <w:sz w:val="28"/>
           <w:szCs w:val="28"/>
         </w:rPr>
+        <w:lastRenderedPageBreak/>
         <w:t xml:space="preserve">2. ¿Cómo se financia la donación de libros? </w:t>
       </w:r>
     </w:p>
@@ -1104,7 +1193,6 @@
           <w:sz w:val="24"/>
           <w:szCs w:val="24"/>
         </w:rPr>
-        <w:lastRenderedPageBreak/>
         <w:t xml:space="preserve">Para solucionar este problema, Free Know propone incorporar empresas patrocinadoras. </w:t>
       </w:r>
     </w:p>
@@ -1328,7 +1416,6 @@
       <w:pPr>
         <w:spacing w:after="262" w:line="259" w:lineRule="auto"/>
         <w:ind w:left="570" w:firstLine="0"/>
-        <w:jc w:val="left"/>
       </w:pPr>
       <w:r>
         <w:t xml:space="preserve"> </w:t>
@@ -1338,7 +1425,6 @@
       <w:pPr>
         <w:spacing w:after="268" w:line="250" w:lineRule="auto"/>
         <w:ind w:left="0"/>
-        <w:jc w:val="left"/>
         <w:rPr>
           <w:sz w:val="28"/>
           <w:szCs w:val="28"/>
@@ -1361,28 +1447,20 @@
           <w:szCs w:val="24"/>
         </w:rPr>
       </w:pPr>
-      <w:r>
-        <w:rPr>
-          <w:sz w:val="24"/>
-          <w:szCs w:val="24"/>
-        </w:rPr>
-        <w:t xml:space="preserve">Para evitar que las empresas más grandes concentren la totalidad de los espacios disponibles, Free Know establece un sistema de distribución entre grandes empresas y </w:t>
-      </w:r>
-      <w:proofErr w:type="spellStart"/>
-      <w:r>
-        <w:rPr>
-          <w:sz w:val="24"/>
-          <w:szCs w:val="24"/>
-        </w:rPr>
-        <w:t>PyMEs</w:t>
-      </w:r>
-      <w:proofErr w:type="spellEnd"/>
-      <w:r>
-        <w:rPr>
-          <w:sz w:val="24"/>
-          <w:szCs w:val="24"/>
-        </w:rPr>
-        <w:t xml:space="preserve">. </w:t>
+      <w:commentRangeStart w:id="4"/>
+      <w:r>
+        <w:rPr>
+          <w:sz w:val="24"/>
+          <w:szCs w:val="24"/>
+        </w:rPr>
+        <w:t xml:space="preserve">Para evitar que las empresas más grandes concentren la totalidad de los espacios disponibles, Free Know establece un sistema de distribución entre grandes empresas y PyMEs. </w:t>
+      </w:r>
+      <w:commentRangeEnd w:id="4"/>
+      <w:r>
+        <w:rPr>
+          <w:rStyle w:val="Refdecomentario"/>
+        </w:rPr>
+        <w:commentReference w:id="4"/>
       </w:r>
     </w:p>
     <w:p>
@@ -1464,6 +1542,7 @@
           <w:sz w:val="24"/>
           <w:szCs w:val="24"/>
         </w:rPr>
+        <w:lastRenderedPageBreak/>
         <w:t xml:space="preserve">Es decir: </w:t>
       </w:r>
     </w:p>
@@ -1483,7 +1562,7 @@
           <w:sz w:val="24"/>
           <w:szCs w:val="24"/>
         </w:rPr>
-        <w:t xml:space="preserve">65 % × 30 % = 19,5 % </w:t>
+        <w:t>65 % × 30 % = 19,5 %</w:t>
       </w:r>
     </w:p>
     <w:p>
@@ -1499,7 +1578,6 @@
           <w:sz w:val="24"/>
           <w:szCs w:val="24"/>
         </w:rPr>
-        <w:lastRenderedPageBreak/>
         <w:t xml:space="preserve">Por lo tanto, una única gran empresa no podrá concentrar más del 19,5 % de la producción total disponible para auspicios. </w:t>
       </w:r>
     </w:p>
@@ -1535,23 +1613,13 @@
           <w:szCs w:val="24"/>
         </w:rPr>
       </w:pPr>
-      <w:proofErr w:type="spellStart"/>
-      <w:r>
-        <w:rPr>
-          <w:rFonts w:ascii="Arial" w:hAnsi="Arial" w:cs="Arial"/>
-          <w:sz w:val="24"/>
-          <w:szCs w:val="24"/>
-        </w:rPr>
-        <w:t>PyMEs</w:t>
-      </w:r>
-      <w:proofErr w:type="spellEnd"/>
-      <w:r>
-        <w:rPr>
-          <w:rFonts w:ascii="Arial" w:hAnsi="Arial" w:cs="Arial"/>
-          <w:sz w:val="24"/>
-          <w:szCs w:val="24"/>
-        </w:rPr>
-        <w:t xml:space="preserve"> </w:t>
+      <w:r>
+        <w:rPr>
+          <w:rFonts w:ascii="Arial" w:hAnsi="Arial" w:cs="Arial"/>
+          <w:sz w:val="24"/>
+          <w:szCs w:val="24"/>
+        </w:rPr>
+        <w:t xml:space="preserve">PyMEs </w:t>
       </w:r>
     </w:p>
     <w:p>
@@ -1568,23 +1636,7 @@
           <w:sz w:val="24"/>
           <w:szCs w:val="24"/>
         </w:rPr>
-        <w:t xml:space="preserve">Las </w:t>
-      </w:r>
-      <w:proofErr w:type="spellStart"/>
-      <w:r>
-        <w:rPr>
-          <w:sz w:val="24"/>
-          <w:szCs w:val="24"/>
-        </w:rPr>
-        <w:t>PyMEs</w:t>
-      </w:r>
-      <w:proofErr w:type="spellEnd"/>
-      <w:r>
-        <w:rPr>
-          <w:sz w:val="24"/>
-          <w:szCs w:val="24"/>
-        </w:rPr>
-        <w:t xml:space="preserve"> tendrán reservado inicialmente el 35 % de la producción total disponible para auspicios. </w:t>
+        <w:t xml:space="preserve">Las PyMEs tendrán reservado inicialmente el 35 % de la producción total disponible para auspicios. </w:t>
       </w:r>
     </w:p>
     <w:p>
@@ -1617,23 +1669,7 @@
           <w:sz w:val="24"/>
           <w:szCs w:val="24"/>
         </w:rPr>
-        <w:t xml:space="preserve">Si las grandes empresas no utilizan completamente el 65 % que tienen disponible, el porcentaje que quede libre podrá ser utilizado por las </w:t>
-      </w:r>
-      <w:proofErr w:type="spellStart"/>
-      <w:r>
-        <w:rPr>
-          <w:sz w:val="24"/>
-          <w:szCs w:val="24"/>
-        </w:rPr>
-        <w:t>PyMEs</w:t>
-      </w:r>
-      <w:proofErr w:type="spellEnd"/>
-      <w:r>
-        <w:rPr>
-          <w:sz w:val="24"/>
-          <w:szCs w:val="24"/>
-        </w:rPr>
-        <w:t xml:space="preserve">. </w:t>
+        <w:t xml:space="preserve">Si las grandes empresas no utilizan completamente el 65 % que tienen disponible, el porcentaje que quede libre podrá ser utilizado por las PyMEs. </w:t>
       </w:r>
     </w:p>
     <w:p>
@@ -1649,23 +1685,7 @@
           <w:sz w:val="24"/>
           <w:szCs w:val="24"/>
         </w:rPr>
-        <w:t xml:space="preserve">De la misma manera, si las </w:t>
-      </w:r>
-      <w:proofErr w:type="spellStart"/>
-      <w:r>
-        <w:rPr>
-          <w:sz w:val="24"/>
-          <w:szCs w:val="24"/>
-        </w:rPr>
-        <w:t>PyMEs</w:t>
-      </w:r>
-      <w:proofErr w:type="spellEnd"/>
-      <w:r>
-        <w:rPr>
-          <w:sz w:val="24"/>
-          <w:szCs w:val="24"/>
-        </w:rPr>
-        <w:t xml:space="preserve"> no logran cubrir completamente el 35 % reservado, el espacio restante podrá ser utilizado por grandes empresas. </w:t>
+        <w:t xml:space="preserve">De la misma manera, si las PyMEs no logran cubrir completamente el 35 % reservado, el espacio restante podrá ser utilizado por grandes empresas. </w:t>
       </w:r>
     </w:p>
     <w:p>
@@ -1709,7 +1729,7 @@
                     <pic:cNvPicPr/>
                   </pic:nvPicPr>
                   <pic:blipFill>
-                    <a:blip r:embed="rId14"/>
+                    <a:blip r:embed="rId18"/>
                     <a:stretch>
                       <a:fillRect/>
                     </a:stretch>
@@ -1755,13 +1775,8 @@
     </w:p>
     <w:p>
       <w:pPr>
-        <w:numPr>
-          <w:ilvl w:val="0"/>
-          <w:numId w:val="2"/>
-        </w:numPr>
         <w:spacing w:after="268" w:line="250" w:lineRule="auto"/>
-        <w:ind w:left="0" w:hanging="284"/>
-        <w:jc w:val="left"/>
+        <w:ind w:left="0" w:firstLine="0"/>
         <w:rPr>
           <w:sz w:val="28"/>
           <w:szCs w:val="28"/>
@@ -1773,6 +1788,14 @@
           <w:sz w:val="28"/>
           <w:szCs w:val="28"/>
         </w:rPr>
+        <w:t>4.</w:t>
+      </w:r>
+      <w:r>
+        <w:rPr>
+          <w:b/>
+          <w:sz w:val="28"/>
+          <w:szCs w:val="28"/>
+        </w:rPr>
         <w:t xml:space="preserve">Modalidades de auspicio </w:t>
       </w:r>
     </w:p>
@@ -1791,42 +1814,20 @@
         </w:rPr>
         <w:t xml:space="preserve">Las empresas patrocinadoras podrán elegir qué tipo de libros desean auspiciar. </w:t>
       </w:r>
-    </w:p>
-    <w:p>
-      <w:pPr>
-        <w:ind w:left="565"/>
-        <w:rPr>
-          <w:sz w:val="24"/>
-          <w:szCs w:val="24"/>
-        </w:rPr>
-      </w:pPr>
-      <w:r>
-        <w:rPr>
-          <w:sz w:val="24"/>
-          <w:szCs w:val="24"/>
-        </w:rPr>
-        <w:t xml:space="preserve">Free Know ofrecerá dos modalidades principales: </w:t>
-      </w:r>
-    </w:p>
-    <w:p>
-      <w:pPr>
-        <w:spacing w:after="268" w:line="250" w:lineRule="auto"/>
-        <w:ind w:left="985" w:firstLine="0"/>
-        <w:rPr>
-          <w:sz w:val="24"/>
-          <w:szCs w:val="24"/>
-        </w:rPr>
-      </w:pPr>
-    </w:p>
-    <w:p>
-      <w:pPr>
-        <w:spacing w:after="268" w:line="250" w:lineRule="auto"/>
-        <w:ind w:left="985" w:firstLine="0"/>
-        <w:rPr>
-          <w:sz w:val="24"/>
-          <w:szCs w:val="24"/>
-        </w:rPr>
-      </w:pPr>
+      <w:r>
+        <w:rPr>
+          <w:sz w:val="24"/>
+          <w:szCs w:val="24"/>
+        </w:rPr>
+        <w:t>F</w:t>
+      </w:r>
+      <w:r>
+        <w:rPr>
+          <w:sz w:val="24"/>
+          <w:szCs w:val="24"/>
+        </w:rPr>
+        <w:t xml:space="preserve">ree Know ofrecerá dos modalidades principales: </w:t>
+      </w:r>
     </w:p>
     <w:p>
       <w:pPr>
@@ -1841,6 +1842,7 @@
           <w:szCs w:val="24"/>
         </w:rPr>
       </w:pPr>
+      <w:commentRangeStart w:id="5"/>
       <w:r>
         <w:rPr>
           <w:b/>
@@ -1898,6 +1900,13 @@
           <w:szCs w:val="24"/>
         </w:rPr>
         <w:t xml:space="preserve">Esta modalidad permite a la empresa alcanzar un público más amplio y simplifica la organización de los auspicios. </w:t>
+      </w:r>
+      <w:commentRangeEnd w:id="5"/>
+      <w:r>
+        <w:rPr>
+          <w:rStyle w:val="Refdecomentario"/>
+        </w:rPr>
+        <w:commentReference w:id="5"/>
       </w:r>
     </w:p>
     <w:p>
@@ -1922,6 +1931,7 @@
           <w:szCs w:val="24"/>
         </w:rPr>
       </w:pPr>
+      <w:commentRangeStart w:id="6"/>
       <w:r>
         <w:rPr>
           <w:b/>
@@ -1984,23 +1994,7 @@
           <w:sz w:val="24"/>
           <w:szCs w:val="24"/>
         </w:rPr>
-        <w:t xml:space="preserve">Autor, Genero, </w:t>
-      </w:r>
-      <w:proofErr w:type="spellStart"/>
-      <w:r>
-        <w:rPr>
-          <w:sz w:val="24"/>
-          <w:szCs w:val="24"/>
-        </w:rPr>
-        <w:t>Best</w:t>
-      </w:r>
-      <w:proofErr w:type="spellEnd"/>
-      <w:r>
-        <w:rPr>
-          <w:sz w:val="24"/>
-          <w:szCs w:val="24"/>
-        </w:rPr>
-        <w:t xml:space="preserve"> Sellers, temática, Saga</w:t>
+        <w:t>Autor, Genero, Best Sellers, temática, Saga</w:t>
       </w:r>
     </w:p>
     <w:p>
@@ -2017,30 +2011,20 @@
           <w:sz w:val="24"/>
           <w:szCs w:val="24"/>
         </w:rPr>
-        <w:t xml:space="preserve">Para mantener un equilibrio entre empresas de diferentes tamaños, los espacios disponibles dentro de cada catálogo se dividirán inicialmente en un 50 % para grandes empresas y un 50 % para </w:t>
-      </w:r>
-      <w:proofErr w:type="spellStart"/>
-      <w:r>
-        <w:rPr>
-          <w:sz w:val="24"/>
-          <w:szCs w:val="24"/>
-        </w:rPr>
-        <w:t>PyMEs</w:t>
-      </w:r>
-      <w:proofErr w:type="spellEnd"/>
-      <w:r>
-        <w:rPr>
-          <w:sz w:val="24"/>
-          <w:szCs w:val="24"/>
-        </w:rPr>
-        <w:t xml:space="preserve">. </w:t>
+        <w:t xml:space="preserve">Para mantener un equilibrio entre empresas de diferentes tamaños, los espacios disponibles dentro de cada catálogo se dividirán inicialmente en un 50 % para grandes empresas y un 50 % para PyMEs. </w:t>
+      </w:r>
+      <w:commentRangeEnd w:id="6"/>
+      <w:r>
+        <w:rPr>
+          <w:rStyle w:val="Refdecomentario"/>
+        </w:rPr>
+        <w:commentReference w:id="6"/>
       </w:r>
     </w:p>
     <w:p>
       <w:pPr>
         <w:spacing w:after="262" w:line="259" w:lineRule="auto"/>
         <w:ind w:left="570" w:firstLine="0"/>
-        <w:jc w:val="left"/>
         <w:rPr>
           <w:sz w:val="24"/>
           <w:szCs w:val="24"/>
@@ -2059,6 +2043,7 @@
         <w:pStyle w:val="Prrafodelista"/>
         <w:spacing w:after="268" w:line="250" w:lineRule="auto"/>
         <w:ind w:left="0"/>
+        <w:jc w:val="both"/>
         <w:rPr>
           <w:rFonts w:ascii="Arial" w:hAnsi="Arial" w:cs="Arial"/>
           <w:sz w:val="28"/>
@@ -2086,18 +2071,26 @@
     </w:p>
     <w:p>
       <w:pPr>
-        <w:ind w:left="565" w:firstLine="143"/>
-        <w:rPr>
-          <w:sz w:val="24"/>
-          <w:szCs w:val="24"/>
-        </w:rPr>
-      </w:pPr>
-      <w:r>
-        <w:rPr>
-          <w:sz w:val="24"/>
-          <w:szCs w:val="24"/>
-        </w:rPr>
-        <w:t xml:space="preserve">Cuando una empresa seleccione un determinado catálogo, Free Know deberá distribuir los libros de manera equilibrada. </w:t>
+        <w:ind w:left="565" w:firstLine="2"/>
+        <w:rPr>
+          <w:sz w:val="24"/>
+          <w:szCs w:val="24"/>
+        </w:rPr>
+      </w:pPr>
+      <w:r>
+        <w:rPr>
+          <w:sz w:val="24"/>
+          <w:szCs w:val="24"/>
+        </w:rPr>
+        <w:t xml:space="preserve">Cuando una empresa seleccione un determinado catálogo, Free Know deberá </w:t>
+      </w:r>
+      <w:commentRangeStart w:id="7"/>
+      <w:r>
+        <w:rPr>
+          <w:sz w:val="24"/>
+          <w:szCs w:val="24"/>
+        </w:rPr>
+        <w:t xml:space="preserve">distribuir los libros de manera equilibrada. </w:t>
       </w:r>
     </w:p>
     <w:p>
@@ -2168,6 +2161,13 @@
           <w:szCs w:val="24"/>
         </w:rPr>
         <w:t xml:space="preserve">Dentro del inventario disponible existen: </w:t>
+      </w:r>
+      <w:commentRangeEnd w:id="7"/>
+      <w:r>
+        <w:rPr>
+          <w:rStyle w:val="Refdecomentario"/>
+        </w:rPr>
+        <w:commentReference w:id="7"/>
       </w:r>
     </w:p>
     <w:p>
@@ -2457,8 +2457,7 @@
     <w:p>
       <w:pPr>
         <w:spacing w:after="268" w:line="250" w:lineRule="auto"/>
-        <w:ind w:left="0"/>
-        <w:jc w:val="left"/>
+        <w:ind w:left="0" w:firstLine="0"/>
         <w:rPr>
           <w:sz w:val="28"/>
           <w:szCs w:val="28"/>
@@ -2539,7 +2538,21 @@
           <w:sz w:val="24"/>
           <w:szCs w:val="24"/>
         </w:rPr>
-        <w:t xml:space="preserve">de fabricación de materias primas por nosotros. Aunque nuestra parte tampoco es de menosprecio, ya que buscamos el uso de maquinarias para la impresión, encuadernación, transporte y seguridad de nuestros productos. </w:t>
+        <w:t xml:space="preserve">de fabricación de materias primas por nosotros. Aunque nuestra parte tampoco es de menosprecio, ya que buscamos el uso de maquinarias para la </w:t>
+      </w:r>
+      <w:r>
+        <w:rPr>
+          <w:sz w:val="24"/>
+          <w:szCs w:val="24"/>
+        </w:rPr>
+        <w:t>impresión,</w:t>
+      </w:r>
+      <w:r>
+        <w:rPr>
+          <w:sz w:val="24"/>
+          <w:szCs w:val="24"/>
+        </w:rPr>
+        <w:t xml:space="preserve"> encuadernación, transporte y seguridad de nuestros productos. </w:t>
       </w:r>
     </w:p>
     <w:p>
@@ -2564,11 +2577,21 @@
         <w:spacing w:after="185" w:line="250" w:lineRule="auto"/>
         <w:ind w:left="565"/>
         <w:rPr>
-          <w:sz w:val="24"/>
-          <w:szCs w:val="24"/>
-        </w:rPr>
-      </w:pPr>
-      <w:proofErr w:type="spellStart"/>
+          <w:b/>
+          <w:sz w:val="24"/>
+          <w:szCs w:val="24"/>
+        </w:rPr>
+      </w:pPr>
+    </w:p>
+    <w:p>
+      <w:pPr>
+        <w:spacing w:after="185" w:line="250" w:lineRule="auto"/>
+        <w:ind w:left="565"/>
+        <w:rPr>
+          <w:sz w:val="24"/>
+          <w:szCs w:val="24"/>
+        </w:rPr>
+      </w:pPr>
       <w:r>
         <w:rPr>
           <w:b/>
@@ -2577,7 +2600,6 @@
         </w:rPr>
         <w:t>Packaging</w:t>
       </w:r>
-      <w:proofErr w:type="spellEnd"/>
       <w:r>
         <w:rPr>
           <w:sz w:val="24"/>
@@ -2600,30 +2622,7 @@
           <w:sz w:val="24"/>
           <w:szCs w:val="24"/>
         </w:rPr>
-        <w:t>E</w:t>
-      </w:r>
-      <w:r>
-        <w:rPr>
-          <w:sz w:val="24"/>
-          <w:szCs w:val="24"/>
-        </w:rPr>
-        <w:t xml:space="preserve">l </w:t>
-      </w:r>
-      <w:proofErr w:type="spellStart"/>
-      <w:r>
-        <w:rPr>
-          <w:sz w:val="24"/>
-          <w:szCs w:val="24"/>
-        </w:rPr>
-        <w:t>packaging</w:t>
-      </w:r>
-      <w:proofErr w:type="spellEnd"/>
-      <w:r>
-        <w:rPr>
-          <w:sz w:val="24"/>
-          <w:szCs w:val="24"/>
-        </w:rPr>
-        <w:t xml:space="preserve"> consistirá en cajas de cartón reciclado y reciclable, procurando mantener la utilización de materiales de bajo impacto ambiental.</w:t>
+        <w:t>El packaging consistirá en cajas de cartón reciclado y reciclable, procurando mantener la utilización de materiales de bajo impacto ambiental.</w:t>
       </w:r>
       <w:r>
         <w:rPr>
@@ -2637,7 +2636,6 @@
       <w:pPr>
         <w:spacing w:after="268" w:line="250" w:lineRule="auto"/>
         <w:ind w:left="565"/>
-        <w:jc w:val="left"/>
         <w:rPr>
           <w:b/>
           <w:sz w:val="28"/>
@@ -2648,8 +2646,7 @@
     <w:p>
       <w:pPr>
         <w:spacing w:after="268" w:line="250" w:lineRule="auto"/>
-        <w:ind w:left="0"/>
-        <w:jc w:val="left"/>
+        <w:ind w:left="0" w:firstLine="0"/>
         <w:rPr>
           <w:b/>
           <w:sz w:val="28"/>
@@ -2662,7 +2659,6 @@
           <w:sz w:val="28"/>
           <w:szCs w:val="28"/>
         </w:rPr>
-        <w:lastRenderedPageBreak/>
         <w:t>7. Estudio de mercado</w:t>
       </w:r>
     </w:p>
@@ -2687,6 +2683,81 @@
         </w:rPr>
         <w:t>Posibles competidores</w:t>
       </w:r>
+    </w:p>
+    <w:p>
+      <w:pPr>
+        <w:pStyle w:val="Prrafodelista"/>
+        <w:numPr>
+          <w:ilvl w:val="0"/>
+          <w:numId w:val="20"/>
+        </w:numPr>
+        <w:spacing w:line="276" w:lineRule="auto"/>
+        <w:ind w:left="851" w:hanging="284"/>
+        <w:jc w:val="both"/>
+        <w:rPr>
+          <w:rFonts w:ascii="Arial" w:hAnsi="Arial" w:cs="Arial"/>
+          <w:sz w:val="24"/>
+          <w:szCs w:val="24"/>
+        </w:rPr>
+      </w:pPr>
+      <w:r>
+        <w:rPr>
+          <w:rFonts w:ascii="Arial" w:hAnsi="Arial" w:cs="Arial"/>
+          <w:sz w:val="24"/>
+          <w:szCs w:val="24"/>
+        </w:rPr>
+        <w:t xml:space="preserve">Como posibles competidores, podíamos tener a grandes editoriales del país como, por ejemplo: </w:t>
+      </w:r>
+      <w:r>
+        <w:rPr>
+          <w:rFonts w:ascii="Arial" w:hAnsi="Arial" w:cs="Arial"/>
+          <w:i/>
+          <w:iCs/>
+          <w:sz w:val="24"/>
+          <w:szCs w:val="24"/>
+        </w:rPr>
+        <w:t xml:space="preserve">Penguin Random House Grupo Editorial; Editorial Eudeba </w:t>
+      </w:r>
+      <w:r>
+        <w:rPr>
+          <w:rFonts w:ascii="Arial" w:hAnsi="Arial" w:cs="Arial"/>
+          <w:sz w:val="24"/>
+          <w:szCs w:val="24"/>
+        </w:rPr>
+        <w:t xml:space="preserve">la editorial universitaria más grande del país; incluso grandes editorial del habla hispana como </w:t>
+      </w:r>
+      <w:r>
+        <w:rPr>
+          <w:rFonts w:ascii="Arial" w:hAnsi="Arial" w:cs="Arial"/>
+          <w:i/>
+          <w:iCs/>
+          <w:sz w:val="24"/>
+          <w:szCs w:val="24"/>
+        </w:rPr>
+        <w:t>Grupo Planeta</w:t>
+      </w:r>
+      <w:r>
+        <w:rPr>
+          <w:rFonts w:ascii="Arial" w:hAnsi="Arial" w:cs="Arial"/>
+          <w:sz w:val="24"/>
+          <w:szCs w:val="24"/>
+        </w:rPr>
+        <w:t>; etc. Obvio estas no son las únicas competidoras. En caso de que contemos con un crecimiento exponencial, seremos nosotros los que compitamos con editoriales internacionales, ya se nacional o internacionalmente.</w:t>
+      </w:r>
+    </w:p>
+    <w:p>
+      <w:pPr>
+        <w:pStyle w:val="Prrafodelista"/>
+        <w:spacing w:after="268" w:line="250" w:lineRule="auto"/>
+        <w:ind w:left="700"/>
+        <w:jc w:val="both"/>
+        <w:rPr>
+          <w:rFonts w:ascii="Arial" w:hAnsi="Arial" w:cs="Arial"/>
+          <w:sz w:val="24"/>
+          <w:szCs w:val="24"/>
+          <w:lang w:val="es-419"/>
+        </w:rPr>
+      </w:pPr>
     </w:p>
     <w:p>
       <w:pPr>
@@ -2696,81 +2767,44 @@
           <w:numId w:val="20"/>
         </w:numPr>
         <w:spacing w:after="268" w:line="250" w:lineRule="auto"/>
+        <w:ind w:left="851" w:hanging="284"/>
         <w:jc w:val="both"/>
         <w:rPr>
           <w:rFonts w:ascii="Arial" w:hAnsi="Arial" w:cs="Arial"/>
-          <w:sz w:val="24"/>
-          <w:szCs w:val="24"/>
-          <w:lang w:val="es-419"/>
-        </w:rPr>
-      </w:pPr>
-      <w:r>
-        <w:rPr>
-          <w:rFonts w:ascii="Arial" w:hAnsi="Arial" w:cs="Arial"/>
-          <w:sz w:val="24"/>
-          <w:szCs w:val="24"/>
-          <w:lang w:val="es-419"/>
-        </w:rPr>
-        <w:t xml:space="preserve">Competidores en la comercialización de libros: Free Know podría competir por la atención de los consumidores con editoriales y empresas dedicadas a la producción y comercialización de libros, como </w:t>
-      </w:r>
-      <w:proofErr w:type="spellStart"/>
-      <w:r>
-        <w:rPr>
-          <w:rFonts w:ascii="Arial" w:hAnsi="Arial" w:cs="Arial"/>
-          <w:sz w:val="24"/>
-          <w:szCs w:val="24"/>
-          <w:lang w:val="es-419"/>
-        </w:rPr>
-        <w:t>Penguin</w:t>
-      </w:r>
-      <w:proofErr w:type="spellEnd"/>
-      <w:r>
-        <w:rPr>
-          <w:rFonts w:ascii="Arial" w:hAnsi="Arial" w:cs="Arial"/>
-          <w:sz w:val="24"/>
-          <w:szCs w:val="24"/>
-          <w:lang w:val="es-419"/>
+          <w:b/>
+          <w:bCs/>
+          <w:sz w:val="24"/>
+          <w:szCs w:val="24"/>
+        </w:rPr>
+      </w:pPr>
+      <w:r>
+        <w:rPr>
+          <w:rStyle w:val="Textoennegrita"/>
+          <w:rFonts w:ascii="Arial" w:hAnsi="Arial" w:cs="Arial"/>
+          <w:b w:val="0"/>
+          <w:bCs w:val="0"/>
+          <w:sz w:val="24"/>
+          <w:szCs w:val="24"/>
+        </w:rPr>
+        <w:t>Competidores por el presupuesto publicitario:</w:t>
+      </w:r>
+      <w:r>
+        <w:rPr>
+          <w:rFonts w:ascii="Arial" w:hAnsi="Arial" w:cs="Arial"/>
+          <w:b/>
+          <w:bCs/>
+          <w:sz w:val="24"/>
+          <w:szCs w:val="24"/>
         </w:rPr>
         <w:t xml:space="preserve"> </w:t>
       </w:r>
-      <w:proofErr w:type="spellStart"/>
-      <w:r>
-        <w:rPr>
-          <w:rFonts w:ascii="Arial" w:hAnsi="Arial" w:cs="Arial"/>
-          <w:sz w:val="24"/>
-          <w:szCs w:val="24"/>
-          <w:lang w:val="es-419"/>
-        </w:rPr>
-        <w:t>Random</w:t>
-      </w:r>
-      <w:proofErr w:type="spellEnd"/>
-      <w:r>
-        <w:rPr>
-          <w:rFonts w:ascii="Arial" w:hAnsi="Arial" w:cs="Arial"/>
-          <w:sz w:val="24"/>
-          <w:szCs w:val="24"/>
-          <w:lang w:val="es-419"/>
-        </w:rPr>
-        <w:t xml:space="preserve"> House Grupo Editorial, Editorial Eudeba y Grupo Planeta, entre otras.</w:t>
-      </w:r>
-      <w:r>
-        <w:t xml:space="preserve"> </w:t>
-      </w:r>
-      <w:r>
-        <w:rPr>
-          <w:rFonts w:ascii="Arial" w:hAnsi="Arial" w:cs="Arial"/>
-          <w:sz w:val="24"/>
-          <w:szCs w:val="24"/>
-        </w:rPr>
-        <w:t>Por obvias razones, comparamos nuestros atributos actuales con competidores locales, pero no implica en caso de nuestro posible crecimiento exponencial, podamos competir a nivel internacional</w:t>
-      </w:r>
-      <w:r>
-        <w:rPr>
-          <w:rFonts w:ascii="Arial" w:hAnsi="Arial" w:cs="Arial"/>
-          <w:sz w:val="24"/>
-          <w:szCs w:val="24"/>
-        </w:rPr>
-        <w:t>.</w:t>
+      <w:r>
+        <w:rPr>
+          <w:rFonts w:ascii="Arial" w:hAnsi="Arial" w:cs="Arial"/>
+          <w:sz w:val="24"/>
+          <w:szCs w:val="24"/>
+        </w:rPr>
+        <w:t>el modelo de auspicios también compite indirectamente con agencias de publicidad, medios de comunicación, plataformas digitales y otros servicios que ofrecen a las empresas espacios para promocionar sus productos o marcas.</w:t>
       </w:r>
     </w:p>
     <w:p>
@@ -2781,23 +2815,18 @@
         <w:jc w:val="both"/>
         <w:rPr>
           <w:rFonts w:ascii="Arial" w:hAnsi="Arial" w:cs="Arial"/>
-          <w:sz w:val="24"/>
-          <w:szCs w:val="24"/>
-          <w:lang w:val="es-419"/>
-        </w:rPr>
-      </w:pPr>
-    </w:p>
-    <w:p>
-      <w:pPr>
-        <w:pStyle w:val="Prrafodelista"/>
-        <w:numPr>
-          <w:ilvl w:val="0"/>
-          <w:numId w:val="20"/>
-        </w:numPr>
+          <w:b/>
+          <w:bCs/>
+          <w:sz w:val="24"/>
+          <w:szCs w:val="24"/>
+        </w:rPr>
+      </w:pPr>
+    </w:p>
+    <w:p>
+      <w:pPr>
         <w:spacing w:after="268" w:line="250" w:lineRule="auto"/>
-        <w:jc w:val="both"/>
-        <w:rPr>
-          <w:rFonts w:ascii="Arial" w:hAnsi="Arial" w:cs="Arial"/>
+        <w:ind w:left="567"/>
+        <w:rPr>
           <w:b/>
           <w:bCs/>
           <w:sz w:val="24"/>
@@ -2806,69 +2835,6 @@
       </w:pPr>
       <w:r>
         <w:rPr>
-          <w:rStyle w:val="Textoennegrita"/>
-          <w:rFonts w:ascii="Arial" w:hAnsi="Arial" w:cs="Arial"/>
-          <w:b w:val="0"/>
-          <w:bCs w:val="0"/>
-          <w:sz w:val="24"/>
-          <w:szCs w:val="24"/>
-        </w:rPr>
-        <w:t>Competidores por el presupuesto publicitario:</w:t>
-      </w:r>
-      <w:r>
-        <w:rPr>
-          <w:rFonts w:ascii="Arial" w:hAnsi="Arial" w:cs="Arial"/>
-          <w:b/>
-          <w:bCs/>
-          <w:sz w:val="24"/>
-          <w:szCs w:val="24"/>
-        </w:rPr>
-        <w:t xml:space="preserve"> </w:t>
-      </w:r>
-      <w:r>
-        <w:rPr>
-          <w:rFonts w:ascii="Arial" w:hAnsi="Arial" w:cs="Arial"/>
-          <w:sz w:val="24"/>
-          <w:szCs w:val="24"/>
-        </w:rPr>
-        <w:t>el modelo de auspicios también compite indirectamente con agencias de publicidad, medios de comunicación, plataformas digitales y otros servicios que ofrecen a las empresas espacios para promocionar sus productos o marcas.</w:t>
-      </w:r>
-    </w:p>
-    <w:p>
-      <w:pPr>
-        <w:pStyle w:val="Prrafodelista"/>
-        <w:spacing w:after="268" w:line="250" w:lineRule="auto"/>
-        <w:ind w:left="700"/>
-        <w:jc w:val="both"/>
-        <w:rPr>
-          <w:rFonts w:ascii="Arial" w:hAnsi="Arial" w:cs="Arial"/>
-          <w:b/>
-          <w:bCs/>
-          <w:sz w:val="24"/>
-          <w:szCs w:val="24"/>
-        </w:rPr>
-      </w:pPr>
-    </w:p>
-    <w:p>
-      <w:pPr>
-        <w:pStyle w:val="Prrafodelista"/>
-        <w:numPr>
-          <w:ilvl w:val="0"/>
-          <w:numId w:val="20"/>
-        </w:numPr>
-        <w:spacing w:after="268" w:line="250" w:lineRule="auto"/>
-        <w:jc w:val="both"/>
-        <w:rPr>
-          <w:rFonts w:ascii="Arial" w:hAnsi="Arial" w:cs="Arial"/>
-          <w:b/>
-          <w:bCs/>
-          <w:sz w:val="24"/>
-          <w:szCs w:val="24"/>
-        </w:rPr>
-      </w:pPr>
-      <w:r>
-        <w:rPr>
-          <w:rFonts w:ascii="Arial" w:hAnsi="Arial" w:cs="Arial"/>
           <w:sz w:val="24"/>
           <w:szCs w:val="24"/>
         </w:rPr>
@@ -3022,181 +2988,14 @@
     </w:p>
     <w:p>
       <w:pPr>
-        <w:spacing w:after="177" w:line="259" w:lineRule="auto"/>
-        <w:ind w:left="570" w:firstLine="0"/>
-        <w:rPr>
-          <w:sz w:val="24"/>
-          <w:szCs w:val="24"/>
-        </w:rPr>
-      </w:pPr>
-      <w:r>
-        <w:rPr>
-          <w:sz w:val="24"/>
-          <w:szCs w:val="24"/>
-        </w:rPr>
-        <w:t xml:space="preserve"> </w:t>
-      </w:r>
-    </w:p>
-    <w:p>
-      <w:pPr>
-        <w:spacing w:after="185" w:line="250" w:lineRule="auto"/>
-        <w:ind w:left="565"/>
-        <w:rPr>
-          <w:sz w:val="24"/>
-          <w:szCs w:val="24"/>
-        </w:rPr>
-      </w:pPr>
-      <w:r>
-        <w:rPr>
-          <w:b/>
-          <w:sz w:val="24"/>
-          <w:szCs w:val="24"/>
-        </w:rPr>
-        <w:t>Posibles competidores</w:t>
-      </w:r>
-      <w:r>
-        <w:rPr>
-          <w:sz w:val="24"/>
-          <w:szCs w:val="24"/>
-        </w:rPr>
-        <w:t xml:space="preserve">: </w:t>
-      </w:r>
-    </w:p>
-    <w:p>
-      <w:pPr>
-        <w:spacing w:line="276" w:lineRule="auto"/>
-        <w:rPr>
-          <w:sz w:val="24"/>
-          <w:szCs w:val="24"/>
-        </w:rPr>
-      </w:pPr>
-      <w:r>
-        <w:rPr>
-          <w:sz w:val="24"/>
-          <w:szCs w:val="24"/>
-        </w:rPr>
-        <w:t xml:space="preserve"> </w:t>
-      </w:r>
-      <w:r>
-        <w:rPr>
-          <w:sz w:val="24"/>
-          <w:szCs w:val="24"/>
-        </w:rPr>
-        <w:t xml:space="preserve">Como posibles competidores, podíamos tener a grandes editoriales del país como, por ejemplo: </w:t>
-      </w:r>
-      <w:proofErr w:type="spellStart"/>
-      <w:r>
-        <w:rPr>
-          <w:i/>
-          <w:iCs/>
-          <w:sz w:val="24"/>
-          <w:szCs w:val="24"/>
-        </w:rPr>
-        <w:t>Penguin</w:t>
-      </w:r>
-      <w:proofErr w:type="spellEnd"/>
-      <w:r>
-        <w:rPr>
-          <w:i/>
-          <w:iCs/>
-          <w:sz w:val="24"/>
-          <w:szCs w:val="24"/>
-        </w:rPr>
-        <w:t xml:space="preserve"> </w:t>
-      </w:r>
-      <w:proofErr w:type="spellStart"/>
-      <w:r>
-        <w:rPr>
-          <w:i/>
-          <w:iCs/>
-          <w:sz w:val="24"/>
-          <w:szCs w:val="24"/>
-        </w:rPr>
-        <w:t>Random</w:t>
-      </w:r>
-      <w:proofErr w:type="spellEnd"/>
-      <w:r>
-        <w:rPr>
-          <w:i/>
-          <w:iCs/>
-          <w:sz w:val="24"/>
-          <w:szCs w:val="24"/>
-        </w:rPr>
-        <w:t xml:space="preserve"> House Grupo Editorial; Editorial Eudeba </w:t>
-      </w:r>
-      <w:r>
-        <w:rPr>
-          <w:sz w:val="24"/>
-          <w:szCs w:val="24"/>
-        </w:rPr>
-        <w:t xml:space="preserve">la editorial universitaria más grande del país; incluso grandes editorial del habla hispana como </w:t>
-      </w:r>
-      <w:r>
-        <w:rPr>
-          <w:i/>
-          <w:iCs/>
-          <w:sz w:val="24"/>
-          <w:szCs w:val="24"/>
-        </w:rPr>
-        <w:t>Grupo Planeta</w:t>
-      </w:r>
-      <w:r>
-        <w:rPr>
-          <w:sz w:val="24"/>
-          <w:szCs w:val="24"/>
-        </w:rPr>
-        <w:t>; etc. Obvio estas no son las únicas competidoras. En caso de que contemos con un crecimiento exponencial, seremos nosotros los que compitamos con editoriales internacionales, ya se nacional o internacionalmente.</w:t>
-      </w:r>
-    </w:p>
-    <w:p>
-      <w:pPr>
-        <w:spacing w:line="276" w:lineRule="auto"/>
-        <w:rPr>
-          <w:sz w:val="24"/>
-          <w:szCs w:val="24"/>
-        </w:rPr>
-      </w:pPr>
-      <w:r>
-        <w:rPr>
-          <w:sz w:val="24"/>
-          <w:szCs w:val="24"/>
-        </w:rPr>
-        <w:t xml:space="preserve">No solo competiríamos con editoriales, sino que, con </w:t>
-      </w:r>
-      <w:r>
-        <w:rPr>
-          <w:i/>
-          <w:iCs/>
-          <w:sz w:val="24"/>
-          <w:szCs w:val="24"/>
-        </w:rPr>
-        <w:t>agencias de publicidad</w:t>
-      </w:r>
-      <w:r>
-        <w:rPr>
-          <w:sz w:val="24"/>
-          <w:szCs w:val="24"/>
-        </w:rPr>
-        <w:t xml:space="preserve"> de cualquier parte del mundo también, debido a nuestro modelo de patrocinio por unidad. Ya que nuestra estrategia de publicidad se diferencia de los demás y el mismo modelo innovador sirve como marketing gracias al impacto que tiene en las personas.</w:t>
-      </w:r>
-    </w:p>
-    <w:p>
-      <w:pPr>
-        <w:spacing w:after="164"/>
-        <w:ind w:left="565"/>
-        <w:rPr>
-          <w:sz w:val="24"/>
-          <w:szCs w:val="24"/>
-        </w:rPr>
-      </w:pPr>
-      <w:r>
-        <w:rPr>
-          <w:sz w:val="24"/>
-          <w:szCs w:val="24"/>
-        </w:rPr>
-        <w:lastRenderedPageBreak/>
-        <w:t xml:space="preserve"> </w:t>
-      </w:r>
+        <w:spacing w:after="200" w:line="250" w:lineRule="auto"/>
+        <w:ind w:left="0" w:firstLine="0"/>
+        <w:rPr>
+          <w:b/>
+          <w:sz w:val="24"/>
+          <w:szCs w:val="24"/>
+        </w:rPr>
+      </w:pPr>
     </w:p>
     <w:p>
       <w:pPr>
@@ -3222,7 +3021,7 @@
           <w:ilvl w:val="0"/>
           <w:numId w:val="5"/>
         </w:numPr>
-        <w:ind w:hanging="360"/>
+        <w:ind w:left="993" w:hanging="360"/>
         <w:rPr>
           <w:sz w:val="24"/>
           <w:szCs w:val="24"/>
@@ -3243,34 +3042,26 @@
           <w:numId w:val="5"/>
         </w:numPr>
         <w:spacing w:after="19"/>
-        <w:ind w:hanging="360"/>
-        <w:rPr>
-          <w:sz w:val="24"/>
-          <w:szCs w:val="24"/>
-        </w:rPr>
-      </w:pPr>
-      <w:r>
-        <w:rPr>
-          <w:sz w:val="24"/>
-          <w:szCs w:val="24"/>
-        </w:rPr>
-        <w:t xml:space="preserve">Oportunidades: Es posible que muchas empresas quieran tener su lugar en nuestros productos, empresas de todo tipo, pero sobre todos aquellas que luchan por el bien social, lo que nos lleva a una posible alianza con muchas otras entidades como </w:t>
-      </w:r>
-      <w:proofErr w:type="spellStart"/>
-      <w:r>
-        <w:rPr>
-          <w:sz w:val="24"/>
-          <w:szCs w:val="24"/>
-        </w:rPr>
-        <w:t>ONGs</w:t>
-      </w:r>
-      <w:proofErr w:type="spellEnd"/>
-      <w:r>
-        <w:rPr>
-          <w:sz w:val="24"/>
-          <w:szCs w:val="24"/>
-        </w:rPr>
-        <w:t xml:space="preserve">. Pudiendo aumentar la conciencia social sobre la falta de lectura y del poco cuidado de nuestro planeta. </w:t>
+        <w:ind w:left="993" w:hanging="360"/>
+        <w:rPr>
+          <w:sz w:val="24"/>
+          <w:szCs w:val="24"/>
+        </w:rPr>
+      </w:pPr>
+      <w:r>
+        <w:rPr>
+          <w:sz w:val="24"/>
+          <w:szCs w:val="24"/>
+        </w:rPr>
+        <w:t xml:space="preserve">Oportunidades: Es posible que muchas empresas quieran tener su lugar en nuestros productos, empresas de todo tipo, pero sobre todos aquellas que luchan por el bien social, lo que nos lleva a una posible alianza con muchas </w:t>
+      </w:r>
+      <w:r>
+        <w:rPr>
+          <w:sz w:val="24"/>
+          <w:szCs w:val="24"/>
+        </w:rPr>
+        <w:lastRenderedPageBreak/>
+        <w:t xml:space="preserve">otras entidades como ONGs. Pudiendo aumentar la conciencia social sobre la falta de lectura y del poco cuidado de nuestro planeta. </w:t>
       </w:r>
     </w:p>
     <w:p>
@@ -3280,7 +3071,7 @@
           <w:numId w:val="5"/>
         </w:numPr>
         <w:spacing w:after="6"/>
-        <w:ind w:hanging="360"/>
+        <w:ind w:left="993" w:hanging="360"/>
         <w:rPr>
           <w:sz w:val="24"/>
           <w:szCs w:val="24"/>
@@ -3297,7 +3088,7 @@
     <w:p>
       <w:pPr>
         <w:spacing w:after="24"/>
-        <w:ind w:left="1301"/>
+        <w:ind w:left="993"/>
         <w:rPr>
           <w:sz w:val="24"/>
           <w:szCs w:val="24"/>
@@ -3318,7 +3109,7 @@
           <w:numId w:val="5"/>
         </w:numPr>
         <w:spacing w:after="164"/>
-        <w:ind w:hanging="360"/>
+        <w:ind w:left="993" w:hanging="360"/>
         <w:rPr>
           <w:sz w:val="24"/>
           <w:szCs w:val="24"/>
@@ -3336,7 +3127,6 @@
       <w:pPr>
         <w:spacing w:after="182" w:line="259" w:lineRule="auto"/>
         <w:ind w:left="570" w:firstLine="0"/>
-        <w:jc w:val="left"/>
       </w:pPr>
       <w:r>
         <w:t xml:space="preserve"> </w:t>
@@ -3345,8 +3135,7 @@
     <w:p>
       <w:pPr>
         <w:spacing w:after="8" w:line="250" w:lineRule="auto"/>
-        <w:ind w:left="0"/>
-        <w:jc w:val="left"/>
+        <w:ind w:left="0" w:firstLine="0"/>
         <w:rPr>
           <w:b/>
         </w:rPr>
@@ -3370,7 +3159,6 @@
       <w:pPr>
         <w:spacing w:after="8" w:line="250" w:lineRule="auto"/>
         <w:ind w:left="565"/>
-        <w:jc w:val="left"/>
       </w:pPr>
     </w:p>
     <w:p>
@@ -3421,7 +3209,7 @@
     <w:p>
       <w:pPr>
         <w:spacing w:after="164"/>
-        <w:ind w:left="565"/>
+        <w:ind w:left="284"/>
         <w:rPr>
           <w:sz w:val="24"/>
           <w:szCs w:val="24"/>
@@ -3457,21 +3245,21 @@
           <w:sz w:val="24"/>
           <w:szCs w:val="24"/>
         </w:rPr>
-        <w:t xml:space="preserve"> Se recibe la orden de compra de las empresas patrocinadoras, el equipo se encarga de contactarla y hacerle saber c</w:t>
-      </w:r>
-      <w:r>
-        <w:rPr>
-          <w:sz w:val="24"/>
-          <w:szCs w:val="24"/>
-        </w:rPr>
-        <w:t>ó</w:t>
-      </w:r>
-      <w:r>
-        <w:rPr>
-          <w:sz w:val="24"/>
-          <w:szCs w:val="24"/>
-        </w:rPr>
-        <w:t xml:space="preserve">mo será posible realizar el pedido (esto debido a la alta complejidad del sistema) ya que es posible que se lo modifique un poco en el proceso. También se calcula el esquema de distribución, ya que debemos respetar la regla del 65%-35%. </w:t>
+        <w:t xml:space="preserve"> Se recibe la orden de compra de las empresas patrocinadoras, el equipo se encarga de contactarla</w:t>
+      </w:r>
+      <w:r>
+        <w:rPr>
+          <w:sz w:val="24"/>
+          <w:szCs w:val="24"/>
+        </w:rPr>
+        <w:t>.</w:t>
+      </w:r>
+      <w:r>
+        <w:rPr>
+          <w:sz w:val="24"/>
+          <w:szCs w:val="24"/>
+        </w:rPr>
+        <w:t xml:space="preserve"> También se calcula el esquema de distribución, ya que debemos respetar la regla del 65%-35%. </w:t>
       </w:r>
     </w:p>
     <w:p>
@@ -3488,7 +3276,6 @@
           <w:sz w:val="24"/>
           <w:szCs w:val="24"/>
         </w:rPr>
-        <w:lastRenderedPageBreak/>
         <w:t xml:space="preserve">El equipo de Free Know maqueta digitalmente el libro, con los auspicios de las marcas, incluyendo sus logos, slogans, e incluso imágenes publicitarias de sus productos en zonas del producto donde no molesten al lector a la hora de leer, pero que lo hagan consciente de los anuncios. </w:t>
       </w:r>
     </w:p>
@@ -3536,7 +3323,8 @@
     <w:p>
       <w:pPr>
         <w:spacing w:after="185" w:line="250" w:lineRule="auto"/>
-        <w:ind w:left="565"/>
+        <w:ind w:left="0" w:firstLine="0"/>
+        <w:jc w:val="left"/>
         <w:rPr>
           <w:b/>
           <w:sz w:val="24"/>
@@ -3547,29 +3335,19 @@
     <w:p>
       <w:pPr>
         <w:spacing w:after="185" w:line="250" w:lineRule="auto"/>
-        <w:ind w:left="0" w:firstLine="0"/>
-        <w:rPr>
-          <w:b/>
-          <w:sz w:val="24"/>
-          <w:szCs w:val="24"/>
-        </w:rPr>
-      </w:pPr>
-    </w:p>
-    <w:p>
-      <w:pPr>
-        <w:spacing w:after="185" w:line="250" w:lineRule="auto"/>
-        <w:ind w:left="0" w:firstLine="0"/>
-        <w:rPr>
-          <w:sz w:val="24"/>
-          <w:szCs w:val="24"/>
-        </w:rPr>
-      </w:pPr>
-      <w:r>
-        <w:rPr>
-          <w:b/>
-          <w:sz w:val="24"/>
-          <w:szCs w:val="24"/>
-        </w:rPr>
+        <w:ind w:left="284" w:firstLine="0"/>
+        <w:rPr>
+          <w:sz w:val="24"/>
+          <w:szCs w:val="24"/>
+        </w:rPr>
+      </w:pPr>
+      <w:r>
+        <w:rPr>
+          <w:b/>
+          <w:sz w:val="24"/>
+          <w:szCs w:val="24"/>
+        </w:rPr>
+        <w:lastRenderedPageBreak/>
         <w:t>Control de calidad</w:t>
       </w:r>
       <w:r>
@@ -3625,14 +3403,41 @@
           <w:sz w:val="24"/>
           <w:szCs w:val="24"/>
         </w:rPr>
-        <w:t xml:space="preserve">Luego, una vez que los libros llegan de Buenos Aires, el personal de Free Know se encarga de hacer un chequeo general a los libros. Para confirmar que tengan una buena encuadernación, que la tinta esté en su lugar, que los materiales estén en buen estado, etc. Todo esto antes de ser enviado a las instituciones educativas o compradores. </w:t>
+        <w:t xml:space="preserve">Luego, una vez que los libros llegan de </w:t>
+      </w:r>
+      <w:r>
+        <w:rPr>
+          <w:sz w:val="24"/>
+          <w:szCs w:val="24"/>
+        </w:rPr>
+        <w:t>su producci</w:t>
+      </w:r>
+      <w:r>
+        <w:rPr>
+          <w:sz w:val="24"/>
+          <w:szCs w:val="24"/>
+        </w:rPr>
+        <w:t>ó</w:t>
+      </w:r>
+      <w:r>
+        <w:rPr>
+          <w:sz w:val="24"/>
+          <w:szCs w:val="24"/>
+        </w:rPr>
+        <w:t>n</w:t>
+      </w:r>
+      <w:r>
+        <w:rPr>
+          <w:sz w:val="24"/>
+          <w:szCs w:val="24"/>
+        </w:rPr>
+        <w:t xml:space="preserve">, el personal de Free Know se encarga de hacer un chequeo general a los libros. Para confirmar que tengan una buena encuadernación, que la tinta esté en su lugar, que los materiales estén en buen estado, etc. Todo esto antes de ser enviado a las instituciones educativas o compradores. </w:t>
       </w:r>
     </w:p>
     <w:p>
       <w:pPr>
         <w:spacing w:after="182" w:line="259" w:lineRule="auto"/>
         <w:ind w:left="570" w:firstLine="0"/>
-        <w:jc w:val="left"/>
       </w:pPr>
       <w:r>
         <w:t xml:space="preserve"> </w:t>
@@ -3641,8 +3446,7 @@
     <w:p>
       <w:pPr>
         <w:spacing w:after="8" w:line="250" w:lineRule="auto"/>
-        <w:ind w:left="0"/>
-        <w:jc w:val="left"/>
+        <w:ind w:left="0" w:firstLine="0"/>
         <w:rPr>
           <w:sz w:val="28"/>
           <w:szCs w:val="28"/>
@@ -3654,14 +3458,22 @@
           <w:sz w:val="28"/>
           <w:szCs w:val="28"/>
         </w:rPr>
-        <w:t xml:space="preserve">9. Organización de los recursos humanos </w:t>
+        <w:t xml:space="preserve">9. </w:t>
+      </w:r>
+      <w:commentRangeStart w:id="8"/>
+      <w:r>
+        <w:rPr>
+          <w:b/>
+          <w:sz w:val="28"/>
+          <w:szCs w:val="28"/>
+        </w:rPr>
+        <w:t xml:space="preserve">Organización de los recursos humanos </w:t>
       </w:r>
     </w:p>
     <w:p>
       <w:pPr>
         <w:spacing w:after="216" w:line="259" w:lineRule="auto"/>
         <w:ind w:left="570" w:firstLine="0"/>
-        <w:jc w:val="left"/>
       </w:pPr>
       <w:r>
         <w:t xml:space="preserve"> </w:t>
@@ -3742,6 +3554,16 @@
         </w:rPr>
         <w:t>Inicialmente será gestionada por los integrantes del proyecto y posteriormente podrá incorporar personal encargado de contactar, negociar y cerrar contratos con empresas auspiciantes.</w:t>
       </w:r>
+      <w:commentRangeEnd w:id="8"/>
+      <w:r>
+        <w:rPr>
+          <w:rStyle w:val="Refdecomentario"/>
+          <w:rFonts w:ascii="Arial" w:eastAsia="Arial" w:hAnsi="Arial" w:cs="Arial"/>
+          <w:color w:val="000000"/>
+          <w:lang w:eastAsia="es-AR"/>
+        </w:rPr>
+        <w:commentReference w:id="8"/>
+      </w:r>
     </w:p>
     <w:p>
       <w:pPr>
@@ -3890,7 +3712,6 @@
           <w:sz w:val="24"/>
           <w:szCs w:val="24"/>
         </w:rPr>
-        <w:lastRenderedPageBreak/>
         <w:t>Diseño</w:t>
       </w:r>
       <w:r>
@@ -3964,15 +3785,7 @@
           <w:sz w:val="24"/>
           <w:szCs w:val="24"/>
         </w:rPr>
-        <w:t>erá realizada por Free Know. El personal se encargará de recibir las hojas fabricadas por el proveedor externo y realizar la impresión, corte, armado y encuadernación</w:t>
-      </w:r>
-      <w:r>
-        <w:rPr>
-          <w:rFonts w:ascii="Arial" w:hAnsi="Arial" w:cs="Arial"/>
-          <w:sz w:val="24"/>
-          <w:szCs w:val="24"/>
-        </w:rPr>
-        <w:t>.</w:t>
+        <w:t>erá realizada por Free Know. El personal se encargará de recibir las hojas fabricadas por el proveedor externo y realizar la impresión, corte, armado y encuadernación.</w:t>
       </w:r>
     </w:p>
     <w:p>
@@ -4014,15 +3827,7 @@
           <w:sz w:val="24"/>
           <w:szCs w:val="24"/>
         </w:rPr>
-        <w:t>S</w:t>
-      </w:r>
-      <w:r>
-        <w:rPr>
-          <w:rFonts w:ascii="Arial" w:hAnsi="Arial" w:cs="Arial"/>
-          <w:sz w:val="24"/>
-          <w:szCs w:val="24"/>
-        </w:rPr>
-        <w:t>erá realizado por los integrantes del proyecto durante la etapa inicial y podrá incorporar personal especializado posteriormente.</w:t>
+        <w:t>Será realizado por los integrantes del proyecto durante la etapa inicial y podrá incorporar personal especializado posteriormente.</w:t>
       </w:r>
     </w:p>
     <w:p>
@@ -4073,15 +3878,14 @@
           <w:sz w:val="24"/>
           <w:szCs w:val="24"/>
         </w:rPr>
-        <w:t>La mayoría de estas áreas serán cubiertas por nosotros al principio del proyecto, cuando aún no contemos con el presupuesto necesario para emplear gente.</w:t>
-      </w:r>
-      <w:r>
-        <w:rPr>
-          <w:sz w:val="24"/>
-          <w:szCs w:val="24"/>
-        </w:rPr>
-        <w:br/>
-        <w:t>Solo las áreas de diseño y control de calidad serán llevadas a cabo desde el principio por empleados profesionales.</w:t>
+        <w:t>La mayoría de estas áreas serán cubiertas por nosotros al principio del proyecto, cuando aún no contemos con el presupuesto necesario para emplear gente</w:t>
+      </w:r>
+      <w:r>
+        <w:rPr>
+          <w:sz w:val="24"/>
+          <w:szCs w:val="24"/>
+        </w:rPr>
+        <w:t>.</w:t>
       </w:r>
     </w:p>
     <w:p>
@@ -4133,16 +3937,26 @@
           <w:sz w:val="28"/>
           <w:szCs w:val="28"/>
         </w:rPr>
-      </w:pPr>
-      <w:r>
+        <w:sectPr>
+          <w:type w:val="continuous"/>
+          <w:pgSz w:w="11905" w:h="16840"/>
+          <w:pgMar w:top="1440" w:right="1440" w:bottom="1440" w:left="1440" w:header="748" w:footer="709" w:gutter="0"/>
+          <w:cols w:space="720"/>
+        </w:sectPr>
+      </w:pPr>
+    </w:p>
+    <w:p>
+      <w:pPr>
+        <w:spacing w:line="276" w:lineRule="auto"/>
+        <w:ind w:left="0" w:firstLine="0"/>
         <w:rPr>
           <w:b/>
           <w:bCs/>
           <w:sz w:val="28"/>
           <w:szCs w:val="28"/>
         </w:rPr>
-        <w:t xml:space="preserve">10. </w:t>
-      </w:r>
+      </w:pPr>
+      <w:commentRangeStart w:id="9"/>
       <w:r>
         <w:rPr>
           <w:b/>
@@ -4150,7 +3964,23 @@
           <w:sz w:val="28"/>
           <w:szCs w:val="28"/>
         </w:rPr>
+        <w:t xml:space="preserve">10. </w:t>
+      </w:r>
+      <w:r>
+        <w:rPr>
+          <w:b/>
+          <w:bCs/>
+          <w:sz w:val="28"/>
+          <w:szCs w:val="28"/>
+        </w:rPr>
         <w:t>Marketing</w:t>
+      </w:r>
+      <w:commentRangeEnd w:id="9"/>
+      <w:r>
+        <w:rPr>
+          <w:rStyle w:val="Refdecomentario"/>
+        </w:rPr>
+        <w:commentReference w:id="9"/>
       </w:r>
     </w:p>
     <w:p>
@@ -4161,10 +3991,60 @@
           <w:numId w:val="14"/>
         </w:numPr>
         <w:spacing w:line="276" w:lineRule="auto"/>
+        <w:ind w:left="567" w:hanging="141"/>
+        <w:jc w:val="both"/>
+        <w:rPr>
+          <w:rFonts w:ascii="Arial" w:hAnsi="Arial" w:cs="Arial"/>
+          <w:sz w:val="24"/>
+          <w:szCs w:val="24"/>
+        </w:rPr>
+      </w:pPr>
+      <w:r>
+        <w:rPr>
+          <w:rFonts w:ascii="Arial" w:hAnsi="Arial" w:cs="Arial"/>
+          <w:sz w:val="24"/>
+          <w:szCs w:val="24"/>
+        </w:rPr>
+        <w:t>Producto: Libros producidos a base de papel reciclado</w:t>
+      </w:r>
+      <w:r>
+        <w:rPr>
+          <w:rFonts w:ascii="Arial" w:hAnsi="Arial" w:cs="Arial"/>
+          <w:sz w:val="24"/>
+          <w:szCs w:val="24"/>
+        </w:rPr>
+        <w:t>. B</w:t>
+      </w:r>
+      <w:r>
+        <w:rPr>
+          <w:rFonts w:ascii="Arial" w:hAnsi="Arial" w:cs="Arial"/>
+          <w:sz w:val="24"/>
+          <w:szCs w:val="24"/>
+        </w:rPr>
+        <w:t>usca reducir con la</w:t>
+      </w:r>
+      <w:r>
+        <w:rPr>
+          <w:rFonts w:ascii="Arial" w:hAnsi="Arial" w:cs="Arial"/>
+          <w:sz w:val="24"/>
+          <w:szCs w:val="24"/>
+        </w:rPr>
+        <w:t xml:space="preserve"> carencia de recursos educativos en espacios rurales o marginados. Además de lo que los libros muestran, los lectores pueden desarrollar el pensamiento crítico en casos de cierta lectura, y la distracción de la realidad en caso de otra</w:t>
+      </w:r>
+      <w:r>
+        <w:rPr>
+          <w:rFonts w:ascii="Arial" w:hAnsi="Arial" w:cs="Arial"/>
+          <w:sz w:val="24"/>
+          <w:szCs w:val="24"/>
+        </w:rPr>
+        <w:t>s.</w:t>
+      </w:r>
+    </w:p>
+    <w:p>
+      <w:pPr>
+        <w:spacing w:line="276" w:lineRule="auto"/>
         <w:ind w:left="0" w:firstLine="0"/>
-        <w:jc w:val="both"/>
-        <w:rPr>
-          <w:rFonts w:ascii="Arial" w:hAnsi="Arial" w:cs="Arial"/>
+        <w:rPr>
           <w:sz w:val="24"/>
           <w:szCs w:val="24"/>
         </w:rPr>
@@ -4175,46 +4055,6 @@
           <w:cols w:space="720"/>
         </w:sectPr>
       </w:pPr>
-      <w:r>
-        <w:rPr>
-          <w:rFonts w:ascii="Arial" w:hAnsi="Arial" w:cs="Arial"/>
-          <w:sz w:val="24"/>
-          <w:szCs w:val="24"/>
-        </w:rPr>
-        <w:t>Producto: Libros producidos a base de papel reciclado</w:t>
-      </w:r>
-      <w:r>
-        <w:rPr>
-          <w:rFonts w:ascii="Arial" w:hAnsi="Arial" w:cs="Arial"/>
-          <w:sz w:val="24"/>
-          <w:szCs w:val="24"/>
-        </w:rPr>
-        <w:t>. B</w:t>
-      </w:r>
-      <w:r>
-        <w:rPr>
-          <w:rFonts w:ascii="Arial" w:hAnsi="Arial" w:cs="Arial"/>
-          <w:sz w:val="24"/>
-          <w:szCs w:val="24"/>
-        </w:rPr>
-        <w:t>usca reducir con la</w:t>
-      </w:r>
-      <w:r>
-        <w:rPr>
-          <w:rFonts w:ascii="Arial" w:hAnsi="Arial" w:cs="Arial"/>
-          <w:sz w:val="24"/>
-          <w:szCs w:val="24"/>
-        </w:rPr>
-        <w:t xml:space="preserve"> carencia de recursos educativos en espacios rurales o marginados. Además de lo que los libros muestran, los lectores pueden desarrollar el pensamiento crítico en casos de cierta lectura, y la distracción de la realidad en caso de otras</w:t>
-      </w:r>
-      <w:r>
-        <w:rPr>
-          <w:rFonts w:ascii="Arial" w:hAnsi="Arial" w:cs="Arial"/>
-          <w:sz w:val="24"/>
-          <w:szCs w:val="24"/>
-        </w:rPr>
-        <w:t>.</w:t>
-      </w:r>
     </w:p>
     <w:p>
       <w:pPr>
@@ -4224,12 +4064,188 @@
           <w:numId w:val="14"/>
         </w:numPr>
         <w:spacing w:line="276" w:lineRule="auto"/>
-        <w:ind w:left="993"/>
+        <w:ind w:left="567" w:hanging="141"/>
         <w:jc w:val="both"/>
         <w:rPr>
           <w:rFonts w:ascii="Arial" w:hAnsi="Arial" w:cs="Arial"/>
           <w:sz w:val="24"/>
           <w:szCs w:val="24"/>
+        </w:rPr>
+      </w:pPr>
+      <w:r>
+        <w:rPr>
+          <w:rFonts w:ascii="Arial" w:hAnsi="Arial" w:cs="Arial"/>
+          <w:sz w:val="24"/>
+          <w:szCs w:val="24"/>
+        </w:rPr>
+        <w:t xml:space="preserve">Precio: </w:t>
+      </w:r>
+      <w:r>
+        <w:rPr>
+          <w:rFonts w:ascii="Arial" w:hAnsi="Arial" w:cs="Arial"/>
+          <w:sz w:val="24"/>
+          <w:szCs w:val="24"/>
+        </w:rPr>
+        <w:t>El principal precio comercial de Free Know corresponde al servicio de auspicio publicitario. La empresa patrocinadora paga por incorporar su</w:t>
+      </w:r>
+      <w:r>
+        <w:rPr>
+          <w:rFonts w:ascii="Arial" w:hAnsi="Arial" w:cs="Arial"/>
+          <w:sz w:val="24"/>
+          <w:szCs w:val="24"/>
+        </w:rPr>
+        <w:t xml:space="preserve"> p</w:t>
+      </w:r>
+      <w:r>
+        <w:rPr>
+          <w:rFonts w:ascii="Arial" w:hAnsi="Arial" w:cs="Arial"/>
+          <w:sz w:val="24"/>
+          <w:szCs w:val="24"/>
+        </w:rPr>
+        <w:t>ublicidad dentro de un determinado lote de libros, de acuerdo con la cantidad de ejemplares y las características del auspicio contratado.</w:t>
+      </w:r>
+    </w:p>
+    <w:p>
+      <w:pPr>
+        <w:spacing w:line="276" w:lineRule="auto"/>
+        <w:ind w:left="567" w:firstLine="284"/>
+        <w:rPr>
+          <w:sz w:val="24"/>
+          <w:szCs w:val="24"/>
+        </w:rPr>
+      </w:pPr>
+      <w:r>
+        <w:rPr>
+          <w:sz w:val="24"/>
+          <w:szCs w:val="24"/>
+        </w:rPr>
+        <w:t>El precio del auspicio se establece a partir de los costos necesarios para producir y distribuir el lote, más un margen del 10 % destinado a garantizar la sostenibilidad económica del proyecto.</w:t>
+      </w:r>
+    </w:p>
+    <w:p>
+      <w:pPr>
+        <w:spacing w:line="276" w:lineRule="auto"/>
+        <w:ind w:left="567" w:firstLine="284"/>
+        <w:rPr>
+          <w:sz w:val="24"/>
+          <w:szCs w:val="24"/>
+        </w:rPr>
+      </w:pPr>
+      <w:r>
+        <w:rPr>
+          <w:sz w:val="24"/>
+          <w:szCs w:val="24"/>
+        </w:rPr>
+        <w:t>Además, Free Know podrá comercializar una parte de los libros sin publicidad. En estos casos, el precio de venta será determinado a partir de los costos correspondientes y el margen establecid</w:t>
+      </w:r>
+      <w:r>
+        <w:rPr>
+          <w:sz w:val="24"/>
+          <w:szCs w:val="24"/>
+        </w:rPr>
+        <w:t>o.</w:t>
+      </w:r>
+    </w:p>
+    <w:p>
+      <w:pPr>
+        <w:pStyle w:val="Prrafodelista"/>
+        <w:numPr>
+          <w:ilvl w:val="0"/>
+          <w:numId w:val="22"/>
+        </w:numPr>
+        <w:spacing w:line="276" w:lineRule="auto"/>
+        <w:ind w:left="567" w:hanging="141"/>
+        <w:jc w:val="both"/>
+        <w:rPr>
+          <w:rFonts w:ascii="Arial" w:hAnsi="Arial" w:cs="Arial"/>
+          <w:sz w:val="24"/>
+          <w:szCs w:val="24"/>
+          <w:lang w:val="es-ES"/>
+        </w:rPr>
+      </w:pPr>
+      <w:r>
+        <w:rPr>
+          <w:rFonts w:ascii="Arial" w:hAnsi="Arial" w:cs="Arial"/>
+          <w:sz w:val="24"/>
+          <w:szCs w:val="24"/>
+          <w:lang w:val="es-ES"/>
+        </w:rPr>
+        <w:t xml:space="preserve">Punto de venta: </w:t>
+      </w:r>
+      <w:r>
+        <w:rPr>
+          <w:rFonts w:ascii="Arial" w:hAnsi="Arial" w:cs="Arial"/>
+          <w:sz w:val="24"/>
+          <w:szCs w:val="24"/>
+        </w:rPr>
+        <w:t>Free Know realizará la venta y distribución de los libros de manera directa, sin intermediarios en la etapa inicial. Los libros destinados a la venta serán entregados directamente a los compradores, mientras que los ejemplares destinados a donación serán enviados directamente a las personas o instituciones beneficiarias.</w:t>
+      </w:r>
+    </w:p>
+    <w:p>
+      <w:pPr>
+        <w:pStyle w:val="Prrafodelista"/>
+        <w:spacing w:line="276" w:lineRule="auto"/>
+        <w:ind w:left="851"/>
+        <w:jc w:val="both"/>
+        <w:rPr>
+          <w:rFonts w:ascii="Arial" w:hAnsi="Arial" w:cs="Arial"/>
+          <w:sz w:val="24"/>
+          <w:szCs w:val="24"/>
+          <w:lang w:val="es-ES"/>
+        </w:rPr>
+      </w:pPr>
+    </w:p>
+    <w:p>
+      <w:pPr>
+        <w:pStyle w:val="Prrafodelista"/>
+        <w:numPr>
+          <w:ilvl w:val="0"/>
+          <w:numId w:val="14"/>
+        </w:numPr>
+        <w:spacing w:line="276" w:lineRule="auto"/>
+        <w:ind w:left="567" w:hanging="141"/>
+        <w:jc w:val="both"/>
+        <w:rPr>
+          <w:rFonts w:ascii="Arial" w:hAnsi="Arial" w:cs="Arial"/>
+          <w:sz w:val="24"/>
+          <w:szCs w:val="24"/>
+          <w:lang w:val="es-ES"/>
+        </w:rPr>
+      </w:pPr>
+      <w:r>
+        <w:rPr>
+          <w:rFonts w:ascii="Arial" w:hAnsi="Arial" w:cs="Arial"/>
+          <w:sz w:val="24"/>
+          <w:szCs w:val="24"/>
+          <w:lang w:val="es-ES"/>
+        </w:rPr>
+        <w:t>Promoción: Se realiza principalmente a través de la puesta de puntos de encuentro, donde será un contacto más personal y amigable. Luego, cuando estemos alcanzando un cierto progreso, buscaremos utilizar redes sociales y/o servicios we</w:t>
+      </w:r>
+      <w:r>
+        <w:rPr>
+          <w:rFonts w:ascii="Arial" w:hAnsi="Arial" w:cs="Arial"/>
+          <w:sz w:val="24"/>
+          <w:szCs w:val="24"/>
+          <w:lang w:val="es-ES"/>
+        </w:rPr>
+        <w:t>b.</w:t>
+      </w:r>
+    </w:p>
+    <w:p>
+      <w:pPr>
+        <w:pStyle w:val="Prrafodelista"/>
+        <w:numPr>
+          <w:ilvl w:val="0"/>
+          <w:numId w:val="14"/>
+        </w:numPr>
+        <w:spacing w:line="276" w:lineRule="auto"/>
+        <w:ind w:left="567" w:hanging="141"/>
+        <w:jc w:val="both"/>
+        <w:rPr>
+          <w:rFonts w:ascii="Arial" w:hAnsi="Arial" w:cs="Arial"/>
+          <w:sz w:val="24"/>
+          <w:szCs w:val="24"/>
+          <w:lang w:val="es-ES"/>
         </w:rPr>
         <w:sectPr>
           <w:type w:val="continuous"/>
@@ -4241,83 +4257,914 @@
     </w:p>
     <w:p>
       <w:pPr>
+        <w:spacing w:line="276" w:lineRule="auto"/>
+        <w:ind w:left="0" w:firstLine="0"/>
+        <w:rPr>
+          <w:sz w:val="24"/>
+          <w:szCs w:val="24"/>
+          <w:lang w:val="es-ES"/>
+        </w:rPr>
+        <w:sectPr>
+          <w:type w:val="continuous"/>
+          <w:pgSz w:w="11905" w:h="16840"/>
+          <w:pgMar w:top="1440" w:right="1440" w:bottom="1440" w:left="1440" w:header="748" w:footer="709" w:gutter="0"/>
+          <w:cols w:num="2" w:space="720"/>
+        </w:sectPr>
+      </w:pPr>
+    </w:p>
+    <w:p>
+      <w:pPr>
         <w:pStyle w:val="Prrafodelista"/>
         <w:numPr>
           <w:ilvl w:val="0"/>
           <w:numId w:val="14"/>
         </w:numPr>
         <w:spacing w:line="276" w:lineRule="auto"/>
-        <w:ind w:left="993"/>
-        <w:jc w:val="both"/>
-        <w:rPr>
-          <w:rFonts w:ascii="Arial" w:hAnsi="Arial" w:cs="Arial"/>
-          <w:sz w:val="24"/>
-          <w:szCs w:val="24"/>
-        </w:rPr>
-      </w:pPr>
-      <w:r>
-        <w:rPr>
-          <w:rFonts w:ascii="Arial" w:hAnsi="Arial" w:cs="Arial"/>
-          <w:sz w:val="24"/>
-          <w:szCs w:val="24"/>
-        </w:rPr>
-        <w:t xml:space="preserve">Precio: </w:t>
-      </w:r>
-      <w:r>
-        <w:rPr>
-          <w:rFonts w:ascii="Arial" w:hAnsi="Arial" w:cs="Arial"/>
-          <w:sz w:val="24"/>
-          <w:szCs w:val="24"/>
-        </w:rPr>
-        <w:t>El principal precio comercial de Free Know corresponde al servicio de auspicio publicitario. La empresa patrocinadora paga por incorporar su publicidad dentro de un determinado lote de libros, de acuerdo con la cantidad de ejemplares y las características del auspicio contratado.</w:t>
-      </w:r>
-    </w:p>
-    <w:p>
-      <w:pPr>
-        <w:spacing w:line="276" w:lineRule="auto"/>
-        <w:ind w:left="993" w:firstLine="423"/>
-        <w:rPr>
-          <w:sz w:val="24"/>
-          <w:szCs w:val="24"/>
-        </w:rPr>
-      </w:pPr>
-      <w:r>
-        <w:rPr>
-          <w:sz w:val="24"/>
-          <w:szCs w:val="24"/>
-        </w:rPr>
-        <w:t>El precio del auspicio se establece a partir de los costos necesarios para producir y distribuir el lote, más un margen del 10 % destinado a garantizar la sostenibilidad económica del proyecto.</w:t>
-      </w:r>
-    </w:p>
-    <w:p>
-      <w:pPr>
-        <w:spacing w:line="276" w:lineRule="auto"/>
-        <w:ind w:left="993" w:firstLine="423"/>
-        <w:rPr>
-          <w:sz w:val="24"/>
-          <w:szCs w:val="24"/>
-        </w:rPr>
-      </w:pPr>
-      <w:r>
-        <w:rPr>
-          <w:sz w:val="24"/>
-          <w:szCs w:val="24"/>
-        </w:rPr>
-        <w:t>Además, Free Know podrá comercializar una parte de los libros sin publicidad. En estos casos, el precio de venta será determinado a partir de los costos correspondientes y el margen establecido</w:t>
+        <w:ind w:left="709" w:hanging="283"/>
+        <w:rPr>
+          <w:rFonts w:ascii="Arial" w:hAnsi="Arial" w:cs="Arial"/>
+          <w:sz w:val="24"/>
+          <w:szCs w:val="24"/>
+          <w:lang w:val="es-ES"/>
+        </w:rPr>
+      </w:pPr>
+      <w:commentRangeStart w:id="10"/>
+      <w:r>
+        <w:rPr>
+          <w:rFonts w:ascii="Arial" w:hAnsi="Arial" w:cs="Arial"/>
+          <w:sz w:val="24"/>
+          <w:szCs w:val="24"/>
+          <w:lang w:val="es-ES"/>
+        </w:rPr>
+        <w:t>Costos</w:t>
       </w:r>
     </w:p>
     <w:p>
       <w:pPr>
         <w:pStyle w:val="Prrafodelista"/>
-        <w:spacing w:line="276" w:lineRule="auto"/>
-        <w:ind w:left="993" w:firstLine="423"/>
-        <w:jc w:val="both"/>
-        <w:rPr>
-          <w:rFonts w:ascii="Arial" w:hAnsi="Arial" w:cs="Arial"/>
-          <w:sz w:val="24"/>
-          <w:szCs w:val="24"/>
-        </w:rPr>
-      </w:pPr>
+        <w:numPr>
+          <w:ilvl w:val="0"/>
+          <w:numId w:val="14"/>
+        </w:numPr>
+        <w:spacing w:after="0" w:line="276" w:lineRule="auto"/>
+        <w:rPr>
+          <w:rFonts w:ascii="Arial" w:hAnsi="Arial" w:cs="Arial"/>
+          <w:b/>
+          <w:bCs/>
+          <w:sz w:val="24"/>
+          <w:szCs w:val="24"/>
+          <w:highlight w:val="cyan"/>
+          <w:lang w:val="es-ES"/>
+        </w:rPr>
+        <w:sectPr>
+          <w:type w:val="continuous"/>
+          <w:pgSz w:w="11905" w:h="16840"/>
+          <w:pgMar w:top="1440" w:right="1440" w:bottom="1440" w:left="1440" w:header="748" w:footer="709" w:gutter="0"/>
+          <w:cols w:space="720"/>
+        </w:sectPr>
+      </w:pPr>
+    </w:p>
+    <w:p>
+      <w:pPr>
+        <w:pStyle w:val="Prrafodelista"/>
+        <w:numPr>
+          <w:ilvl w:val="0"/>
+          <w:numId w:val="14"/>
+        </w:numPr>
+        <w:spacing w:after="0" w:line="276" w:lineRule="auto"/>
+        <w:rPr>
+          <w:rFonts w:ascii="Arial" w:hAnsi="Arial" w:cs="Arial"/>
+          <w:b/>
+          <w:bCs/>
+          <w:sz w:val="24"/>
+          <w:szCs w:val="24"/>
+          <w:highlight w:val="cyan"/>
+          <w:lang w:val="es-ES"/>
+        </w:rPr>
+      </w:pPr>
+      <w:r>
+        <w:rPr>
+          <w:rFonts w:ascii="Arial" w:hAnsi="Arial" w:cs="Arial"/>
+          <w:b/>
+          <w:bCs/>
+          <w:sz w:val="24"/>
+          <w:szCs w:val="24"/>
+          <w:highlight w:val="cyan"/>
+          <w:lang w:val="es-ES"/>
+        </w:rPr>
+        <w:t>Costo de Producción</w:t>
+      </w:r>
+    </w:p>
+    <w:p>
+      <w:pPr>
+        <w:pStyle w:val="Prrafodelista"/>
+        <w:numPr>
+          <w:ilvl w:val="0"/>
+          <w:numId w:val="14"/>
+        </w:numPr>
+        <w:spacing w:after="0" w:line="276" w:lineRule="auto"/>
+        <w:rPr>
+          <w:rFonts w:ascii="Arial" w:hAnsi="Arial" w:cs="Arial"/>
+          <w:sz w:val="24"/>
+          <w:szCs w:val="24"/>
+          <w:highlight w:val="cyan"/>
+          <w:lang w:val="es-ES"/>
+        </w:rPr>
+      </w:pPr>
+      <w:r>
+        <w:rPr>
+          <w:rFonts w:ascii="Arial" w:hAnsi="Arial" w:cs="Arial"/>
+          <w:sz w:val="24"/>
+          <w:szCs w:val="24"/>
+          <w:highlight w:val="cyan"/>
+          <w:lang w:val="es-ES"/>
+        </w:rPr>
+        <w:t>$100 tinta agua</w:t>
+      </w:r>
+    </w:p>
+    <w:p>
+      <w:pPr>
+        <w:pStyle w:val="Prrafodelista"/>
+        <w:numPr>
+          <w:ilvl w:val="0"/>
+          <w:numId w:val="14"/>
+        </w:numPr>
+        <w:spacing w:after="0" w:line="276" w:lineRule="auto"/>
+        <w:rPr>
+          <w:rFonts w:ascii="Arial" w:hAnsi="Arial" w:cs="Arial"/>
+          <w:sz w:val="24"/>
+          <w:szCs w:val="24"/>
+          <w:highlight w:val="cyan"/>
+          <w:lang w:val="es-ES"/>
+        </w:rPr>
+      </w:pPr>
+      <w:r>
+        <w:rPr>
+          <w:rFonts w:ascii="Arial" w:hAnsi="Arial" w:cs="Arial"/>
+          <w:sz w:val="24"/>
+          <w:szCs w:val="24"/>
+          <w:highlight w:val="cyan"/>
+          <w:lang w:val="es-ES"/>
+        </w:rPr>
+        <w:t>$5000 hojas recicladas + 5% por margen de error</w:t>
+      </w:r>
+    </w:p>
+    <w:p>
+      <w:pPr>
+        <w:pStyle w:val="Prrafodelista"/>
+        <w:numPr>
+          <w:ilvl w:val="0"/>
+          <w:numId w:val="14"/>
+        </w:numPr>
+        <w:spacing w:after="0" w:line="276" w:lineRule="auto"/>
+        <w:rPr>
+          <w:rFonts w:ascii="Arial" w:hAnsi="Arial" w:cs="Arial"/>
+          <w:sz w:val="24"/>
+          <w:szCs w:val="24"/>
+          <w:highlight w:val="cyan"/>
+          <w:lang w:val="es-ES"/>
+        </w:rPr>
+      </w:pPr>
+      <w:r>
+        <w:rPr>
+          <w:rFonts w:ascii="Arial" w:hAnsi="Arial" w:cs="Arial"/>
+          <w:sz w:val="24"/>
+          <w:szCs w:val="24"/>
+          <w:highlight w:val="cyan"/>
+          <w:lang w:val="es-ES"/>
+        </w:rPr>
+        <w:t>$80 tapa contratapa</w:t>
+      </w:r>
+    </w:p>
+    <w:p>
+      <w:pPr>
+        <w:pStyle w:val="Prrafodelista"/>
+        <w:numPr>
+          <w:ilvl w:val="0"/>
+          <w:numId w:val="14"/>
+        </w:numPr>
+        <w:spacing w:after="0" w:line="276" w:lineRule="auto"/>
+        <w:rPr>
+          <w:rFonts w:ascii="Arial" w:hAnsi="Arial" w:cs="Arial"/>
+          <w:sz w:val="24"/>
+          <w:szCs w:val="24"/>
+          <w:highlight w:val="cyan"/>
+          <w:lang w:val="es-ES"/>
+        </w:rPr>
+      </w:pPr>
+      <w:r>
+        <w:rPr>
+          <w:rFonts w:ascii="Arial" w:hAnsi="Arial" w:cs="Arial"/>
+          <w:sz w:val="24"/>
+          <w:szCs w:val="24"/>
+          <w:highlight w:val="cyan"/>
+          <w:lang w:val="es-ES"/>
+        </w:rPr>
+        <w:t xml:space="preserve">$10 almacenamiento (bodega) </w:t>
+      </w:r>
+    </w:p>
+    <w:p>
+      <w:pPr>
+        <w:pStyle w:val="Prrafodelista"/>
+        <w:numPr>
+          <w:ilvl w:val="0"/>
+          <w:numId w:val="14"/>
+        </w:numPr>
+        <w:spacing w:after="0" w:line="276" w:lineRule="auto"/>
+        <w:rPr>
+          <w:rFonts w:ascii="Arial" w:hAnsi="Arial" w:cs="Arial"/>
+          <w:sz w:val="24"/>
+          <w:szCs w:val="24"/>
+          <w:highlight w:val="cyan"/>
+          <w:lang w:val="es-ES"/>
+        </w:rPr>
+      </w:pPr>
+      <w:r>
+        <w:rPr>
+          <w:rFonts w:ascii="Arial" w:hAnsi="Arial" w:cs="Arial"/>
+          <w:sz w:val="24"/>
+          <w:szCs w:val="24"/>
+          <w:highlight w:val="cyan"/>
+          <w:lang w:val="es-ES"/>
+        </w:rPr>
+        <w:t>$2500 mantenimiento impresora (5% de su valor, sin contar depreciación)</w:t>
+      </w:r>
+    </w:p>
+    <w:p>
+      <w:pPr>
+        <w:pStyle w:val="Prrafodelista"/>
+        <w:numPr>
+          <w:ilvl w:val="0"/>
+          <w:numId w:val="14"/>
+        </w:numPr>
+        <w:spacing w:after="0" w:line="276" w:lineRule="auto"/>
+        <w:rPr>
+          <w:rFonts w:ascii="Arial" w:hAnsi="Arial" w:cs="Arial"/>
+          <w:sz w:val="24"/>
+          <w:szCs w:val="24"/>
+          <w:highlight w:val="cyan"/>
+          <w:lang w:val="es-ES"/>
+        </w:rPr>
+      </w:pPr>
+      <w:r>
+        <w:rPr>
+          <w:rFonts w:ascii="Arial" w:hAnsi="Arial" w:cs="Arial"/>
+          <w:sz w:val="24"/>
+          <w:szCs w:val="24"/>
+          <w:highlight w:val="cyan"/>
+          <w:lang w:val="es-ES"/>
+        </w:rPr>
+        <w:t>$10 software diseño</w:t>
+      </w:r>
+    </w:p>
+    <w:p>
+      <w:pPr>
+        <w:pStyle w:val="Prrafodelista"/>
+        <w:numPr>
+          <w:ilvl w:val="0"/>
+          <w:numId w:val="14"/>
+        </w:numPr>
+        <w:spacing w:after="0" w:line="276" w:lineRule="auto"/>
+        <w:rPr>
+          <w:rFonts w:ascii="Arial" w:hAnsi="Arial" w:cs="Arial"/>
+          <w:sz w:val="24"/>
+          <w:szCs w:val="24"/>
+          <w:highlight w:val="cyan"/>
+          <w:lang w:val="es-ES"/>
+        </w:rPr>
+      </w:pPr>
+      <w:r>
+        <w:rPr>
+          <w:rFonts w:ascii="Arial" w:hAnsi="Arial" w:cs="Arial"/>
+          <w:sz w:val="24"/>
+          <w:szCs w:val="24"/>
+          <w:highlight w:val="cyan"/>
+          <w:lang w:val="es-ES"/>
+        </w:rPr>
+        <w:t>$1500 mantenimiento encuadre</w:t>
+      </w:r>
+    </w:p>
+    <w:p>
+      <w:pPr>
+        <w:pStyle w:val="Prrafodelista"/>
+        <w:spacing w:after="0" w:line="276" w:lineRule="auto"/>
+        <w:ind w:left="1290"/>
+        <w:rPr>
+          <w:rFonts w:ascii="Arial" w:hAnsi="Arial" w:cs="Arial"/>
+          <w:sz w:val="24"/>
+          <w:szCs w:val="24"/>
+          <w:highlight w:val="cyan"/>
+          <w:lang w:val="es-ES"/>
+        </w:rPr>
+      </w:pPr>
+    </w:p>
+    <w:p>
+      <w:pPr>
+        <w:pStyle w:val="Prrafodelista"/>
+        <w:numPr>
+          <w:ilvl w:val="0"/>
+          <w:numId w:val="14"/>
+        </w:numPr>
+        <w:spacing w:after="0" w:line="276" w:lineRule="auto"/>
+        <w:rPr>
+          <w:rFonts w:ascii="Arial" w:hAnsi="Arial" w:cs="Arial"/>
+          <w:sz w:val="24"/>
+          <w:szCs w:val="24"/>
+          <w:highlight w:val="cyan"/>
+          <w:lang w:val="es-ES"/>
+        </w:rPr>
+      </w:pPr>
+      <w:r>
+        <w:rPr>
+          <w:rFonts w:ascii="Arial" w:hAnsi="Arial" w:cs="Arial"/>
+          <w:sz w:val="24"/>
+          <w:szCs w:val="24"/>
+          <w:highlight w:val="cyan"/>
+          <w:lang w:val="es-ES"/>
+        </w:rPr>
+        <w:t>$100 herramientas extras</w:t>
+      </w:r>
+    </w:p>
+    <w:p>
+      <w:pPr>
+        <w:pStyle w:val="Prrafodelista"/>
+        <w:numPr>
+          <w:ilvl w:val="0"/>
+          <w:numId w:val="14"/>
+        </w:numPr>
+        <w:spacing w:after="0" w:line="276" w:lineRule="auto"/>
+        <w:rPr>
+          <w:rFonts w:ascii="Arial" w:hAnsi="Arial" w:cs="Arial"/>
+          <w:sz w:val="24"/>
+          <w:szCs w:val="24"/>
+          <w:highlight w:val="cyan"/>
+          <w:lang w:val="es-ES"/>
+        </w:rPr>
+      </w:pPr>
+      <w:r>
+        <w:rPr>
+          <w:rFonts w:ascii="Arial" w:hAnsi="Arial" w:cs="Arial"/>
+          <w:sz w:val="24"/>
+          <w:szCs w:val="24"/>
+          <w:highlight w:val="cyan"/>
+          <w:lang w:val="es-ES"/>
+        </w:rPr>
+        <w:t>$9,55 c/libro0</w:t>
+      </w:r>
+    </w:p>
+    <w:p>
+      <w:pPr>
+        <w:pStyle w:val="Prrafodelista"/>
+        <w:numPr>
+          <w:ilvl w:val="0"/>
+          <w:numId w:val="14"/>
+        </w:numPr>
+        <w:spacing w:after="0" w:line="276" w:lineRule="auto"/>
+        <w:rPr>
+          <w:rFonts w:ascii="Arial" w:hAnsi="Arial" w:cs="Arial"/>
+          <w:sz w:val="24"/>
+          <w:szCs w:val="24"/>
+          <w:highlight w:val="cyan"/>
+          <w:lang w:val="es-ES"/>
+        </w:rPr>
+      </w:pPr>
+      <w:r>
+        <w:rPr>
+          <w:rFonts w:ascii="Arial" w:hAnsi="Arial" w:cs="Arial"/>
+          <w:sz w:val="24"/>
+          <w:szCs w:val="24"/>
+          <w:highlight w:val="cyan"/>
+          <w:lang w:val="es-ES"/>
+        </w:rPr>
+        <w:t>10u $95,5</w:t>
+      </w:r>
+    </w:p>
+    <w:p>
+      <w:pPr>
+        <w:pStyle w:val="Prrafodelista"/>
+        <w:numPr>
+          <w:ilvl w:val="0"/>
+          <w:numId w:val="14"/>
+        </w:numPr>
+        <w:spacing w:after="0" w:line="276" w:lineRule="auto"/>
+        <w:rPr>
+          <w:rFonts w:ascii="Arial" w:hAnsi="Arial" w:cs="Arial"/>
+          <w:sz w:val="24"/>
+          <w:szCs w:val="24"/>
+          <w:highlight w:val="cyan"/>
+          <w:lang w:val="es-ES"/>
+        </w:rPr>
+      </w:pPr>
+      <w:r>
+        <w:rPr>
+          <w:rFonts w:ascii="Arial" w:hAnsi="Arial" w:cs="Arial"/>
+          <w:sz w:val="24"/>
+          <w:szCs w:val="24"/>
+          <w:highlight w:val="cyan"/>
+          <w:lang w:val="es-ES"/>
+        </w:rPr>
+        <w:t>100u $955</w:t>
+      </w:r>
+    </w:p>
+    <w:p>
+      <w:pPr>
+        <w:pStyle w:val="Prrafodelista"/>
+        <w:numPr>
+          <w:ilvl w:val="0"/>
+          <w:numId w:val="14"/>
+        </w:numPr>
+        <w:spacing w:after="0" w:line="276" w:lineRule="auto"/>
+        <w:rPr>
+          <w:rFonts w:ascii="Arial" w:hAnsi="Arial" w:cs="Arial"/>
+          <w:sz w:val="24"/>
+          <w:szCs w:val="24"/>
+          <w:lang w:val="es-ES"/>
+        </w:rPr>
+      </w:pPr>
+      <w:r>
+        <w:rPr>
+          <w:rFonts w:ascii="Arial" w:hAnsi="Arial" w:cs="Arial"/>
+          <w:sz w:val="24"/>
+          <w:szCs w:val="24"/>
+          <w:highlight w:val="cyan"/>
+          <w:lang w:val="es-ES"/>
+        </w:rPr>
+        <w:t>1000u</w:t>
+      </w:r>
+      <w:r>
+        <w:rPr>
+          <w:rFonts w:ascii="Arial" w:hAnsi="Arial" w:cs="Arial"/>
+          <w:sz w:val="24"/>
+          <w:szCs w:val="24"/>
+          <w:lang w:val="es-ES"/>
+        </w:rPr>
+        <w:t xml:space="preserve"> </w:t>
+      </w:r>
+      <w:r>
+        <w:rPr>
+          <w:rFonts w:ascii="Arial" w:hAnsi="Arial" w:cs="Arial"/>
+          <w:sz w:val="24"/>
+          <w:szCs w:val="24"/>
+          <w:highlight w:val="cyan"/>
+          <w:lang w:val="es-ES"/>
+        </w:rPr>
+        <w:t>$9550</w:t>
+      </w:r>
+      <w:r>
+        <w:rPr>
+          <w:rFonts w:ascii="Arial" w:hAnsi="Arial" w:cs="Arial"/>
+          <w:sz w:val="24"/>
+          <w:szCs w:val="24"/>
+          <w:lang w:val="es-ES"/>
+        </w:rPr>
+        <w:t xml:space="preserve"> (un Lote)</w:t>
+      </w:r>
+    </w:p>
+    <w:p>
+      <w:pPr>
+        <w:pStyle w:val="Prrafodelista"/>
+        <w:numPr>
+          <w:ilvl w:val="0"/>
+          <w:numId w:val="14"/>
+        </w:numPr>
+        <w:spacing w:after="0" w:line="276" w:lineRule="auto"/>
+        <w:rPr>
+          <w:rFonts w:ascii="Arial" w:hAnsi="Arial" w:cs="Arial"/>
+          <w:sz w:val="24"/>
+          <w:szCs w:val="24"/>
+          <w:highlight w:val="cyan"/>
+          <w:lang w:val="es-ES"/>
+        </w:rPr>
+      </w:pPr>
+      <w:r>
+        <w:rPr>
+          <w:rFonts w:ascii="Arial" w:hAnsi="Arial" w:cs="Arial"/>
+          <w:sz w:val="24"/>
+          <w:szCs w:val="24"/>
+          <w:highlight w:val="cyan"/>
+          <w:lang w:val="es-ES"/>
+        </w:rPr>
+        <w:t xml:space="preserve">10000u $95500 </w:t>
+      </w:r>
+    </w:p>
+    <w:p>
+      <w:pPr>
+        <w:spacing w:after="0" w:line="276" w:lineRule="auto"/>
+        <w:ind w:left="0" w:firstLine="0"/>
+        <w:rPr>
+          <w:sz w:val="24"/>
+          <w:szCs w:val="24"/>
+          <w:highlight w:val="cyan"/>
+          <w:lang w:val="es-ES"/>
+        </w:rPr>
+      </w:pPr>
+    </w:p>
+    <w:p>
+      <w:pPr>
+        <w:pStyle w:val="Prrafodelista"/>
+        <w:numPr>
+          <w:ilvl w:val="0"/>
+          <w:numId w:val="14"/>
+        </w:numPr>
+        <w:spacing w:after="0" w:line="276" w:lineRule="auto"/>
+        <w:rPr>
+          <w:rFonts w:ascii="Arial" w:hAnsi="Arial" w:cs="Arial"/>
+          <w:b/>
+          <w:bCs/>
+          <w:sz w:val="24"/>
+          <w:szCs w:val="24"/>
+          <w:lang w:val="es-ES"/>
+        </w:rPr>
+      </w:pPr>
+      <w:r>
+        <w:rPr>
+          <w:rFonts w:ascii="Arial" w:hAnsi="Arial" w:cs="Arial"/>
+          <w:b/>
+          <w:bCs/>
+          <w:sz w:val="24"/>
+          <w:szCs w:val="24"/>
+          <w:highlight w:val="cyan"/>
+          <w:lang w:val="es-ES"/>
+        </w:rPr>
+        <w:lastRenderedPageBreak/>
+        <w:t>Costo Producción</w:t>
+      </w:r>
+      <w:r>
+        <w:rPr>
+          <w:rFonts w:ascii="Arial" w:hAnsi="Arial" w:cs="Arial"/>
+          <w:b/>
+          <w:bCs/>
+          <w:sz w:val="24"/>
+          <w:szCs w:val="24"/>
+          <w:lang w:val="es-ES"/>
+        </w:rPr>
+        <w:t xml:space="preserve"> + </w:t>
+      </w:r>
+      <w:r>
+        <w:rPr>
+          <w:rFonts w:ascii="Arial" w:hAnsi="Arial" w:cs="Arial"/>
+          <w:b/>
+          <w:bCs/>
+          <w:sz w:val="24"/>
+          <w:szCs w:val="24"/>
+          <w:highlight w:val="magenta"/>
+          <w:lang w:val="es-ES"/>
+        </w:rPr>
+        <w:t>Gastos Operativos</w:t>
+      </w:r>
+    </w:p>
+    <w:p>
+      <w:pPr>
+        <w:pStyle w:val="Prrafodelista"/>
+        <w:numPr>
+          <w:ilvl w:val="0"/>
+          <w:numId w:val="14"/>
+        </w:numPr>
+        <w:spacing w:after="0" w:line="276" w:lineRule="auto"/>
+        <w:rPr>
+          <w:rFonts w:ascii="Arial" w:hAnsi="Arial" w:cs="Arial"/>
+          <w:sz w:val="24"/>
+          <w:szCs w:val="24"/>
+          <w:highlight w:val="magenta"/>
+          <w:lang w:val="es-ES"/>
+        </w:rPr>
+      </w:pPr>
+      <w:r>
+        <w:rPr>
+          <w:rFonts w:ascii="Arial" w:hAnsi="Arial" w:cs="Arial"/>
+          <w:sz w:val="24"/>
+          <w:szCs w:val="24"/>
+          <w:highlight w:val="magenta"/>
+          <w:lang w:val="es-ES"/>
+        </w:rPr>
+        <w:t>$60 alquiler</w:t>
+      </w:r>
+    </w:p>
+    <w:p>
+      <w:pPr>
+        <w:pStyle w:val="Prrafodelista"/>
+        <w:numPr>
+          <w:ilvl w:val="0"/>
+          <w:numId w:val="14"/>
+        </w:numPr>
+        <w:spacing w:after="0" w:line="276" w:lineRule="auto"/>
+        <w:rPr>
+          <w:rFonts w:ascii="Arial" w:hAnsi="Arial" w:cs="Arial"/>
+          <w:sz w:val="24"/>
+          <w:szCs w:val="24"/>
+          <w:highlight w:val="magenta"/>
+          <w:lang w:val="es-ES"/>
+        </w:rPr>
+      </w:pPr>
+      <w:r>
+        <w:rPr>
+          <w:rFonts w:ascii="Arial" w:hAnsi="Arial" w:cs="Arial"/>
+          <w:sz w:val="24"/>
+          <w:szCs w:val="24"/>
+          <w:highlight w:val="magenta"/>
+          <w:lang w:val="es-ES"/>
+        </w:rPr>
+        <w:t>$40 transporte</w:t>
+      </w:r>
+    </w:p>
+    <w:p>
+      <w:pPr>
+        <w:pStyle w:val="Prrafodelista"/>
+        <w:numPr>
+          <w:ilvl w:val="0"/>
+          <w:numId w:val="14"/>
+        </w:numPr>
+        <w:spacing w:after="0" w:line="276" w:lineRule="auto"/>
+        <w:rPr>
+          <w:rFonts w:ascii="Arial" w:hAnsi="Arial" w:cs="Arial"/>
+          <w:sz w:val="24"/>
+          <w:szCs w:val="24"/>
+          <w:highlight w:val="magenta"/>
+          <w:lang w:val="es-ES"/>
+        </w:rPr>
+      </w:pPr>
+      <w:r>
+        <w:rPr>
+          <w:rFonts w:ascii="Arial" w:hAnsi="Arial" w:cs="Arial"/>
+          <w:sz w:val="24"/>
+          <w:szCs w:val="24"/>
+          <w:highlight w:val="magenta"/>
+          <w:lang w:val="es-ES"/>
+        </w:rPr>
+        <w:t>$10 luz, wifi, agua</w:t>
+      </w:r>
+    </w:p>
+    <w:p>
+      <w:pPr>
+        <w:pStyle w:val="Prrafodelista"/>
+        <w:numPr>
+          <w:ilvl w:val="0"/>
+          <w:numId w:val="14"/>
+        </w:numPr>
+        <w:spacing w:after="0" w:line="276" w:lineRule="auto"/>
+        <w:rPr>
+          <w:rFonts w:ascii="Arial" w:hAnsi="Arial" w:cs="Arial"/>
+          <w:sz w:val="24"/>
+          <w:szCs w:val="24"/>
+          <w:highlight w:val="magenta"/>
+          <w:lang w:val="es-ES"/>
+        </w:rPr>
+      </w:pPr>
+      <w:r>
+        <w:rPr>
+          <w:rFonts w:ascii="Arial" w:hAnsi="Arial" w:cs="Arial"/>
+          <w:sz w:val="24"/>
+          <w:szCs w:val="24"/>
+          <w:highlight w:val="magenta"/>
+          <w:lang w:val="es-ES"/>
+        </w:rPr>
+        <w:t>$5 cuentas bancarias</w:t>
+      </w:r>
+    </w:p>
+    <w:p>
+      <w:pPr>
+        <w:pStyle w:val="Prrafodelista"/>
+        <w:numPr>
+          <w:ilvl w:val="0"/>
+          <w:numId w:val="14"/>
+        </w:numPr>
+        <w:spacing w:after="0" w:line="276" w:lineRule="auto"/>
+        <w:rPr>
+          <w:rFonts w:ascii="Arial" w:hAnsi="Arial" w:cs="Arial"/>
+          <w:b/>
+          <w:bCs/>
+          <w:sz w:val="24"/>
+          <w:szCs w:val="24"/>
+          <w:highlight w:val="green"/>
+          <w:lang w:val="es-ES"/>
+        </w:rPr>
+        <w:sectPr>
+          <w:type w:val="continuous"/>
+          <w:pgSz w:w="11905" w:h="16840"/>
+          <w:pgMar w:top="1440" w:right="1440" w:bottom="1440" w:left="1440" w:header="748" w:footer="709" w:gutter="0"/>
+          <w:cols w:num="2" w:space="720"/>
+        </w:sectPr>
+      </w:pPr>
+      <w:r>
+        <w:rPr>
+          <w:rFonts w:ascii="Arial" w:hAnsi="Arial" w:cs="Arial"/>
+          <w:sz w:val="24"/>
+          <w:szCs w:val="24"/>
+          <w:highlight w:val="magenta"/>
+          <w:lang w:val="es-ES"/>
+        </w:rPr>
+        <w:t>$5 dominio página web</w:t>
+      </w:r>
+    </w:p>
+    <w:p>
+      <w:pPr>
+        <w:pStyle w:val="Prrafodelista"/>
+        <w:numPr>
+          <w:ilvl w:val="0"/>
+          <w:numId w:val="14"/>
+        </w:numPr>
+        <w:spacing w:after="0" w:line="276" w:lineRule="auto"/>
+        <w:rPr>
+          <w:rFonts w:ascii="Arial" w:hAnsi="Arial" w:cs="Arial"/>
+          <w:b/>
+          <w:bCs/>
+          <w:sz w:val="24"/>
+          <w:szCs w:val="24"/>
+          <w:highlight w:val="green"/>
+          <w:lang w:val="es-ES"/>
+        </w:rPr>
+      </w:pPr>
+      <w:r>
+        <w:rPr>
+          <w:rFonts w:ascii="Arial" w:hAnsi="Arial" w:cs="Arial"/>
+          <w:b/>
+          <w:bCs/>
+          <w:sz w:val="24"/>
+          <w:szCs w:val="24"/>
+          <w:highlight w:val="green"/>
+          <w:lang w:val="es-ES"/>
+        </w:rPr>
+        <w:t>Margen de Ganancia (10%)</w:t>
+      </w:r>
+    </w:p>
+    <w:p>
+      <w:pPr>
+        <w:pStyle w:val="Prrafodelista"/>
+        <w:numPr>
+          <w:ilvl w:val="0"/>
+          <w:numId w:val="14"/>
+        </w:numPr>
+        <w:spacing w:after="0" w:line="276" w:lineRule="auto"/>
+        <w:rPr>
+          <w:rFonts w:ascii="Arial" w:hAnsi="Arial" w:cs="Arial"/>
+          <w:b/>
+          <w:bCs/>
+          <w:sz w:val="24"/>
+          <w:szCs w:val="24"/>
+          <w:highlight w:val="green"/>
+          <w:lang w:val="es-ES"/>
+        </w:rPr>
+      </w:pPr>
+      <w:r>
+        <w:rPr>
+          <w:rFonts w:ascii="Arial" w:hAnsi="Arial" w:cs="Arial"/>
+          <w:b/>
+          <w:bCs/>
+          <w:sz w:val="24"/>
+          <w:szCs w:val="24"/>
+          <w:highlight w:val="green"/>
+          <w:lang w:val="es-ES"/>
+        </w:rPr>
+        <w:t>9670*10% = ‘967’</w:t>
+      </w:r>
+    </w:p>
+    <w:p>
+      <w:pPr>
+        <w:pStyle w:val="Prrafodelista"/>
+        <w:numPr>
+          <w:ilvl w:val="0"/>
+          <w:numId w:val="14"/>
+        </w:numPr>
+        <w:spacing w:after="0" w:line="276" w:lineRule="auto"/>
+        <w:rPr>
+          <w:rFonts w:ascii="Arial" w:hAnsi="Arial" w:cs="Arial"/>
+          <w:b/>
+          <w:bCs/>
+          <w:sz w:val="24"/>
+          <w:szCs w:val="24"/>
+          <w:highlight w:val="yellow"/>
+          <w:lang w:val="es-ES"/>
+        </w:rPr>
+      </w:pPr>
+      <w:r>
+        <w:rPr>
+          <w:rFonts w:ascii="Arial" w:hAnsi="Arial" w:cs="Arial"/>
+          <w:b/>
+          <w:bCs/>
+          <w:sz w:val="24"/>
+          <w:szCs w:val="24"/>
+          <w:highlight w:val="yellow"/>
+          <w:lang w:val="es-ES"/>
+        </w:rPr>
+        <w:t>Precio de</w:t>
+      </w:r>
+      <w:r>
+        <w:rPr>
+          <w:rFonts w:ascii="Arial" w:hAnsi="Arial" w:cs="Arial"/>
+          <w:b/>
+          <w:bCs/>
+          <w:sz w:val="24"/>
+          <w:szCs w:val="24"/>
+          <w:highlight w:val="yellow"/>
+          <w:lang w:val="es-ES"/>
+        </w:rPr>
+        <w:t xml:space="preserve"> Producci</w:t>
+      </w:r>
+      <w:r>
+        <w:rPr>
+          <w:rFonts w:ascii="Arial" w:hAnsi="Arial" w:cs="Arial"/>
+          <w:b/>
+          <w:bCs/>
+          <w:sz w:val="24"/>
+          <w:szCs w:val="24"/>
+          <w:highlight w:val="yellow"/>
+          <w:lang w:val="es-ES"/>
+        </w:rPr>
+        <w:t>ó</w:t>
+      </w:r>
+      <w:r>
+        <w:rPr>
+          <w:rFonts w:ascii="Arial" w:hAnsi="Arial" w:cs="Arial"/>
+          <w:b/>
+          <w:bCs/>
+          <w:sz w:val="24"/>
+          <w:szCs w:val="24"/>
+          <w:highlight w:val="yellow"/>
+          <w:lang w:val="es-ES"/>
+        </w:rPr>
+        <w:t>n Total</w:t>
+      </w:r>
+    </w:p>
+    <w:p>
+      <w:pPr>
+        <w:pStyle w:val="Prrafodelista"/>
+        <w:numPr>
+          <w:ilvl w:val="0"/>
+          <w:numId w:val="14"/>
+        </w:numPr>
+        <w:spacing w:after="0" w:line="276" w:lineRule="auto"/>
+        <w:rPr>
+          <w:rFonts w:ascii="Arial" w:hAnsi="Arial" w:cs="Arial"/>
+          <w:sz w:val="24"/>
+          <w:szCs w:val="24"/>
+          <w:highlight w:val="yellow"/>
+          <w:lang w:val="es-ES"/>
+        </w:rPr>
+      </w:pPr>
+      <w:r>
+        <w:rPr>
+          <w:rFonts w:ascii="Arial" w:hAnsi="Arial" w:cs="Arial"/>
+          <w:sz w:val="24"/>
+          <w:szCs w:val="24"/>
+          <w:highlight w:val="yellow"/>
+          <w:lang w:val="es-ES"/>
+        </w:rPr>
+        <w:t>$10,63 c/libro</w:t>
+      </w:r>
+    </w:p>
+    <w:p>
+      <w:pPr>
+        <w:pStyle w:val="Prrafodelista"/>
+        <w:numPr>
+          <w:ilvl w:val="0"/>
+          <w:numId w:val="14"/>
+        </w:numPr>
+        <w:spacing w:after="0" w:line="276" w:lineRule="auto"/>
+        <w:rPr>
+          <w:rFonts w:ascii="Arial" w:hAnsi="Arial" w:cs="Arial"/>
+          <w:sz w:val="24"/>
+          <w:szCs w:val="24"/>
+          <w:highlight w:val="yellow"/>
+          <w:lang w:val="es-ES"/>
+        </w:rPr>
+      </w:pPr>
+      <w:r>
+        <w:rPr>
+          <w:rFonts w:ascii="Arial" w:hAnsi="Arial" w:cs="Arial"/>
+          <w:sz w:val="24"/>
+          <w:szCs w:val="24"/>
+          <w:highlight w:val="yellow"/>
+          <w:lang w:val="es-ES"/>
+        </w:rPr>
+        <w:t>10u $106,37</w:t>
+      </w:r>
+    </w:p>
+    <w:p>
+      <w:pPr>
+        <w:pStyle w:val="Prrafodelista"/>
+        <w:numPr>
+          <w:ilvl w:val="0"/>
+          <w:numId w:val="14"/>
+        </w:numPr>
+        <w:spacing w:after="0" w:line="276" w:lineRule="auto"/>
+        <w:rPr>
+          <w:rFonts w:ascii="Arial" w:hAnsi="Arial" w:cs="Arial"/>
+          <w:sz w:val="24"/>
+          <w:szCs w:val="24"/>
+          <w:highlight w:val="yellow"/>
+          <w:lang w:val="es-ES"/>
+        </w:rPr>
+      </w:pPr>
+      <w:r>
+        <w:rPr>
+          <w:rFonts w:ascii="Arial" w:hAnsi="Arial" w:cs="Arial"/>
+          <w:sz w:val="24"/>
+          <w:szCs w:val="24"/>
+          <w:highlight w:val="yellow"/>
+          <w:lang w:val="es-ES"/>
+        </w:rPr>
+        <w:t>100u $1.063,7</w:t>
+      </w:r>
     </w:p>
     <w:p>
       <w:pPr>
@@ -4327,736 +5174,12 @@
           <w:numId w:val="14"/>
         </w:numPr>
         <w:spacing w:line="276" w:lineRule="auto"/>
-        <w:ind w:left="993"/>
-        <w:jc w:val="both"/>
-        <w:rPr>
-          <w:rFonts w:ascii="Arial" w:hAnsi="Arial" w:cs="Arial"/>
-          <w:sz w:val="24"/>
-          <w:szCs w:val="24"/>
-          <w:lang w:val="es-ES"/>
-        </w:rPr>
-      </w:pPr>
-      <w:r>
-        <w:rPr>
-          <w:rFonts w:ascii="Arial" w:hAnsi="Arial" w:cs="Arial"/>
-          <w:sz w:val="24"/>
-          <w:szCs w:val="24"/>
-          <w:lang w:val="es-ES"/>
-        </w:rPr>
-        <w:t xml:space="preserve">Punto de venta: </w:t>
-      </w:r>
-      <w:r>
-        <w:rPr>
-          <w:rFonts w:ascii="Arial" w:hAnsi="Arial" w:cs="Arial"/>
-          <w:sz w:val="24"/>
-          <w:szCs w:val="24"/>
-        </w:rPr>
-        <w:t xml:space="preserve">Free Know realizará la venta y distribución de los libros de manera directa, sin intermediarios en la etapa inicial. Los libros destinados a la venta serán entregados directamente a los compradores, mientras que </w:t>
-      </w:r>
-      <w:r>
-        <w:rPr>
-          <w:rFonts w:ascii="Arial" w:hAnsi="Arial" w:cs="Arial"/>
-          <w:sz w:val="24"/>
-          <w:szCs w:val="24"/>
-        </w:rPr>
-        <w:lastRenderedPageBreak/>
-        <w:t>los ejemplares destinados a donación serán enviados directamente a las personas o instituciones beneficiarias.</w:t>
-      </w:r>
-    </w:p>
-    <w:p>
-      <w:pPr>
-        <w:pStyle w:val="Prrafodelista"/>
-        <w:spacing w:line="276" w:lineRule="auto"/>
-        <w:ind w:left="993"/>
-        <w:jc w:val="both"/>
-        <w:rPr>
-          <w:rFonts w:ascii="Arial" w:hAnsi="Arial" w:cs="Arial"/>
-          <w:sz w:val="24"/>
-          <w:szCs w:val="24"/>
-          <w:lang w:val="es-ES"/>
-        </w:rPr>
-      </w:pPr>
-    </w:p>
-    <w:p>
-      <w:pPr>
-        <w:pStyle w:val="Prrafodelista"/>
-        <w:numPr>
-          <w:ilvl w:val="0"/>
-          <w:numId w:val="14"/>
-        </w:numPr>
-        <w:spacing w:line="276" w:lineRule="auto"/>
-        <w:ind w:left="993"/>
-        <w:jc w:val="both"/>
-        <w:rPr>
-          <w:rFonts w:ascii="Arial" w:hAnsi="Arial" w:cs="Arial"/>
-          <w:sz w:val="24"/>
-          <w:szCs w:val="24"/>
-          <w:lang w:val="es-ES"/>
-        </w:rPr>
-      </w:pPr>
-      <w:r>
-        <w:rPr>
-          <w:rFonts w:ascii="Arial" w:hAnsi="Arial" w:cs="Arial"/>
-          <w:sz w:val="24"/>
-          <w:szCs w:val="24"/>
-          <w:lang w:val="es-ES"/>
-        </w:rPr>
-        <w:t>Promoción: Se realiza principalmente a través de la puesta de puntos de encuentro, donde será un contacto más personal y amigable. Luego, cuando estemos alcanzando un cierto progreso, buscaremos utilizar redes sociales y/o servicios web.</w:t>
-      </w:r>
-    </w:p>
-    <w:p>
-      <w:pPr>
-        <w:spacing w:line="276" w:lineRule="auto"/>
-        <w:rPr>
-          <w:sz w:val="24"/>
-          <w:szCs w:val="24"/>
-          <w:lang w:val="es-ES"/>
-        </w:rPr>
-        <w:sectPr>
-          <w:type w:val="continuous"/>
-          <w:pgSz w:w="11905" w:h="16840"/>
-          <w:pgMar w:top="1440" w:right="1440" w:bottom="1440" w:left="1440" w:header="748" w:footer="709" w:gutter="0"/>
-          <w:cols w:space="720"/>
-        </w:sectPr>
-      </w:pPr>
-    </w:p>
-    <w:p>
-      <w:pPr>
-        <w:pStyle w:val="Prrafodelista"/>
-        <w:numPr>
-          <w:ilvl w:val="0"/>
-          <w:numId w:val="14"/>
-        </w:numPr>
-        <w:spacing w:line="276" w:lineRule="auto"/>
-        <w:ind w:left="993"/>
-        <w:rPr>
-          <w:rFonts w:ascii="Arial" w:hAnsi="Arial" w:cs="Arial"/>
-          <w:sz w:val="24"/>
-          <w:szCs w:val="24"/>
-          <w:lang w:val="es-ES"/>
-        </w:rPr>
-      </w:pPr>
-      <w:r>
-        <w:rPr>
-          <w:rFonts w:ascii="Arial" w:hAnsi="Arial" w:cs="Arial"/>
-          <w:sz w:val="24"/>
-          <w:szCs w:val="24"/>
-          <w:lang w:val="es-ES"/>
-        </w:rPr>
-        <w:t>Costos</w:t>
-      </w:r>
-    </w:p>
-    <w:p>
-      <w:pPr>
-        <w:pStyle w:val="Prrafodelista"/>
-        <w:numPr>
-          <w:ilvl w:val="0"/>
-          <w:numId w:val="14"/>
-        </w:numPr>
-        <w:spacing w:after="0" w:line="276" w:lineRule="auto"/>
         <w:rPr>
           <w:rFonts w:ascii="Arial" w:hAnsi="Arial" w:cs="Arial"/>
           <w:b/>
           <w:bCs/>
           <w:sz w:val="24"/>
           <w:szCs w:val="24"/>
-          <w:highlight w:val="cyan"/>
-          <w:lang w:val="es-ES"/>
-        </w:rPr>
-      </w:pPr>
-      <w:r>
-        <w:rPr>
-          <w:rFonts w:ascii="Arial" w:hAnsi="Arial" w:cs="Arial"/>
-          <w:b/>
-          <w:bCs/>
-          <w:sz w:val="24"/>
-          <w:szCs w:val="24"/>
-          <w:highlight w:val="cyan"/>
-          <w:lang w:val="es-ES"/>
-        </w:rPr>
-        <w:t>Costo de Producción</w:t>
-      </w:r>
-    </w:p>
-    <w:p>
-      <w:pPr>
-        <w:pStyle w:val="Prrafodelista"/>
-        <w:numPr>
-          <w:ilvl w:val="0"/>
-          <w:numId w:val="14"/>
-        </w:numPr>
-        <w:spacing w:after="0" w:line="276" w:lineRule="auto"/>
-        <w:rPr>
-          <w:rFonts w:ascii="Arial" w:hAnsi="Arial" w:cs="Arial"/>
-          <w:sz w:val="24"/>
-          <w:szCs w:val="24"/>
-          <w:highlight w:val="cyan"/>
-          <w:lang w:val="es-ES"/>
-        </w:rPr>
-      </w:pPr>
-      <w:r>
-        <w:rPr>
-          <w:rFonts w:ascii="Arial" w:hAnsi="Arial" w:cs="Arial"/>
-          <w:sz w:val="24"/>
-          <w:szCs w:val="24"/>
-          <w:highlight w:val="cyan"/>
-          <w:lang w:val="es-ES"/>
-        </w:rPr>
-        <w:t>$100 tinta agua</w:t>
-      </w:r>
-    </w:p>
-    <w:p>
-      <w:pPr>
-        <w:pStyle w:val="Prrafodelista"/>
-        <w:numPr>
-          <w:ilvl w:val="0"/>
-          <w:numId w:val="14"/>
-        </w:numPr>
-        <w:spacing w:after="0" w:line="276" w:lineRule="auto"/>
-        <w:rPr>
-          <w:rFonts w:ascii="Arial" w:hAnsi="Arial" w:cs="Arial"/>
-          <w:sz w:val="24"/>
-          <w:szCs w:val="24"/>
-          <w:highlight w:val="cyan"/>
-          <w:lang w:val="es-ES"/>
-        </w:rPr>
-      </w:pPr>
-      <w:r>
-        <w:rPr>
-          <w:rFonts w:ascii="Arial" w:hAnsi="Arial" w:cs="Arial"/>
-          <w:sz w:val="24"/>
-          <w:szCs w:val="24"/>
-          <w:highlight w:val="cyan"/>
-          <w:lang w:val="es-ES"/>
-        </w:rPr>
-        <w:t>$5000 hojas recicladas + 5% por margen de error</w:t>
-      </w:r>
-    </w:p>
-    <w:p>
-      <w:pPr>
-        <w:pStyle w:val="Prrafodelista"/>
-        <w:numPr>
-          <w:ilvl w:val="0"/>
-          <w:numId w:val="14"/>
-        </w:numPr>
-        <w:spacing w:after="0" w:line="276" w:lineRule="auto"/>
-        <w:rPr>
-          <w:rFonts w:ascii="Arial" w:hAnsi="Arial" w:cs="Arial"/>
-          <w:sz w:val="24"/>
-          <w:szCs w:val="24"/>
-          <w:highlight w:val="cyan"/>
-          <w:lang w:val="es-ES"/>
-        </w:rPr>
-      </w:pPr>
-      <w:r>
-        <w:rPr>
-          <w:rFonts w:ascii="Arial" w:hAnsi="Arial" w:cs="Arial"/>
-          <w:sz w:val="24"/>
-          <w:szCs w:val="24"/>
-          <w:highlight w:val="cyan"/>
-          <w:lang w:val="es-ES"/>
-        </w:rPr>
-        <w:t>$80 tapa contratapa</w:t>
-      </w:r>
-    </w:p>
-    <w:p>
-      <w:pPr>
-        <w:pStyle w:val="Prrafodelista"/>
-        <w:numPr>
-          <w:ilvl w:val="0"/>
-          <w:numId w:val="14"/>
-        </w:numPr>
-        <w:spacing w:after="0" w:line="276" w:lineRule="auto"/>
-        <w:rPr>
-          <w:rFonts w:ascii="Arial" w:hAnsi="Arial" w:cs="Arial"/>
-          <w:sz w:val="24"/>
-          <w:szCs w:val="24"/>
-          <w:highlight w:val="cyan"/>
-          <w:lang w:val="es-ES"/>
-        </w:rPr>
-      </w:pPr>
-      <w:r>
-        <w:rPr>
-          <w:rFonts w:ascii="Arial" w:hAnsi="Arial" w:cs="Arial"/>
-          <w:sz w:val="24"/>
-          <w:szCs w:val="24"/>
-          <w:highlight w:val="cyan"/>
-          <w:lang w:val="es-ES"/>
-        </w:rPr>
-        <w:t xml:space="preserve">$10 almacenamiento (bodega) </w:t>
-      </w:r>
-    </w:p>
-    <w:p>
-      <w:pPr>
-        <w:pStyle w:val="Prrafodelista"/>
-        <w:numPr>
-          <w:ilvl w:val="0"/>
-          <w:numId w:val="14"/>
-        </w:numPr>
-        <w:spacing w:after="0" w:line="276" w:lineRule="auto"/>
-        <w:rPr>
-          <w:rFonts w:ascii="Arial" w:hAnsi="Arial" w:cs="Arial"/>
-          <w:sz w:val="24"/>
-          <w:szCs w:val="24"/>
-          <w:highlight w:val="cyan"/>
-          <w:lang w:val="es-ES"/>
-        </w:rPr>
-      </w:pPr>
-      <w:r>
-        <w:rPr>
-          <w:rFonts w:ascii="Arial" w:hAnsi="Arial" w:cs="Arial"/>
-          <w:sz w:val="24"/>
-          <w:szCs w:val="24"/>
-          <w:highlight w:val="cyan"/>
-          <w:lang w:val="es-ES"/>
-        </w:rPr>
-        <w:t>$2500 mantenimiento impresora (5% de su valor, sin contar depreciación)</w:t>
-      </w:r>
-    </w:p>
-    <w:p>
-      <w:pPr>
-        <w:pStyle w:val="Prrafodelista"/>
-        <w:numPr>
-          <w:ilvl w:val="0"/>
-          <w:numId w:val="14"/>
-        </w:numPr>
-        <w:spacing w:after="0" w:line="276" w:lineRule="auto"/>
-        <w:rPr>
-          <w:rFonts w:ascii="Arial" w:hAnsi="Arial" w:cs="Arial"/>
-          <w:sz w:val="24"/>
-          <w:szCs w:val="24"/>
-          <w:highlight w:val="cyan"/>
-          <w:lang w:val="es-ES"/>
-        </w:rPr>
-      </w:pPr>
-      <w:r>
-        <w:rPr>
-          <w:rFonts w:ascii="Arial" w:hAnsi="Arial" w:cs="Arial"/>
-          <w:sz w:val="24"/>
-          <w:szCs w:val="24"/>
-          <w:highlight w:val="cyan"/>
-          <w:lang w:val="es-ES"/>
-        </w:rPr>
-        <w:t>$10 software diseño</w:t>
-      </w:r>
-    </w:p>
-    <w:p>
-      <w:pPr>
-        <w:pStyle w:val="Prrafodelista"/>
-        <w:numPr>
-          <w:ilvl w:val="0"/>
-          <w:numId w:val="14"/>
-        </w:numPr>
-        <w:spacing w:after="0" w:line="276" w:lineRule="auto"/>
-        <w:rPr>
-          <w:rFonts w:ascii="Arial" w:hAnsi="Arial" w:cs="Arial"/>
-          <w:sz w:val="24"/>
-          <w:szCs w:val="24"/>
-          <w:highlight w:val="cyan"/>
-          <w:lang w:val="es-ES"/>
-        </w:rPr>
-      </w:pPr>
-      <w:r>
-        <w:rPr>
-          <w:rFonts w:ascii="Arial" w:hAnsi="Arial" w:cs="Arial"/>
-          <w:sz w:val="24"/>
-          <w:szCs w:val="24"/>
-          <w:highlight w:val="cyan"/>
-          <w:lang w:val="es-ES"/>
-        </w:rPr>
-        <w:t>$1500 mantenimiento encuadre</w:t>
-      </w:r>
-    </w:p>
-    <w:p>
-      <w:pPr>
-        <w:pStyle w:val="Prrafodelista"/>
-        <w:spacing w:after="0" w:line="276" w:lineRule="auto"/>
-        <w:ind w:left="1290"/>
-        <w:rPr>
-          <w:rFonts w:ascii="Arial" w:hAnsi="Arial" w:cs="Arial"/>
-          <w:sz w:val="24"/>
-          <w:szCs w:val="24"/>
-          <w:highlight w:val="cyan"/>
-          <w:lang w:val="es-ES"/>
-        </w:rPr>
-      </w:pPr>
-    </w:p>
-    <w:p>
-      <w:pPr>
-        <w:pStyle w:val="Prrafodelista"/>
-        <w:numPr>
-          <w:ilvl w:val="0"/>
-          <w:numId w:val="14"/>
-        </w:numPr>
-        <w:spacing w:after="0" w:line="276" w:lineRule="auto"/>
-        <w:rPr>
-          <w:rFonts w:ascii="Arial" w:hAnsi="Arial" w:cs="Arial"/>
-          <w:sz w:val="24"/>
-          <w:szCs w:val="24"/>
-          <w:highlight w:val="cyan"/>
-          <w:lang w:val="es-ES"/>
-        </w:rPr>
-      </w:pPr>
-      <w:r>
-        <w:rPr>
-          <w:rFonts w:ascii="Arial" w:hAnsi="Arial" w:cs="Arial"/>
-          <w:sz w:val="24"/>
-          <w:szCs w:val="24"/>
-          <w:highlight w:val="cyan"/>
-          <w:lang w:val="es-ES"/>
-        </w:rPr>
-        <w:t>$100 herramientas extras</w:t>
-      </w:r>
-    </w:p>
-    <w:p>
-      <w:pPr>
-        <w:pStyle w:val="Prrafodelista"/>
-        <w:numPr>
-          <w:ilvl w:val="0"/>
-          <w:numId w:val="14"/>
-        </w:numPr>
-        <w:spacing w:after="0" w:line="276" w:lineRule="auto"/>
-        <w:rPr>
-          <w:rFonts w:ascii="Arial" w:hAnsi="Arial" w:cs="Arial"/>
-          <w:sz w:val="24"/>
-          <w:szCs w:val="24"/>
-          <w:highlight w:val="cyan"/>
-          <w:lang w:val="es-ES"/>
-        </w:rPr>
-      </w:pPr>
-      <w:r>
-        <w:rPr>
-          <w:rFonts w:ascii="Arial" w:hAnsi="Arial" w:cs="Arial"/>
-          <w:sz w:val="24"/>
-          <w:szCs w:val="24"/>
-          <w:highlight w:val="cyan"/>
-          <w:lang w:val="es-ES"/>
-        </w:rPr>
-        <w:t>$9,55 c/libro0</w:t>
-      </w:r>
-    </w:p>
-    <w:p>
-      <w:pPr>
-        <w:pStyle w:val="Prrafodelista"/>
-        <w:numPr>
-          <w:ilvl w:val="0"/>
-          <w:numId w:val="14"/>
-        </w:numPr>
-        <w:spacing w:after="0" w:line="276" w:lineRule="auto"/>
-        <w:rPr>
-          <w:rFonts w:ascii="Arial" w:hAnsi="Arial" w:cs="Arial"/>
-          <w:sz w:val="24"/>
-          <w:szCs w:val="24"/>
-          <w:highlight w:val="cyan"/>
-          <w:lang w:val="es-ES"/>
-        </w:rPr>
-      </w:pPr>
-      <w:r>
-        <w:rPr>
-          <w:rFonts w:ascii="Arial" w:hAnsi="Arial" w:cs="Arial"/>
-          <w:sz w:val="24"/>
-          <w:szCs w:val="24"/>
-          <w:highlight w:val="cyan"/>
-          <w:lang w:val="es-ES"/>
-        </w:rPr>
-        <w:t>10u $95,5</w:t>
-      </w:r>
-    </w:p>
-    <w:p>
-      <w:pPr>
-        <w:pStyle w:val="Prrafodelista"/>
-        <w:numPr>
-          <w:ilvl w:val="0"/>
-          <w:numId w:val="14"/>
-        </w:numPr>
-        <w:spacing w:after="0" w:line="276" w:lineRule="auto"/>
-        <w:rPr>
-          <w:rFonts w:ascii="Arial" w:hAnsi="Arial" w:cs="Arial"/>
-          <w:sz w:val="24"/>
-          <w:szCs w:val="24"/>
-          <w:highlight w:val="cyan"/>
-          <w:lang w:val="es-ES"/>
-        </w:rPr>
-      </w:pPr>
-      <w:r>
-        <w:rPr>
-          <w:rFonts w:ascii="Arial" w:hAnsi="Arial" w:cs="Arial"/>
-          <w:sz w:val="24"/>
-          <w:szCs w:val="24"/>
-          <w:highlight w:val="cyan"/>
-          <w:lang w:val="es-ES"/>
-        </w:rPr>
-        <w:t>100u $955</w:t>
-      </w:r>
-    </w:p>
-    <w:p>
-      <w:pPr>
-        <w:pStyle w:val="Prrafodelista"/>
-        <w:numPr>
-          <w:ilvl w:val="0"/>
-          <w:numId w:val="14"/>
-        </w:numPr>
-        <w:spacing w:after="0" w:line="276" w:lineRule="auto"/>
-        <w:rPr>
-          <w:rFonts w:ascii="Arial" w:hAnsi="Arial" w:cs="Arial"/>
-          <w:sz w:val="24"/>
-          <w:szCs w:val="24"/>
-          <w:lang w:val="es-ES"/>
-        </w:rPr>
-      </w:pPr>
-      <w:r>
-        <w:rPr>
-          <w:rFonts w:ascii="Arial" w:hAnsi="Arial" w:cs="Arial"/>
-          <w:sz w:val="24"/>
-          <w:szCs w:val="24"/>
-          <w:highlight w:val="cyan"/>
-          <w:lang w:val="es-ES"/>
-        </w:rPr>
-        <w:t>1000u</w:t>
-      </w:r>
-      <w:r>
-        <w:rPr>
-          <w:rFonts w:ascii="Arial" w:hAnsi="Arial" w:cs="Arial"/>
-          <w:sz w:val="24"/>
-          <w:szCs w:val="24"/>
-          <w:lang w:val="es-ES"/>
-        </w:rPr>
-        <w:t xml:space="preserve"> </w:t>
-      </w:r>
-      <w:r>
-        <w:rPr>
-          <w:rFonts w:ascii="Arial" w:hAnsi="Arial" w:cs="Arial"/>
-          <w:sz w:val="24"/>
-          <w:szCs w:val="24"/>
-          <w:highlight w:val="cyan"/>
-          <w:lang w:val="es-ES"/>
-        </w:rPr>
-        <w:t>$9550</w:t>
-      </w:r>
-      <w:r>
-        <w:rPr>
-          <w:rFonts w:ascii="Arial" w:hAnsi="Arial" w:cs="Arial"/>
-          <w:sz w:val="24"/>
-          <w:szCs w:val="24"/>
-          <w:lang w:val="es-ES"/>
-        </w:rPr>
-        <w:t xml:space="preserve"> (un Lote)</w:t>
-      </w:r>
-    </w:p>
-    <w:p>
-      <w:pPr>
-        <w:pStyle w:val="Prrafodelista"/>
-        <w:numPr>
-          <w:ilvl w:val="0"/>
-          <w:numId w:val="14"/>
-        </w:numPr>
-        <w:spacing w:after="0" w:line="276" w:lineRule="auto"/>
-        <w:rPr>
-          <w:rFonts w:ascii="Arial" w:hAnsi="Arial" w:cs="Arial"/>
-          <w:sz w:val="24"/>
-          <w:szCs w:val="24"/>
-          <w:highlight w:val="cyan"/>
-          <w:lang w:val="es-ES"/>
-        </w:rPr>
-      </w:pPr>
-      <w:r>
-        <w:rPr>
-          <w:rFonts w:ascii="Arial" w:hAnsi="Arial" w:cs="Arial"/>
-          <w:sz w:val="24"/>
-          <w:szCs w:val="24"/>
-          <w:highlight w:val="cyan"/>
-          <w:lang w:val="es-ES"/>
-        </w:rPr>
-        <w:t xml:space="preserve">10000u $95500 </w:t>
-      </w:r>
-    </w:p>
-    <w:p>
-      <w:pPr>
-        <w:spacing w:after="0" w:line="276" w:lineRule="auto"/>
-        <w:ind w:left="0" w:firstLine="0"/>
-        <w:rPr>
-          <w:sz w:val="24"/>
-          <w:szCs w:val="24"/>
-          <w:highlight w:val="cyan"/>
-          <w:lang w:val="es-ES"/>
-        </w:rPr>
-      </w:pPr>
-    </w:p>
-    <w:p>
-      <w:pPr>
-        <w:pStyle w:val="Prrafodelista"/>
-        <w:numPr>
-          <w:ilvl w:val="0"/>
-          <w:numId w:val="14"/>
-        </w:numPr>
-        <w:spacing w:after="0" w:line="276" w:lineRule="auto"/>
-        <w:rPr>
-          <w:rFonts w:ascii="Arial" w:hAnsi="Arial" w:cs="Arial"/>
-          <w:b/>
-          <w:bCs/>
-          <w:sz w:val="24"/>
-          <w:szCs w:val="24"/>
-          <w:lang w:val="es-ES"/>
-        </w:rPr>
-      </w:pPr>
-      <w:r>
-        <w:rPr>
-          <w:rFonts w:ascii="Arial" w:hAnsi="Arial" w:cs="Arial"/>
-          <w:b/>
-          <w:bCs/>
-          <w:sz w:val="24"/>
-          <w:szCs w:val="24"/>
-          <w:highlight w:val="cyan"/>
-          <w:lang w:val="es-ES"/>
-        </w:rPr>
-        <w:t>Costo Producción</w:t>
-      </w:r>
-      <w:r>
-        <w:rPr>
-          <w:rFonts w:ascii="Arial" w:hAnsi="Arial" w:cs="Arial"/>
-          <w:b/>
-          <w:bCs/>
-          <w:sz w:val="24"/>
-          <w:szCs w:val="24"/>
-          <w:lang w:val="es-ES"/>
-        </w:rPr>
-        <w:t xml:space="preserve"> + </w:t>
-      </w:r>
-      <w:r>
-        <w:rPr>
-          <w:rFonts w:ascii="Arial" w:hAnsi="Arial" w:cs="Arial"/>
-          <w:b/>
-          <w:bCs/>
-          <w:sz w:val="24"/>
-          <w:szCs w:val="24"/>
-          <w:highlight w:val="magenta"/>
-          <w:lang w:val="es-ES"/>
-        </w:rPr>
-        <w:t>Gastos Operativos</w:t>
-      </w:r>
-    </w:p>
-    <w:p>
-      <w:pPr>
-        <w:pStyle w:val="Prrafodelista"/>
-        <w:numPr>
-          <w:ilvl w:val="0"/>
-          <w:numId w:val="14"/>
-        </w:numPr>
-        <w:spacing w:after="0" w:line="276" w:lineRule="auto"/>
-        <w:rPr>
-          <w:rFonts w:ascii="Arial" w:hAnsi="Arial" w:cs="Arial"/>
-          <w:sz w:val="24"/>
-          <w:szCs w:val="24"/>
-          <w:highlight w:val="magenta"/>
-          <w:lang w:val="es-ES"/>
-        </w:rPr>
-      </w:pPr>
-      <w:r>
-        <w:rPr>
-          <w:rFonts w:ascii="Arial" w:hAnsi="Arial" w:cs="Arial"/>
-          <w:sz w:val="24"/>
-          <w:szCs w:val="24"/>
-          <w:highlight w:val="magenta"/>
-          <w:lang w:val="es-ES"/>
-        </w:rPr>
-        <w:t>$60 alquiler</w:t>
-      </w:r>
-    </w:p>
-    <w:p>
-      <w:pPr>
-        <w:pStyle w:val="Prrafodelista"/>
-        <w:numPr>
-          <w:ilvl w:val="0"/>
-          <w:numId w:val="14"/>
-        </w:numPr>
-        <w:spacing w:after="0" w:line="276" w:lineRule="auto"/>
-        <w:rPr>
-          <w:rFonts w:ascii="Arial" w:hAnsi="Arial" w:cs="Arial"/>
-          <w:sz w:val="24"/>
-          <w:szCs w:val="24"/>
-          <w:highlight w:val="magenta"/>
-          <w:lang w:val="es-ES"/>
-        </w:rPr>
-      </w:pPr>
-      <w:r>
-        <w:rPr>
-          <w:rFonts w:ascii="Arial" w:hAnsi="Arial" w:cs="Arial"/>
-          <w:sz w:val="24"/>
-          <w:szCs w:val="24"/>
-          <w:highlight w:val="magenta"/>
-          <w:lang w:val="es-ES"/>
-        </w:rPr>
-        <w:t>$40 transporte</w:t>
-      </w:r>
-    </w:p>
-    <w:p>
-      <w:pPr>
-        <w:pStyle w:val="Prrafodelista"/>
-        <w:numPr>
-          <w:ilvl w:val="0"/>
-          <w:numId w:val="14"/>
-        </w:numPr>
-        <w:spacing w:after="0" w:line="276" w:lineRule="auto"/>
-        <w:rPr>
-          <w:rFonts w:ascii="Arial" w:hAnsi="Arial" w:cs="Arial"/>
-          <w:sz w:val="24"/>
-          <w:szCs w:val="24"/>
-          <w:highlight w:val="magenta"/>
-          <w:lang w:val="es-ES"/>
-        </w:rPr>
-      </w:pPr>
-      <w:r>
-        <w:rPr>
-          <w:rFonts w:ascii="Arial" w:hAnsi="Arial" w:cs="Arial"/>
-          <w:sz w:val="24"/>
-          <w:szCs w:val="24"/>
-          <w:highlight w:val="magenta"/>
-          <w:lang w:val="es-ES"/>
-        </w:rPr>
-        <w:t>$10 luz, wifi, agua</w:t>
-      </w:r>
-    </w:p>
-    <w:p>
-      <w:pPr>
-        <w:pStyle w:val="Prrafodelista"/>
-        <w:numPr>
-          <w:ilvl w:val="0"/>
-          <w:numId w:val="14"/>
-        </w:numPr>
-        <w:spacing w:after="0" w:line="276" w:lineRule="auto"/>
-        <w:rPr>
-          <w:rFonts w:ascii="Arial" w:hAnsi="Arial" w:cs="Arial"/>
-          <w:sz w:val="24"/>
-          <w:szCs w:val="24"/>
-          <w:highlight w:val="magenta"/>
-          <w:lang w:val="es-ES"/>
-        </w:rPr>
-      </w:pPr>
-      <w:r>
-        <w:rPr>
-          <w:rFonts w:ascii="Arial" w:hAnsi="Arial" w:cs="Arial"/>
-          <w:sz w:val="24"/>
-          <w:szCs w:val="24"/>
-          <w:highlight w:val="magenta"/>
-          <w:lang w:val="es-ES"/>
-        </w:rPr>
-        <w:t>$5 cuentas bancarias</w:t>
-      </w:r>
-    </w:p>
-    <w:p>
-      <w:pPr>
-        <w:pStyle w:val="Prrafodelista"/>
-        <w:numPr>
-          <w:ilvl w:val="0"/>
-          <w:numId w:val="14"/>
-        </w:numPr>
-        <w:spacing w:after="0" w:line="276" w:lineRule="auto"/>
-        <w:rPr>
-          <w:rFonts w:ascii="Arial" w:hAnsi="Arial" w:cs="Arial"/>
-          <w:b/>
-          <w:bCs/>
-          <w:sz w:val="24"/>
-          <w:szCs w:val="24"/>
-          <w:highlight w:val="green"/>
           <w:lang w:val="es-ES"/>
         </w:rPr>
         <w:sectPr>
@@ -5071,274 +5194,40 @@
           <w:rFonts w:ascii="Arial" w:hAnsi="Arial" w:cs="Arial"/>
           <w:sz w:val="24"/>
           <w:szCs w:val="24"/>
-          <w:highlight w:val="magenta"/>
-          <w:lang w:val="es-ES"/>
-        </w:rPr>
-        <w:t>$5 dominio página web</w:t>
-      </w:r>
-    </w:p>
-    <w:p>
-      <w:pPr>
-        <w:pStyle w:val="Prrafodelista"/>
-        <w:numPr>
-          <w:ilvl w:val="0"/>
-          <w:numId w:val="14"/>
-        </w:numPr>
-        <w:spacing w:after="0" w:line="276" w:lineRule="auto"/>
-        <w:rPr>
-          <w:rFonts w:ascii="Arial" w:hAnsi="Arial" w:cs="Arial"/>
-          <w:b/>
-          <w:bCs/>
-          <w:sz w:val="24"/>
-          <w:szCs w:val="24"/>
-          <w:highlight w:val="green"/>
-          <w:lang w:val="es-ES"/>
-        </w:rPr>
-      </w:pPr>
-      <w:r>
-        <w:rPr>
-          <w:rFonts w:ascii="Arial" w:hAnsi="Arial" w:cs="Arial"/>
-          <w:b/>
-          <w:bCs/>
-          <w:sz w:val="24"/>
-          <w:szCs w:val="24"/>
-          <w:highlight w:val="green"/>
-          <w:lang w:val="es-ES"/>
-        </w:rPr>
-        <w:t>Margen de Ganancia (10%)</w:t>
-      </w:r>
-    </w:p>
-    <w:p>
-      <w:pPr>
-        <w:pStyle w:val="Prrafodelista"/>
-        <w:numPr>
-          <w:ilvl w:val="0"/>
-          <w:numId w:val="14"/>
-        </w:numPr>
-        <w:spacing w:after="0" w:line="276" w:lineRule="auto"/>
-        <w:rPr>
-          <w:rFonts w:ascii="Arial" w:hAnsi="Arial" w:cs="Arial"/>
-          <w:b/>
-          <w:bCs/>
-          <w:sz w:val="24"/>
-          <w:szCs w:val="24"/>
-          <w:highlight w:val="green"/>
-          <w:lang w:val="es-ES"/>
-        </w:rPr>
-      </w:pPr>
-      <w:r>
-        <w:rPr>
-          <w:rFonts w:ascii="Arial" w:hAnsi="Arial" w:cs="Arial"/>
-          <w:b/>
-          <w:bCs/>
-          <w:sz w:val="24"/>
-          <w:szCs w:val="24"/>
-          <w:highlight w:val="green"/>
-          <w:lang w:val="es-ES"/>
-        </w:rPr>
-        <w:t>9670*10% = ‘967’</w:t>
-      </w:r>
-    </w:p>
-    <w:p>
-      <w:pPr>
-        <w:pStyle w:val="Prrafodelista"/>
-        <w:numPr>
-          <w:ilvl w:val="0"/>
-          <w:numId w:val="14"/>
-        </w:numPr>
-        <w:spacing w:after="0" w:line="276" w:lineRule="auto"/>
-        <w:rPr>
-          <w:rFonts w:ascii="Arial" w:hAnsi="Arial" w:cs="Arial"/>
-          <w:b/>
-          <w:bCs/>
-          <w:sz w:val="24"/>
-          <w:szCs w:val="24"/>
           <w:highlight w:val="yellow"/>
           <w:lang w:val="es-ES"/>
         </w:rPr>
-      </w:pPr>
-      <w:r>
-        <w:rPr>
-          <w:rFonts w:ascii="Arial" w:hAnsi="Arial" w:cs="Arial"/>
-          <w:b/>
-          <w:bCs/>
+        <w:t>1000u $10.637 (un Lot</w:t>
+      </w:r>
+      <w:r>
+        <w:rPr>
+          <w:rFonts w:ascii="Arial" w:hAnsi="Arial" w:cs="Arial"/>
           <w:sz w:val="24"/>
           <w:szCs w:val="24"/>
           <w:highlight w:val="yellow"/>
           <w:lang w:val="es-ES"/>
         </w:rPr>
-        <w:t>Precio de</w:t>
-      </w:r>
-      <w:r>
-        <w:rPr>
-          <w:rFonts w:ascii="Arial" w:hAnsi="Arial" w:cs="Arial"/>
-          <w:b/>
-          <w:bCs/>
+        <w:t>e</w:t>
+      </w:r>
+      <w:r>
+        <w:rPr>
+          <w:rFonts w:ascii="Arial" w:hAnsi="Arial" w:cs="Arial"/>
           <w:sz w:val="24"/>
           <w:szCs w:val="24"/>
           <w:highlight w:val="yellow"/>
           <w:lang w:val="es-ES"/>
         </w:rPr>
-        <w:t xml:space="preserve"> Producci</w:t>
-      </w:r>
-      <w:r>
-        <w:rPr>
-          <w:rFonts w:ascii="Arial" w:hAnsi="Arial" w:cs="Arial"/>
-          <w:b/>
-          <w:bCs/>
-          <w:sz w:val="24"/>
-          <w:szCs w:val="24"/>
-          <w:highlight w:val="yellow"/>
-          <w:lang w:val="es-ES"/>
-        </w:rPr>
-        <w:t>ó</w:t>
-      </w:r>
-      <w:r>
-        <w:rPr>
-          <w:rFonts w:ascii="Arial" w:hAnsi="Arial" w:cs="Arial"/>
-          <w:b/>
-          <w:bCs/>
-          <w:sz w:val="24"/>
-          <w:szCs w:val="24"/>
-          <w:highlight w:val="yellow"/>
-          <w:lang w:val="es-ES"/>
-        </w:rPr>
-        <w:t>n Total</w:t>
-      </w:r>
-    </w:p>
-    <w:p>
-      <w:pPr>
-        <w:pStyle w:val="Prrafodelista"/>
-        <w:numPr>
-          <w:ilvl w:val="0"/>
-          <w:numId w:val="14"/>
-        </w:numPr>
-        <w:spacing w:after="0" w:line="276" w:lineRule="auto"/>
-        <w:rPr>
-          <w:rFonts w:ascii="Arial" w:hAnsi="Arial" w:cs="Arial"/>
-          <w:sz w:val="24"/>
-          <w:szCs w:val="24"/>
-          <w:highlight w:val="yellow"/>
-          <w:lang w:val="es-ES"/>
-        </w:rPr>
-      </w:pPr>
-      <w:r>
-        <w:rPr>
-          <w:rFonts w:ascii="Arial" w:hAnsi="Arial" w:cs="Arial"/>
-          <w:sz w:val="24"/>
-          <w:szCs w:val="24"/>
-          <w:highlight w:val="yellow"/>
-          <w:lang w:val="es-ES"/>
-        </w:rPr>
-        <w:t>$10,63 c/libro</w:t>
-      </w:r>
-    </w:p>
-    <w:p>
-      <w:pPr>
-        <w:pStyle w:val="Prrafodelista"/>
-        <w:numPr>
-          <w:ilvl w:val="0"/>
-          <w:numId w:val="14"/>
-        </w:numPr>
-        <w:spacing w:after="0" w:line="276" w:lineRule="auto"/>
-        <w:rPr>
-          <w:rFonts w:ascii="Arial" w:hAnsi="Arial" w:cs="Arial"/>
-          <w:sz w:val="24"/>
-          <w:szCs w:val="24"/>
-          <w:highlight w:val="yellow"/>
-          <w:lang w:val="es-ES"/>
-        </w:rPr>
-      </w:pPr>
-      <w:r>
-        <w:rPr>
-          <w:rFonts w:ascii="Arial" w:hAnsi="Arial" w:cs="Arial"/>
-          <w:sz w:val="24"/>
-          <w:szCs w:val="24"/>
-          <w:highlight w:val="yellow"/>
-          <w:lang w:val="es-ES"/>
-        </w:rPr>
-        <w:t>10u $106,37</w:t>
-      </w:r>
-    </w:p>
-    <w:p>
-      <w:pPr>
-        <w:pStyle w:val="Prrafodelista"/>
-        <w:numPr>
-          <w:ilvl w:val="0"/>
-          <w:numId w:val="14"/>
-        </w:numPr>
-        <w:spacing w:after="0" w:line="276" w:lineRule="auto"/>
-        <w:rPr>
-          <w:rFonts w:ascii="Arial" w:hAnsi="Arial" w:cs="Arial"/>
-          <w:sz w:val="24"/>
-          <w:szCs w:val="24"/>
-          <w:highlight w:val="yellow"/>
-          <w:lang w:val="es-ES"/>
-        </w:rPr>
-      </w:pPr>
-      <w:r>
-        <w:rPr>
-          <w:rFonts w:ascii="Arial" w:hAnsi="Arial" w:cs="Arial"/>
-          <w:sz w:val="24"/>
-          <w:szCs w:val="24"/>
-          <w:highlight w:val="yellow"/>
-          <w:lang w:val="es-ES"/>
-        </w:rPr>
-        <w:t>100u $1.063,7</w:t>
-      </w:r>
-    </w:p>
-    <w:p>
-      <w:pPr>
-        <w:pStyle w:val="Prrafodelista"/>
-        <w:numPr>
-          <w:ilvl w:val="0"/>
-          <w:numId w:val="14"/>
-        </w:numPr>
-        <w:spacing w:line="276" w:lineRule="auto"/>
-        <w:rPr>
-          <w:rFonts w:ascii="Arial" w:hAnsi="Arial" w:cs="Arial"/>
-          <w:b/>
-          <w:bCs/>
-          <w:sz w:val="24"/>
-          <w:szCs w:val="24"/>
-          <w:lang w:val="es-ES"/>
-        </w:rPr>
-        <w:sectPr>
-          <w:type w:val="continuous"/>
-          <w:pgSz w:w="11905" w:h="16840"/>
-          <w:pgMar w:top="1440" w:right="1440" w:bottom="1440" w:left="1440" w:header="748" w:footer="709" w:gutter="0"/>
-          <w:cols w:num="2" w:space="720"/>
-        </w:sectPr>
-      </w:pPr>
-      <w:r>
-        <w:rPr>
-          <w:rFonts w:ascii="Arial" w:hAnsi="Arial" w:cs="Arial"/>
-          <w:sz w:val="24"/>
-          <w:szCs w:val="24"/>
-          <w:highlight w:val="yellow"/>
-          <w:lang w:val="es-ES"/>
-        </w:rPr>
-        <w:t>1000u $10.637 (un Lot</w:t>
-      </w:r>
-      <w:r>
-        <w:rPr>
-          <w:rFonts w:ascii="Arial" w:hAnsi="Arial" w:cs="Arial"/>
-          <w:sz w:val="24"/>
-          <w:szCs w:val="24"/>
-          <w:highlight w:val="yellow"/>
-          <w:lang w:val="es-ES"/>
-        </w:rPr>
-        <w:t>e</w:t>
-      </w:r>
-      <w:r>
-        <w:rPr>
-          <w:rFonts w:ascii="Arial" w:hAnsi="Arial" w:cs="Arial"/>
-          <w:sz w:val="24"/>
-          <w:szCs w:val="24"/>
-          <w:highlight w:val="yellow"/>
-          <w:lang w:val="es-ES"/>
-        </w:rPr>
         <w:t>)</w:t>
+      </w:r>
+      <w:commentRangeEnd w:id="10"/>
+      <w:r>
+        <w:rPr>
+          <w:rStyle w:val="Refdecomentario"/>
+          <w:rFonts w:ascii="Arial" w:eastAsia="Arial" w:hAnsi="Arial" w:cs="Arial"/>
+          <w:color w:val="000000"/>
+          <w:lang w:eastAsia="es-AR"/>
+        </w:rPr>
+        <w:commentReference w:id="10"/>
       </w:r>
     </w:p>
     <w:p>
@@ -5374,13 +5263,13 @@
     <w:tbl>
       <w:tblPr>
         <w:tblStyle w:val="Tablaconcuadrcula"/>
-        <w:tblpPr w:leftFromText="141" w:rightFromText="141" w:vertAnchor="page" w:horzAnchor="margin" w:tblpXSpec="center" w:tblpY="10866"/>
-        <w:tblW w:w="4390" w:type="dxa"/>
+        <w:tblpPr w:leftFromText="141" w:rightFromText="141" w:vertAnchor="page" w:horzAnchor="page" w:tblpX="2646" w:tblpY="5309"/>
+        <w:tblW w:w="5713" w:type="dxa"/>
         <w:tblLook w:val="04A0" w:firstRow="1" w:lastRow="0" w:firstColumn="1" w:lastColumn="0" w:noHBand="0" w:noVBand="1"/>
       </w:tblPr>
       <w:tblGrid>
-        <w:gridCol w:w="2885"/>
-        <w:gridCol w:w="1505"/>
+        <w:gridCol w:w="4259"/>
+        <w:gridCol w:w="1454"/>
       </w:tblGrid>
       <w:tr>
         <w:trPr>
@@ -5388,14 +5277,14 @@
         </w:trPr>
         <w:tc>
           <w:tcPr>
-            <w:tcW w:w="2885" w:type="dxa"/>
+            <w:tcW w:w="4259" w:type="dxa"/>
             <w:shd w:val="clear" w:color="auto" w:fill="F2F2F2" w:themeFill="background1" w:themeFillShade="F2"/>
             <w:vAlign w:val="center"/>
           </w:tcPr>
           <w:p>
             <w:pPr>
               <w:spacing w:after="0" w:line="276" w:lineRule="auto"/>
-              <w:ind w:left="0" w:firstLine="0"/>
+              <w:ind w:left="25"/>
               <w:jc w:val="center"/>
               <w:rPr>
                 <w:sz w:val="24"/>
@@ -5415,14 +5304,13 @@
         </w:tc>
         <w:tc>
           <w:tcPr>
-            <w:tcW w:w="1505" w:type="dxa"/>
+            <w:tcW w:w="1454" w:type="dxa"/>
             <w:shd w:val="clear" w:color="auto" w:fill="F2F2F2" w:themeFill="background1" w:themeFillShade="F2"/>
-            <w:vAlign w:val="center"/>
           </w:tcPr>
           <w:p>
             <w:pPr>
               <w:spacing w:after="0" w:line="276" w:lineRule="auto"/>
-              <w:ind w:left="0" w:firstLine="0"/>
+              <w:ind w:left="26"/>
               <w:jc w:val="center"/>
               <w:rPr>
                 <w:sz w:val="24"/>
@@ -5447,13 +5335,13 @@
         </w:trPr>
         <w:tc>
           <w:tcPr>
-            <w:tcW w:w="2885" w:type="dxa"/>
+            <w:tcW w:w="4259" w:type="dxa"/>
             <w:shd w:val="clear" w:color="auto" w:fill="D9D9D9" w:themeFill="background1" w:themeFillShade="D9"/>
-            <w:vAlign w:val="center"/>
           </w:tcPr>
           <w:p>
             <w:pPr>
               <w:spacing w:after="0" w:line="276" w:lineRule="auto"/>
+              <w:ind w:left="25"/>
               <w:jc w:val="center"/>
               <w:rPr>
                 <w:sz w:val="24"/>
@@ -5473,14 +5361,13 @@
         </w:tc>
         <w:tc>
           <w:tcPr>
-            <w:tcW w:w="1505" w:type="dxa"/>
+            <w:tcW w:w="1454" w:type="dxa"/>
             <w:shd w:val="clear" w:color="auto" w:fill="D9D9D9" w:themeFill="background1" w:themeFillShade="D9"/>
-            <w:vAlign w:val="center"/>
           </w:tcPr>
           <w:p>
             <w:pPr>
               <w:spacing w:after="0" w:line="276" w:lineRule="auto"/>
-              <w:ind w:left="0" w:firstLine="0"/>
+              <w:ind w:left="26"/>
               <w:jc w:val="center"/>
               <w:rPr>
                 <w:sz w:val="24"/>
@@ -5505,13 +5392,13 @@
         </w:trPr>
         <w:tc>
           <w:tcPr>
-            <w:tcW w:w="2885" w:type="dxa"/>
+            <w:tcW w:w="4259" w:type="dxa"/>
             <w:shd w:val="clear" w:color="auto" w:fill="F2F2F2" w:themeFill="background1" w:themeFillShade="F2"/>
-            <w:vAlign w:val="center"/>
           </w:tcPr>
           <w:p>
             <w:pPr>
               <w:spacing w:after="0" w:line="276" w:lineRule="auto"/>
+              <w:ind w:left="25"/>
               <w:jc w:val="center"/>
               <w:rPr>
                 <w:sz w:val="24"/>
@@ -5531,14 +5418,13 @@
         </w:tc>
         <w:tc>
           <w:tcPr>
-            <w:tcW w:w="1505" w:type="dxa"/>
+            <w:tcW w:w="1454" w:type="dxa"/>
             <w:shd w:val="clear" w:color="auto" w:fill="F2F2F2" w:themeFill="background1" w:themeFillShade="F2"/>
-            <w:vAlign w:val="center"/>
           </w:tcPr>
           <w:p>
             <w:pPr>
               <w:spacing w:after="0" w:line="276" w:lineRule="auto"/>
-              <w:ind w:left="0" w:firstLine="0"/>
+              <w:ind w:left="26"/>
               <w:jc w:val="center"/>
               <w:rPr>
                 <w:sz w:val="24"/>
@@ -5563,13 +5449,13 @@
         </w:trPr>
         <w:tc>
           <w:tcPr>
-            <w:tcW w:w="2885" w:type="dxa"/>
+            <w:tcW w:w="4259" w:type="dxa"/>
             <w:shd w:val="clear" w:color="auto" w:fill="D9D9D9" w:themeFill="background1" w:themeFillShade="D9"/>
-            <w:vAlign w:val="center"/>
           </w:tcPr>
           <w:p>
             <w:pPr>
               <w:spacing w:after="0" w:line="276" w:lineRule="auto"/>
+              <w:ind w:left="25"/>
               <w:jc w:val="center"/>
               <w:rPr>
                 <w:sz w:val="24"/>
@@ -5589,14 +5475,13 @@
         </w:tc>
         <w:tc>
           <w:tcPr>
-            <w:tcW w:w="1505" w:type="dxa"/>
+            <w:tcW w:w="1454" w:type="dxa"/>
             <w:shd w:val="clear" w:color="auto" w:fill="D9D9D9" w:themeFill="background1" w:themeFillShade="D9"/>
-            <w:vAlign w:val="center"/>
           </w:tcPr>
           <w:p>
             <w:pPr>
               <w:spacing w:after="0" w:line="276" w:lineRule="auto"/>
-              <w:ind w:left="0" w:firstLine="0"/>
+              <w:ind w:left="26"/>
               <w:jc w:val="center"/>
               <w:rPr>
                 <w:sz w:val="24"/>
@@ -5621,13 +5506,13 @@
         </w:trPr>
         <w:tc>
           <w:tcPr>
-            <w:tcW w:w="2885" w:type="dxa"/>
+            <w:tcW w:w="4259" w:type="dxa"/>
             <w:shd w:val="clear" w:color="auto" w:fill="F2F2F2" w:themeFill="background1" w:themeFillShade="F2"/>
-            <w:vAlign w:val="center"/>
           </w:tcPr>
           <w:p>
             <w:pPr>
               <w:spacing w:after="0" w:line="276" w:lineRule="auto"/>
+              <w:ind w:left="25"/>
               <w:jc w:val="center"/>
               <w:rPr>
                 <w:sz w:val="24"/>
@@ -5647,14 +5532,13 @@
         </w:tc>
         <w:tc>
           <w:tcPr>
-            <w:tcW w:w="1505" w:type="dxa"/>
+            <w:tcW w:w="1454" w:type="dxa"/>
             <w:shd w:val="clear" w:color="auto" w:fill="F2F2F2" w:themeFill="background1" w:themeFillShade="F2"/>
-            <w:vAlign w:val="center"/>
           </w:tcPr>
           <w:p>
             <w:pPr>
               <w:spacing w:after="0" w:line="276" w:lineRule="auto"/>
-              <w:ind w:left="0" w:firstLine="0"/>
+              <w:ind w:left="26"/>
               <w:jc w:val="center"/>
               <w:rPr>
                 <w:sz w:val="24"/>
@@ -5751,71 +5635,9 @@
     </w:p>
     <w:p>
       <w:pPr>
-        <w:pStyle w:val="Prrafodelista"/>
         <w:spacing w:line="276" w:lineRule="auto"/>
-        <w:ind w:left="570"/>
-        <w:rPr>
-          <w:rFonts w:ascii="Arial" w:hAnsi="Arial" w:cs="Arial"/>
-          <w:b/>
-          <w:bCs/>
-          <w:sz w:val="24"/>
-          <w:szCs w:val="24"/>
-          <w:lang w:val="es-ES"/>
-        </w:rPr>
-      </w:pPr>
-    </w:p>
-    <w:p>
-      <w:pPr>
-        <w:pStyle w:val="Prrafodelista"/>
-        <w:spacing w:line="276" w:lineRule="auto"/>
-        <w:ind w:left="570"/>
-        <w:rPr>
-          <w:rFonts w:ascii="Arial" w:hAnsi="Arial" w:cs="Arial"/>
-          <w:b/>
-          <w:bCs/>
-          <w:sz w:val="24"/>
-          <w:szCs w:val="24"/>
-          <w:lang w:val="es-ES"/>
-        </w:rPr>
-      </w:pPr>
-    </w:p>
-    <w:p>
-      <w:pPr>
-        <w:pStyle w:val="Prrafodelista"/>
-        <w:spacing w:line="276" w:lineRule="auto"/>
-        <w:ind w:left="570"/>
-        <w:rPr>
-          <w:rFonts w:ascii="Arial" w:hAnsi="Arial" w:cs="Arial"/>
-          <w:b/>
-          <w:bCs/>
-          <w:sz w:val="24"/>
-          <w:szCs w:val="24"/>
-          <w:lang w:val="es-ES"/>
-        </w:rPr>
-      </w:pPr>
-    </w:p>
-    <w:p>
-      <w:pPr>
-        <w:pStyle w:val="Prrafodelista"/>
-        <w:spacing w:line="276" w:lineRule="auto"/>
-        <w:ind w:left="570"/>
-        <w:rPr>
-          <w:rFonts w:ascii="Arial" w:hAnsi="Arial" w:cs="Arial"/>
-          <w:b/>
-          <w:bCs/>
-          <w:sz w:val="24"/>
-          <w:szCs w:val="24"/>
-          <w:lang w:val="es-ES"/>
-        </w:rPr>
-      </w:pPr>
-    </w:p>
-    <w:p>
-      <w:pPr>
-        <w:pStyle w:val="Prrafodelista"/>
-        <w:spacing w:line="276" w:lineRule="auto"/>
-        <w:ind w:left="570"/>
-        <w:rPr>
-          <w:rFonts w:ascii="Arial" w:hAnsi="Arial" w:cs="Arial"/>
+        <w:ind w:left="0" w:firstLine="0"/>
+        <w:rPr>
           <w:b/>
           <w:bCs/>
           <w:sz w:val="24"/>
@@ -5886,39 +5708,22 @@
           <w:lang w:val="es-ES"/>
         </w:rPr>
       </w:pPr>
-    </w:p>
-    <w:p>
-      <w:pPr>
-        <w:pStyle w:val="Prrafodelista"/>
+      <w:commentRangeStart w:id="11"/>
+      <w:r>
+        <w:rPr>
+          <w:rFonts w:ascii="Arial" w:hAnsi="Arial" w:cs="Arial"/>
+          <w:b/>
+          <w:bCs/>
+          <w:sz w:val="24"/>
+          <w:szCs w:val="24"/>
+          <w:lang w:val="es-ES"/>
+        </w:rPr>
+        <w:t>Propaganda</w:t>
+      </w:r>
+    </w:p>
+    <w:p>
+      <w:pPr>
         <w:spacing w:line="276" w:lineRule="auto"/>
-        <w:ind w:left="570"/>
-        <w:jc w:val="both"/>
-        <w:rPr>
-          <w:rFonts w:ascii="Arial" w:hAnsi="Arial" w:cs="Arial"/>
-          <w:b/>
-          <w:bCs/>
-          <w:sz w:val="24"/>
-          <w:szCs w:val="24"/>
-          <w:lang w:val="es-ES"/>
-        </w:rPr>
-      </w:pPr>
-      <w:r>
-        <w:rPr>
-          <w:rFonts w:ascii="Arial" w:hAnsi="Arial" w:cs="Arial"/>
-          <w:b/>
-          <w:bCs/>
-          <w:sz w:val="24"/>
-          <w:szCs w:val="24"/>
-          <w:lang w:val="es-ES"/>
-        </w:rPr>
-        <w:lastRenderedPageBreak/>
-        <w:t>Propaganda</w:t>
-      </w:r>
-    </w:p>
-    <w:p>
-      <w:pPr>
-        <w:spacing w:line="276" w:lineRule="auto"/>
-        <w:ind w:left="0" w:firstLine="0"/>
         <w:rPr>
           <w:sz w:val="24"/>
           <w:szCs w:val="24"/>
@@ -5949,6 +5754,13 @@
         </w:rPr>
         <w:t>Esta se basará en la concientización de las empresas en favorecer este tipo de actividades hacia quienes no tienen la posibilidad de alcanzar el estudio. Como también el reconocimiento y fomento de uso de material biodegradable en productos cotidianos.</w:t>
       </w:r>
+      <w:commentRangeEnd w:id="11"/>
+      <w:r>
+        <w:rPr>
+          <w:rStyle w:val="Refdecomentario"/>
+        </w:rPr>
+        <w:commentReference w:id="11"/>
+      </w:r>
     </w:p>
     <w:p>
       <w:pPr>
@@ -5961,7 +5773,10 @@
           <w:lang w:val="es-ES"/>
         </w:rPr>
       </w:pPr>
-      <w:r>
+    </w:p>
+    <w:p>
+      <w:pPr>
+        <w:spacing w:line="276" w:lineRule="auto"/>
         <w:rPr>
           <w:b/>
           <w:bCs/>
@@ -5969,6 +5784,15 @@
           <w:szCs w:val="24"/>
           <w:lang w:val="es-ES"/>
         </w:rPr>
+      </w:pPr>
+      <w:r>
+        <w:rPr>
+          <w:b/>
+          <w:bCs/>
+          <w:sz w:val="24"/>
+          <w:szCs w:val="24"/>
+          <w:lang w:val="es-ES"/>
+        </w:rPr>
         <w:t>Publicidad</w:t>
       </w:r>
     </w:p>
@@ -6001,7 +5825,10 @@
           <w:lang w:val="es-ES"/>
         </w:rPr>
       </w:pPr>
-      <w:r>
+    </w:p>
+    <w:p>
+      <w:pPr>
+        <w:spacing w:line="276" w:lineRule="auto"/>
         <w:rPr>
           <w:b/>
           <w:bCs/>
@@ -6009,12 +5836,22 @@
           <w:szCs w:val="24"/>
           <w:lang w:val="es-ES"/>
         </w:rPr>
+      </w:pPr>
+      <w:r>
+        <w:rPr>
+          <w:b/>
+          <w:bCs/>
+          <w:sz w:val="24"/>
+          <w:szCs w:val="24"/>
+          <w:lang w:val="es-ES"/>
+        </w:rPr>
         <w:t>Financiamiento</w:t>
       </w:r>
     </w:p>
     <w:p>
       <w:pPr>
         <w:spacing w:line="276" w:lineRule="auto"/>
+        <w:ind w:left="851"/>
         <w:rPr>
           <w:sz w:val="24"/>
           <w:szCs w:val="24"/>
@@ -6065,12 +5902,14 @@
           <w:szCs w:val="24"/>
           <w:lang w:val="es-ES"/>
         </w:rPr>
+        <w:lastRenderedPageBreak/>
         <w:t>Distribución</w:t>
       </w:r>
     </w:p>
     <w:p>
       <w:pPr>
         <w:spacing w:line="276" w:lineRule="auto"/>
+        <w:ind w:left="851"/>
         <w:rPr>
           <w:sz w:val="24"/>
           <w:szCs w:val="24"/>
@@ -6121,6 +5960,7 @@
     <w:p>
       <w:pPr>
         <w:spacing w:line="276" w:lineRule="auto"/>
+        <w:ind w:left="851"/>
         <w:rPr>
           <w:sz w:val="24"/>
           <w:szCs w:val="24"/>
@@ -6163,6 +6003,7 @@
     <w:p>
       <w:pPr>
         <w:spacing w:line="276" w:lineRule="auto"/>
+        <w:ind w:left="851"/>
         <w:rPr>
           <w:sz w:val="24"/>
           <w:szCs w:val="24"/>
@@ -6215,7 +6056,7 @@
     <w:p>
       <w:pPr>
         <w:spacing w:line="276" w:lineRule="auto"/>
-        <w:ind w:left="0" w:hanging="284"/>
+        <w:ind w:left="0" w:firstLine="0"/>
         <w:rPr>
           <w:b/>
           <w:bCs/>
@@ -6224,6 +6065,7 @@
           <w:lang w:val="es-ES"/>
         </w:rPr>
       </w:pPr>
+      <w:commentRangeStart w:id="12"/>
       <w:r>
         <w:rPr>
           <w:b/>
@@ -6248,6 +6090,7 @@
     <w:p>
       <w:pPr>
         <w:spacing w:line="276" w:lineRule="auto"/>
+        <w:ind w:left="567"/>
         <w:rPr>
           <w:sz w:val="24"/>
           <w:szCs w:val="24"/>
@@ -6261,6 +6104,13 @@
           <w:lang w:val="es-ES"/>
         </w:rPr>
         <w:t>El capital requerido para llevar a cabo el desarrollo de esta empresa se categoriza como:</w:t>
+      </w:r>
+      <w:commentRangeEnd w:id="12"/>
+      <w:r>
+        <w:rPr>
+          <w:rStyle w:val="Refdecomentario"/>
+        </w:rPr>
+        <w:commentReference w:id="12"/>
       </w:r>
     </w:p>
     <w:p>
@@ -6271,6 +6121,7 @@
           <w:numId w:val="10"/>
         </w:numPr>
         <w:spacing w:line="276" w:lineRule="auto"/>
+        <w:ind w:left="993" w:firstLine="0"/>
         <w:jc w:val="both"/>
         <w:rPr>
           <w:rFonts w:ascii="Arial" w:hAnsi="Arial" w:cs="Arial"/>
@@ -6286,7 +6137,6 @@
           <w:szCs w:val="24"/>
           <w:lang w:val="es-ES"/>
         </w:rPr>
-        <w:lastRenderedPageBreak/>
         <w:t xml:space="preserve">Fijo: </w:t>
       </w:r>
       <w:r>
@@ -6306,6 +6156,7 @@
           <w:numId w:val="10"/>
         </w:numPr>
         <w:spacing w:line="276" w:lineRule="auto"/>
+        <w:ind w:left="993" w:firstLine="0"/>
         <w:jc w:val="both"/>
         <w:rPr>
           <w:rFonts w:ascii="Arial" w:hAnsi="Arial" w:cs="Arial"/>
@@ -6322,15 +6173,6 @@
           <w:lang w:val="es-ES"/>
         </w:rPr>
         <w:t>Circulantes</w:t>
-      </w:r>
-      <w:r>
-        <w:rPr>
-          <w:rFonts w:ascii="Arial" w:hAnsi="Arial" w:cs="Arial"/>
-          <w:sz w:val="24"/>
-          <w:szCs w:val="24"/>
-          <w:lang w:val="es-ES"/>
-        </w:rPr>
-        <w:t>:</w:t>
       </w:r>
       <w:r>
         <w:rPr>
@@ -6357,6 +6199,7 @@
           <w:numId w:val="10"/>
         </w:numPr>
         <w:spacing w:line="276" w:lineRule="auto"/>
+        <w:ind w:left="993" w:firstLine="0"/>
         <w:jc w:val="both"/>
         <w:rPr>
           <w:rFonts w:ascii="Arial" w:hAnsi="Arial" w:cs="Arial"/>
@@ -6391,47 +6234,8 @@
           <w:numId w:val="10"/>
         </w:numPr>
         <w:spacing w:line="276" w:lineRule="auto"/>
+        <w:ind w:left="993" w:firstLine="0"/>
         <w:jc w:val="both"/>
-        <w:rPr>
-          <w:rFonts w:ascii="Arial" w:hAnsi="Arial" w:cs="Arial"/>
-          <w:sz w:val="24"/>
-          <w:szCs w:val="24"/>
-          <w:lang w:val="es-ES"/>
-        </w:rPr>
-      </w:pPr>
-      <w:r>
-        <w:rPr>
-          <w:rFonts w:ascii="Arial" w:hAnsi="Arial" w:cs="Arial"/>
-          <w:sz w:val="24"/>
-          <w:szCs w:val="24"/>
-          <w:lang w:val="es-ES"/>
-        </w:rPr>
-        <w:t xml:space="preserve">Capital Financiero: </w:t>
-      </w:r>
-      <w:r>
-        <w:rPr>
-          <w:rFonts w:ascii="Arial" w:hAnsi="Arial" w:cs="Arial"/>
-          <w:sz w:val="24"/>
-          <w:szCs w:val="24"/>
-        </w:rPr>
-        <w:t>recursos necesarios para adquirir materias primas, cubrir gastos operativos y mantener el funcionamiento del proyecto.</w:t>
-      </w:r>
-    </w:p>
-    <w:p>
-      <w:pPr>
-        <w:spacing w:line="276" w:lineRule="auto"/>
-        <w:rPr>
-          <w:sz w:val="24"/>
-          <w:szCs w:val="24"/>
-          <w:u w:val="single"/>
-          <w:lang w:val="es-ES"/>
-        </w:rPr>
-      </w:pPr>
-    </w:p>
-    <w:p>
-      <w:pPr>
-        <w:spacing w:line="276" w:lineRule="auto"/>
-        <w:ind w:left="0" w:firstLine="0"/>
         <w:rPr>
           <w:b/>
           <w:bCs/>
@@ -6442,14 +6246,34 @@
       </w:pPr>
       <w:r>
         <w:rPr>
+          <w:rFonts w:ascii="Arial" w:hAnsi="Arial" w:cs="Arial"/>
+          <w:sz w:val="24"/>
+          <w:szCs w:val="24"/>
+          <w:lang w:val="es-ES"/>
+        </w:rPr>
+        <w:t xml:space="preserve">Capital Financiero: </w:t>
+      </w:r>
+      <w:r>
+        <w:rPr>
+          <w:rFonts w:ascii="Arial" w:hAnsi="Arial" w:cs="Arial"/>
+          <w:sz w:val="24"/>
+          <w:szCs w:val="24"/>
+        </w:rPr>
+        <w:t>recursos necesarios para adquirir materias primas, cubrir gastos operativos y mantener el funcionamiento del proyecto.</w:t>
+      </w:r>
+    </w:p>
+    <w:p>
+      <w:pPr>
+        <w:spacing w:line="276" w:lineRule="auto"/>
+        <w:ind w:left="0" w:firstLine="0"/>
+        <w:rPr>
           <w:b/>
           <w:bCs/>
           <w:sz w:val="28"/>
           <w:szCs w:val="28"/>
           <w:lang w:val="es-ES"/>
         </w:rPr>
-        <w:t>12.</w:t>
-      </w:r>
+      </w:pPr>
       <w:r>
         <w:rPr>
           <w:b/>
@@ -6458,47 +6282,9 @@
           <w:szCs w:val="28"/>
           <w:lang w:val="es-ES"/>
         </w:rPr>
-        <w:t>Fuentes de Financiamiento</w:t>
-      </w:r>
-    </w:p>
-    <w:p>
-      <w:pPr>
-        <w:spacing w:line="276" w:lineRule="auto"/>
-        <w:rPr>
-          <w:sz w:val="24"/>
-          <w:szCs w:val="24"/>
-          <w:lang w:val="es-ES"/>
-        </w:rPr>
-      </w:pPr>
-      <w:r>
-        <w:rPr>
-          <w:sz w:val="24"/>
-          <w:szCs w:val="24"/>
-        </w:rPr>
-        <w:t>Las fuentes de financiamiento estarán constituidas por los aportes propios de los integrantes, posibles préstamos financieros y programas o aportes externos destinados a la adquisición de recursos.</w:t>
-      </w:r>
-    </w:p>
-    <w:p>
-      <w:pPr>
-        <w:spacing w:line="276" w:lineRule="auto"/>
-        <w:ind w:left="567" w:firstLine="285"/>
-        <w:rPr>
-          <w:sz w:val="24"/>
-          <w:szCs w:val="24"/>
-        </w:rPr>
-      </w:pPr>
-      <w:r>
-        <w:rPr>
-          <w:sz w:val="24"/>
-          <w:szCs w:val="24"/>
-        </w:rPr>
-        <w:t>Los auspicios de empresas no se consideran una fuente de financiamiento, sino una fuente de ingresos del modelo de negocio, ya que las empresas pagan por un servicio publicitario ofrecido por Free Know.</w:t>
-      </w:r>
-    </w:p>
-    <w:p>
-      <w:pPr>
-        <w:spacing w:line="276" w:lineRule="auto"/>
-        <w:ind w:left="284" w:hanging="425"/>
+        <w:t>12.</w:t>
+      </w:r>
+      <w:r>
         <w:rPr>
           <w:b/>
           <w:bCs/>
@@ -6506,8 +6292,48 @@
           <w:szCs w:val="28"/>
           <w:lang w:val="es-ES"/>
         </w:rPr>
-      </w:pPr>
-      <w:r>
+        <w:t>Fuentes de Financiamiento</w:t>
+      </w:r>
+    </w:p>
+    <w:p>
+      <w:pPr>
+        <w:spacing w:line="276" w:lineRule="auto"/>
+        <w:ind w:left="567"/>
+        <w:rPr>
+          <w:sz w:val="24"/>
+          <w:szCs w:val="24"/>
+          <w:lang w:val="es-ES"/>
+        </w:rPr>
+      </w:pPr>
+      <w:r>
+        <w:rPr>
+          <w:sz w:val="24"/>
+          <w:szCs w:val="24"/>
+        </w:rPr>
+        <w:t>Las fuentes de financiamiento estarán constituidas por los aportes propios de los integrantes, posibles préstamos financieros y programas o aportes externos destinados a la adquisición de recursos.</w:t>
+      </w:r>
+    </w:p>
+    <w:p>
+      <w:pPr>
+        <w:spacing w:line="276" w:lineRule="auto"/>
+        <w:ind w:left="567" w:firstLine="285"/>
+        <w:rPr>
+          <w:sz w:val="24"/>
+          <w:szCs w:val="24"/>
+        </w:rPr>
+      </w:pPr>
+      <w:r>
+        <w:rPr>
+          <w:sz w:val="24"/>
+          <w:szCs w:val="24"/>
+        </w:rPr>
+        <w:t>Los auspicios de empresas no se consideran una fuente de financiamiento, sino una fuente de ingresos del modelo de negocio, ya que las empresas pagan por un servicio publicitario ofrecido por Free Know.</w:t>
+      </w:r>
+    </w:p>
+    <w:p>
+      <w:pPr>
+        <w:spacing w:line="276" w:lineRule="auto"/>
+        <w:ind w:left="0" w:firstLine="0"/>
         <w:rPr>
           <w:b/>
           <w:bCs/>
@@ -6515,8 +6341,32 @@
           <w:szCs w:val="28"/>
           <w:lang w:val="es-ES"/>
         </w:rPr>
+      </w:pPr>
+    </w:p>
+    <w:p>
+      <w:pPr>
+        <w:spacing w:line="276" w:lineRule="auto"/>
+        <w:ind w:left="0" w:firstLine="0"/>
+        <w:rPr>
+          <w:b/>
+          <w:bCs/>
+          <w:sz w:val="28"/>
+          <w:szCs w:val="28"/>
+          <w:lang w:val="es-ES"/>
+        </w:rPr>
+      </w:pPr>
+      <w:r>
+        <w:rPr>
+          <w:b/>
+          <w:bCs/>
+          <w:sz w:val="28"/>
+          <w:szCs w:val="28"/>
+          <w:lang w:val="es-ES"/>
+        </w:rPr>
+        <w:lastRenderedPageBreak/>
         <w:t xml:space="preserve">13. </w:t>
       </w:r>
+      <w:commentRangeStart w:id="13"/>
       <w:r>
         <w:rPr>
           <w:b/>
@@ -6786,7 +6636,26 @@
           <w:szCs w:val="24"/>
           <w:lang w:val="es-ES"/>
         </w:rPr>
-        <w:t>Muebles ofimáticos $50</w:t>
+        <w:t xml:space="preserve">Muebles ofimáticos </w:t>
+      </w:r>
+      <w:commentRangeEnd w:id="13"/>
+      <w:r>
+        <w:rPr>
+          <w:rStyle w:val="Refdecomentario"/>
+          <w:rFonts w:ascii="Arial" w:eastAsia="Arial" w:hAnsi="Arial" w:cs="Arial"/>
+          <w:color w:val="000000"/>
+          <w:lang w:eastAsia="es-AR"/>
+        </w:rPr>
+        <w:commentReference w:id="13"/>
+      </w:r>
+      <w:r>
+        <w:rPr>
+          <w:rFonts w:ascii="Arial" w:hAnsi="Arial" w:cs="Arial"/>
+          <w:sz w:val="24"/>
+          <w:szCs w:val="24"/>
+          <w:lang w:val="es-ES"/>
+        </w:rPr>
+        <w:t>$50</w:t>
       </w:r>
     </w:p>
     <w:p>
@@ -6878,7 +6747,15 @@
     </w:p>
     <w:p>
       <w:pPr>
-        <w:ind w:left="-142"/>
+        <w:spacing w:line="276" w:lineRule="auto"/>
+        <w:ind w:left="0" w:firstLine="0"/>
+        <w:rPr>
+          <w:sz w:val="24"/>
+          <w:szCs w:val="24"/>
+          <w:lang w:val="es-ES"/>
+        </w:rPr>
+      </w:pPr>
+      <w:r>
         <w:rPr>
           <w:b/>
           <w:bCs/>
@@ -6886,11 +6763,9 @@
           <w:szCs w:val="28"/>
           <w:lang w:val="es-ES"/>
         </w:rPr>
-      </w:pPr>
-    </w:p>
-    <w:p>
-      <w:pPr>
-        <w:ind w:left="-142"/>
+        <w:t xml:space="preserve">14. </w:t>
+      </w:r>
+      <w:r>
         <w:rPr>
           <w:b/>
           <w:bCs/>
@@ -6898,11 +6773,9 @@
           <w:szCs w:val="28"/>
           <w:lang w:val="es-ES"/>
         </w:rPr>
-      </w:pPr>
-    </w:p>
-    <w:p>
-      <w:pPr>
-        <w:ind w:left="-142"/>
+        <w:t>P</w:t>
+      </w:r>
+      <w:r>
         <w:rPr>
           <w:b/>
           <w:bCs/>
@@ -6910,80 +6783,14 @@
           <w:szCs w:val="28"/>
           <w:lang w:val="es-ES"/>
         </w:rPr>
-      </w:pPr>
-    </w:p>
-    <w:p>
-      <w:pPr>
-        <w:ind w:left="-142"/>
-        <w:rPr>
-          <w:b/>
-          <w:bCs/>
-          <w:sz w:val="28"/>
-          <w:szCs w:val="28"/>
-          <w:lang w:val="es-ES"/>
-        </w:rPr>
-      </w:pPr>
-    </w:p>
-    <w:p>
-      <w:pPr>
-        <w:ind w:left="-142"/>
-        <w:rPr>
-          <w:b/>
-          <w:bCs/>
-          <w:sz w:val="28"/>
-          <w:szCs w:val="28"/>
-          <w:lang w:val="es-ES"/>
-        </w:rPr>
-      </w:pPr>
-    </w:p>
-    <w:p>
-      <w:pPr>
-        <w:ind w:left="-142"/>
-        <w:rPr>
-          <w:b/>
-          <w:bCs/>
-          <w:sz w:val="28"/>
-          <w:szCs w:val="28"/>
-          <w:lang w:val="es-ES"/>
-        </w:rPr>
-      </w:pPr>
-      <w:r>
-        <w:rPr>
-          <w:b/>
-          <w:bCs/>
-          <w:sz w:val="28"/>
-          <w:szCs w:val="28"/>
-          <w:lang w:val="es-ES"/>
-        </w:rPr>
-        <w:lastRenderedPageBreak/>
-        <w:t xml:space="preserve">14. </w:t>
-      </w:r>
-      <w:r>
-        <w:rPr>
-          <w:b/>
-          <w:bCs/>
-          <w:sz w:val="28"/>
-          <w:szCs w:val="28"/>
-          <w:lang w:val="es-ES"/>
-        </w:rPr>
-        <w:t>P</w:t>
-      </w:r>
-      <w:r>
-        <w:rPr>
-          <w:b/>
-          <w:bCs/>
-          <w:sz w:val="28"/>
-          <w:szCs w:val="28"/>
-          <w:lang w:val="es-ES"/>
-        </w:rPr>
         <w:t>resupuesto</w:t>
       </w:r>
     </w:p>
     <w:tbl>
       <w:tblPr>
         <w:tblStyle w:val="Tablaconcuadrcula"/>
-        <w:tblW w:w="0" w:type="auto"/>
-        <w:tblInd w:w="-5" w:type="dxa"/>
+        <w:tblW w:w="9015" w:type="dxa"/>
+        <w:tblInd w:w="681" w:type="dxa"/>
         <w:tblLook w:val="04A0" w:firstRow="1" w:lastRow="0" w:firstColumn="1" w:lastColumn="0" w:noHBand="0" w:noVBand="1"/>
       </w:tblPr>
       <w:tblGrid>
@@ -7479,7 +7286,7 @@
     </w:p>
     <w:p>
       <w:pPr>
-        <w:ind w:left="-142"/>
+        <w:ind w:left="0" w:firstLine="0"/>
         <w:rPr>
           <w:b/>
           <w:bCs/>
@@ -7488,6 +7295,7 @@
           <w:lang w:val="es-ES"/>
         </w:rPr>
       </w:pPr>
+      <w:commentRangeStart w:id="14"/>
       <w:r>
         <w:rPr>
           <w:b/>
@@ -7528,10 +7336,18 @@
         </w:rPr>
         <w:t>Documentación y Legalidad</w:t>
       </w:r>
+      <w:commentRangeEnd w:id="14"/>
+      <w:r>
+        <w:rPr>
+          <w:rStyle w:val="Refdecomentario"/>
+        </w:rPr>
+        <w:commentReference w:id="14"/>
+      </w:r>
     </w:p>
     <w:p>
       <w:pPr>
         <w:pStyle w:val="isselectedend"/>
+        <w:ind w:left="567"/>
         <w:jc w:val="both"/>
         <w:rPr>
           <w:rFonts w:ascii="Arial" w:hAnsi="Arial" w:cs="Arial"/>
@@ -7554,6 +7370,7 @@
     <w:p>
       <w:pPr>
         <w:pStyle w:val="isselectedend"/>
+        <w:ind w:left="567"/>
         <w:jc w:val="both"/>
         <w:rPr>
           <w:rFonts w:ascii="Arial" w:hAnsi="Arial" w:cs="Arial"/>
@@ -7576,6 +7393,7 @@
     <w:p>
       <w:pPr>
         <w:pStyle w:val="isselectedend"/>
+        <w:ind w:left="567"/>
         <w:jc w:val="both"/>
         <w:rPr>
           <w:rFonts w:ascii="Arial" w:hAnsi="Arial" w:cs="Arial"/>
@@ -7598,6 +7416,7 @@
     <w:p>
       <w:pPr>
         <w:pStyle w:val="isselectedend"/>
+        <w:ind w:left="567"/>
         <w:jc w:val="both"/>
         <w:rPr>
           <w:rFonts w:ascii="Arial" w:hAnsi="Arial" w:cs="Arial"/>
@@ -7608,6 +7427,7 @@
           <w:rStyle w:val="Textoennegrita"/>
           <w:rFonts w:ascii="Arial" w:hAnsi="Arial" w:cs="Arial"/>
         </w:rPr>
+        <w:lastRenderedPageBreak/>
         <w:t>CUIT e inscripción ante ARCA:</w:t>
       </w:r>
       <w:r>
@@ -7620,6 +7440,7 @@
     <w:p>
       <w:pPr>
         <w:pStyle w:val="isselectedend"/>
+        <w:ind w:left="567"/>
         <w:jc w:val="both"/>
         <w:rPr>
           <w:rFonts w:ascii="Arial" w:hAnsi="Arial" w:cs="Arial"/>
@@ -7642,6 +7463,7 @@
     <w:p>
       <w:pPr>
         <w:pStyle w:val="isselectedend"/>
+        <w:ind w:left="567"/>
         <w:jc w:val="both"/>
         <w:rPr>
           <w:rFonts w:ascii="Arial" w:hAnsi="Arial" w:cs="Arial"/>
@@ -7664,6 +7486,7 @@
     <w:p>
       <w:pPr>
         <w:pStyle w:val="isselectedend"/>
+        <w:ind w:left="567"/>
         <w:jc w:val="both"/>
         <w:rPr>
           <w:rFonts w:ascii="Arial" w:hAnsi="Arial" w:cs="Arial"/>
@@ -7686,6 +7509,7 @@
     <w:p>
       <w:pPr>
         <w:pStyle w:val="isselectedend"/>
+        <w:ind w:left="567"/>
         <w:jc w:val="both"/>
         <w:rPr>
           <w:rFonts w:ascii="Arial" w:hAnsi="Arial" w:cs="Arial"/>
@@ -7708,6 +7532,7 @@
     <w:p>
       <w:pPr>
         <w:pStyle w:val="isselectedend"/>
+        <w:ind w:left="567"/>
         <w:jc w:val="both"/>
         <w:rPr>
           <w:rFonts w:ascii="Arial" w:hAnsi="Arial" w:cs="Arial"/>
@@ -7718,7 +7543,6 @@
           <w:rStyle w:val="Textoennegrita"/>
           <w:rFonts w:ascii="Arial" w:hAnsi="Arial" w:cs="Arial"/>
         </w:rPr>
-        <w:lastRenderedPageBreak/>
         <w:t>Contratos de auspicio:</w:t>
       </w:r>
       <w:r>
@@ -7731,6 +7555,7 @@
     <w:p>
       <w:pPr>
         <w:pStyle w:val="isselectedend"/>
+        <w:ind w:left="567"/>
         <w:jc w:val="both"/>
         <w:rPr>
           <w:rFonts w:ascii="Arial" w:hAnsi="Arial" w:cs="Arial"/>
@@ -7760,6 +7585,7 @@
     <w:p>
       <w:pPr>
         <w:pStyle w:val="isselectedend"/>
+        <w:ind w:left="567"/>
         <w:jc w:val="both"/>
         <w:rPr>
           <w:rFonts w:ascii="Arial" w:hAnsi="Arial" w:cs="Arial"/>
@@ -7782,6 +7608,7 @@
     <w:p>
       <w:pPr>
         <w:pStyle w:val="NormalWeb"/>
+        <w:ind w:left="567"/>
         <w:jc w:val="both"/>
         <w:rPr>
           <w:rFonts w:ascii="Arial" w:hAnsi="Arial" w:cs="Arial"/>
@@ -7818,6 +7645,316 @@
     </w:sectPr>
   </w:body>
 </w:document>
+</file>
+
+<file path=word/comments.xml><?xml version="1.0" encoding="utf-8"?>
+<w:comments xmlns:wpc="http://schemas.microsoft.com/office/word/2010/wordprocessingCanvas" xmlns:cx="http://schemas.microsoft.com/office/drawing/2014/chartex" xmlns:cx1="http://schemas.microsoft.com/office/drawing/2015/9/8/chartex" xmlns:cx2="http://schemas.microsoft.com/office/drawing/2015/10/21/chartex" xmlns:cx3="http://schemas.microsoft.com/office/drawing/2016/5/9/chartex" xmlns:cx4="http://schemas.microsoft.com/office/drawing/2016/5/10/chartex" xmlns:cx5="http://schemas.microsoft.com/office/drawing/2016/5/11/chartex" xmlns:cx6="http://schemas.microsoft.com/office/drawing/2016/5/12/chartex" xmlns:cx7="http://schemas.microsoft.com/office/drawing/2016/5/13/chartex" xmlns:cx8="http://schemas.microsoft.com/office/drawing/2016/5/14/chartex" xmlns:mc="http://schemas.openxmlformats.org/markup-compatibility/2006" xmlns:aink="http://schemas.microsoft.com/office/drawing/2016/ink" xmlns:am3d="http://schemas.microsoft.com/office/drawing/2017/model3d" xmlns:o="urn:schemas-microsoft-com:office:office" xmlns:r="http://schemas.openxmlformats.org/officeDocument/2006/relationships" xmlns:m="http://schemas.openxmlformats.org/officeDocument/2006/math" xmlns:v="urn:schemas-microsoft-com:vml" xmlns:wp14="http://schemas.microsoft.com/office/word/2010/wordprocessingDrawing" xmlns:wp="http://schemas.openxmlformats.org/drawingml/2006/wordprocessingDrawing" xmlns:w10="urn:schemas-microsoft-com:office:word" xmlns:w="http://schemas.openxmlformats.org/wordprocessingml/2006/main" xmlns:w14="http://schemas.microsoft.com/office/word/2010/wordml" xmlns:w15="http://schemas.microsoft.com/office/word/2012/wordml" xmlns:w16cex="http://schemas.microsoft.com/office/word/2018/wordml/cex" xmlns:w16cid="http://schemas.microsoft.com/office/word/2016/wordml/cid" xmlns:w16="http://schemas.microsoft.com/office/word/2018/wordml" xmlns:w16sdtdh="http://schemas.microsoft.com/office/word/2020/wordml/sdtdatahash" xmlns:w16se="http://schemas.microsoft.com/office/word/2015/wordml/symex" xmlns:wpg="http://schemas.microsoft.com/office/word/2010/wordprocessingGroup" xmlns:wpi="http://schemas.microsoft.com/office/word/2010/wordprocessingInk" xmlns:wne="http://schemas.microsoft.com/office/word/2006/wordml" xmlns:wps="http://schemas.microsoft.com/office/word/2010/wordprocessingShape" mc:Ignorable="w14 w15 w16se w16cid w16 w16cex w16sdtdh wp14">
+  <w:comment w:id="0" w:author="Jeremias Moreira" w:date="2026-10-08T18:52:00Z" w:initials="JM">
+    <w:p>
+      <w:pPr>
+        <w:pStyle w:val="Textocomentario"/>
+      </w:pPr>
+      <w:r>
+        <w:rPr>
+          <w:rStyle w:val="Refdecomentario"/>
+        </w:rPr>
+        <w:annotationRef/>
+      </w:r>
+      <w:r>
+        <w:t>2da diapositiva</w:t>
+      </w:r>
+    </w:p>
+  </w:comment>
+  <w:comment w:id="1" w:author="Jeremias Moreira" w:date="2026-10-08T18:52:00Z" w:initials="JM">
+    <w:p>
+      <w:pPr>
+        <w:pStyle w:val="Textocomentario"/>
+      </w:pPr>
+      <w:r>
+        <w:rPr>
+          <w:rStyle w:val="Refdecomentario"/>
+        </w:rPr>
+        <w:annotationRef/>
+      </w:r>
+      <w:r>
+        <w:t>3ra diapositiva</w:t>
+      </w:r>
+    </w:p>
+  </w:comment>
+  <w:comment w:id="2" w:author="Jeremias Moreira" w:date="2026-10-08T18:51:00Z" w:initials="JM">
+    <w:p>
+      <w:pPr>
+        <w:pStyle w:val="Textocomentario"/>
+      </w:pPr>
+      <w:r>
+        <w:rPr>
+          <w:rStyle w:val="Refdecomentario"/>
+        </w:rPr>
+        <w:annotationRef/>
+      </w:r>
+      <w:r>
+        <w:t>4ta diapositiva</w:t>
+      </w:r>
+    </w:p>
+    <w:p>
+      <w:pPr>
+        <w:pStyle w:val="Textocomentario"/>
+      </w:pPr>
+    </w:p>
+  </w:comment>
+  <w:comment w:id="3" w:author="Jeremias Moreira" w:date="2026-10-08T18:52:00Z" w:initials="JM">
+    <w:p>
+      <w:pPr>
+        <w:pStyle w:val="Textocomentario"/>
+      </w:pPr>
+      <w:r>
+        <w:rPr>
+          <w:rStyle w:val="Refdecomentario"/>
+        </w:rPr>
+        <w:annotationRef/>
+      </w:r>
+      <w:r>
+        <w:t>5ta diapo</w:t>
+      </w:r>
+    </w:p>
+  </w:comment>
+  <w:comment w:id="4" w:author="Jeremias Moreira" w:date="2026-10-08T18:53:00Z" w:initials="JM">
+    <w:p>
+      <w:pPr>
+        <w:pStyle w:val="Textocomentario"/>
+      </w:pPr>
+      <w:r>
+        <w:rPr>
+          <w:rStyle w:val="Refdecomentario"/>
+        </w:rPr>
+        <w:annotationRef/>
+      </w:r>
+      <w:r>
+        <w:t>6ta diapo</w:t>
+      </w:r>
+    </w:p>
+  </w:comment>
+  <w:comment w:id="5" w:author="Jeremias Moreira" w:date="2026-10-08T19:01:00Z" w:initials="JM">
+    <w:p>
+      <w:pPr>
+        <w:pStyle w:val="Textocomentario"/>
+      </w:pPr>
+      <w:r>
+        <w:rPr>
+          <w:rStyle w:val="Refdecomentario"/>
+        </w:rPr>
+        <w:annotationRef/>
+      </w:r>
+      <w:r>
+        <w:t>7ma diapo</w:t>
+      </w:r>
+    </w:p>
+  </w:comment>
+  <w:comment w:id="6" w:author="Jeremias Moreira" w:date="2026-10-08T19:02:00Z" w:initials="JM">
+    <w:p>
+      <w:pPr>
+        <w:pStyle w:val="Textocomentario"/>
+      </w:pPr>
+      <w:r>
+        <w:rPr>
+          <w:rStyle w:val="Refdecomentario"/>
+        </w:rPr>
+        <w:annotationRef/>
+      </w:r>
+      <w:r>
+        <w:t>8va diapo</w:t>
+      </w:r>
+    </w:p>
+  </w:comment>
+  <w:comment w:id="7" w:author="Jeremias Moreira" w:date="2026-10-08T19:55:00Z" w:initials="JM">
+    <w:p>
+      <w:pPr>
+        <w:pStyle w:val="Textocomentario"/>
+      </w:pPr>
+      <w:r>
+        <w:rPr>
+          <w:rStyle w:val="Refdecomentario"/>
+        </w:rPr>
+        <w:annotationRef/>
+      </w:r>
+      <w:r>
+        <w:t>9na diapo</w:t>
+      </w:r>
+    </w:p>
+  </w:comment>
+  <w:comment w:id="8" w:author="Jeremias Moreira" w:date="2026-10-08T19:56:00Z" w:initials="JM">
+    <w:p>
+      <w:pPr>
+        <w:pStyle w:val="Textocomentario"/>
+      </w:pPr>
+      <w:r>
+        <w:rPr>
+          <w:rStyle w:val="Refdecomentario"/>
+        </w:rPr>
+        <w:annotationRef/>
+      </w:r>
+      <w:r>
+        <w:t>11ra diapo</w:t>
+      </w:r>
+    </w:p>
+  </w:comment>
+  <w:comment w:id="9" w:author="Jeremias Moreira" w:date="2026-10-08T19:56:00Z" w:initials="JM">
+    <w:p>
+      <w:pPr>
+        <w:pStyle w:val="Textocomentario"/>
+      </w:pPr>
+      <w:r>
+        <w:rPr>
+          <w:rStyle w:val="Refdecomentario"/>
+        </w:rPr>
+        <w:annotationRef/>
+      </w:r>
+      <w:r>
+        <w:t>12da diapo</w:t>
+      </w:r>
+    </w:p>
+  </w:comment>
+  <w:comment w:id="10" w:author="Jeremias Moreira" w:date="2026-10-08T20:00:00Z" w:initials="JM">
+    <w:p>
+      <w:pPr>
+        <w:pStyle w:val="Textocomentario"/>
+      </w:pPr>
+      <w:r>
+        <w:rPr>
+          <w:rStyle w:val="Refdecomentario"/>
+        </w:rPr>
+        <w:annotationRef/>
+      </w:r>
+      <w:r>
+        <w:t>13ra diapo</w:t>
+      </w:r>
+    </w:p>
+  </w:comment>
+  <w:comment w:id="11" w:author="Jeremias Moreira" w:date="2026-10-08T20:01:00Z" w:initials="JM">
+    <w:p>
+      <w:pPr>
+        <w:pStyle w:val="Textocomentario"/>
+      </w:pPr>
+      <w:r>
+        <w:rPr>
+          <w:rStyle w:val="Refdecomentario"/>
+        </w:rPr>
+        <w:annotationRef/>
+      </w:r>
+      <w:r>
+        <w:t>15ta diapo</w:t>
+      </w:r>
+    </w:p>
+  </w:comment>
+  <w:comment w:id="12" w:author="Jeremias Moreira" w:date="2026-10-08T20:02:00Z" w:initials="JM">
+    <w:p>
+      <w:pPr>
+        <w:pStyle w:val="Textocomentario"/>
+      </w:pPr>
+      <w:r>
+        <w:rPr>
+          <w:rStyle w:val="Refdecomentario"/>
+        </w:rPr>
+        <w:annotationRef/>
+      </w:r>
+      <w:r>
+        <w:t xml:space="preserve">16ta diapo </w:t>
+      </w:r>
+    </w:p>
+  </w:comment>
+  <w:comment w:id="13" w:author="Jeremias Moreira" w:date="2026-10-08T20:03:00Z" w:initials="JM">
+    <w:p>
+      <w:pPr>
+        <w:pStyle w:val="Textocomentario"/>
+      </w:pPr>
+      <w:r>
+        <w:rPr>
+          <w:rStyle w:val="Refdecomentario"/>
+        </w:rPr>
+        <w:annotationRef/>
+      </w:r>
+      <w:r>
+        <w:t>17ma diapo</w:t>
+      </w:r>
+    </w:p>
+  </w:comment>
+  <w:comment w:id="14" w:author="Jeremias Moreira" w:date="2026-10-08T20:03:00Z" w:initials="JM">
+    <w:p>
+      <w:pPr>
+        <w:pStyle w:val="Textocomentario"/>
+      </w:pPr>
+      <w:r>
+        <w:rPr>
+          <w:rStyle w:val="Refdecomentario"/>
+        </w:rPr>
+        <w:annotationRef/>
+      </w:r>
+      <w:r>
+        <w:t>18va diapo</w:t>
+      </w:r>
+    </w:p>
+  </w:comment>
+</w:comments>
+</file>
+
+<file path=word/commentsExtended.xml><?xml version="1.0" encoding="utf-8"?>
+<w15:commentsEx xmlns:wpc="http://schemas.microsoft.com/office/word/2010/wordprocessingCanvas" xmlns:cx="http://schemas.microsoft.com/office/drawing/2014/chartex" xmlns:cx1="http://schemas.microsoft.com/office/drawing/2015/9/8/chartex" xmlns:cx2="http://schemas.microsoft.com/office/drawing/2015/10/21/chartex" xmlns:cx3="http://schemas.microsoft.com/office/drawing/2016/5/9/chartex" xmlns:cx4="http://schemas.microsoft.com/office/drawing/2016/5/10/chartex" xmlns:cx5="http://schemas.microsoft.com/office/drawing/2016/5/11/chartex" xmlns:cx6="http://schemas.microsoft.com/office/drawing/2016/5/12/chartex" xmlns:cx7="http://schemas.microsoft.com/office/drawing/2016/5/13/chartex" xmlns:cx8="http://schemas.microsoft.com/office/drawing/2016/5/14/chartex" xmlns:mc="http://schemas.openxmlformats.org/markup-compatibility/2006" xmlns:aink="http://schemas.microsoft.com/office/drawing/2016/ink" xmlns:am3d="http://schemas.microsoft.com/office/drawing/2017/model3d" xmlns:o="urn:schemas-microsoft-com:office:office" xmlns:r="http://schemas.openxmlformats.org/officeDocument/2006/relationships" xmlns:m="http://schemas.openxmlformats.org/officeDocument/2006/math" xmlns:v="urn:schemas-microsoft-com:vml" xmlns:wp14="http://schemas.microsoft.com/office/word/2010/wordprocessingDrawing" xmlns:wp="http://schemas.openxmlformats.org/drawingml/2006/wordprocessingDrawing" xmlns:w10="urn:schemas-microsoft-com:office:word" xmlns:w="http://schemas.openxmlformats.org/wordprocessingml/2006/main" xmlns:w14="http://schemas.microsoft.com/office/word/2010/wordml" xmlns:w15="http://schemas.microsoft.com/office/word/2012/wordml" xmlns:w16cex="http://schemas.microsoft.com/office/word/2018/wordml/cex" xmlns:w16cid="http://schemas.microsoft.com/office/word/2016/wordml/cid" xmlns:w16="http://schemas.microsoft.com/office/word/2018/wordml" xmlns:w16sdtdh="http://schemas.microsoft.com/office/word/2020/wordml/sdtdatahash" xmlns:w16se="http://schemas.microsoft.com/office/word/2015/wordml/symex" xmlns:wpg="http://schemas.microsoft.com/office/word/2010/wordprocessingGroup" xmlns:wpi="http://schemas.microsoft.com/office/word/2010/wordprocessingInk" xmlns:wne="http://schemas.microsoft.com/office/word/2006/wordml" xmlns:wps="http://schemas.microsoft.com/office/word/2010/wordprocessingShape" mc:Ignorable="w14 w15 w16se w16cid w16 w16cex w16sdtdh wp14">
+  <w15:commentEx w15:paraId="5B7638B4" w15:done="0"/>
+  <w15:commentEx w15:paraId="08CB9F8E" w15:done="0"/>
+  <w15:commentEx w15:paraId="2FE6126F" w15:done="0"/>
+  <w15:commentEx w15:paraId="31D19BB0" w15:done="0"/>
+  <w15:commentEx w15:paraId="16A294A5" w15:done="0"/>
+  <w15:commentEx w15:paraId="5895AED1" w15:done="0"/>
+  <w15:commentEx w15:paraId="2F2E1723" w15:done="0"/>
+  <w15:commentEx w15:paraId="3DD52C09" w15:done="0"/>
+  <w15:commentEx w15:paraId="53D8D463" w15:done="0"/>
+  <w15:commentEx w15:paraId="547BB860" w15:done="0"/>
+  <w15:commentEx w15:paraId="36819EAF" w15:done="0"/>
+  <w15:commentEx w15:paraId="1FF88E96" w15:done="0"/>
+  <w15:commentEx w15:paraId="63700AEF" w15:done="0"/>
+  <w15:commentEx w15:paraId="26BDE6B3" w15:done="0"/>
+  <w15:commentEx w15:paraId="1754DC2D" w15:done="0"/>
+</w15:commentsEx>
+</file>
+
+<file path=word/commentsExtensible.xml><?xml version="1.0" encoding="utf-8"?>
+<w16cex:commentsExtensible xmlns:wpc="http://schemas.microsoft.com/office/word/2010/wordprocessingCanvas" xmlns:cx="http://schemas.microsoft.com/office/drawing/2014/chartex" xmlns:cx1="http://schemas.microsoft.com/office/drawing/2015/9/8/chartex" xmlns:cx2="http://schemas.microsoft.com/office/drawing/2015/10/21/chartex" xmlns:cx3="http://schemas.microsoft.com/office/drawing/2016/5/9/chartex" xmlns:cx4="http://schemas.microsoft.com/office/drawing/2016/5/10/chartex" xmlns:cx5="http://schemas.microsoft.com/office/drawing/2016/5/11/chartex" xmlns:cx6="http://schemas.microsoft.com/office/drawing/2016/5/12/chartex" xmlns:cx7="http://schemas.microsoft.com/office/drawing/2016/5/13/chartex" xmlns:cx8="http://schemas.microsoft.com/office/drawing/2016/5/14/chartex" xmlns:mc="http://schemas.openxmlformats.org/markup-compatibility/2006" xmlns:aink="http://schemas.microsoft.com/office/drawing/2016/ink" xmlns:am3d="http://schemas.microsoft.com/office/drawing/2017/model3d" xmlns:o="urn:schemas-microsoft-com:office:office" xmlns:r="http://schemas.openxmlformats.org/officeDocument/2006/relationships" xmlns:m="http://schemas.openxmlformats.org/officeDocument/2006/math" xmlns:v="urn:schemas-microsoft-com:vml" xmlns:wp14="http://schemas.microsoft.com/office/word/2010/wordprocessingDrawing" xmlns:wp="http://schemas.openxmlformats.org/drawingml/2006/wordprocessingDrawing" xmlns:w10="urn:schemas-microsoft-com:office:word" xmlns:w="http://schemas.openxmlformats.org/wordprocessingml/2006/main" xmlns:w14="http://schemas.microsoft.com/office/word/2010/wordml" xmlns:w15="http://schemas.microsoft.com/office/word/2012/wordml" xmlns:w16cex="http://schemas.microsoft.com/office/word/2018/wordml/cex" xmlns:w16cid="http://schemas.microsoft.com/office/word/2016/wordml/cid" xmlns:w16="http://schemas.microsoft.com/office/word/2018/wordml" xmlns:w16sdtdh="http://schemas.microsoft.com/office/word/2020/wordml/sdtdatahash" xmlns:w16se="http://schemas.microsoft.com/office/word/2015/wordml/symex" xmlns:wpg="http://schemas.microsoft.com/office/word/2010/wordprocessingGroup" xmlns:wpi="http://schemas.microsoft.com/office/word/2010/wordprocessingInk" xmlns:wne="http://schemas.microsoft.com/office/word/2006/wordml" xmlns:wps="http://schemas.microsoft.com/office/word/2010/wordprocessingShape" mc:Ignorable="w14 w15 w16se w16cid w16 w16cex w16sdtdh wp14">
+  <w16cex:commentExtensible w16cex:durableId="2E7264EF" w16cex:dateUtc="2026-10-08T21:52:00Z"/>
+  <w16cex:commentExtensible w16cex:durableId="2E7264DD" w16cex:dateUtc="2026-10-08T21:52:00Z"/>
+  <w16cex:commentExtensible w16cex:durableId="2E7264C5" w16cex:dateUtc="2026-10-08T21:51:00Z"/>
+  <w16cex:commentExtensible w16cex:durableId="2E726503" w16cex:dateUtc="2026-10-08T21:52:00Z"/>
+  <w16cex:commentExtensible w16cex:durableId="2E72650F" w16cex:dateUtc="2026-10-08T21:53:00Z"/>
+  <w16cex:commentExtensible w16cex:durableId="2E726720" w16cex:dateUtc="2026-10-08T22:01:00Z"/>
+  <w16cex:commentExtensible w16cex:durableId="2E72672C" w16cex:dateUtc="2026-10-08T22:02:00Z"/>
+  <w16cex:commentExtensible w16cex:durableId="2E7273BA" w16cex:dateUtc="2026-10-08T22:55:00Z"/>
+  <w16cex:commentExtensible w16cex:durableId="2E7273EB" w16cex:dateUtc="2026-10-08T22:56:00Z"/>
+  <w16cex:commentExtensible w16cex:durableId="2E7273FC" w16cex:dateUtc="2026-10-08T22:56:00Z"/>
+  <w16cex:commentExtensible w16cex:durableId="2E7274FA" w16cex:dateUtc="2026-10-08T23:00:00Z"/>
+  <w16cex:commentExtensible w16cex:durableId="2E727523" w16cex:dateUtc="2026-10-08T23:01:00Z"/>
+  <w16cex:commentExtensible w16cex:durableId="2E727553" w16cex:dateUtc="2026-10-08T23:02:00Z"/>
+  <w16cex:commentExtensible w16cex:durableId="2E727575" w16cex:dateUtc="2026-10-08T23:03:00Z"/>
+  <w16cex:commentExtensible w16cex:durableId="2E727588" w16cex:dateUtc="2026-10-08T23:03:00Z"/>
+</w16cex:commentsExtensible>
+</file>
+
+<file path=word/commentsIds.xml><?xml version="1.0" encoding="utf-8"?>
+<w16cid:commentsIds xmlns:wpc="http://schemas.microsoft.com/office/word/2010/wordprocessingCanvas" xmlns:cx="http://schemas.microsoft.com/office/drawing/2014/chartex" xmlns:cx1="http://schemas.microsoft.com/office/drawing/2015/9/8/chartex" xmlns:cx2="http://schemas.microsoft.com/office/drawing/2015/10/21/chartex" xmlns:cx3="http://schemas.microsoft.com/office/drawing/2016/5/9/chartex" xmlns:cx4="http://schemas.microsoft.com/office/drawing/2016/5/10/chartex" xmlns:cx5="http://schemas.microsoft.com/office/drawing/2016/5/11/chartex" xmlns:cx6="http://schemas.microsoft.com/office/drawing/2016/5/12/chartex" xmlns:cx7="http://schemas.microsoft.com/office/drawing/2016/5/13/chartex" xmlns:cx8="http://schemas.microsoft.com/office/drawing/2016/5/14/chartex" xmlns:mc="http://schemas.openxmlformats.org/markup-compatibility/2006" xmlns:aink="http://schemas.microsoft.com/office/drawing/2016/ink" xmlns:am3d="http://schemas.microsoft.com/office/drawing/2017/model3d" xmlns:o="urn:schemas-microsoft-com:office:office" xmlns:r="http://schemas.openxmlformats.org/officeDocument/2006/relationships" xmlns:m="http://schemas.openxmlformats.org/officeDocument/2006/math" xmlns:v="urn:schemas-microsoft-com:vml" xmlns:wp14="http://schemas.microsoft.com/office/word/2010/wordprocessingDrawing" xmlns:wp="http://schemas.openxmlformats.org/drawingml/2006/wordprocessingDrawing" xmlns:w10="urn:schemas-microsoft-com:office:word" xmlns:w="http://schemas.openxmlformats.org/wordprocessingml/2006/main" xmlns:w14="http://schemas.microsoft.com/office/word/2010/wordml" xmlns:w15="http://schemas.microsoft.com/office/word/2012/wordml" xmlns:w16cex="http://schemas.microsoft.com/office/word/2018/wordml/cex" xmlns:w16cid="http://schemas.microsoft.com/office/word/2016/wordml/cid" xmlns:w16="http://schemas.microsoft.com/office/word/2018/wordml" xmlns:w16sdtdh="http://schemas.microsoft.com/office/word/2020/wordml/sdtdatahash" xmlns:w16se="http://schemas.microsoft.com/office/word/2015/wordml/symex" xmlns:wpg="http://schemas.microsoft.com/office/word/2010/wordprocessingGroup" xmlns:wpi="http://schemas.microsoft.com/office/word/2010/wordprocessingInk" xmlns:wne="http://schemas.microsoft.com/office/word/2006/wordml" xmlns:wps="http://schemas.microsoft.com/office/word/2010/wordprocessingShape" mc:Ignorable="w14 w15 w16se w16cid w16 w16cex w16sdtdh wp14">
+  <w16cid:commentId w16cid:paraId="5B7638B4" w16cid:durableId="2E7264EF"/>
+  <w16cid:commentId w16cid:paraId="08CB9F8E" w16cid:durableId="2E7264DD"/>
+  <w16cid:commentId w16cid:paraId="2FE6126F" w16cid:durableId="2E7264C5"/>
+  <w16cid:commentId w16cid:paraId="31D19BB0" w16cid:durableId="2E726503"/>
+  <w16cid:commentId w16cid:paraId="16A294A5" w16cid:durableId="2E72650F"/>
+  <w16cid:commentId w16cid:paraId="5895AED1" w16cid:durableId="2E726720"/>
+  <w16cid:commentId w16cid:paraId="2F2E1723" w16cid:durableId="2E72672C"/>
+  <w16cid:commentId w16cid:paraId="3DD52C09" w16cid:durableId="2E7273BA"/>
+  <w16cid:commentId w16cid:paraId="53D8D463" w16cid:durableId="2E7273EB"/>
+  <w16cid:commentId w16cid:paraId="547BB860" w16cid:durableId="2E7273FC"/>
+  <w16cid:commentId w16cid:paraId="36819EAF" w16cid:durableId="2E7274FA"/>
+  <w16cid:commentId w16cid:paraId="1FF88E96" w16cid:durableId="2E727523"/>
+  <w16cid:commentId w16cid:paraId="63700AEF" w16cid:durableId="2E727553"/>
+  <w16cid:commentId w16cid:paraId="26BDE6B3" w16cid:durableId="2E727575"/>
+  <w16cid:commentId w16cid:paraId="1754DC2D" w16cid:durableId="2E727588"/>
+</w16cid:commentsIds>
 </file>
 
 <file path=word/endnotes.xml><?xml version="1.0" encoding="utf-8"?>
@@ -7912,6 +8049,11 @@
   <w:p>
     <w:pPr>
       <w:pStyle w:val="Piedepgina"/>
+      <w:tabs>
+        <w:tab w:val="clear" w:pos="8504"/>
+        <w:tab w:val="right" w:pos="8931"/>
+      </w:tabs>
+      <w:ind w:left="0" w:firstLine="0"/>
     </w:pPr>
     <w:r>
       <w:t>Jeremías Moreira – Simón Becerra</w:t>
@@ -8185,7 +8327,7 @@
         <v:path o:extrusionok="f" gradientshapeok="t" o:connecttype="rect"/>
         <o:lock v:ext="edit" aspectratio="t"/>
       </v:shapetype>
-      <v:shape id="_x0000_i1081" type="#_x0000_t75" style="width:10.5pt;height:10.5pt" o:bullet="t">
+      <v:shape id="_x0000_i1379" type="#_x0000_t75" style="width:10.05pt;height:10.05pt" o:bullet="t">
         <v:imagedata r:id="rId1" o:title="mso4FA2"/>
       </v:shape>
     </w:pict>
@@ -9568,7 +9710,7 @@
   <w:abstractNum w:abstractNumId="10" w15:restartNumberingAfterBreak="0">
     <w:nsid w:val="482A4950"/>
     <w:multiLevelType w:val="hybridMultilevel"/>
-    <w:tmpl w:val="262CA864"/>
+    <w:tmpl w:val="A35C6B54"/>
     <w:lvl w:ilvl="0" w:tplc="580A0009">
       <w:start w:val="1"/>
       <w:numFmt w:val="bullet"/>
@@ -11204,6 +11346,119 @@
         <w:bdr w:val="none" w:sz="0" w:space="0" w:color="auto"/>
         <w:shd w:val="clear" w:color="auto" w:fill="auto"/>
         <w:vertAlign w:val="baseline"/>
+      </w:rPr>
+    </w:lvl>
+  </w:abstractNum>
+  <w:abstractNum w:abstractNumId="21" w15:restartNumberingAfterBreak="0">
+    <w:nsid w:val="7E8507AC"/>
+    <w:multiLevelType w:val="hybridMultilevel"/>
+    <w:tmpl w:val="CF569796"/>
+    <w:lvl w:ilvl="0" w:tplc="580A0009">
+      <w:start w:val="1"/>
+      <w:numFmt w:val="bullet"/>
+      <w:lvlText w:val=""/>
+      <w:lvlJc w:val="left"/>
+      <w:pPr>
+        <w:ind w:left="1290" w:hanging="360"/>
+      </w:pPr>
+      <w:rPr>
+        <w:rFonts w:ascii="Wingdings" w:hAnsi="Wingdings" w:hint="default"/>
+      </w:rPr>
+    </w:lvl>
+    <w:lvl w:ilvl="1" w:tplc="580A0003" w:tentative="1">
+      <w:start w:val="1"/>
+      <w:numFmt w:val="bullet"/>
+      <w:lvlText w:val="o"/>
+      <w:lvlJc w:val="left"/>
+      <w:pPr>
+        <w:ind w:left="2010" w:hanging="360"/>
+      </w:pPr>
+      <w:rPr>
+        <w:rFonts w:ascii="Courier New" w:hAnsi="Courier New" w:cs="Courier New" w:hint="default"/>
+      </w:rPr>
+    </w:lvl>
+    <w:lvl w:ilvl="2" w:tplc="580A0005" w:tentative="1">
+      <w:start w:val="1"/>
+      <w:numFmt w:val="bullet"/>
+      <w:lvlText w:val=""/>
+      <w:lvlJc w:val="left"/>
+      <w:pPr>
+        <w:ind w:left="2730" w:hanging="360"/>
+      </w:pPr>
+      <w:rPr>
+        <w:rFonts w:ascii="Wingdings" w:hAnsi="Wingdings" w:hint="default"/>
+      </w:rPr>
+    </w:lvl>
+    <w:lvl w:ilvl="3" w:tplc="580A0001" w:tentative="1">
+      <w:start w:val="1"/>
+      <w:numFmt w:val="bullet"/>
+      <w:lvlText w:val=""/>
+      <w:lvlJc w:val="left"/>
+      <w:pPr>
+        <w:ind w:left="3450" w:hanging="360"/>
+      </w:pPr>
+      <w:rPr>
+        <w:rFonts w:ascii="Symbol" w:hAnsi="Symbol" w:hint="default"/>
+      </w:rPr>
+    </w:lvl>
+    <w:lvl w:ilvl="4" w:tplc="580A0003" w:tentative="1">
+      <w:start w:val="1"/>
+      <w:numFmt w:val="bullet"/>
+      <w:lvlText w:val="o"/>
+      <w:lvlJc w:val="left"/>
+      <w:pPr>
+        <w:ind w:left="4170" w:hanging="360"/>
+      </w:pPr>
+      <w:rPr>
+        <w:rFonts w:ascii="Courier New" w:hAnsi="Courier New" w:cs="Courier New" w:hint="default"/>
+      </w:rPr>
+    </w:lvl>
+    <w:lvl w:ilvl="5" w:tplc="580A0005" w:tentative="1">
+      <w:start w:val="1"/>
+      <w:numFmt w:val="bullet"/>
+      <w:lvlText w:val=""/>
+      <w:lvlJc w:val="left"/>
+      <w:pPr>
+        <w:ind w:left="4890" w:hanging="360"/>
+      </w:pPr>
+      <w:rPr>
+        <w:rFonts w:ascii="Wingdings" w:hAnsi="Wingdings" w:hint="default"/>
+      </w:rPr>
+    </w:lvl>
+    <w:lvl w:ilvl="6" w:tplc="580A0001" w:tentative="1">
+      <w:start w:val="1"/>
+      <w:numFmt w:val="bullet"/>
+      <w:lvlText w:val=""/>
+      <w:lvlJc w:val="left"/>
+      <w:pPr>
+        <w:ind w:left="5610" w:hanging="360"/>
+      </w:pPr>
+      <w:rPr>
+        <w:rFonts w:ascii="Symbol" w:hAnsi="Symbol" w:hint="default"/>
+      </w:rPr>
+    </w:lvl>
+    <w:lvl w:ilvl="7" w:tplc="580A0003" w:tentative="1">
+      <w:start w:val="1"/>
+      <w:numFmt w:val="bullet"/>
+      <w:lvlText w:val="o"/>
+      <w:lvlJc w:val="left"/>
+      <w:pPr>
+        <w:ind w:left="6330" w:hanging="360"/>
+      </w:pPr>
+      <w:rPr>
+        <w:rFonts w:ascii="Courier New" w:hAnsi="Courier New" w:cs="Courier New" w:hint="default"/>
+      </w:rPr>
+    </w:lvl>
+    <w:lvl w:ilvl="8" w:tplc="580A0005" w:tentative="1">
+      <w:start w:val="1"/>
+      <w:numFmt w:val="bullet"/>
+      <w:lvlText w:val=""/>
+      <w:lvlJc w:val="left"/>
+      <w:pPr>
+        <w:ind w:left="7050" w:hanging="360"/>
+      </w:pPr>
+      <w:rPr>
+        <w:rFonts w:ascii="Wingdings" w:hAnsi="Wingdings" w:hint="default"/>
       </w:rPr>
     </w:lvl>
   </w:abstractNum>
@@ -11270,7 +11525,18 @@
   <w:num w:numId="21">
     <w:abstractNumId w:val="12"/>
   </w:num>
+  <w:num w:numId="22">
+    <w:abstractNumId w:val="21"/>
+  </w:num>
 </w:numbering>
+</file>
+
+<file path=word/people.xml><?xml version="1.0" encoding="utf-8"?>
+<w15:people xmlns:wpc="http://schemas.microsoft.com/office/word/2010/wordprocessingCanvas" xmlns:cx="http://schemas.microsoft.com/office/drawing/2014/chartex" xmlns:cx1="http://schemas.microsoft.com/office/drawing/2015/9/8/chartex" xmlns:cx2="http://schemas.microsoft.com/office/drawing/2015/10/21/chartex" xmlns:cx3="http://schemas.microsoft.com/office/drawing/2016/5/9/chartex" xmlns:cx4="http://schemas.microsoft.com/office/drawing/2016/5/10/chartex" xmlns:cx5="http://schemas.microsoft.com/office/drawing/2016/5/11/chartex" xmlns:cx6="http://schemas.microsoft.com/office/drawing/2016/5/12/chartex" xmlns:cx7="http://schemas.microsoft.com/office/drawing/2016/5/13/chartex" xmlns:cx8="http://schemas.microsoft.com/office/drawing/2016/5/14/chartex" xmlns:mc="http://schemas.openxmlformats.org/markup-compatibility/2006" xmlns:aink="http://schemas.microsoft.com/office/drawing/2016/ink" xmlns:am3d="http://schemas.microsoft.com/office/drawing/2017/model3d" xmlns:o="urn:schemas-microsoft-com:office:office" xmlns:r="http://schemas.openxmlformats.org/officeDocument/2006/relationships" xmlns:m="http://schemas.openxmlformats.org/officeDocument/2006/math" xmlns:v="urn:schemas-microsoft-com:vml" xmlns:wp14="http://schemas.microsoft.com/office/word/2010/wordprocessingDrawing" xmlns:wp="http://schemas.openxmlformats.org/drawingml/2006/wordprocessingDrawing" xmlns:w10="urn:schemas-microsoft-com:office:word" xmlns:w="http://schemas.openxmlformats.org/wordprocessingml/2006/main" xmlns:w14="http://schemas.microsoft.com/office/word/2010/wordml" xmlns:w15="http://schemas.microsoft.com/office/word/2012/wordml" xmlns:w16cex="http://schemas.microsoft.com/office/word/2018/wordml/cex" xmlns:w16cid="http://schemas.microsoft.com/office/word/2016/wordml/cid" xmlns:w16="http://schemas.microsoft.com/office/word/2018/wordml" xmlns:w16sdtdh="http://schemas.microsoft.com/office/word/2020/wordml/sdtdatahash" xmlns:w16se="http://schemas.microsoft.com/office/word/2015/wordml/symex" xmlns:wpg="http://schemas.microsoft.com/office/word/2010/wordprocessingGroup" xmlns:wpi="http://schemas.microsoft.com/office/word/2010/wordprocessingInk" xmlns:wne="http://schemas.microsoft.com/office/word/2006/wordml" xmlns:wps="http://schemas.microsoft.com/office/word/2010/wordprocessingShape" mc:Ignorable="w14 w15 w16se w16cid w16 w16cex w16sdtdh wp14">
+  <w15:person w15:author="Jeremias Moreira">
+    <w15:presenceInfo w15:providerId="Windows Live" w15:userId="4b03a5148f7f7459"/>
+  </w15:person>
+</w15:people>
 </file>
 
 <file path=word/styles.xml><?xml version="1.0" encoding="utf-8"?>

--- a/TP Org y Gestión de las organizaciones - Becerra y Jeremías.docx
+++ b/TP Org y Gestión de las organizaciones - Becerra y Jeremías.docx
@@ -704,16 +704,6 @@
           <w:szCs w:val="28"/>
           <w:u w:val="single"/>
         </w:rPr>
-        <w:tab/>
-        <w:t>x</w:t>
-      </w:r>
-      <w:r>
-        <w:rPr>
-          <w:b/>
-          <w:sz w:val="36"/>
-          <w:szCs w:val="28"/>
-          <w:u w:val="single"/>
-        </w:rPr>
         <w:t xml:space="preserve">ree Know </w:t>
       </w:r>
     </w:p>
@@ -1039,8 +1029,19 @@
           <w:sz w:val="24"/>
           <w:szCs w:val="24"/>
         </w:rPr>
-        <w:t>Free Water</w:t>
-      </w:r>
+        <w:t xml:space="preserve">Free </w:t>
+      </w:r>
+      <w:proofErr w:type="spellStart"/>
+      <w:r>
+        <w:rPr>
+          <w:i/>
+          <w:iCs/>
+          <w:sz w:val="24"/>
+          <w:szCs w:val="24"/>
+        </w:rPr>
+        <w:t>Water</w:t>
+      </w:r>
+      <w:proofErr w:type="spellEnd"/>
       <w:r>
         <w:rPr>
           <w:i/>
@@ -1354,7 +1355,25 @@
           <w:sz w:val="24"/>
           <w:szCs w:val="24"/>
         </w:rPr>
-        <w:t xml:space="preserve"> FreeKnow los imprime y encuaderna→ se preparan para el transporte </w:t>
+        <w:t xml:space="preserve"> </w:t>
+      </w:r>
+      <w:proofErr w:type="spellStart"/>
+      <w:r>
+        <w:rPr>
+          <w:b/>
+          <w:sz w:val="24"/>
+          <w:szCs w:val="24"/>
+        </w:rPr>
+        <w:t>FreeKnow</w:t>
+      </w:r>
+      <w:proofErr w:type="spellEnd"/>
+      <w:r>
+        <w:rPr>
+          <w:b/>
+          <w:sz w:val="24"/>
+          <w:szCs w:val="24"/>
+        </w:rPr>
+        <w:t xml:space="preserve"> los imprime y encuaderna→ se preparan para el transporte </w:t>
       </w:r>
       <w:r>
         <w:rPr>
@@ -1453,7 +1472,23 @@
           <w:sz w:val="24"/>
           <w:szCs w:val="24"/>
         </w:rPr>
-        <w:t xml:space="preserve">Para evitar que las empresas más grandes concentren la totalidad de los espacios disponibles, Free Know establece un sistema de distribución entre grandes empresas y PyMEs. </w:t>
+        <w:t xml:space="preserve">Para evitar que las empresas más grandes concentren la totalidad de los espacios disponibles, Free Know establece un sistema de distribución entre grandes empresas y </w:t>
+      </w:r>
+      <w:proofErr w:type="spellStart"/>
+      <w:r>
+        <w:rPr>
+          <w:sz w:val="24"/>
+          <w:szCs w:val="24"/>
+        </w:rPr>
+        <w:t>PyMEs</w:t>
+      </w:r>
+      <w:proofErr w:type="spellEnd"/>
+      <w:r>
+        <w:rPr>
+          <w:sz w:val="24"/>
+          <w:szCs w:val="24"/>
+        </w:rPr>
+        <w:t xml:space="preserve">. </w:t>
       </w:r>
       <w:commentRangeEnd w:id="4"/>
       <w:r>
@@ -1613,13 +1648,23 @@
           <w:szCs w:val="24"/>
         </w:rPr>
       </w:pPr>
-      <w:r>
-        <w:rPr>
-          <w:rFonts w:ascii="Arial" w:hAnsi="Arial" w:cs="Arial"/>
-          <w:sz w:val="24"/>
-          <w:szCs w:val="24"/>
-        </w:rPr>
-        <w:t xml:space="preserve">PyMEs </w:t>
+      <w:proofErr w:type="spellStart"/>
+      <w:r>
+        <w:rPr>
+          <w:rFonts w:ascii="Arial" w:hAnsi="Arial" w:cs="Arial"/>
+          <w:sz w:val="24"/>
+          <w:szCs w:val="24"/>
+        </w:rPr>
+        <w:t>PyMEs</w:t>
+      </w:r>
+      <w:proofErr w:type="spellEnd"/>
+      <w:r>
+        <w:rPr>
+          <w:rFonts w:ascii="Arial" w:hAnsi="Arial" w:cs="Arial"/>
+          <w:sz w:val="24"/>
+          <w:szCs w:val="24"/>
+        </w:rPr>
+        <w:t xml:space="preserve"> </w:t>
       </w:r>
     </w:p>
     <w:p>
@@ -1636,7 +1681,23 @@
           <w:sz w:val="24"/>
           <w:szCs w:val="24"/>
         </w:rPr>
-        <w:t xml:space="preserve">Las PyMEs tendrán reservado inicialmente el 35 % de la producción total disponible para auspicios. </w:t>
+        <w:t xml:space="preserve">Las </w:t>
+      </w:r>
+      <w:proofErr w:type="spellStart"/>
+      <w:r>
+        <w:rPr>
+          <w:sz w:val="24"/>
+          <w:szCs w:val="24"/>
+        </w:rPr>
+        <w:t>PyMEs</w:t>
+      </w:r>
+      <w:proofErr w:type="spellEnd"/>
+      <w:r>
+        <w:rPr>
+          <w:sz w:val="24"/>
+          <w:szCs w:val="24"/>
+        </w:rPr>
+        <w:t xml:space="preserve"> tendrán reservado inicialmente el 35 % de la producción total disponible para auspicios. </w:t>
       </w:r>
     </w:p>
     <w:p>
@@ -1669,7 +1730,23 @@
           <w:sz w:val="24"/>
           <w:szCs w:val="24"/>
         </w:rPr>
-        <w:t xml:space="preserve">Si las grandes empresas no utilizan completamente el 65 % que tienen disponible, el porcentaje que quede libre podrá ser utilizado por las PyMEs. </w:t>
+        <w:t xml:space="preserve">Si las grandes empresas no utilizan completamente el 65 % que tienen disponible, el porcentaje que quede libre podrá ser utilizado por las </w:t>
+      </w:r>
+      <w:proofErr w:type="spellStart"/>
+      <w:r>
+        <w:rPr>
+          <w:sz w:val="24"/>
+          <w:szCs w:val="24"/>
+        </w:rPr>
+        <w:t>PyMEs</w:t>
+      </w:r>
+      <w:proofErr w:type="spellEnd"/>
+      <w:r>
+        <w:rPr>
+          <w:sz w:val="24"/>
+          <w:szCs w:val="24"/>
+        </w:rPr>
+        <w:t xml:space="preserve">. </w:t>
       </w:r>
     </w:p>
     <w:p>
@@ -1685,7 +1762,23 @@
           <w:sz w:val="24"/>
           <w:szCs w:val="24"/>
         </w:rPr>
-        <w:t xml:space="preserve">De la misma manera, si las PyMEs no logran cubrir completamente el 35 % reservado, el espacio restante podrá ser utilizado por grandes empresas. </w:t>
+        <w:t xml:space="preserve">De la misma manera, si las </w:t>
+      </w:r>
+      <w:proofErr w:type="spellStart"/>
+      <w:r>
+        <w:rPr>
+          <w:sz w:val="24"/>
+          <w:szCs w:val="24"/>
+        </w:rPr>
+        <w:t>PyMEs</w:t>
+      </w:r>
+      <w:proofErr w:type="spellEnd"/>
+      <w:r>
+        <w:rPr>
+          <w:sz w:val="24"/>
+          <w:szCs w:val="24"/>
+        </w:rPr>
+        <w:t xml:space="preserve"> no logran cubrir completamente el 35 % reservado, el espacio restante podrá ser utilizado por grandes empresas. </w:t>
       </w:r>
     </w:p>
     <w:p>
@@ -1994,7 +2087,23 @@
           <w:sz w:val="24"/>
           <w:szCs w:val="24"/>
         </w:rPr>
-        <w:t>Autor, Genero, Best Sellers, temática, Saga</w:t>
+        <w:t xml:space="preserve">Autor, Genero, </w:t>
+      </w:r>
+      <w:proofErr w:type="spellStart"/>
+      <w:r>
+        <w:rPr>
+          <w:sz w:val="24"/>
+          <w:szCs w:val="24"/>
+        </w:rPr>
+        <w:t>Best</w:t>
+      </w:r>
+      <w:proofErr w:type="spellEnd"/>
+      <w:r>
+        <w:rPr>
+          <w:sz w:val="24"/>
+          <w:szCs w:val="24"/>
+        </w:rPr>
+        <w:t xml:space="preserve"> Sellers, temática, Saga</w:t>
       </w:r>
     </w:p>
     <w:p>
@@ -2011,7 +2120,23 @@
           <w:sz w:val="24"/>
           <w:szCs w:val="24"/>
         </w:rPr>
-        <w:t xml:space="preserve">Para mantener un equilibrio entre empresas de diferentes tamaños, los espacios disponibles dentro de cada catálogo se dividirán inicialmente en un 50 % para grandes empresas y un 50 % para PyMEs. </w:t>
+        <w:t xml:space="preserve">Para mantener un equilibrio entre empresas de diferentes tamaños, los espacios disponibles dentro de cada catálogo se dividirán inicialmente en un 50 % para grandes empresas y un 50 % para </w:t>
+      </w:r>
+      <w:proofErr w:type="spellStart"/>
+      <w:r>
+        <w:rPr>
+          <w:sz w:val="24"/>
+          <w:szCs w:val="24"/>
+        </w:rPr>
+        <w:t>PyMEs</w:t>
+      </w:r>
+      <w:proofErr w:type="spellEnd"/>
+      <w:r>
+        <w:rPr>
+          <w:sz w:val="24"/>
+          <w:szCs w:val="24"/>
+        </w:rPr>
+        <w:t xml:space="preserve">. </w:t>
       </w:r>
       <w:commentRangeEnd w:id="6"/>
       <w:r>
@@ -2592,6 +2717,7 @@
           <w:szCs w:val="24"/>
         </w:rPr>
       </w:pPr>
+      <w:proofErr w:type="spellStart"/>
       <w:r>
         <w:rPr>
           <w:b/>
@@ -2600,6 +2726,7 @@
         </w:rPr>
         <w:t>Packaging</w:t>
       </w:r>
+      <w:proofErr w:type="spellEnd"/>
       <w:r>
         <w:rPr>
           <w:sz w:val="24"/>
@@ -2622,7 +2749,23 @@
           <w:sz w:val="24"/>
           <w:szCs w:val="24"/>
         </w:rPr>
-        <w:t>El packaging consistirá en cajas de cartón reciclado y reciclable, procurando mantener la utilización de materiales de bajo impacto ambiental.</w:t>
+        <w:t xml:space="preserve">El </w:t>
+      </w:r>
+      <w:proofErr w:type="spellStart"/>
+      <w:r>
+        <w:rPr>
+          <w:sz w:val="24"/>
+          <w:szCs w:val="24"/>
+        </w:rPr>
+        <w:t>packaging</w:t>
+      </w:r>
+      <w:proofErr w:type="spellEnd"/>
+      <w:r>
+        <w:rPr>
+          <w:sz w:val="24"/>
+          <w:szCs w:val="24"/>
+        </w:rPr>
+        <w:t xml:space="preserve"> consistirá en cajas de cartón reciclado y reciclable, procurando mantener la utilización de materiales de bajo impacto ambiental.</w:t>
       </w:r>
       <w:r>
         <w:rPr>
@@ -2708,6 +2851,7 @@
         </w:rPr>
         <w:t xml:space="preserve">Como posibles competidores, podíamos tener a grandes editoriales del país como, por ejemplo: </w:t>
       </w:r>
+      <w:proofErr w:type="spellStart"/>
       <w:r>
         <w:rPr>
           <w:rFonts w:ascii="Arial" w:hAnsi="Arial" w:cs="Arial"/>
@@ -2716,7 +2860,40 @@
           <w:sz w:val="24"/>
           <w:szCs w:val="24"/>
         </w:rPr>
-        <w:t xml:space="preserve">Penguin Random House Grupo Editorial; Editorial Eudeba </w:t>
+        <w:t>Penguin</w:t>
+      </w:r>
+      <w:proofErr w:type="spellEnd"/>
+      <w:r>
+        <w:rPr>
+          <w:rFonts w:ascii="Arial" w:hAnsi="Arial" w:cs="Arial"/>
+          <w:i/>
+          <w:iCs/>
+          <w:sz w:val="24"/>
+          <w:szCs w:val="24"/>
+        </w:rPr>
+        <w:t xml:space="preserve"> </w:t>
+      </w:r>
+      <w:proofErr w:type="spellStart"/>
+      <w:r>
+        <w:rPr>
+          <w:rFonts w:ascii="Arial" w:hAnsi="Arial" w:cs="Arial"/>
+          <w:i/>
+          <w:iCs/>
+          <w:sz w:val="24"/>
+          <w:szCs w:val="24"/>
+        </w:rPr>
+        <w:t>Random</w:t>
+      </w:r>
+      <w:proofErr w:type="spellEnd"/>
+      <w:r>
+        <w:rPr>
+          <w:rFonts w:ascii="Arial" w:hAnsi="Arial" w:cs="Arial"/>
+          <w:i/>
+          <w:iCs/>
+          <w:sz w:val="24"/>
+          <w:szCs w:val="24"/>
+        </w:rPr>
+        <w:t xml:space="preserve"> House Grupo Editorial; Editorial Eudeba </w:t>
       </w:r>
       <w:r>
         <w:rPr>
@@ -3061,7 +3238,23 @@
           <w:szCs w:val="24"/>
         </w:rPr>
         <w:lastRenderedPageBreak/>
-        <w:t xml:space="preserve">otras entidades como ONGs. Pudiendo aumentar la conciencia social sobre la falta de lectura y del poco cuidado de nuestro planeta. </w:t>
+        <w:t xml:space="preserve">otras entidades como </w:t>
+      </w:r>
+      <w:proofErr w:type="spellStart"/>
+      <w:r>
+        <w:rPr>
+          <w:sz w:val="24"/>
+          <w:szCs w:val="24"/>
+        </w:rPr>
+        <w:t>ONGs</w:t>
+      </w:r>
+      <w:proofErr w:type="spellEnd"/>
+      <w:r>
+        <w:rPr>
+          <w:sz w:val="24"/>
+          <w:szCs w:val="24"/>
+        </w:rPr>
+        <w:t xml:space="preserve">. Pudiendo aumentar la conciencia social sobre la falta de lectura y del poco cuidado de nuestro planeta. </w:t>
       </w:r>
     </w:p>
     <w:p>
@@ -8327,7 +8520,7 @@
         <v:path o:extrusionok="f" gradientshapeok="t" o:connecttype="rect"/>
         <o:lock v:ext="edit" aspectratio="t"/>
       </v:shapetype>
-      <v:shape id="_x0000_i1379" type="#_x0000_t75" style="width:10.05pt;height:10.05pt" o:bullet="t">
+      <v:shape id="_x0000_i1041" type="#_x0000_t75" style="width:9.75pt;height:9.75pt" o:bullet="t">
         <v:imagedata r:id="rId1" o:title="mso4FA2"/>
       </v:shape>
     </w:pict>
